--- a/6-过程管理/流程制度规范类文件/060102-服务级别管理程序.docx
+++ b/6-过程管理/流程制度规范类文件/060102-服务级别管理程序.docx
@@ -1,10 +1,11 @@
 
 <file path=word/document.xml><?xml version="1.0" encoding="utf-8"?>
-<w:document xmlns:wpc="http://schemas.microsoft.com/office/word/2010/wordprocessingCanvas" xmlns:mc="http://schemas.openxmlformats.org/markup-compatibility/2006" xmlns:o="urn:schemas-microsoft-com:office:office" xmlns:r="http://schemas.openxmlformats.org/officeDocument/2006/relationships" xmlns:m="http://schemas.openxmlformats.org/officeDocument/2006/math" xmlns:v="urn:schemas-microsoft-com:vml" xmlns:wp14="http://schemas.microsoft.com/office/word/2010/wordprocessingDrawing" xmlns:wp="http://schemas.openxmlformats.org/drawingml/2006/wordprocessingDrawing" xmlns:w="http://schemas.openxmlformats.org/wordprocessingml/2006/main" xmlns:w14="http://schemas.microsoft.com/office/word/2010/wordml" xmlns:w10="urn:schemas-microsoft-com:office:word" xmlns:w15="http://schemas.microsoft.com/office/word/2012/wordml" xmlns:wpg="http://schemas.microsoft.com/office/word/2010/wordprocessingGroup" xmlns:wpi="http://schemas.microsoft.com/office/word/2010/wordprocessingInk" xmlns:wne="http://schemas.microsoft.com/office/word/2006/wordml" xmlns:wps="http://schemas.microsoft.com/office/word/2010/wordprocessingShape" xmlns:wpsCustomData="http://www.wps.cn/officeDocument/2013/wpsCustomData" mc:Ignorable="w14 w15 wp14">
+<w:document xmlns:wpc="http://schemas.microsoft.com/office/word/2010/wordprocessingCanvas" xmlns:mc="http://schemas.openxmlformats.org/markup-compatibility/2006" xmlns:o="urn:schemas-microsoft-com:office:office" xmlns:r="http://schemas.openxmlformats.org/officeDocument/2006/relationships" xmlns:m="http://schemas.openxmlformats.org/officeDocument/2006/math" xmlns:v="urn:schemas-microsoft-com:vml" xmlns:wp14="http://schemas.microsoft.com/office/word/2010/wordprocessingDrawing" xmlns:wp="http://schemas.openxmlformats.org/drawingml/2006/wordprocessingDrawing" xmlns:w10="urn:schemas-microsoft-com:office:word" xmlns:w="http://schemas.openxmlformats.org/wordprocessingml/2006/main" xmlns:w14="http://schemas.microsoft.com/office/word/2010/wordml" xmlns:w15="http://schemas.microsoft.com/office/word/2012/wordml" xmlns:wne="http://schemas.microsoft.com/office/word/2006/wordml" xmlns:wpg="http://schemas.microsoft.com/office/word/2010/wordprocessingGroup" xmlns:wpi="http://schemas.microsoft.com/office/word/2010/wordprocessingInk" xmlns:wps="http://schemas.microsoft.com/office/word/2010/wordprocessingShape" mc:Ignorable="w14 w15 wp14">
+  <!-- Generated by Aspose.Words for .NET 13.3.0.1 -->
   <w:body>
     <w:p>
       <w:pPr>
-        <w:pStyle w:val="31"/>
+        <w:pStyle w:val="a1"/>
         <w:keepNext w:val="0"/>
         <w:keepLines w:val="0"/>
         <w:pageBreakBefore w:val="0"/>
@@ -24,7 +25,7 @@
     </w:p>
     <w:p>
       <w:pPr>
-        <w:pStyle w:val="31"/>
+        <w:pStyle w:val="a1"/>
         <w:keepNext w:val="0"/>
         <w:keepLines w:val="0"/>
         <w:pageBreakBefore w:val="0"/>
@@ -47,7 +48,7 @@
     </w:p>
     <w:p>
       <w:pPr>
-        <w:pStyle w:val="32"/>
+        <w:pStyle w:val="a2"/>
         <w:keepNext w:val="0"/>
         <w:keepLines w:val="0"/>
         <w:pageBreakBefore w:val="0"/>
@@ -65,7 +66,7 @@
       </w:pPr>
       <w:bookmarkStart w:id="1" w:name="_Toc22990"/>
       <w:r>
-        <w:t>甘肃国邦信息科技有限公司</w:t>
+        <w:t>中达丰集团有限公司</w:t>
       </w:r>
       <w:bookmarkEnd w:id="1"/>
     </w:p>
@@ -88,14 +89,14 @@
         <w:ind w:left="3285"/>
         <w:textAlignment w:val="baseline"/>
         <w:rPr>
-          <w:rFonts w:ascii="宋体" w:hAnsi="宋体" w:eastAsia="宋体" w:cs="宋体"/>
+          <w:rFonts w:ascii="宋体" w:eastAsia="宋体" w:hAnsi="宋体" w:cs="宋体"/>
           <w:sz w:val="36"/>
           <w:szCs w:val="36"/>
         </w:rPr>
       </w:pPr>
       <w:r>
         <w:rPr>
-          <w:rFonts w:ascii="宋体" w:hAnsi="宋体" w:eastAsia="宋体" w:cs="宋体"/>
+          <w:rFonts w:ascii="宋体" w:eastAsia="宋体" w:hAnsi="宋体" w:cs="宋体"/>
           <w:spacing w:val="-2"/>
           <w:sz w:val="36"/>
           <w:szCs w:val="36"/>
@@ -120,20 +121,20 @@
         <w:snapToGrid w:val="0"/>
         <w:textAlignment w:val="baseline"/>
         <w:rPr>
-          <w:rFonts w:ascii="宋体" w:hAnsi="宋体" w:eastAsia="宋体" w:cs="宋体"/>
+          <w:rFonts w:ascii="宋体" w:eastAsia="宋体" w:hAnsi="宋体" w:cs="宋体"/>
           <w:sz w:val="36"/>
           <w:szCs w:val="36"/>
         </w:rPr>
         <w:sectPr>
           <w:pgSz w:w="11906" w:h="16839"/>
           <w:pgMar w:top="1431" w:right="1785" w:bottom="0" w:left="1785" w:header="0" w:footer="0" w:gutter="0"/>
-          <w:cols w:space="720" w:num="1"/>
+          <w:cols w:num="1" w:space="720"/>
         </w:sectPr>
       </w:pPr>
     </w:p>
     <w:p>
       <w:pPr>
-        <w:pStyle w:val="12"/>
+        <w:pStyle w:val="BodyText"/>
         <w:keepNext w:val="0"/>
         <w:keepLines w:val="0"/>
         <w:pageBreakBefore w:val="0"/>
@@ -171,7 +172,7 @@
         <w:textAlignment w:val="baseline"/>
         <w:outlineLvl w:val="0"/>
         <w:rPr>
-          <w:rFonts w:ascii="宋体" w:hAnsi="宋体" w:eastAsia="宋体" w:cs="宋体"/>
+          <w:rFonts w:ascii="宋体" w:eastAsia="宋体" w:hAnsi="宋体" w:cs="宋体"/>
           <w:sz w:val="21"/>
           <w:szCs w:val="21"/>
         </w:rPr>
@@ -179,7 +180,7 @@
       <w:bookmarkStart w:id="2" w:name="_Toc9955"/>
       <w:r>
         <w:rPr>
-          <w:rFonts w:ascii="宋体" w:hAnsi="宋体" w:eastAsia="宋体" w:cs="宋体"/>
+          <w:rFonts w:ascii="宋体" w:eastAsia="宋体" w:hAnsi="宋体" w:cs="宋体"/>
           <w:spacing w:val="-2"/>
           <w:sz w:val="21"/>
           <w:szCs w:val="21"/>
@@ -209,16 +210,16 @@
     </w:p>
     <w:tbl>
       <w:tblPr>
-        <w:tblStyle w:val="24"/>
+        <w:tblStyle w:val="TableNormal0"/>
         <w:tblW w:w="9071" w:type="dxa"/>
         <w:tblInd w:w="5" w:type="dxa"/>
         <w:tblBorders>
-          <w:top w:val="single" w:color="000000" w:sz="4" w:space="0"/>
-          <w:left w:val="single" w:color="000000" w:sz="4" w:space="0"/>
-          <w:bottom w:val="single" w:color="000000" w:sz="4" w:space="0"/>
-          <w:right w:val="single" w:color="000000" w:sz="4" w:space="0"/>
-          <w:insideH w:val="single" w:color="000000" w:sz="4" w:space="0"/>
-          <w:insideV w:val="single" w:color="000000" w:sz="4" w:space="0"/>
+          <w:top w:val="single" w:sz="4" w:space="0" w:color="000000"/>
+          <w:left w:val="single" w:sz="4" w:space="0" w:color="000000"/>
+          <w:bottom w:val="single" w:sz="4" w:space="0" w:color="000000"/>
+          <w:right w:val="single" w:sz="4" w:space="0" w:color="000000"/>
+          <w:insideH w:val="single" w:sz="4" w:space="0" w:color="000000"/>
+          <w:insideV w:val="single" w:sz="4" w:space="0" w:color="000000"/>
         </w:tblBorders>
         <w:tblLayout w:type="fixed"/>
         <w:tblCellMar>
@@ -237,14 +238,17 @@
       </w:tblGrid>
       <w:tr>
         <w:tblPrEx>
+          <w:tblW w:w="9071" w:type="dxa"/>
+          <w:tblInd w:w="5" w:type="dxa"/>
           <w:tblBorders>
-            <w:top w:val="single" w:color="000000" w:sz="4" w:space="0"/>
-            <w:left w:val="single" w:color="000000" w:sz="4" w:space="0"/>
-            <w:bottom w:val="single" w:color="000000" w:sz="4" w:space="0"/>
-            <w:right w:val="single" w:color="000000" w:sz="4" w:space="0"/>
-            <w:insideH w:val="single" w:color="000000" w:sz="4" w:space="0"/>
-            <w:insideV w:val="single" w:color="000000" w:sz="4" w:space="0"/>
+            <w:top w:val="single" w:sz="4" w:space="0" w:color="000000"/>
+            <w:left w:val="single" w:sz="4" w:space="0" w:color="000000"/>
+            <w:bottom w:val="single" w:sz="4" w:space="0" w:color="000000"/>
+            <w:right w:val="single" w:sz="4" w:space="0" w:color="000000"/>
+            <w:insideH w:val="single" w:sz="4" w:space="0" w:color="000000"/>
+            <w:insideV w:val="single" w:sz="4" w:space="0" w:color="000000"/>
           </w:tblBorders>
+          <w:tblLayout w:type="fixed"/>
           <w:tblCellMar>
             <w:top w:w="0" w:type="dxa"/>
             <w:left w:w="0" w:type="dxa"/>
@@ -253,7 +257,7 @@
           </w:tblCellMar>
         </w:tblPrEx>
         <w:trPr>
-          <w:trHeight w:val="611" w:hRule="atLeast"/>
+          <w:trHeight w:val="611"/>
         </w:trPr>
         <w:tc>
           <w:tcPr>
@@ -278,14 +282,14 @@
               <w:ind w:left="225"/>
               <w:textAlignment w:val="baseline"/>
               <w:rPr>
-                <w:rFonts w:ascii="宋体" w:hAnsi="宋体" w:eastAsia="宋体" w:cs="宋体"/>
+                <w:rFonts w:ascii="宋体" w:eastAsia="宋体" w:hAnsi="宋体" w:cs="宋体"/>
                 <w:sz w:val="21"/>
                 <w:szCs w:val="21"/>
               </w:rPr>
             </w:pPr>
             <w:r>
               <w:rPr>
-                <w:rFonts w:ascii="宋体" w:hAnsi="宋体" w:eastAsia="宋体" w:cs="宋体"/>
+                <w:rFonts w:ascii="宋体" w:eastAsia="宋体" w:hAnsi="宋体" w:cs="宋体"/>
                 <w:spacing w:val="-2"/>
                 <w:sz w:val="21"/>
                 <w:szCs w:val="21"/>
@@ -318,33 +322,28 @@
               <w:ind w:left="108"/>
               <w:textAlignment w:val="baseline"/>
               <w:rPr>
-                <w:rFonts w:ascii="宋体" w:hAnsi="宋体" w:eastAsia="宋体" w:cs="宋体"/>
+                <w:rFonts w:ascii="宋体" w:eastAsia="宋体" w:hAnsi="宋体" w:cs="宋体"/>
                 <w:sz w:val="21"/>
                 <w:szCs w:val="21"/>
               </w:rPr>
             </w:pPr>
             <w:r>
               <w:rPr>
-                <w:rFonts w:ascii="宋体" w:hAnsi="宋体" w:eastAsia="宋体" w:cs="宋体"/>
+                <w:rFonts w:ascii="宋体" w:eastAsia="宋体" w:hAnsi="宋体" w:cs="宋体"/>
                 <w:spacing w:val="-1"/>
                 <w:sz w:val="21"/>
                 <w:szCs w:val="21"/>
               </w:rPr>
-              <w:t>服务级别管理程序（GSGB-ITSS-FWJBGL）</w:t>
+              <w:t>服务级别管理程序（ZDFJT-ITSS-FWJBGL）</w:t>
             </w:r>
           </w:p>
         </w:tc>
       </w:tr>
       <w:tr>
         <w:tblPrEx>
-          <w:tblBorders>
-            <w:top w:val="single" w:color="000000" w:sz="4" w:space="0"/>
-            <w:left w:val="single" w:color="000000" w:sz="4" w:space="0"/>
-            <w:bottom w:val="single" w:color="000000" w:sz="4" w:space="0"/>
-            <w:right w:val="single" w:color="000000" w:sz="4" w:space="0"/>
-            <w:insideH w:val="single" w:color="000000" w:sz="4" w:space="0"/>
-            <w:insideV w:val="single" w:color="000000" w:sz="4" w:space="0"/>
-          </w:tblBorders>
+          <w:tblW w:w="9071" w:type="dxa"/>
+          <w:tblInd w:w="5" w:type="dxa"/>
+          <w:tblLayout w:type="fixed"/>
           <w:tblCellMar>
             <w:top w:w="0" w:type="dxa"/>
             <w:left w:w="0" w:type="dxa"/>
@@ -353,7 +352,7 @@
           </w:tblCellMar>
         </w:tblPrEx>
         <w:trPr>
-          <w:trHeight w:val="606" w:hRule="atLeast"/>
+          <w:trHeight w:val="606"/>
         </w:trPr>
         <w:tc>
           <w:tcPr>
@@ -378,14 +377,14 @@
               <w:ind w:left="435"/>
               <w:textAlignment w:val="baseline"/>
               <w:rPr>
-                <w:rFonts w:ascii="宋体" w:hAnsi="宋体" w:eastAsia="宋体" w:cs="宋体"/>
+                <w:rFonts w:ascii="宋体" w:eastAsia="宋体" w:hAnsi="宋体" w:cs="宋体"/>
                 <w:sz w:val="21"/>
                 <w:szCs w:val="21"/>
               </w:rPr>
             </w:pPr>
             <w:r>
               <w:rPr>
-                <w:rFonts w:ascii="宋体" w:hAnsi="宋体" w:eastAsia="宋体" w:cs="宋体"/>
+                <w:rFonts w:ascii="宋体" w:eastAsia="宋体" w:hAnsi="宋体" w:cs="宋体"/>
                 <w:spacing w:val="-2"/>
                 <w:sz w:val="21"/>
                 <w:szCs w:val="21"/>
@@ -418,33 +417,28 @@
               <w:ind w:left="108"/>
               <w:textAlignment w:val="baseline"/>
               <w:rPr>
-                <w:rFonts w:ascii="宋体" w:hAnsi="宋体" w:eastAsia="宋体" w:cs="宋体"/>
+                <w:rFonts w:ascii="宋体" w:eastAsia="宋体" w:hAnsi="宋体" w:cs="宋体"/>
                 <w:sz w:val="21"/>
                 <w:szCs w:val="21"/>
               </w:rPr>
             </w:pPr>
             <w:r>
               <w:rPr>
-                <w:rFonts w:ascii="宋体" w:hAnsi="宋体" w:eastAsia="宋体" w:cs="宋体"/>
+                <w:rFonts w:ascii="宋体" w:eastAsia="宋体" w:hAnsi="宋体" w:cs="宋体"/>
                 <w:spacing w:val="-1"/>
                 <w:sz w:val="21"/>
                 <w:szCs w:val="21"/>
               </w:rPr>
-              <w:t>甘肃国邦信息科技有限公司</w:t>
+              <w:t>中达丰集团有限公司</w:t>
             </w:r>
           </w:p>
         </w:tc>
       </w:tr>
       <w:tr>
         <w:tblPrEx>
-          <w:tblBorders>
-            <w:top w:val="single" w:color="000000" w:sz="4" w:space="0"/>
-            <w:left w:val="single" w:color="000000" w:sz="4" w:space="0"/>
-            <w:bottom w:val="single" w:color="000000" w:sz="4" w:space="0"/>
-            <w:right w:val="single" w:color="000000" w:sz="4" w:space="0"/>
-            <w:insideH w:val="single" w:color="000000" w:sz="4" w:space="0"/>
-            <w:insideV w:val="single" w:color="000000" w:sz="4" w:space="0"/>
-          </w:tblBorders>
+          <w:tblW w:w="9071" w:type="dxa"/>
+          <w:tblInd w:w="5" w:type="dxa"/>
+          <w:tblLayout w:type="fixed"/>
           <w:tblCellMar>
             <w:top w:w="0" w:type="dxa"/>
             <w:left w:w="0" w:type="dxa"/>
@@ -453,7 +447,7 @@
           </w:tblCellMar>
         </w:tblPrEx>
         <w:trPr>
-          <w:trHeight w:val="607" w:hRule="atLeast"/>
+          <w:trHeight w:val="607"/>
         </w:trPr>
         <w:tc>
           <w:tcPr>
@@ -478,14 +472,14 @@
               <w:ind w:left="435"/>
               <w:textAlignment w:val="baseline"/>
               <w:rPr>
-                <w:rFonts w:ascii="宋体" w:hAnsi="宋体" w:eastAsia="宋体" w:cs="宋体"/>
+                <w:rFonts w:ascii="宋体" w:eastAsia="宋体" w:hAnsi="宋体" w:cs="宋体"/>
                 <w:sz w:val="21"/>
                 <w:szCs w:val="21"/>
               </w:rPr>
             </w:pPr>
             <w:r>
               <w:rPr>
-                <w:rFonts w:ascii="宋体" w:hAnsi="宋体" w:eastAsia="宋体" w:cs="宋体"/>
+                <w:rFonts w:ascii="宋体" w:eastAsia="宋体" w:hAnsi="宋体" w:cs="宋体"/>
                 <w:spacing w:val="-2"/>
                 <w:sz w:val="21"/>
                 <w:szCs w:val="21"/>
@@ -517,14 +511,14 @@
               <w:ind w:left="359"/>
               <w:textAlignment w:val="baseline"/>
               <w:rPr>
-                <w:rFonts w:ascii="宋体" w:hAnsi="宋体" w:eastAsia="宋体" w:cs="宋体"/>
+                <w:rFonts w:ascii="宋体" w:eastAsia="宋体" w:hAnsi="宋体" w:cs="宋体"/>
                 <w:sz w:val="21"/>
                 <w:szCs w:val="21"/>
               </w:rPr>
             </w:pPr>
             <w:r>
               <w:rPr>
-                <w:rFonts w:ascii="宋体" w:hAnsi="宋体" w:eastAsia="宋体" w:cs="宋体"/>
+                <w:rFonts w:ascii="宋体" w:eastAsia="宋体" w:hAnsi="宋体" w:cs="宋体"/>
                 <w:spacing w:val="-2"/>
                 <w:sz w:val="21"/>
                 <w:szCs w:val="21"/>
@@ -556,14 +550,14 @@
               <w:ind w:left="735"/>
               <w:textAlignment w:val="baseline"/>
               <w:rPr>
-                <w:rFonts w:ascii="宋体" w:hAnsi="宋体" w:eastAsia="宋体" w:cs="宋体"/>
+                <w:rFonts w:ascii="宋体" w:eastAsia="宋体" w:hAnsi="宋体" w:cs="宋体"/>
                 <w:sz w:val="21"/>
                 <w:szCs w:val="21"/>
               </w:rPr>
             </w:pPr>
             <w:r>
               <w:rPr>
-                <w:rFonts w:ascii="宋体" w:hAnsi="宋体" w:eastAsia="宋体" w:cs="宋体"/>
+                <w:rFonts w:ascii="宋体" w:eastAsia="宋体" w:hAnsi="宋体" w:cs="宋体"/>
                 <w:spacing w:val="-2"/>
                 <w:sz w:val="21"/>
                 <w:szCs w:val="21"/>
@@ -595,14 +589,14 @@
               <w:ind w:left="575"/>
               <w:textAlignment w:val="baseline"/>
               <w:rPr>
-                <w:rFonts w:ascii="宋体" w:hAnsi="宋体" w:eastAsia="宋体" w:cs="宋体"/>
+                <w:rFonts w:ascii="宋体" w:eastAsia="宋体" w:hAnsi="宋体" w:cs="宋体"/>
                 <w:sz w:val="21"/>
                 <w:szCs w:val="21"/>
               </w:rPr>
             </w:pPr>
             <w:r>
               <w:rPr>
-                <w:rFonts w:ascii="宋体" w:hAnsi="宋体" w:eastAsia="宋体" w:cs="宋体"/>
+                <w:rFonts w:ascii="宋体" w:eastAsia="宋体" w:hAnsi="宋体" w:cs="宋体"/>
                 <w:spacing w:val="-3"/>
                 <w:sz w:val="21"/>
                 <w:szCs w:val="21"/>
@@ -634,14 +628,14 @@
               <w:ind w:left="782"/>
               <w:textAlignment w:val="baseline"/>
               <w:rPr>
-                <w:rFonts w:ascii="宋体" w:hAnsi="宋体" w:eastAsia="宋体" w:cs="宋体"/>
+                <w:rFonts w:ascii="宋体" w:eastAsia="宋体" w:hAnsi="宋体" w:cs="宋体"/>
                 <w:sz w:val="21"/>
                 <w:szCs w:val="21"/>
               </w:rPr>
             </w:pPr>
             <w:r>
               <w:rPr>
-                <w:rFonts w:ascii="宋体" w:hAnsi="宋体" w:eastAsia="宋体" w:cs="宋体"/>
+                <w:rFonts w:ascii="宋体" w:eastAsia="宋体" w:hAnsi="宋体" w:cs="宋体"/>
                 <w:spacing w:val="-5"/>
                 <w:sz w:val="21"/>
                 <w:szCs w:val="21"/>
@@ -653,14 +647,9 @@
       </w:tr>
       <w:tr>
         <w:tblPrEx>
-          <w:tblBorders>
-            <w:top w:val="single" w:color="000000" w:sz="4" w:space="0"/>
-            <w:left w:val="single" w:color="000000" w:sz="4" w:space="0"/>
-            <w:bottom w:val="single" w:color="000000" w:sz="4" w:space="0"/>
-            <w:right w:val="single" w:color="000000" w:sz="4" w:space="0"/>
-            <w:insideH w:val="single" w:color="000000" w:sz="4" w:space="0"/>
-            <w:insideV w:val="single" w:color="000000" w:sz="4" w:space="0"/>
-          </w:tblBorders>
+          <w:tblW w:w="9071" w:type="dxa"/>
+          <w:tblInd w:w="5" w:type="dxa"/>
+          <w:tblLayout w:type="fixed"/>
           <w:tblCellMar>
             <w:top w:w="0" w:type="dxa"/>
             <w:left w:w="0" w:type="dxa"/>
@@ -669,7 +658,7 @@
           </w:tblCellMar>
         </w:tblPrEx>
         <w:trPr>
-          <w:trHeight w:val="474" w:hRule="atLeast"/>
+          <w:trHeight w:val="474"/>
         </w:trPr>
         <w:tc>
           <w:tcPr>
@@ -694,14 +683,14 @@
               <w:ind w:left="638"/>
               <w:textAlignment w:val="baseline"/>
               <w:rPr>
-                <w:rFonts w:ascii="宋体" w:hAnsi="宋体" w:eastAsia="宋体" w:cs="宋体"/>
+                <w:rFonts w:ascii="宋体" w:eastAsia="宋体" w:hAnsi="宋体" w:cs="宋体"/>
                 <w:sz w:val="21"/>
                 <w:szCs w:val="21"/>
               </w:rPr>
             </w:pPr>
             <w:r>
               <w:rPr>
-                <w:rFonts w:ascii="宋体" w:hAnsi="宋体" w:eastAsia="宋体" w:cs="宋体"/>
+                <w:rFonts w:ascii="宋体" w:eastAsia="宋体" w:hAnsi="宋体" w:cs="宋体"/>
                 <w:spacing w:val="-1"/>
                 <w:sz w:val="21"/>
                 <w:szCs w:val="21"/>
@@ -733,19 +722,19 @@
               <w:ind w:left="361"/>
               <w:textAlignment w:val="baseline"/>
               <w:rPr>
-                <w:rFonts w:ascii="宋体" w:hAnsi="宋体" w:eastAsia="宋体" w:cs="宋体"/>
+                <w:rFonts w:ascii="宋体" w:eastAsia="宋体" w:hAnsi="宋体" w:cs="宋体"/>
                 <w:sz w:val="21"/>
                 <w:szCs w:val="21"/>
               </w:rPr>
             </w:pPr>
             <w:r>
               <w:rPr>
-                <w:rFonts w:ascii="宋体" w:hAnsi="宋体" w:eastAsia="宋体" w:cs="宋体"/>
+                <w:rFonts w:ascii="宋体" w:eastAsia="宋体" w:hAnsi="宋体" w:cs="宋体"/>
                 <w:spacing w:val="-2"/>
                 <w:sz w:val="21"/>
                 <w:szCs w:val="21"/>
               </w:rPr>
-              <w:t>2025-1-4</w:t>
+              <w:t>2025-7-4</w:t>
             </w:r>
           </w:p>
         </w:tc>
@@ -772,14 +761,14 @@
               <w:ind w:left="738"/>
               <w:textAlignment w:val="baseline"/>
               <w:rPr>
-                <w:rFonts w:ascii="宋体" w:hAnsi="宋体" w:eastAsia="宋体" w:cs="宋体"/>
+                <w:rFonts w:ascii="宋体" w:eastAsia="宋体" w:hAnsi="宋体" w:cs="宋体"/>
                 <w:sz w:val="21"/>
                 <w:szCs w:val="21"/>
               </w:rPr>
             </w:pPr>
             <w:r>
               <w:rPr>
-                <w:rFonts w:ascii="宋体" w:hAnsi="宋体" w:eastAsia="宋体" w:cs="宋体"/>
+                <w:rFonts w:ascii="宋体" w:eastAsia="宋体" w:hAnsi="宋体" w:cs="宋体"/>
                 <w:spacing w:val="-3"/>
                 <w:sz w:val="21"/>
                 <w:szCs w:val="21"/>
@@ -811,7 +800,7 @@
               <w:ind w:left="480"/>
               <w:textAlignment w:val="baseline"/>
               <w:rPr>
-                <w:rFonts w:hint="eastAsia" w:ascii="宋体" w:hAnsi="宋体" w:eastAsia="宋体" w:cs="宋体"/>
+                <w:rFonts w:ascii="宋体" w:eastAsia="宋体" w:hAnsi="宋体" w:cs="宋体" w:hint="eastAsia"/>
                 <w:sz w:val="21"/>
                 <w:szCs w:val="21"/>
                 <w:lang w:val="en-US" w:eastAsia="zh-CN"/>
@@ -819,12 +808,12 @@
             </w:pPr>
             <w:r>
               <w:rPr>
-                <w:rFonts w:hint="eastAsia" w:ascii="宋体" w:hAnsi="宋体" w:eastAsia="宋体" w:cs="宋体"/>
+                <w:rFonts w:ascii="宋体" w:eastAsia="宋体" w:hAnsi="宋体" w:cs="宋体" w:hint="eastAsia"/>
                 <w:sz w:val="21"/>
                 <w:szCs w:val="21"/>
                 <w:lang w:val="en-US" w:eastAsia="zh-CN"/>
               </w:rPr>
-              <w:t>胡葛鹏宇</w:t>
+              <w:t>肖龙莽</w:t>
             </w:r>
           </w:p>
         </w:tc>
@@ -851,33 +840,28 @@
               <w:ind w:left="672"/>
               <w:textAlignment w:val="baseline"/>
               <w:rPr>
-                <w:rFonts w:ascii="宋体" w:hAnsi="宋体" w:eastAsia="宋体" w:cs="宋体"/>
+                <w:rFonts w:ascii="宋体" w:eastAsia="宋体" w:hAnsi="宋体" w:cs="宋体"/>
                 <w:sz w:val="21"/>
                 <w:szCs w:val="21"/>
               </w:rPr>
             </w:pPr>
             <w:r>
               <w:rPr>
-                <w:rFonts w:ascii="宋体" w:hAnsi="宋体" w:eastAsia="宋体" w:cs="宋体"/>
+                <w:rFonts w:ascii="宋体" w:eastAsia="宋体" w:hAnsi="宋体" w:cs="宋体"/>
                 <w:spacing w:val="-3"/>
                 <w:sz w:val="21"/>
                 <w:szCs w:val="21"/>
               </w:rPr>
-              <w:t>黄益溪</w:t>
+              <w:t>吴向阳</w:t>
             </w:r>
           </w:p>
         </w:tc>
       </w:tr>
       <w:tr>
         <w:tblPrEx>
-          <w:tblBorders>
-            <w:top w:val="single" w:color="000000" w:sz="4" w:space="0"/>
-            <w:left w:val="single" w:color="000000" w:sz="4" w:space="0"/>
-            <w:bottom w:val="single" w:color="000000" w:sz="4" w:space="0"/>
-            <w:right w:val="single" w:color="000000" w:sz="4" w:space="0"/>
-            <w:insideH w:val="single" w:color="000000" w:sz="4" w:space="0"/>
-            <w:insideV w:val="single" w:color="000000" w:sz="4" w:space="0"/>
-          </w:tblBorders>
+          <w:tblW w:w="9071" w:type="dxa"/>
+          <w:tblInd w:w="5" w:type="dxa"/>
+          <w:tblLayout w:type="fixed"/>
           <w:tblCellMar>
             <w:top w:w="0" w:type="dxa"/>
             <w:left w:w="0" w:type="dxa"/>
@@ -886,7 +870,7 @@
           </w:tblCellMar>
         </w:tblPrEx>
         <w:trPr>
-          <w:trHeight w:val="474" w:hRule="atLeast"/>
+          <w:trHeight w:val="474"/>
         </w:trPr>
         <w:tc>
           <w:tcPr>
@@ -894,7 +878,7 @@
           </w:tcPr>
           <w:p>
             <w:pPr>
-              <w:pStyle w:val="25"/>
+              <w:pStyle w:val="TableText"/>
               <w:keepNext w:val="0"/>
               <w:keepLines w:val="0"/>
               <w:pageBreakBefore w:val="0"/>
@@ -918,7 +902,7 @@
           </w:tcPr>
           <w:p>
             <w:pPr>
-              <w:pStyle w:val="25"/>
+              <w:pStyle w:val="TableText"/>
               <w:keepNext w:val="0"/>
               <w:keepLines w:val="0"/>
               <w:pageBreakBefore w:val="0"/>
@@ -942,7 +926,7 @@
           </w:tcPr>
           <w:p>
             <w:pPr>
-              <w:pStyle w:val="25"/>
+              <w:pStyle w:val="TableText"/>
               <w:keepNext w:val="0"/>
               <w:keepLines w:val="0"/>
               <w:pageBreakBefore w:val="0"/>
@@ -966,7 +950,7 @@
           </w:tcPr>
           <w:p>
             <w:pPr>
-              <w:pStyle w:val="25"/>
+              <w:pStyle w:val="TableText"/>
               <w:keepNext w:val="0"/>
               <w:keepLines w:val="0"/>
               <w:pageBreakBefore w:val="0"/>
@@ -990,7 +974,7 @@
           </w:tcPr>
           <w:p>
             <w:pPr>
-              <w:pStyle w:val="25"/>
+              <w:pStyle w:val="TableText"/>
               <w:keepNext w:val="0"/>
               <w:keepLines w:val="0"/>
               <w:pageBreakBefore w:val="0"/>
@@ -1011,14 +995,9 @@
       </w:tr>
       <w:tr>
         <w:tblPrEx>
-          <w:tblBorders>
-            <w:top w:val="single" w:color="000000" w:sz="4" w:space="0"/>
-            <w:left w:val="single" w:color="000000" w:sz="4" w:space="0"/>
-            <w:bottom w:val="single" w:color="000000" w:sz="4" w:space="0"/>
-            <w:right w:val="single" w:color="000000" w:sz="4" w:space="0"/>
-            <w:insideH w:val="single" w:color="000000" w:sz="4" w:space="0"/>
-            <w:insideV w:val="single" w:color="000000" w:sz="4" w:space="0"/>
-          </w:tblBorders>
+          <w:tblW w:w="9071" w:type="dxa"/>
+          <w:tblInd w:w="5" w:type="dxa"/>
+          <w:tblLayout w:type="fixed"/>
           <w:tblCellMar>
             <w:top w:w="0" w:type="dxa"/>
             <w:left w:w="0" w:type="dxa"/>
@@ -1027,7 +1006,7 @@
           </w:tblCellMar>
         </w:tblPrEx>
         <w:trPr>
-          <w:trHeight w:val="474" w:hRule="atLeast"/>
+          <w:trHeight w:val="474"/>
         </w:trPr>
         <w:tc>
           <w:tcPr>
@@ -1035,7 +1014,7 @@
           </w:tcPr>
           <w:p>
             <w:pPr>
-              <w:pStyle w:val="25"/>
+              <w:pStyle w:val="TableText"/>
               <w:keepNext w:val="0"/>
               <w:keepLines w:val="0"/>
               <w:pageBreakBefore w:val="0"/>
@@ -1059,7 +1038,7 @@
           </w:tcPr>
           <w:p>
             <w:pPr>
-              <w:pStyle w:val="25"/>
+              <w:pStyle w:val="TableText"/>
               <w:keepNext w:val="0"/>
               <w:keepLines w:val="0"/>
               <w:pageBreakBefore w:val="0"/>
@@ -1083,7 +1062,7 @@
           </w:tcPr>
           <w:p>
             <w:pPr>
-              <w:pStyle w:val="25"/>
+              <w:pStyle w:val="TableText"/>
               <w:keepNext w:val="0"/>
               <w:keepLines w:val="0"/>
               <w:pageBreakBefore w:val="0"/>
@@ -1107,7 +1086,7 @@
           </w:tcPr>
           <w:p>
             <w:pPr>
-              <w:pStyle w:val="25"/>
+              <w:pStyle w:val="TableText"/>
               <w:keepNext w:val="0"/>
               <w:keepLines w:val="0"/>
               <w:pageBreakBefore w:val="0"/>
@@ -1131,7 +1110,7 @@
           </w:tcPr>
           <w:p>
             <w:pPr>
-              <w:pStyle w:val="25"/>
+              <w:pStyle w:val="TableText"/>
               <w:keepNext w:val="0"/>
               <w:keepLines w:val="0"/>
               <w:pageBreakBefore w:val="0"/>
@@ -1152,14 +1131,9 @@
       </w:tr>
       <w:tr>
         <w:tblPrEx>
-          <w:tblBorders>
-            <w:top w:val="single" w:color="000000" w:sz="4" w:space="0"/>
-            <w:left w:val="single" w:color="000000" w:sz="4" w:space="0"/>
-            <w:bottom w:val="single" w:color="000000" w:sz="4" w:space="0"/>
-            <w:right w:val="single" w:color="000000" w:sz="4" w:space="0"/>
-            <w:insideH w:val="single" w:color="000000" w:sz="4" w:space="0"/>
-            <w:insideV w:val="single" w:color="000000" w:sz="4" w:space="0"/>
-          </w:tblBorders>
+          <w:tblW w:w="9071" w:type="dxa"/>
+          <w:tblInd w:w="5" w:type="dxa"/>
+          <w:tblLayout w:type="fixed"/>
           <w:tblCellMar>
             <w:top w:w="0" w:type="dxa"/>
             <w:left w:w="0" w:type="dxa"/>
@@ -1168,7 +1142,7 @@
           </w:tblCellMar>
         </w:tblPrEx>
         <w:trPr>
-          <w:trHeight w:val="474" w:hRule="atLeast"/>
+          <w:trHeight w:val="474"/>
         </w:trPr>
         <w:tc>
           <w:tcPr>
@@ -1176,7 +1150,7 @@
           </w:tcPr>
           <w:p>
             <w:pPr>
-              <w:pStyle w:val="25"/>
+              <w:pStyle w:val="TableText"/>
               <w:keepNext w:val="0"/>
               <w:keepLines w:val="0"/>
               <w:pageBreakBefore w:val="0"/>
@@ -1200,7 +1174,7 @@
           </w:tcPr>
           <w:p>
             <w:pPr>
-              <w:pStyle w:val="25"/>
+              <w:pStyle w:val="TableText"/>
               <w:keepNext w:val="0"/>
               <w:keepLines w:val="0"/>
               <w:pageBreakBefore w:val="0"/>
@@ -1224,7 +1198,7 @@
           </w:tcPr>
           <w:p>
             <w:pPr>
-              <w:pStyle w:val="25"/>
+              <w:pStyle w:val="TableText"/>
               <w:keepNext w:val="0"/>
               <w:keepLines w:val="0"/>
               <w:pageBreakBefore w:val="0"/>
@@ -1248,7 +1222,7 @@
           </w:tcPr>
           <w:p>
             <w:pPr>
-              <w:pStyle w:val="25"/>
+              <w:pStyle w:val="TableText"/>
               <w:keepNext w:val="0"/>
               <w:keepLines w:val="0"/>
               <w:pageBreakBefore w:val="0"/>
@@ -1272,7 +1246,7 @@
           </w:tcPr>
           <w:p>
             <w:pPr>
-              <w:pStyle w:val="25"/>
+              <w:pStyle w:val="TableText"/>
               <w:keepNext w:val="0"/>
               <w:keepLines w:val="0"/>
               <w:pageBreakBefore w:val="0"/>
@@ -1293,14 +1267,9 @@
       </w:tr>
       <w:tr>
         <w:tblPrEx>
-          <w:tblBorders>
-            <w:top w:val="single" w:color="000000" w:sz="4" w:space="0"/>
-            <w:left w:val="single" w:color="000000" w:sz="4" w:space="0"/>
-            <w:bottom w:val="single" w:color="000000" w:sz="4" w:space="0"/>
-            <w:right w:val="single" w:color="000000" w:sz="4" w:space="0"/>
-            <w:insideH w:val="single" w:color="000000" w:sz="4" w:space="0"/>
-            <w:insideV w:val="single" w:color="000000" w:sz="4" w:space="0"/>
-          </w:tblBorders>
+          <w:tblW w:w="9071" w:type="dxa"/>
+          <w:tblInd w:w="5" w:type="dxa"/>
+          <w:tblLayout w:type="fixed"/>
           <w:tblCellMar>
             <w:top w:w="0" w:type="dxa"/>
             <w:left w:w="0" w:type="dxa"/>
@@ -1309,7 +1278,7 @@
           </w:tblCellMar>
         </w:tblPrEx>
         <w:trPr>
-          <w:trHeight w:val="589" w:hRule="atLeast"/>
+          <w:trHeight w:val="589"/>
         </w:trPr>
         <w:tc>
           <w:tcPr>
@@ -1317,7 +1286,7 @@
           </w:tcPr>
           <w:p>
             <w:pPr>
-              <w:pStyle w:val="25"/>
+              <w:pStyle w:val="TableText"/>
               <w:keepNext w:val="0"/>
               <w:keepLines w:val="0"/>
               <w:pageBreakBefore w:val="0"/>
@@ -1341,7 +1310,7 @@
           </w:tcPr>
           <w:p>
             <w:pPr>
-              <w:pStyle w:val="25"/>
+              <w:pStyle w:val="TableText"/>
               <w:keepNext w:val="0"/>
               <w:keepLines w:val="0"/>
               <w:pageBreakBefore w:val="0"/>
@@ -1365,7 +1334,7 @@
           </w:tcPr>
           <w:p>
             <w:pPr>
-              <w:pStyle w:val="25"/>
+              <w:pStyle w:val="TableText"/>
               <w:keepNext w:val="0"/>
               <w:keepLines w:val="0"/>
               <w:pageBreakBefore w:val="0"/>
@@ -1389,7 +1358,7 @@
           </w:tcPr>
           <w:p>
             <w:pPr>
-              <w:pStyle w:val="25"/>
+              <w:pStyle w:val="TableText"/>
               <w:keepNext w:val="0"/>
               <w:keepLines w:val="0"/>
               <w:pageBreakBefore w:val="0"/>
@@ -1413,7 +1382,7 @@
           </w:tcPr>
           <w:p>
             <w:pPr>
-              <w:pStyle w:val="25"/>
+              <w:pStyle w:val="TableText"/>
               <w:keepNext w:val="0"/>
               <w:keepLines w:val="0"/>
               <w:pageBreakBefore w:val="0"/>
@@ -1435,7 +1404,7 @@
     </w:tbl>
     <w:p>
       <w:pPr>
-        <w:pStyle w:val="12"/>
+        <w:pStyle w:val="BodyText"/>
         <w:keepNext w:val="0"/>
         <w:keepLines w:val="0"/>
         <w:pageBreakBefore w:val="0"/>
@@ -1471,13 +1440,13 @@
         <w:sectPr>
           <w:pgSz w:w="11906" w:h="16839"/>
           <w:pgMar w:top="1431" w:right="1236" w:bottom="0" w:left="1588" w:header="0" w:footer="0" w:gutter="0"/>
-          <w:cols w:space="720" w:num="1"/>
+          <w:cols w:num="1" w:space="720"/>
         </w:sectPr>
       </w:pPr>
     </w:p>
     <w:p>
       <w:pPr>
-        <w:pStyle w:val="12"/>
+        <w:pStyle w:val="BodyText"/>
         <w:keepNext w:val="0"/>
         <w:keepLines w:val="0"/>
         <w:pageBreakBefore w:val="0"/>
@@ -1498,7 +1467,7 @@
     <w:sdt>
       <w:sdtPr>
         <w:rPr>
-          <w:rFonts w:ascii="宋体" w:hAnsi="宋体" w:eastAsia="宋体" w:cs="Arial"/>
+          <w:rFonts w:ascii="宋体" w:eastAsia="宋体" w:hAnsi="宋体" w:cs="Arial"/>
           <w:snapToGrid w:val="0"/>
           <w:color w:val="000000"/>
           <w:kern w:val="0"/>
@@ -1514,7 +1483,7 @@
       </w:sdtPr>
       <w:sdtEndPr>
         <w:rPr>
-          <w:rFonts w:hint="eastAsia" w:ascii="Microsoft JhengHei" w:hAnsi="Microsoft JhengHei" w:eastAsia="Microsoft JhengHei" w:cs="Microsoft JhengHei"/>
+          <w:rFonts w:ascii="Microsoft JhengHei" w:eastAsia="Microsoft JhengHei" w:hAnsi="Microsoft JhengHei" w:cs="Microsoft JhengHei" w:hint="eastAsia"/>
           <w:snapToGrid w:val="0"/>
           <w:color w:val="000000"/>
           <w:kern w:val="0"/>
@@ -1540,13 +1509,13 @@
             <w:adjustRightInd w:val="0"/>
             <w:snapToGrid w:val="0"/>
             <w:spacing w:before="0" w:beforeLines="0" w:after="0" w:afterLines="0" w:line="240" w:lineRule="auto"/>
-            <w:ind w:left="0" w:leftChars="0" w:right="0" w:rightChars="0" w:firstLine="0" w:firstLineChars="0"/>
+            <w:ind w:left="0" w:right="0" w:firstLine="0" w:leftChars="0" w:rightChars="0" w:firstLineChars="0"/>
             <w:jc w:val="center"/>
             <w:textAlignment w:val="baseline"/>
           </w:pPr>
           <w:r>
             <w:rPr>
-              <w:rFonts w:ascii="宋体" w:hAnsi="宋体" w:eastAsia="宋体"/>
+              <w:rFonts w:ascii="宋体" w:eastAsia="宋体" w:hAnsi="宋体"/>
               <w:sz w:val="21"/>
             </w:rPr>
             <w:t>目录</w:t>
@@ -1554,14 +1523,14 @@
         </w:p>
         <w:p>
           <w:pPr>
-            <w:pStyle w:val="16"/>
+            <w:pStyle w:val="TOC1"/>
             <w:tabs>
               <w:tab w:val="right" w:leader="dot" w:pos="8468"/>
             </w:tabs>
           </w:pPr>
           <w:r>
             <w:rPr>
-              <w:rFonts w:hint="eastAsia" w:ascii="Microsoft JhengHei" w:hAnsi="Microsoft JhengHei" w:eastAsia="Microsoft JhengHei" w:cs="Microsoft JhengHei"/>
+              <w:rFonts w:ascii="Microsoft JhengHei" w:eastAsia="Microsoft JhengHei" w:hAnsi="Microsoft JhengHei" w:cs="Microsoft JhengHei" w:hint="eastAsia"/>
               <w:sz w:val="24"/>
               <w:szCs w:val="24"/>
             </w:rPr>
@@ -1569,7 +1538,7 @@
           </w:r>
           <w:r>
             <w:rPr>
-              <w:rFonts w:hint="eastAsia" w:ascii="Microsoft JhengHei" w:hAnsi="Microsoft JhengHei" w:eastAsia="Microsoft JhengHei" w:cs="Microsoft JhengHei"/>
+              <w:rFonts w:ascii="Microsoft JhengHei" w:eastAsia="Microsoft JhengHei" w:hAnsi="Microsoft JhengHei" w:cs="Microsoft JhengHei" w:hint="eastAsia"/>
               <w:sz w:val="24"/>
               <w:szCs w:val="24"/>
             </w:rPr>
@@ -1577,7 +1546,7 @@
           </w:r>
           <w:r>
             <w:rPr>
-              <w:rFonts w:hint="eastAsia" w:ascii="Microsoft JhengHei" w:hAnsi="Microsoft JhengHei" w:eastAsia="Microsoft JhengHei" w:cs="Microsoft JhengHei"/>
+              <w:rFonts w:ascii="Microsoft JhengHei" w:eastAsia="Microsoft JhengHei" w:hAnsi="Microsoft JhengHei" w:cs="Microsoft JhengHei" w:hint="eastAsia"/>
               <w:sz w:val="24"/>
               <w:szCs w:val="24"/>
             </w:rPr>
@@ -1585,21 +1554,21 @@
           </w:r>
           <w:r>
             <w:rPr>
-              <w:rFonts w:hint="eastAsia" w:ascii="Microsoft JhengHei" w:hAnsi="Microsoft JhengHei" w:eastAsia="Microsoft JhengHei" w:cs="Microsoft JhengHei"/>
+              <w:rFonts w:ascii="Microsoft JhengHei" w:eastAsia="Microsoft JhengHei" w:hAnsi="Microsoft JhengHei" w:cs="Microsoft JhengHei" w:hint="eastAsia"/>
               <w:szCs w:val="24"/>
             </w:rPr>
             <w:fldChar w:fldCharType="begin"/>
           </w:r>
           <w:r>
             <w:rPr>
-              <w:rFonts w:hint="eastAsia" w:ascii="Microsoft JhengHei" w:hAnsi="Microsoft JhengHei" w:eastAsia="Microsoft JhengHei" w:cs="Microsoft JhengHei"/>
+              <w:rFonts w:ascii="Microsoft JhengHei" w:eastAsia="Microsoft JhengHei" w:hAnsi="Microsoft JhengHei" w:cs="Microsoft JhengHei" w:hint="eastAsia"/>
               <w:szCs w:val="24"/>
             </w:rPr>
             <w:instrText xml:space="preserve"> HYPERLINK \l _Toc6763 </w:instrText>
           </w:r>
           <w:r>
             <w:rPr>
-              <w:rFonts w:hint="eastAsia" w:ascii="Microsoft JhengHei" w:hAnsi="Microsoft JhengHei" w:eastAsia="Microsoft JhengHei" w:cs="Microsoft JhengHei"/>
+              <w:rFonts w:ascii="Microsoft JhengHei" w:eastAsia="Microsoft JhengHei" w:hAnsi="Microsoft JhengHei" w:cs="Microsoft JhengHei" w:hint="eastAsia"/>
               <w:szCs w:val="24"/>
             </w:rPr>
             <w:fldChar w:fldCharType="separate"/>
@@ -1627,7 +1596,7 @@
           </w:r>
           <w:r>
             <w:rPr>
-              <w:rFonts w:hint="eastAsia" w:ascii="Microsoft JhengHei" w:hAnsi="Microsoft JhengHei" w:eastAsia="Microsoft JhengHei" w:cs="Microsoft JhengHei"/>
+              <w:rFonts w:ascii="Microsoft JhengHei" w:eastAsia="Microsoft JhengHei" w:hAnsi="Microsoft JhengHei" w:cs="Microsoft JhengHei" w:hint="eastAsia"/>
               <w:szCs w:val="24"/>
             </w:rPr>
             <w:fldChar w:fldCharType="end"/>
@@ -1635,34 +1604,34 @@
         </w:p>
         <w:p>
           <w:pPr>
-            <w:pStyle w:val="16"/>
+            <w:pStyle w:val="TOC1"/>
             <w:tabs>
               <w:tab w:val="right" w:leader="dot" w:pos="8468"/>
             </w:tabs>
           </w:pPr>
           <w:r>
             <w:rPr>
-              <w:rFonts w:hint="eastAsia" w:ascii="Microsoft JhengHei" w:hAnsi="Microsoft JhengHei" w:eastAsia="Microsoft JhengHei" w:cs="Microsoft JhengHei"/>
+              <w:rFonts w:ascii="Microsoft JhengHei" w:eastAsia="Microsoft JhengHei" w:hAnsi="Microsoft JhengHei" w:cs="Microsoft JhengHei" w:hint="eastAsia"/>
               <w:szCs w:val="24"/>
             </w:rPr>
             <w:fldChar w:fldCharType="begin"/>
           </w:r>
           <w:r>
             <w:rPr>
-              <w:rFonts w:hint="eastAsia" w:ascii="Microsoft JhengHei" w:hAnsi="Microsoft JhengHei" w:eastAsia="Microsoft JhengHei" w:cs="Microsoft JhengHei"/>
+              <w:rFonts w:ascii="Microsoft JhengHei" w:eastAsia="Microsoft JhengHei" w:hAnsi="Microsoft JhengHei" w:cs="Microsoft JhengHei" w:hint="eastAsia"/>
               <w:szCs w:val="24"/>
             </w:rPr>
             <w:instrText xml:space="preserve"> HYPERLINK \l _Toc22990 </w:instrText>
           </w:r>
           <w:r>
             <w:rPr>
-              <w:rFonts w:hint="eastAsia" w:ascii="Microsoft JhengHei" w:hAnsi="Microsoft JhengHei" w:eastAsia="Microsoft JhengHei" w:cs="Microsoft JhengHei"/>
+              <w:rFonts w:ascii="Microsoft JhengHei" w:eastAsia="Microsoft JhengHei" w:hAnsi="Microsoft JhengHei" w:cs="Microsoft JhengHei" w:hint="eastAsia"/>
               <w:szCs w:val="24"/>
             </w:rPr>
             <w:fldChar w:fldCharType="separate"/>
           </w:r>
           <w:r>
-            <w:t>甘肃国邦信息科技有限公司</w:t>
+            <w:t>中达丰集团有限公司</w:t>
           </w:r>
           <w:r>
             <w:tab/>
@@ -1684,7 +1653,7 @@
           </w:r>
           <w:r>
             <w:rPr>
-              <w:rFonts w:hint="eastAsia" w:ascii="Microsoft JhengHei" w:hAnsi="Microsoft JhengHei" w:eastAsia="Microsoft JhengHei" w:cs="Microsoft JhengHei"/>
+              <w:rFonts w:ascii="Microsoft JhengHei" w:eastAsia="Microsoft JhengHei" w:hAnsi="Microsoft JhengHei" w:cs="Microsoft JhengHei" w:hint="eastAsia"/>
               <w:szCs w:val="24"/>
             </w:rPr>
             <w:fldChar w:fldCharType="end"/>
@@ -1692,35 +1661,35 @@
         </w:p>
         <w:p>
           <w:pPr>
-            <w:pStyle w:val="16"/>
+            <w:pStyle w:val="TOC1"/>
             <w:tabs>
               <w:tab w:val="right" w:leader="dot" w:pos="8468"/>
             </w:tabs>
           </w:pPr>
           <w:r>
             <w:rPr>
-              <w:rFonts w:hint="eastAsia" w:ascii="Microsoft JhengHei" w:hAnsi="Microsoft JhengHei" w:eastAsia="Microsoft JhengHei" w:cs="Microsoft JhengHei"/>
+              <w:rFonts w:ascii="Microsoft JhengHei" w:eastAsia="Microsoft JhengHei" w:hAnsi="Microsoft JhengHei" w:cs="Microsoft JhengHei" w:hint="eastAsia"/>
               <w:szCs w:val="24"/>
             </w:rPr>
             <w:fldChar w:fldCharType="begin"/>
           </w:r>
           <w:r>
             <w:rPr>
-              <w:rFonts w:hint="eastAsia" w:ascii="Microsoft JhengHei" w:hAnsi="Microsoft JhengHei" w:eastAsia="Microsoft JhengHei" w:cs="Microsoft JhengHei"/>
+              <w:rFonts w:ascii="Microsoft JhengHei" w:eastAsia="Microsoft JhengHei" w:hAnsi="Microsoft JhengHei" w:cs="Microsoft JhengHei" w:hint="eastAsia"/>
               <w:szCs w:val="24"/>
             </w:rPr>
             <w:instrText xml:space="preserve"> HYPERLINK \l _Toc9955 </w:instrText>
           </w:r>
           <w:r>
             <w:rPr>
-              <w:rFonts w:hint="eastAsia" w:ascii="Microsoft JhengHei" w:hAnsi="Microsoft JhengHei" w:eastAsia="Microsoft JhengHei" w:cs="Microsoft JhengHei"/>
+              <w:rFonts w:ascii="Microsoft JhengHei" w:eastAsia="Microsoft JhengHei" w:hAnsi="Microsoft JhengHei" w:cs="Microsoft JhengHei" w:hint="eastAsia"/>
               <w:szCs w:val="24"/>
             </w:rPr>
             <w:fldChar w:fldCharType="separate"/>
           </w:r>
           <w:r>
             <w:rPr>
-              <w:rFonts w:ascii="宋体" w:hAnsi="宋体" w:eastAsia="宋体" w:cs="宋体"/>
+              <w:rFonts w:ascii="宋体" w:eastAsia="宋体" w:hAnsi="宋体" w:cs="宋体"/>
               <w:spacing w:val="-2"/>
               <w:szCs w:val="21"/>
             </w:rPr>
@@ -1746,7 +1715,7 @@
           </w:r>
           <w:r>
             <w:rPr>
-              <w:rFonts w:hint="eastAsia" w:ascii="Microsoft JhengHei" w:hAnsi="Microsoft JhengHei" w:eastAsia="Microsoft JhengHei" w:cs="Microsoft JhengHei"/>
+              <w:rFonts w:ascii="Microsoft JhengHei" w:eastAsia="Microsoft JhengHei" w:hAnsi="Microsoft JhengHei" w:cs="Microsoft JhengHei" w:hint="eastAsia"/>
               <w:szCs w:val="24"/>
             </w:rPr>
             <w:fldChar w:fldCharType="end"/>
@@ -1754,28 +1723,28 @@
         </w:p>
         <w:p>
           <w:pPr>
-            <w:pStyle w:val="16"/>
+            <w:pStyle w:val="TOC1"/>
             <w:tabs>
               <w:tab w:val="right" w:leader="dot" w:pos="8468"/>
             </w:tabs>
           </w:pPr>
           <w:r>
             <w:rPr>
-              <w:rFonts w:hint="eastAsia" w:ascii="Microsoft JhengHei" w:hAnsi="Microsoft JhengHei" w:eastAsia="Microsoft JhengHei" w:cs="Microsoft JhengHei"/>
+              <w:rFonts w:ascii="Microsoft JhengHei" w:eastAsia="Microsoft JhengHei" w:hAnsi="Microsoft JhengHei" w:cs="Microsoft JhengHei" w:hint="eastAsia"/>
               <w:szCs w:val="24"/>
             </w:rPr>
             <w:fldChar w:fldCharType="begin"/>
           </w:r>
           <w:r>
             <w:rPr>
-              <w:rFonts w:hint="eastAsia" w:ascii="Microsoft JhengHei" w:hAnsi="Microsoft JhengHei" w:eastAsia="Microsoft JhengHei" w:cs="Microsoft JhengHei"/>
+              <w:rFonts w:ascii="Microsoft JhengHei" w:eastAsia="Microsoft JhengHei" w:hAnsi="Microsoft JhengHei" w:cs="Microsoft JhengHei" w:hint="eastAsia"/>
               <w:szCs w:val="24"/>
             </w:rPr>
             <w:instrText xml:space="preserve"> HYPERLINK \l _Toc1624 </w:instrText>
           </w:r>
           <w:r>
             <w:rPr>
-              <w:rFonts w:hint="eastAsia" w:ascii="Microsoft JhengHei" w:hAnsi="Microsoft JhengHei" w:eastAsia="Microsoft JhengHei" w:cs="Microsoft JhengHei"/>
+              <w:rFonts w:ascii="Microsoft JhengHei" w:eastAsia="Microsoft JhengHei" w:hAnsi="Microsoft JhengHei" w:cs="Microsoft JhengHei" w:hint="eastAsia"/>
               <w:szCs w:val="24"/>
             </w:rPr>
             <w:fldChar w:fldCharType="separate"/>
@@ -1809,7 +1778,7 @@
           </w:r>
           <w:r>
             <w:rPr>
-              <w:rFonts w:hint="eastAsia" w:ascii="Microsoft JhengHei" w:hAnsi="Microsoft JhengHei" w:eastAsia="Microsoft JhengHei" w:cs="Microsoft JhengHei"/>
+              <w:rFonts w:ascii="Microsoft JhengHei" w:eastAsia="Microsoft JhengHei" w:hAnsi="Microsoft JhengHei" w:cs="Microsoft JhengHei" w:hint="eastAsia"/>
               <w:szCs w:val="24"/>
             </w:rPr>
             <w:fldChar w:fldCharType="end"/>
@@ -1817,28 +1786,28 @@
         </w:p>
         <w:p>
           <w:pPr>
-            <w:pStyle w:val="16"/>
+            <w:pStyle w:val="TOC1"/>
             <w:tabs>
               <w:tab w:val="right" w:leader="dot" w:pos="8468"/>
             </w:tabs>
           </w:pPr>
           <w:r>
             <w:rPr>
-              <w:rFonts w:hint="eastAsia" w:ascii="Microsoft JhengHei" w:hAnsi="Microsoft JhengHei" w:eastAsia="Microsoft JhengHei" w:cs="Microsoft JhengHei"/>
+              <w:rFonts w:ascii="Microsoft JhengHei" w:eastAsia="Microsoft JhengHei" w:hAnsi="Microsoft JhengHei" w:cs="Microsoft JhengHei" w:hint="eastAsia"/>
               <w:szCs w:val="24"/>
             </w:rPr>
             <w:fldChar w:fldCharType="begin"/>
           </w:r>
           <w:r>
             <w:rPr>
-              <w:rFonts w:hint="eastAsia" w:ascii="Microsoft JhengHei" w:hAnsi="Microsoft JhengHei" w:eastAsia="Microsoft JhengHei" w:cs="Microsoft JhengHei"/>
+              <w:rFonts w:ascii="Microsoft JhengHei" w:eastAsia="Microsoft JhengHei" w:hAnsi="Microsoft JhengHei" w:cs="Microsoft JhengHei" w:hint="eastAsia"/>
               <w:szCs w:val="24"/>
             </w:rPr>
             <w:instrText xml:space="preserve"> HYPERLINK \l _Toc6803 </w:instrText>
           </w:r>
           <w:r>
             <w:rPr>
-              <w:rFonts w:hint="eastAsia" w:ascii="Microsoft JhengHei" w:hAnsi="Microsoft JhengHei" w:eastAsia="Microsoft JhengHei" w:cs="Microsoft JhengHei"/>
+              <w:rFonts w:ascii="Microsoft JhengHei" w:eastAsia="Microsoft JhengHei" w:hAnsi="Microsoft JhengHei" w:cs="Microsoft JhengHei" w:hint="eastAsia"/>
               <w:szCs w:val="24"/>
             </w:rPr>
             <w:fldChar w:fldCharType="separate"/>
@@ -1872,7 +1841,7 @@
           </w:r>
           <w:r>
             <w:rPr>
-              <w:rFonts w:hint="eastAsia" w:ascii="Microsoft JhengHei" w:hAnsi="Microsoft JhengHei" w:eastAsia="Microsoft JhengHei" w:cs="Microsoft JhengHei"/>
+              <w:rFonts w:ascii="Microsoft JhengHei" w:eastAsia="Microsoft JhengHei" w:hAnsi="Microsoft JhengHei" w:cs="Microsoft JhengHei" w:hint="eastAsia"/>
               <w:szCs w:val="24"/>
             </w:rPr>
             <w:fldChar w:fldCharType="end"/>
@@ -1880,28 +1849,28 @@
         </w:p>
         <w:p>
           <w:pPr>
-            <w:pStyle w:val="16"/>
+            <w:pStyle w:val="TOC1"/>
             <w:tabs>
               <w:tab w:val="right" w:leader="dot" w:pos="8468"/>
             </w:tabs>
           </w:pPr>
           <w:r>
             <w:rPr>
-              <w:rFonts w:hint="eastAsia" w:ascii="Microsoft JhengHei" w:hAnsi="Microsoft JhengHei" w:eastAsia="Microsoft JhengHei" w:cs="Microsoft JhengHei"/>
+              <w:rFonts w:ascii="Microsoft JhengHei" w:eastAsia="Microsoft JhengHei" w:hAnsi="Microsoft JhengHei" w:cs="Microsoft JhengHei" w:hint="eastAsia"/>
               <w:szCs w:val="24"/>
             </w:rPr>
             <w:fldChar w:fldCharType="begin"/>
           </w:r>
           <w:r>
             <w:rPr>
-              <w:rFonts w:hint="eastAsia" w:ascii="Microsoft JhengHei" w:hAnsi="Microsoft JhengHei" w:eastAsia="Microsoft JhengHei" w:cs="Microsoft JhengHei"/>
+              <w:rFonts w:ascii="Microsoft JhengHei" w:eastAsia="Microsoft JhengHei" w:hAnsi="Microsoft JhengHei" w:cs="Microsoft JhengHei" w:hint="eastAsia"/>
               <w:szCs w:val="24"/>
             </w:rPr>
             <w:instrText xml:space="preserve"> HYPERLINK \l _Toc29187 </w:instrText>
           </w:r>
           <w:r>
             <w:rPr>
-              <w:rFonts w:hint="eastAsia" w:ascii="Microsoft JhengHei" w:hAnsi="Microsoft JhengHei" w:eastAsia="Microsoft JhengHei" w:cs="Microsoft JhengHei"/>
+              <w:rFonts w:ascii="Microsoft JhengHei" w:eastAsia="Microsoft JhengHei" w:hAnsi="Microsoft JhengHei" w:cs="Microsoft JhengHei" w:hint="eastAsia"/>
               <w:szCs w:val="24"/>
             </w:rPr>
             <w:fldChar w:fldCharType="separate"/>
@@ -1935,7 +1904,7 @@
           </w:r>
           <w:r>
             <w:rPr>
-              <w:rFonts w:hint="eastAsia" w:ascii="Microsoft JhengHei" w:hAnsi="Microsoft JhengHei" w:eastAsia="Microsoft JhengHei" w:cs="Microsoft JhengHei"/>
+              <w:rFonts w:ascii="Microsoft JhengHei" w:eastAsia="Microsoft JhengHei" w:hAnsi="Microsoft JhengHei" w:cs="Microsoft JhengHei" w:hint="eastAsia"/>
               <w:szCs w:val="24"/>
             </w:rPr>
             <w:fldChar w:fldCharType="end"/>
@@ -1943,28 +1912,28 @@
         </w:p>
         <w:p>
           <w:pPr>
-            <w:pStyle w:val="16"/>
+            <w:pStyle w:val="TOC1"/>
             <w:tabs>
               <w:tab w:val="right" w:leader="dot" w:pos="8468"/>
             </w:tabs>
           </w:pPr>
           <w:r>
             <w:rPr>
-              <w:rFonts w:hint="eastAsia" w:ascii="Microsoft JhengHei" w:hAnsi="Microsoft JhengHei" w:eastAsia="Microsoft JhengHei" w:cs="Microsoft JhengHei"/>
+              <w:rFonts w:ascii="Microsoft JhengHei" w:eastAsia="Microsoft JhengHei" w:hAnsi="Microsoft JhengHei" w:cs="Microsoft JhengHei" w:hint="eastAsia"/>
               <w:szCs w:val="24"/>
             </w:rPr>
             <w:fldChar w:fldCharType="begin"/>
           </w:r>
           <w:r>
             <w:rPr>
-              <w:rFonts w:hint="eastAsia" w:ascii="Microsoft JhengHei" w:hAnsi="Microsoft JhengHei" w:eastAsia="Microsoft JhengHei" w:cs="Microsoft JhengHei"/>
+              <w:rFonts w:ascii="Microsoft JhengHei" w:eastAsia="Microsoft JhengHei" w:hAnsi="Microsoft JhengHei" w:cs="Microsoft JhengHei" w:hint="eastAsia"/>
               <w:szCs w:val="24"/>
             </w:rPr>
             <w:instrText xml:space="preserve"> HYPERLINK \l _Toc27519 </w:instrText>
           </w:r>
           <w:r>
             <w:rPr>
-              <w:rFonts w:hint="eastAsia" w:ascii="Microsoft JhengHei" w:hAnsi="Microsoft JhengHei" w:eastAsia="Microsoft JhengHei" w:cs="Microsoft JhengHei"/>
+              <w:rFonts w:ascii="Microsoft JhengHei" w:eastAsia="Microsoft JhengHei" w:hAnsi="Microsoft JhengHei" w:cs="Microsoft JhengHei" w:hint="eastAsia"/>
               <w:szCs w:val="24"/>
             </w:rPr>
             <w:fldChar w:fldCharType="separate"/>
@@ -1998,7 +1967,7 @@
           </w:r>
           <w:r>
             <w:rPr>
-              <w:rFonts w:hint="eastAsia" w:ascii="Microsoft JhengHei" w:hAnsi="Microsoft JhengHei" w:eastAsia="Microsoft JhengHei" w:cs="Microsoft JhengHei"/>
+              <w:rFonts w:ascii="Microsoft JhengHei" w:eastAsia="Microsoft JhengHei" w:hAnsi="Microsoft JhengHei" w:cs="Microsoft JhengHei" w:hint="eastAsia"/>
               <w:szCs w:val="24"/>
             </w:rPr>
             <w:fldChar w:fldCharType="end"/>
@@ -2006,28 +1975,28 @@
         </w:p>
         <w:p>
           <w:pPr>
-            <w:pStyle w:val="16"/>
+            <w:pStyle w:val="TOC1"/>
             <w:tabs>
               <w:tab w:val="right" w:leader="dot" w:pos="8468"/>
             </w:tabs>
           </w:pPr>
           <w:r>
             <w:rPr>
-              <w:rFonts w:hint="eastAsia" w:ascii="Microsoft JhengHei" w:hAnsi="Microsoft JhengHei" w:eastAsia="Microsoft JhengHei" w:cs="Microsoft JhengHei"/>
+              <w:rFonts w:ascii="Microsoft JhengHei" w:eastAsia="Microsoft JhengHei" w:hAnsi="Microsoft JhengHei" w:cs="Microsoft JhengHei" w:hint="eastAsia"/>
               <w:szCs w:val="24"/>
             </w:rPr>
             <w:fldChar w:fldCharType="begin"/>
           </w:r>
           <w:r>
             <w:rPr>
-              <w:rFonts w:hint="eastAsia" w:ascii="Microsoft JhengHei" w:hAnsi="Microsoft JhengHei" w:eastAsia="Microsoft JhengHei" w:cs="Microsoft JhengHei"/>
+              <w:rFonts w:ascii="Microsoft JhengHei" w:eastAsia="Microsoft JhengHei" w:hAnsi="Microsoft JhengHei" w:cs="Microsoft JhengHei" w:hint="eastAsia"/>
               <w:szCs w:val="24"/>
             </w:rPr>
             <w:instrText xml:space="preserve"> HYPERLINK \l _Toc2838 </w:instrText>
           </w:r>
           <w:r>
             <w:rPr>
-              <w:rFonts w:hint="eastAsia" w:ascii="Microsoft JhengHei" w:hAnsi="Microsoft JhengHei" w:eastAsia="Microsoft JhengHei" w:cs="Microsoft JhengHei"/>
+              <w:rFonts w:ascii="Microsoft JhengHei" w:eastAsia="Microsoft JhengHei" w:hAnsi="Microsoft JhengHei" w:cs="Microsoft JhengHei" w:hint="eastAsia"/>
               <w:szCs w:val="24"/>
             </w:rPr>
             <w:fldChar w:fldCharType="separate"/>
@@ -2061,7 +2030,7 @@
           </w:r>
           <w:r>
             <w:rPr>
-              <w:rFonts w:hint="eastAsia" w:ascii="Microsoft JhengHei" w:hAnsi="Microsoft JhengHei" w:eastAsia="Microsoft JhengHei" w:cs="Microsoft JhengHei"/>
+              <w:rFonts w:ascii="Microsoft JhengHei" w:eastAsia="Microsoft JhengHei" w:hAnsi="Microsoft JhengHei" w:cs="Microsoft JhengHei" w:hint="eastAsia"/>
               <w:szCs w:val="24"/>
             </w:rPr>
             <w:fldChar w:fldCharType="end"/>
@@ -2069,28 +2038,28 @@
         </w:p>
         <w:p>
           <w:pPr>
-            <w:pStyle w:val="17"/>
+            <w:pStyle w:val="TOC2"/>
             <w:tabs>
               <w:tab w:val="right" w:leader="dot" w:pos="8468"/>
             </w:tabs>
           </w:pPr>
           <w:r>
             <w:rPr>
-              <w:rFonts w:hint="eastAsia" w:ascii="Microsoft JhengHei" w:hAnsi="Microsoft JhengHei" w:eastAsia="Microsoft JhengHei" w:cs="Microsoft JhengHei"/>
+              <w:rFonts w:ascii="Microsoft JhengHei" w:eastAsia="Microsoft JhengHei" w:hAnsi="Microsoft JhengHei" w:cs="Microsoft JhengHei" w:hint="eastAsia"/>
               <w:szCs w:val="24"/>
             </w:rPr>
             <w:fldChar w:fldCharType="begin"/>
           </w:r>
           <w:r>
             <w:rPr>
-              <w:rFonts w:hint="eastAsia" w:ascii="Microsoft JhengHei" w:hAnsi="Microsoft JhengHei" w:eastAsia="Microsoft JhengHei" w:cs="Microsoft JhengHei"/>
+              <w:rFonts w:ascii="Microsoft JhengHei" w:eastAsia="Microsoft JhengHei" w:hAnsi="Microsoft JhengHei" w:cs="Microsoft JhengHei" w:hint="eastAsia"/>
               <w:szCs w:val="24"/>
             </w:rPr>
             <w:instrText xml:space="preserve"> HYPERLINK \l _Toc9695 </w:instrText>
           </w:r>
           <w:r>
             <w:rPr>
-              <w:rFonts w:hint="eastAsia" w:ascii="Microsoft JhengHei" w:hAnsi="Microsoft JhengHei" w:eastAsia="Microsoft JhengHei" w:cs="Microsoft JhengHei"/>
+              <w:rFonts w:ascii="Microsoft JhengHei" w:eastAsia="Microsoft JhengHei" w:hAnsi="Microsoft JhengHei" w:cs="Microsoft JhengHei" w:hint="eastAsia"/>
               <w:szCs w:val="24"/>
             </w:rPr>
             <w:fldChar w:fldCharType="separate"/>
@@ -2124,7 +2093,7 @@
           </w:r>
           <w:r>
             <w:rPr>
-              <w:rFonts w:hint="eastAsia" w:ascii="Microsoft JhengHei" w:hAnsi="Microsoft JhengHei" w:eastAsia="Microsoft JhengHei" w:cs="Microsoft JhengHei"/>
+              <w:rFonts w:ascii="Microsoft JhengHei" w:eastAsia="Microsoft JhengHei" w:hAnsi="Microsoft JhengHei" w:cs="Microsoft JhengHei" w:hint="eastAsia"/>
               <w:szCs w:val="24"/>
             </w:rPr>
             <w:fldChar w:fldCharType="end"/>
@@ -2132,28 +2101,28 @@
         </w:p>
         <w:p>
           <w:pPr>
-            <w:pStyle w:val="13"/>
+            <w:pStyle w:val="TOC3"/>
             <w:tabs>
               <w:tab w:val="right" w:leader="dot" w:pos="8468"/>
             </w:tabs>
           </w:pPr>
           <w:r>
             <w:rPr>
-              <w:rFonts w:hint="eastAsia" w:ascii="Microsoft JhengHei" w:hAnsi="Microsoft JhengHei" w:eastAsia="Microsoft JhengHei" w:cs="Microsoft JhengHei"/>
+              <w:rFonts w:ascii="Microsoft JhengHei" w:eastAsia="Microsoft JhengHei" w:hAnsi="Microsoft JhengHei" w:cs="Microsoft JhengHei" w:hint="eastAsia"/>
               <w:szCs w:val="24"/>
             </w:rPr>
             <w:fldChar w:fldCharType="begin"/>
           </w:r>
           <w:r>
             <w:rPr>
-              <w:rFonts w:hint="eastAsia" w:ascii="Microsoft JhengHei" w:hAnsi="Microsoft JhengHei" w:eastAsia="Microsoft JhengHei" w:cs="Microsoft JhengHei"/>
+              <w:rFonts w:ascii="Microsoft JhengHei" w:eastAsia="Microsoft JhengHei" w:hAnsi="Microsoft JhengHei" w:cs="Microsoft JhengHei" w:hint="eastAsia"/>
               <w:szCs w:val="24"/>
             </w:rPr>
             <w:instrText xml:space="preserve"> HYPERLINK \l _Toc20429 </w:instrText>
           </w:r>
           <w:r>
             <w:rPr>
-              <w:rFonts w:hint="eastAsia" w:ascii="Microsoft JhengHei" w:hAnsi="Microsoft JhengHei" w:eastAsia="Microsoft JhengHei" w:cs="Microsoft JhengHei"/>
+              <w:rFonts w:ascii="Microsoft JhengHei" w:eastAsia="Microsoft JhengHei" w:hAnsi="Microsoft JhengHei" w:cs="Microsoft JhengHei" w:hint="eastAsia"/>
               <w:szCs w:val="24"/>
             </w:rPr>
             <w:fldChar w:fldCharType="separate"/>
@@ -2187,7 +2156,7 @@
           </w:r>
           <w:r>
             <w:rPr>
-              <w:rFonts w:hint="eastAsia" w:ascii="Microsoft JhengHei" w:hAnsi="Microsoft JhengHei" w:eastAsia="Microsoft JhengHei" w:cs="Microsoft JhengHei"/>
+              <w:rFonts w:ascii="Microsoft JhengHei" w:eastAsia="Microsoft JhengHei" w:hAnsi="Microsoft JhengHei" w:cs="Microsoft JhengHei" w:hint="eastAsia"/>
               <w:szCs w:val="24"/>
             </w:rPr>
             <w:fldChar w:fldCharType="end"/>
@@ -2195,28 +2164,28 @@
         </w:p>
         <w:p>
           <w:pPr>
-            <w:pStyle w:val="13"/>
+            <w:pStyle w:val="TOC3"/>
             <w:tabs>
               <w:tab w:val="right" w:leader="dot" w:pos="8468"/>
             </w:tabs>
           </w:pPr>
           <w:r>
             <w:rPr>
-              <w:rFonts w:hint="eastAsia" w:ascii="Microsoft JhengHei" w:hAnsi="Microsoft JhengHei" w:eastAsia="Microsoft JhengHei" w:cs="Microsoft JhengHei"/>
+              <w:rFonts w:ascii="Microsoft JhengHei" w:eastAsia="Microsoft JhengHei" w:hAnsi="Microsoft JhengHei" w:cs="Microsoft JhengHei" w:hint="eastAsia"/>
               <w:szCs w:val="24"/>
             </w:rPr>
             <w:fldChar w:fldCharType="begin"/>
           </w:r>
           <w:r>
             <w:rPr>
-              <w:rFonts w:hint="eastAsia" w:ascii="Microsoft JhengHei" w:hAnsi="Microsoft JhengHei" w:eastAsia="Microsoft JhengHei" w:cs="Microsoft JhengHei"/>
+              <w:rFonts w:ascii="Microsoft JhengHei" w:eastAsia="Microsoft JhengHei" w:hAnsi="Microsoft JhengHei" w:cs="Microsoft JhengHei" w:hint="eastAsia"/>
               <w:szCs w:val="24"/>
             </w:rPr>
             <w:instrText xml:space="preserve"> HYPERLINK \l _Toc28248 </w:instrText>
           </w:r>
           <w:r>
             <w:rPr>
-              <w:rFonts w:hint="eastAsia" w:ascii="Microsoft JhengHei" w:hAnsi="Microsoft JhengHei" w:eastAsia="Microsoft JhengHei" w:cs="Microsoft JhengHei"/>
+              <w:rFonts w:ascii="Microsoft JhengHei" w:eastAsia="Microsoft JhengHei" w:hAnsi="Microsoft JhengHei" w:cs="Microsoft JhengHei" w:hint="eastAsia"/>
               <w:szCs w:val="24"/>
             </w:rPr>
             <w:fldChar w:fldCharType="separate"/>
@@ -2250,7 +2219,7 @@
           </w:r>
           <w:r>
             <w:rPr>
-              <w:rFonts w:hint="eastAsia" w:ascii="Microsoft JhengHei" w:hAnsi="Microsoft JhengHei" w:eastAsia="Microsoft JhengHei" w:cs="Microsoft JhengHei"/>
+              <w:rFonts w:ascii="Microsoft JhengHei" w:eastAsia="Microsoft JhengHei" w:hAnsi="Microsoft JhengHei" w:cs="Microsoft JhengHei" w:hint="eastAsia"/>
               <w:szCs w:val="24"/>
             </w:rPr>
             <w:fldChar w:fldCharType="end"/>
@@ -2258,28 +2227,28 @@
         </w:p>
         <w:p>
           <w:pPr>
-            <w:pStyle w:val="13"/>
+            <w:pStyle w:val="TOC3"/>
             <w:tabs>
               <w:tab w:val="right" w:leader="dot" w:pos="8468"/>
             </w:tabs>
           </w:pPr>
           <w:r>
             <w:rPr>
-              <w:rFonts w:hint="eastAsia" w:ascii="Microsoft JhengHei" w:hAnsi="Microsoft JhengHei" w:eastAsia="Microsoft JhengHei" w:cs="Microsoft JhengHei"/>
+              <w:rFonts w:ascii="Microsoft JhengHei" w:eastAsia="Microsoft JhengHei" w:hAnsi="Microsoft JhengHei" w:cs="Microsoft JhengHei" w:hint="eastAsia"/>
               <w:szCs w:val="24"/>
             </w:rPr>
             <w:fldChar w:fldCharType="begin"/>
           </w:r>
           <w:r>
             <w:rPr>
-              <w:rFonts w:hint="eastAsia" w:ascii="Microsoft JhengHei" w:hAnsi="Microsoft JhengHei" w:eastAsia="Microsoft JhengHei" w:cs="Microsoft JhengHei"/>
+              <w:rFonts w:ascii="Microsoft JhengHei" w:eastAsia="Microsoft JhengHei" w:hAnsi="Microsoft JhengHei" w:cs="Microsoft JhengHei" w:hint="eastAsia"/>
               <w:szCs w:val="24"/>
             </w:rPr>
             <w:instrText xml:space="preserve"> HYPERLINK \l _Toc23592 </w:instrText>
           </w:r>
           <w:r>
             <w:rPr>
-              <w:rFonts w:hint="eastAsia" w:ascii="Microsoft JhengHei" w:hAnsi="Microsoft JhengHei" w:eastAsia="Microsoft JhengHei" w:cs="Microsoft JhengHei"/>
+              <w:rFonts w:ascii="Microsoft JhengHei" w:eastAsia="Microsoft JhengHei" w:hAnsi="Microsoft JhengHei" w:cs="Microsoft JhengHei" w:hint="eastAsia"/>
               <w:szCs w:val="24"/>
             </w:rPr>
             <w:fldChar w:fldCharType="separate"/>
@@ -2313,7 +2282,7 @@
           </w:r>
           <w:r>
             <w:rPr>
-              <w:rFonts w:hint="eastAsia" w:ascii="Microsoft JhengHei" w:hAnsi="Microsoft JhengHei" w:eastAsia="Microsoft JhengHei" w:cs="Microsoft JhengHei"/>
+              <w:rFonts w:ascii="Microsoft JhengHei" w:eastAsia="Microsoft JhengHei" w:hAnsi="Microsoft JhengHei" w:cs="Microsoft JhengHei" w:hint="eastAsia"/>
               <w:szCs w:val="24"/>
             </w:rPr>
             <w:fldChar w:fldCharType="end"/>
@@ -2321,28 +2290,28 @@
         </w:p>
         <w:p>
           <w:pPr>
-            <w:pStyle w:val="17"/>
+            <w:pStyle w:val="TOC2"/>
             <w:tabs>
               <w:tab w:val="right" w:leader="dot" w:pos="8468"/>
             </w:tabs>
           </w:pPr>
           <w:r>
             <w:rPr>
-              <w:rFonts w:hint="eastAsia" w:ascii="Microsoft JhengHei" w:hAnsi="Microsoft JhengHei" w:eastAsia="Microsoft JhengHei" w:cs="Microsoft JhengHei"/>
+              <w:rFonts w:ascii="Microsoft JhengHei" w:eastAsia="Microsoft JhengHei" w:hAnsi="Microsoft JhengHei" w:cs="Microsoft JhengHei" w:hint="eastAsia"/>
               <w:szCs w:val="24"/>
             </w:rPr>
             <w:fldChar w:fldCharType="begin"/>
           </w:r>
           <w:r>
             <w:rPr>
-              <w:rFonts w:hint="eastAsia" w:ascii="Microsoft JhengHei" w:hAnsi="Microsoft JhengHei" w:eastAsia="Microsoft JhengHei" w:cs="Microsoft JhengHei"/>
+              <w:rFonts w:ascii="Microsoft JhengHei" w:eastAsia="Microsoft JhengHei" w:hAnsi="Microsoft JhengHei" w:cs="Microsoft JhengHei" w:hint="eastAsia"/>
               <w:szCs w:val="24"/>
             </w:rPr>
             <w:instrText xml:space="preserve"> HYPERLINK \l _Toc6930 </w:instrText>
           </w:r>
           <w:r>
             <w:rPr>
-              <w:rFonts w:hint="eastAsia" w:ascii="Microsoft JhengHei" w:hAnsi="Microsoft JhengHei" w:eastAsia="Microsoft JhengHei" w:cs="Microsoft JhengHei"/>
+              <w:rFonts w:ascii="Microsoft JhengHei" w:eastAsia="Microsoft JhengHei" w:hAnsi="Microsoft JhengHei" w:cs="Microsoft JhengHei" w:hint="eastAsia"/>
               <w:szCs w:val="24"/>
             </w:rPr>
             <w:fldChar w:fldCharType="separate"/>
@@ -2376,7 +2345,7 @@
           </w:r>
           <w:r>
             <w:rPr>
-              <w:rFonts w:hint="eastAsia" w:ascii="Microsoft JhengHei" w:hAnsi="Microsoft JhengHei" w:eastAsia="Microsoft JhengHei" w:cs="Microsoft JhengHei"/>
+              <w:rFonts w:ascii="Microsoft JhengHei" w:eastAsia="Microsoft JhengHei" w:hAnsi="Microsoft JhengHei" w:cs="Microsoft JhengHei" w:hint="eastAsia"/>
               <w:szCs w:val="24"/>
             </w:rPr>
             <w:fldChar w:fldCharType="end"/>
@@ -2384,28 +2353,28 @@
         </w:p>
         <w:p>
           <w:pPr>
-            <w:pStyle w:val="17"/>
+            <w:pStyle w:val="TOC2"/>
             <w:tabs>
               <w:tab w:val="right" w:leader="dot" w:pos="8468"/>
             </w:tabs>
           </w:pPr>
           <w:r>
             <w:rPr>
-              <w:rFonts w:hint="eastAsia" w:ascii="Microsoft JhengHei" w:hAnsi="Microsoft JhengHei" w:eastAsia="Microsoft JhengHei" w:cs="Microsoft JhengHei"/>
+              <w:rFonts w:ascii="Microsoft JhengHei" w:eastAsia="Microsoft JhengHei" w:hAnsi="Microsoft JhengHei" w:cs="Microsoft JhengHei" w:hint="eastAsia"/>
               <w:szCs w:val="24"/>
             </w:rPr>
             <w:fldChar w:fldCharType="begin"/>
           </w:r>
           <w:r>
             <w:rPr>
-              <w:rFonts w:hint="eastAsia" w:ascii="Microsoft JhengHei" w:hAnsi="Microsoft JhengHei" w:eastAsia="Microsoft JhengHei" w:cs="Microsoft JhengHei"/>
+              <w:rFonts w:ascii="Microsoft JhengHei" w:eastAsia="Microsoft JhengHei" w:hAnsi="Microsoft JhengHei" w:cs="Microsoft JhengHei" w:hint="eastAsia"/>
               <w:szCs w:val="24"/>
             </w:rPr>
             <w:instrText xml:space="preserve"> HYPERLINK \l _Toc22321 </w:instrText>
           </w:r>
           <w:r>
             <w:rPr>
-              <w:rFonts w:hint="eastAsia" w:ascii="Microsoft JhengHei" w:hAnsi="Microsoft JhengHei" w:eastAsia="Microsoft JhengHei" w:cs="Microsoft JhengHei"/>
+              <w:rFonts w:ascii="Microsoft JhengHei" w:eastAsia="Microsoft JhengHei" w:hAnsi="Microsoft JhengHei" w:cs="Microsoft JhengHei" w:hint="eastAsia"/>
               <w:szCs w:val="24"/>
             </w:rPr>
             <w:fldChar w:fldCharType="separate"/>
@@ -2439,7 +2408,7 @@
           </w:r>
           <w:r>
             <w:rPr>
-              <w:rFonts w:hint="eastAsia" w:ascii="Microsoft JhengHei" w:hAnsi="Microsoft JhengHei" w:eastAsia="Microsoft JhengHei" w:cs="Microsoft JhengHei"/>
+              <w:rFonts w:ascii="Microsoft JhengHei" w:eastAsia="Microsoft JhengHei" w:hAnsi="Microsoft JhengHei" w:cs="Microsoft JhengHei" w:hint="eastAsia"/>
               <w:szCs w:val="24"/>
             </w:rPr>
             <w:fldChar w:fldCharType="end"/>
@@ -2447,28 +2416,28 @@
         </w:p>
         <w:p>
           <w:pPr>
-            <w:pStyle w:val="13"/>
+            <w:pStyle w:val="TOC3"/>
             <w:tabs>
               <w:tab w:val="right" w:leader="dot" w:pos="8468"/>
             </w:tabs>
           </w:pPr>
           <w:r>
             <w:rPr>
-              <w:rFonts w:hint="eastAsia" w:ascii="Microsoft JhengHei" w:hAnsi="Microsoft JhengHei" w:eastAsia="Microsoft JhengHei" w:cs="Microsoft JhengHei"/>
+              <w:rFonts w:ascii="Microsoft JhengHei" w:eastAsia="Microsoft JhengHei" w:hAnsi="Microsoft JhengHei" w:cs="Microsoft JhengHei" w:hint="eastAsia"/>
               <w:szCs w:val="24"/>
             </w:rPr>
             <w:fldChar w:fldCharType="begin"/>
           </w:r>
           <w:r>
             <w:rPr>
-              <w:rFonts w:hint="eastAsia" w:ascii="Microsoft JhengHei" w:hAnsi="Microsoft JhengHei" w:eastAsia="Microsoft JhengHei" w:cs="Microsoft JhengHei"/>
+              <w:rFonts w:ascii="Microsoft JhengHei" w:eastAsia="Microsoft JhengHei" w:hAnsi="Microsoft JhengHei" w:cs="Microsoft JhengHei" w:hint="eastAsia"/>
               <w:szCs w:val="24"/>
             </w:rPr>
             <w:instrText xml:space="preserve"> HYPERLINK \l _Toc17007 </w:instrText>
           </w:r>
           <w:r>
             <w:rPr>
-              <w:rFonts w:hint="eastAsia" w:ascii="Microsoft JhengHei" w:hAnsi="Microsoft JhengHei" w:eastAsia="Microsoft JhengHei" w:cs="Microsoft JhengHei"/>
+              <w:rFonts w:ascii="Microsoft JhengHei" w:eastAsia="Microsoft JhengHei" w:hAnsi="Microsoft JhengHei" w:cs="Microsoft JhengHei" w:hint="eastAsia"/>
               <w:szCs w:val="24"/>
             </w:rPr>
             <w:fldChar w:fldCharType="separate"/>
@@ -2502,7 +2471,7 @@
           </w:r>
           <w:r>
             <w:rPr>
-              <w:rFonts w:hint="eastAsia" w:ascii="Microsoft JhengHei" w:hAnsi="Microsoft JhengHei" w:eastAsia="Microsoft JhengHei" w:cs="Microsoft JhengHei"/>
+              <w:rFonts w:ascii="Microsoft JhengHei" w:eastAsia="Microsoft JhengHei" w:hAnsi="Microsoft JhengHei" w:cs="Microsoft JhengHei" w:hint="eastAsia"/>
               <w:szCs w:val="24"/>
             </w:rPr>
             <w:fldChar w:fldCharType="end"/>
@@ -2510,28 +2479,28 @@
         </w:p>
         <w:p>
           <w:pPr>
-            <w:pStyle w:val="13"/>
+            <w:pStyle w:val="TOC3"/>
             <w:tabs>
               <w:tab w:val="right" w:leader="dot" w:pos="8468"/>
             </w:tabs>
           </w:pPr>
           <w:r>
             <w:rPr>
-              <w:rFonts w:hint="eastAsia" w:ascii="Microsoft JhengHei" w:hAnsi="Microsoft JhengHei" w:eastAsia="Microsoft JhengHei" w:cs="Microsoft JhengHei"/>
+              <w:rFonts w:ascii="Microsoft JhengHei" w:eastAsia="Microsoft JhengHei" w:hAnsi="Microsoft JhengHei" w:cs="Microsoft JhengHei" w:hint="eastAsia"/>
               <w:szCs w:val="24"/>
             </w:rPr>
             <w:fldChar w:fldCharType="begin"/>
           </w:r>
           <w:r>
             <w:rPr>
-              <w:rFonts w:hint="eastAsia" w:ascii="Microsoft JhengHei" w:hAnsi="Microsoft JhengHei" w:eastAsia="Microsoft JhengHei" w:cs="Microsoft JhengHei"/>
+              <w:rFonts w:ascii="Microsoft JhengHei" w:eastAsia="Microsoft JhengHei" w:hAnsi="Microsoft JhengHei" w:cs="Microsoft JhengHei" w:hint="eastAsia"/>
               <w:szCs w:val="24"/>
             </w:rPr>
             <w:instrText xml:space="preserve"> HYPERLINK \l _Toc17240 </w:instrText>
           </w:r>
           <w:r>
             <w:rPr>
-              <w:rFonts w:hint="eastAsia" w:ascii="Microsoft JhengHei" w:hAnsi="Microsoft JhengHei" w:eastAsia="Microsoft JhengHei" w:cs="Microsoft JhengHei"/>
+              <w:rFonts w:ascii="Microsoft JhengHei" w:eastAsia="Microsoft JhengHei" w:hAnsi="Microsoft JhengHei" w:cs="Microsoft JhengHei" w:hint="eastAsia"/>
               <w:szCs w:val="24"/>
             </w:rPr>
             <w:fldChar w:fldCharType="separate"/>
@@ -2565,7 +2534,7 @@
           </w:r>
           <w:r>
             <w:rPr>
-              <w:rFonts w:hint="eastAsia" w:ascii="Microsoft JhengHei" w:hAnsi="Microsoft JhengHei" w:eastAsia="Microsoft JhengHei" w:cs="Microsoft JhengHei"/>
+              <w:rFonts w:ascii="Microsoft JhengHei" w:eastAsia="Microsoft JhengHei" w:hAnsi="Microsoft JhengHei" w:cs="Microsoft JhengHei" w:hint="eastAsia"/>
               <w:szCs w:val="24"/>
             </w:rPr>
             <w:fldChar w:fldCharType="end"/>
@@ -2573,28 +2542,28 @@
         </w:p>
         <w:p>
           <w:pPr>
-            <w:pStyle w:val="13"/>
+            <w:pStyle w:val="TOC3"/>
             <w:tabs>
               <w:tab w:val="right" w:leader="dot" w:pos="8468"/>
             </w:tabs>
           </w:pPr>
           <w:r>
             <w:rPr>
-              <w:rFonts w:hint="eastAsia" w:ascii="Microsoft JhengHei" w:hAnsi="Microsoft JhengHei" w:eastAsia="Microsoft JhengHei" w:cs="Microsoft JhengHei"/>
+              <w:rFonts w:ascii="Microsoft JhengHei" w:eastAsia="Microsoft JhengHei" w:hAnsi="Microsoft JhengHei" w:cs="Microsoft JhengHei" w:hint="eastAsia"/>
               <w:szCs w:val="24"/>
             </w:rPr>
             <w:fldChar w:fldCharType="begin"/>
           </w:r>
           <w:r>
             <w:rPr>
-              <w:rFonts w:hint="eastAsia" w:ascii="Microsoft JhengHei" w:hAnsi="Microsoft JhengHei" w:eastAsia="Microsoft JhengHei" w:cs="Microsoft JhengHei"/>
+              <w:rFonts w:ascii="Microsoft JhengHei" w:eastAsia="Microsoft JhengHei" w:hAnsi="Microsoft JhengHei" w:cs="Microsoft JhengHei" w:hint="eastAsia"/>
               <w:szCs w:val="24"/>
             </w:rPr>
             <w:instrText xml:space="preserve"> HYPERLINK \l _Toc21603 </w:instrText>
           </w:r>
           <w:r>
             <w:rPr>
-              <w:rFonts w:hint="eastAsia" w:ascii="Microsoft JhengHei" w:hAnsi="Microsoft JhengHei" w:eastAsia="Microsoft JhengHei" w:cs="Microsoft JhengHei"/>
+              <w:rFonts w:ascii="Microsoft JhengHei" w:eastAsia="Microsoft JhengHei" w:hAnsi="Microsoft JhengHei" w:cs="Microsoft JhengHei" w:hint="eastAsia"/>
               <w:szCs w:val="24"/>
             </w:rPr>
             <w:fldChar w:fldCharType="separate"/>
@@ -2628,7 +2597,7 @@
           </w:r>
           <w:r>
             <w:rPr>
-              <w:rFonts w:hint="eastAsia" w:ascii="Microsoft JhengHei" w:hAnsi="Microsoft JhengHei" w:eastAsia="Microsoft JhengHei" w:cs="Microsoft JhengHei"/>
+              <w:rFonts w:ascii="Microsoft JhengHei" w:eastAsia="Microsoft JhengHei" w:hAnsi="Microsoft JhengHei" w:cs="Microsoft JhengHei" w:hint="eastAsia"/>
               <w:szCs w:val="24"/>
             </w:rPr>
             <w:fldChar w:fldCharType="end"/>
@@ -2636,28 +2605,28 @@
         </w:p>
         <w:p>
           <w:pPr>
-            <w:pStyle w:val="13"/>
+            <w:pStyle w:val="TOC3"/>
             <w:tabs>
               <w:tab w:val="right" w:leader="dot" w:pos="8468"/>
             </w:tabs>
           </w:pPr>
           <w:r>
             <w:rPr>
-              <w:rFonts w:hint="eastAsia" w:ascii="Microsoft JhengHei" w:hAnsi="Microsoft JhengHei" w:eastAsia="Microsoft JhengHei" w:cs="Microsoft JhengHei"/>
+              <w:rFonts w:ascii="Microsoft JhengHei" w:eastAsia="Microsoft JhengHei" w:hAnsi="Microsoft JhengHei" w:cs="Microsoft JhengHei" w:hint="eastAsia"/>
               <w:szCs w:val="24"/>
             </w:rPr>
             <w:fldChar w:fldCharType="begin"/>
           </w:r>
           <w:r>
             <w:rPr>
-              <w:rFonts w:hint="eastAsia" w:ascii="Microsoft JhengHei" w:hAnsi="Microsoft JhengHei" w:eastAsia="Microsoft JhengHei" w:cs="Microsoft JhengHei"/>
+              <w:rFonts w:ascii="Microsoft JhengHei" w:eastAsia="Microsoft JhengHei" w:hAnsi="Microsoft JhengHei" w:cs="Microsoft JhengHei" w:hint="eastAsia"/>
               <w:szCs w:val="24"/>
             </w:rPr>
             <w:instrText xml:space="preserve"> HYPERLINK \l _Toc4829 </w:instrText>
           </w:r>
           <w:r>
             <w:rPr>
-              <w:rFonts w:hint="eastAsia" w:ascii="Microsoft JhengHei" w:hAnsi="Microsoft JhengHei" w:eastAsia="Microsoft JhengHei" w:cs="Microsoft JhengHei"/>
+              <w:rFonts w:ascii="Microsoft JhengHei" w:eastAsia="Microsoft JhengHei" w:hAnsi="Microsoft JhengHei" w:cs="Microsoft JhengHei" w:hint="eastAsia"/>
               <w:szCs w:val="24"/>
             </w:rPr>
             <w:fldChar w:fldCharType="separate"/>
@@ -2691,7 +2660,7 @@
           </w:r>
           <w:r>
             <w:rPr>
-              <w:rFonts w:hint="eastAsia" w:ascii="Microsoft JhengHei" w:hAnsi="Microsoft JhengHei" w:eastAsia="Microsoft JhengHei" w:cs="Microsoft JhengHei"/>
+              <w:rFonts w:ascii="Microsoft JhengHei" w:eastAsia="Microsoft JhengHei" w:hAnsi="Microsoft JhengHei" w:cs="Microsoft JhengHei" w:hint="eastAsia"/>
               <w:szCs w:val="24"/>
             </w:rPr>
             <w:fldChar w:fldCharType="end"/>
@@ -2699,28 +2668,28 @@
         </w:p>
         <w:p>
           <w:pPr>
-            <w:pStyle w:val="13"/>
+            <w:pStyle w:val="TOC3"/>
             <w:tabs>
               <w:tab w:val="right" w:leader="dot" w:pos="8468"/>
             </w:tabs>
           </w:pPr>
           <w:r>
             <w:rPr>
-              <w:rFonts w:hint="eastAsia" w:ascii="Microsoft JhengHei" w:hAnsi="Microsoft JhengHei" w:eastAsia="Microsoft JhengHei" w:cs="Microsoft JhengHei"/>
+              <w:rFonts w:ascii="Microsoft JhengHei" w:eastAsia="Microsoft JhengHei" w:hAnsi="Microsoft JhengHei" w:cs="Microsoft JhengHei" w:hint="eastAsia"/>
               <w:szCs w:val="24"/>
             </w:rPr>
             <w:fldChar w:fldCharType="begin"/>
           </w:r>
           <w:r>
             <w:rPr>
-              <w:rFonts w:hint="eastAsia" w:ascii="Microsoft JhengHei" w:hAnsi="Microsoft JhengHei" w:eastAsia="Microsoft JhengHei" w:cs="Microsoft JhengHei"/>
+              <w:rFonts w:ascii="Microsoft JhengHei" w:eastAsia="Microsoft JhengHei" w:hAnsi="Microsoft JhengHei" w:cs="Microsoft JhengHei" w:hint="eastAsia"/>
               <w:szCs w:val="24"/>
             </w:rPr>
             <w:instrText xml:space="preserve"> HYPERLINK \l _Toc15307 </w:instrText>
           </w:r>
           <w:r>
             <w:rPr>
-              <w:rFonts w:hint="eastAsia" w:ascii="Microsoft JhengHei" w:hAnsi="Microsoft JhengHei" w:eastAsia="Microsoft JhengHei" w:cs="Microsoft JhengHei"/>
+              <w:rFonts w:ascii="Microsoft JhengHei" w:eastAsia="Microsoft JhengHei" w:hAnsi="Microsoft JhengHei" w:cs="Microsoft JhengHei" w:hint="eastAsia"/>
               <w:szCs w:val="24"/>
             </w:rPr>
             <w:fldChar w:fldCharType="separate"/>
@@ -2754,7 +2723,7 @@
           </w:r>
           <w:r>
             <w:rPr>
-              <w:rFonts w:hint="eastAsia" w:ascii="Microsoft JhengHei" w:hAnsi="Microsoft JhengHei" w:eastAsia="Microsoft JhengHei" w:cs="Microsoft JhengHei"/>
+              <w:rFonts w:ascii="Microsoft JhengHei" w:eastAsia="Microsoft JhengHei" w:hAnsi="Microsoft JhengHei" w:cs="Microsoft JhengHei" w:hint="eastAsia"/>
               <w:szCs w:val="24"/>
             </w:rPr>
             <w:fldChar w:fldCharType="end"/>
@@ -2762,28 +2731,28 @@
         </w:p>
         <w:p>
           <w:pPr>
-            <w:pStyle w:val="13"/>
+            <w:pStyle w:val="TOC3"/>
             <w:tabs>
               <w:tab w:val="right" w:leader="dot" w:pos="8468"/>
             </w:tabs>
           </w:pPr>
           <w:r>
             <w:rPr>
-              <w:rFonts w:hint="eastAsia" w:ascii="Microsoft JhengHei" w:hAnsi="Microsoft JhengHei" w:eastAsia="Microsoft JhengHei" w:cs="Microsoft JhengHei"/>
+              <w:rFonts w:ascii="Microsoft JhengHei" w:eastAsia="Microsoft JhengHei" w:hAnsi="Microsoft JhengHei" w:cs="Microsoft JhengHei" w:hint="eastAsia"/>
               <w:szCs w:val="24"/>
             </w:rPr>
             <w:fldChar w:fldCharType="begin"/>
           </w:r>
           <w:r>
             <w:rPr>
-              <w:rFonts w:hint="eastAsia" w:ascii="Microsoft JhengHei" w:hAnsi="Microsoft JhengHei" w:eastAsia="Microsoft JhengHei" w:cs="Microsoft JhengHei"/>
+              <w:rFonts w:ascii="Microsoft JhengHei" w:eastAsia="Microsoft JhengHei" w:hAnsi="Microsoft JhengHei" w:cs="Microsoft JhengHei" w:hint="eastAsia"/>
               <w:szCs w:val="24"/>
             </w:rPr>
             <w:instrText xml:space="preserve"> HYPERLINK \l _Toc10336 </w:instrText>
           </w:r>
           <w:r>
             <w:rPr>
-              <w:rFonts w:hint="eastAsia" w:ascii="Microsoft JhengHei" w:hAnsi="Microsoft JhengHei" w:eastAsia="Microsoft JhengHei" w:cs="Microsoft JhengHei"/>
+              <w:rFonts w:ascii="Microsoft JhengHei" w:eastAsia="Microsoft JhengHei" w:hAnsi="Microsoft JhengHei" w:cs="Microsoft JhengHei" w:hint="eastAsia"/>
               <w:szCs w:val="24"/>
             </w:rPr>
             <w:fldChar w:fldCharType="separate"/>
@@ -2822,7 +2791,7 @@
           </w:r>
           <w:r>
             <w:rPr>
-              <w:rFonts w:hint="eastAsia" w:ascii="Microsoft JhengHei" w:hAnsi="Microsoft JhengHei" w:eastAsia="Microsoft JhengHei" w:cs="Microsoft JhengHei"/>
+              <w:rFonts w:ascii="Microsoft JhengHei" w:eastAsia="Microsoft JhengHei" w:hAnsi="Microsoft JhengHei" w:cs="Microsoft JhengHei" w:hint="eastAsia"/>
               <w:szCs w:val="24"/>
             </w:rPr>
             <w:fldChar w:fldCharType="end"/>
@@ -2830,28 +2799,28 @@
         </w:p>
         <w:p>
           <w:pPr>
-            <w:pStyle w:val="17"/>
+            <w:pStyle w:val="TOC2"/>
             <w:tabs>
               <w:tab w:val="right" w:leader="dot" w:pos="8468"/>
             </w:tabs>
           </w:pPr>
           <w:r>
             <w:rPr>
-              <w:rFonts w:hint="eastAsia" w:ascii="Microsoft JhengHei" w:hAnsi="Microsoft JhengHei" w:eastAsia="Microsoft JhengHei" w:cs="Microsoft JhengHei"/>
+              <w:rFonts w:ascii="Microsoft JhengHei" w:eastAsia="Microsoft JhengHei" w:hAnsi="Microsoft JhengHei" w:cs="Microsoft JhengHei" w:hint="eastAsia"/>
               <w:szCs w:val="24"/>
             </w:rPr>
             <w:fldChar w:fldCharType="begin"/>
           </w:r>
           <w:r>
             <w:rPr>
-              <w:rFonts w:hint="eastAsia" w:ascii="Microsoft JhengHei" w:hAnsi="Microsoft JhengHei" w:eastAsia="Microsoft JhengHei" w:cs="Microsoft JhengHei"/>
+              <w:rFonts w:ascii="Microsoft JhengHei" w:eastAsia="Microsoft JhengHei" w:hAnsi="Microsoft JhengHei" w:cs="Microsoft JhengHei" w:hint="eastAsia"/>
               <w:szCs w:val="24"/>
             </w:rPr>
             <w:instrText xml:space="preserve"> HYPERLINK \l _Toc12079 </w:instrText>
           </w:r>
           <w:r>
             <w:rPr>
-              <w:rFonts w:hint="eastAsia" w:ascii="Microsoft JhengHei" w:hAnsi="Microsoft JhengHei" w:eastAsia="Microsoft JhengHei" w:cs="Microsoft JhengHei"/>
+              <w:rFonts w:ascii="Microsoft JhengHei" w:eastAsia="Microsoft JhengHei" w:hAnsi="Microsoft JhengHei" w:cs="Microsoft JhengHei" w:hint="eastAsia"/>
               <w:szCs w:val="24"/>
             </w:rPr>
             <w:fldChar w:fldCharType="separate"/>
@@ -2885,7 +2854,7 @@
           </w:r>
           <w:r>
             <w:rPr>
-              <w:rFonts w:hint="eastAsia" w:ascii="Microsoft JhengHei" w:hAnsi="Microsoft JhengHei" w:eastAsia="Microsoft JhengHei" w:cs="Microsoft JhengHei"/>
+              <w:rFonts w:ascii="Microsoft JhengHei" w:eastAsia="Microsoft JhengHei" w:hAnsi="Microsoft JhengHei" w:cs="Microsoft JhengHei" w:hint="eastAsia"/>
               <w:szCs w:val="24"/>
             </w:rPr>
             <w:fldChar w:fldCharType="end"/>
@@ -2893,28 +2862,28 @@
         </w:p>
         <w:p>
           <w:pPr>
-            <w:pStyle w:val="17"/>
+            <w:pStyle w:val="TOC2"/>
             <w:tabs>
               <w:tab w:val="right" w:leader="dot" w:pos="8468"/>
             </w:tabs>
           </w:pPr>
           <w:r>
             <w:rPr>
-              <w:rFonts w:hint="eastAsia" w:ascii="Microsoft JhengHei" w:hAnsi="Microsoft JhengHei" w:eastAsia="Microsoft JhengHei" w:cs="Microsoft JhengHei"/>
+              <w:rFonts w:ascii="Microsoft JhengHei" w:eastAsia="Microsoft JhengHei" w:hAnsi="Microsoft JhengHei" w:cs="Microsoft JhengHei" w:hint="eastAsia"/>
               <w:szCs w:val="24"/>
             </w:rPr>
             <w:fldChar w:fldCharType="begin"/>
           </w:r>
           <w:r>
             <w:rPr>
-              <w:rFonts w:hint="eastAsia" w:ascii="Microsoft JhengHei" w:hAnsi="Microsoft JhengHei" w:eastAsia="Microsoft JhengHei" w:cs="Microsoft JhengHei"/>
+              <w:rFonts w:ascii="Microsoft JhengHei" w:eastAsia="Microsoft JhengHei" w:hAnsi="Microsoft JhengHei" w:cs="Microsoft JhengHei" w:hint="eastAsia"/>
               <w:szCs w:val="24"/>
             </w:rPr>
             <w:instrText xml:space="preserve"> HYPERLINK \l _Toc27916 </w:instrText>
           </w:r>
           <w:r>
             <w:rPr>
-              <w:rFonts w:hint="eastAsia" w:ascii="Microsoft JhengHei" w:hAnsi="Microsoft JhengHei" w:eastAsia="Microsoft JhengHei" w:cs="Microsoft JhengHei"/>
+              <w:rFonts w:ascii="Microsoft JhengHei" w:eastAsia="Microsoft JhengHei" w:hAnsi="Microsoft JhengHei" w:cs="Microsoft JhengHei" w:hint="eastAsia"/>
               <w:szCs w:val="24"/>
             </w:rPr>
             <w:fldChar w:fldCharType="separate"/>
@@ -2948,7 +2917,7 @@
           </w:r>
           <w:r>
             <w:rPr>
-              <w:rFonts w:hint="eastAsia" w:ascii="Microsoft JhengHei" w:hAnsi="Microsoft JhengHei" w:eastAsia="Microsoft JhengHei" w:cs="Microsoft JhengHei"/>
+              <w:rFonts w:ascii="Microsoft JhengHei" w:eastAsia="Microsoft JhengHei" w:hAnsi="Microsoft JhengHei" w:cs="Microsoft JhengHei" w:hint="eastAsia"/>
               <w:szCs w:val="24"/>
             </w:rPr>
             <w:fldChar w:fldCharType="end"/>
@@ -2956,28 +2925,28 @@
         </w:p>
         <w:p>
           <w:pPr>
-            <w:pStyle w:val="17"/>
+            <w:pStyle w:val="TOC2"/>
             <w:tabs>
               <w:tab w:val="right" w:leader="dot" w:pos="8468"/>
             </w:tabs>
           </w:pPr>
           <w:r>
             <w:rPr>
-              <w:rFonts w:hint="eastAsia" w:ascii="Microsoft JhengHei" w:hAnsi="Microsoft JhengHei" w:eastAsia="Microsoft JhengHei" w:cs="Microsoft JhengHei"/>
+              <w:rFonts w:ascii="Microsoft JhengHei" w:eastAsia="Microsoft JhengHei" w:hAnsi="Microsoft JhengHei" w:cs="Microsoft JhengHei" w:hint="eastAsia"/>
               <w:szCs w:val="24"/>
             </w:rPr>
             <w:fldChar w:fldCharType="begin"/>
           </w:r>
           <w:r>
             <w:rPr>
-              <w:rFonts w:hint="eastAsia" w:ascii="Microsoft JhengHei" w:hAnsi="Microsoft JhengHei" w:eastAsia="Microsoft JhengHei" w:cs="Microsoft JhengHei"/>
+              <w:rFonts w:ascii="Microsoft JhengHei" w:eastAsia="Microsoft JhengHei" w:hAnsi="Microsoft JhengHei" w:cs="Microsoft JhengHei" w:hint="eastAsia"/>
               <w:szCs w:val="24"/>
             </w:rPr>
             <w:instrText xml:space="preserve"> HYPERLINK \l _Toc21708 </w:instrText>
           </w:r>
           <w:r>
             <w:rPr>
-              <w:rFonts w:hint="eastAsia" w:ascii="Microsoft JhengHei" w:hAnsi="Microsoft JhengHei" w:eastAsia="Microsoft JhengHei" w:cs="Microsoft JhengHei"/>
+              <w:rFonts w:ascii="Microsoft JhengHei" w:eastAsia="Microsoft JhengHei" w:hAnsi="Microsoft JhengHei" w:cs="Microsoft JhengHei" w:hint="eastAsia"/>
               <w:szCs w:val="24"/>
             </w:rPr>
             <w:fldChar w:fldCharType="separate"/>
@@ -3011,7 +2980,7 @@
           </w:r>
           <w:r>
             <w:rPr>
-              <w:rFonts w:hint="eastAsia" w:ascii="Microsoft JhengHei" w:hAnsi="Microsoft JhengHei" w:eastAsia="Microsoft JhengHei" w:cs="Microsoft JhengHei"/>
+              <w:rFonts w:ascii="Microsoft JhengHei" w:eastAsia="Microsoft JhengHei" w:hAnsi="Microsoft JhengHei" w:cs="Microsoft JhengHei" w:hint="eastAsia"/>
               <w:szCs w:val="24"/>
             </w:rPr>
             <w:fldChar w:fldCharType="end"/>
@@ -3019,28 +2988,28 @@
         </w:p>
         <w:p>
           <w:pPr>
-            <w:pStyle w:val="13"/>
+            <w:pStyle w:val="TOC3"/>
             <w:tabs>
               <w:tab w:val="right" w:leader="dot" w:pos="8468"/>
             </w:tabs>
           </w:pPr>
           <w:r>
             <w:rPr>
-              <w:rFonts w:hint="eastAsia" w:ascii="Microsoft JhengHei" w:hAnsi="Microsoft JhengHei" w:eastAsia="Microsoft JhengHei" w:cs="Microsoft JhengHei"/>
+              <w:rFonts w:ascii="Microsoft JhengHei" w:eastAsia="Microsoft JhengHei" w:hAnsi="Microsoft JhengHei" w:cs="Microsoft JhengHei" w:hint="eastAsia"/>
               <w:szCs w:val="24"/>
             </w:rPr>
             <w:fldChar w:fldCharType="begin"/>
           </w:r>
           <w:r>
             <w:rPr>
-              <w:rFonts w:hint="eastAsia" w:ascii="Microsoft JhengHei" w:hAnsi="Microsoft JhengHei" w:eastAsia="Microsoft JhengHei" w:cs="Microsoft JhengHei"/>
+              <w:rFonts w:ascii="Microsoft JhengHei" w:eastAsia="Microsoft JhengHei" w:hAnsi="Microsoft JhengHei" w:cs="Microsoft JhengHei" w:hint="eastAsia"/>
               <w:szCs w:val="24"/>
             </w:rPr>
             <w:instrText xml:space="preserve"> HYPERLINK \l _Toc12533 </w:instrText>
           </w:r>
           <w:r>
             <w:rPr>
-              <w:rFonts w:hint="eastAsia" w:ascii="Microsoft JhengHei" w:hAnsi="Microsoft JhengHei" w:eastAsia="Microsoft JhengHei" w:cs="Microsoft JhengHei"/>
+              <w:rFonts w:ascii="Microsoft JhengHei" w:eastAsia="Microsoft JhengHei" w:hAnsi="Microsoft JhengHei" w:cs="Microsoft JhengHei" w:hint="eastAsia"/>
               <w:szCs w:val="24"/>
             </w:rPr>
             <w:fldChar w:fldCharType="separate"/>
@@ -3074,7 +3043,7 @@
           </w:r>
           <w:r>
             <w:rPr>
-              <w:rFonts w:hint="eastAsia" w:ascii="Microsoft JhengHei" w:hAnsi="Microsoft JhengHei" w:eastAsia="Microsoft JhengHei" w:cs="Microsoft JhengHei"/>
+              <w:rFonts w:ascii="Microsoft JhengHei" w:eastAsia="Microsoft JhengHei" w:hAnsi="Microsoft JhengHei" w:cs="Microsoft JhengHei" w:hint="eastAsia"/>
               <w:szCs w:val="24"/>
             </w:rPr>
             <w:fldChar w:fldCharType="end"/>
@@ -3082,28 +3051,28 @@
         </w:p>
         <w:p>
           <w:pPr>
-            <w:pStyle w:val="13"/>
+            <w:pStyle w:val="TOC3"/>
             <w:tabs>
               <w:tab w:val="right" w:leader="dot" w:pos="8468"/>
             </w:tabs>
           </w:pPr>
           <w:r>
             <w:rPr>
-              <w:rFonts w:hint="eastAsia" w:ascii="Microsoft JhengHei" w:hAnsi="Microsoft JhengHei" w:eastAsia="Microsoft JhengHei" w:cs="Microsoft JhengHei"/>
+              <w:rFonts w:ascii="Microsoft JhengHei" w:eastAsia="Microsoft JhengHei" w:hAnsi="Microsoft JhengHei" w:cs="Microsoft JhengHei" w:hint="eastAsia"/>
               <w:szCs w:val="24"/>
             </w:rPr>
             <w:fldChar w:fldCharType="begin"/>
           </w:r>
           <w:r>
             <w:rPr>
-              <w:rFonts w:hint="eastAsia" w:ascii="Microsoft JhengHei" w:hAnsi="Microsoft JhengHei" w:eastAsia="Microsoft JhengHei" w:cs="Microsoft JhengHei"/>
+              <w:rFonts w:ascii="Microsoft JhengHei" w:eastAsia="Microsoft JhengHei" w:hAnsi="Microsoft JhengHei" w:cs="Microsoft JhengHei" w:hint="eastAsia"/>
               <w:szCs w:val="24"/>
             </w:rPr>
             <w:instrText xml:space="preserve"> HYPERLINK \l _Toc15339 </w:instrText>
           </w:r>
           <w:r>
             <w:rPr>
-              <w:rFonts w:hint="eastAsia" w:ascii="Microsoft JhengHei" w:hAnsi="Microsoft JhengHei" w:eastAsia="Microsoft JhengHei" w:cs="Microsoft JhengHei"/>
+              <w:rFonts w:ascii="Microsoft JhengHei" w:eastAsia="Microsoft JhengHei" w:hAnsi="Microsoft JhengHei" w:cs="Microsoft JhengHei" w:hint="eastAsia"/>
               <w:szCs w:val="24"/>
             </w:rPr>
             <w:fldChar w:fldCharType="separate"/>
@@ -3137,7 +3106,7 @@
           </w:r>
           <w:r>
             <w:rPr>
-              <w:rFonts w:hint="eastAsia" w:ascii="Microsoft JhengHei" w:hAnsi="Microsoft JhengHei" w:eastAsia="Microsoft JhengHei" w:cs="Microsoft JhengHei"/>
+              <w:rFonts w:ascii="Microsoft JhengHei" w:eastAsia="Microsoft JhengHei" w:hAnsi="Microsoft JhengHei" w:cs="Microsoft JhengHei" w:hint="eastAsia"/>
               <w:szCs w:val="24"/>
             </w:rPr>
             <w:fldChar w:fldCharType="end"/>
@@ -3145,28 +3114,28 @@
         </w:p>
         <w:p>
           <w:pPr>
-            <w:pStyle w:val="13"/>
+            <w:pStyle w:val="TOC3"/>
             <w:tabs>
               <w:tab w:val="right" w:leader="dot" w:pos="8468"/>
             </w:tabs>
           </w:pPr>
           <w:r>
             <w:rPr>
-              <w:rFonts w:hint="eastAsia" w:ascii="Microsoft JhengHei" w:hAnsi="Microsoft JhengHei" w:eastAsia="Microsoft JhengHei" w:cs="Microsoft JhengHei"/>
+              <w:rFonts w:ascii="Microsoft JhengHei" w:eastAsia="Microsoft JhengHei" w:hAnsi="Microsoft JhengHei" w:cs="Microsoft JhengHei" w:hint="eastAsia"/>
               <w:szCs w:val="24"/>
             </w:rPr>
             <w:fldChar w:fldCharType="begin"/>
           </w:r>
           <w:r>
             <w:rPr>
-              <w:rFonts w:hint="eastAsia" w:ascii="Microsoft JhengHei" w:hAnsi="Microsoft JhengHei" w:eastAsia="Microsoft JhengHei" w:cs="Microsoft JhengHei"/>
+              <w:rFonts w:ascii="Microsoft JhengHei" w:eastAsia="Microsoft JhengHei" w:hAnsi="Microsoft JhengHei" w:cs="Microsoft JhengHei" w:hint="eastAsia"/>
               <w:szCs w:val="24"/>
             </w:rPr>
             <w:instrText xml:space="preserve"> HYPERLINK \l _Toc28586 </w:instrText>
           </w:r>
           <w:r>
             <w:rPr>
-              <w:rFonts w:hint="eastAsia" w:ascii="Microsoft JhengHei" w:hAnsi="Microsoft JhengHei" w:eastAsia="Microsoft JhengHei" w:cs="Microsoft JhengHei"/>
+              <w:rFonts w:ascii="Microsoft JhengHei" w:eastAsia="Microsoft JhengHei" w:hAnsi="Microsoft JhengHei" w:cs="Microsoft JhengHei" w:hint="eastAsia"/>
               <w:szCs w:val="24"/>
             </w:rPr>
             <w:fldChar w:fldCharType="separate"/>
@@ -3200,7 +3169,7 @@
           </w:r>
           <w:r>
             <w:rPr>
-              <w:rFonts w:hint="eastAsia" w:ascii="Microsoft JhengHei" w:hAnsi="Microsoft JhengHei" w:eastAsia="Microsoft JhengHei" w:cs="Microsoft JhengHei"/>
+              <w:rFonts w:ascii="Microsoft JhengHei" w:eastAsia="Microsoft JhengHei" w:hAnsi="Microsoft JhengHei" w:cs="Microsoft JhengHei" w:hint="eastAsia"/>
               <w:szCs w:val="24"/>
             </w:rPr>
             <w:fldChar w:fldCharType="end"/>
@@ -3208,28 +3177,28 @@
         </w:p>
         <w:p>
           <w:pPr>
-            <w:pStyle w:val="17"/>
+            <w:pStyle w:val="TOC2"/>
             <w:tabs>
               <w:tab w:val="right" w:leader="dot" w:pos="8468"/>
             </w:tabs>
           </w:pPr>
           <w:r>
             <w:rPr>
-              <w:rFonts w:hint="eastAsia" w:ascii="Microsoft JhengHei" w:hAnsi="Microsoft JhengHei" w:eastAsia="Microsoft JhengHei" w:cs="Microsoft JhengHei"/>
+              <w:rFonts w:ascii="Microsoft JhengHei" w:eastAsia="Microsoft JhengHei" w:hAnsi="Microsoft JhengHei" w:cs="Microsoft JhengHei" w:hint="eastAsia"/>
               <w:szCs w:val="24"/>
             </w:rPr>
             <w:fldChar w:fldCharType="begin"/>
           </w:r>
           <w:r>
             <w:rPr>
-              <w:rFonts w:hint="eastAsia" w:ascii="Microsoft JhengHei" w:hAnsi="Microsoft JhengHei" w:eastAsia="Microsoft JhengHei" w:cs="Microsoft JhengHei"/>
+              <w:rFonts w:ascii="Microsoft JhengHei" w:eastAsia="Microsoft JhengHei" w:hAnsi="Microsoft JhengHei" w:cs="Microsoft JhengHei" w:hint="eastAsia"/>
               <w:szCs w:val="24"/>
             </w:rPr>
             <w:instrText xml:space="preserve"> HYPERLINK \l _Toc32189 </w:instrText>
           </w:r>
           <w:r>
             <w:rPr>
-              <w:rFonts w:hint="eastAsia" w:ascii="Microsoft JhengHei" w:hAnsi="Microsoft JhengHei" w:eastAsia="Microsoft JhengHei" w:cs="Microsoft JhengHei"/>
+              <w:rFonts w:ascii="Microsoft JhengHei" w:eastAsia="Microsoft JhengHei" w:hAnsi="Microsoft JhengHei" w:cs="Microsoft JhengHei" w:hint="eastAsia"/>
               <w:szCs w:val="24"/>
             </w:rPr>
             <w:fldChar w:fldCharType="separate"/>
@@ -3263,7 +3232,7 @@
           </w:r>
           <w:r>
             <w:rPr>
-              <w:rFonts w:hint="eastAsia" w:ascii="Microsoft JhengHei" w:hAnsi="Microsoft JhengHei" w:eastAsia="Microsoft JhengHei" w:cs="Microsoft JhengHei"/>
+              <w:rFonts w:ascii="Microsoft JhengHei" w:eastAsia="Microsoft JhengHei" w:hAnsi="Microsoft JhengHei" w:cs="Microsoft JhengHei" w:hint="eastAsia"/>
               <w:szCs w:val="24"/>
             </w:rPr>
             <w:fldChar w:fldCharType="end"/>
@@ -3271,28 +3240,28 @@
         </w:p>
         <w:p>
           <w:pPr>
-            <w:pStyle w:val="17"/>
+            <w:pStyle w:val="TOC2"/>
             <w:tabs>
               <w:tab w:val="right" w:leader="dot" w:pos="8468"/>
             </w:tabs>
           </w:pPr>
           <w:r>
             <w:rPr>
-              <w:rFonts w:hint="eastAsia" w:ascii="Microsoft JhengHei" w:hAnsi="Microsoft JhengHei" w:eastAsia="Microsoft JhengHei" w:cs="Microsoft JhengHei"/>
+              <w:rFonts w:ascii="Microsoft JhengHei" w:eastAsia="Microsoft JhengHei" w:hAnsi="Microsoft JhengHei" w:cs="Microsoft JhengHei" w:hint="eastAsia"/>
               <w:szCs w:val="24"/>
             </w:rPr>
             <w:fldChar w:fldCharType="begin"/>
           </w:r>
           <w:r>
             <w:rPr>
-              <w:rFonts w:hint="eastAsia" w:ascii="Microsoft JhengHei" w:hAnsi="Microsoft JhengHei" w:eastAsia="Microsoft JhengHei" w:cs="Microsoft JhengHei"/>
+              <w:rFonts w:ascii="Microsoft JhengHei" w:eastAsia="Microsoft JhengHei" w:hAnsi="Microsoft JhengHei" w:cs="Microsoft JhengHei" w:hint="eastAsia"/>
               <w:szCs w:val="24"/>
             </w:rPr>
             <w:instrText xml:space="preserve"> HYPERLINK \l _Toc8708 </w:instrText>
           </w:r>
           <w:r>
             <w:rPr>
-              <w:rFonts w:hint="eastAsia" w:ascii="Microsoft JhengHei" w:hAnsi="Microsoft JhengHei" w:eastAsia="Microsoft JhengHei" w:cs="Microsoft JhengHei"/>
+              <w:rFonts w:ascii="Microsoft JhengHei" w:eastAsia="Microsoft JhengHei" w:hAnsi="Microsoft JhengHei" w:cs="Microsoft JhengHei" w:hint="eastAsia"/>
               <w:szCs w:val="24"/>
             </w:rPr>
             <w:fldChar w:fldCharType="separate"/>
@@ -3326,7 +3295,7 @@
           </w:r>
           <w:r>
             <w:rPr>
-              <w:rFonts w:hint="eastAsia" w:ascii="Microsoft JhengHei" w:hAnsi="Microsoft JhengHei" w:eastAsia="Microsoft JhengHei" w:cs="Microsoft JhengHei"/>
+              <w:rFonts w:ascii="Microsoft JhengHei" w:eastAsia="Microsoft JhengHei" w:hAnsi="Microsoft JhengHei" w:cs="Microsoft JhengHei" w:hint="eastAsia"/>
               <w:szCs w:val="24"/>
             </w:rPr>
             <w:fldChar w:fldCharType="end"/>
@@ -3334,28 +3303,28 @@
         </w:p>
         <w:p>
           <w:pPr>
-            <w:pStyle w:val="13"/>
+            <w:pStyle w:val="TOC3"/>
             <w:tabs>
               <w:tab w:val="right" w:leader="dot" w:pos="8468"/>
             </w:tabs>
           </w:pPr>
           <w:r>
             <w:rPr>
-              <w:rFonts w:hint="eastAsia" w:ascii="Microsoft JhengHei" w:hAnsi="Microsoft JhengHei" w:eastAsia="Microsoft JhengHei" w:cs="Microsoft JhengHei"/>
+              <w:rFonts w:ascii="Microsoft JhengHei" w:eastAsia="Microsoft JhengHei" w:hAnsi="Microsoft JhengHei" w:cs="Microsoft JhengHei" w:hint="eastAsia"/>
               <w:szCs w:val="24"/>
             </w:rPr>
             <w:fldChar w:fldCharType="begin"/>
           </w:r>
           <w:r>
             <w:rPr>
-              <w:rFonts w:hint="eastAsia" w:ascii="Microsoft JhengHei" w:hAnsi="Microsoft JhengHei" w:eastAsia="Microsoft JhengHei" w:cs="Microsoft JhengHei"/>
+              <w:rFonts w:ascii="Microsoft JhengHei" w:eastAsia="Microsoft JhengHei" w:hAnsi="Microsoft JhengHei" w:cs="Microsoft JhengHei" w:hint="eastAsia"/>
               <w:szCs w:val="24"/>
             </w:rPr>
             <w:instrText xml:space="preserve"> HYPERLINK \l _Toc10844 </w:instrText>
           </w:r>
           <w:r>
             <w:rPr>
-              <w:rFonts w:hint="eastAsia" w:ascii="Microsoft JhengHei" w:hAnsi="Microsoft JhengHei" w:eastAsia="Microsoft JhengHei" w:cs="Microsoft JhengHei"/>
+              <w:rFonts w:ascii="Microsoft JhengHei" w:eastAsia="Microsoft JhengHei" w:hAnsi="Microsoft JhengHei" w:cs="Microsoft JhengHei" w:hint="eastAsia"/>
               <w:szCs w:val="24"/>
             </w:rPr>
             <w:fldChar w:fldCharType="separate"/>
@@ -3389,7 +3358,7 @@
           </w:r>
           <w:r>
             <w:rPr>
-              <w:rFonts w:hint="eastAsia" w:ascii="Microsoft JhengHei" w:hAnsi="Microsoft JhengHei" w:eastAsia="Microsoft JhengHei" w:cs="Microsoft JhengHei"/>
+              <w:rFonts w:ascii="Microsoft JhengHei" w:eastAsia="Microsoft JhengHei" w:hAnsi="Microsoft JhengHei" w:cs="Microsoft JhengHei" w:hint="eastAsia"/>
               <w:szCs w:val="24"/>
             </w:rPr>
             <w:fldChar w:fldCharType="end"/>
@@ -3397,28 +3366,28 @@
         </w:p>
         <w:p>
           <w:pPr>
-            <w:pStyle w:val="13"/>
+            <w:pStyle w:val="TOC3"/>
             <w:tabs>
               <w:tab w:val="right" w:leader="dot" w:pos="8468"/>
             </w:tabs>
           </w:pPr>
           <w:r>
             <w:rPr>
-              <w:rFonts w:hint="eastAsia" w:ascii="Microsoft JhengHei" w:hAnsi="Microsoft JhengHei" w:eastAsia="Microsoft JhengHei" w:cs="Microsoft JhengHei"/>
+              <w:rFonts w:ascii="Microsoft JhengHei" w:eastAsia="Microsoft JhengHei" w:hAnsi="Microsoft JhengHei" w:cs="Microsoft JhengHei" w:hint="eastAsia"/>
               <w:szCs w:val="24"/>
             </w:rPr>
             <w:fldChar w:fldCharType="begin"/>
           </w:r>
           <w:r>
             <w:rPr>
-              <w:rFonts w:hint="eastAsia" w:ascii="Microsoft JhengHei" w:hAnsi="Microsoft JhengHei" w:eastAsia="Microsoft JhengHei" w:cs="Microsoft JhengHei"/>
+              <w:rFonts w:ascii="Microsoft JhengHei" w:eastAsia="Microsoft JhengHei" w:hAnsi="Microsoft JhengHei" w:cs="Microsoft JhengHei" w:hint="eastAsia"/>
               <w:szCs w:val="24"/>
             </w:rPr>
             <w:instrText xml:space="preserve"> HYPERLINK \l _Toc20408 </w:instrText>
           </w:r>
           <w:r>
             <w:rPr>
-              <w:rFonts w:hint="eastAsia" w:ascii="Microsoft JhengHei" w:hAnsi="Microsoft JhengHei" w:eastAsia="Microsoft JhengHei" w:cs="Microsoft JhengHei"/>
+              <w:rFonts w:ascii="Microsoft JhengHei" w:eastAsia="Microsoft JhengHei" w:hAnsi="Microsoft JhengHei" w:cs="Microsoft JhengHei" w:hint="eastAsia"/>
               <w:szCs w:val="24"/>
             </w:rPr>
             <w:fldChar w:fldCharType="separate"/>
@@ -3452,7 +3421,7 @@
           </w:r>
           <w:r>
             <w:rPr>
-              <w:rFonts w:hint="eastAsia" w:ascii="Microsoft JhengHei" w:hAnsi="Microsoft JhengHei" w:eastAsia="Microsoft JhengHei" w:cs="Microsoft JhengHei"/>
+              <w:rFonts w:ascii="Microsoft JhengHei" w:eastAsia="Microsoft JhengHei" w:hAnsi="Microsoft JhengHei" w:cs="Microsoft JhengHei" w:hint="eastAsia"/>
               <w:szCs w:val="24"/>
             </w:rPr>
             <w:fldChar w:fldCharType="end"/>
@@ -3460,28 +3429,28 @@
         </w:p>
         <w:p>
           <w:pPr>
-            <w:pStyle w:val="16"/>
+            <w:pStyle w:val="TOC1"/>
             <w:tabs>
               <w:tab w:val="right" w:leader="dot" w:pos="8468"/>
             </w:tabs>
           </w:pPr>
           <w:r>
             <w:rPr>
-              <w:rFonts w:hint="eastAsia" w:ascii="Microsoft JhengHei" w:hAnsi="Microsoft JhengHei" w:eastAsia="Microsoft JhengHei" w:cs="Microsoft JhengHei"/>
+              <w:rFonts w:ascii="Microsoft JhengHei" w:eastAsia="Microsoft JhengHei" w:hAnsi="Microsoft JhengHei" w:cs="Microsoft JhengHei" w:hint="eastAsia"/>
               <w:szCs w:val="24"/>
             </w:rPr>
             <w:fldChar w:fldCharType="begin"/>
           </w:r>
           <w:r>
             <w:rPr>
-              <w:rFonts w:hint="eastAsia" w:ascii="Microsoft JhengHei" w:hAnsi="Microsoft JhengHei" w:eastAsia="Microsoft JhengHei" w:cs="Microsoft JhengHei"/>
+              <w:rFonts w:ascii="Microsoft JhengHei" w:eastAsia="Microsoft JhengHei" w:hAnsi="Microsoft JhengHei" w:cs="Microsoft JhengHei" w:hint="eastAsia"/>
               <w:szCs w:val="24"/>
             </w:rPr>
             <w:instrText xml:space="preserve"> HYPERLINK \l _Toc2728 </w:instrText>
           </w:r>
           <w:r>
             <w:rPr>
-              <w:rFonts w:hint="eastAsia" w:ascii="Microsoft JhengHei" w:hAnsi="Microsoft JhengHei" w:eastAsia="Microsoft JhengHei" w:cs="Microsoft JhengHei"/>
+              <w:rFonts w:ascii="Microsoft JhengHei" w:eastAsia="Microsoft JhengHei" w:hAnsi="Microsoft JhengHei" w:cs="Microsoft JhengHei" w:hint="eastAsia"/>
               <w:szCs w:val="24"/>
             </w:rPr>
             <w:fldChar w:fldCharType="separate"/>
@@ -3515,7 +3484,7 @@
           </w:r>
           <w:r>
             <w:rPr>
-              <w:rFonts w:hint="eastAsia" w:ascii="Microsoft JhengHei" w:hAnsi="Microsoft JhengHei" w:eastAsia="Microsoft JhengHei" w:cs="Microsoft JhengHei"/>
+              <w:rFonts w:ascii="Microsoft JhengHei" w:eastAsia="Microsoft JhengHei" w:hAnsi="Microsoft JhengHei" w:cs="Microsoft JhengHei" w:hint="eastAsia"/>
               <w:szCs w:val="24"/>
             </w:rPr>
             <w:fldChar w:fldCharType="end"/>
@@ -3539,7 +3508,7 @@
             <w:spacing w:line="219" w:lineRule="auto"/>
             <w:textAlignment w:val="baseline"/>
             <w:rPr>
-              <w:rFonts w:hint="eastAsia" w:ascii="Microsoft JhengHei" w:hAnsi="Microsoft JhengHei" w:eastAsia="Microsoft JhengHei" w:cs="Microsoft JhengHei"/>
+              <w:rFonts w:ascii="Microsoft JhengHei" w:eastAsia="Microsoft JhengHei" w:hAnsi="Microsoft JhengHei" w:cs="Microsoft JhengHei" w:hint="eastAsia"/>
               <w:snapToGrid w:val="0"/>
               <w:color w:val="000000"/>
               <w:kern w:val="0"/>
@@ -3550,7 +3519,7 @@
           </w:pPr>
           <w:r>
             <w:rPr>
-              <w:rFonts w:hint="eastAsia" w:ascii="Microsoft JhengHei" w:hAnsi="Microsoft JhengHei" w:eastAsia="Microsoft JhengHei" w:cs="Microsoft JhengHei"/>
+              <w:rFonts w:ascii="Microsoft JhengHei" w:eastAsia="Microsoft JhengHei" w:hAnsi="Microsoft JhengHei" w:cs="Microsoft JhengHei" w:hint="eastAsia"/>
               <w:szCs w:val="24"/>
             </w:rPr>
             <w:fldChar w:fldCharType="end"/>
@@ -3581,7 +3550,7 @@
     </w:p>
     <w:p>
       <w:pPr>
-        <w:pStyle w:val="26"/>
+        <w:pStyle w:val="1"/>
         <w:keepNext w:val="0"/>
         <w:keepLines w:val="0"/>
         <w:pageBreakBefore w:val="0"/>
@@ -3619,18 +3588,18 @@
         <w:adjustRightInd w:val="0"/>
         <w:snapToGrid w:val="0"/>
         <w:spacing w:line="360" w:lineRule="auto"/>
-        <w:ind w:left="0" w:right="0" w:firstLine="480" w:firstLineChars="200"/>
+        <w:ind w:left="0" w:right="0" w:firstLine="420" w:firstLineChars="200"/>
         <w:jc w:val="left"/>
         <w:textAlignment w:val="baseline"/>
         <w:rPr>
-          <w:rFonts w:ascii="宋体" w:hAnsi="宋体" w:eastAsia="宋体" w:cs="宋体"/>
+          <w:rFonts w:ascii="宋体" w:eastAsia="宋体" w:hAnsi="宋体" w:cs="宋体"/>
           <w:sz w:val="24"/>
           <w:szCs w:val="24"/>
         </w:rPr>
       </w:pPr>
       <w:r>
         <w:rPr>
-          <w:rFonts w:ascii="宋体" w:hAnsi="宋体" w:eastAsia="宋体" w:cs="宋体"/>
+          <w:rFonts w:ascii="宋体" w:eastAsia="宋体" w:hAnsi="宋体" w:cs="宋体"/>
           <w:sz w:val="24"/>
           <w:szCs w:val="24"/>
         </w:rPr>
@@ -3638,7 +3607,7 @@
       </w:r>
       <w:r>
         <w:rPr>
-          <w:rFonts w:ascii="Calibri" w:hAnsi="Calibri" w:eastAsia="Calibri" w:cs="Calibri"/>
+          <w:rFonts w:ascii="Calibri" w:eastAsia="Calibri" w:hAnsi="Calibri" w:cs="Calibri"/>
           <w:sz w:val="24"/>
           <w:szCs w:val="24"/>
         </w:rPr>
@@ -3646,7 +3615,7 @@
       </w:r>
       <w:r>
         <w:rPr>
-          <w:rFonts w:ascii="宋体" w:hAnsi="宋体" w:eastAsia="宋体" w:cs="宋体"/>
+          <w:rFonts w:ascii="宋体" w:eastAsia="宋体" w:hAnsi="宋体" w:cs="宋体"/>
           <w:sz w:val="24"/>
           <w:szCs w:val="24"/>
         </w:rPr>
@@ -3654,7 +3623,7 @@
       </w:r>
       <w:r>
         <w:rPr>
-          <w:rFonts w:ascii="宋体" w:hAnsi="宋体" w:eastAsia="宋体" w:cs="宋体"/>
+          <w:rFonts w:ascii="宋体" w:eastAsia="宋体" w:hAnsi="宋体" w:cs="宋体"/>
           <w:spacing w:val="-1"/>
           <w:sz w:val="24"/>
           <w:szCs w:val="24"/>
@@ -3663,7 +3632,7 @@
       </w:r>
       <w:r>
         <w:rPr>
-          <w:rFonts w:ascii="宋体" w:hAnsi="宋体" w:eastAsia="宋体" w:cs="宋体"/>
+          <w:rFonts w:ascii="宋体" w:eastAsia="宋体" w:hAnsi="宋体" w:cs="宋体"/>
           <w:sz w:val="24"/>
           <w:szCs w:val="24"/>
         </w:rPr>
@@ -3671,7 +3640,7 @@
       </w:r>
       <w:r>
         <w:rPr>
-          <w:rFonts w:ascii="宋体" w:hAnsi="宋体" w:eastAsia="宋体" w:cs="宋体"/>
+          <w:rFonts w:ascii="宋体" w:eastAsia="宋体" w:hAnsi="宋体" w:cs="宋体"/>
           <w:spacing w:val="-1"/>
           <w:sz w:val="24"/>
           <w:szCs w:val="24"/>
@@ -3680,7 +3649,7 @@
       </w:r>
       <w:r>
         <w:rPr>
-          <w:rFonts w:ascii="宋体" w:hAnsi="宋体" w:eastAsia="宋体" w:cs="宋体"/>
+          <w:rFonts w:ascii="宋体" w:eastAsia="宋体" w:hAnsi="宋体" w:cs="宋体"/>
           <w:spacing w:val="-5"/>
           <w:sz w:val="24"/>
           <w:szCs w:val="24"/>
@@ -3690,7 +3659,7 @@
     </w:p>
     <w:p>
       <w:pPr>
-        <w:pStyle w:val="39"/>
+        <w:pStyle w:val="a3"/>
         <w:keepNext w:val="0"/>
         <w:keepLines w:val="0"/>
         <w:pageBreakBefore w:val="0"/>
@@ -3708,7 +3677,7 @@
         <w:bidi w:val="0"/>
         <w:adjustRightInd w:val="0"/>
         <w:snapToGrid w:val="0"/>
-        <w:ind w:left="425" w:leftChars="0" w:hanging="425" w:firstLineChars="0"/>
+        <w:ind w:left="425" w:hanging="425" w:leftChars="0" w:firstLineChars="0"/>
         <w:textAlignment w:val="baseline"/>
       </w:pPr>
       <w:r>
@@ -3727,7 +3696,7 @@
     </w:p>
     <w:p>
       <w:pPr>
-        <w:pStyle w:val="39"/>
+        <w:pStyle w:val="a3"/>
         <w:keepNext w:val="0"/>
         <w:keepLines w:val="0"/>
         <w:pageBreakBefore w:val="0"/>
@@ -3745,7 +3714,7 @@
         <w:bidi w:val="0"/>
         <w:adjustRightInd w:val="0"/>
         <w:snapToGrid w:val="0"/>
-        <w:ind w:left="425" w:leftChars="0" w:hanging="425" w:firstLineChars="0"/>
+        <w:ind w:left="425" w:hanging="425" w:leftChars="0" w:firstLineChars="0"/>
         <w:textAlignment w:val="baseline"/>
       </w:pPr>
       <w:r>
@@ -3754,7 +3723,7 @@
     </w:p>
     <w:p>
       <w:pPr>
-        <w:pStyle w:val="39"/>
+        <w:pStyle w:val="a3"/>
         <w:keepNext w:val="0"/>
         <w:keepLines w:val="0"/>
         <w:pageBreakBefore w:val="0"/>
@@ -3772,7 +3741,7 @@
         <w:bidi w:val="0"/>
         <w:adjustRightInd w:val="0"/>
         <w:snapToGrid w:val="0"/>
-        <w:ind w:left="425" w:leftChars="0" w:hanging="425" w:firstLineChars="0"/>
+        <w:ind w:left="425" w:hanging="425" w:leftChars="0" w:firstLineChars="0"/>
         <w:textAlignment w:val="baseline"/>
       </w:pPr>
       <w:r>
@@ -3781,7 +3750,7 @@
     </w:p>
     <w:p>
       <w:pPr>
-        <w:pStyle w:val="39"/>
+        <w:pStyle w:val="a3"/>
         <w:keepNext w:val="0"/>
         <w:keepLines w:val="0"/>
         <w:pageBreakBefore w:val="0"/>
@@ -3799,7 +3768,7 @@
         <w:bidi w:val="0"/>
         <w:adjustRightInd w:val="0"/>
         <w:snapToGrid w:val="0"/>
-        <w:ind w:left="425" w:leftChars="0" w:hanging="425" w:firstLineChars="0"/>
+        <w:ind w:left="425" w:hanging="425" w:leftChars="0" w:firstLineChars="0"/>
         <w:textAlignment w:val="baseline"/>
       </w:pPr>
       <w:r>
@@ -3808,7 +3777,7 @@
     </w:p>
     <w:p>
       <w:pPr>
-        <w:pStyle w:val="26"/>
+        <w:pStyle w:val="1"/>
         <w:keepNext w:val="0"/>
         <w:keepLines w:val="0"/>
         <w:pageBreakBefore w:val="0"/>
@@ -3832,7 +3801,7 @@
     </w:p>
     <w:p>
       <w:pPr>
-        <w:pStyle w:val="27"/>
+        <w:pStyle w:val="a"/>
         <w:keepNext w:val="0"/>
         <w:keepLines w:val="0"/>
         <w:pageBreakBefore w:val="0"/>
@@ -3854,7 +3823,7 @@
     </w:p>
     <w:p>
       <w:pPr>
-        <w:pStyle w:val="26"/>
+        <w:pStyle w:val="1"/>
         <w:keepNext w:val="0"/>
         <w:keepLines w:val="0"/>
         <w:pageBreakBefore w:val="0"/>
@@ -3897,16 +3866,16 @@
     </w:p>
     <w:tbl>
       <w:tblPr>
-        <w:tblStyle w:val="24"/>
+        <w:tblStyle w:val="TableNormal0"/>
         <w:tblW w:w="8528" w:type="dxa"/>
         <w:tblInd w:w="17" w:type="dxa"/>
         <w:tblBorders>
-          <w:top w:val="single" w:color="000000" w:sz="6" w:space="0"/>
-          <w:left w:val="single" w:color="000000" w:sz="6" w:space="0"/>
-          <w:bottom w:val="single" w:color="000000" w:sz="6" w:space="0"/>
-          <w:right w:val="single" w:color="000000" w:sz="6" w:space="0"/>
-          <w:insideH w:val="single" w:color="000000" w:sz="6" w:space="0"/>
-          <w:insideV w:val="single" w:color="000000" w:sz="6" w:space="0"/>
+          <w:top w:val="single" w:sz="6" w:space="0" w:color="000000"/>
+          <w:left w:val="single" w:sz="6" w:space="0" w:color="000000"/>
+          <w:bottom w:val="single" w:sz="6" w:space="0" w:color="000000"/>
+          <w:right w:val="single" w:sz="6" w:space="0" w:color="000000"/>
+          <w:insideH w:val="single" w:sz="6" w:space="0" w:color="000000"/>
+          <w:insideV w:val="single" w:sz="6" w:space="0" w:color="000000"/>
         </w:tblBorders>
         <w:tblLayout w:type="fixed"/>
         <w:tblCellMar>
@@ -3923,14 +3892,17 @@
       </w:tblGrid>
       <w:tr>
         <w:tblPrEx>
+          <w:tblW w:w="8528" w:type="dxa"/>
+          <w:tblInd w:w="17" w:type="dxa"/>
           <w:tblBorders>
-            <w:top w:val="single" w:color="000000" w:sz="6" w:space="0"/>
-            <w:left w:val="single" w:color="000000" w:sz="6" w:space="0"/>
-            <w:bottom w:val="single" w:color="000000" w:sz="6" w:space="0"/>
-            <w:right w:val="single" w:color="000000" w:sz="6" w:space="0"/>
-            <w:insideH w:val="single" w:color="000000" w:sz="6" w:space="0"/>
-            <w:insideV w:val="single" w:color="000000" w:sz="6" w:space="0"/>
+            <w:top w:val="single" w:sz="6" w:space="0" w:color="000000"/>
+            <w:left w:val="single" w:sz="6" w:space="0" w:color="000000"/>
+            <w:bottom w:val="single" w:sz="6" w:space="0" w:color="000000"/>
+            <w:right w:val="single" w:sz="6" w:space="0" w:color="000000"/>
+            <w:insideH w:val="single" w:sz="6" w:space="0" w:color="000000"/>
+            <w:insideV w:val="single" w:sz="6" w:space="0" w:color="000000"/>
           </w:tblBorders>
+          <w:tblLayout w:type="fixed"/>
           <w:tblCellMar>
             <w:top w:w="0" w:type="dxa"/>
             <w:left w:w="0" w:type="dxa"/>
@@ -3939,15 +3911,15 @@
           </w:tblCellMar>
         </w:tblPrEx>
         <w:trPr>
-          <w:trHeight w:val="784" w:hRule="atLeast"/>
+          <w:trHeight w:val="784"/>
         </w:trPr>
         <w:tc>
           <w:tcPr>
             <w:tcW w:w="1202" w:type="dxa"/>
             <w:tcBorders>
-              <w:top w:val="single" w:color="000000" w:sz="12" w:space="0"/>
-              <w:left w:val="single" w:color="000000" w:sz="12" w:space="0"/>
-              <w:right w:val="single" w:color="000000" w:sz="2" w:space="0"/>
+              <w:top w:val="single" w:sz="12" w:space="0" w:color="000000"/>
+              <w:left w:val="single" w:sz="12" w:space="0" w:color="000000"/>
+              <w:right w:val="single" w:sz="2" w:space="0" w:color="000000"/>
             </w:tcBorders>
             <w:shd w:val="clear" w:color="auto" w:fill="BFBFBF"/>
             <w:vAlign w:val="center"/>
@@ -3971,14 +3943,14 @@
               <w:ind w:left="327"/>
               <w:textAlignment w:val="baseline"/>
               <w:rPr>
-                <w:rFonts w:ascii="宋体" w:hAnsi="宋体" w:eastAsia="宋体" w:cs="宋体"/>
+                <w:rFonts w:ascii="宋体" w:eastAsia="宋体" w:hAnsi="宋体" w:cs="宋体"/>
                 <w:sz w:val="21"/>
                 <w:szCs w:val="21"/>
               </w:rPr>
             </w:pPr>
             <w:r>
               <w:rPr>
-                <w:rFonts w:ascii="宋体" w:hAnsi="宋体" w:eastAsia="宋体" w:cs="宋体"/>
+                <w:rFonts w:ascii="宋体" w:eastAsia="宋体" w:hAnsi="宋体" w:cs="宋体"/>
                 <w:b/>
                 <w:bCs/>
                 <w:spacing w:val="-8"/>
@@ -3989,7 +3961,7 @@
             </w:r>
             <w:r>
               <w:rPr>
-                <w:rFonts w:ascii="宋体" w:hAnsi="宋体" w:eastAsia="宋体" w:cs="宋体"/>
+                <w:rFonts w:ascii="宋体" w:eastAsia="宋体" w:hAnsi="宋体" w:cs="宋体"/>
                 <w:spacing w:val="8"/>
                 <w:sz w:val="21"/>
                 <w:szCs w:val="21"/>
@@ -3998,7 +3970,7 @@
             </w:r>
             <w:r>
               <w:rPr>
-                <w:rFonts w:ascii="宋体" w:hAnsi="宋体" w:eastAsia="宋体" w:cs="宋体"/>
+                <w:rFonts w:ascii="宋体" w:eastAsia="宋体" w:hAnsi="宋体" w:cs="宋体"/>
                 <w:b/>
                 <w:bCs/>
                 <w:spacing w:val="-8"/>
@@ -4013,9 +3985,9 @@
           <w:tcPr>
             <w:tcW w:w="897" w:type="dxa"/>
             <w:tcBorders>
-              <w:top w:val="single" w:color="000000" w:sz="12" w:space="0"/>
-              <w:left w:val="single" w:color="000000" w:sz="2" w:space="0"/>
-              <w:right w:val="single" w:color="000000" w:sz="2" w:space="0"/>
+              <w:top w:val="single" w:sz="12" w:space="0" w:color="000000"/>
+              <w:left w:val="single" w:sz="2" w:space="0" w:color="000000"/>
+              <w:right w:val="single" w:sz="2" w:space="0" w:color="000000"/>
             </w:tcBorders>
             <w:shd w:val="clear" w:color="auto" w:fill="BFBFBF"/>
             <w:vAlign w:val="center"/>
@@ -4039,14 +4011,14 @@
               <w:ind w:left="129"/>
               <w:textAlignment w:val="baseline"/>
               <w:rPr>
-                <w:rFonts w:ascii="宋体" w:hAnsi="宋体" w:eastAsia="宋体" w:cs="宋体"/>
+                <w:rFonts w:ascii="宋体" w:eastAsia="宋体" w:hAnsi="宋体" w:cs="宋体"/>
                 <w:sz w:val="21"/>
                 <w:szCs w:val="21"/>
               </w:rPr>
             </w:pPr>
             <w:r>
               <w:rPr>
-                <w:rFonts w:ascii="宋体" w:hAnsi="宋体" w:eastAsia="宋体" w:cs="宋体"/>
+                <w:rFonts w:ascii="宋体" w:eastAsia="宋体" w:hAnsi="宋体" w:cs="宋体"/>
                 <w:b/>
                 <w:bCs/>
                 <w:spacing w:val="-5"/>
@@ -4061,9 +4033,9 @@
           <w:tcPr>
             <w:tcW w:w="6429" w:type="dxa"/>
             <w:tcBorders>
-              <w:top w:val="single" w:color="000000" w:sz="12" w:space="0"/>
-              <w:left w:val="single" w:color="000000" w:sz="2" w:space="0"/>
-              <w:right w:val="single" w:color="000000" w:sz="12" w:space="0"/>
+              <w:top w:val="single" w:sz="12" w:space="0" w:color="000000"/>
+              <w:left w:val="single" w:sz="2" w:space="0" w:color="000000"/>
+              <w:right w:val="single" w:sz="12" w:space="0" w:color="000000"/>
             </w:tcBorders>
             <w:shd w:val="clear" w:color="auto" w:fill="BFBFBF"/>
             <w:vAlign w:val="center"/>
@@ -4087,14 +4059,14 @@
               <w:ind w:left="2958"/>
               <w:textAlignment w:val="baseline"/>
               <w:rPr>
-                <w:rFonts w:ascii="宋体" w:hAnsi="宋体" w:eastAsia="宋体" w:cs="宋体"/>
+                <w:rFonts w:ascii="宋体" w:eastAsia="宋体" w:hAnsi="宋体" w:cs="宋体"/>
                 <w:sz w:val="21"/>
                 <w:szCs w:val="21"/>
               </w:rPr>
             </w:pPr>
             <w:r>
               <w:rPr>
-                <w:rFonts w:ascii="宋体" w:hAnsi="宋体" w:eastAsia="宋体" w:cs="宋体"/>
+                <w:rFonts w:ascii="宋体" w:eastAsia="宋体" w:hAnsi="宋体" w:cs="宋体"/>
                 <w:b/>
                 <w:bCs/>
                 <w:spacing w:val="-9"/>
@@ -4105,7 +4077,7 @@
             </w:r>
             <w:r>
               <w:rPr>
-                <w:rFonts w:ascii="宋体" w:hAnsi="宋体" w:eastAsia="宋体" w:cs="宋体"/>
+                <w:rFonts w:ascii="宋体" w:eastAsia="宋体" w:hAnsi="宋体" w:cs="宋体"/>
                 <w:spacing w:val="10"/>
                 <w:sz w:val="21"/>
                 <w:szCs w:val="21"/>
@@ -4114,7 +4086,7 @@
             </w:r>
             <w:r>
               <w:rPr>
-                <w:rFonts w:ascii="宋体" w:hAnsi="宋体" w:eastAsia="宋体" w:cs="宋体"/>
+                <w:rFonts w:ascii="宋体" w:eastAsia="宋体" w:hAnsi="宋体" w:cs="宋体"/>
                 <w:b/>
                 <w:bCs/>
                 <w:spacing w:val="-9"/>
@@ -4128,14 +4100,9 @@
       </w:tr>
       <w:tr>
         <w:tblPrEx>
-          <w:tblBorders>
-            <w:top w:val="single" w:color="000000" w:sz="6" w:space="0"/>
-            <w:left w:val="single" w:color="000000" w:sz="6" w:space="0"/>
-            <w:bottom w:val="single" w:color="000000" w:sz="6" w:space="0"/>
-            <w:right w:val="single" w:color="000000" w:sz="6" w:space="0"/>
-            <w:insideH w:val="single" w:color="000000" w:sz="6" w:space="0"/>
-            <w:insideV w:val="single" w:color="000000" w:sz="6" w:space="0"/>
-          </w:tblBorders>
+          <w:tblW w:w="8528" w:type="dxa"/>
+          <w:tblInd w:w="17" w:type="dxa"/>
+          <w:tblLayout w:type="fixed"/>
           <w:tblCellMar>
             <w:top w:w="0" w:type="dxa"/>
             <w:left w:w="0" w:type="dxa"/>
@@ -4144,13 +4111,13 @@
           </w:tblCellMar>
         </w:tblPrEx>
         <w:trPr>
-          <w:trHeight w:val="1708" w:hRule="atLeast"/>
+          <w:trHeight w:val="1708"/>
         </w:trPr>
         <w:tc>
           <w:tcPr>
             <w:tcW w:w="1202" w:type="dxa"/>
             <w:tcBorders>
-              <w:left w:val="single" w:color="000000" w:sz="12" w:space="0"/>
+              <w:left w:val="single" w:sz="12" w:space="0" w:color="000000"/>
             </w:tcBorders>
             <w:vAlign w:val="center"/>
           </w:tcPr>
@@ -4173,14 +4140,14 @@
               <w:ind w:left="168"/>
               <w:textAlignment w:val="baseline"/>
               <w:rPr>
-                <w:rFonts w:ascii="宋体" w:hAnsi="宋体" w:eastAsia="宋体" w:cs="宋体"/>
+                <w:rFonts w:ascii="宋体" w:eastAsia="宋体" w:hAnsi="宋体" w:cs="宋体"/>
                 <w:sz w:val="21"/>
                 <w:szCs w:val="21"/>
               </w:rPr>
             </w:pPr>
             <w:r>
               <w:rPr>
-                <w:rFonts w:ascii="宋体" w:hAnsi="宋体" w:eastAsia="宋体" w:cs="宋体"/>
+                <w:rFonts w:ascii="宋体" w:eastAsia="宋体" w:hAnsi="宋体" w:cs="宋体"/>
                 <w:spacing w:val="-2"/>
                 <w:sz w:val="21"/>
                 <w:szCs w:val="21"/>
@@ -4213,14 +4180,14 @@
               <w:ind w:left="316"/>
               <w:textAlignment w:val="baseline"/>
               <w:rPr>
-                <w:rFonts w:ascii="Times New Roman" w:hAnsi="Times New Roman" w:eastAsia="Times New Roman" w:cs="Times New Roman"/>
+                <w:rFonts w:ascii="Times New Roman" w:eastAsia="Times New Roman" w:hAnsi="Times New Roman" w:cs="Times New Roman"/>
                 <w:sz w:val="21"/>
                 <w:szCs w:val="21"/>
               </w:rPr>
             </w:pPr>
             <w:r>
               <w:rPr>
-                <w:rFonts w:ascii="Times New Roman" w:hAnsi="Times New Roman" w:eastAsia="Times New Roman" w:cs="Times New Roman"/>
+                <w:rFonts w:ascii="Times New Roman" w:eastAsia="Times New Roman" w:hAnsi="Times New Roman" w:cs="Times New Roman"/>
                 <w:spacing w:val="-4"/>
                 <w:sz w:val="21"/>
                 <w:szCs w:val="21"/>
@@ -4233,13 +4200,13 @@
           <w:tcPr>
             <w:tcW w:w="6429" w:type="dxa"/>
             <w:tcBorders>
-              <w:right w:val="single" w:color="000000" w:sz="12" w:space="0"/>
+              <w:right w:val="single" w:sz="12" w:space="0" w:color="000000"/>
             </w:tcBorders>
             <w:vAlign w:val="center"/>
           </w:tcPr>
           <w:p>
             <w:pPr>
-              <w:pStyle w:val="39"/>
+              <w:pStyle w:val="a3"/>
               <w:keepNext w:val="0"/>
               <w:keepLines w:val="0"/>
               <w:pageBreakBefore w:val="0"/>
@@ -4263,14 +4230,9 @@
       </w:tr>
       <w:tr>
         <w:tblPrEx>
-          <w:tblBorders>
-            <w:top w:val="single" w:color="000000" w:sz="6" w:space="0"/>
-            <w:left w:val="single" w:color="000000" w:sz="6" w:space="0"/>
-            <w:bottom w:val="single" w:color="000000" w:sz="6" w:space="0"/>
-            <w:right w:val="single" w:color="000000" w:sz="6" w:space="0"/>
-            <w:insideH w:val="single" w:color="000000" w:sz="6" w:space="0"/>
-            <w:insideV w:val="single" w:color="000000" w:sz="6" w:space="0"/>
-          </w:tblBorders>
+          <w:tblW w:w="8528" w:type="dxa"/>
+          <w:tblInd w:w="17" w:type="dxa"/>
+          <w:tblLayout w:type="fixed"/>
           <w:tblCellMar>
             <w:top w:w="0" w:type="dxa"/>
             <w:left w:w="0" w:type="dxa"/>
@@ -4279,13 +4241,13 @@
           </w:tblCellMar>
         </w:tblPrEx>
         <w:trPr>
-          <w:trHeight w:val="784" w:hRule="atLeast"/>
+          <w:trHeight w:val="784"/>
         </w:trPr>
         <w:tc>
           <w:tcPr>
             <w:tcW w:w="1202" w:type="dxa"/>
             <w:tcBorders>
-              <w:left w:val="single" w:color="000000" w:sz="12" w:space="0"/>
+              <w:left w:val="single" w:sz="12" w:space="0" w:color="000000"/>
             </w:tcBorders>
             <w:vAlign w:val="center"/>
           </w:tcPr>
@@ -4308,14 +4270,14 @@
               <w:ind w:left="168"/>
               <w:textAlignment w:val="baseline"/>
               <w:rPr>
-                <w:rFonts w:ascii="宋体" w:hAnsi="宋体" w:eastAsia="宋体" w:cs="宋体"/>
+                <w:rFonts w:ascii="宋体" w:eastAsia="宋体" w:hAnsi="宋体" w:cs="宋体"/>
                 <w:sz w:val="21"/>
                 <w:szCs w:val="21"/>
               </w:rPr>
             </w:pPr>
             <w:r>
               <w:rPr>
-                <w:rFonts w:ascii="宋体" w:hAnsi="宋体" w:eastAsia="宋体" w:cs="宋体"/>
+                <w:rFonts w:ascii="宋体" w:eastAsia="宋体" w:hAnsi="宋体" w:cs="宋体"/>
                 <w:spacing w:val="-2"/>
                 <w:sz w:val="21"/>
                 <w:szCs w:val="21"/>
@@ -4348,14 +4310,14 @@
               <w:ind w:left="322"/>
               <w:textAlignment w:val="baseline"/>
               <w:rPr>
-                <w:rFonts w:ascii="Times New Roman" w:hAnsi="Times New Roman" w:eastAsia="Times New Roman" w:cs="Times New Roman"/>
+                <w:rFonts w:ascii="Times New Roman" w:eastAsia="Times New Roman" w:hAnsi="Times New Roman" w:cs="Times New Roman"/>
                 <w:sz w:val="21"/>
                 <w:szCs w:val="21"/>
               </w:rPr>
             </w:pPr>
             <w:r>
               <w:rPr>
-                <w:rFonts w:ascii="Times New Roman" w:hAnsi="Times New Roman" w:eastAsia="Times New Roman" w:cs="Times New Roman"/>
+                <w:rFonts w:ascii="Times New Roman" w:eastAsia="Times New Roman" w:hAnsi="Times New Roman" w:cs="Times New Roman"/>
                 <w:spacing w:val="-4"/>
                 <w:sz w:val="21"/>
                 <w:szCs w:val="21"/>
@@ -4368,13 +4330,13 @@
           <w:tcPr>
             <w:tcW w:w="6429" w:type="dxa"/>
             <w:tcBorders>
-              <w:right w:val="single" w:color="000000" w:sz="12" w:space="0"/>
+              <w:right w:val="single" w:sz="12" w:space="0" w:color="000000"/>
             </w:tcBorders>
             <w:vAlign w:val="center"/>
           </w:tcPr>
           <w:p>
             <w:pPr>
-              <w:pStyle w:val="39"/>
+              <w:pStyle w:val="a3"/>
               <w:keepNext w:val="0"/>
               <w:keepLines w:val="0"/>
               <w:pageBreakBefore w:val="0"/>
@@ -4399,7 +4361,7 @@
     </w:tbl>
     <w:p>
       <w:pPr>
-        <w:pStyle w:val="26"/>
+        <w:pStyle w:val="1"/>
         <w:keepNext w:val="0"/>
         <w:keepLines w:val="0"/>
         <w:pageBreakBefore w:val="0"/>
@@ -4442,16 +4404,16 @@
     </w:p>
     <w:tbl>
       <w:tblPr>
-        <w:tblStyle w:val="24"/>
+        <w:tblStyle w:val="TableNormal0"/>
         <w:tblW w:w="8471" w:type="dxa"/>
         <w:tblInd w:w="43" w:type="dxa"/>
         <w:tblBorders>
-          <w:top w:val="single" w:color="000000" w:sz="4" w:space="0"/>
-          <w:left w:val="single" w:color="000000" w:sz="4" w:space="0"/>
-          <w:bottom w:val="single" w:color="000000" w:sz="4" w:space="0"/>
-          <w:right w:val="single" w:color="000000" w:sz="4" w:space="0"/>
-          <w:insideH w:val="single" w:color="000000" w:sz="4" w:space="0"/>
-          <w:insideV w:val="single" w:color="000000" w:sz="4" w:space="0"/>
+          <w:top w:val="single" w:sz="4" w:space="0" w:color="000000"/>
+          <w:left w:val="single" w:sz="4" w:space="0" w:color="000000"/>
+          <w:bottom w:val="single" w:sz="4" w:space="0" w:color="000000"/>
+          <w:right w:val="single" w:sz="4" w:space="0" w:color="000000"/>
+          <w:insideH w:val="single" w:sz="4" w:space="0" w:color="000000"/>
+          <w:insideV w:val="single" w:sz="4" w:space="0" w:color="000000"/>
         </w:tblBorders>
         <w:tblLayout w:type="fixed"/>
         <w:tblCellMar>
@@ -4468,14 +4430,17 @@
       </w:tblGrid>
       <w:tr>
         <w:tblPrEx>
+          <w:tblW w:w="8471" w:type="dxa"/>
+          <w:tblInd w:w="43" w:type="dxa"/>
           <w:tblBorders>
-            <w:top w:val="single" w:color="000000" w:sz="4" w:space="0"/>
-            <w:left w:val="single" w:color="000000" w:sz="4" w:space="0"/>
-            <w:bottom w:val="single" w:color="000000" w:sz="4" w:space="0"/>
-            <w:right w:val="single" w:color="000000" w:sz="4" w:space="0"/>
-            <w:insideH w:val="single" w:color="000000" w:sz="4" w:space="0"/>
-            <w:insideV w:val="single" w:color="000000" w:sz="4" w:space="0"/>
+            <w:top w:val="single" w:sz="4" w:space="0" w:color="000000"/>
+            <w:left w:val="single" w:sz="4" w:space="0" w:color="000000"/>
+            <w:bottom w:val="single" w:sz="4" w:space="0" w:color="000000"/>
+            <w:right w:val="single" w:sz="4" w:space="0" w:color="000000"/>
+            <w:insideH w:val="single" w:sz="4" w:space="0" w:color="000000"/>
+            <w:insideV w:val="single" w:sz="4" w:space="0" w:color="000000"/>
           </w:tblBorders>
+          <w:tblLayout w:type="fixed"/>
           <w:tblCellMar>
             <w:top w:w="0" w:type="dxa"/>
             <w:left w:w="0" w:type="dxa"/>
@@ -4484,7 +4449,7 @@
           </w:tblCellMar>
         </w:tblPrEx>
         <w:trPr>
-          <w:trHeight w:val="781" w:hRule="atLeast"/>
+          <w:trHeight w:val="781"/>
         </w:trPr>
         <w:tc>
           <w:tcPr>
@@ -4510,14 +4475,14 @@
               <w:ind w:left="558"/>
               <w:textAlignment w:val="baseline"/>
               <w:rPr>
-                <w:rFonts w:ascii="宋体" w:hAnsi="宋体" w:eastAsia="宋体" w:cs="宋体"/>
+                <w:rFonts w:ascii="宋体" w:eastAsia="宋体" w:hAnsi="宋体" w:cs="宋体"/>
                 <w:sz w:val="21"/>
                 <w:szCs w:val="21"/>
               </w:rPr>
             </w:pPr>
             <w:r>
               <w:rPr>
-                <w:rFonts w:ascii="宋体" w:hAnsi="宋体" w:eastAsia="宋体" w:cs="宋体"/>
+                <w:rFonts w:ascii="宋体" w:eastAsia="宋体" w:hAnsi="宋体" w:cs="宋体"/>
                 <w:b/>
                 <w:bCs/>
                 <w:spacing w:val="-6"/>
@@ -4552,14 +4517,14 @@
               <w:ind w:left="2491"/>
               <w:textAlignment w:val="baseline"/>
               <w:rPr>
-                <w:rFonts w:ascii="宋体" w:hAnsi="宋体" w:eastAsia="宋体" w:cs="宋体"/>
+                <w:rFonts w:ascii="宋体" w:eastAsia="宋体" w:hAnsi="宋体" w:cs="宋体"/>
                 <w:sz w:val="21"/>
                 <w:szCs w:val="21"/>
               </w:rPr>
             </w:pPr>
             <w:r>
               <w:rPr>
-                <w:rFonts w:ascii="宋体" w:hAnsi="宋体" w:eastAsia="宋体" w:cs="宋体"/>
+                <w:rFonts w:ascii="宋体" w:eastAsia="宋体" w:hAnsi="宋体" w:cs="宋体"/>
                 <w:b/>
                 <w:bCs/>
                 <w:spacing w:val="-5"/>
@@ -4594,14 +4559,14 @@
               <w:ind w:left="474"/>
               <w:textAlignment w:val="baseline"/>
               <w:rPr>
-                <w:rFonts w:ascii="宋体" w:hAnsi="宋体" w:eastAsia="宋体" w:cs="宋体"/>
+                <w:rFonts w:ascii="宋体" w:eastAsia="宋体" w:hAnsi="宋体" w:cs="宋体"/>
                 <w:sz w:val="21"/>
                 <w:szCs w:val="21"/>
               </w:rPr>
             </w:pPr>
             <w:r>
               <w:rPr>
-                <w:rFonts w:ascii="宋体" w:hAnsi="宋体" w:eastAsia="宋体" w:cs="宋体"/>
+                <w:rFonts w:ascii="宋体" w:eastAsia="宋体" w:hAnsi="宋体" w:cs="宋体"/>
                 <w:b/>
                 <w:bCs/>
                 <w:spacing w:val="-6"/>
@@ -4615,14 +4580,9 @@
       </w:tr>
       <w:tr>
         <w:tblPrEx>
-          <w:tblBorders>
-            <w:top w:val="single" w:color="000000" w:sz="4" w:space="0"/>
-            <w:left w:val="single" w:color="000000" w:sz="4" w:space="0"/>
-            <w:bottom w:val="single" w:color="000000" w:sz="4" w:space="0"/>
-            <w:right w:val="single" w:color="000000" w:sz="4" w:space="0"/>
-            <w:insideH w:val="single" w:color="000000" w:sz="4" w:space="0"/>
-            <w:insideV w:val="single" w:color="000000" w:sz="4" w:space="0"/>
-          </w:tblBorders>
+          <w:tblW w:w="8471" w:type="dxa"/>
+          <w:tblInd w:w="43" w:type="dxa"/>
+          <w:tblLayout w:type="fixed"/>
           <w:tblCellMar>
             <w:top w:w="0" w:type="dxa"/>
             <w:left w:w="0" w:type="dxa"/>
@@ -4631,7 +4591,7 @@
           </w:tblCellMar>
         </w:tblPrEx>
         <w:trPr>
-          <w:trHeight w:val="1247" w:hRule="atLeast"/>
+          <w:trHeight w:val="1247"/>
         </w:trPr>
         <w:tc>
           <w:tcPr>
@@ -4639,26 +4599,26 @@
           </w:tcPr>
           <w:p>
             <w:pPr>
-              <w:pStyle w:val="39"/>
-              <w:keepNext w:val="0"/>
-              <w:keepLines w:val="0"/>
-              <w:pageBreakBefore w:val="0"/>
-              <w:widowControl w:val="0"/>
-              <w:kinsoku w:val="0"/>
-              <w:wordWrap/>
-              <w:overflowPunct/>
-              <w:topLinePunct w:val="0"/>
-              <w:autoSpaceDE w:val="0"/>
-              <w:autoSpaceDN w:val="0"/>
-              <w:bidi w:val="0"/>
-              <w:adjustRightInd w:val="0"/>
-              <w:snapToGrid w:val="0"/>
-              <w:textAlignment w:val="baseline"/>
-            </w:pPr>
-          </w:p>
-          <w:p>
-            <w:pPr>
-              <w:pStyle w:val="39"/>
+              <w:pStyle w:val="a3"/>
+              <w:keepNext w:val="0"/>
+              <w:keepLines w:val="0"/>
+              <w:pageBreakBefore w:val="0"/>
+              <w:widowControl w:val="0"/>
+              <w:kinsoku w:val="0"/>
+              <w:wordWrap/>
+              <w:overflowPunct/>
+              <w:topLinePunct w:val="0"/>
+              <w:autoSpaceDE w:val="0"/>
+              <w:autoSpaceDN w:val="0"/>
+              <w:bidi w:val="0"/>
+              <w:adjustRightInd w:val="0"/>
+              <w:snapToGrid w:val="0"/>
+              <w:textAlignment w:val="baseline"/>
+            </w:pPr>
+          </w:p>
+          <w:p>
+            <w:pPr>
+              <w:pStyle w:val="a3"/>
               <w:keepNext w:val="0"/>
               <w:keepLines w:val="0"/>
               <w:pageBreakBefore w:val="0"/>
@@ -4685,7 +4645,7 @@
           </w:tcPr>
           <w:p>
             <w:pPr>
-              <w:pStyle w:val="39"/>
+              <w:pStyle w:val="a3"/>
               <w:keepNext w:val="0"/>
               <w:keepLines w:val="0"/>
               <w:pageBreakBefore w:val="0"/>
@@ -4703,7 +4663,7 @@
               <w:bidi w:val="0"/>
               <w:adjustRightInd w:val="0"/>
               <w:snapToGrid w:val="0"/>
-              <w:ind w:left="425" w:leftChars="0" w:hanging="425" w:firstLineChars="0"/>
+              <w:ind w:left="425" w:hanging="425" w:leftChars="0" w:firstLineChars="0"/>
               <w:textAlignment w:val="baseline"/>
             </w:pPr>
             <w:r>
@@ -4712,7 +4672,7 @@
           </w:p>
           <w:p>
             <w:pPr>
-              <w:pStyle w:val="39"/>
+              <w:pStyle w:val="a3"/>
               <w:keepNext w:val="0"/>
               <w:keepLines w:val="0"/>
               <w:pageBreakBefore w:val="0"/>
@@ -4730,7 +4690,7 @@
               <w:bidi w:val="0"/>
               <w:adjustRightInd w:val="0"/>
               <w:snapToGrid w:val="0"/>
-              <w:ind w:left="425" w:leftChars="0" w:hanging="425" w:firstLineChars="0"/>
+              <w:ind w:left="425" w:hanging="425" w:leftChars="0" w:firstLineChars="0"/>
               <w:textAlignment w:val="baseline"/>
             </w:pPr>
             <w:r>
@@ -4744,7 +4704,7 @@
           </w:tcPr>
           <w:p>
             <w:pPr>
-              <w:pStyle w:val="39"/>
+              <w:pStyle w:val="a3"/>
               <w:keepNext w:val="0"/>
               <w:keepLines w:val="0"/>
               <w:pageBreakBefore w:val="0"/>
@@ -4792,16 +4752,16 @@
     </w:p>
     <w:tbl>
       <w:tblPr>
-        <w:tblStyle w:val="24"/>
+        <w:tblStyle w:val="TableNormal0"/>
         <w:tblW w:w="8471" w:type="dxa"/>
         <w:tblInd w:w="5" w:type="dxa"/>
         <w:tblBorders>
-          <w:top w:val="single" w:color="000000" w:sz="4" w:space="0"/>
-          <w:left w:val="single" w:color="000000" w:sz="4" w:space="0"/>
-          <w:bottom w:val="single" w:color="000000" w:sz="4" w:space="0"/>
-          <w:right w:val="single" w:color="000000" w:sz="4" w:space="0"/>
-          <w:insideH w:val="single" w:color="000000" w:sz="4" w:space="0"/>
-          <w:insideV w:val="single" w:color="000000" w:sz="4" w:space="0"/>
+          <w:top w:val="single" w:sz="4" w:space="0" w:color="000000"/>
+          <w:left w:val="single" w:sz="4" w:space="0" w:color="000000"/>
+          <w:bottom w:val="single" w:sz="4" w:space="0" w:color="000000"/>
+          <w:right w:val="single" w:sz="4" w:space="0" w:color="000000"/>
+          <w:insideH w:val="single" w:sz="4" w:space="0" w:color="000000"/>
+          <w:insideV w:val="single" w:sz="4" w:space="0" w:color="000000"/>
         </w:tblBorders>
         <w:tblLayout w:type="fixed"/>
         <w:tblCellMar>
@@ -4818,14 +4778,17 @@
       </w:tblGrid>
       <w:tr>
         <w:tblPrEx>
+          <w:tblW w:w="8471" w:type="dxa"/>
+          <w:tblInd w:w="5" w:type="dxa"/>
           <w:tblBorders>
-            <w:top w:val="single" w:color="000000" w:sz="4" w:space="0"/>
-            <w:left w:val="single" w:color="000000" w:sz="4" w:space="0"/>
-            <w:bottom w:val="single" w:color="000000" w:sz="4" w:space="0"/>
-            <w:right w:val="single" w:color="000000" w:sz="4" w:space="0"/>
-            <w:insideH w:val="single" w:color="000000" w:sz="4" w:space="0"/>
-            <w:insideV w:val="single" w:color="000000" w:sz="4" w:space="0"/>
+            <w:top w:val="single" w:sz="4" w:space="0" w:color="000000"/>
+            <w:left w:val="single" w:sz="4" w:space="0" w:color="000000"/>
+            <w:bottom w:val="single" w:sz="4" w:space="0" w:color="000000"/>
+            <w:right w:val="single" w:sz="4" w:space="0" w:color="000000"/>
+            <w:insideH w:val="single" w:sz="4" w:space="0" w:color="000000"/>
+            <w:insideV w:val="single" w:sz="4" w:space="0" w:color="000000"/>
           </w:tblBorders>
+          <w:tblLayout w:type="fixed"/>
           <w:tblCellMar>
             <w:top w:w="0" w:type="dxa"/>
             <w:left w:w="0" w:type="dxa"/>
@@ -4834,7 +4797,7 @@
           </w:tblCellMar>
         </w:tblPrEx>
         <w:trPr>
-          <w:trHeight w:val="783" w:hRule="atLeast"/>
+          <w:trHeight w:val="783"/>
         </w:trPr>
         <w:tc>
           <w:tcPr>
@@ -4860,14 +4823,14 @@
               <w:ind w:left="558"/>
               <w:textAlignment w:val="baseline"/>
               <w:rPr>
-                <w:rFonts w:ascii="宋体" w:hAnsi="宋体" w:eastAsia="宋体" w:cs="宋体"/>
+                <w:rFonts w:ascii="宋体" w:eastAsia="宋体" w:hAnsi="宋体" w:cs="宋体"/>
                 <w:sz w:val="21"/>
                 <w:szCs w:val="21"/>
               </w:rPr>
             </w:pPr>
             <w:r>
               <w:rPr>
-                <w:rFonts w:ascii="宋体" w:hAnsi="宋体" w:eastAsia="宋体" w:cs="宋体"/>
+                <w:rFonts w:ascii="宋体" w:eastAsia="宋体" w:hAnsi="宋体" w:cs="宋体"/>
                 <w:b/>
                 <w:bCs/>
                 <w:spacing w:val="-6"/>
@@ -4902,14 +4865,14 @@
               <w:ind w:left="2491"/>
               <w:textAlignment w:val="baseline"/>
               <w:rPr>
-                <w:rFonts w:ascii="宋体" w:hAnsi="宋体" w:eastAsia="宋体" w:cs="宋体"/>
+                <w:rFonts w:ascii="宋体" w:eastAsia="宋体" w:hAnsi="宋体" w:cs="宋体"/>
                 <w:sz w:val="21"/>
                 <w:szCs w:val="21"/>
               </w:rPr>
             </w:pPr>
             <w:r>
               <w:rPr>
-                <w:rFonts w:ascii="宋体" w:hAnsi="宋体" w:eastAsia="宋体" w:cs="宋体"/>
+                <w:rFonts w:ascii="宋体" w:eastAsia="宋体" w:hAnsi="宋体" w:cs="宋体"/>
                 <w:b/>
                 <w:bCs/>
                 <w:spacing w:val="-5"/>
@@ -4944,14 +4907,14 @@
               <w:ind w:left="474"/>
               <w:textAlignment w:val="baseline"/>
               <w:rPr>
-                <w:rFonts w:ascii="宋体" w:hAnsi="宋体" w:eastAsia="宋体" w:cs="宋体"/>
+                <w:rFonts w:ascii="宋体" w:eastAsia="宋体" w:hAnsi="宋体" w:cs="宋体"/>
                 <w:sz w:val="21"/>
                 <w:szCs w:val="21"/>
               </w:rPr>
             </w:pPr>
             <w:r>
               <w:rPr>
-                <w:rFonts w:ascii="宋体" w:hAnsi="宋体" w:eastAsia="宋体" w:cs="宋体"/>
+                <w:rFonts w:ascii="宋体" w:eastAsia="宋体" w:hAnsi="宋体" w:cs="宋体"/>
                 <w:b/>
                 <w:bCs/>
                 <w:spacing w:val="-6"/>
@@ -4965,14 +4928,9 @@
       </w:tr>
       <w:tr>
         <w:tblPrEx>
-          <w:tblBorders>
-            <w:top w:val="single" w:color="000000" w:sz="4" w:space="0"/>
-            <w:left w:val="single" w:color="000000" w:sz="4" w:space="0"/>
-            <w:bottom w:val="single" w:color="000000" w:sz="4" w:space="0"/>
-            <w:right w:val="single" w:color="000000" w:sz="4" w:space="0"/>
-            <w:insideH w:val="single" w:color="000000" w:sz="4" w:space="0"/>
-            <w:insideV w:val="single" w:color="000000" w:sz="4" w:space="0"/>
-          </w:tblBorders>
+          <w:tblW w:w="8471" w:type="dxa"/>
+          <w:tblInd w:w="5" w:type="dxa"/>
+          <w:tblLayout w:type="fixed"/>
           <w:tblCellMar>
             <w:top w:w="0" w:type="dxa"/>
             <w:left w:w="0" w:type="dxa"/>
@@ -4981,7 +4939,7 @@
           </w:tblCellMar>
         </w:tblPrEx>
         <w:trPr>
-          <w:trHeight w:val="933" w:hRule="atLeast"/>
+          <w:trHeight w:val="933"/>
         </w:trPr>
         <w:tc>
           <w:tcPr>
@@ -4989,7 +4947,7 @@
           </w:tcPr>
           <w:p>
             <w:pPr>
-              <w:pStyle w:val="25"/>
+              <w:pStyle w:val="TableText"/>
               <w:keepNext w:val="0"/>
               <w:keepLines w:val="0"/>
               <w:pageBreakBefore w:val="0"/>
@@ -5013,7 +4971,7 @@
           </w:tcPr>
           <w:p>
             <w:pPr>
-              <w:pStyle w:val="39"/>
+              <w:pStyle w:val="a3"/>
               <w:keepNext w:val="0"/>
               <w:keepLines w:val="0"/>
               <w:pageBreakBefore w:val="0"/>
@@ -5033,7 +4991,7 @@
               <w:snapToGrid w:val="0"/>
               <w:textAlignment w:val="baseline"/>
               <w:rPr>
-                <w:rFonts w:ascii="宋体" w:hAnsi="宋体" w:eastAsia="宋体" w:cs="宋体"/>
+                <w:rFonts w:ascii="宋体" w:eastAsia="宋体" w:hAnsi="宋体" w:cs="宋体"/>
                 <w:szCs w:val="24"/>
               </w:rPr>
             </w:pPr>
@@ -5048,7 +5006,7 @@
           </w:tcPr>
           <w:p>
             <w:pPr>
-              <w:pStyle w:val="25"/>
+              <w:pStyle w:val="TableText"/>
               <w:keepNext w:val="0"/>
               <w:keepLines w:val="0"/>
               <w:pageBreakBefore w:val="0"/>
@@ -5069,14 +5027,9 @@
       </w:tr>
       <w:tr>
         <w:tblPrEx>
-          <w:tblBorders>
-            <w:top w:val="single" w:color="000000" w:sz="4" w:space="0"/>
-            <w:left w:val="single" w:color="000000" w:sz="4" w:space="0"/>
-            <w:bottom w:val="single" w:color="000000" w:sz="4" w:space="0"/>
-            <w:right w:val="single" w:color="000000" w:sz="4" w:space="0"/>
-            <w:insideH w:val="single" w:color="000000" w:sz="4" w:space="0"/>
-            <w:insideV w:val="single" w:color="000000" w:sz="4" w:space="0"/>
-          </w:tblBorders>
+          <w:tblW w:w="8471" w:type="dxa"/>
+          <w:tblInd w:w="5" w:type="dxa"/>
+          <w:tblLayout w:type="fixed"/>
           <w:tblCellMar>
             <w:top w:w="0" w:type="dxa"/>
             <w:left w:w="0" w:type="dxa"/>
@@ -5085,7 +5038,7 @@
           </w:tblCellMar>
         </w:tblPrEx>
         <w:trPr>
-          <w:trHeight w:val="2087" w:hRule="atLeast"/>
+          <w:trHeight w:val="2087"/>
         </w:trPr>
         <w:tc>
           <w:tcPr>
@@ -5094,7 +5047,7 @@
           </w:tcPr>
           <w:p>
             <w:pPr>
-              <w:pStyle w:val="39"/>
+              <w:pStyle w:val="a3"/>
               <w:keepNext w:val="0"/>
               <w:keepLines w:val="0"/>
               <w:pageBreakBefore w:val="0"/>
@@ -5130,7 +5083,7 @@
           </w:tcPr>
           <w:p>
             <w:pPr>
-              <w:pStyle w:val="39"/>
+              <w:pStyle w:val="a3"/>
               <w:keepNext w:val="0"/>
               <w:keepLines w:val="0"/>
               <w:pageBreakBefore w:val="0"/>
@@ -5148,7 +5101,7 @@
               <w:bidi w:val="0"/>
               <w:adjustRightInd w:val="0"/>
               <w:snapToGrid w:val="0"/>
-              <w:ind w:left="425" w:leftChars="0" w:hanging="425" w:firstLineChars="0"/>
+              <w:ind w:left="425" w:hanging="425" w:leftChars="0" w:firstLineChars="0"/>
               <w:textAlignment w:val="baseline"/>
             </w:pPr>
             <w:r>
@@ -5157,7 +5110,7 @@
           </w:p>
           <w:p>
             <w:pPr>
-              <w:pStyle w:val="39"/>
+              <w:pStyle w:val="a3"/>
               <w:keepNext w:val="0"/>
               <w:keepLines w:val="0"/>
               <w:pageBreakBefore w:val="0"/>
@@ -5175,7 +5128,7 @@
               <w:bidi w:val="0"/>
               <w:adjustRightInd w:val="0"/>
               <w:snapToGrid w:val="0"/>
-              <w:ind w:left="425" w:leftChars="0" w:hanging="425" w:firstLineChars="0"/>
+              <w:ind w:left="425" w:hanging="425" w:leftChars="0" w:firstLineChars="0"/>
               <w:textAlignment w:val="baseline"/>
             </w:pPr>
             <w:r>
@@ -5184,7 +5137,7 @@
           </w:p>
           <w:p>
             <w:pPr>
-              <w:pStyle w:val="39"/>
+              <w:pStyle w:val="a3"/>
               <w:keepNext w:val="0"/>
               <w:keepLines w:val="0"/>
               <w:pageBreakBefore w:val="0"/>
@@ -5202,7 +5155,7 @@
               <w:bidi w:val="0"/>
               <w:adjustRightInd w:val="0"/>
               <w:snapToGrid w:val="0"/>
-              <w:ind w:left="425" w:leftChars="0" w:hanging="425" w:firstLineChars="0"/>
+              <w:ind w:left="425" w:hanging="425" w:leftChars="0" w:firstLineChars="0"/>
               <w:textAlignment w:val="baseline"/>
             </w:pPr>
             <w:r>
@@ -5211,7 +5164,7 @@
           </w:p>
           <w:p>
             <w:pPr>
-              <w:pStyle w:val="39"/>
+              <w:pStyle w:val="a3"/>
               <w:keepNext w:val="0"/>
               <w:keepLines w:val="0"/>
               <w:pageBreakBefore w:val="0"/>
@@ -5229,7 +5182,7 @@
               <w:bidi w:val="0"/>
               <w:adjustRightInd w:val="0"/>
               <w:snapToGrid w:val="0"/>
-              <w:ind w:left="425" w:leftChars="0" w:hanging="425" w:firstLineChars="0"/>
+              <w:ind w:left="425" w:hanging="425" w:leftChars="0" w:firstLineChars="0"/>
               <w:textAlignment w:val="baseline"/>
             </w:pPr>
             <w:r>
@@ -5244,7 +5197,7 @@
           </w:tcPr>
           <w:p>
             <w:pPr>
-              <w:pStyle w:val="39"/>
+              <w:pStyle w:val="a3"/>
               <w:keepNext w:val="0"/>
               <w:keepLines w:val="0"/>
               <w:pageBreakBefore w:val="0"/>
@@ -5277,7 +5230,7 @@
     </w:tbl>
     <w:p>
       <w:pPr>
-        <w:pStyle w:val="26"/>
+        <w:pStyle w:val="1"/>
         <w:keepNext w:val="0"/>
         <w:keepLines w:val="0"/>
         <w:pageBreakBefore w:val="0"/>
@@ -5301,7 +5254,7 @@
     </w:p>
     <w:p>
       <w:pPr>
-        <w:pStyle w:val="28"/>
+        <w:pStyle w:val="2"/>
         <w:keepNext w:val="0"/>
         <w:keepLines w:val="0"/>
         <w:pageBreakBefore w:val="0"/>
@@ -5327,7 +5280,7 @@
     </w:p>
     <w:p>
       <w:pPr>
-        <w:pStyle w:val="29"/>
+        <w:pStyle w:val="3"/>
         <w:keepNext w:val="0"/>
         <w:keepLines w:val="0"/>
         <w:pageBreakBefore w:val="0"/>
@@ -5353,7 +5306,7 @@
     </w:p>
     <w:p>
       <w:pPr>
-        <w:pStyle w:val="39"/>
+        <w:pStyle w:val="a3"/>
         <w:keepNext w:val="0"/>
         <w:keepLines w:val="0"/>
         <w:pageBreakBefore w:val="0"/>
@@ -5379,7 +5332,7 @@
     </w:p>
     <w:p>
       <w:pPr>
-        <w:pStyle w:val="39"/>
+        <w:pStyle w:val="a3"/>
         <w:keepNext w:val="0"/>
         <w:keepLines w:val="0"/>
         <w:pageBreakBefore w:val="0"/>
@@ -5405,7 +5358,7 @@
     </w:p>
     <w:p>
       <w:pPr>
-        <w:pStyle w:val="39"/>
+        <w:pStyle w:val="a3"/>
         <w:keepNext w:val="0"/>
         <w:keepLines w:val="0"/>
         <w:pageBreakBefore w:val="0"/>
@@ -5431,7 +5384,7 @@
     </w:p>
     <w:p>
       <w:pPr>
-        <w:pStyle w:val="29"/>
+        <w:pStyle w:val="3"/>
         <w:keepNext w:val="0"/>
         <w:keepLines w:val="0"/>
         <w:pageBreakBefore w:val="0"/>
@@ -5455,7 +5408,7 @@
     </w:p>
     <w:p>
       <w:pPr>
-        <w:pStyle w:val="39"/>
+        <w:pStyle w:val="a3"/>
         <w:keepNext w:val="0"/>
         <w:keepLines w:val="0"/>
         <w:pageBreakBefore w:val="0"/>
@@ -5481,7 +5434,7 @@
     </w:p>
     <w:p>
       <w:pPr>
-        <w:pStyle w:val="39"/>
+        <w:pStyle w:val="a3"/>
         <w:keepNext w:val="0"/>
         <w:keepLines w:val="0"/>
         <w:pageBreakBefore w:val="0"/>
@@ -5507,7 +5460,7 @@
     </w:p>
     <w:p>
       <w:pPr>
-        <w:pStyle w:val="39"/>
+        <w:pStyle w:val="a3"/>
         <w:keepNext w:val="0"/>
         <w:keepLines w:val="0"/>
         <w:pageBreakBefore w:val="0"/>
@@ -5533,7 +5486,7 @@
     </w:p>
     <w:p>
       <w:pPr>
-        <w:pStyle w:val="39"/>
+        <w:pStyle w:val="a3"/>
         <w:keepNext w:val="0"/>
         <w:keepLines w:val="0"/>
         <w:pageBreakBefore w:val="0"/>
@@ -5559,7 +5512,7 @@
     </w:p>
     <w:p>
       <w:pPr>
-        <w:pStyle w:val="39"/>
+        <w:pStyle w:val="a3"/>
         <w:keepNext w:val="0"/>
         <w:keepLines w:val="0"/>
         <w:pageBreakBefore w:val="0"/>
@@ -5585,7 +5538,7 @@
     </w:p>
     <w:p>
       <w:pPr>
-        <w:pStyle w:val="29"/>
+        <w:pStyle w:val="3"/>
         <w:keepNext w:val="0"/>
         <w:keepLines w:val="0"/>
         <w:pageBreakBefore w:val="0"/>
@@ -5609,7 +5562,7 @@
     </w:p>
     <w:p>
       <w:pPr>
-        <w:pStyle w:val="39"/>
+        <w:pStyle w:val="a3"/>
         <w:keepNext w:val="0"/>
         <w:keepLines w:val="0"/>
         <w:pageBreakBefore w:val="0"/>
@@ -5635,7 +5588,7 @@
     </w:p>
     <w:p>
       <w:pPr>
-        <w:pStyle w:val="39"/>
+        <w:pStyle w:val="a3"/>
         <w:keepNext w:val="0"/>
         <w:keepLines w:val="0"/>
         <w:pageBreakBefore w:val="0"/>
@@ -5661,7 +5614,7 @@
     </w:p>
     <w:p>
       <w:pPr>
-        <w:pStyle w:val="39"/>
+        <w:pStyle w:val="a3"/>
         <w:keepNext w:val="0"/>
         <w:keepLines w:val="0"/>
         <w:pageBreakBefore w:val="0"/>
@@ -5687,7 +5640,7 @@
     </w:p>
     <w:p>
       <w:pPr>
-        <w:pStyle w:val="39"/>
+        <w:pStyle w:val="a3"/>
         <w:keepNext w:val="0"/>
         <w:keepLines w:val="0"/>
         <w:pageBreakBefore w:val="0"/>
@@ -5713,7 +5666,7 @@
     </w:p>
     <w:p>
       <w:pPr>
-        <w:pStyle w:val="39"/>
+        <w:pStyle w:val="a3"/>
         <w:keepNext w:val="0"/>
         <w:keepLines w:val="0"/>
         <w:pageBreakBefore w:val="0"/>
@@ -5739,7 +5692,7 @@
     </w:p>
     <w:p>
       <w:pPr>
-        <w:pStyle w:val="39"/>
+        <w:pStyle w:val="a3"/>
         <w:keepNext w:val="0"/>
         <w:keepLines w:val="0"/>
         <w:pageBreakBefore w:val="0"/>
@@ -5765,7 +5718,7 @@
     </w:p>
     <w:p>
       <w:pPr>
-        <w:pStyle w:val="28"/>
+        <w:pStyle w:val="2"/>
         <w:keepNext w:val="0"/>
         <w:keepLines w:val="0"/>
         <w:pageBreakBefore w:val="0"/>
@@ -5791,16 +5744,16 @@
     </w:p>
     <w:tbl>
       <w:tblPr>
-        <w:tblStyle w:val="24"/>
+        <w:tblStyle w:val="TableNormal0"/>
         <w:tblW w:w="9164" w:type="dxa"/>
         <w:tblInd w:w="50" w:type="dxa"/>
         <w:tblBorders>
-          <w:top w:val="single" w:color="000000" w:sz="2" w:space="0"/>
-          <w:left w:val="single" w:color="000000" w:sz="2" w:space="0"/>
-          <w:bottom w:val="single" w:color="000000" w:sz="2" w:space="0"/>
-          <w:right w:val="single" w:color="000000" w:sz="2" w:space="0"/>
-          <w:insideH w:val="single" w:color="000000" w:sz="2" w:space="0"/>
-          <w:insideV w:val="single" w:color="000000" w:sz="2" w:space="0"/>
+          <w:top w:val="single" w:sz="2" w:space="0" w:color="000000"/>
+          <w:left w:val="single" w:sz="2" w:space="0" w:color="000000"/>
+          <w:bottom w:val="single" w:sz="2" w:space="0" w:color="000000"/>
+          <w:right w:val="single" w:sz="2" w:space="0" w:color="000000"/>
+          <w:insideH w:val="single" w:sz="2" w:space="0" w:color="000000"/>
+          <w:insideV w:val="single" w:sz="2" w:space="0" w:color="000000"/>
         </w:tblBorders>
         <w:tblLayout w:type="fixed"/>
         <w:tblCellMar>
@@ -5820,14 +5773,17 @@
       </w:tblGrid>
       <w:tr>
         <w:tblPrEx>
+          <w:tblW w:w="9164" w:type="dxa"/>
+          <w:tblInd w:w="50" w:type="dxa"/>
           <w:tblBorders>
-            <w:top w:val="single" w:color="000000" w:sz="2" w:space="0"/>
-            <w:left w:val="single" w:color="000000" w:sz="2" w:space="0"/>
-            <w:bottom w:val="single" w:color="000000" w:sz="2" w:space="0"/>
-            <w:right w:val="single" w:color="000000" w:sz="2" w:space="0"/>
-            <w:insideH w:val="single" w:color="000000" w:sz="2" w:space="0"/>
-            <w:insideV w:val="single" w:color="000000" w:sz="2" w:space="0"/>
+            <w:top w:val="single" w:sz="2" w:space="0" w:color="000000"/>
+            <w:left w:val="single" w:sz="2" w:space="0" w:color="000000"/>
+            <w:bottom w:val="single" w:sz="2" w:space="0" w:color="000000"/>
+            <w:right w:val="single" w:sz="2" w:space="0" w:color="000000"/>
+            <w:insideH w:val="single" w:sz="2" w:space="0" w:color="000000"/>
+            <w:insideV w:val="single" w:sz="2" w:space="0" w:color="000000"/>
           </w:tblBorders>
+          <w:tblLayout w:type="fixed"/>
           <w:tblCellMar>
             <w:top w:w="0" w:type="dxa"/>
             <w:left w:w="0" w:type="dxa"/>
@@ -5836,7 +5792,7 @@
           </w:tblCellMar>
         </w:tblPrEx>
         <w:trPr>
-          <w:trHeight w:val="478" w:hRule="atLeast"/>
+          <w:trHeight w:val="478"/>
         </w:trPr>
         <w:tc>
           <w:tcPr>
@@ -5862,14 +5818,14 @@
               <w:ind w:left="45"/>
               <w:textAlignment w:val="baseline"/>
               <w:rPr>
-                <w:rFonts w:ascii="宋体" w:hAnsi="宋体" w:eastAsia="宋体" w:cs="宋体"/>
+                <w:rFonts w:ascii="宋体" w:eastAsia="宋体" w:hAnsi="宋体" w:cs="宋体"/>
                 <w:sz w:val="30"/>
                 <w:szCs w:val="30"/>
               </w:rPr>
             </w:pPr>
             <w:r>
               <w:drawing>
-                <wp:anchor distT="0" distB="0" distL="0" distR="0" simplePos="0" relativeHeight="251659264" behindDoc="1" locked="0" layoutInCell="1" allowOverlap="1">
+                <wp:anchor distT="0" distB="0" distL="0" distR="0" simplePos="0" relativeHeight="251658240" behindDoc="1" locked="0" layoutInCell="1" allowOverlap="1">
                   <wp:simplePos x="0" y="0"/>
                   <wp:positionH relativeFrom="column">
                     <wp:posOffset>4445</wp:posOffset>
@@ -5890,7 +5846,7 @@
                           <pic:cNvPicPr/>
                         </pic:nvPicPr>
                         <pic:blipFill>
-                          <a:blip r:embed="rId7"/>
+                          <a:blip xmlns:r="http://schemas.openxmlformats.org/officeDocument/2006/relationships" r:embed="rId4"/>
                           <a:stretch>
                             <a:fillRect/>
                           </a:stretch>
@@ -5912,7 +5868,7 @@
             </w:r>
             <w:r>
               <w:rPr>
-                <w:rFonts w:ascii="宋体" w:hAnsi="宋体" w:eastAsia="宋体" w:cs="宋体"/>
+                <w:rFonts w:ascii="宋体" w:eastAsia="宋体" w:hAnsi="宋体" w:cs="宋体"/>
                 <w:b/>
                 <w:bCs/>
                 <w:spacing w:val="-24"/>
@@ -5927,14 +5883,9 @@
       </w:tr>
       <w:tr>
         <w:tblPrEx>
-          <w:tblBorders>
-            <w:top w:val="single" w:color="000000" w:sz="2" w:space="0"/>
-            <w:left w:val="single" w:color="000000" w:sz="2" w:space="0"/>
-            <w:bottom w:val="single" w:color="000000" w:sz="2" w:space="0"/>
-            <w:right w:val="single" w:color="000000" w:sz="2" w:space="0"/>
-            <w:insideH w:val="single" w:color="000000" w:sz="2" w:space="0"/>
-            <w:insideV w:val="single" w:color="000000" w:sz="2" w:space="0"/>
-          </w:tblBorders>
+          <w:tblW w:w="9164" w:type="dxa"/>
+          <w:tblInd w:w="50" w:type="dxa"/>
+          <w:tblLayout w:type="fixed"/>
           <w:tblCellMar>
             <w:top w:w="0" w:type="dxa"/>
             <w:left w:w="0" w:type="dxa"/>
@@ -5943,17 +5894,17 @@
           </w:tblCellMar>
         </w:tblPrEx>
         <w:trPr>
-          <w:trHeight w:val="586" w:hRule="atLeast"/>
+          <w:trHeight w:val="586"/>
         </w:trPr>
         <w:tc>
           <w:tcPr>
             <w:tcW w:w="416" w:type="dxa"/>
             <w:vMerge w:val="restart"/>
             <w:tcBorders>
-              <w:top w:val="single" w:color="000000" w:sz="4" w:space="0"/>
-              <w:left w:val="single" w:color="000000" w:sz="4" w:space="0"/>
+              <w:top w:val="single" w:sz="4" w:space="0" w:color="000000"/>
+              <w:left w:val="single" w:sz="4" w:space="0" w:color="000000"/>
               <w:bottom w:val="nil"/>
-              <w:right w:val="single" w:color="000000" w:sz="4" w:space="0"/>
+              <w:right w:val="single" w:sz="4" w:space="0" w:color="000000"/>
             </w:tcBorders>
             <w:textDirection w:val="btLr"/>
           </w:tcPr>
@@ -5976,14 +5927,14 @@
               <w:ind w:left="1258"/>
               <w:textAlignment w:val="baseline"/>
               <w:rPr>
-                <w:rFonts w:ascii="宋体" w:hAnsi="宋体" w:eastAsia="宋体" w:cs="宋体"/>
+                <w:rFonts w:ascii="宋体" w:eastAsia="宋体" w:hAnsi="宋体" w:cs="宋体"/>
                 <w:sz w:val="16"/>
                 <w:szCs w:val="16"/>
               </w:rPr>
             </w:pPr>
             <w:r>
               <w:rPr>
-                <w:rFonts w:ascii="宋体" w:hAnsi="宋体" w:eastAsia="宋体" w:cs="宋体"/>
+                <w:rFonts w:ascii="宋体" w:eastAsia="宋体" w:hAnsi="宋体" w:cs="宋体"/>
                 <w:spacing w:val="15"/>
                 <w:w w:val="116"/>
                 <w:sz w:val="16"/>
@@ -5997,7 +5948,7 @@
           <w:tcPr>
             <w:tcW w:w="1642" w:type="dxa"/>
             <w:tcBorders>
-              <w:left w:val="single" w:color="000000" w:sz="4" w:space="0"/>
+              <w:left w:val="single" w:sz="4" w:space="0" w:color="000000"/>
             </w:tcBorders>
           </w:tcPr>
           <w:p>
@@ -6019,14 +5970,14 @@
               <w:ind w:left="648"/>
               <w:textAlignment w:val="baseline"/>
               <w:rPr>
-                <w:rFonts w:ascii="宋体" w:hAnsi="宋体" w:eastAsia="宋体" w:cs="宋体"/>
+                <w:rFonts w:ascii="宋体" w:eastAsia="宋体" w:hAnsi="宋体" w:cs="宋体"/>
                 <w:sz w:val="20"/>
                 <w:szCs w:val="20"/>
               </w:rPr>
             </w:pPr>
             <w:r>
               <w:rPr>
-                <w:rFonts w:ascii="宋体" w:hAnsi="宋体" w:eastAsia="宋体" w:cs="宋体"/>
+                <w:rFonts w:ascii="宋体" w:eastAsia="宋体" w:hAnsi="宋体" w:cs="宋体"/>
                 <w:spacing w:val="-13"/>
                 <w:w w:val="97"/>
                 <w:sz w:val="20"/>
@@ -6060,14 +6011,14 @@
               <w:ind w:left="1179"/>
               <w:textAlignment w:val="baseline"/>
               <w:rPr>
-                <w:rFonts w:ascii="宋体" w:hAnsi="宋体" w:eastAsia="宋体" w:cs="宋体"/>
+                <w:rFonts w:ascii="宋体" w:eastAsia="宋体" w:hAnsi="宋体" w:cs="宋体"/>
                 <w:sz w:val="20"/>
                 <w:szCs w:val="20"/>
               </w:rPr>
             </w:pPr>
             <w:r>
               <w:rPr>
-                <w:rFonts w:hint="eastAsia" w:ascii="宋体" w:hAnsi="宋体" w:cs="宋体"/>
+                <w:rFonts w:ascii="宋体" w:hAnsi="宋体" w:cs="宋体" w:hint="eastAsia"/>
                 <w:spacing w:val="-26"/>
                 <w:sz w:val="20"/>
                 <w:szCs w:val="20"/>
@@ -6077,7 +6028,7 @@
             </w:r>
             <w:r>
               <w:rPr>
-                <w:rFonts w:ascii="宋体" w:hAnsi="宋体" w:eastAsia="宋体" w:cs="宋体"/>
+                <w:rFonts w:ascii="宋体" w:eastAsia="宋体" w:hAnsi="宋体" w:cs="宋体"/>
                 <w:spacing w:val="-26"/>
                 <w:sz w:val="20"/>
                 <w:szCs w:val="20"/>
@@ -6109,14 +6060,14 @@
               <w:ind w:left="630"/>
               <w:textAlignment w:val="baseline"/>
               <w:rPr>
-                <w:rFonts w:ascii="宋体" w:hAnsi="宋体" w:eastAsia="宋体" w:cs="宋体"/>
+                <w:rFonts w:ascii="宋体" w:eastAsia="宋体" w:hAnsi="宋体" w:cs="宋体"/>
                 <w:sz w:val="20"/>
                 <w:szCs w:val="20"/>
               </w:rPr>
             </w:pPr>
             <w:r>
               <w:rPr>
-                <w:rFonts w:ascii="宋体" w:hAnsi="宋体" w:eastAsia="宋体" w:cs="宋体"/>
+                <w:rFonts w:ascii="宋体" w:eastAsia="宋体" w:hAnsi="宋体" w:cs="宋体"/>
                 <w:spacing w:val="-17"/>
                 <w:w w:val="95"/>
                 <w:sz w:val="20"/>
@@ -6149,14 +6100,14 @@
               <w:ind w:left="732"/>
               <w:textAlignment w:val="baseline"/>
               <w:rPr>
-                <w:rFonts w:ascii="宋体" w:hAnsi="宋体" w:eastAsia="宋体" w:cs="宋体"/>
+                <w:rFonts w:ascii="宋体" w:eastAsia="宋体" w:hAnsi="宋体" w:cs="宋体"/>
                 <w:sz w:val="20"/>
                 <w:szCs w:val="20"/>
               </w:rPr>
             </w:pPr>
             <w:r>
               <w:rPr>
-                <w:rFonts w:ascii="宋体" w:hAnsi="宋体" w:eastAsia="宋体" w:cs="宋体"/>
+                <w:rFonts w:ascii="宋体" w:eastAsia="宋体" w:hAnsi="宋体" w:cs="宋体"/>
                 <w:spacing w:val="-19"/>
                 <w:sz w:val="20"/>
                 <w:szCs w:val="20"/>
@@ -6168,14 +6119,9 @@
       </w:tr>
       <w:tr>
         <w:tblPrEx>
-          <w:tblBorders>
-            <w:top w:val="single" w:color="000000" w:sz="2" w:space="0"/>
-            <w:left w:val="single" w:color="000000" w:sz="2" w:space="0"/>
-            <w:bottom w:val="single" w:color="000000" w:sz="2" w:space="0"/>
-            <w:right w:val="single" w:color="000000" w:sz="2" w:space="0"/>
-            <w:insideH w:val="single" w:color="000000" w:sz="2" w:space="0"/>
-            <w:insideV w:val="single" w:color="000000" w:sz="2" w:space="0"/>
-          </w:tblBorders>
+          <w:tblW w:w="9164" w:type="dxa"/>
+          <w:tblInd w:w="50" w:type="dxa"/>
+          <w:tblLayout w:type="fixed"/>
           <w:tblCellMar>
             <w:top w:w="0" w:type="dxa"/>
             <w:left w:w="0" w:type="dxa"/>
@@ -6184,23 +6130,23 @@
           </w:tblCellMar>
         </w:tblPrEx>
         <w:trPr>
-          <w:trHeight w:val="2189" w:hRule="atLeast"/>
+          <w:trHeight w:val="2189"/>
         </w:trPr>
         <w:tc>
           <w:tcPr>
             <w:tcW w:w="416" w:type="dxa"/>
-            <w:vMerge w:val="continue"/>
+            <w:vMerge/>
             <w:tcBorders>
               <w:top w:val="nil"/>
-              <w:left w:val="single" w:color="000000" w:sz="4" w:space="0"/>
+              <w:left w:val="single" w:sz="4" w:space="0" w:color="000000"/>
               <w:bottom w:val="nil"/>
-              <w:right w:val="single" w:color="000000" w:sz="4" w:space="0"/>
+              <w:right w:val="single" w:sz="4" w:space="0" w:color="000000"/>
             </w:tcBorders>
             <w:textDirection w:val="btLr"/>
           </w:tcPr>
           <w:p>
             <w:pPr>
-              <w:pStyle w:val="25"/>
+              <w:pStyle w:val="TableText"/>
               <w:keepNext w:val="0"/>
               <w:keepLines w:val="0"/>
               <w:pageBreakBefore w:val="0"/>
@@ -6223,13 +6169,13 @@
             <w:tcW w:w="1642" w:type="dxa"/>
             <w:vMerge w:val="restart"/>
             <w:tcBorders>
-              <w:left w:val="single" w:color="000000" w:sz="4" w:space="0"/>
+              <w:left w:val="single" w:sz="4" w:space="0" w:color="000000"/>
               <w:bottom w:val="nil"/>
             </w:tcBorders>
           </w:tcPr>
           <w:p>
             <w:pPr>
-              <w:pStyle w:val="25"/>
+              <w:pStyle w:val="TableText"/>
               <w:keepNext w:val="0"/>
               <w:keepLines w:val="0"/>
               <w:pageBreakBefore w:val="0"/>
@@ -6249,7 +6195,7 @@
           </w:p>
           <w:p>
             <w:pPr>
-              <w:pStyle w:val="25"/>
+              <w:pStyle w:val="TableText"/>
               <w:keepNext w:val="0"/>
               <w:keepLines w:val="0"/>
               <w:pageBreakBefore w:val="0"/>
@@ -6286,14 +6232,14 @@
               <w:ind w:left="591"/>
               <w:textAlignment w:val="baseline"/>
               <w:rPr>
-                <w:rFonts w:ascii="宋体" w:hAnsi="宋体" w:eastAsia="宋体" w:cs="宋体"/>
+                <w:rFonts w:ascii="宋体" w:eastAsia="宋体" w:hAnsi="宋体" w:cs="宋体"/>
                 <w:sz w:val="13"/>
                 <w:szCs w:val="13"/>
               </w:rPr>
             </w:pPr>
             <w:r>
               <w:rPr>
-                <w:rFonts w:ascii="宋体" w:hAnsi="宋体" w:eastAsia="宋体" w:cs="宋体"/>
+                <w:rFonts w:ascii="宋体" w:eastAsia="宋体" w:hAnsi="宋体" w:cs="宋体"/>
                 <w:spacing w:val="-13"/>
                 <w:w w:val="99"/>
                 <w:sz w:val="13"/>
@@ -6321,14 +6267,14 @@
               <w:ind w:left="590"/>
               <w:textAlignment w:val="baseline"/>
               <w:rPr>
-                <w:rFonts w:ascii="宋体" w:hAnsi="宋体" w:eastAsia="宋体" w:cs="宋体"/>
+                <w:rFonts w:ascii="宋体" w:eastAsia="宋体" w:hAnsi="宋体" w:cs="宋体"/>
                 <w:sz w:val="13"/>
                 <w:szCs w:val="13"/>
               </w:rPr>
             </w:pPr>
             <w:r>
               <w:rPr>
-                <w:rFonts w:ascii="宋体" w:hAnsi="宋体" w:eastAsia="宋体" w:cs="宋体"/>
+                <w:rFonts w:ascii="宋体" w:eastAsia="宋体" w:hAnsi="宋体" w:cs="宋体"/>
                 <w:spacing w:val="-10"/>
                 <w:w w:val="97"/>
                 <w:sz w:val="13"/>
@@ -6356,14 +6302,14 @@
               <w:ind w:left="477"/>
               <w:textAlignment w:val="baseline"/>
               <w:rPr>
-                <w:rFonts w:ascii="宋体" w:hAnsi="宋体" w:eastAsia="宋体" w:cs="宋体"/>
+                <w:rFonts w:ascii="宋体" w:eastAsia="宋体" w:hAnsi="宋体" w:cs="宋体"/>
                 <w:sz w:val="13"/>
                 <w:szCs w:val="13"/>
               </w:rPr>
             </w:pPr>
             <w:r>
               <w:rPr>
-                <w:rFonts w:ascii="宋体" w:hAnsi="宋体" w:eastAsia="宋体" w:cs="宋体"/>
+                <w:rFonts w:ascii="宋体" w:eastAsia="宋体" w:hAnsi="宋体" w:cs="宋体"/>
                 <w:spacing w:val="-11"/>
                 <w:w w:val="97"/>
                 <w:sz w:val="13"/>
@@ -6391,14 +6337,14 @@
               <w:ind w:left="589" w:right="482" w:hanging="108"/>
               <w:textAlignment w:val="baseline"/>
               <w:rPr>
-                <w:rFonts w:ascii="宋体" w:hAnsi="宋体" w:eastAsia="宋体" w:cs="宋体"/>
+                <w:rFonts w:ascii="宋体" w:eastAsia="宋体" w:hAnsi="宋体" w:cs="宋体"/>
                 <w:sz w:val="13"/>
                 <w:szCs w:val="13"/>
               </w:rPr>
             </w:pPr>
             <w:r>
               <w:rPr>
-                <w:rFonts w:ascii="宋体" w:hAnsi="宋体" w:eastAsia="宋体" w:cs="宋体"/>
+                <w:rFonts w:ascii="宋体" w:eastAsia="宋体" w:hAnsi="宋体" w:cs="宋体"/>
                 <w:spacing w:val="-11"/>
                 <w:w w:val="94"/>
                 <w:sz w:val="13"/>
@@ -6408,7 +6354,7 @@
             </w:r>
             <w:r>
               <w:rPr>
-                <w:rFonts w:ascii="宋体" w:hAnsi="宋体" w:eastAsia="宋体" w:cs="宋体"/>
+                <w:rFonts w:ascii="宋体" w:eastAsia="宋体" w:hAnsi="宋体" w:cs="宋体"/>
                 <w:spacing w:val="-10"/>
                 <w:w w:val="97"/>
                 <w:sz w:val="13"/>
@@ -6436,14 +6382,14 @@
               <w:ind w:left="421"/>
               <w:textAlignment w:val="baseline"/>
               <w:rPr>
-                <w:rFonts w:ascii="宋体" w:hAnsi="宋体" w:eastAsia="宋体" w:cs="宋体"/>
+                <w:rFonts w:ascii="宋体" w:eastAsia="宋体" w:hAnsi="宋体" w:cs="宋体"/>
                 <w:sz w:val="13"/>
                 <w:szCs w:val="13"/>
               </w:rPr>
             </w:pPr>
             <w:r>
               <w:rPr>
-                <w:rFonts w:ascii="宋体" w:hAnsi="宋体" w:eastAsia="宋体" w:cs="宋体"/>
+                <w:rFonts w:ascii="宋体" w:eastAsia="宋体" w:hAnsi="宋体" w:cs="宋体"/>
                 <w:spacing w:val="-16"/>
                 <w:sz w:val="13"/>
                 <w:szCs w:val="13"/>
@@ -6462,7 +6408,7 @@
           </w:tcPr>
           <w:p>
             <w:pPr>
-              <w:pStyle w:val="25"/>
+              <w:pStyle w:val="TableText"/>
               <w:keepNext w:val="0"/>
               <w:keepLines w:val="0"/>
               <w:pageBreakBefore w:val="0"/>
@@ -6482,7 +6428,7 @@
           </w:p>
           <w:p>
             <w:pPr>
-              <w:pStyle w:val="25"/>
+              <w:pStyle w:val="TableText"/>
               <w:keepNext w:val="0"/>
               <w:keepLines w:val="0"/>
               <w:pageBreakBefore w:val="0"/>
@@ -6519,14 +6465,14 @@
               <w:ind w:left="1887"/>
               <w:textAlignment w:val="baseline"/>
               <w:rPr>
-                <w:rFonts w:ascii="宋体" w:hAnsi="宋体" w:eastAsia="宋体" w:cs="宋体"/>
+                <w:rFonts w:ascii="宋体" w:eastAsia="宋体" w:hAnsi="宋体" w:cs="宋体"/>
                 <w:sz w:val="13"/>
                 <w:szCs w:val="13"/>
               </w:rPr>
             </w:pPr>
             <w:r>
               <w:rPr>
-                <w:rFonts w:ascii="宋体" w:hAnsi="宋体" w:eastAsia="宋体" w:cs="宋体"/>
+                <w:rFonts w:ascii="宋体" w:eastAsia="宋体" w:hAnsi="宋体" w:cs="宋体"/>
                 <w:spacing w:val="-12"/>
                 <w:w w:val="97"/>
                 <w:sz w:val="13"/>
@@ -6537,7 +6483,7 @@
           </w:p>
           <w:p>
             <w:pPr>
-              <w:pStyle w:val="25"/>
+              <w:pStyle w:val="TableText"/>
               <w:keepNext w:val="0"/>
               <w:keepLines w:val="0"/>
               <w:pageBreakBefore w:val="0"/>
@@ -6557,7 +6503,7 @@
           </w:p>
           <w:p>
             <w:pPr>
-              <w:pStyle w:val="25"/>
+              <w:pStyle w:val="TableText"/>
               <w:keepNext w:val="0"/>
               <w:keepLines w:val="0"/>
               <w:pageBreakBefore w:val="0"/>
@@ -6594,14 +6540,14 @@
               <w:ind w:left="1889"/>
               <w:textAlignment w:val="baseline"/>
               <w:rPr>
-                <w:rFonts w:ascii="宋体" w:hAnsi="宋体" w:eastAsia="宋体" w:cs="宋体"/>
+                <w:rFonts w:ascii="宋体" w:eastAsia="宋体" w:hAnsi="宋体" w:cs="宋体"/>
                 <w:sz w:val="13"/>
                 <w:szCs w:val="13"/>
               </w:rPr>
             </w:pPr>
             <w:r>
               <w:rPr>
-                <w:rFonts w:ascii="宋体" w:hAnsi="宋体" w:eastAsia="宋体" w:cs="宋体"/>
+                <w:rFonts w:ascii="宋体" w:eastAsia="宋体" w:hAnsi="宋体" w:cs="宋体"/>
                 <w:spacing w:val="-12"/>
                 <w:w w:val="97"/>
                 <w:sz w:val="13"/>
@@ -6629,14 +6575,14 @@
               <w:ind w:left="405"/>
               <w:textAlignment w:val="baseline"/>
               <w:rPr>
-                <w:rFonts w:ascii="宋体" w:hAnsi="宋体" w:eastAsia="宋体" w:cs="宋体"/>
+                <w:rFonts w:ascii="宋体" w:eastAsia="宋体" w:hAnsi="宋体" w:cs="宋体"/>
                 <w:sz w:val="13"/>
                 <w:szCs w:val="13"/>
               </w:rPr>
             </w:pPr>
             <w:r>
               <w:rPr>
-                <w:rFonts w:ascii="宋体" w:hAnsi="宋体" w:eastAsia="宋体" w:cs="宋体"/>
+                <w:rFonts w:ascii="宋体" w:eastAsia="宋体" w:hAnsi="宋体" w:cs="宋体"/>
                 <w:spacing w:val="-13"/>
                 <w:w w:val="98"/>
                 <w:sz w:val="13"/>
@@ -6664,14 +6610,14 @@
               <w:ind w:left="716"/>
               <w:textAlignment w:val="baseline"/>
               <w:rPr>
-                <w:rFonts w:ascii="宋体" w:hAnsi="宋体" w:eastAsia="宋体" w:cs="宋体"/>
+                <w:rFonts w:ascii="宋体" w:eastAsia="宋体" w:hAnsi="宋体" w:cs="宋体"/>
                 <w:sz w:val="13"/>
                 <w:szCs w:val="13"/>
               </w:rPr>
             </w:pPr>
             <w:r>
               <w:rPr>
-                <w:rFonts w:ascii="宋体" w:hAnsi="宋体" w:eastAsia="宋体" w:cs="宋体"/>
+                <w:rFonts w:ascii="宋体" w:eastAsia="宋体" w:hAnsi="宋体" w:cs="宋体"/>
                 <w:spacing w:val="-8"/>
                 <w:sz w:val="13"/>
                 <w:szCs w:val="13"/>
@@ -6690,7 +6636,7 @@
           </w:tcPr>
           <w:p>
             <w:pPr>
-              <w:pStyle w:val="25"/>
+              <w:pStyle w:val="TableText"/>
               <w:keepNext w:val="0"/>
               <w:keepLines w:val="0"/>
               <w:pageBreakBefore w:val="0"/>
@@ -6718,7 +6664,7 @@
           </w:tcPr>
           <w:p>
             <w:pPr>
-              <w:pStyle w:val="25"/>
+              <w:pStyle w:val="TableText"/>
               <w:keepNext w:val="0"/>
               <w:keepLines w:val="0"/>
               <w:pageBreakBefore w:val="0"/>
@@ -6738,7 +6684,7 @@
           </w:p>
           <w:p>
             <w:pPr>
-              <w:pStyle w:val="25"/>
+              <w:pStyle w:val="TableText"/>
               <w:keepNext w:val="0"/>
               <w:keepLines w:val="0"/>
               <w:pageBreakBefore w:val="0"/>
@@ -6775,14 +6721,14 @@
               <w:ind w:left="481"/>
               <w:textAlignment w:val="baseline"/>
               <w:rPr>
-                <w:rFonts w:ascii="宋体" w:hAnsi="宋体" w:eastAsia="宋体" w:cs="宋体"/>
+                <w:rFonts w:ascii="宋体" w:eastAsia="宋体" w:hAnsi="宋体" w:cs="宋体"/>
                 <w:sz w:val="13"/>
                 <w:szCs w:val="13"/>
               </w:rPr>
             </w:pPr>
             <w:r>
               <w:rPr>
-                <w:rFonts w:ascii="宋体" w:hAnsi="宋体" w:eastAsia="宋体" w:cs="宋体"/>
+                <w:rFonts w:ascii="宋体" w:eastAsia="宋体" w:hAnsi="宋体" w:cs="宋体"/>
                 <w:spacing w:val="-16"/>
                 <w:sz w:val="13"/>
                 <w:szCs w:val="13"/>
@@ -6792,7 +6738,7 @@
           </w:p>
           <w:p>
             <w:pPr>
-              <w:pStyle w:val="25"/>
+              <w:pStyle w:val="TableText"/>
               <w:keepNext w:val="0"/>
               <w:keepLines w:val="0"/>
               <w:pageBreakBefore w:val="0"/>
@@ -6812,7 +6758,7 @@
           </w:p>
           <w:p>
             <w:pPr>
-              <w:pStyle w:val="25"/>
+              <w:pStyle w:val="TableText"/>
               <w:keepNext w:val="0"/>
               <w:keepLines w:val="0"/>
               <w:pageBreakBefore w:val="0"/>
@@ -6849,14 +6795,14 @@
               <w:ind w:left="536"/>
               <w:textAlignment w:val="baseline"/>
               <w:rPr>
-                <w:rFonts w:ascii="宋体" w:hAnsi="宋体" w:eastAsia="宋体" w:cs="宋体"/>
+                <w:rFonts w:ascii="宋体" w:eastAsia="宋体" w:hAnsi="宋体" w:cs="宋体"/>
                 <w:sz w:val="13"/>
                 <w:szCs w:val="13"/>
               </w:rPr>
             </w:pPr>
             <w:r>
               <w:rPr>
-                <w:rFonts w:ascii="宋体" w:hAnsi="宋体" w:eastAsia="宋体" w:cs="宋体"/>
+                <w:rFonts w:ascii="宋体" w:eastAsia="宋体" w:hAnsi="宋体" w:cs="宋体"/>
                 <w:spacing w:val="-11"/>
                 <w:w w:val="97"/>
                 <w:sz w:val="13"/>
@@ -6867,7 +6813,7 @@
           </w:p>
           <w:p>
             <w:pPr>
-              <w:pStyle w:val="25"/>
+              <w:pStyle w:val="TableText"/>
               <w:keepNext w:val="0"/>
               <w:keepLines w:val="0"/>
               <w:pageBreakBefore w:val="0"/>
@@ -6901,10 +6847,10 @@
               <w:adjustRightInd w:val="0"/>
               <w:snapToGrid w:val="0"/>
               <w:spacing w:before="42" w:line="226" w:lineRule="auto"/>
-              <w:ind w:firstLine="612" w:firstLineChars="600"/>
-              <w:textAlignment w:val="baseline"/>
-              <w:rPr>
-                <w:rFonts w:ascii="宋体" w:hAnsi="宋体" w:eastAsia="宋体" w:cs="宋体"/>
+              <w:ind w:firstLine="1260" w:firstLineChars="600"/>
+              <w:textAlignment w:val="baseline"/>
+              <w:rPr>
+                <w:rFonts w:ascii="宋体" w:eastAsia="宋体" w:hAnsi="宋体" w:cs="宋体"/>
                 <w:spacing w:val="-14"/>
                 <w:sz w:val="13"/>
                 <w:szCs w:val="13"/>
@@ -6927,17 +6873,17 @@
               <w:adjustRightInd w:val="0"/>
               <w:snapToGrid w:val="0"/>
               <w:spacing w:before="42" w:line="226" w:lineRule="auto"/>
-              <w:ind w:firstLine="612" w:firstLineChars="600"/>
-              <w:textAlignment w:val="baseline"/>
-              <w:rPr>
-                <w:rFonts w:ascii="宋体" w:hAnsi="宋体" w:eastAsia="宋体" w:cs="宋体"/>
+              <w:ind w:firstLine="1260" w:firstLineChars="600"/>
+              <w:textAlignment w:val="baseline"/>
+              <w:rPr>
+                <w:rFonts w:ascii="宋体" w:eastAsia="宋体" w:hAnsi="宋体" w:cs="宋体"/>
                 <w:sz w:val="13"/>
                 <w:szCs w:val="13"/>
               </w:rPr>
             </w:pPr>
             <w:r>
               <w:rPr>
-                <w:rFonts w:ascii="宋体" w:hAnsi="宋体" w:eastAsia="宋体" w:cs="宋体"/>
+                <w:rFonts w:ascii="宋体" w:eastAsia="宋体" w:hAnsi="宋体" w:cs="宋体"/>
                 <w:spacing w:val="-14"/>
                 <w:sz w:val="13"/>
                 <w:szCs w:val="13"/>
@@ -6947,7 +6893,7 @@
           </w:p>
           <w:p>
             <w:pPr>
-              <w:pStyle w:val="25"/>
+              <w:pStyle w:val="TableText"/>
               <w:keepNext w:val="0"/>
               <w:keepLines w:val="0"/>
               <w:pageBreakBefore w:val="0"/>
@@ -6981,10 +6927,10 @@
               <w:adjustRightInd w:val="0"/>
               <w:snapToGrid w:val="0"/>
               <w:spacing w:before="42" w:line="226" w:lineRule="auto"/>
-              <w:ind w:firstLine="612" w:firstLineChars="600"/>
-              <w:textAlignment w:val="baseline"/>
-              <w:rPr>
-                <w:rFonts w:ascii="宋体" w:hAnsi="宋体" w:eastAsia="宋体" w:cs="宋体"/>
+              <w:ind w:firstLine="1260" w:firstLineChars="600"/>
+              <w:textAlignment w:val="baseline"/>
+              <w:rPr>
+                <w:rFonts w:ascii="宋体" w:eastAsia="宋体" w:hAnsi="宋体" w:cs="宋体"/>
                 <w:spacing w:val="-14"/>
                 <w:sz w:val="13"/>
                 <w:szCs w:val="13"/>
@@ -7007,17 +6953,17 @@
               <w:adjustRightInd w:val="0"/>
               <w:snapToGrid w:val="0"/>
               <w:spacing w:before="42" w:line="226" w:lineRule="auto"/>
-              <w:ind w:firstLine="612" w:firstLineChars="600"/>
-              <w:textAlignment w:val="baseline"/>
-              <w:rPr>
-                <w:rFonts w:ascii="宋体" w:hAnsi="宋体" w:eastAsia="宋体" w:cs="宋体"/>
+              <w:ind w:firstLine="1260" w:firstLineChars="600"/>
+              <w:textAlignment w:val="baseline"/>
+              <w:rPr>
+                <w:rFonts w:ascii="宋体" w:eastAsia="宋体" w:hAnsi="宋体" w:cs="宋体"/>
                 <w:sz w:val="13"/>
                 <w:szCs w:val="13"/>
               </w:rPr>
             </w:pPr>
             <w:r>
               <w:rPr>
-                <w:rFonts w:ascii="宋体" w:hAnsi="宋体" w:eastAsia="宋体" w:cs="宋体"/>
+                <w:rFonts w:ascii="宋体" w:eastAsia="宋体" w:hAnsi="宋体" w:cs="宋体"/>
                 <w:spacing w:val="-14"/>
                 <w:sz w:val="13"/>
                 <w:szCs w:val="13"/>
@@ -7029,14 +6975,9 @@
       </w:tr>
       <w:tr>
         <w:tblPrEx>
-          <w:tblBorders>
-            <w:top w:val="single" w:color="000000" w:sz="2" w:space="0"/>
-            <w:left w:val="single" w:color="000000" w:sz="2" w:space="0"/>
-            <w:bottom w:val="single" w:color="000000" w:sz="2" w:space="0"/>
-            <w:right w:val="single" w:color="000000" w:sz="2" w:space="0"/>
-            <w:insideH w:val="single" w:color="000000" w:sz="2" w:space="0"/>
-            <w:insideV w:val="single" w:color="000000" w:sz="2" w:space="0"/>
-          </w:tblBorders>
+          <w:tblW w:w="9164" w:type="dxa"/>
+          <w:tblInd w:w="50" w:type="dxa"/>
+          <w:tblLayout w:type="fixed"/>
           <w:tblCellMar>
             <w:top w:w="0" w:type="dxa"/>
             <w:left w:w="0" w:type="dxa"/>
@@ -7045,23 +6986,23 @@
           </w:tblCellMar>
         </w:tblPrEx>
         <w:trPr>
-          <w:trHeight w:val="1323" w:hRule="atLeast"/>
+          <w:trHeight w:val="1323"/>
         </w:trPr>
         <w:tc>
           <w:tcPr>
             <w:tcW w:w="416" w:type="dxa"/>
-            <w:vMerge w:val="continue"/>
+            <w:vMerge/>
             <w:tcBorders>
               <w:top w:val="nil"/>
-              <w:left w:val="single" w:color="000000" w:sz="4" w:space="0"/>
-              <w:bottom w:val="dashed" w:color="000000" w:sz="14" w:space="0"/>
-              <w:right w:val="single" w:color="000000" w:sz="4" w:space="0"/>
+              <w:left w:val="single" w:sz="4" w:space="0" w:color="000000"/>
+              <w:bottom w:val="dashed" w:sz="14" w:space="0" w:color="000000"/>
+              <w:right w:val="single" w:sz="4" w:space="0" w:color="000000"/>
             </w:tcBorders>
             <w:textDirection w:val="btLr"/>
           </w:tcPr>
           <w:p>
             <w:pPr>
-              <w:pStyle w:val="25"/>
+              <w:pStyle w:val="TableText"/>
               <w:keepNext w:val="0"/>
               <w:keepLines w:val="0"/>
               <w:pageBreakBefore w:val="0"/>
@@ -7082,16 +7023,16 @@
         <w:tc>
           <w:tcPr>
             <w:tcW w:w="1642" w:type="dxa"/>
-            <w:vMerge w:val="continue"/>
+            <w:vMerge/>
             <w:tcBorders>
               <w:top w:val="nil"/>
-              <w:left w:val="single" w:color="000000" w:sz="4" w:space="0"/>
-              <w:bottom w:val="dashed" w:color="000000" w:sz="14" w:space="0"/>
+              <w:left w:val="single" w:sz="4" w:space="0" w:color="000000"/>
+              <w:bottom w:val="dashed" w:sz="14" w:space="0" w:color="000000"/>
             </w:tcBorders>
           </w:tcPr>
           <w:p>
             <w:pPr>
-              <w:pStyle w:val="25"/>
+              <w:pStyle w:val="TableText"/>
               <w:keepNext w:val="0"/>
               <w:keepLines w:val="0"/>
               <w:pageBreakBefore w:val="0"/>
@@ -7114,13 +7055,13 @@
             <w:tcW w:w="1488" w:type="dxa"/>
             <w:tcBorders>
               <w:top w:val="nil"/>
-              <w:bottom w:val="dashed" w:color="000000" w:sz="14" w:space="0"/>
+              <w:bottom w:val="dashed" w:sz="14" w:space="0" w:color="000000"/>
               <w:right w:val="nil"/>
             </w:tcBorders>
           </w:tcPr>
           <w:p>
             <w:pPr>
-              <w:pStyle w:val="25"/>
+              <w:pStyle w:val="TableText"/>
               <w:keepNext w:val="0"/>
               <w:keepLines w:val="0"/>
               <w:pageBreakBefore w:val="0"/>
@@ -7157,14 +7098,14 @@
               <w:ind w:left="415"/>
               <w:textAlignment w:val="baseline"/>
               <w:rPr>
-                <w:rFonts w:ascii="宋体" w:hAnsi="宋体" w:eastAsia="宋体" w:cs="宋体"/>
+                <w:rFonts w:ascii="宋体" w:eastAsia="宋体" w:hAnsi="宋体" w:cs="宋体"/>
                 <w:sz w:val="13"/>
                 <w:szCs w:val="13"/>
               </w:rPr>
             </w:pPr>
             <w:r>
               <w:rPr>
-                <w:rFonts w:ascii="宋体" w:hAnsi="宋体" w:eastAsia="宋体" w:cs="宋体"/>
+                <w:rFonts w:ascii="宋体" w:eastAsia="宋体" w:hAnsi="宋体" w:cs="宋体"/>
                 <w:spacing w:val="-11"/>
                 <w:w w:val="95"/>
                 <w:sz w:val="13"/>
@@ -7180,12 +7121,12 @@
             <w:tcBorders>
               <w:top w:val="nil"/>
               <w:left w:val="nil"/>
-              <w:bottom w:val="dashed" w:color="000000" w:sz="14" w:space="0"/>
+              <w:bottom w:val="dashed" w:sz="14" w:space="0" w:color="000000"/>
             </w:tcBorders>
           </w:tcPr>
           <w:p>
             <w:pPr>
-              <w:pStyle w:val="25"/>
+              <w:pStyle w:val="TableText"/>
               <w:keepNext w:val="0"/>
               <w:keepLines w:val="0"/>
               <w:pageBreakBefore w:val="0"/>
@@ -7222,14 +7163,14 @@
               <w:ind w:left="289" w:right="347" w:firstLine="27"/>
               <w:textAlignment w:val="baseline"/>
               <w:rPr>
-                <w:rFonts w:ascii="宋体" w:hAnsi="宋体" w:eastAsia="宋体" w:cs="宋体"/>
+                <w:rFonts w:ascii="宋体" w:eastAsia="宋体" w:hAnsi="宋体" w:cs="宋体"/>
                 <w:sz w:val="13"/>
                 <w:szCs w:val="13"/>
               </w:rPr>
             </w:pPr>
             <w:r>
               <w:rPr>
-                <w:rFonts w:ascii="宋体" w:hAnsi="宋体" w:eastAsia="宋体" w:cs="宋体"/>
+                <w:rFonts w:ascii="宋体" w:eastAsia="宋体" w:hAnsi="宋体" w:cs="宋体"/>
                 <w:spacing w:val="-12"/>
                 <w:sz w:val="13"/>
                 <w:szCs w:val="13"/>
@@ -7238,7 +7179,7 @@
             </w:r>
             <w:r>
               <w:rPr>
-                <w:rFonts w:ascii="宋体" w:hAnsi="宋体" w:eastAsia="宋体" w:cs="宋体"/>
+                <w:rFonts w:ascii="宋体" w:eastAsia="宋体" w:hAnsi="宋体" w:cs="宋体"/>
                 <w:spacing w:val="-14"/>
                 <w:w w:val="97"/>
                 <w:sz w:val="13"/>
@@ -7251,15 +7192,15 @@
         <w:tc>
           <w:tcPr>
             <w:tcW w:w="2271" w:type="dxa"/>
-            <w:vMerge w:val="continue"/>
+            <w:vMerge/>
             <w:tcBorders>
               <w:top w:val="nil"/>
-              <w:bottom w:val="dashed" w:color="000000" w:sz="14" w:space="0"/>
+              <w:bottom w:val="dashed" w:sz="14" w:space="0" w:color="000000"/>
             </w:tcBorders>
           </w:tcPr>
           <w:p>
             <w:pPr>
-              <w:pStyle w:val="25"/>
+              <w:pStyle w:val="TableText"/>
               <w:keepNext w:val="0"/>
               <w:keepLines w:val="0"/>
               <w:pageBreakBefore w:val="0"/>
@@ -7280,15 +7221,15 @@
         <w:tc>
           <w:tcPr>
             <w:tcW w:w="1808" w:type="dxa"/>
-            <w:vMerge w:val="continue"/>
+            <w:vMerge/>
             <w:tcBorders>
               <w:top w:val="nil"/>
-              <w:bottom w:val="dashed" w:color="000000" w:sz="14" w:space="0"/>
+              <w:bottom w:val="dashed" w:sz="14" w:space="0" w:color="000000"/>
             </w:tcBorders>
           </w:tcPr>
           <w:p>
             <w:pPr>
-              <w:pStyle w:val="25"/>
+              <w:pStyle w:val="TableText"/>
               <w:keepNext w:val="0"/>
               <w:keepLines w:val="0"/>
               <w:pageBreakBefore w:val="0"/>
@@ -7309,14 +7250,9 @@
       </w:tr>
       <w:tr>
         <w:tblPrEx>
-          <w:tblBorders>
-            <w:top w:val="single" w:color="000000" w:sz="2" w:space="0"/>
-            <w:left w:val="single" w:color="000000" w:sz="2" w:space="0"/>
-            <w:bottom w:val="single" w:color="000000" w:sz="2" w:space="0"/>
-            <w:right w:val="single" w:color="000000" w:sz="2" w:space="0"/>
-            <w:insideH w:val="single" w:color="000000" w:sz="2" w:space="0"/>
-            <w:insideV w:val="single" w:color="000000" w:sz="2" w:space="0"/>
-          </w:tblBorders>
+          <w:tblW w:w="9164" w:type="dxa"/>
+          <w:tblInd w:w="50" w:type="dxa"/>
+          <w:tblLayout w:type="fixed"/>
           <w:tblCellMar>
             <w:top w:w="0" w:type="dxa"/>
             <w:left w:w="0" w:type="dxa"/>
@@ -7325,16 +7261,16 @@
           </w:tblCellMar>
         </w:tblPrEx>
         <w:trPr>
-          <w:trHeight w:val="1753" w:hRule="atLeast"/>
+          <w:trHeight w:val="1753"/>
         </w:trPr>
         <w:tc>
           <w:tcPr>
             <w:tcW w:w="416" w:type="dxa"/>
             <w:tcBorders>
-              <w:top w:val="dashed" w:color="000000" w:sz="14" w:space="0"/>
-              <w:left w:val="single" w:color="000000" w:sz="4" w:space="0"/>
-              <w:bottom w:val="dashed" w:color="000000" w:sz="14" w:space="0"/>
-              <w:right w:val="single" w:color="000000" w:sz="4" w:space="0"/>
+              <w:top w:val="dashed" w:sz="14" w:space="0" w:color="000000"/>
+              <w:left w:val="single" w:sz="4" w:space="0" w:color="000000"/>
+              <w:bottom w:val="dashed" w:sz="14" w:space="0" w:color="000000"/>
+              <w:right w:val="single" w:sz="4" w:space="0" w:color="000000"/>
             </w:tcBorders>
             <w:textDirection w:val="btLr"/>
           </w:tcPr>
@@ -7357,14 +7293,14 @@
               <w:ind w:left="94"/>
               <w:textAlignment w:val="baseline"/>
               <w:rPr>
-                <w:rFonts w:ascii="宋体" w:hAnsi="宋体" w:eastAsia="宋体" w:cs="宋体"/>
+                <w:rFonts w:ascii="宋体" w:eastAsia="宋体" w:hAnsi="宋体" w:cs="宋体"/>
                 <w:sz w:val="16"/>
                 <w:szCs w:val="16"/>
               </w:rPr>
             </w:pPr>
             <w:r>
               <w:rPr>
-                <w:rFonts w:ascii="宋体" w:hAnsi="宋体" w:eastAsia="宋体" w:cs="宋体"/>
+                <w:rFonts w:ascii="宋体" w:eastAsia="宋体" w:hAnsi="宋体" w:cs="宋体"/>
                 <w:spacing w:val="15"/>
                 <w:w w:val="116"/>
                 <w:sz w:val="16"/>
@@ -7378,14 +7314,14 @@
           <w:tcPr>
             <w:tcW w:w="1642" w:type="dxa"/>
             <w:tcBorders>
-              <w:top w:val="dashed" w:color="000000" w:sz="14" w:space="0"/>
-              <w:left w:val="single" w:color="000000" w:sz="4" w:space="0"/>
-              <w:bottom w:val="dashed" w:color="000000" w:sz="14" w:space="0"/>
+              <w:top w:val="dashed" w:sz="14" w:space="0" w:color="000000"/>
+              <w:left w:val="single" w:sz="4" w:space="0" w:color="000000"/>
+              <w:bottom w:val="dashed" w:sz="14" w:space="0" w:color="000000"/>
             </w:tcBorders>
           </w:tcPr>
           <w:p>
             <w:pPr>
-              <w:pStyle w:val="25"/>
+              <w:pStyle w:val="TableText"/>
               <w:keepNext w:val="0"/>
               <w:keepLines w:val="0"/>
               <w:pageBreakBefore w:val="0"/>
@@ -7408,13 +7344,13 @@
             <w:tcW w:w="3027" w:type="dxa"/>
             <w:gridSpan w:val="2"/>
             <w:tcBorders>
-              <w:top w:val="dashed" w:color="000000" w:sz="14" w:space="0"/>
-              <w:bottom w:val="dashed" w:color="000000" w:sz="14" w:space="0"/>
+              <w:top w:val="dashed" w:sz="14" w:space="0" w:color="000000"/>
+              <w:bottom w:val="dashed" w:sz="14" w:space="0" w:color="000000"/>
             </w:tcBorders>
           </w:tcPr>
           <w:p>
             <w:pPr>
-              <w:pStyle w:val="25"/>
+              <w:pStyle w:val="TableText"/>
               <w:keepNext w:val="0"/>
               <w:keepLines w:val="0"/>
               <w:pageBreakBefore w:val="0"/>
@@ -7436,13 +7372,13 @@
           <w:tcPr>
             <w:tcW w:w="2271" w:type="dxa"/>
             <w:tcBorders>
-              <w:top w:val="dashed" w:color="000000" w:sz="14" w:space="0"/>
-              <w:bottom w:val="dashed" w:color="000000" w:sz="14" w:space="0"/>
+              <w:top w:val="dashed" w:sz="14" w:space="0" w:color="000000"/>
+              <w:bottom w:val="dashed" w:sz="14" w:space="0" w:color="000000"/>
             </w:tcBorders>
           </w:tcPr>
           <w:p>
             <w:pPr>
-              <w:pStyle w:val="25"/>
+              <w:pStyle w:val="TableText"/>
               <w:keepNext w:val="0"/>
               <w:keepLines w:val="0"/>
               <w:pageBreakBefore w:val="0"/>
@@ -7462,7 +7398,7 @@
           </w:p>
           <w:p>
             <w:pPr>
-              <w:pStyle w:val="25"/>
+              <w:pStyle w:val="TableText"/>
               <w:keepNext w:val="0"/>
               <w:keepLines w:val="0"/>
               <w:pageBreakBefore w:val="0"/>
@@ -7499,14 +7435,14 @@
               <w:ind w:left="942"/>
               <w:textAlignment w:val="baseline"/>
               <w:rPr>
-                <w:rFonts w:ascii="宋体" w:hAnsi="宋体" w:eastAsia="宋体" w:cs="宋体"/>
+                <w:rFonts w:ascii="宋体" w:eastAsia="宋体" w:hAnsi="宋体" w:cs="宋体"/>
                 <w:sz w:val="13"/>
                 <w:szCs w:val="13"/>
               </w:rPr>
             </w:pPr>
             <w:r>
               <w:rPr>
-                <w:rFonts w:ascii="宋体" w:hAnsi="宋体" w:eastAsia="宋体" w:cs="宋体"/>
+                <w:rFonts w:ascii="宋体" w:eastAsia="宋体" w:hAnsi="宋体" w:cs="宋体"/>
                 <w:spacing w:val="-10"/>
                 <w:w w:val="96"/>
                 <w:sz w:val="13"/>
@@ -7520,13 +7456,13 @@
           <w:tcPr>
             <w:tcW w:w="1808" w:type="dxa"/>
             <w:tcBorders>
-              <w:top w:val="dashed" w:color="000000" w:sz="14" w:space="0"/>
-              <w:bottom w:val="dashed" w:color="000000" w:sz="14" w:space="0"/>
+              <w:top w:val="dashed" w:sz="14" w:space="0" w:color="000000"/>
+              <w:bottom w:val="dashed" w:sz="14" w:space="0" w:color="000000"/>
             </w:tcBorders>
           </w:tcPr>
           <w:p>
             <w:pPr>
-              <w:pStyle w:val="25"/>
+              <w:pStyle w:val="TableText"/>
               <w:keepNext w:val="0"/>
               <w:keepLines w:val="0"/>
               <w:pageBreakBefore w:val="0"/>
@@ -7546,7 +7482,7 @@
           </w:p>
           <w:p>
             <w:pPr>
-              <w:pStyle w:val="25"/>
+              <w:pStyle w:val="TableText"/>
               <w:keepNext w:val="0"/>
               <w:keepLines w:val="0"/>
               <w:pageBreakBefore w:val="0"/>
@@ -7583,14 +7519,14 @@
               <w:ind w:left="674"/>
               <w:textAlignment w:val="baseline"/>
               <w:rPr>
-                <w:rFonts w:ascii="宋体" w:hAnsi="宋体" w:eastAsia="宋体" w:cs="宋体"/>
+                <w:rFonts w:ascii="宋体" w:eastAsia="宋体" w:hAnsi="宋体" w:cs="宋体"/>
                 <w:sz w:val="13"/>
                 <w:szCs w:val="13"/>
               </w:rPr>
             </w:pPr>
             <w:r>
               <w:rPr>
-                <w:rFonts w:ascii="宋体" w:hAnsi="宋体" w:eastAsia="宋体" w:cs="宋体"/>
+                <w:rFonts w:ascii="宋体" w:eastAsia="宋体" w:hAnsi="宋体" w:cs="宋体"/>
                 <w:spacing w:val="-10"/>
                 <w:w w:val="97"/>
                 <w:sz w:val="13"/>
@@ -7603,14 +7539,9 @@
       </w:tr>
       <w:tr>
         <w:tblPrEx>
-          <w:tblBorders>
-            <w:top w:val="single" w:color="000000" w:sz="2" w:space="0"/>
-            <w:left w:val="single" w:color="000000" w:sz="2" w:space="0"/>
-            <w:bottom w:val="single" w:color="000000" w:sz="2" w:space="0"/>
-            <w:right w:val="single" w:color="000000" w:sz="2" w:space="0"/>
-            <w:insideH w:val="single" w:color="000000" w:sz="2" w:space="0"/>
-            <w:insideV w:val="single" w:color="000000" w:sz="2" w:space="0"/>
-          </w:tblBorders>
+          <w:tblW w:w="9164" w:type="dxa"/>
+          <w:tblInd w:w="50" w:type="dxa"/>
+          <w:tblLayout w:type="fixed"/>
           <w:tblCellMar>
             <w:top w:w="0" w:type="dxa"/>
             <w:left w:w="0" w:type="dxa"/>
@@ -7619,16 +7550,16 @@
           </w:tblCellMar>
         </w:tblPrEx>
         <w:trPr>
-          <w:trHeight w:val="1831" w:hRule="atLeast"/>
+          <w:trHeight w:val="1831"/>
         </w:trPr>
         <w:tc>
           <w:tcPr>
             <w:tcW w:w="416" w:type="dxa"/>
             <w:tcBorders>
-              <w:top w:val="dashed" w:color="000000" w:sz="14" w:space="0"/>
-              <w:left w:val="single" w:color="000000" w:sz="4" w:space="0"/>
-              <w:bottom w:val="single" w:color="000000" w:sz="4" w:space="0"/>
-              <w:right w:val="single" w:color="000000" w:sz="4" w:space="0"/>
+              <w:top w:val="dashed" w:sz="14" w:space="0" w:color="000000"/>
+              <w:left w:val="single" w:sz="4" w:space="0" w:color="000000"/>
+              <w:bottom w:val="single" w:sz="4" w:space="0" w:color="000000"/>
+              <w:right w:val="single" w:sz="4" w:space="0" w:color="000000"/>
             </w:tcBorders>
             <w:textDirection w:val="btLr"/>
           </w:tcPr>
@@ -7651,14 +7582,14 @@
               <w:ind w:left="136"/>
               <w:textAlignment w:val="baseline"/>
               <w:rPr>
-                <w:rFonts w:ascii="宋体" w:hAnsi="宋体" w:eastAsia="宋体" w:cs="宋体"/>
+                <w:rFonts w:ascii="宋体" w:eastAsia="宋体" w:hAnsi="宋体" w:cs="宋体"/>
                 <w:sz w:val="16"/>
                 <w:szCs w:val="16"/>
               </w:rPr>
             </w:pPr>
             <w:r>
               <w:rPr>
-                <w:rFonts w:ascii="宋体" w:hAnsi="宋体" w:eastAsia="宋体" w:cs="宋体"/>
+                <w:rFonts w:ascii="宋体" w:eastAsia="宋体" w:hAnsi="宋体" w:cs="宋体"/>
                 <w:spacing w:val="15"/>
                 <w:w w:val="116"/>
                 <w:sz w:val="16"/>
@@ -7672,13 +7603,13 @@
           <w:tcPr>
             <w:tcW w:w="1642" w:type="dxa"/>
             <w:tcBorders>
-              <w:top w:val="dashed" w:color="000000" w:sz="14" w:space="0"/>
-              <w:left w:val="single" w:color="000000" w:sz="4" w:space="0"/>
+              <w:top w:val="dashed" w:sz="14" w:space="0" w:color="000000"/>
+              <w:left w:val="single" w:sz="4" w:space="0" w:color="000000"/>
             </w:tcBorders>
           </w:tcPr>
           <w:p>
             <w:pPr>
-              <w:pStyle w:val="25"/>
+              <w:pStyle w:val="TableText"/>
               <w:keepNext w:val="0"/>
               <w:keepLines w:val="0"/>
               <w:pageBreakBefore w:val="0"/>
@@ -7701,12 +7632,12 @@
             <w:tcW w:w="3027" w:type="dxa"/>
             <w:gridSpan w:val="2"/>
             <w:tcBorders>
-              <w:top w:val="dashed" w:color="000000" w:sz="14" w:space="0"/>
+              <w:top w:val="dashed" w:sz="14" w:space="0" w:color="000000"/>
             </w:tcBorders>
           </w:tcPr>
           <w:p>
             <w:pPr>
-              <w:pStyle w:val="25"/>
+              <w:pStyle w:val="TableText"/>
               <w:keepNext w:val="0"/>
               <w:keepLines w:val="0"/>
               <w:pageBreakBefore w:val="0"/>
@@ -7728,12 +7659,12 @@
           <w:tcPr>
             <w:tcW w:w="2271" w:type="dxa"/>
             <w:tcBorders>
-              <w:top w:val="dashed" w:color="000000" w:sz="14" w:space="0"/>
+              <w:top w:val="dashed" w:sz="14" w:space="0" w:color="000000"/>
             </w:tcBorders>
           </w:tcPr>
           <w:p>
             <w:pPr>
-              <w:pStyle w:val="25"/>
+              <w:pStyle w:val="TableText"/>
               <w:keepNext w:val="0"/>
               <w:keepLines w:val="0"/>
               <w:pageBreakBefore w:val="0"/>
@@ -7753,7 +7684,7 @@
           </w:p>
           <w:p>
             <w:pPr>
-              <w:pStyle w:val="25"/>
+              <w:pStyle w:val="TableText"/>
               <w:keepNext w:val="0"/>
               <w:keepLines w:val="0"/>
               <w:pageBreakBefore w:val="0"/>
@@ -7773,7 +7704,7 @@
           </w:p>
           <w:p>
             <w:pPr>
-              <w:pStyle w:val="25"/>
+              <w:pStyle w:val="TableText"/>
               <w:keepNext w:val="0"/>
               <w:keepLines w:val="0"/>
               <w:pageBreakBefore w:val="0"/>
@@ -7810,14 +7741,14 @@
               <w:ind w:left="942"/>
               <w:textAlignment w:val="baseline"/>
               <w:rPr>
-                <w:rFonts w:ascii="宋体" w:hAnsi="宋体" w:eastAsia="宋体" w:cs="宋体"/>
+                <w:rFonts w:ascii="宋体" w:eastAsia="宋体" w:hAnsi="宋体" w:cs="宋体"/>
                 <w:sz w:val="13"/>
                 <w:szCs w:val="13"/>
               </w:rPr>
             </w:pPr>
             <w:r>
               <w:rPr>
-                <w:rFonts w:ascii="宋体" w:hAnsi="宋体" w:eastAsia="宋体" w:cs="宋体"/>
+                <w:rFonts w:ascii="宋体" w:eastAsia="宋体" w:hAnsi="宋体" w:cs="宋体"/>
                 <w:spacing w:val="-12"/>
                 <w:w w:val="97"/>
                 <w:sz w:val="13"/>
@@ -7831,12 +7762,12 @@
           <w:tcPr>
             <w:tcW w:w="1808" w:type="dxa"/>
             <w:tcBorders>
-              <w:top w:val="dashed" w:color="000000" w:sz="14" w:space="0"/>
+              <w:top w:val="dashed" w:sz="14" w:space="0" w:color="000000"/>
             </w:tcBorders>
           </w:tcPr>
           <w:p>
             <w:pPr>
-              <w:pStyle w:val="25"/>
+              <w:pStyle w:val="TableText"/>
               <w:keepNext w:val="0"/>
               <w:keepLines w:val="0"/>
               <w:pageBreakBefore w:val="0"/>
@@ -7856,7 +7787,7 @@
           </w:p>
           <w:p>
             <w:pPr>
-              <w:pStyle w:val="25"/>
+              <w:pStyle w:val="TableText"/>
               <w:keepNext w:val="0"/>
               <w:keepLines w:val="0"/>
               <w:pageBreakBefore w:val="0"/>
@@ -7876,7 +7807,7 @@
           </w:p>
           <w:p>
             <w:pPr>
-              <w:pStyle w:val="25"/>
+              <w:pStyle w:val="TableText"/>
               <w:keepNext w:val="0"/>
               <w:keepLines w:val="0"/>
               <w:pageBreakBefore w:val="0"/>
@@ -7913,14 +7844,14 @@
               <w:ind w:left="448"/>
               <w:textAlignment w:val="baseline"/>
               <w:rPr>
-                <w:rFonts w:ascii="宋体" w:hAnsi="宋体" w:eastAsia="宋体" w:cs="宋体"/>
+                <w:rFonts w:ascii="宋体" w:eastAsia="宋体" w:hAnsi="宋体" w:cs="宋体"/>
                 <w:sz w:val="13"/>
                 <w:szCs w:val="13"/>
               </w:rPr>
             </w:pPr>
             <w:r>
               <w:rPr>
-                <w:rFonts w:ascii="宋体" w:hAnsi="宋体" w:eastAsia="宋体" w:cs="宋体"/>
+                <w:rFonts w:ascii="宋体" w:eastAsia="宋体" w:hAnsi="宋体" w:cs="宋体"/>
                 <w:spacing w:val="-11"/>
                 <w:w w:val="96"/>
                 <w:sz w:val="13"/>
@@ -7951,14 +7882,14 @@
         <w:ind w:left="3105"/>
         <w:textAlignment w:val="baseline"/>
         <w:rPr>
-          <w:rFonts w:ascii="宋体" w:hAnsi="宋体" w:eastAsia="宋体" w:cs="宋体"/>
+          <w:rFonts w:ascii="宋体" w:eastAsia="宋体" w:hAnsi="宋体" w:cs="宋体"/>
           <w:sz w:val="18"/>
           <w:szCs w:val="18"/>
         </w:rPr>
       </w:pPr>
       <w:r>
         <w:rPr>
-          <w:rFonts w:ascii="宋体" w:hAnsi="宋体" w:eastAsia="宋体" w:cs="宋体"/>
+          <w:rFonts w:ascii="宋体" w:eastAsia="宋体" w:hAnsi="宋体" w:cs="宋体"/>
           <w:b/>
           <w:bCs/>
           <w:spacing w:val="-4"/>
@@ -7969,7 +7900,7 @@
       </w:r>
       <w:r>
         <w:rPr>
-          <w:rFonts w:ascii="宋体" w:hAnsi="宋体" w:eastAsia="宋体" w:cs="宋体"/>
+          <w:rFonts w:ascii="宋体" w:eastAsia="宋体" w:hAnsi="宋体" w:cs="宋体"/>
           <w:spacing w:val="-26"/>
           <w:sz w:val="18"/>
           <w:szCs w:val="18"/>
@@ -7978,7 +7909,7 @@
       </w:r>
       <w:r>
         <w:rPr>
-          <w:rFonts w:ascii="Calibri Light" w:hAnsi="Calibri Light" w:eastAsia="Calibri Light" w:cs="Calibri Light"/>
+          <w:rFonts w:ascii="Calibri Light" w:eastAsia="Calibri Light" w:hAnsi="Calibri Light" w:cs="Calibri Light"/>
           <w:b/>
           <w:bCs/>
           <w:spacing w:val="-4"/>
@@ -7989,7 +7920,7 @@
       </w:r>
       <w:r>
         <w:rPr>
-          <w:rFonts w:ascii="Calibri Light" w:hAnsi="Calibri Light" w:eastAsia="Calibri Light" w:cs="Calibri Light"/>
+          <w:rFonts w:ascii="Calibri Light" w:eastAsia="Calibri Light" w:hAnsi="Calibri Light" w:cs="Calibri Light"/>
           <w:spacing w:val="-4"/>
           <w:sz w:val="18"/>
           <w:szCs w:val="18"/>
@@ -7998,7 +7929,7 @@
       </w:r>
       <w:r>
         <w:rPr>
-          <w:rFonts w:ascii="宋体" w:hAnsi="宋体" w:eastAsia="宋体" w:cs="宋体"/>
+          <w:rFonts w:ascii="宋体" w:eastAsia="宋体" w:hAnsi="宋体" w:cs="宋体"/>
           <w:b/>
           <w:bCs/>
           <w:spacing w:val="-4"/>
@@ -8010,7 +7941,7 @@
     </w:p>
     <w:p>
       <w:pPr>
-        <w:pStyle w:val="28"/>
+        <w:pStyle w:val="2"/>
         <w:keepNext w:val="0"/>
         <w:keepLines w:val="0"/>
         <w:pageBreakBefore w:val="0"/>
@@ -8034,7 +7965,7 @@
     </w:p>
     <w:p>
       <w:pPr>
-        <w:pStyle w:val="29"/>
+        <w:pStyle w:val="3"/>
         <w:keepNext w:val="0"/>
         <w:keepLines w:val="0"/>
         <w:pageBreakBefore w:val="0"/>
@@ -8058,7 +7989,7 @@
     </w:p>
     <w:p>
       <w:pPr>
-        <w:pStyle w:val="27"/>
+        <w:pStyle w:val="a"/>
         <w:keepNext w:val="0"/>
         <w:keepLines w:val="0"/>
         <w:pageBreakBefore w:val="0"/>
@@ -8087,7 +8018,7 @@
     </w:p>
     <w:p>
       <w:pPr>
-        <w:pStyle w:val="29"/>
+        <w:pStyle w:val="3"/>
         <w:keepNext w:val="0"/>
         <w:keepLines w:val="0"/>
         <w:pageBreakBefore w:val="0"/>
@@ -8111,7 +8042,7 @@
     </w:p>
     <w:p>
       <w:pPr>
-        <w:pStyle w:val="27"/>
+        <w:pStyle w:val="a"/>
         <w:keepNext w:val="0"/>
         <w:keepLines w:val="0"/>
         <w:pageBreakBefore w:val="0"/>
@@ -8140,7 +8071,7 @@
     </w:p>
     <w:p>
       <w:pPr>
-        <w:pStyle w:val="39"/>
+        <w:pStyle w:val="a3"/>
         <w:keepNext w:val="0"/>
         <w:keepLines w:val="0"/>
         <w:pageBreakBefore w:val="0"/>
@@ -8166,7 +8097,7 @@
     </w:p>
     <w:p>
       <w:pPr>
-        <w:pStyle w:val="39"/>
+        <w:pStyle w:val="a3"/>
         <w:keepNext w:val="0"/>
         <w:keepLines w:val="0"/>
         <w:pageBreakBefore w:val="0"/>
@@ -8192,7 +8123,7 @@
     </w:p>
     <w:p>
       <w:pPr>
-        <w:pStyle w:val="39"/>
+        <w:pStyle w:val="a3"/>
         <w:keepNext w:val="0"/>
         <w:keepLines w:val="0"/>
         <w:pageBreakBefore w:val="0"/>
@@ -8218,7 +8149,7 @@
     </w:p>
     <w:p>
       <w:pPr>
-        <w:pStyle w:val="39"/>
+        <w:pStyle w:val="a3"/>
         <w:keepNext w:val="0"/>
         <w:keepLines w:val="0"/>
         <w:pageBreakBefore w:val="0"/>
@@ -8244,7 +8175,7 @@
     </w:p>
     <w:p>
       <w:pPr>
-        <w:pStyle w:val="39"/>
+        <w:pStyle w:val="a3"/>
         <w:keepNext w:val="0"/>
         <w:keepLines w:val="0"/>
         <w:pageBreakBefore w:val="0"/>
@@ -8270,7 +8201,7 @@
     </w:p>
     <w:p>
       <w:pPr>
-        <w:pStyle w:val="39"/>
+        <w:pStyle w:val="a3"/>
         <w:keepNext w:val="0"/>
         <w:keepLines w:val="0"/>
         <w:pageBreakBefore w:val="0"/>
@@ -8296,7 +8227,7 @@
     </w:p>
     <w:p>
       <w:pPr>
-        <w:pStyle w:val="39"/>
+        <w:pStyle w:val="a3"/>
         <w:keepNext w:val="0"/>
         <w:keepLines w:val="0"/>
         <w:pageBreakBefore w:val="0"/>
@@ -8322,7 +8253,7 @@
     </w:p>
     <w:p>
       <w:pPr>
-        <w:pStyle w:val="29"/>
+        <w:pStyle w:val="3"/>
         <w:keepNext w:val="0"/>
         <w:keepLines w:val="0"/>
         <w:pageBreakBefore w:val="0"/>
@@ -8346,7 +8277,7 @@
     </w:p>
     <w:p>
       <w:pPr>
-        <w:pStyle w:val="27"/>
+        <w:pStyle w:val="a"/>
         <w:keepNext w:val="0"/>
         <w:keepLines w:val="0"/>
         <w:pageBreakBefore w:val="0"/>
@@ -8375,7 +8306,7 @@
     </w:p>
     <w:p>
       <w:pPr>
-        <w:pStyle w:val="27"/>
+        <w:pStyle w:val="a"/>
         <w:keepNext w:val="0"/>
         <w:keepLines w:val="0"/>
         <w:pageBreakBefore w:val="0"/>
@@ -8397,7 +8328,7 @@
     </w:p>
     <w:p>
       <w:pPr>
-        <w:pStyle w:val="29"/>
+        <w:pStyle w:val="3"/>
         <w:keepNext w:val="0"/>
         <w:keepLines w:val="0"/>
         <w:pageBreakBefore w:val="0"/>
@@ -8421,7 +8352,7 @@
     </w:p>
     <w:p>
       <w:pPr>
-        <w:pStyle w:val="27"/>
+        <w:pStyle w:val="a"/>
         <w:keepNext w:val="0"/>
         <w:keepLines w:val="0"/>
         <w:pageBreakBefore w:val="0"/>
@@ -8443,7 +8374,7 @@
     </w:p>
     <w:p>
       <w:pPr>
-        <w:pStyle w:val="29"/>
+        <w:pStyle w:val="3"/>
         <w:keepNext w:val="0"/>
         <w:keepLines w:val="0"/>
         <w:pageBreakBefore w:val="0"/>
@@ -8467,7 +8398,7 @@
     </w:p>
     <w:p>
       <w:pPr>
-        <w:pStyle w:val="27"/>
+        <w:pStyle w:val="a"/>
         <w:keepNext w:val="0"/>
         <w:keepLines w:val="0"/>
         <w:pageBreakBefore w:val="0"/>
@@ -8489,7 +8420,7 @@
     </w:p>
     <w:p>
       <w:pPr>
-        <w:pStyle w:val="29"/>
+        <w:pStyle w:val="3"/>
         <w:keepNext w:val="0"/>
         <w:keepLines w:val="0"/>
         <w:pageBreakBefore w:val="0"/>
@@ -8521,7 +8452,7 @@
     </w:p>
     <w:p>
       <w:pPr>
-        <w:pStyle w:val="27"/>
+        <w:pStyle w:val="a"/>
         <w:keepNext w:val="0"/>
         <w:keepLines w:val="0"/>
         <w:pageBreakBefore w:val="0"/>
@@ -8551,7 +8482,7 @@
     </w:p>
     <w:p>
       <w:pPr>
-        <w:pStyle w:val="40"/>
+        <w:pStyle w:val="4"/>
         <w:keepNext w:val="0"/>
         <w:keepLines w:val="0"/>
         <w:pageBreakBefore w:val="0"/>
@@ -8581,7 +8512,7 @@
     </w:p>
     <w:p>
       <w:pPr>
-        <w:pStyle w:val="27"/>
+        <w:pStyle w:val="a"/>
         <w:keepNext w:val="0"/>
         <w:keepLines w:val="0"/>
         <w:pageBreakBefore w:val="0"/>
@@ -8611,7 +8542,7 @@
     </w:p>
     <w:p>
       <w:pPr>
-        <w:pStyle w:val="40"/>
+        <w:pStyle w:val="4"/>
         <w:keepNext w:val="0"/>
         <w:keepLines w:val="0"/>
         <w:pageBreakBefore w:val="0"/>
@@ -8641,7 +8572,7 @@
     </w:p>
     <w:p>
       <w:pPr>
-        <w:pStyle w:val="27"/>
+        <w:pStyle w:val="a"/>
         <w:keepNext w:val="0"/>
         <w:keepLines w:val="0"/>
         <w:pageBreakBefore w:val="0"/>
@@ -8671,7 +8602,7 @@
     </w:p>
     <w:p>
       <w:pPr>
-        <w:pStyle w:val="27"/>
+        <w:pStyle w:val="a"/>
         <w:keepNext w:val="0"/>
         <w:keepLines w:val="0"/>
         <w:pageBreakBefore w:val="0"/>
@@ -8689,7 +8620,7 @@
         <w:bidi w:val="0"/>
         <w:adjustRightInd w:val="0"/>
         <w:snapToGrid w:val="0"/>
-        <w:ind w:left="425" w:leftChars="0" w:hanging="425" w:firstLineChars="0"/>
+        <w:ind w:left="425" w:hanging="425" w:leftChars="0" w:firstLineChars="0"/>
         <w:textAlignment w:val="baseline"/>
         <w:rPr>
           <w:rFonts w:hint="default"/>
@@ -8706,7 +8637,7 @@
     </w:p>
     <w:p>
       <w:pPr>
-        <w:pStyle w:val="27"/>
+        <w:pStyle w:val="a"/>
         <w:keepNext w:val="0"/>
         <w:keepLines w:val="0"/>
         <w:pageBreakBefore w:val="0"/>
@@ -8724,7 +8655,7 @@
         <w:bidi w:val="0"/>
         <w:adjustRightInd w:val="0"/>
         <w:snapToGrid w:val="0"/>
-        <w:ind w:left="425" w:leftChars="0" w:hanging="425" w:firstLineChars="0"/>
+        <w:ind w:left="425" w:hanging="425" w:leftChars="0" w:firstLineChars="0"/>
         <w:textAlignment w:val="baseline"/>
         <w:rPr>
           <w:rFonts w:hint="default"/>
@@ -8741,7 +8672,7 @@
     </w:p>
     <w:p>
       <w:pPr>
-        <w:pStyle w:val="27"/>
+        <w:pStyle w:val="a"/>
         <w:keepNext w:val="0"/>
         <w:keepLines w:val="0"/>
         <w:pageBreakBefore w:val="0"/>
@@ -8759,7 +8690,7 @@
         <w:bidi w:val="0"/>
         <w:adjustRightInd w:val="0"/>
         <w:snapToGrid w:val="0"/>
-        <w:ind w:left="425" w:leftChars="0" w:hanging="425" w:firstLineChars="0"/>
+        <w:ind w:left="425" w:hanging="425" w:leftChars="0" w:firstLineChars="0"/>
         <w:textAlignment w:val="baseline"/>
         <w:rPr>
           <w:rFonts w:hint="default"/>
@@ -8776,7 +8707,7 @@
     </w:p>
     <w:p>
       <w:pPr>
-        <w:pStyle w:val="27"/>
+        <w:pStyle w:val="a"/>
         <w:keepNext w:val="0"/>
         <w:keepLines w:val="0"/>
         <w:pageBreakBefore w:val="0"/>
@@ -8794,7 +8725,7 @@
         <w:bidi w:val="0"/>
         <w:adjustRightInd w:val="0"/>
         <w:snapToGrid w:val="0"/>
-        <w:ind w:left="425" w:leftChars="0" w:hanging="425" w:firstLineChars="0"/>
+        <w:ind w:left="425" w:hanging="425" w:leftChars="0" w:firstLineChars="0"/>
         <w:textAlignment w:val="baseline"/>
         <w:rPr>
           <w:rFonts w:hint="default"/>
@@ -8811,7 +8742,7 @@
     </w:p>
     <w:p>
       <w:pPr>
-        <w:pStyle w:val="27"/>
+        <w:pStyle w:val="a"/>
         <w:keepNext w:val="0"/>
         <w:keepLines w:val="0"/>
         <w:pageBreakBefore w:val="0"/>
@@ -8829,7 +8760,7 @@
         <w:bidi w:val="0"/>
         <w:adjustRightInd w:val="0"/>
         <w:snapToGrid w:val="0"/>
-        <w:ind w:left="425" w:leftChars="0" w:hanging="425" w:firstLineChars="0"/>
+        <w:ind w:left="425" w:hanging="425" w:leftChars="0" w:firstLineChars="0"/>
         <w:textAlignment w:val="baseline"/>
         <w:rPr>
           <w:rFonts w:hint="default"/>
@@ -8846,7 +8777,7 @@
     </w:p>
     <w:p>
       <w:pPr>
-        <w:pStyle w:val="40"/>
+        <w:pStyle w:val="4"/>
         <w:keepNext w:val="0"/>
         <w:keepLines w:val="0"/>
         <w:pageBreakBefore w:val="0"/>
@@ -8876,7 +8807,7 @@
     </w:p>
     <w:p>
       <w:pPr>
-        <w:pStyle w:val="27"/>
+        <w:pStyle w:val="a"/>
         <w:keepNext w:val="0"/>
         <w:keepLines w:val="0"/>
         <w:pageBreakBefore w:val="0"/>
@@ -8906,7 +8837,7 @@
     </w:p>
     <w:p>
       <w:pPr>
-        <w:pStyle w:val="40"/>
+        <w:pStyle w:val="4"/>
         <w:keepNext w:val="0"/>
         <w:keepLines w:val="0"/>
         <w:pageBreakBefore w:val="0"/>
@@ -8936,7 +8867,7 @@
     </w:p>
     <w:p>
       <w:pPr>
-        <w:pStyle w:val="27"/>
+        <w:pStyle w:val="a"/>
         <w:keepNext w:val="0"/>
         <w:keepLines w:val="0"/>
         <w:pageBreakBefore w:val="0"/>
@@ -8966,7 +8897,7 @@
     </w:p>
     <w:p>
       <w:pPr>
-        <w:pStyle w:val="27"/>
+        <w:pStyle w:val="a"/>
         <w:keepNext w:val="0"/>
         <w:keepLines w:val="0"/>
         <w:pageBreakBefore w:val="0"/>
@@ -8996,7 +8927,7 @@
     </w:p>
     <w:p>
       <w:pPr>
-        <w:pStyle w:val="27"/>
+        <w:pStyle w:val="a"/>
         <w:keepNext w:val="0"/>
         <w:keepLines w:val="0"/>
         <w:pageBreakBefore w:val="0"/>
@@ -9026,7 +8957,7 @@
     </w:p>
     <w:p>
       <w:pPr>
-        <w:pStyle w:val="28"/>
+        <w:pStyle w:val="2"/>
         <w:keepNext w:val="0"/>
         <w:keepLines w:val="0"/>
         <w:pageBreakBefore w:val="0"/>
@@ -9050,7 +8981,7 @@
     </w:p>
     <w:p>
       <w:pPr>
-        <w:pStyle w:val="39"/>
+        <w:pStyle w:val="a3"/>
         <w:keepNext w:val="0"/>
         <w:keepLines w:val="0"/>
         <w:pageBreakBefore w:val="0"/>
@@ -9076,7 +9007,7 @@
     </w:p>
     <w:p>
       <w:pPr>
-        <w:pStyle w:val="27"/>
+        <w:pStyle w:val="a"/>
         <w:keepNext w:val="0"/>
         <w:keepLines w:val="0"/>
         <w:pageBreakBefore w:val="0"/>
@@ -9098,7 +9029,7 @@
     </w:p>
     <w:p>
       <w:pPr>
-        <w:pStyle w:val="39"/>
+        <w:pStyle w:val="a3"/>
         <w:keepNext w:val="0"/>
         <w:keepLines w:val="0"/>
         <w:pageBreakBefore w:val="0"/>
@@ -9124,7 +9055,7 @@
     </w:p>
     <w:p>
       <w:pPr>
-        <w:pStyle w:val="27"/>
+        <w:pStyle w:val="a"/>
         <w:keepNext w:val="0"/>
         <w:keepLines w:val="0"/>
         <w:pageBreakBefore w:val="0"/>
@@ -9156,7 +9087,7 @@
     </w:p>
     <w:p>
       <w:pPr>
-        <w:pStyle w:val="27"/>
+        <w:pStyle w:val="a"/>
         <w:keepNext w:val="0"/>
         <w:keepLines w:val="0"/>
         <w:pageBreakBefore w:val="0"/>
@@ -9178,7 +9109,7 @@
     </w:p>
     <w:p>
       <w:pPr>
-        <w:pStyle w:val="27"/>
+        <w:pStyle w:val="a"/>
         <w:keepNext w:val="0"/>
         <w:keepLines w:val="0"/>
         <w:pageBreakBefore w:val="0"/>
@@ -9196,12 +9127,12 @@
         <w:bidi w:val="0"/>
         <w:adjustRightInd w:val="0"/>
         <w:snapToGrid w:val="0"/>
-        <w:ind w:left="425" w:leftChars="0" w:hanging="425" w:firstLineChars="0"/>
+        <w:ind w:left="425" w:hanging="425" w:leftChars="0" w:firstLineChars="0"/>
         <w:textAlignment w:val="baseline"/>
       </w:pPr>
       <w:r>
         <w:rPr>
-          <w:rStyle w:val="42"/>
+          <w:rStyle w:val="Char0"/>
         </w:rPr>
         <w:t>在服务级别设定的过程中，服务提供方和客户需要仔细的推敲指定合适的服</w:t>
       </w:r>
@@ -9211,7 +9142,7 @@
     </w:p>
     <w:p>
       <w:pPr>
-        <w:pStyle w:val="39"/>
+        <w:pStyle w:val="a3"/>
         <w:keepNext w:val="0"/>
         <w:keepLines w:val="0"/>
         <w:pageBreakBefore w:val="0"/>
@@ -9237,7 +9168,7 @@
     </w:p>
     <w:p>
       <w:pPr>
-        <w:pStyle w:val="27"/>
+        <w:pStyle w:val="a"/>
         <w:keepNext w:val="0"/>
         <w:keepLines w:val="0"/>
         <w:pageBreakBefore w:val="0"/>
@@ -9259,7 +9190,7 @@
     </w:p>
     <w:p>
       <w:pPr>
-        <w:pStyle w:val="39"/>
+        <w:pStyle w:val="a3"/>
         <w:keepNext w:val="0"/>
         <w:keepLines w:val="0"/>
         <w:pageBreakBefore w:val="0"/>
@@ -9285,7 +9216,7 @@
     </w:p>
     <w:p>
       <w:pPr>
-        <w:pStyle w:val="27"/>
+        <w:pStyle w:val="a"/>
         <w:keepNext w:val="0"/>
         <w:keepLines w:val="0"/>
         <w:pageBreakBefore w:val="0"/>
@@ -9307,7 +9238,7 @@
     </w:p>
     <w:p>
       <w:pPr>
-        <w:pStyle w:val="39"/>
+        <w:pStyle w:val="a3"/>
         <w:keepNext w:val="0"/>
         <w:keepLines w:val="0"/>
         <w:pageBreakBefore w:val="0"/>
@@ -9333,7 +9264,7 @@
     </w:p>
     <w:p>
       <w:pPr>
-        <w:pStyle w:val="27"/>
+        <w:pStyle w:val="a"/>
         <w:keepNext w:val="0"/>
         <w:keepLines w:val="0"/>
         <w:pageBreakBefore w:val="0"/>
@@ -9355,7 +9286,7 @@
     </w:p>
     <w:p>
       <w:pPr>
-        <w:pStyle w:val="28"/>
+        <w:pStyle w:val="2"/>
         <w:keepNext w:val="0"/>
         <w:keepLines w:val="0"/>
         <w:pageBreakBefore w:val="0"/>
@@ -9379,7 +9310,7 @@
     </w:p>
     <w:p>
       <w:pPr>
-        <w:pStyle w:val="27"/>
+        <w:pStyle w:val="a"/>
         <w:keepNext w:val="0"/>
         <w:keepLines w:val="0"/>
         <w:pageBreakBefore w:val="0"/>
@@ -9401,7 +9332,7 @@
     </w:p>
     <w:p>
       <w:pPr>
-        <w:pStyle w:val="39"/>
+        <w:pStyle w:val="a3"/>
         <w:keepNext w:val="0"/>
         <w:keepLines w:val="0"/>
         <w:pageBreakBefore w:val="0"/>
@@ -9419,7 +9350,7 @@
         <w:bidi w:val="0"/>
         <w:adjustRightInd w:val="0"/>
         <w:snapToGrid w:val="0"/>
-        <w:ind w:left="425" w:leftChars="0" w:hanging="425" w:firstLineChars="0"/>
+        <w:ind w:left="425" w:hanging="425" w:leftChars="0" w:firstLineChars="0"/>
         <w:textAlignment w:val="baseline"/>
       </w:pPr>
       <w:r>
@@ -9428,7 +9359,7 @@
     </w:p>
     <w:p>
       <w:pPr>
-        <w:pStyle w:val="39"/>
+        <w:pStyle w:val="a3"/>
         <w:keepNext w:val="0"/>
         <w:keepLines w:val="0"/>
         <w:pageBreakBefore w:val="0"/>
@@ -9446,7 +9377,7 @@
         <w:bidi w:val="0"/>
         <w:adjustRightInd w:val="0"/>
         <w:snapToGrid w:val="0"/>
-        <w:ind w:left="425" w:leftChars="0" w:hanging="425" w:firstLineChars="0"/>
+        <w:ind w:left="425" w:hanging="425" w:leftChars="0" w:firstLineChars="0"/>
         <w:textAlignment w:val="baseline"/>
       </w:pPr>
       <w:r>
@@ -9455,7 +9386,7 @@
     </w:p>
     <w:p>
       <w:pPr>
-        <w:pStyle w:val="39"/>
+        <w:pStyle w:val="a3"/>
         <w:keepNext w:val="0"/>
         <w:keepLines w:val="0"/>
         <w:pageBreakBefore w:val="0"/>
@@ -9473,7 +9404,7 @@
         <w:bidi w:val="0"/>
         <w:adjustRightInd w:val="0"/>
         <w:snapToGrid w:val="0"/>
-        <w:ind w:left="425" w:leftChars="0" w:hanging="425" w:firstLineChars="0"/>
+        <w:ind w:left="425" w:hanging="425" w:leftChars="0" w:firstLineChars="0"/>
         <w:textAlignment w:val="baseline"/>
       </w:pPr>
       <w:r>
@@ -9482,7 +9413,7 @@
     </w:p>
     <w:p>
       <w:pPr>
-        <w:pStyle w:val="39"/>
+        <w:pStyle w:val="a3"/>
         <w:keepNext w:val="0"/>
         <w:keepLines w:val="0"/>
         <w:pageBreakBefore w:val="0"/>
@@ -9500,7 +9431,7 @@
         <w:bidi w:val="0"/>
         <w:adjustRightInd w:val="0"/>
         <w:snapToGrid w:val="0"/>
-        <w:ind w:left="425" w:leftChars="0" w:hanging="425" w:firstLineChars="0"/>
+        <w:ind w:left="425" w:hanging="425" w:leftChars="0" w:firstLineChars="0"/>
         <w:textAlignment w:val="baseline"/>
       </w:pPr>
       <w:r>
@@ -9509,7 +9440,7 @@
     </w:p>
     <w:p>
       <w:pPr>
-        <w:pStyle w:val="39"/>
+        <w:pStyle w:val="a3"/>
         <w:keepNext w:val="0"/>
         <w:keepLines w:val="0"/>
         <w:pageBreakBefore w:val="0"/>
@@ -9527,7 +9458,7 @@
         <w:bidi w:val="0"/>
         <w:adjustRightInd w:val="0"/>
         <w:snapToGrid w:val="0"/>
-        <w:ind w:left="425" w:leftChars="0" w:hanging="425" w:firstLineChars="0"/>
+        <w:ind w:left="425" w:hanging="425" w:leftChars="0" w:firstLineChars="0"/>
         <w:textAlignment w:val="baseline"/>
       </w:pPr>
       <w:r>
@@ -9536,7 +9467,7 @@
     </w:p>
     <w:p>
       <w:pPr>
-        <w:pStyle w:val="39"/>
+        <w:pStyle w:val="a3"/>
         <w:keepNext w:val="0"/>
         <w:keepLines w:val="0"/>
         <w:pageBreakBefore w:val="0"/>
@@ -9554,7 +9485,7 @@
         <w:bidi w:val="0"/>
         <w:adjustRightInd w:val="0"/>
         <w:snapToGrid w:val="0"/>
-        <w:ind w:left="425" w:leftChars="0" w:hanging="425" w:firstLineChars="0"/>
+        <w:ind w:left="425" w:hanging="425" w:leftChars="0" w:firstLineChars="0"/>
         <w:textAlignment w:val="baseline"/>
       </w:pPr>
       <w:r>
@@ -9563,7 +9494,7 @@
     </w:p>
     <w:p>
       <w:pPr>
-        <w:pStyle w:val="39"/>
+        <w:pStyle w:val="a3"/>
         <w:keepNext w:val="0"/>
         <w:keepLines w:val="0"/>
         <w:pageBreakBefore w:val="0"/>
@@ -9581,7 +9512,7 @@
         <w:bidi w:val="0"/>
         <w:adjustRightInd w:val="0"/>
         <w:snapToGrid w:val="0"/>
-        <w:ind w:left="425" w:leftChars="0" w:hanging="425" w:firstLineChars="0"/>
+        <w:ind w:left="425" w:hanging="425" w:leftChars="0" w:firstLineChars="0"/>
         <w:textAlignment w:val="baseline"/>
       </w:pPr>
       <w:r>
@@ -9590,7 +9521,7 @@
     </w:p>
     <w:p>
       <w:pPr>
-        <w:pStyle w:val="39"/>
+        <w:pStyle w:val="a3"/>
         <w:keepNext w:val="0"/>
         <w:keepLines w:val="0"/>
         <w:pageBreakBefore w:val="0"/>
@@ -9608,7 +9539,7 @@
         <w:bidi w:val="0"/>
         <w:adjustRightInd w:val="0"/>
         <w:snapToGrid w:val="0"/>
-        <w:ind w:left="425" w:leftChars="0" w:hanging="425" w:firstLineChars="0"/>
+        <w:ind w:left="425" w:hanging="425" w:leftChars="0" w:firstLineChars="0"/>
         <w:textAlignment w:val="baseline"/>
       </w:pPr>
       <w:r>
@@ -9617,7 +9548,7 @@
     </w:p>
     <w:p>
       <w:pPr>
-        <w:pStyle w:val="39"/>
+        <w:pStyle w:val="a3"/>
         <w:keepNext w:val="0"/>
         <w:keepLines w:val="0"/>
         <w:pageBreakBefore w:val="0"/>
@@ -9635,7 +9566,7 @@
         <w:bidi w:val="0"/>
         <w:adjustRightInd w:val="0"/>
         <w:snapToGrid w:val="0"/>
-        <w:ind w:left="425" w:leftChars="0" w:hanging="425" w:firstLineChars="0"/>
+        <w:ind w:left="425" w:hanging="425" w:leftChars="0" w:firstLineChars="0"/>
         <w:textAlignment w:val="baseline"/>
       </w:pPr>
       <w:r>
@@ -9644,7 +9575,7 @@
     </w:p>
     <w:p>
       <w:pPr>
-        <w:pStyle w:val="27"/>
+        <w:pStyle w:val="a"/>
         <w:keepNext w:val="0"/>
         <w:keepLines w:val="0"/>
         <w:pageBreakBefore w:val="0"/>
@@ -9666,7 +9597,7 @@
     </w:p>
     <w:p>
       <w:pPr>
-        <w:pStyle w:val="28"/>
+        <w:pStyle w:val="2"/>
         <w:keepNext w:val="0"/>
         <w:keepLines w:val="0"/>
         <w:pageBreakBefore w:val="0"/>
@@ -9690,7 +9621,7 @@
     </w:p>
     <w:p>
       <w:pPr>
-        <w:pStyle w:val="29"/>
+        <w:pStyle w:val="3"/>
         <w:keepNext w:val="0"/>
         <w:keepLines w:val="0"/>
         <w:pageBreakBefore w:val="0"/>
@@ -9716,7 +9647,7 @@
     </w:p>
     <w:p>
       <w:pPr>
-        <w:pStyle w:val="39"/>
+        <w:pStyle w:val="a3"/>
         <w:keepNext w:val="0"/>
         <w:keepLines w:val="0"/>
         <w:pageBreakBefore w:val="0"/>
@@ -9734,7 +9665,7 @@
         <w:bidi w:val="0"/>
         <w:adjustRightInd w:val="0"/>
         <w:snapToGrid w:val="0"/>
-        <w:ind w:left="425" w:leftChars="0" w:hanging="425" w:firstLineChars="0"/>
+        <w:ind w:left="425" w:hanging="425" w:leftChars="0" w:firstLineChars="0"/>
         <w:textAlignment w:val="baseline"/>
       </w:pPr>
       <w:r>
@@ -9743,7 +9674,7 @@
     </w:p>
     <w:p>
       <w:pPr>
-        <w:pStyle w:val="39"/>
+        <w:pStyle w:val="a3"/>
         <w:keepNext w:val="0"/>
         <w:keepLines w:val="0"/>
         <w:pageBreakBefore w:val="0"/>
@@ -9761,7 +9692,7 @@
         <w:bidi w:val="0"/>
         <w:adjustRightInd w:val="0"/>
         <w:snapToGrid w:val="0"/>
-        <w:ind w:left="425" w:leftChars="0" w:hanging="425" w:firstLineChars="0"/>
+        <w:ind w:left="425" w:hanging="425" w:leftChars="0" w:firstLineChars="0"/>
         <w:textAlignment w:val="baseline"/>
       </w:pPr>
       <w:r>
@@ -9770,7 +9701,7 @@
     </w:p>
     <w:p>
       <w:pPr>
-        <w:pStyle w:val="39"/>
+        <w:pStyle w:val="a3"/>
         <w:keepNext w:val="0"/>
         <w:keepLines w:val="0"/>
         <w:pageBreakBefore w:val="0"/>
@@ -9788,7 +9719,7 @@
         <w:bidi w:val="0"/>
         <w:adjustRightInd w:val="0"/>
         <w:snapToGrid w:val="0"/>
-        <w:ind w:left="425" w:leftChars="0" w:hanging="425" w:firstLineChars="0"/>
+        <w:ind w:left="425" w:hanging="425" w:leftChars="0" w:firstLineChars="0"/>
         <w:textAlignment w:val="baseline"/>
       </w:pPr>
       <w:r>
@@ -9797,7 +9728,7 @@
     </w:p>
     <w:p>
       <w:pPr>
-        <w:pStyle w:val="29"/>
+        <w:pStyle w:val="3"/>
         <w:keepNext w:val="0"/>
         <w:keepLines w:val="0"/>
         <w:pageBreakBefore w:val="0"/>
@@ -9821,7 +9752,7 @@
     </w:p>
     <w:p>
       <w:pPr>
-        <w:pStyle w:val="39"/>
+        <w:pStyle w:val="a3"/>
         <w:keepNext w:val="0"/>
         <w:keepLines w:val="0"/>
         <w:pageBreakBefore w:val="0"/>
@@ -9839,7 +9770,7 @@
         <w:bidi w:val="0"/>
         <w:adjustRightInd w:val="0"/>
         <w:snapToGrid w:val="0"/>
-        <w:ind w:left="425" w:leftChars="0" w:hanging="425" w:firstLineChars="0"/>
+        <w:ind w:left="425" w:hanging="425" w:leftChars="0" w:firstLineChars="0"/>
         <w:textAlignment w:val="baseline"/>
       </w:pPr>
       <w:r>
@@ -9848,7 +9779,7 @@
     </w:p>
     <w:p>
       <w:pPr>
-        <w:pStyle w:val="39"/>
+        <w:pStyle w:val="a3"/>
         <w:keepNext w:val="0"/>
         <w:keepLines w:val="0"/>
         <w:pageBreakBefore w:val="0"/>
@@ -9866,7 +9797,7 @@
         <w:bidi w:val="0"/>
         <w:adjustRightInd w:val="0"/>
         <w:snapToGrid w:val="0"/>
-        <w:ind w:left="425" w:leftChars="0" w:hanging="425" w:firstLineChars="0"/>
+        <w:ind w:left="425" w:hanging="425" w:leftChars="0" w:firstLineChars="0"/>
         <w:textAlignment w:val="baseline"/>
       </w:pPr>
       <w:r>
@@ -9875,7 +9806,7 @@
     </w:p>
     <w:p>
       <w:pPr>
-        <w:pStyle w:val="39"/>
+        <w:pStyle w:val="a3"/>
         <w:keepNext w:val="0"/>
         <w:keepLines w:val="0"/>
         <w:pageBreakBefore w:val="0"/>
@@ -9893,7 +9824,7 @@
         <w:bidi w:val="0"/>
         <w:adjustRightInd w:val="0"/>
         <w:snapToGrid w:val="0"/>
-        <w:ind w:left="425" w:leftChars="0" w:hanging="425" w:firstLineChars="0"/>
+        <w:ind w:left="425" w:hanging="425" w:leftChars="0" w:firstLineChars="0"/>
         <w:textAlignment w:val="baseline"/>
       </w:pPr>
       <w:r>
@@ -9902,7 +9833,7 @@
     </w:p>
     <w:p>
       <w:pPr>
-        <w:pStyle w:val="29"/>
+        <w:pStyle w:val="3"/>
         <w:keepNext w:val="0"/>
         <w:keepLines w:val="0"/>
         <w:pageBreakBefore w:val="0"/>
@@ -9926,7 +9857,7 @@
     </w:p>
     <w:p>
       <w:pPr>
-        <w:pStyle w:val="27"/>
+        <w:pStyle w:val="a"/>
         <w:keepNext w:val="0"/>
         <w:keepLines w:val="0"/>
         <w:pageBreakBefore w:val="0"/>
@@ -9948,7 +9879,7 @@
     </w:p>
     <w:p>
       <w:pPr>
-        <w:pStyle w:val="28"/>
+        <w:pStyle w:val="2"/>
         <w:keepNext w:val="0"/>
         <w:keepLines w:val="0"/>
         <w:pageBreakBefore w:val="0"/>
@@ -9972,16 +9903,16 @@
     </w:p>
     <w:tbl>
       <w:tblPr>
-        <w:tblStyle w:val="24"/>
+        <w:tblStyle w:val="TableNormal0"/>
         <w:tblW w:w="8297" w:type="dxa"/>
         <w:jc w:val="center"/>
         <w:tblBorders>
-          <w:top w:val="single" w:color="000000" w:sz="2" w:space="0"/>
-          <w:left w:val="single" w:color="000000" w:sz="2" w:space="0"/>
-          <w:bottom w:val="single" w:color="000000" w:sz="2" w:space="0"/>
-          <w:right w:val="single" w:color="000000" w:sz="2" w:space="0"/>
-          <w:insideH w:val="single" w:color="000000" w:sz="2" w:space="0"/>
-          <w:insideV w:val="single" w:color="000000" w:sz="2" w:space="0"/>
+          <w:top w:val="single" w:sz="2" w:space="0" w:color="000000"/>
+          <w:left w:val="single" w:sz="2" w:space="0" w:color="000000"/>
+          <w:bottom w:val="single" w:sz="2" w:space="0" w:color="000000"/>
+          <w:right w:val="single" w:sz="2" w:space="0" w:color="000000"/>
+          <w:insideH w:val="single" w:sz="2" w:space="0" w:color="000000"/>
+          <w:insideV w:val="single" w:sz="2" w:space="0" w:color="000000"/>
         </w:tblBorders>
         <w:tblLayout w:type="fixed"/>
         <w:tblCellMar>
@@ -10000,14 +9931,17 @@
       </w:tblGrid>
       <w:tr>
         <w:tblPrEx>
+          <w:tblW w:w="8297" w:type="dxa"/>
+          <w:jc w:val="center"/>
           <w:tblBorders>
-            <w:top w:val="single" w:color="000000" w:sz="2" w:space="0"/>
-            <w:left w:val="single" w:color="000000" w:sz="2" w:space="0"/>
-            <w:bottom w:val="single" w:color="000000" w:sz="2" w:space="0"/>
-            <w:right w:val="single" w:color="000000" w:sz="2" w:space="0"/>
-            <w:insideH w:val="single" w:color="000000" w:sz="2" w:space="0"/>
-            <w:insideV w:val="single" w:color="000000" w:sz="2" w:space="0"/>
+            <w:top w:val="single" w:sz="2" w:space="0" w:color="000000"/>
+            <w:left w:val="single" w:sz="2" w:space="0" w:color="000000"/>
+            <w:bottom w:val="single" w:sz="2" w:space="0" w:color="000000"/>
+            <w:right w:val="single" w:sz="2" w:space="0" w:color="000000"/>
+            <w:insideH w:val="single" w:sz="2" w:space="0" w:color="000000"/>
+            <w:insideV w:val="single" w:sz="2" w:space="0" w:color="000000"/>
           </w:tblBorders>
+          <w:tblLayout w:type="fixed"/>
           <w:tblCellMar>
             <w:top w:w="0" w:type="dxa"/>
             <w:left w:w="0" w:type="dxa"/>
@@ -10016,16 +9950,16 @@
           </w:tblCellMar>
         </w:tblPrEx>
         <w:trPr>
-          <w:trHeight w:val="436" w:hRule="atLeast"/>
+          <w:trHeight w:val="436"/>
           <w:jc w:val="center"/>
         </w:trPr>
         <w:tc>
           <w:tcPr>
             <w:tcW w:w="727" w:type="dxa"/>
             <w:tcBorders>
-              <w:top w:val="single" w:color="000000" w:sz="6" w:space="0"/>
-              <w:left w:val="single" w:color="000000" w:sz="6" w:space="0"/>
-              <w:bottom w:val="single" w:color="000000" w:sz="6" w:space="0"/>
+              <w:top w:val="single" w:sz="6" w:space="0" w:color="000000"/>
+              <w:left w:val="single" w:sz="6" w:space="0" w:color="000000"/>
+              <w:bottom w:val="single" w:sz="6" w:space="0" w:color="000000"/>
             </w:tcBorders>
             <w:shd w:val="clear" w:color="auto" w:fill="C0C0C0"/>
           </w:tcPr>
@@ -10045,11 +9979,11 @@
               <w:adjustRightInd w:val="0"/>
               <w:snapToGrid w:val="0"/>
               <w:spacing w:before="205" w:line="221" w:lineRule="auto"/>
-              <w:ind w:left="0" w:leftChars="0" w:right="0" w:rightChars="0" w:firstLine="0" w:firstLineChars="0"/>
+              <w:ind w:left="0" w:right="0" w:firstLine="0" w:leftChars="0" w:rightChars="0" w:firstLineChars="0"/>
               <w:jc w:val="center"/>
               <w:textAlignment w:val="baseline"/>
               <w:rPr>
-                <w:rFonts w:ascii="宋体" w:hAnsi="宋体" w:eastAsia="宋体" w:cs="宋体"/>
+                <w:rFonts w:ascii="宋体" w:eastAsia="宋体" w:hAnsi="宋体" w:cs="宋体"/>
                 <w:b/>
                 <w:bCs/>
                 <w:spacing w:val="-7"/>
@@ -10059,7 +9993,7 @@
             </w:pPr>
             <w:r>
               <w:rPr>
-                <w:rFonts w:ascii="宋体" w:hAnsi="宋体" w:eastAsia="宋体" w:cs="宋体"/>
+                <w:rFonts w:ascii="宋体" w:eastAsia="宋体" w:hAnsi="宋体" w:cs="宋体"/>
                 <w:b/>
                 <w:bCs/>
                 <w:spacing w:val="-7"/>
@@ -10074,8 +10008,8 @@
           <w:tcPr>
             <w:tcW w:w="1337" w:type="dxa"/>
             <w:tcBorders>
-              <w:top w:val="single" w:color="000000" w:sz="6" w:space="0"/>
-              <w:bottom w:val="single" w:color="000000" w:sz="6" w:space="0"/>
+              <w:top w:val="single" w:sz="6" w:space="0" w:color="000000"/>
+              <w:bottom w:val="single" w:sz="6" w:space="0" w:color="000000"/>
             </w:tcBorders>
             <w:shd w:val="clear" w:color="auto" w:fill="C0C0C0"/>
           </w:tcPr>
@@ -10095,11 +10029,11 @@
               <w:adjustRightInd w:val="0"/>
               <w:snapToGrid w:val="0"/>
               <w:spacing w:before="205" w:line="221" w:lineRule="auto"/>
-              <w:ind w:left="0" w:leftChars="0" w:right="0" w:rightChars="0" w:firstLine="0" w:firstLineChars="0"/>
+              <w:ind w:left="0" w:right="0" w:firstLine="0" w:leftChars="0" w:rightChars="0" w:firstLineChars="0"/>
               <w:jc w:val="center"/>
               <w:textAlignment w:val="baseline"/>
               <w:rPr>
-                <w:rFonts w:ascii="宋体" w:hAnsi="宋体" w:eastAsia="宋体" w:cs="宋体"/>
+                <w:rFonts w:ascii="宋体" w:eastAsia="宋体" w:hAnsi="宋体" w:cs="宋体"/>
                 <w:b/>
                 <w:bCs/>
                 <w:spacing w:val="-7"/>
@@ -10109,7 +10043,7 @@
             </w:pPr>
             <w:r>
               <w:rPr>
-                <w:rFonts w:ascii="宋体" w:hAnsi="宋体" w:eastAsia="宋体" w:cs="宋体"/>
+                <w:rFonts w:ascii="宋体" w:eastAsia="宋体" w:hAnsi="宋体" w:cs="宋体"/>
                 <w:b/>
                 <w:bCs/>
                 <w:spacing w:val="-7"/>
@@ -10124,9 +10058,9 @@
           <w:tcPr>
             <w:tcW w:w="3545" w:type="dxa"/>
             <w:tcBorders>
-              <w:top w:val="single" w:color="000000" w:sz="6" w:space="0"/>
-              <w:bottom w:val="single" w:color="000000" w:sz="6" w:space="0"/>
-              <w:right w:val="single" w:color="000000" w:sz="6" w:space="0"/>
+              <w:top w:val="single" w:sz="6" w:space="0" w:color="000000"/>
+              <w:bottom w:val="single" w:sz="6" w:space="0" w:color="000000"/>
+              <w:right w:val="single" w:sz="6" w:space="0" w:color="000000"/>
             </w:tcBorders>
             <w:shd w:val="clear" w:color="auto" w:fill="C0C0C0"/>
           </w:tcPr>
@@ -10146,11 +10080,11 @@
               <w:adjustRightInd w:val="0"/>
               <w:snapToGrid w:val="0"/>
               <w:spacing w:before="205" w:line="221" w:lineRule="auto"/>
-              <w:ind w:left="0" w:leftChars="0" w:right="0" w:rightChars="0" w:firstLine="0" w:firstLineChars="0"/>
+              <w:ind w:left="0" w:right="0" w:firstLine="0" w:leftChars="0" w:rightChars="0" w:firstLineChars="0"/>
               <w:jc w:val="center"/>
               <w:textAlignment w:val="baseline"/>
               <w:rPr>
-                <w:rFonts w:ascii="宋体" w:hAnsi="宋体" w:eastAsia="宋体" w:cs="宋体"/>
+                <w:rFonts w:ascii="宋体" w:eastAsia="宋体" w:hAnsi="宋体" w:cs="宋体"/>
                 <w:b/>
                 <w:bCs/>
                 <w:spacing w:val="-7"/>
@@ -10160,7 +10094,7 @@
             </w:pPr>
             <w:r>
               <w:rPr>
-                <w:rFonts w:ascii="宋体" w:hAnsi="宋体" w:eastAsia="宋体" w:cs="宋体"/>
+                <w:rFonts w:ascii="宋体" w:eastAsia="宋体" w:hAnsi="宋体" w:cs="宋体"/>
                 <w:b/>
                 <w:bCs/>
                 <w:spacing w:val="-7"/>
@@ -10175,9 +10109,9 @@
           <w:tcPr>
             <w:tcW w:w="1344" w:type="dxa"/>
             <w:tcBorders>
-              <w:top w:val="single" w:color="000000" w:sz="6" w:space="0"/>
-              <w:bottom w:val="single" w:color="000000" w:sz="6" w:space="0"/>
-              <w:right w:val="single" w:color="000000" w:sz="6" w:space="0"/>
+              <w:top w:val="single" w:sz="6" w:space="0" w:color="000000"/>
+              <w:bottom w:val="single" w:sz="6" w:space="0" w:color="000000"/>
+              <w:right w:val="single" w:sz="6" w:space="0" w:color="000000"/>
             </w:tcBorders>
             <w:shd w:val="clear" w:color="auto" w:fill="C0C0C0"/>
           </w:tcPr>
@@ -10197,11 +10131,11 @@
               <w:adjustRightInd w:val="0"/>
               <w:snapToGrid w:val="0"/>
               <w:spacing w:before="205" w:line="221" w:lineRule="auto"/>
-              <w:ind w:left="0" w:leftChars="0" w:right="0" w:rightChars="0" w:firstLine="0" w:firstLineChars="0"/>
+              <w:ind w:left="0" w:right="0" w:firstLine="0" w:leftChars="0" w:rightChars="0" w:firstLineChars="0"/>
               <w:jc w:val="center"/>
               <w:textAlignment w:val="baseline"/>
               <w:rPr>
-                <w:rFonts w:hint="default" w:ascii="宋体" w:hAnsi="宋体" w:eastAsia="宋体" w:cs="宋体"/>
+                <w:rFonts w:ascii="宋体" w:eastAsia="宋体" w:hAnsi="宋体" w:cs="宋体" w:hint="default"/>
                 <w:b/>
                 <w:bCs/>
                 <w:spacing w:val="-7"/>
@@ -10212,7 +10146,7 @@
             </w:pPr>
             <w:r>
               <w:rPr>
-                <w:rFonts w:hint="eastAsia" w:ascii="宋体" w:hAnsi="宋体" w:eastAsia="宋体" w:cs="宋体"/>
+                <w:rFonts w:ascii="宋体" w:eastAsia="宋体" w:hAnsi="宋体" w:cs="宋体" w:hint="eastAsia"/>
                 <w:b/>
                 <w:bCs/>
                 <w:spacing w:val="-7"/>
@@ -10228,9 +10162,9 @@
           <w:tcPr>
             <w:tcW w:w="1344" w:type="dxa"/>
             <w:tcBorders>
-              <w:top w:val="single" w:color="000000" w:sz="6" w:space="0"/>
-              <w:bottom w:val="single" w:color="000000" w:sz="6" w:space="0"/>
-              <w:right w:val="single" w:color="000000" w:sz="6" w:space="0"/>
+              <w:top w:val="single" w:sz="6" w:space="0" w:color="000000"/>
+              <w:bottom w:val="single" w:sz="6" w:space="0" w:color="000000"/>
+              <w:right w:val="single" w:sz="6" w:space="0" w:color="000000"/>
             </w:tcBorders>
             <w:shd w:val="clear" w:color="auto" w:fill="C0C0C0"/>
           </w:tcPr>
@@ -10250,11 +10184,11 @@
               <w:adjustRightInd w:val="0"/>
               <w:snapToGrid w:val="0"/>
               <w:spacing w:before="205" w:line="221" w:lineRule="auto"/>
-              <w:ind w:left="0" w:leftChars="0" w:right="0" w:rightChars="0" w:firstLine="0" w:firstLineChars="0"/>
+              <w:ind w:left="0" w:right="0" w:firstLine="0" w:leftChars="0" w:rightChars="0" w:firstLineChars="0"/>
               <w:jc w:val="center"/>
               <w:textAlignment w:val="baseline"/>
               <w:rPr>
-                <w:rFonts w:hint="default" w:ascii="宋体" w:hAnsi="宋体" w:eastAsia="宋体" w:cs="宋体"/>
+                <w:rFonts w:ascii="宋体" w:eastAsia="宋体" w:hAnsi="宋体" w:cs="宋体" w:hint="default"/>
                 <w:b/>
                 <w:bCs/>
                 <w:spacing w:val="-7"/>
@@ -10265,7 +10199,7 @@
             </w:pPr>
             <w:r>
               <w:rPr>
-                <w:rFonts w:hint="eastAsia" w:ascii="宋体" w:hAnsi="宋体" w:cs="宋体"/>
+                <w:rFonts w:ascii="宋体" w:hAnsi="宋体" w:cs="宋体" w:hint="eastAsia"/>
                 <w:b/>
                 <w:bCs/>
                 <w:spacing w:val="-7"/>
@@ -10280,14 +10214,9 @@
       </w:tr>
       <w:tr>
         <w:tblPrEx>
-          <w:tblBorders>
-            <w:top w:val="single" w:color="000000" w:sz="2" w:space="0"/>
-            <w:left w:val="single" w:color="000000" w:sz="2" w:space="0"/>
-            <w:bottom w:val="single" w:color="000000" w:sz="2" w:space="0"/>
-            <w:right w:val="single" w:color="000000" w:sz="2" w:space="0"/>
-            <w:insideH w:val="single" w:color="000000" w:sz="2" w:space="0"/>
-            <w:insideV w:val="single" w:color="000000" w:sz="2" w:space="0"/>
-          </w:tblBorders>
+          <w:tblW w:w="8297" w:type="dxa"/>
+          <w:jc w:val="center"/>
+          <w:tblLayout w:type="fixed"/>
           <w:tblCellMar>
             <w:top w:w="0" w:type="dxa"/>
             <w:left w:w="0" w:type="dxa"/>
@@ -10296,15 +10225,15 @@
           </w:tblCellMar>
         </w:tblPrEx>
         <w:trPr>
-          <w:trHeight w:val="429" w:hRule="atLeast"/>
+          <w:trHeight w:val="429"/>
           <w:jc w:val="center"/>
         </w:trPr>
         <w:tc>
           <w:tcPr>
             <w:tcW w:w="727" w:type="dxa"/>
             <w:tcBorders>
-              <w:top w:val="single" w:color="000000" w:sz="6" w:space="0"/>
-              <w:left w:val="single" w:color="000000" w:sz="6" w:space="0"/>
+              <w:top w:val="single" w:sz="6" w:space="0" w:color="000000"/>
+              <w:left w:val="single" w:sz="6" w:space="0" w:color="000000"/>
             </w:tcBorders>
             <w:vAlign w:val="center"/>
           </w:tcPr>
@@ -10324,11 +10253,11 @@
               <w:adjustRightInd w:val="0"/>
               <w:snapToGrid w:val="0"/>
               <w:spacing w:before="194" w:line="219" w:lineRule="auto"/>
-              <w:ind w:left="0" w:leftChars="0" w:right="0" w:rightChars="0" w:firstLine="0" w:firstLineChars="0"/>
+              <w:ind w:left="0" w:right="0" w:firstLine="0" w:leftChars="0" w:rightChars="0" w:firstLineChars="0"/>
               <w:jc w:val="center"/>
               <w:textAlignment w:val="baseline"/>
               <w:rPr>
-                <w:rFonts w:hint="eastAsia" w:ascii="宋体" w:hAnsi="宋体" w:eastAsia="宋体" w:cs="宋体"/>
+                <w:rFonts w:ascii="宋体" w:eastAsia="宋体" w:hAnsi="宋体" w:cs="宋体" w:hint="eastAsia"/>
                 <w:spacing w:val="-2"/>
                 <w:sz w:val="24"/>
                 <w:szCs w:val="24"/>
@@ -10337,7 +10266,7 @@
             </w:pPr>
             <w:r>
               <w:rPr>
-                <w:rFonts w:hint="eastAsia" w:ascii="宋体" w:hAnsi="宋体" w:eastAsia="宋体" w:cs="宋体"/>
+                <w:rFonts w:ascii="宋体" w:eastAsia="宋体" w:hAnsi="宋体" w:cs="宋体" w:hint="eastAsia"/>
                 <w:spacing w:val="-2"/>
                 <w:sz w:val="24"/>
                 <w:szCs w:val="24"/>
@@ -10351,7 +10280,7 @@
           <w:tcPr>
             <w:tcW w:w="1337" w:type="dxa"/>
             <w:tcBorders>
-              <w:top w:val="single" w:color="000000" w:sz="6" w:space="0"/>
+              <w:top w:val="single" w:sz="6" w:space="0" w:color="000000"/>
             </w:tcBorders>
             <w:vAlign w:val="center"/>
           </w:tcPr>
@@ -10371,11 +10300,11 @@
               <w:adjustRightInd w:val="0"/>
               <w:snapToGrid w:val="0"/>
               <w:spacing w:before="194" w:line="219" w:lineRule="auto"/>
-              <w:ind w:left="0" w:leftChars="0" w:right="0" w:rightChars="0" w:firstLine="0" w:firstLineChars="0"/>
+              <w:ind w:left="0" w:right="0" w:firstLine="0" w:leftChars="0" w:rightChars="0" w:firstLineChars="0"/>
               <w:jc w:val="center"/>
               <w:textAlignment w:val="baseline"/>
               <w:rPr>
-                <w:rFonts w:hint="default" w:ascii="宋体" w:hAnsi="宋体" w:eastAsia="宋体" w:cs="宋体"/>
+                <w:rFonts w:ascii="宋体" w:eastAsia="宋体" w:hAnsi="宋体" w:cs="宋体" w:hint="default"/>
                 <w:spacing w:val="-2"/>
                 <w:sz w:val="24"/>
                 <w:szCs w:val="24"/>
@@ -10398,14 +10327,14 @@
           <w:tcPr>
             <w:tcW w:w="3545" w:type="dxa"/>
             <w:tcBorders>
-              <w:top w:val="single" w:color="000000" w:sz="6" w:space="0"/>
-              <w:right w:val="single" w:color="000000" w:sz="6" w:space="0"/>
+              <w:top w:val="single" w:sz="6" w:space="0" w:color="000000"/>
+              <w:right w:val="single" w:sz="6" w:space="0" w:color="000000"/>
             </w:tcBorders>
             <w:vAlign w:val="center"/>
           </w:tcPr>
           <w:p>
             <w:pPr>
-              <w:pStyle w:val="25"/>
+              <w:pStyle w:val="TableText"/>
               <w:keepNext w:val="0"/>
               <w:keepLines w:val="0"/>
               <w:pageBreakBefore w:val="0"/>
@@ -10420,11 +10349,11 @@
               <w:adjustRightInd w:val="0"/>
               <w:snapToGrid w:val="0"/>
               <w:spacing w:before="59" w:line="220" w:lineRule="auto"/>
-              <w:ind w:left="0" w:leftChars="0" w:right="0" w:rightChars="0" w:firstLine="0" w:firstLineChars="0"/>
+              <w:ind w:left="0" w:right="0" w:firstLine="0" w:leftChars="0" w:rightChars="0" w:firstLineChars="0"/>
               <w:jc w:val="center"/>
               <w:textAlignment w:val="baseline"/>
               <w:rPr>
-                <w:rFonts w:hint="default" w:ascii="宋体" w:hAnsi="宋体" w:eastAsia="宋体" w:cs="宋体"/>
+                <w:rFonts w:ascii="宋体" w:eastAsia="宋体" w:hAnsi="宋体" w:cs="宋体" w:hint="default"/>
                 <w:spacing w:val="-2"/>
                 <w:sz w:val="24"/>
                 <w:szCs w:val="24"/>
@@ -10445,8 +10374,8 @@
           <w:tcPr>
             <w:tcW w:w="1344" w:type="dxa"/>
             <w:tcBorders>
-              <w:top w:val="single" w:color="000000" w:sz="6" w:space="0"/>
-              <w:right w:val="single" w:color="000000" w:sz="6" w:space="0"/>
+              <w:top w:val="single" w:sz="6" w:space="0" w:color="000000"/>
+              <w:right w:val="single" w:sz="6" w:space="0" w:color="000000"/>
             </w:tcBorders>
             <w:vAlign w:val="center"/>
           </w:tcPr>
@@ -10466,11 +10395,11 @@
               <w:adjustRightInd w:val="0"/>
               <w:snapToGrid w:val="0"/>
               <w:spacing w:before="194" w:line="219" w:lineRule="auto"/>
-              <w:ind w:left="0" w:leftChars="0" w:right="0" w:rightChars="0" w:firstLine="0" w:firstLineChars="0"/>
+              <w:ind w:left="0" w:right="0" w:firstLine="0" w:leftChars="0" w:rightChars="0" w:firstLineChars="0"/>
               <w:jc w:val="center"/>
               <w:textAlignment w:val="baseline"/>
               <w:rPr>
-                <w:rFonts w:hint="eastAsia" w:ascii="宋体" w:hAnsi="宋体" w:eastAsia="宋体" w:cs="宋体"/>
+                <w:rFonts w:ascii="宋体" w:eastAsia="宋体" w:hAnsi="宋体" w:cs="宋体" w:hint="eastAsia"/>
                 <w:spacing w:val="-2"/>
                 <w:sz w:val="24"/>
                 <w:szCs w:val="24"/>
@@ -10493,8 +10422,8 @@
           <w:tcPr>
             <w:tcW w:w="1344" w:type="dxa"/>
             <w:tcBorders>
-              <w:top w:val="single" w:color="000000" w:sz="6" w:space="0"/>
-              <w:right w:val="single" w:color="000000" w:sz="6" w:space="0"/>
+              <w:top w:val="single" w:sz="6" w:space="0" w:color="000000"/>
+              <w:right w:val="single" w:sz="6" w:space="0" w:color="000000"/>
             </w:tcBorders>
             <w:vAlign w:val="center"/>
           </w:tcPr>
@@ -10514,7 +10443,7 @@
               <w:adjustRightInd w:val="0"/>
               <w:snapToGrid w:val="0"/>
               <w:spacing w:before="194" w:line="219" w:lineRule="auto"/>
-              <w:ind w:left="0" w:leftChars="0" w:right="0" w:rightChars="0" w:firstLine="0" w:firstLineChars="0"/>
+              <w:ind w:left="0" w:right="0" w:firstLine="0" w:leftChars="0" w:rightChars="0" w:firstLineChars="0"/>
               <w:jc w:val="center"/>
               <w:textAlignment w:val="baseline"/>
               <w:rPr>
@@ -10541,7 +10470,7 @@
     </w:tbl>
     <w:p>
       <w:pPr>
-        <w:pStyle w:val="28"/>
+        <w:pStyle w:val="2"/>
         <w:keepNext w:val="0"/>
         <w:keepLines w:val="0"/>
         <w:pageBreakBefore w:val="0"/>
@@ -10565,7 +10494,7 @@
     </w:p>
     <w:p>
       <w:pPr>
-        <w:pStyle w:val="29"/>
+        <w:pStyle w:val="3"/>
         <w:keepNext w:val="0"/>
         <w:keepLines w:val="0"/>
         <w:pageBreakBefore w:val="0"/>
@@ -10589,7 +10518,7 @@
     </w:p>
     <w:p>
       <w:pPr>
-        <w:pStyle w:val="39"/>
+        <w:pStyle w:val="a3"/>
         <w:keepNext w:val="0"/>
         <w:keepLines w:val="0"/>
         <w:pageBreakBefore w:val="0"/>
@@ -10607,7 +10536,7 @@
         <w:bidi w:val="0"/>
         <w:adjustRightInd w:val="0"/>
         <w:snapToGrid w:val="0"/>
-        <w:ind w:left="425" w:leftChars="0" w:hanging="425" w:firstLineChars="0"/>
+        <w:ind w:left="425" w:hanging="425" w:leftChars="0" w:firstLineChars="0"/>
         <w:textAlignment w:val="baseline"/>
       </w:pPr>
       <w:r>
@@ -10616,7 +10545,7 @@
     </w:p>
     <w:p>
       <w:pPr>
-        <w:pStyle w:val="39"/>
+        <w:pStyle w:val="a3"/>
         <w:keepNext w:val="0"/>
         <w:keepLines w:val="0"/>
         <w:pageBreakBefore w:val="0"/>
@@ -10634,7 +10563,7 @@
         <w:bidi w:val="0"/>
         <w:adjustRightInd w:val="0"/>
         <w:snapToGrid w:val="0"/>
-        <w:ind w:left="425" w:leftChars="0" w:hanging="425" w:firstLineChars="0"/>
+        <w:ind w:left="425" w:hanging="425" w:leftChars="0" w:firstLineChars="0"/>
         <w:textAlignment w:val="baseline"/>
       </w:pPr>
       <w:r>
@@ -10643,7 +10572,7 @@
     </w:p>
     <w:p>
       <w:pPr>
-        <w:pStyle w:val="39"/>
+        <w:pStyle w:val="a3"/>
         <w:keepNext w:val="0"/>
         <w:keepLines w:val="0"/>
         <w:pageBreakBefore w:val="0"/>
@@ -10661,7 +10590,7 @@
         <w:bidi w:val="0"/>
         <w:adjustRightInd w:val="0"/>
         <w:snapToGrid w:val="0"/>
-        <w:ind w:left="425" w:leftChars="0" w:hanging="425" w:firstLineChars="0"/>
+        <w:ind w:left="425" w:hanging="425" w:leftChars="0" w:firstLineChars="0"/>
         <w:textAlignment w:val="baseline"/>
       </w:pPr>
       <w:r>
@@ -10670,7 +10599,7 @@
     </w:p>
     <w:p>
       <w:pPr>
-        <w:pStyle w:val="39"/>
+        <w:pStyle w:val="a3"/>
         <w:keepNext w:val="0"/>
         <w:keepLines w:val="0"/>
         <w:pageBreakBefore w:val="0"/>
@@ -10688,7 +10617,7 @@
         <w:bidi w:val="0"/>
         <w:adjustRightInd w:val="0"/>
         <w:snapToGrid w:val="0"/>
-        <w:ind w:left="425" w:leftChars="0" w:hanging="425" w:firstLineChars="0"/>
+        <w:ind w:left="425" w:hanging="425" w:leftChars="0" w:firstLineChars="0"/>
         <w:textAlignment w:val="baseline"/>
       </w:pPr>
       <w:r>
@@ -10707,7 +10636,7 @@
     </w:p>
     <w:p>
       <w:pPr>
-        <w:pStyle w:val="29"/>
+        <w:pStyle w:val="3"/>
         <w:keepNext w:val="0"/>
         <w:keepLines w:val="0"/>
         <w:pageBreakBefore w:val="0"/>
@@ -10731,7 +10660,7 @@
     </w:p>
     <w:p>
       <w:pPr>
-        <w:pStyle w:val="27"/>
+        <w:pStyle w:val="a"/>
         <w:keepNext w:val="0"/>
         <w:keepLines w:val="0"/>
         <w:pageBreakBefore w:val="0"/>
@@ -10763,7 +10692,7 @@
     </w:p>
     <w:p>
       <w:pPr>
-        <w:pStyle w:val="26"/>
+        <w:pStyle w:val="1"/>
         <w:keepNext w:val="0"/>
         <w:keepLines w:val="0"/>
         <w:pageBreakBefore w:val="0"/>
@@ -10804,14 +10733,14 @@
         <w:ind w:left="181"/>
         <w:textAlignment w:val="baseline"/>
         <w:rPr>
-          <w:rFonts w:ascii="宋体" w:hAnsi="宋体" w:eastAsia="宋体" w:cs="宋体"/>
+          <w:rFonts w:ascii="宋体" w:eastAsia="宋体" w:hAnsi="宋体" w:cs="宋体"/>
           <w:sz w:val="24"/>
           <w:szCs w:val="24"/>
         </w:rPr>
       </w:pPr>
       <w:r>
         <w:rPr>
-          <w:rFonts w:ascii="宋体" w:hAnsi="宋体" w:eastAsia="宋体" w:cs="宋体"/>
+          <w:rFonts w:ascii="宋体" w:eastAsia="宋体" w:hAnsi="宋体" w:cs="宋体"/>
           <w:spacing w:val="-1"/>
           <w:sz w:val="24"/>
           <w:szCs w:val="24"/>
@@ -10820,7 +10749,7 @@
       </w:r>
       <w:r>
         <w:rPr>
-          <w:rFonts w:hint="eastAsia" w:ascii="宋体" w:hAnsi="宋体" w:eastAsia="宋体" w:cs="宋体"/>
+          <w:rFonts w:ascii="宋体" w:eastAsia="宋体" w:hAnsi="宋体" w:cs="宋体" w:hint="eastAsia"/>
           <w:spacing w:val="-1"/>
           <w:sz w:val="24"/>
           <w:szCs w:val="24"/>
@@ -10829,7 +10758,7 @@
       </w:r>
       <w:r>
         <w:rPr>
-          <w:rFonts w:ascii="宋体" w:hAnsi="宋体" w:eastAsia="宋体" w:cs="宋体"/>
+          <w:rFonts w:ascii="宋体" w:eastAsia="宋体" w:hAnsi="宋体" w:cs="宋体"/>
           <w:spacing w:val="-1"/>
           <w:sz w:val="24"/>
           <w:szCs w:val="24"/>
@@ -10856,14 +10785,14 @@
         <w:ind w:left="181"/>
         <w:textAlignment w:val="baseline"/>
         <w:rPr>
-          <w:rFonts w:ascii="宋体" w:hAnsi="宋体" w:eastAsia="宋体" w:cs="宋体"/>
+          <w:rFonts w:ascii="宋体" w:eastAsia="宋体" w:hAnsi="宋体" w:cs="宋体"/>
           <w:sz w:val="24"/>
           <w:szCs w:val="24"/>
         </w:rPr>
       </w:pPr>
       <w:r>
         <w:rPr>
-          <w:rFonts w:hint="eastAsia" w:ascii="宋体" w:hAnsi="宋体" w:eastAsia="宋体" w:cs="宋体"/>
+          <w:rFonts w:ascii="宋体" w:eastAsia="宋体" w:hAnsi="宋体" w:cs="宋体" w:hint="eastAsia"/>
           <w:spacing w:val="-1"/>
           <w:sz w:val="24"/>
           <w:szCs w:val="24"/>
@@ -10874,55 +10803,30 @@
       <w:bookmarkEnd w:id="35"/>
     </w:p>
     <w:sectPr>
-      <w:footerReference r:id="rId5" w:type="default"/>
+      <w:footerReference w:type="default" r:id="rId5"/>
       <w:pgSz w:w="11906" w:h="16839"/>
       <w:pgMar w:top="1431" w:right="1653" w:bottom="1373" w:left="1785" w:header="0" w:footer="1211" w:gutter="0"/>
-      <w:cols w:space="720" w:num="1"/>
+      <w:cols w:num="1" w:space="720"/>
     </w:sectPr>
   </w:body>
 </w:document>
 </file>
 
-<file path=word/endnotes.xml><?xml version="1.0" encoding="utf-8"?>
-<w:endnotes xmlns:wpc="http://schemas.microsoft.com/office/word/2010/wordprocessingCanvas" xmlns:mc="http://schemas.openxmlformats.org/markup-compatibility/2006" xmlns:o="urn:schemas-microsoft-com:office:office" xmlns:r="http://schemas.openxmlformats.org/officeDocument/2006/relationships" xmlns:m="http://schemas.openxmlformats.org/officeDocument/2006/math" xmlns:v="urn:schemas-microsoft-com:vml" xmlns:wp14="http://schemas.microsoft.com/office/word/2010/wordprocessingDrawing" xmlns:wp="http://schemas.openxmlformats.org/drawingml/2006/wordprocessingDrawing" xmlns:w="http://schemas.openxmlformats.org/wordprocessingml/2006/main" xmlns:w14="http://schemas.microsoft.com/office/word/2010/wordml" xmlns:w15="http://schemas.microsoft.com/office/word/2012/wordml" xmlns:w10="urn:schemas-microsoft-com:office:word" xmlns:wpg="http://schemas.microsoft.com/office/word/2010/wordprocessingGroup" xmlns:wpi="http://schemas.microsoft.com/office/word/2010/wordprocessingInk" xmlns:wne="http://schemas.microsoft.com/office/word/2006/wordml" xmlns:wps="http://schemas.microsoft.com/office/word/2010/wordprocessingShape" xmlns:wpsCustomData="http://www.wps.cn/officeDocument/2013/wpsCustomData" mc:Ignorable="w14 w15 wp14">
-  <w:endnote w:type="separator" w:id="0">
-    <w:p>
-      <w:pPr>
-        <w:spacing w:line="240" w:lineRule="auto"/>
-      </w:pPr>
-      <w:r>
-        <w:separator/>
-      </w:r>
-    </w:p>
-  </w:endnote>
-  <w:endnote w:type="continuationSeparator" w:id="1">
-    <w:p>
-      <w:pPr>
-        <w:spacing w:line="240" w:lineRule="auto"/>
-      </w:pPr>
-      <w:r>
-        <w:continuationSeparator/>
-      </w:r>
-    </w:p>
-  </w:endnote>
-</w:endnotes>
-</file>
-
 <file path=word/footer1.xml><?xml version="1.0" encoding="utf-8"?>
-<w:ftr xmlns:wpc="http://schemas.microsoft.com/office/word/2010/wordprocessingCanvas" xmlns:mc="http://schemas.openxmlformats.org/markup-compatibility/2006" xmlns:o="urn:schemas-microsoft-com:office:office" xmlns:r="http://schemas.openxmlformats.org/officeDocument/2006/relationships" xmlns:m="http://schemas.openxmlformats.org/officeDocument/2006/math" xmlns:v="urn:schemas-microsoft-com:vml" xmlns:wp14="http://schemas.microsoft.com/office/word/2010/wordprocessingDrawing" xmlns:wp="http://schemas.openxmlformats.org/drawingml/2006/wordprocessingDrawing" xmlns:w10="urn:schemas-microsoft-com:office:word" xmlns:w="http://schemas.openxmlformats.org/wordprocessingml/2006/main" xmlns:w14="http://schemas.microsoft.com/office/word/2010/wordml" xmlns:w15="http://schemas.microsoft.com/office/word/2012/wordml" xmlns:wpg="http://schemas.microsoft.com/office/word/2010/wordprocessingGroup" xmlns:wpi="http://schemas.microsoft.com/office/word/2010/wordprocessingInk" xmlns:wne="http://schemas.microsoft.com/office/word/2006/wordml" xmlns:wps="http://schemas.microsoft.com/office/word/2010/wordprocessingShape" xmlns:wpsCustomData="http://www.wps.cn/officeDocument/2013/wpsCustomData" mc:Ignorable="w14 w15 wp14">
+<w:ftr xmlns:wpc="http://schemas.microsoft.com/office/word/2010/wordprocessingCanvas" xmlns:mc="http://schemas.openxmlformats.org/markup-compatibility/2006" xmlns:o="urn:schemas-microsoft-com:office:office" xmlns:r="http://schemas.openxmlformats.org/officeDocument/2006/relationships" xmlns:m="http://schemas.openxmlformats.org/officeDocument/2006/math" xmlns:v="urn:schemas-microsoft-com:vml" xmlns:wp14="http://schemas.microsoft.com/office/word/2010/wordprocessingDrawing" xmlns:wp="http://schemas.openxmlformats.org/drawingml/2006/wordprocessingDrawing" xmlns:w10="urn:schemas-microsoft-com:office:word" xmlns:w="http://schemas.openxmlformats.org/wordprocessingml/2006/main" xmlns:w14="http://schemas.microsoft.com/office/word/2010/wordml" xmlns:w15="http://schemas.microsoft.com/office/word/2012/wordml" xmlns:wne="http://schemas.microsoft.com/office/word/2006/wordml" xmlns:wpg="http://schemas.microsoft.com/office/word/2010/wordprocessingGroup" xmlns:wpi="http://schemas.microsoft.com/office/word/2010/wordprocessingInk" xmlns:wps="http://schemas.microsoft.com/office/word/2010/wordprocessingShape" mc:Ignorable="w14 w15 wp14">
   <w:p>
     <w:pPr>
       <w:spacing w:line="165" w:lineRule="auto"/>
       <w:ind w:left="4130"/>
       <w:rPr>
-        <w:rFonts w:ascii="Calibri" w:hAnsi="Calibri" w:eastAsia="Calibri" w:cs="Calibri"/>
+        <w:rFonts w:ascii="Calibri" w:eastAsia="Calibri" w:hAnsi="Calibri" w:cs="Calibri"/>
         <w:sz w:val="18"/>
         <w:szCs w:val="18"/>
       </w:rPr>
     </w:pPr>
     <w:r>
       <w:rPr>
-        <w:rFonts w:ascii="Calibri" w:hAnsi="Calibri" w:eastAsia="Calibri" w:cs="Calibri"/>
+        <w:rFonts w:ascii="Calibri" w:eastAsia="Calibri" w:hAnsi="Calibri" w:cs="Calibri"/>
         <w:sz w:val="18"/>
         <w:szCs w:val="18"/>
       </w:rPr>
@@ -10932,41 +10836,16 @@
 </w:ftr>
 </file>
 
-<file path=word/footnotes.xml><?xml version="1.0" encoding="utf-8"?>
-<w:footnotes xmlns:wpc="http://schemas.microsoft.com/office/word/2010/wordprocessingCanvas" xmlns:mc="http://schemas.openxmlformats.org/markup-compatibility/2006" xmlns:o="urn:schemas-microsoft-com:office:office" xmlns:r="http://schemas.openxmlformats.org/officeDocument/2006/relationships" xmlns:m="http://schemas.openxmlformats.org/officeDocument/2006/math" xmlns:v="urn:schemas-microsoft-com:vml" xmlns:wp14="http://schemas.microsoft.com/office/word/2010/wordprocessingDrawing" xmlns:wp="http://schemas.openxmlformats.org/drawingml/2006/wordprocessingDrawing" xmlns:w="http://schemas.openxmlformats.org/wordprocessingml/2006/main" xmlns:w14="http://schemas.microsoft.com/office/word/2010/wordml" xmlns:w15="http://schemas.microsoft.com/office/word/2012/wordml" xmlns:w10="urn:schemas-microsoft-com:office:word" xmlns:wpg="http://schemas.microsoft.com/office/word/2010/wordprocessingGroup" xmlns:wpi="http://schemas.microsoft.com/office/word/2010/wordprocessingInk" xmlns:wne="http://schemas.microsoft.com/office/word/2006/wordml" xmlns:wps="http://schemas.microsoft.com/office/word/2010/wordprocessingShape" xmlns:wpsCustomData="http://www.wps.cn/officeDocument/2013/wpsCustomData" mc:Ignorable="w14 w15 wp14">
-  <w:footnote w:type="separator" w:id="0">
-    <w:p>
-      <w:pPr>
-        <w:spacing w:line="360" w:lineRule="auto"/>
-      </w:pPr>
-      <w:r>
-        <w:separator/>
-      </w:r>
-    </w:p>
-  </w:footnote>
-  <w:footnote w:type="continuationSeparator" w:id="1">
-    <w:p>
-      <w:pPr>
-        <w:spacing w:line="360" w:lineRule="auto"/>
-      </w:pPr>
-      <w:r>
-        <w:continuationSeparator/>
-      </w:r>
-    </w:p>
-  </w:footnote>
-</w:footnotes>
-</file>
-
 <file path=word/numbering.xml><?xml version="1.0" encoding="utf-8"?>
-<w:numbering xmlns:wpc="http://schemas.microsoft.com/office/word/2010/wordprocessingCanvas" xmlns:mc="http://schemas.openxmlformats.org/markup-compatibility/2006" xmlns:o="urn:schemas-microsoft-com:office:office" xmlns:r="http://schemas.openxmlformats.org/officeDocument/2006/relationships" xmlns:m="http://schemas.openxmlformats.org/officeDocument/2006/math" xmlns:v="urn:schemas-microsoft-com:vml" xmlns:wp14="http://schemas.microsoft.com/office/word/2010/wordprocessingDrawing" xmlns:wp="http://schemas.openxmlformats.org/drawingml/2006/wordprocessingDrawing" xmlns:w10="urn:schemas-microsoft-com:office:word" xmlns:w="http://schemas.openxmlformats.org/wordprocessingml/2006/main" xmlns:w14="http://schemas.microsoft.com/office/word/2010/wordml" xmlns:wpg="http://schemas.microsoft.com/office/word/2010/wordprocessingGroup" xmlns:wpi="http://schemas.microsoft.com/office/word/2010/wordprocessingInk" xmlns:wne="http://schemas.microsoft.com/office/word/2006/wordml" xmlns:wps="http://schemas.microsoft.com/office/word/2010/wordprocessingShape" xmlns:wpsCustomData="http://www.wps.cn/officeDocument/2013/wpsCustomData" mc:Ignorable="w14 wp14">
+<w:numbering xmlns:wpc="http://schemas.microsoft.com/office/word/2010/wordprocessingCanvas" xmlns:mc="http://schemas.openxmlformats.org/markup-compatibility/2006" xmlns:o="urn:schemas-microsoft-com:office:office" xmlns:r="http://schemas.openxmlformats.org/officeDocument/2006/relationships" xmlns:m="http://schemas.openxmlformats.org/officeDocument/2006/math" xmlns:v="urn:schemas-microsoft-com:vml" xmlns:wp14="http://schemas.microsoft.com/office/word/2010/wordprocessingDrawing" xmlns:wp="http://schemas.openxmlformats.org/drawingml/2006/wordprocessingDrawing" xmlns:w10="urn:schemas-microsoft-com:office:word" xmlns:w="http://schemas.openxmlformats.org/wordprocessingml/2006/main" xmlns:w14="http://schemas.microsoft.com/office/word/2010/wordml" xmlns:w15="http://schemas.microsoft.com/office/word/2012/wordml" xmlns:wne="http://schemas.microsoft.com/office/word/2006/wordml" xmlns:wpg="http://schemas.microsoft.com/office/word/2010/wordprocessingGroup" xmlns:wpi="http://schemas.microsoft.com/office/word/2010/wordprocessingInk" xmlns:wps="http://schemas.microsoft.com/office/word/2010/wordprocessingShape" mc:Ignorable="w14 w15 wp14">
   <w:abstractNum w:abstractNumId="0">
     <w:nsid w:val="8E964DCE"/>
     <w:multiLevelType w:val="multilevel"/>
     <w:tmpl w:val="8E964DCE"/>
-    <w:lvl w:ilvl="0" w:tentative="0">
+    <w:lvl w:ilvl="0">
       <w:start w:val="1"/>
       <w:numFmt w:val="decimal"/>
-      <w:pStyle w:val="2"/>
+      <w:pStyle w:val="Heading1"/>
       <w:lvlText w:val="%1."/>
       <w:lvlJc w:val="left"/>
       <w:pPr>
@@ -10976,10 +10855,10 @@
         <w:rFonts w:hint="default"/>
       </w:rPr>
     </w:lvl>
-    <w:lvl w:ilvl="1" w:tentative="0">
+    <w:lvl w:ilvl="1">
       <w:start w:val="1"/>
       <w:numFmt w:val="decimal"/>
-      <w:pStyle w:val="3"/>
+      <w:pStyle w:val="Heading2"/>
       <w:lvlText w:val="%1.%2."/>
       <w:lvlJc w:val="left"/>
       <w:pPr>
@@ -10989,10 +10868,10 @@
         <w:rFonts w:hint="default"/>
       </w:rPr>
     </w:lvl>
-    <w:lvl w:ilvl="2" w:tentative="0">
+    <w:lvl w:ilvl="2">
       <w:start w:val="1"/>
       <w:numFmt w:val="decimal"/>
-      <w:pStyle w:val="4"/>
+      <w:pStyle w:val="Heading3"/>
       <w:lvlText w:val="%1.%2.%3."/>
       <w:lvlJc w:val="left"/>
       <w:pPr>
@@ -11002,10 +10881,10 @@
         <w:rFonts w:hint="default"/>
       </w:rPr>
     </w:lvl>
-    <w:lvl w:ilvl="3" w:tentative="0">
+    <w:lvl w:ilvl="3">
       <w:start w:val="1"/>
       <w:numFmt w:val="decimal"/>
-      <w:pStyle w:val="5"/>
+      <w:pStyle w:val="Heading4"/>
       <w:lvlText w:val="%1.%2.%3.%4."/>
       <w:lvlJc w:val="left"/>
       <w:pPr>
@@ -11015,10 +10894,10 @@
         <w:rFonts w:hint="default"/>
       </w:rPr>
     </w:lvl>
-    <w:lvl w:ilvl="4" w:tentative="0">
+    <w:lvl w:ilvl="4">
       <w:start w:val="1"/>
       <w:numFmt w:val="decimal"/>
-      <w:pStyle w:val="6"/>
+      <w:pStyle w:val="Heading5"/>
       <w:lvlText w:val="%1.%2.%3.%4.%5."/>
       <w:lvlJc w:val="left"/>
       <w:pPr>
@@ -11028,10 +10907,10 @@
         <w:rFonts w:hint="default"/>
       </w:rPr>
     </w:lvl>
-    <w:lvl w:ilvl="5" w:tentative="0">
+    <w:lvl w:ilvl="5">
       <w:start w:val="1"/>
       <w:numFmt w:val="decimal"/>
-      <w:pStyle w:val="7"/>
+      <w:pStyle w:val="Heading6"/>
       <w:lvlText w:val="%1.%2.%3.%4.%5.%6."/>
       <w:lvlJc w:val="left"/>
       <w:pPr>
@@ -11041,10 +10920,10 @@
         <w:rFonts w:hint="default"/>
       </w:rPr>
     </w:lvl>
-    <w:lvl w:ilvl="6" w:tentative="0">
+    <w:lvl w:ilvl="6">
       <w:start w:val="1"/>
       <w:numFmt w:val="decimal"/>
-      <w:pStyle w:val="8"/>
+      <w:pStyle w:val="Heading7"/>
       <w:lvlText w:val="%1.%2.%3.%4.%5.%6.%7."/>
       <w:lvlJc w:val="left"/>
       <w:pPr>
@@ -11054,10 +10933,10 @@
         <w:rFonts w:hint="default"/>
       </w:rPr>
     </w:lvl>
-    <w:lvl w:ilvl="7" w:tentative="0">
+    <w:lvl w:ilvl="7">
       <w:start w:val="1"/>
       <w:numFmt w:val="decimal"/>
-      <w:pStyle w:val="9"/>
+      <w:pStyle w:val="Heading8"/>
       <w:lvlText w:val="%1.%2.%3.%4.%5.%6.%7.%8."/>
       <w:lvlJc w:val="left"/>
       <w:pPr>
@@ -11067,10 +10946,10 @@
         <w:rFonts w:hint="default"/>
       </w:rPr>
     </w:lvl>
-    <w:lvl w:ilvl="8" w:tentative="0">
+    <w:lvl w:ilvl="8">
       <w:start w:val="1"/>
       <w:numFmt w:val="decimal"/>
-      <w:pStyle w:val="10"/>
+      <w:pStyle w:val="Heading9"/>
       <w:lvlText w:val="%1.%2.%3.%4.%5.%6.%7.%8.%9."/>
       <w:lvlJc w:val="left"/>
       <w:pPr>
@@ -11085,7 +10964,7 @@
     <w:nsid w:val="8F1FCB75"/>
     <w:multiLevelType w:val="singleLevel"/>
     <w:tmpl w:val="8F1FCB75"/>
-    <w:lvl w:ilvl="0" w:tentative="0">
+    <w:lvl w:ilvl="0">
       <w:start w:val="1"/>
       <w:numFmt w:val="decimal"/>
       <w:lvlText w:val="%1."/>
@@ -11102,7 +10981,7 @@
     <w:nsid w:val="A7365F51"/>
     <w:multiLevelType w:val="singleLevel"/>
     <w:tmpl w:val="A7365F51"/>
-    <w:lvl w:ilvl="0" w:tentative="0">
+    <w:lvl w:ilvl="0">
       <w:start w:val="1"/>
       <w:numFmt w:val="decimal"/>
       <w:lvlText w:val="%1."/>
@@ -11119,7 +10998,7 @@
     <w:nsid w:val="AD5C2DBB"/>
     <w:multiLevelType w:val="singleLevel"/>
     <w:tmpl w:val="AD5C2DBB"/>
-    <w:lvl w:ilvl="0" w:tentative="0">
+    <w:lvl w:ilvl="0">
       <w:start w:val="1"/>
       <w:numFmt w:val="decimal"/>
       <w:lvlText w:val="%1."/>
@@ -11136,7 +11015,7 @@
     <w:nsid w:val="BBA2B121"/>
     <w:multiLevelType w:val="singleLevel"/>
     <w:tmpl w:val="BBA2B121"/>
-    <w:lvl w:ilvl="0" w:tentative="0">
+    <w:lvl w:ilvl="0">
       <w:start w:val="1"/>
       <w:numFmt w:val="decimal"/>
       <w:lvlText w:val="%1."/>
@@ -11153,7 +11032,7 @@
     <w:nsid w:val="CCE8DBF5"/>
     <w:multiLevelType w:val="singleLevel"/>
     <w:tmpl w:val="CCE8DBF5"/>
-    <w:lvl w:ilvl="0" w:tentative="0">
+    <w:lvl w:ilvl="0">
       <w:start w:val="1"/>
       <w:numFmt w:val="decimal"/>
       <w:lvlText w:val="%1."/>
@@ -11170,7 +11049,7 @@
     <w:nsid w:val="DE9F8646"/>
     <w:multiLevelType w:val="singleLevel"/>
     <w:tmpl w:val="DE9F8646"/>
-    <w:lvl w:ilvl="0" w:tentative="0">
+    <w:lvl w:ilvl="0">
       <w:start w:val="1"/>
       <w:numFmt w:val="decimal"/>
       <w:lvlText w:val="%1."/>
@@ -11187,7 +11066,7 @@
     <w:nsid w:val="E08F7544"/>
     <w:multiLevelType w:val="singleLevel"/>
     <w:tmpl w:val="E08F7544"/>
-    <w:lvl w:ilvl="0" w:tentative="0">
+    <w:lvl w:ilvl="0">
       <w:start w:val="1"/>
       <w:numFmt w:val="decimal"/>
       <w:lvlText w:val="%1."/>
@@ -11204,7 +11083,7 @@
     <w:nsid w:val="F2380E6E"/>
     <w:multiLevelType w:val="singleLevel"/>
     <w:tmpl w:val="F2380E6E"/>
-    <w:lvl w:ilvl="0" w:tentative="0">
+    <w:lvl w:ilvl="0">
       <w:start w:val="1"/>
       <w:numFmt w:val="decimal"/>
       <w:lvlText w:val="%1."/>
@@ -11221,7 +11100,7 @@
     <w:nsid w:val="F9617557"/>
     <w:multiLevelType w:val="singleLevel"/>
     <w:tmpl w:val="F9617557"/>
-    <w:lvl w:ilvl="0" w:tentative="0">
+    <w:lvl w:ilvl="0">
       <w:start w:val="1"/>
       <w:numFmt w:val="decimal"/>
       <w:lvlText w:val="%1."/>
@@ -11238,7 +11117,7 @@
     <w:nsid w:val="248586F2"/>
     <w:multiLevelType w:val="singleLevel"/>
     <w:tmpl w:val="248586F2"/>
-    <w:lvl w:ilvl="0" w:tentative="0">
+    <w:lvl w:ilvl="0">
       <w:start w:val="1"/>
       <w:numFmt w:val="decimal"/>
       <w:lvlText w:val="%1."/>
@@ -11255,7 +11134,7 @@
     <w:nsid w:val="3A927302"/>
     <w:multiLevelType w:val="singleLevel"/>
     <w:tmpl w:val="3A927302"/>
-    <w:lvl w:ilvl="0" w:tentative="0">
+    <w:lvl w:ilvl="0">
       <w:start w:val="1"/>
       <w:numFmt w:val="decimal"/>
       <w:lvlText w:val="%1."/>
@@ -11272,7 +11151,7 @@
     <w:nsid w:val="5F0D4C11"/>
     <w:multiLevelType w:val="singleLevel"/>
     <w:tmpl w:val="5F0D4C11"/>
-    <w:lvl w:ilvl="0" w:tentative="0">
+    <w:lvl w:ilvl="0">
       <w:start w:val="1"/>
       <w:numFmt w:val="decimal"/>
       <w:lvlText w:val="%1."/>
@@ -11289,7 +11168,7 @@
     <w:nsid w:val="698335A7"/>
     <w:multiLevelType w:val="singleLevel"/>
     <w:tmpl w:val="698335A7"/>
-    <w:lvl w:ilvl="0" w:tentative="0">
+    <w:lvl w:ilvl="0">
       <w:start w:val="1"/>
       <w:numFmt w:val="decimal"/>
       <w:lvlText w:val="%1."/>
@@ -11348,269 +11227,267 @@
 </file>
 
 <file path=word/styles.xml><?xml version="1.0" encoding="utf-8"?>
-<w:styles xmlns:mc="http://schemas.openxmlformats.org/markup-compatibility/2006" xmlns:o="urn:schemas-microsoft-com:office:office" xmlns:r="http://schemas.openxmlformats.org/officeDocument/2006/relationships" xmlns:m="http://schemas.openxmlformats.org/officeDocument/2006/math" xmlns:v="urn:schemas-microsoft-com:vml" xmlns:w="http://schemas.openxmlformats.org/wordprocessingml/2006/main" xmlns:w14="http://schemas.microsoft.com/office/word/2010/wordml" xmlns:w10="urn:schemas-microsoft-com:office:word" xmlns:sl="http://schemas.openxmlformats.org/schemaLibrary/2006/main" xmlns:wpsCustomData="http://www.wps.cn/officeDocument/2013/wpsCustomData" mc:Ignorable="w14">
+<w:styles xmlns:mc="http://schemas.openxmlformats.org/markup-compatibility/2006" xmlns:r="http://schemas.openxmlformats.org/officeDocument/2006/relationships" xmlns:w="http://schemas.openxmlformats.org/wordprocessingml/2006/main" xmlns:w14="http://schemas.microsoft.com/office/word/2010/wordml" xmlns:w15="http://schemas.microsoft.com/office/word/2012/wordml" mc:Ignorable="w14 w15">
   <w:docDefaults>
     <w:rPrDefault>
       <w:rPr>
-        <w:rFonts w:ascii="Arial" w:hAnsi="Arial" w:eastAsia="Arial" w:cs="Arial"/>
+        <w:rFonts w:ascii="Arial" w:eastAsia="Arial" w:hAnsi="Arial" w:cs="Arial"/>
       </w:rPr>
     </w:rPrDefault>
     <w:pPrDefault/>
   </w:docDefaults>
-  <w:latentStyles w:count="260" w:defQFormat="0" w:defUnhideWhenUsed="1" w:defSemiHidden="1" w:defUIPriority="99" w:defLockedState="0">
-    <w:lsdException w:qFormat="1" w:unhideWhenUsed="0" w:uiPriority="0" w:semiHidden="0" w:name="Normal"/>
-    <w:lsdException w:qFormat="1" w:unhideWhenUsed="0" w:uiPriority="0" w:semiHidden="0" w:name="heading 1"/>
-    <w:lsdException w:qFormat="1" w:uiPriority="0" w:semiHidden="0" w:name="heading 2"/>
-    <w:lsdException w:qFormat="1" w:uiPriority="0" w:name="heading 3"/>
-    <w:lsdException w:qFormat="1" w:uiPriority="0" w:semiHidden="0" w:name="heading 4"/>
-    <w:lsdException w:qFormat="1" w:uiPriority="0" w:name="heading 5"/>
-    <w:lsdException w:qFormat="1" w:uiPriority="0" w:name="heading 6"/>
-    <w:lsdException w:qFormat="1" w:uiPriority="0" w:name="heading 7"/>
-    <w:lsdException w:qFormat="1" w:uiPriority="0" w:name="heading 8"/>
-    <w:lsdException w:qFormat="1" w:uiPriority="0" w:name="heading 9"/>
-    <w:lsdException w:unhideWhenUsed="0" w:uiPriority="0" w:semiHidden="0" w:name="index 1"/>
-    <w:lsdException w:unhideWhenUsed="0" w:uiPriority="0" w:semiHidden="0" w:name="index 2"/>
-    <w:lsdException w:unhideWhenUsed="0" w:uiPriority="0" w:semiHidden="0" w:name="index 3"/>
-    <w:lsdException w:unhideWhenUsed="0" w:uiPriority="0" w:semiHidden="0" w:name="index 4"/>
-    <w:lsdException w:unhideWhenUsed="0" w:uiPriority="0" w:semiHidden="0" w:name="index 5"/>
-    <w:lsdException w:unhideWhenUsed="0" w:uiPriority="0" w:semiHidden="0" w:name="index 6"/>
-    <w:lsdException w:unhideWhenUsed="0" w:uiPriority="0" w:semiHidden="0" w:name="index 7"/>
-    <w:lsdException w:unhideWhenUsed="0" w:uiPriority="0" w:semiHidden="0" w:name="index 8"/>
-    <w:lsdException w:unhideWhenUsed="0" w:uiPriority="0" w:semiHidden="0" w:name="index 9"/>
-    <w:lsdException w:qFormat="1" w:unhideWhenUsed="0" w:uiPriority="0" w:semiHidden="0" w:name="toc 1"/>
-    <w:lsdException w:qFormat="1" w:unhideWhenUsed="0" w:uiPriority="0" w:semiHidden="0" w:name="toc 2"/>
-    <w:lsdException w:qFormat="1" w:unhideWhenUsed="0" w:uiPriority="0" w:semiHidden="0" w:name="toc 3"/>
-    <w:lsdException w:unhideWhenUsed="0" w:uiPriority="0" w:semiHidden="0" w:name="toc 4"/>
-    <w:lsdException w:unhideWhenUsed="0" w:uiPriority="0" w:semiHidden="0" w:name="toc 5"/>
-    <w:lsdException w:unhideWhenUsed="0" w:uiPriority="0" w:semiHidden="0" w:name="toc 6"/>
-    <w:lsdException w:unhideWhenUsed="0" w:uiPriority="0" w:semiHidden="0" w:name="toc 7"/>
-    <w:lsdException w:unhideWhenUsed="0" w:uiPriority="0" w:semiHidden="0" w:name="toc 8"/>
-    <w:lsdException w:unhideWhenUsed="0" w:uiPriority="0" w:semiHidden="0" w:name="toc 9"/>
-    <w:lsdException w:unhideWhenUsed="0" w:uiPriority="0" w:semiHidden="0" w:name="Normal Indent"/>
-    <w:lsdException w:unhideWhenUsed="0" w:uiPriority="0" w:semiHidden="0" w:name="footnote text"/>
-    <w:lsdException w:qFormat="1" w:unhideWhenUsed="0" w:uiPriority="0" w:semiHidden="0" w:name="annotation text"/>
-    <w:lsdException w:qFormat="1" w:unhideWhenUsed="0" w:uiPriority="0" w:semiHidden="0" w:name="header"/>
-    <w:lsdException w:qFormat="1" w:unhideWhenUsed="0" w:uiPriority="0" w:semiHidden="0" w:name="footer"/>
-    <w:lsdException w:unhideWhenUsed="0" w:uiPriority="0" w:semiHidden="0" w:name="index heading"/>
-    <w:lsdException w:qFormat="1" w:uiPriority="0" w:name="caption"/>
-    <w:lsdException w:unhideWhenUsed="0" w:uiPriority="0" w:semiHidden="0" w:name="table of figures"/>
-    <w:lsdException w:unhideWhenUsed="0" w:uiPriority="0" w:semiHidden="0" w:name="envelope address"/>
-    <w:lsdException w:unhideWhenUsed="0" w:uiPriority="0" w:semiHidden="0" w:name="envelope return"/>
-    <w:lsdException w:unhideWhenUsed="0" w:uiPriority="0" w:semiHidden="0" w:name="footnote reference"/>
-    <w:lsdException w:unhideWhenUsed="0" w:uiPriority="0" w:semiHidden="0" w:name="annotation reference"/>
-    <w:lsdException w:unhideWhenUsed="0" w:uiPriority="0" w:semiHidden="0" w:name="line number"/>
-    <w:lsdException w:unhideWhenUsed="0" w:uiPriority="0" w:semiHidden="0" w:name="page number"/>
-    <w:lsdException w:unhideWhenUsed="0" w:uiPriority="0" w:semiHidden="0" w:name="endnote reference"/>
-    <w:lsdException w:unhideWhenUsed="0" w:uiPriority="0" w:semiHidden="0" w:name="endnote text"/>
-    <w:lsdException w:unhideWhenUsed="0" w:uiPriority="0" w:semiHidden="0" w:name="table of authorities"/>
-    <w:lsdException w:unhideWhenUsed="0" w:uiPriority="0" w:semiHidden="0" w:name="macro"/>
-    <w:lsdException w:unhideWhenUsed="0" w:uiPriority="0" w:semiHidden="0" w:name="toa heading"/>
-    <w:lsdException w:unhideWhenUsed="0" w:uiPriority="0" w:semiHidden="0" w:name="List"/>
-    <w:lsdException w:unhideWhenUsed="0" w:uiPriority="0" w:semiHidden="0" w:name="List Bullet"/>
-    <w:lsdException w:unhideWhenUsed="0" w:uiPriority="0" w:semiHidden="0" w:name="List Number"/>
-    <w:lsdException w:unhideWhenUsed="0" w:uiPriority="0" w:semiHidden="0" w:name="List 2"/>
-    <w:lsdException w:unhideWhenUsed="0" w:uiPriority="0" w:semiHidden="0" w:name="List 3"/>
-    <w:lsdException w:unhideWhenUsed="0" w:uiPriority="0" w:semiHidden="0" w:name="List 4"/>
-    <w:lsdException w:unhideWhenUsed="0" w:uiPriority="0" w:semiHidden="0" w:name="List 5"/>
-    <w:lsdException w:unhideWhenUsed="0" w:uiPriority="0" w:semiHidden="0" w:name="List Bullet 2"/>
-    <w:lsdException w:unhideWhenUsed="0" w:uiPriority="0" w:semiHidden="0" w:name="List Bullet 3"/>
-    <w:lsdException w:unhideWhenUsed="0" w:uiPriority="0" w:semiHidden="0" w:name="List Bullet 4"/>
-    <w:lsdException w:unhideWhenUsed="0" w:uiPriority="0" w:semiHidden="0" w:name="List Bullet 5"/>
-    <w:lsdException w:unhideWhenUsed="0" w:uiPriority="0" w:semiHidden="0" w:name="List Number 2"/>
-    <w:lsdException w:unhideWhenUsed="0" w:uiPriority="0" w:semiHidden="0" w:name="List Number 3"/>
-    <w:lsdException w:unhideWhenUsed="0" w:uiPriority="0" w:semiHidden="0" w:name="List Number 4"/>
-    <w:lsdException w:unhideWhenUsed="0" w:uiPriority="0" w:semiHidden="0" w:name="List Number 5"/>
-    <w:lsdException w:qFormat="1" w:unhideWhenUsed="0" w:uiPriority="0" w:semiHidden="0" w:name="Title"/>
-    <w:lsdException w:unhideWhenUsed="0" w:uiPriority="0" w:semiHidden="0" w:name="Closing"/>
-    <w:lsdException w:unhideWhenUsed="0" w:uiPriority="0" w:semiHidden="0" w:name="Signature"/>
-    <w:lsdException w:qFormat="1" w:unhideWhenUsed="0" w:uiPriority="0" w:name="Default Paragraph Font"/>
-    <w:lsdException w:qFormat="1" w:unhideWhenUsed="0" w:uiPriority="0" w:name="Body Text"/>
-    <w:lsdException w:unhideWhenUsed="0" w:uiPriority="0" w:semiHidden="0" w:name="Body Text Indent"/>
-    <w:lsdException w:unhideWhenUsed="0" w:uiPriority="0" w:semiHidden="0" w:name="List Continue"/>
-    <w:lsdException w:unhideWhenUsed="0" w:uiPriority="0" w:semiHidden="0" w:name="List Continue 2"/>
-    <w:lsdException w:unhideWhenUsed="0" w:uiPriority="0" w:semiHidden="0" w:name="List Continue 3"/>
-    <w:lsdException w:unhideWhenUsed="0" w:uiPriority="0" w:semiHidden="0" w:name="List Continue 4"/>
-    <w:lsdException w:unhideWhenUsed="0" w:uiPriority="0" w:semiHidden="0" w:name="List Continue 5"/>
-    <w:lsdException w:unhideWhenUsed="0" w:uiPriority="0" w:semiHidden="0" w:name="Message Header"/>
-    <w:lsdException w:qFormat="1" w:unhideWhenUsed="0" w:uiPriority="0" w:semiHidden="0" w:name="Subtitle"/>
-    <w:lsdException w:unhideWhenUsed="0" w:uiPriority="0" w:semiHidden="0" w:name="Salutation"/>
-    <w:lsdException w:unhideWhenUsed="0" w:uiPriority="0" w:semiHidden="0" w:name="Date"/>
-    <w:lsdException w:unhideWhenUsed="0" w:uiPriority="0" w:semiHidden="0" w:name="Body Text First Indent"/>
-    <w:lsdException w:unhideWhenUsed="0" w:uiPriority="0" w:semiHidden="0" w:name="Body Text First Indent 2"/>
-    <w:lsdException w:uiPriority="99" w:name="Note Heading"/>
-    <w:lsdException w:unhideWhenUsed="0" w:uiPriority="0" w:semiHidden="0" w:name="Body Text 2"/>
-    <w:lsdException w:unhideWhenUsed="0" w:uiPriority="0" w:semiHidden="0" w:name="Body Text 3"/>
-    <w:lsdException w:unhideWhenUsed="0" w:uiPriority="0" w:semiHidden="0" w:name="Body Text Indent 2"/>
-    <w:lsdException w:unhideWhenUsed="0" w:uiPriority="0" w:semiHidden="0" w:name="Body Text Indent 3"/>
-    <w:lsdException w:unhideWhenUsed="0" w:uiPriority="0" w:semiHidden="0" w:name="Block Text"/>
-    <w:lsdException w:unhideWhenUsed="0" w:uiPriority="0" w:semiHidden="0" w:name="Hyperlink"/>
-    <w:lsdException w:unhideWhenUsed="0" w:uiPriority="0" w:semiHidden="0" w:name="FollowedHyperlink"/>
-    <w:lsdException w:qFormat="1" w:unhideWhenUsed="0" w:uiPriority="0" w:semiHidden="0" w:name="Strong"/>
-    <w:lsdException w:qFormat="1" w:unhideWhenUsed="0" w:uiPriority="0" w:semiHidden="0" w:name="Emphasis"/>
-    <w:lsdException w:unhideWhenUsed="0" w:uiPriority="0" w:semiHidden="0" w:name="Document Map"/>
-    <w:lsdException w:unhideWhenUsed="0" w:uiPriority="0" w:semiHidden="0" w:name="Plain Text"/>
-    <w:lsdException w:unhideWhenUsed="0" w:uiPriority="0" w:semiHidden="0" w:name="E-mail Signature"/>
-    <w:lsdException w:qFormat="1" w:unhideWhenUsed="0" w:uiPriority="0" w:semiHidden="0" w:name="Normal (Web)"/>
-    <w:lsdException w:unhideWhenUsed="0" w:uiPriority="0" w:semiHidden="0" w:name="HTML Acronym"/>
-    <w:lsdException w:unhideWhenUsed="0" w:uiPriority="0" w:semiHidden="0" w:name="HTML Address"/>
-    <w:lsdException w:unhideWhenUsed="0" w:uiPriority="0" w:semiHidden="0" w:name="HTML Cite"/>
-    <w:lsdException w:unhideWhenUsed="0" w:uiPriority="0" w:semiHidden="0" w:name="HTML Code"/>
-    <w:lsdException w:unhideWhenUsed="0" w:uiPriority="0" w:semiHidden="0" w:name="HTML Definition"/>
-    <w:lsdException w:unhideWhenUsed="0" w:uiPriority="0" w:semiHidden="0" w:name="HTML Keyboard"/>
-    <w:lsdException w:unhideWhenUsed="0" w:uiPriority="0" w:semiHidden="0" w:name="HTML Preformatted"/>
-    <w:lsdException w:unhideWhenUsed="0" w:uiPriority="0" w:semiHidden="0" w:name="HTML Sample"/>
-    <w:lsdException w:unhideWhenUsed="0" w:uiPriority="0" w:semiHidden="0" w:name="HTML Typewriter"/>
-    <w:lsdException w:unhideWhenUsed="0" w:uiPriority="0" w:semiHidden="0" w:name="HTML Variable"/>
-    <w:lsdException w:qFormat="1" w:unhideWhenUsed="0" w:uiPriority="0" w:name="Normal Table"/>
-    <w:lsdException w:unhideWhenUsed="0" w:uiPriority="0" w:semiHidden="0" w:name="annotation subject"/>
-    <w:lsdException w:unhideWhenUsed="0" w:uiPriority="0" w:semiHidden="0" w:name="Table Simple 1"/>
-    <w:lsdException w:unhideWhenUsed="0" w:uiPriority="0" w:semiHidden="0" w:name="Table Simple 2"/>
-    <w:lsdException w:unhideWhenUsed="0" w:uiPriority="0" w:semiHidden="0" w:name="Table Simple 3"/>
-    <w:lsdException w:unhideWhenUsed="0" w:uiPriority="0" w:semiHidden="0" w:name="Table Classic 1"/>
-    <w:lsdException w:unhideWhenUsed="0" w:uiPriority="0" w:semiHidden="0" w:name="Table Classic 2"/>
-    <w:lsdException w:unhideWhenUsed="0" w:uiPriority="0" w:semiHidden="0" w:name="Table Classic 3"/>
-    <w:lsdException w:unhideWhenUsed="0" w:uiPriority="0" w:semiHidden="0" w:name="Table Classic 4"/>
-    <w:lsdException w:unhideWhenUsed="0" w:uiPriority="0" w:semiHidden="0" w:name="Table Colorful 1"/>
-    <w:lsdException w:unhideWhenUsed="0" w:uiPriority="0" w:semiHidden="0" w:name="Table Colorful 2"/>
-    <w:lsdException w:unhideWhenUsed="0" w:uiPriority="0" w:semiHidden="0" w:name="Table Colorful 3"/>
-    <w:lsdException w:unhideWhenUsed="0" w:uiPriority="0" w:semiHidden="0" w:name="Table Columns 1"/>
-    <w:lsdException w:unhideWhenUsed="0" w:uiPriority="0" w:semiHidden="0" w:name="Table Columns 2"/>
-    <w:lsdException w:unhideWhenUsed="0" w:uiPriority="0" w:semiHidden="0" w:name="Table Columns 3"/>
-    <w:lsdException w:unhideWhenUsed="0" w:uiPriority="0" w:semiHidden="0" w:name="Table Columns 4"/>
-    <w:lsdException w:unhideWhenUsed="0" w:uiPriority="0" w:semiHidden="0" w:name="Table Columns 5"/>
-    <w:lsdException w:unhideWhenUsed="0" w:uiPriority="0" w:semiHidden="0" w:name="Table Grid 1"/>
-    <w:lsdException w:unhideWhenUsed="0" w:uiPriority="0" w:semiHidden="0" w:name="Table Grid 2"/>
-    <w:lsdException w:unhideWhenUsed="0" w:uiPriority="0" w:semiHidden="0" w:name="Table Grid 3"/>
-    <w:lsdException w:unhideWhenUsed="0" w:uiPriority="0" w:semiHidden="0" w:name="Table Grid 4"/>
-    <w:lsdException w:unhideWhenUsed="0" w:uiPriority="0" w:semiHidden="0" w:name="Table Grid 5"/>
-    <w:lsdException w:unhideWhenUsed="0" w:uiPriority="0" w:semiHidden="0" w:name="Table Grid 6"/>
-    <w:lsdException w:unhideWhenUsed="0" w:uiPriority="0" w:semiHidden="0" w:name="Table Grid 7"/>
-    <w:lsdException w:unhideWhenUsed="0" w:uiPriority="0" w:semiHidden="0" w:name="Table Grid 8"/>
-    <w:lsdException w:unhideWhenUsed="0" w:uiPriority="0" w:semiHidden="0" w:name="Table List 1"/>
-    <w:lsdException w:unhideWhenUsed="0" w:uiPriority="0" w:semiHidden="0" w:name="Table List 2"/>
-    <w:lsdException w:unhideWhenUsed="0" w:uiPriority="0" w:semiHidden="0" w:name="Table List 3"/>
-    <w:lsdException w:unhideWhenUsed="0" w:uiPriority="0" w:semiHidden="0" w:name="Table List 4"/>
-    <w:lsdException w:unhideWhenUsed="0" w:uiPriority="0" w:semiHidden="0" w:name="Table List 5"/>
-    <w:lsdException w:unhideWhenUsed="0" w:uiPriority="0" w:semiHidden="0" w:name="Table List 6"/>
-    <w:lsdException w:unhideWhenUsed="0" w:uiPriority="0" w:semiHidden="0" w:name="Table List 7"/>
-    <w:lsdException w:unhideWhenUsed="0" w:uiPriority="0" w:semiHidden="0" w:name="Table List 8"/>
-    <w:lsdException w:unhideWhenUsed="0" w:uiPriority="0" w:semiHidden="0" w:name="Table 3D effects 1"/>
-    <w:lsdException w:unhideWhenUsed="0" w:uiPriority="0" w:semiHidden="0" w:name="Table 3D effects 2"/>
-    <w:lsdException w:unhideWhenUsed="0" w:uiPriority="0" w:semiHidden="0" w:name="Table 3D effects 3"/>
-    <w:lsdException w:unhideWhenUsed="0" w:uiPriority="0" w:semiHidden="0" w:name="Table Contemporary"/>
-    <w:lsdException w:unhideWhenUsed="0" w:uiPriority="0" w:semiHidden="0" w:name="Table Elegant"/>
-    <w:lsdException w:unhideWhenUsed="0" w:uiPriority="0" w:semiHidden="0" w:name="Table Professional"/>
-    <w:lsdException w:unhideWhenUsed="0" w:uiPriority="0" w:semiHidden="0" w:name="Table Subtle 1"/>
-    <w:lsdException w:unhideWhenUsed="0" w:uiPriority="0" w:semiHidden="0" w:name="Table Subtle 2"/>
-    <w:lsdException w:unhideWhenUsed="0" w:uiPriority="0" w:semiHidden="0" w:name="Table Web 1"/>
-    <w:lsdException w:unhideWhenUsed="0" w:uiPriority="0" w:semiHidden="0" w:name="Table Web 2"/>
-    <w:lsdException w:unhideWhenUsed="0" w:uiPriority="0" w:semiHidden="0" w:name="Table Web 3"/>
-    <w:lsdException w:unhideWhenUsed="0" w:uiPriority="0" w:semiHidden="0" w:name="Balloon Text"/>
-    <w:lsdException w:qFormat="1" w:unhideWhenUsed="0" w:uiPriority="0" w:semiHidden="0" w:name="Table Grid"/>
-    <w:lsdException w:unhideWhenUsed="0" w:uiPriority="0" w:semiHidden="0" w:name="Table Theme"/>
-    <w:lsdException w:unhideWhenUsed="0" w:uiPriority="60" w:semiHidden="0" w:name="Light Shading"/>
-    <w:lsdException w:unhideWhenUsed="0" w:uiPriority="61" w:semiHidden="0" w:name="Light List"/>
-    <w:lsdException w:unhideWhenUsed="0" w:uiPriority="62" w:semiHidden="0" w:name="Light Grid"/>
-    <w:lsdException w:unhideWhenUsed="0" w:uiPriority="63" w:semiHidden="0" w:name="Medium Shading 1"/>
-    <w:lsdException w:unhideWhenUsed="0" w:uiPriority="64" w:semiHidden="0" w:name="Medium Shading 2"/>
-    <w:lsdException w:unhideWhenUsed="0" w:uiPriority="65" w:semiHidden="0" w:name="Medium List 1"/>
-    <w:lsdException w:unhideWhenUsed="0" w:uiPriority="66" w:semiHidden="0" w:name="Medium List 2"/>
-    <w:lsdException w:unhideWhenUsed="0" w:uiPriority="67" w:semiHidden="0" w:name="Medium Grid 1"/>
-    <w:lsdException w:unhideWhenUsed="0" w:uiPriority="68" w:semiHidden="0" w:name="Medium Grid 2"/>
-    <w:lsdException w:unhideWhenUsed="0" w:uiPriority="69" w:semiHidden="0" w:name="Medium Grid 3"/>
-    <w:lsdException w:unhideWhenUsed="0" w:uiPriority="70" w:semiHidden="0" w:name="Dark List"/>
-    <w:lsdException w:unhideWhenUsed="0" w:uiPriority="71" w:semiHidden="0" w:name="Colorful Shading"/>
-    <w:lsdException w:unhideWhenUsed="0" w:uiPriority="72" w:semiHidden="0" w:name="Colorful List"/>
-    <w:lsdException w:unhideWhenUsed="0" w:uiPriority="73" w:semiHidden="0" w:name="Colorful Grid"/>
-    <w:lsdException w:unhideWhenUsed="0" w:uiPriority="60" w:semiHidden="0" w:name="Light Shading Accent 1"/>
-    <w:lsdException w:unhideWhenUsed="0" w:uiPriority="61" w:semiHidden="0" w:name="Light List Accent 1"/>
-    <w:lsdException w:unhideWhenUsed="0" w:uiPriority="62" w:semiHidden="0" w:name="Light Grid Accent 1"/>
-    <w:lsdException w:unhideWhenUsed="0" w:uiPriority="63" w:semiHidden="0" w:name="Medium Shading 1 Accent 1"/>
-    <w:lsdException w:unhideWhenUsed="0" w:uiPriority="64" w:semiHidden="0" w:name="Medium Shading 2 Accent 1"/>
-    <w:lsdException w:unhideWhenUsed="0" w:uiPriority="65" w:semiHidden="0" w:name="Medium List 1 Accent 1"/>
-    <w:lsdException w:unhideWhenUsed="0" w:uiPriority="66" w:semiHidden="0" w:name="Medium List 2 Accent 1"/>
-    <w:lsdException w:unhideWhenUsed="0" w:uiPriority="67" w:semiHidden="0" w:name="Medium Grid 1 Accent 1"/>
-    <w:lsdException w:unhideWhenUsed="0" w:uiPriority="68" w:semiHidden="0" w:name="Medium Grid 2 Accent 1"/>
-    <w:lsdException w:unhideWhenUsed="0" w:uiPriority="69" w:semiHidden="0" w:name="Medium Grid 3 Accent 1"/>
-    <w:lsdException w:unhideWhenUsed="0" w:uiPriority="70" w:semiHidden="0" w:name="Dark List Accent 1"/>
-    <w:lsdException w:unhideWhenUsed="0" w:uiPriority="71" w:semiHidden="0" w:name="Colorful Shading Accent 1"/>
-    <w:lsdException w:unhideWhenUsed="0" w:uiPriority="72" w:semiHidden="0" w:name="Colorful List Accent 1"/>
-    <w:lsdException w:unhideWhenUsed="0" w:uiPriority="73" w:semiHidden="0" w:name="Colorful Grid Accent 1"/>
-    <w:lsdException w:unhideWhenUsed="0" w:uiPriority="60" w:semiHidden="0" w:name="Light Shading Accent 2"/>
-    <w:lsdException w:unhideWhenUsed="0" w:uiPriority="61" w:semiHidden="0" w:name="Light List Accent 2"/>
-    <w:lsdException w:unhideWhenUsed="0" w:uiPriority="62" w:semiHidden="0" w:name="Light Grid Accent 2"/>
-    <w:lsdException w:unhideWhenUsed="0" w:uiPriority="63" w:semiHidden="0" w:name="Medium Shading 1 Accent 2"/>
-    <w:lsdException w:unhideWhenUsed="0" w:uiPriority="64" w:semiHidden="0" w:name="Medium Shading 2 Accent 2"/>
-    <w:lsdException w:unhideWhenUsed="0" w:uiPriority="65" w:semiHidden="0" w:name="Medium List 1 Accent 2"/>
-    <w:lsdException w:unhideWhenUsed="0" w:uiPriority="66" w:semiHidden="0" w:name="Medium List 2 Accent 2"/>
-    <w:lsdException w:unhideWhenUsed="0" w:uiPriority="67" w:semiHidden="0" w:name="Medium Grid 1 Accent 2"/>
-    <w:lsdException w:unhideWhenUsed="0" w:uiPriority="68" w:semiHidden="0" w:name="Medium Grid 2 Accent 2"/>
-    <w:lsdException w:unhideWhenUsed="0" w:uiPriority="69" w:semiHidden="0" w:name="Medium Grid 3 Accent 2"/>
-    <w:lsdException w:unhideWhenUsed="0" w:uiPriority="70" w:semiHidden="0" w:name="Dark List Accent 2"/>
-    <w:lsdException w:unhideWhenUsed="0" w:uiPriority="71" w:semiHidden="0" w:name="Colorful Shading Accent 2"/>
-    <w:lsdException w:unhideWhenUsed="0" w:uiPriority="72" w:semiHidden="0" w:name="Colorful List Accent 2"/>
-    <w:lsdException w:unhideWhenUsed="0" w:uiPriority="73" w:semiHidden="0" w:name="Colorful Grid Accent 2"/>
-    <w:lsdException w:unhideWhenUsed="0" w:uiPriority="60" w:semiHidden="0" w:name="Light Shading Accent 3"/>
-    <w:lsdException w:unhideWhenUsed="0" w:uiPriority="61" w:semiHidden="0" w:name="Light List Accent 3"/>
-    <w:lsdException w:unhideWhenUsed="0" w:uiPriority="62" w:semiHidden="0" w:name="Light Grid Accent 3"/>
-    <w:lsdException w:unhideWhenUsed="0" w:uiPriority="63" w:semiHidden="0" w:name="Medium Shading 1 Accent 3"/>
-    <w:lsdException w:unhideWhenUsed="0" w:uiPriority="64" w:semiHidden="0" w:name="Medium Shading 2 Accent 3"/>
-    <w:lsdException w:unhideWhenUsed="0" w:uiPriority="65" w:semiHidden="0" w:name="Medium List 1 Accent 3"/>
-    <w:lsdException w:unhideWhenUsed="0" w:uiPriority="66" w:semiHidden="0" w:name="Medium List 2 Accent 3"/>
-    <w:lsdException w:unhideWhenUsed="0" w:uiPriority="67" w:semiHidden="0" w:name="Medium Grid 1 Accent 3"/>
-    <w:lsdException w:unhideWhenUsed="0" w:uiPriority="68" w:semiHidden="0" w:name="Medium Grid 2 Accent 3"/>
-    <w:lsdException w:unhideWhenUsed="0" w:uiPriority="69" w:semiHidden="0" w:name="Medium Grid 3 Accent 3"/>
-    <w:lsdException w:unhideWhenUsed="0" w:uiPriority="70" w:semiHidden="0" w:name="Dark List Accent 3"/>
-    <w:lsdException w:unhideWhenUsed="0" w:uiPriority="71" w:semiHidden="0" w:name="Colorful Shading Accent 3"/>
-    <w:lsdException w:unhideWhenUsed="0" w:uiPriority="72" w:semiHidden="0" w:name="Colorful List Accent 3"/>
-    <w:lsdException w:unhideWhenUsed="0" w:uiPriority="73" w:semiHidden="0" w:name="Colorful Grid Accent 3"/>
-    <w:lsdException w:unhideWhenUsed="0" w:uiPriority="60" w:semiHidden="0" w:name="Light Shading Accent 4"/>
-    <w:lsdException w:unhideWhenUsed="0" w:uiPriority="61" w:semiHidden="0" w:name="Light List Accent 4"/>
-    <w:lsdException w:unhideWhenUsed="0" w:uiPriority="62" w:semiHidden="0" w:name="Light Grid Accent 4"/>
-    <w:lsdException w:unhideWhenUsed="0" w:uiPriority="63" w:semiHidden="0" w:name="Medium Shading 1 Accent 4"/>
-    <w:lsdException w:unhideWhenUsed="0" w:uiPriority="64" w:semiHidden="0" w:name="Medium Shading 2 Accent 4"/>
-    <w:lsdException w:unhideWhenUsed="0" w:uiPriority="65" w:semiHidden="0" w:name="Medium List 1 Accent 4"/>
-    <w:lsdException w:unhideWhenUsed="0" w:uiPriority="66" w:semiHidden="0" w:name="Medium List 2 Accent 4"/>
-    <w:lsdException w:unhideWhenUsed="0" w:uiPriority="67" w:semiHidden="0" w:name="Medium Grid 1 Accent 4"/>
-    <w:lsdException w:unhideWhenUsed="0" w:uiPriority="68" w:semiHidden="0" w:name="Medium Grid 2 Accent 4"/>
-    <w:lsdException w:unhideWhenUsed="0" w:uiPriority="69" w:semiHidden="0" w:name="Medium Grid 3 Accent 4"/>
-    <w:lsdException w:unhideWhenUsed="0" w:uiPriority="70" w:semiHidden="0" w:name="Dark List Accent 4"/>
-    <w:lsdException w:unhideWhenUsed="0" w:uiPriority="71" w:semiHidden="0" w:name="Colorful Shading Accent 4"/>
-    <w:lsdException w:unhideWhenUsed="0" w:uiPriority="72" w:semiHidden="0" w:name="Colorful List Accent 4"/>
-    <w:lsdException w:unhideWhenUsed="0" w:uiPriority="73" w:semiHidden="0" w:name="Colorful Grid Accent 4"/>
-    <w:lsdException w:unhideWhenUsed="0" w:uiPriority="60" w:semiHidden="0" w:name="Light Shading Accent 5"/>
-    <w:lsdException w:unhideWhenUsed="0" w:uiPriority="61" w:semiHidden="0" w:name="Light List Accent 5"/>
-    <w:lsdException w:unhideWhenUsed="0" w:uiPriority="62" w:semiHidden="0" w:name="Light Grid Accent 5"/>
-    <w:lsdException w:unhideWhenUsed="0" w:uiPriority="63" w:semiHidden="0" w:name="Medium Shading 1 Accent 5"/>
-    <w:lsdException w:unhideWhenUsed="0" w:uiPriority="64" w:semiHidden="0" w:name="Medium Shading 2 Accent 5"/>
-    <w:lsdException w:unhideWhenUsed="0" w:uiPriority="65" w:semiHidden="0" w:name="Medium List 1 Accent 5"/>
-    <w:lsdException w:unhideWhenUsed="0" w:uiPriority="66" w:semiHidden="0" w:name="Medium List 2 Accent 5"/>
-    <w:lsdException w:unhideWhenUsed="0" w:uiPriority="67" w:semiHidden="0" w:name="Medium Grid 1 Accent 5"/>
-    <w:lsdException w:unhideWhenUsed="0" w:uiPriority="68" w:semiHidden="0" w:name="Medium Grid 2 Accent 5"/>
-    <w:lsdException w:unhideWhenUsed="0" w:uiPriority="69" w:semiHidden="0" w:name="Medium Grid 3 Accent 5"/>
-    <w:lsdException w:unhideWhenUsed="0" w:uiPriority="70" w:semiHidden="0" w:name="Dark List Accent 5"/>
-    <w:lsdException w:unhideWhenUsed="0" w:uiPriority="71" w:semiHidden="0" w:name="Colorful Shading Accent 5"/>
-    <w:lsdException w:unhideWhenUsed="0" w:uiPriority="72" w:semiHidden="0" w:name="Colorful List Accent 5"/>
-    <w:lsdException w:unhideWhenUsed="0" w:uiPriority="73" w:semiHidden="0" w:name="Colorful Grid Accent 5"/>
-    <w:lsdException w:unhideWhenUsed="0" w:uiPriority="60" w:semiHidden="0" w:name="Light Shading Accent 6"/>
-    <w:lsdException w:unhideWhenUsed="0" w:uiPriority="61" w:semiHidden="0" w:name="Light List Accent 6"/>
-    <w:lsdException w:unhideWhenUsed="0" w:uiPriority="62" w:semiHidden="0" w:name="Light Grid Accent 6"/>
-    <w:lsdException w:unhideWhenUsed="0" w:uiPriority="63" w:semiHidden="0" w:name="Medium Shading 1 Accent 6"/>
-    <w:lsdException w:unhideWhenUsed="0" w:uiPriority="64" w:semiHidden="0" w:name="Medium Shading 2 Accent 6"/>
-    <w:lsdException w:unhideWhenUsed="0" w:uiPriority="65" w:semiHidden="0" w:name="Medium List 1 Accent 6"/>
-    <w:lsdException w:unhideWhenUsed="0" w:uiPriority="66" w:semiHidden="0" w:name="Medium List 2 Accent 6"/>
-    <w:lsdException w:unhideWhenUsed="0" w:uiPriority="67" w:semiHidden="0" w:name="Medium Grid 1 Accent 6"/>
-    <w:lsdException w:unhideWhenUsed="0" w:uiPriority="68" w:semiHidden="0" w:name="Medium Grid 2 Accent 6"/>
-    <w:lsdException w:unhideWhenUsed="0" w:uiPriority="69" w:semiHidden="0" w:name="Medium Grid 3 Accent 6"/>
-    <w:lsdException w:unhideWhenUsed="0" w:uiPriority="70" w:semiHidden="0" w:name="Dark List Accent 6"/>
-    <w:lsdException w:unhideWhenUsed="0" w:uiPriority="71" w:semiHidden="0" w:name="Colorful Shading Accent 6"/>
-    <w:lsdException w:unhideWhenUsed="0" w:uiPriority="72" w:semiHidden="0" w:name="Colorful List Accent 6"/>
-    <w:lsdException w:unhideWhenUsed="0" w:uiPriority="73" w:semiHidden="0" w:name="Colorful Grid Accent 6"/>
+  <w:latentStyles w:defLockedState="0" w:defUIPriority="99" w:defSemiHidden="1" w:defUnhideWhenUsed="1" w:defQFormat="0" w:count="260">
+    <w:lsdException w:name="Normal" w:semiHidden="0" w:uiPriority="0" w:unhideWhenUsed="0" w:qFormat="1"/>
+    <w:lsdException w:name="heading 1" w:semiHidden="0" w:uiPriority="0" w:unhideWhenUsed="0" w:qFormat="1"/>
+    <w:lsdException w:name="heading 2" w:semiHidden="0" w:uiPriority="0" w:qFormat="1"/>
+    <w:lsdException w:name="heading 3" w:uiPriority="0" w:qFormat="1"/>
+    <w:lsdException w:name="heading 4" w:semiHidden="0" w:uiPriority="0" w:qFormat="1"/>
+    <w:lsdException w:name="heading 5" w:uiPriority="0" w:qFormat="1"/>
+    <w:lsdException w:name="heading 6" w:uiPriority="0" w:qFormat="1"/>
+    <w:lsdException w:name="heading 7" w:uiPriority="0" w:qFormat="1"/>
+    <w:lsdException w:name="heading 8" w:uiPriority="0" w:qFormat="1"/>
+    <w:lsdException w:name="heading 9" w:uiPriority="0" w:qFormat="1"/>
+    <w:lsdException w:name="index 1" w:semiHidden="0" w:uiPriority="0" w:unhideWhenUsed="0"/>
+    <w:lsdException w:name="index 2" w:semiHidden="0" w:uiPriority="0" w:unhideWhenUsed="0"/>
+    <w:lsdException w:name="index 3" w:semiHidden="0" w:uiPriority="0" w:unhideWhenUsed="0"/>
+    <w:lsdException w:name="index 4" w:semiHidden="0" w:uiPriority="0" w:unhideWhenUsed="0"/>
+    <w:lsdException w:name="index 5" w:semiHidden="0" w:uiPriority="0" w:unhideWhenUsed="0"/>
+    <w:lsdException w:name="index 6" w:semiHidden="0" w:uiPriority="0" w:unhideWhenUsed="0"/>
+    <w:lsdException w:name="index 7" w:semiHidden="0" w:uiPriority="0" w:unhideWhenUsed="0"/>
+    <w:lsdException w:name="index 8" w:semiHidden="0" w:uiPriority="0" w:unhideWhenUsed="0"/>
+    <w:lsdException w:name="index 9" w:semiHidden="0" w:uiPriority="0" w:unhideWhenUsed="0"/>
+    <w:lsdException w:name="toc 1" w:semiHidden="0" w:uiPriority="0" w:unhideWhenUsed="0" w:qFormat="1"/>
+    <w:lsdException w:name="toc 2" w:semiHidden="0" w:uiPriority="0" w:unhideWhenUsed="0" w:qFormat="1"/>
+    <w:lsdException w:name="toc 3" w:semiHidden="0" w:uiPriority="0" w:unhideWhenUsed="0" w:qFormat="1"/>
+    <w:lsdException w:name="toc 4" w:semiHidden="0" w:uiPriority="0" w:unhideWhenUsed="0"/>
+    <w:lsdException w:name="toc 5" w:semiHidden="0" w:uiPriority="0" w:unhideWhenUsed="0"/>
+    <w:lsdException w:name="toc 6" w:semiHidden="0" w:uiPriority="0" w:unhideWhenUsed="0"/>
+    <w:lsdException w:name="toc 7" w:semiHidden="0" w:uiPriority="0" w:unhideWhenUsed="0"/>
+    <w:lsdException w:name="toc 8" w:semiHidden="0" w:uiPriority="0" w:unhideWhenUsed="0"/>
+    <w:lsdException w:name="toc 9" w:semiHidden="0" w:uiPriority="0" w:unhideWhenUsed="0"/>
+    <w:lsdException w:name="Normal Indent" w:semiHidden="0" w:uiPriority="0" w:unhideWhenUsed="0"/>
+    <w:lsdException w:name="footnote text" w:semiHidden="0" w:uiPriority="0" w:unhideWhenUsed="0"/>
+    <w:lsdException w:name="annotation text" w:semiHidden="0" w:uiPriority="0" w:unhideWhenUsed="0" w:qFormat="1"/>
+    <w:lsdException w:name="header" w:semiHidden="0" w:uiPriority="0" w:unhideWhenUsed="0" w:qFormat="1"/>
+    <w:lsdException w:name="footer" w:semiHidden="0" w:uiPriority="0" w:unhideWhenUsed="0" w:qFormat="1"/>
+    <w:lsdException w:name="index heading" w:semiHidden="0" w:uiPriority="0" w:unhideWhenUsed="0"/>
+    <w:lsdException w:name="caption" w:uiPriority="0" w:qFormat="1"/>
+    <w:lsdException w:name="table of figures" w:semiHidden="0" w:uiPriority="0" w:unhideWhenUsed="0"/>
+    <w:lsdException w:name="envelope address" w:semiHidden="0" w:uiPriority="0" w:unhideWhenUsed="0"/>
+    <w:lsdException w:name="envelope return" w:semiHidden="0" w:uiPriority="0" w:unhideWhenUsed="0"/>
+    <w:lsdException w:name="footnote reference" w:semiHidden="0" w:uiPriority="0" w:unhideWhenUsed="0"/>
+    <w:lsdException w:name="annotation reference" w:semiHidden="0" w:uiPriority="0" w:unhideWhenUsed="0"/>
+    <w:lsdException w:name="line number" w:semiHidden="0" w:uiPriority="0" w:unhideWhenUsed="0"/>
+    <w:lsdException w:name="page number" w:semiHidden="0" w:uiPriority="0" w:unhideWhenUsed="0"/>
+    <w:lsdException w:name="endnote reference" w:semiHidden="0" w:uiPriority="0" w:unhideWhenUsed="0"/>
+    <w:lsdException w:name="endnote text" w:semiHidden="0" w:uiPriority="0" w:unhideWhenUsed="0"/>
+    <w:lsdException w:name="table of authorities" w:semiHidden="0" w:uiPriority="0" w:unhideWhenUsed="0"/>
+    <w:lsdException w:name="macro" w:semiHidden="0" w:uiPriority="0" w:unhideWhenUsed="0"/>
+    <w:lsdException w:name="toa heading" w:semiHidden="0" w:uiPriority="0" w:unhideWhenUsed="0"/>
+    <w:lsdException w:name="List" w:semiHidden="0" w:uiPriority="0" w:unhideWhenUsed="0"/>
+    <w:lsdException w:name="List Bullet" w:semiHidden="0" w:uiPriority="0" w:unhideWhenUsed="0"/>
+    <w:lsdException w:name="List Number" w:semiHidden="0" w:uiPriority="0" w:unhideWhenUsed="0"/>
+    <w:lsdException w:name="List 2" w:semiHidden="0" w:uiPriority="0" w:unhideWhenUsed="0"/>
+    <w:lsdException w:name="List 3" w:semiHidden="0" w:uiPriority="0" w:unhideWhenUsed="0"/>
+    <w:lsdException w:name="List 4" w:semiHidden="0" w:uiPriority="0" w:unhideWhenUsed="0"/>
+    <w:lsdException w:name="List 5" w:semiHidden="0" w:uiPriority="0" w:unhideWhenUsed="0"/>
+    <w:lsdException w:name="List Bullet 2" w:semiHidden="0" w:uiPriority="0" w:unhideWhenUsed="0"/>
+    <w:lsdException w:name="List Bullet 3" w:semiHidden="0" w:uiPriority="0" w:unhideWhenUsed="0"/>
+    <w:lsdException w:name="List Bullet 4" w:semiHidden="0" w:uiPriority="0" w:unhideWhenUsed="0"/>
+    <w:lsdException w:name="List Bullet 5" w:semiHidden="0" w:uiPriority="0" w:unhideWhenUsed="0"/>
+    <w:lsdException w:name="List Number 2" w:semiHidden="0" w:uiPriority="0" w:unhideWhenUsed="0"/>
+    <w:lsdException w:name="List Number 3" w:semiHidden="0" w:uiPriority="0" w:unhideWhenUsed="0"/>
+    <w:lsdException w:name="List Number 4" w:semiHidden="0" w:uiPriority="0" w:unhideWhenUsed="0"/>
+    <w:lsdException w:name="List Number 5" w:semiHidden="0" w:uiPriority="0" w:unhideWhenUsed="0"/>
+    <w:lsdException w:name="Title" w:semiHidden="0" w:uiPriority="0" w:unhideWhenUsed="0" w:qFormat="1"/>
+    <w:lsdException w:name="Closing" w:semiHidden="0" w:uiPriority="0" w:unhideWhenUsed="0"/>
+    <w:lsdException w:name="Signature" w:semiHidden="0" w:uiPriority="0" w:unhideWhenUsed="0"/>
+    <w:lsdException w:name="Default Paragraph Font" w:uiPriority="0" w:unhideWhenUsed="0" w:qFormat="1"/>
+    <w:lsdException w:name="Body Text" w:uiPriority="0" w:unhideWhenUsed="0" w:qFormat="1"/>
+    <w:lsdException w:name="Body Text Indent" w:semiHidden="0" w:uiPriority="0" w:unhideWhenUsed="0"/>
+    <w:lsdException w:name="List Continue" w:semiHidden="0" w:uiPriority="0" w:unhideWhenUsed="0"/>
+    <w:lsdException w:name="List Continue 2" w:semiHidden="0" w:uiPriority="0" w:unhideWhenUsed="0"/>
+    <w:lsdException w:name="List Continue 3" w:semiHidden="0" w:uiPriority="0" w:unhideWhenUsed="0"/>
+    <w:lsdException w:name="List Continue 4" w:semiHidden="0" w:uiPriority="0" w:unhideWhenUsed="0"/>
+    <w:lsdException w:name="List Continue 5" w:semiHidden="0" w:uiPriority="0" w:unhideWhenUsed="0"/>
+    <w:lsdException w:name="Message Header" w:semiHidden="0" w:uiPriority="0" w:unhideWhenUsed="0"/>
+    <w:lsdException w:name="Subtitle" w:semiHidden="0" w:uiPriority="0" w:unhideWhenUsed="0" w:qFormat="1"/>
+    <w:lsdException w:name="Salutation" w:semiHidden="0" w:uiPriority="0" w:unhideWhenUsed="0"/>
+    <w:lsdException w:name="Date" w:semiHidden="0" w:uiPriority="0" w:unhideWhenUsed="0"/>
+    <w:lsdException w:name="Body Text First Indent" w:semiHidden="0" w:uiPriority="0" w:unhideWhenUsed="0"/>
+    <w:lsdException w:name="Body Text First Indent 2" w:semiHidden="0" w:uiPriority="0" w:unhideWhenUsed="0"/>
+    <w:lsdException w:name="Body Text 2" w:semiHidden="0" w:uiPriority="0" w:unhideWhenUsed="0"/>
+    <w:lsdException w:name="Body Text 3" w:semiHidden="0" w:uiPriority="0" w:unhideWhenUsed="0"/>
+    <w:lsdException w:name="Body Text Indent 2" w:semiHidden="0" w:uiPriority="0" w:unhideWhenUsed="0"/>
+    <w:lsdException w:name="Body Text Indent 3" w:semiHidden="0" w:uiPriority="0" w:unhideWhenUsed="0"/>
+    <w:lsdException w:name="Block Text" w:semiHidden="0" w:uiPriority="0" w:unhideWhenUsed="0"/>
+    <w:lsdException w:name="Hyperlink" w:semiHidden="0" w:uiPriority="0" w:unhideWhenUsed="0"/>
+    <w:lsdException w:name="FollowedHyperlink" w:semiHidden="0" w:uiPriority="0" w:unhideWhenUsed="0"/>
+    <w:lsdException w:name="Strong" w:semiHidden="0" w:uiPriority="0" w:unhideWhenUsed="0" w:qFormat="1"/>
+    <w:lsdException w:name="Emphasis" w:semiHidden="0" w:uiPriority="0" w:unhideWhenUsed="0" w:qFormat="1"/>
+    <w:lsdException w:name="Document Map" w:semiHidden="0" w:uiPriority="0" w:unhideWhenUsed="0"/>
+    <w:lsdException w:name="Plain Text" w:semiHidden="0" w:uiPriority="0" w:unhideWhenUsed="0"/>
+    <w:lsdException w:name="E-mail Signature" w:semiHidden="0" w:uiPriority="0" w:unhideWhenUsed="0"/>
+    <w:lsdException w:name="Normal (Web)" w:semiHidden="0" w:uiPriority="0" w:unhideWhenUsed="0" w:qFormat="1"/>
+    <w:lsdException w:name="HTML Acronym" w:semiHidden="0" w:uiPriority="0" w:unhideWhenUsed="0"/>
+    <w:lsdException w:name="HTML Address" w:semiHidden="0" w:uiPriority="0" w:unhideWhenUsed="0"/>
+    <w:lsdException w:name="HTML Cite" w:semiHidden="0" w:uiPriority="0" w:unhideWhenUsed="0"/>
+    <w:lsdException w:name="HTML Code" w:semiHidden="0" w:uiPriority="0" w:unhideWhenUsed="0"/>
+    <w:lsdException w:name="HTML Definition" w:semiHidden="0" w:uiPriority="0" w:unhideWhenUsed="0"/>
+    <w:lsdException w:name="HTML Keyboard" w:semiHidden="0" w:uiPriority="0" w:unhideWhenUsed="0"/>
+    <w:lsdException w:name="HTML Preformatted" w:semiHidden="0" w:uiPriority="0" w:unhideWhenUsed="0"/>
+    <w:lsdException w:name="HTML Sample" w:semiHidden="0" w:uiPriority="0" w:unhideWhenUsed="0"/>
+    <w:lsdException w:name="HTML Typewriter" w:semiHidden="0" w:uiPriority="0" w:unhideWhenUsed="0"/>
+    <w:lsdException w:name="HTML Variable" w:semiHidden="0" w:uiPriority="0" w:unhideWhenUsed="0"/>
+    <w:lsdException w:name="Normal Table" w:uiPriority="0" w:unhideWhenUsed="0" w:qFormat="1"/>
+    <w:lsdException w:name="annotation subject" w:semiHidden="0" w:uiPriority="0" w:unhideWhenUsed="0"/>
+    <w:lsdException w:name="Table Simple 1" w:semiHidden="0" w:uiPriority="0" w:unhideWhenUsed="0"/>
+    <w:lsdException w:name="Table Simple 2" w:semiHidden="0" w:uiPriority="0" w:unhideWhenUsed="0"/>
+    <w:lsdException w:name="Table Simple 3" w:semiHidden="0" w:uiPriority="0" w:unhideWhenUsed="0"/>
+    <w:lsdException w:name="Table Classic 1" w:semiHidden="0" w:uiPriority="0" w:unhideWhenUsed="0"/>
+    <w:lsdException w:name="Table Classic 2" w:semiHidden="0" w:uiPriority="0" w:unhideWhenUsed="0"/>
+    <w:lsdException w:name="Table Classic 3" w:semiHidden="0" w:uiPriority="0" w:unhideWhenUsed="0"/>
+    <w:lsdException w:name="Table Classic 4" w:semiHidden="0" w:uiPriority="0" w:unhideWhenUsed="0"/>
+    <w:lsdException w:name="Table Colorful 1" w:semiHidden="0" w:uiPriority="0" w:unhideWhenUsed="0"/>
+    <w:lsdException w:name="Table Colorful 2" w:semiHidden="0" w:uiPriority="0" w:unhideWhenUsed="0"/>
+    <w:lsdException w:name="Table Colorful 3" w:semiHidden="0" w:uiPriority="0" w:unhideWhenUsed="0"/>
+    <w:lsdException w:name="Table Columns 1" w:semiHidden="0" w:uiPriority="0" w:unhideWhenUsed="0"/>
+    <w:lsdException w:name="Table Columns 2" w:semiHidden="0" w:uiPriority="0" w:unhideWhenUsed="0"/>
+    <w:lsdException w:name="Table Columns 3" w:semiHidden="0" w:uiPriority="0" w:unhideWhenUsed="0"/>
+    <w:lsdException w:name="Table Columns 4" w:semiHidden="0" w:uiPriority="0" w:unhideWhenUsed="0"/>
+    <w:lsdException w:name="Table Columns 5" w:semiHidden="0" w:uiPriority="0" w:unhideWhenUsed="0"/>
+    <w:lsdException w:name="Table Grid 1" w:semiHidden="0" w:uiPriority="0" w:unhideWhenUsed="0"/>
+    <w:lsdException w:name="Table Grid 2" w:semiHidden="0" w:uiPriority="0" w:unhideWhenUsed="0"/>
+    <w:lsdException w:name="Table Grid 3" w:semiHidden="0" w:uiPriority="0" w:unhideWhenUsed="0"/>
+    <w:lsdException w:name="Table Grid 4" w:semiHidden="0" w:uiPriority="0" w:unhideWhenUsed="0"/>
+    <w:lsdException w:name="Table Grid 5" w:semiHidden="0" w:uiPriority="0" w:unhideWhenUsed="0"/>
+    <w:lsdException w:name="Table Grid 6" w:semiHidden="0" w:uiPriority="0" w:unhideWhenUsed="0"/>
+    <w:lsdException w:name="Table Grid 7" w:semiHidden="0" w:uiPriority="0" w:unhideWhenUsed="0"/>
+    <w:lsdException w:name="Table Grid 8" w:semiHidden="0" w:uiPriority="0" w:unhideWhenUsed="0"/>
+    <w:lsdException w:name="Table List 1" w:semiHidden="0" w:uiPriority="0" w:unhideWhenUsed="0"/>
+    <w:lsdException w:name="Table List 2" w:semiHidden="0" w:uiPriority="0" w:unhideWhenUsed="0"/>
+    <w:lsdException w:name="Table List 3" w:semiHidden="0" w:uiPriority="0" w:unhideWhenUsed="0"/>
+    <w:lsdException w:name="Table List 4" w:semiHidden="0" w:uiPriority="0" w:unhideWhenUsed="0"/>
+    <w:lsdException w:name="Table List 5" w:semiHidden="0" w:uiPriority="0" w:unhideWhenUsed="0"/>
+    <w:lsdException w:name="Table List 6" w:semiHidden="0" w:uiPriority="0" w:unhideWhenUsed="0"/>
+    <w:lsdException w:name="Table List 7" w:semiHidden="0" w:uiPriority="0" w:unhideWhenUsed="0"/>
+    <w:lsdException w:name="Table List 8" w:semiHidden="0" w:uiPriority="0" w:unhideWhenUsed="0"/>
+    <w:lsdException w:name="Table 3D effects 1" w:semiHidden="0" w:uiPriority="0" w:unhideWhenUsed="0"/>
+    <w:lsdException w:name="Table 3D effects 2" w:semiHidden="0" w:uiPriority="0" w:unhideWhenUsed="0"/>
+    <w:lsdException w:name="Table 3D effects 3" w:semiHidden="0" w:uiPriority="0" w:unhideWhenUsed="0"/>
+    <w:lsdException w:name="Table Contemporary" w:semiHidden="0" w:uiPriority="0" w:unhideWhenUsed="0"/>
+    <w:lsdException w:name="Table Elegant" w:semiHidden="0" w:uiPriority="0" w:unhideWhenUsed="0"/>
+    <w:lsdException w:name="Table Professional" w:semiHidden="0" w:uiPriority="0" w:unhideWhenUsed="0"/>
+    <w:lsdException w:name="Table Subtle 1" w:semiHidden="0" w:uiPriority="0" w:unhideWhenUsed="0"/>
+    <w:lsdException w:name="Table Subtle 2" w:semiHidden="0" w:uiPriority="0" w:unhideWhenUsed="0"/>
+    <w:lsdException w:name="Table Web 1" w:semiHidden="0" w:uiPriority="0" w:unhideWhenUsed="0"/>
+    <w:lsdException w:name="Table Web 2" w:semiHidden="0" w:uiPriority="0" w:unhideWhenUsed="0"/>
+    <w:lsdException w:name="Table Web 3" w:semiHidden="0" w:uiPriority="0" w:unhideWhenUsed="0"/>
+    <w:lsdException w:name="Balloon Text" w:semiHidden="0" w:uiPriority="0" w:unhideWhenUsed="0"/>
+    <w:lsdException w:name="Table Grid" w:semiHidden="0" w:uiPriority="0" w:unhideWhenUsed="0" w:qFormat="1"/>
+    <w:lsdException w:name="Table Theme" w:semiHidden="0" w:uiPriority="0" w:unhideWhenUsed="0"/>
+    <w:lsdException w:name="Light Shading" w:semiHidden="0" w:uiPriority="60" w:unhideWhenUsed="0"/>
+    <w:lsdException w:name="Light List" w:semiHidden="0" w:uiPriority="61" w:unhideWhenUsed="0"/>
+    <w:lsdException w:name="Light Grid" w:semiHidden="0" w:uiPriority="62" w:unhideWhenUsed="0"/>
+    <w:lsdException w:name="Medium Shading 1" w:semiHidden="0" w:uiPriority="63" w:unhideWhenUsed="0"/>
+    <w:lsdException w:name="Medium Shading 2" w:semiHidden="0" w:uiPriority="64" w:unhideWhenUsed="0"/>
+    <w:lsdException w:name="Medium List 1" w:semiHidden="0" w:uiPriority="65" w:unhideWhenUsed="0"/>
+    <w:lsdException w:name="Medium List 2" w:semiHidden="0" w:uiPriority="66" w:unhideWhenUsed="0"/>
+    <w:lsdException w:name="Medium Grid 1" w:semiHidden="0" w:uiPriority="67" w:unhideWhenUsed="0"/>
+    <w:lsdException w:name="Medium Grid 2" w:semiHidden="0" w:uiPriority="68" w:unhideWhenUsed="0"/>
+    <w:lsdException w:name="Medium Grid 3" w:semiHidden="0" w:uiPriority="69" w:unhideWhenUsed="0"/>
+    <w:lsdException w:name="Dark List" w:semiHidden="0" w:uiPriority="70" w:unhideWhenUsed="0"/>
+    <w:lsdException w:name="Colorful Shading" w:semiHidden="0" w:uiPriority="71" w:unhideWhenUsed="0"/>
+    <w:lsdException w:name="Colorful List" w:semiHidden="0" w:uiPriority="72" w:unhideWhenUsed="0"/>
+    <w:lsdException w:name="Colorful Grid" w:semiHidden="0" w:uiPriority="73" w:unhideWhenUsed="0"/>
+    <w:lsdException w:name="Light Shading Accent 1" w:semiHidden="0" w:uiPriority="60" w:unhideWhenUsed="0"/>
+    <w:lsdException w:name="Light List Accent 1" w:semiHidden="0" w:uiPriority="61" w:unhideWhenUsed="0"/>
+    <w:lsdException w:name="Light Grid Accent 1" w:semiHidden="0" w:uiPriority="62" w:unhideWhenUsed="0"/>
+    <w:lsdException w:name="Medium Shading 1 Accent 1" w:semiHidden="0" w:uiPriority="63" w:unhideWhenUsed="0"/>
+    <w:lsdException w:name="Medium Shading 2 Accent 1" w:semiHidden="0" w:uiPriority="64" w:unhideWhenUsed="0"/>
+    <w:lsdException w:name="Medium List 1 Accent 1" w:semiHidden="0" w:uiPriority="65" w:unhideWhenUsed="0"/>
+    <w:lsdException w:name="Medium List 2 Accent 1" w:semiHidden="0" w:uiPriority="66" w:unhideWhenUsed="0"/>
+    <w:lsdException w:name="Medium Grid 1 Accent 1" w:semiHidden="0" w:uiPriority="67" w:unhideWhenUsed="0"/>
+    <w:lsdException w:name="Medium Grid 2 Accent 1" w:semiHidden="0" w:uiPriority="68" w:unhideWhenUsed="0"/>
+    <w:lsdException w:name="Medium Grid 3 Accent 1" w:semiHidden="0" w:uiPriority="69" w:unhideWhenUsed="0"/>
+    <w:lsdException w:name="Dark List Accent 1" w:semiHidden="0" w:uiPriority="70" w:unhideWhenUsed="0"/>
+    <w:lsdException w:name="Colorful Shading Accent 1" w:semiHidden="0" w:uiPriority="71" w:unhideWhenUsed="0"/>
+    <w:lsdException w:name="Colorful List Accent 1" w:semiHidden="0" w:uiPriority="72" w:unhideWhenUsed="0"/>
+    <w:lsdException w:name="Colorful Grid Accent 1" w:semiHidden="0" w:uiPriority="73" w:unhideWhenUsed="0"/>
+    <w:lsdException w:name="Light Shading Accent 2" w:semiHidden="0" w:uiPriority="60" w:unhideWhenUsed="0"/>
+    <w:lsdException w:name="Light List Accent 2" w:semiHidden="0" w:uiPriority="61" w:unhideWhenUsed="0"/>
+    <w:lsdException w:name="Light Grid Accent 2" w:semiHidden="0" w:uiPriority="62" w:unhideWhenUsed="0"/>
+    <w:lsdException w:name="Medium Shading 1 Accent 2" w:semiHidden="0" w:uiPriority="63" w:unhideWhenUsed="0"/>
+    <w:lsdException w:name="Medium Shading 2 Accent 2" w:semiHidden="0" w:uiPriority="64" w:unhideWhenUsed="0"/>
+    <w:lsdException w:name="Medium List 1 Accent 2" w:semiHidden="0" w:uiPriority="65" w:unhideWhenUsed="0"/>
+    <w:lsdException w:name="Medium List 2 Accent 2" w:semiHidden="0" w:uiPriority="66" w:unhideWhenUsed="0"/>
+    <w:lsdException w:name="Medium Grid 1 Accent 2" w:semiHidden="0" w:uiPriority="67" w:unhideWhenUsed="0"/>
+    <w:lsdException w:name="Medium Grid 2 Accent 2" w:semiHidden="0" w:uiPriority="68" w:unhideWhenUsed="0"/>
+    <w:lsdException w:name="Medium Grid 3 Accent 2" w:semiHidden="0" w:uiPriority="69" w:unhideWhenUsed="0"/>
+    <w:lsdException w:name="Dark List Accent 2" w:semiHidden="0" w:uiPriority="70" w:unhideWhenUsed="0"/>
+    <w:lsdException w:name="Colorful Shading Accent 2" w:semiHidden="0" w:uiPriority="71" w:unhideWhenUsed="0"/>
+    <w:lsdException w:name="Colorful List Accent 2" w:semiHidden="0" w:uiPriority="72" w:unhideWhenUsed="0"/>
+    <w:lsdException w:name="Colorful Grid Accent 2" w:semiHidden="0" w:uiPriority="73" w:unhideWhenUsed="0"/>
+    <w:lsdException w:name="Light Shading Accent 3" w:semiHidden="0" w:uiPriority="60" w:unhideWhenUsed="0"/>
+    <w:lsdException w:name="Light List Accent 3" w:semiHidden="0" w:uiPriority="61" w:unhideWhenUsed="0"/>
+    <w:lsdException w:name="Light Grid Accent 3" w:semiHidden="0" w:uiPriority="62" w:unhideWhenUsed="0"/>
+    <w:lsdException w:name="Medium Shading 1 Accent 3" w:semiHidden="0" w:uiPriority="63" w:unhideWhenUsed="0"/>
+    <w:lsdException w:name="Medium Shading 2 Accent 3" w:semiHidden="0" w:uiPriority="64" w:unhideWhenUsed="0"/>
+    <w:lsdException w:name="Medium List 1 Accent 3" w:semiHidden="0" w:uiPriority="65" w:unhideWhenUsed="0"/>
+    <w:lsdException w:name="Medium List 2 Accent 3" w:semiHidden="0" w:uiPriority="66" w:unhideWhenUsed="0"/>
+    <w:lsdException w:name="Medium Grid 1 Accent 3" w:semiHidden="0" w:uiPriority="67" w:unhideWhenUsed="0"/>
+    <w:lsdException w:name="Medium Grid 2 Accent 3" w:semiHidden="0" w:uiPriority="68" w:unhideWhenUsed="0"/>
+    <w:lsdException w:name="Medium Grid 3 Accent 3" w:semiHidden="0" w:uiPriority="69" w:unhideWhenUsed="0"/>
+    <w:lsdException w:name="Dark List Accent 3" w:semiHidden="0" w:uiPriority="70" w:unhideWhenUsed="0"/>
+    <w:lsdException w:name="Colorful Shading Accent 3" w:semiHidden="0" w:uiPriority="71" w:unhideWhenUsed="0"/>
+    <w:lsdException w:name="Colorful List Accent 3" w:semiHidden="0" w:uiPriority="72" w:unhideWhenUsed="0"/>
+    <w:lsdException w:name="Colorful Grid Accent 3" w:semiHidden="0" w:uiPriority="73" w:unhideWhenUsed="0"/>
+    <w:lsdException w:name="Light Shading Accent 4" w:semiHidden="0" w:uiPriority="60" w:unhideWhenUsed="0"/>
+    <w:lsdException w:name="Light List Accent 4" w:semiHidden="0" w:uiPriority="61" w:unhideWhenUsed="0"/>
+    <w:lsdException w:name="Light Grid Accent 4" w:semiHidden="0" w:uiPriority="62" w:unhideWhenUsed="0"/>
+    <w:lsdException w:name="Medium Shading 1 Accent 4" w:semiHidden="0" w:uiPriority="63" w:unhideWhenUsed="0"/>
+    <w:lsdException w:name="Medium Shading 2 Accent 4" w:semiHidden="0" w:uiPriority="64" w:unhideWhenUsed="0"/>
+    <w:lsdException w:name="Medium List 1 Accent 4" w:semiHidden="0" w:uiPriority="65" w:unhideWhenUsed="0"/>
+    <w:lsdException w:name="Medium List 2 Accent 4" w:semiHidden="0" w:uiPriority="66" w:unhideWhenUsed="0"/>
+    <w:lsdException w:name="Medium Grid 1 Accent 4" w:semiHidden="0" w:uiPriority="67" w:unhideWhenUsed="0"/>
+    <w:lsdException w:name="Medium Grid 2 Accent 4" w:semiHidden="0" w:uiPriority="68" w:unhideWhenUsed="0"/>
+    <w:lsdException w:name="Medium Grid 3 Accent 4" w:semiHidden="0" w:uiPriority="69" w:unhideWhenUsed="0"/>
+    <w:lsdException w:name="Dark List Accent 4" w:semiHidden="0" w:uiPriority="70" w:unhideWhenUsed="0"/>
+    <w:lsdException w:name="Colorful Shading Accent 4" w:semiHidden="0" w:uiPriority="71" w:unhideWhenUsed="0"/>
+    <w:lsdException w:name="Colorful List Accent 4" w:semiHidden="0" w:uiPriority="72" w:unhideWhenUsed="0"/>
+    <w:lsdException w:name="Colorful Grid Accent 4" w:semiHidden="0" w:uiPriority="73" w:unhideWhenUsed="0"/>
+    <w:lsdException w:name="Light Shading Accent 5" w:semiHidden="0" w:uiPriority="60" w:unhideWhenUsed="0"/>
+    <w:lsdException w:name="Light List Accent 5" w:semiHidden="0" w:uiPriority="61" w:unhideWhenUsed="0"/>
+    <w:lsdException w:name="Light Grid Accent 5" w:semiHidden="0" w:uiPriority="62" w:unhideWhenUsed="0"/>
+    <w:lsdException w:name="Medium Shading 1 Accent 5" w:semiHidden="0" w:uiPriority="63" w:unhideWhenUsed="0"/>
+    <w:lsdException w:name="Medium Shading 2 Accent 5" w:semiHidden="0" w:uiPriority="64" w:unhideWhenUsed="0"/>
+    <w:lsdException w:name="Medium List 1 Accent 5" w:semiHidden="0" w:uiPriority="65" w:unhideWhenUsed="0"/>
+    <w:lsdException w:name="Medium List 2 Accent 5" w:semiHidden="0" w:uiPriority="66" w:unhideWhenUsed="0"/>
+    <w:lsdException w:name="Medium Grid 1 Accent 5" w:semiHidden="0" w:uiPriority="67" w:unhideWhenUsed="0"/>
+    <w:lsdException w:name="Medium Grid 2 Accent 5" w:semiHidden="0" w:uiPriority="68" w:unhideWhenUsed="0"/>
+    <w:lsdException w:name="Medium Grid 3 Accent 5" w:semiHidden="0" w:uiPriority="69" w:unhideWhenUsed="0"/>
+    <w:lsdException w:name="Dark List Accent 5" w:semiHidden="0" w:uiPriority="70" w:unhideWhenUsed="0"/>
+    <w:lsdException w:name="Colorful Shading Accent 5" w:semiHidden="0" w:uiPriority="71" w:unhideWhenUsed="0"/>
+    <w:lsdException w:name="Colorful List Accent 5" w:semiHidden="0" w:uiPriority="72" w:unhideWhenUsed="0"/>
+    <w:lsdException w:name="Colorful Grid Accent 5" w:semiHidden="0" w:uiPriority="73" w:unhideWhenUsed="0"/>
+    <w:lsdException w:name="Light Shading Accent 6" w:semiHidden="0" w:uiPriority="60" w:unhideWhenUsed="0"/>
+    <w:lsdException w:name="Light List Accent 6" w:semiHidden="0" w:uiPriority="61" w:unhideWhenUsed="0"/>
+    <w:lsdException w:name="Light Grid Accent 6" w:semiHidden="0" w:uiPriority="62" w:unhideWhenUsed="0"/>
+    <w:lsdException w:name="Medium Shading 1 Accent 6" w:semiHidden="0" w:uiPriority="63" w:unhideWhenUsed="0"/>
+    <w:lsdException w:name="Medium Shading 2 Accent 6" w:semiHidden="0" w:uiPriority="64" w:unhideWhenUsed="0"/>
+    <w:lsdException w:name="Medium List 1 Accent 6" w:semiHidden="0" w:uiPriority="65" w:unhideWhenUsed="0"/>
+    <w:lsdException w:name="Medium List 2 Accent 6" w:semiHidden="0" w:uiPriority="66" w:unhideWhenUsed="0"/>
+    <w:lsdException w:name="Medium Grid 1 Accent 6" w:semiHidden="0" w:uiPriority="67" w:unhideWhenUsed="0"/>
+    <w:lsdException w:name="Medium Grid 2 Accent 6" w:semiHidden="0" w:uiPriority="68" w:unhideWhenUsed="0"/>
+    <w:lsdException w:name="Medium Grid 3 Accent 6" w:semiHidden="0" w:uiPriority="69" w:unhideWhenUsed="0"/>
+    <w:lsdException w:name="Dark List Accent 6" w:semiHidden="0" w:uiPriority="70" w:unhideWhenUsed="0"/>
+    <w:lsdException w:name="Colorful Shading Accent 6" w:semiHidden="0" w:uiPriority="71" w:unhideWhenUsed="0"/>
+    <w:lsdException w:name="Colorful List Accent 6" w:semiHidden="0" w:uiPriority="72" w:unhideWhenUsed="0"/>
+    <w:lsdException w:name="Colorful Grid Accent 6" w:semiHidden="0" w:uiPriority="73" w:unhideWhenUsed="0"/>
   </w:latentStyles>
-  <w:style w:type="paragraph" w:default="1" w:styleId="1">
+  <w:style w:type="paragraph" w:default="1" w:styleId="Normal">
     <w:name w:val="Normal"/>
     <w:qFormat/>
-    <w:uiPriority w:val="0"/>
     <w:pPr>
       <w:kinsoku w:val="0"/>
       <w:autoSpaceDE w:val="0"/>
@@ -11622,7 +11499,7 @@
       <w:textAlignment w:val="baseline"/>
     </w:pPr>
     <w:rPr>
-      <w:rFonts w:ascii="Arial" w:hAnsi="Arial" w:eastAsia="宋体" w:cs="Arial"/>
+      <w:rFonts w:ascii="Arial" w:eastAsia="宋体" w:hAnsi="Arial" w:cs="Arial"/>
       <w:snapToGrid w:val="0"/>
       <w:color w:val="000000"/>
       <w:kern w:val="0"/>
@@ -11631,12 +11508,11 @@
       <w:lang w:val="en-US" w:eastAsia="en-US" w:bidi="ar-SA"/>
     </w:rPr>
   </w:style>
-  <w:style w:type="paragraph" w:styleId="2">
+  <w:style w:type="paragraph" w:styleId="Heading1">
     <w:name w:val="heading 1"/>
-    <w:basedOn w:val="1"/>
-    <w:next w:val="1"/>
+    <w:basedOn w:val="Normal"/>
+    <w:next w:val="Normal"/>
     <w:qFormat/>
-    <w:uiPriority w:val="0"/>
     <w:pPr>
       <w:keepNext/>
       <w:keepLines/>
@@ -11654,13 +11530,12 @@
       <w:sz w:val="44"/>
     </w:rPr>
   </w:style>
-  <w:style w:type="paragraph" w:styleId="3">
+  <w:style w:type="paragraph" w:styleId="Heading2">
     <w:name w:val="heading 2"/>
-    <w:basedOn w:val="1"/>
-    <w:next w:val="1"/>
+    <w:basedOn w:val="Normal"/>
+    <w:next w:val="Normal"/>
     <w:unhideWhenUsed/>
     <w:qFormat/>
-    <w:uiPriority w:val="0"/>
     <w:pPr>
       <w:keepNext/>
       <w:keepLines/>
@@ -11673,19 +11548,18 @@
       <w:outlineLvl w:val="1"/>
     </w:pPr>
     <w:rPr>
-      <w:rFonts w:ascii="Arial" w:hAnsi="Arial" w:eastAsia="黑体"/>
+      <w:rFonts w:ascii="Arial" w:eastAsia="黑体" w:hAnsi="Arial"/>
       <w:b/>
       <w:sz w:val="32"/>
     </w:rPr>
   </w:style>
-  <w:style w:type="paragraph" w:styleId="4">
+  <w:style w:type="paragraph" w:styleId="Heading3">
     <w:name w:val="heading 3"/>
-    <w:basedOn w:val="1"/>
-    <w:next w:val="1"/>
+    <w:basedOn w:val="Normal"/>
+    <w:next w:val="Normal"/>
     <w:semiHidden/>
     <w:unhideWhenUsed/>
     <w:qFormat/>
-    <w:uiPriority w:val="0"/>
     <w:pPr>
       <w:keepNext/>
       <w:keepLines/>
@@ -11702,13 +11576,12 @@
       <w:sz w:val="32"/>
     </w:rPr>
   </w:style>
-  <w:style w:type="paragraph" w:styleId="5">
+  <w:style w:type="paragraph" w:styleId="Heading4">
     <w:name w:val="heading 4"/>
-    <w:basedOn w:val="1"/>
-    <w:next w:val="1"/>
+    <w:basedOn w:val="Normal"/>
+    <w:next w:val="Normal"/>
     <w:unhideWhenUsed/>
     <w:qFormat/>
-    <w:uiPriority w:val="0"/>
     <w:pPr>
       <w:keepNext/>
       <w:keepLines/>
@@ -11721,19 +11594,18 @@
       <w:outlineLvl w:val="3"/>
     </w:pPr>
     <w:rPr>
-      <w:rFonts w:ascii="Arial" w:hAnsi="Arial" w:eastAsia="黑体"/>
+      <w:rFonts w:ascii="Arial" w:eastAsia="黑体" w:hAnsi="Arial"/>
       <w:b/>
       <w:sz w:val="28"/>
     </w:rPr>
   </w:style>
-  <w:style w:type="paragraph" w:styleId="6">
+  <w:style w:type="paragraph" w:styleId="Heading5">
     <w:name w:val="heading 5"/>
-    <w:basedOn w:val="1"/>
-    <w:next w:val="1"/>
+    <w:basedOn w:val="Normal"/>
+    <w:next w:val="Normal"/>
     <w:semiHidden/>
     <w:unhideWhenUsed/>
     <w:qFormat/>
-    <w:uiPriority w:val="0"/>
     <w:pPr>
       <w:keepNext/>
       <w:keepLines/>
@@ -11750,14 +11622,13 @@
       <w:sz w:val="28"/>
     </w:rPr>
   </w:style>
-  <w:style w:type="paragraph" w:styleId="7">
+  <w:style w:type="paragraph" w:styleId="Heading6">
     <w:name w:val="heading 6"/>
-    <w:basedOn w:val="1"/>
-    <w:next w:val="1"/>
+    <w:basedOn w:val="Normal"/>
+    <w:next w:val="Normal"/>
     <w:semiHidden/>
     <w:unhideWhenUsed/>
     <w:qFormat/>
-    <w:uiPriority w:val="0"/>
     <w:pPr>
       <w:keepNext/>
       <w:keepLines/>
@@ -11770,19 +11641,18 @@
       <w:outlineLvl w:val="5"/>
     </w:pPr>
     <w:rPr>
-      <w:rFonts w:ascii="Arial" w:hAnsi="Arial" w:eastAsia="黑体"/>
+      <w:rFonts w:ascii="Arial" w:eastAsia="黑体" w:hAnsi="Arial"/>
       <w:b/>
       <w:sz w:val="24"/>
     </w:rPr>
   </w:style>
-  <w:style w:type="paragraph" w:styleId="8">
+  <w:style w:type="paragraph" w:styleId="Heading7">
     <w:name w:val="heading 7"/>
-    <w:basedOn w:val="1"/>
-    <w:next w:val="1"/>
+    <w:basedOn w:val="Normal"/>
+    <w:next w:val="Normal"/>
     <w:semiHidden/>
     <w:unhideWhenUsed/>
     <w:qFormat/>
-    <w:uiPriority w:val="0"/>
     <w:pPr>
       <w:keepNext/>
       <w:keepLines/>
@@ -11799,14 +11669,13 @@
       <w:sz w:val="24"/>
     </w:rPr>
   </w:style>
-  <w:style w:type="paragraph" w:styleId="9">
+  <w:style w:type="paragraph" w:styleId="Heading8">
     <w:name w:val="heading 8"/>
-    <w:basedOn w:val="1"/>
-    <w:next w:val="1"/>
+    <w:basedOn w:val="Normal"/>
+    <w:next w:val="Normal"/>
     <w:semiHidden/>
     <w:unhideWhenUsed/>
     <w:qFormat/>
-    <w:uiPriority w:val="0"/>
     <w:pPr>
       <w:keepNext/>
       <w:keepLines/>
@@ -11819,18 +11688,17 @@
       <w:outlineLvl w:val="7"/>
     </w:pPr>
     <w:rPr>
-      <w:rFonts w:ascii="Arial" w:hAnsi="Arial" w:eastAsia="黑体"/>
+      <w:rFonts w:ascii="Arial" w:eastAsia="黑体" w:hAnsi="Arial"/>
       <w:sz w:val="24"/>
     </w:rPr>
   </w:style>
-  <w:style w:type="paragraph" w:styleId="10">
+  <w:style w:type="paragraph" w:styleId="Heading9">
     <w:name w:val="heading 9"/>
-    <w:basedOn w:val="1"/>
-    <w:next w:val="1"/>
+    <w:basedOn w:val="Normal"/>
+    <w:next w:val="Normal"/>
     <w:semiHidden/>
     <w:unhideWhenUsed/>
     <w:qFormat/>
-    <w:uiPriority w:val="0"/>
     <w:pPr>
       <w:keepNext/>
       <w:keepLines/>
@@ -11843,21 +11711,19 @@
       <w:outlineLvl w:val="8"/>
     </w:pPr>
     <w:rPr>
-      <w:rFonts w:ascii="Arial" w:hAnsi="Arial" w:eastAsia="黑体"/>
+      <w:rFonts w:ascii="Arial" w:eastAsia="黑体" w:hAnsi="Arial"/>
       <w:sz w:val="21"/>
     </w:rPr>
   </w:style>
-  <w:style w:type="character" w:default="1" w:styleId="22">
+  <w:style w:type="character" w:default="1" w:styleId="DefaultParagraphFont">
     <w:name w:val="Default Paragraph Font"/>
     <w:semiHidden/>
     <w:qFormat/>
-    <w:uiPriority w:val="0"/>
   </w:style>
-  <w:style w:type="table" w:default="1" w:styleId="20">
+  <w:style w:type="table" w:default="1" w:styleId="TableNormal">
     <w:name w:val="Normal Table"/>
     <w:semiHidden/>
     <w:qFormat/>
-    <w:uiPriority w:val="0"/>
     <w:tblPr>
       <w:tblCellMar>
         <w:top w:w="0" w:type="dxa"/>
@@ -11867,43 +11733,39 @@
       </w:tblCellMar>
     </w:tblPr>
   </w:style>
-  <w:style w:type="paragraph" w:styleId="11">
+  <w:style w:type="paragraph" w:styleId="CommentText">
     <w:name w:val="annotation text"/>
-    <w:basedOn w:val="1"/>
+    <w:basedOn w:val="Normal"/>
     <w:qFormat/>
-    <w:uiPriority w:val="0"/>
     <w:pPr>
       <w:jc w:val="left"/>
     </w:pPr>
   </w:style>
-  <w:style w:type="paragraph" w:styleId="12">
+  <w:style w:type="paragraph" w:styleId="BodyText">
     <w:name w:val="Body Text"/>
-    <w:basedOn w:val="1"/>
+    <w:basedOn w:val="Normal"/>
     <w:semiHidden/>
     <w:qFormat/>
-    <w:uiPriority w:val="0"/>
     <w:rPr>
-      <w:rFonts w:ascii="Arial" w:hAnsi="Arial" w:eastAsia="Arial" w:cs="Arial"/>
+      <w:rFonts w:ascii="Arial" w:eastAsia="Arial" w:hAnsi="Arial" w:cs="Arial"/>
       <w:sz w:val="21"/>
       <w:szCs w:val="21"/>
       <w:lang w:val="en-US" w:eastAsia="en-US" w:bidi="ar-SA"/>
     </w:rPr>
   </w:style>
-  <w:style w:type="paragraph" w:styleId="13">
+  <w:style w:type="paragraph" w:styleId="TOC3">
     <w:name w:val="toc 3"/>
-    <w:basedOn w:val="1"/>
-    <w:next w:val="1"/>
+    <w:basedOn w:val="Normal"/>
+    <w:next w:val="Normal"/>
     <w:qFormat/>
-    <w:uiPriority w:val="0"/>
     <w:pPr>
       <w:ind w:left="840" w:leftChars="400"/>
     </w:pPr>
   </w:style>
-  <w:style w:type="paragraph" w:styleId="14">
+  <w:style w:type="paragraph" w:styleId="Footer">
     <w:name w:val="footer"/>
-    <w:basedOn w:val="1"/>
+    <w:basedOn w:val="Normal"/>
     <w:qFormat/>
-    <w:uiPriority w:val="0"/>
     <w:pPr>
       <w:tabs>
         <w:tab w:val="center" w:pos="4153"/>
@@ -11916,17 +11778,16 @@
       <w:sz w:val="18"/>
     </w:rPr>
   </w:style>
-  <w:style w:type="paragraph" w:styleId="15">
+  <w:style w:type="paragraph" w:styleId="Header">
     <w:name w:val="header"/>
-    <w:basedOn w:val="1"/>
+    <w:basedOn w:val="Normal"/>
     <w:qFormat/>
-    <w:uiPriority w:val="0"/>
     <w:pPr>
       <w:pBdr>
-        <w:top w:val="none" w:color="auto" w:sz="0" w:space="0"/>
-        <w:left w:val="none" w:color="auto" w:sz="0" w:space="0"/>
-        <w:bottom w:val="none" w:color="auto" w:sz="0" w:space="0"/>
-        <w:right w:val="none" w:color="auto" w:sz="0" w:space="0"/>
+        <w:top w:val="nil"/>
+        <w:left w:val="nil"/>
+        <w:bottom w:val="nil"/>
+        <w:right w:val="nil"/>
       </w:pBdr>
       <w:tabs>
         <w:tab w:val="center" w:pos="4153"/>
@@ -11941,41 +11802,37 @@
       <w:sz w:val="18"/>
     </w:rPr>
   </w:style>
-  <w:style w:type="paragraph" w:styleId="16">
+  <w:style w:type="paragraph" w:styleId="TOC1">
     <w:name w:val="toc 1"/>
-    <w:basedOn w:val="1"/>
-    <w:next w:val="1"/>
+    <w:basedOn w:val="Normal"/>
+    <w:next w:val="Normal"/>
     <w:qFormat/>
-    <w:uiPriority w:val="0"/>
     <w:rPr>
-      <w:rFonts w:ascii="Arial" w:hAnsi="Arial" w:eastAsia="Microsoft JhengHei"/>
+      <w:rFonts w:ascii="Arial" w:eastAsia="Microsoft JhengHei" w:hAnsi="Arial"/>
       <w:sz w:val="24"/>
     </w:rPr>
   </w:style>
-  <w:style w:type="paragraph" w:styleId="17">
+  <w:style w:type="paragraph" w:styleId="TOC2">
     <w:name w:val="toc 2"/>
-    <w:basedOn w:val="1"/>
-    <w:next w:val="1"/>
+    <w:basedOn w:val="Normal"/>
+    <w:next w:val="Normal"/>
     <w:qFormat/>
-    <w:uiPriority w:val="0"/>
     <w:pPr>
       <w:ind w:left="420" w:leftChars="200"/>
     </w:pPr>
   </w:style>
-  <w:style w:type="paragraph" w:styleId="18">
+  <w:style w:type="paragraph" w:styleId="NormalWeb">
     <w:name w:val="Normal (Web)"/>
-    <w:basedOn w:val="1"/>
+    <w:basedOn w:val="Normal"/>
     <w:qFormat/>
-    <w:uiPriority w:val="0"/>
     <w:rPr>
       <w:sz w:val="24"/>
     </w:rPr>
   </w:style>
-  <w:style w:type="paragraph" w:styleId="19">
+  <w:style w:type="paragraph" w:styleId="Title">
     <w:name w:val="Title"/>
-    <w:basedOn w:val="1"/>
+    <w:basedOn w:val="Normal"/>
     <w:qFormat/>
-    <w:uiPriority w:val="0"/>
     <w:pPr>
       <w:spacing w:before="240" w:beforeLines="0" w:beforeAutospacing="0" w:after="60" w:afterLines="0" w:afterAutospacing="0"/>
       <w:jc w:val="center"/>
@@ -11987,41 +11844,38 @@
       <w:sz w:val="32"/>
     </w:rPr>
   </w:style>
-  <w:style w:type="table" w:styleId="21">
+  <w:style w:type="table" w:styleId="TableGrid">
     <w:name w:val="Table Grid"/>
-    <w:basedOn w:val="20"/>
+    <w:basedOn w:val="TableNormal"/>
     <w:qFormat/>
-    <w:uiPriority w:val="0"/>
     <w:pPr>
       <w:widowControl w:val="0"/>
       <w:jc w:val="both"/>
     </w:pPr>
     <w:tblPr>
       <w:tblBorders>
-        <w:top w:val="single" w:color="auto" w:sz="4" w:space="0"/>
-        <w:left w:val="single" w:color="auto" w:sz="4" w:space="0"/>
-        <w:bottom w:val="single" w:color="auto" w:sz="4" w:space="0"/>
-        <w:right w:val="single" w:color="auto" w:sz="4" w:space="0"/>
-        <w:insideH w:val="single" w:color="auto" w:sz="4" w:space="0"/>
-        <w:insideV w:val="single" w:color="auto" w:sz="4" w:space="0"/>
+        <w:top w:val="single" w:sz="4" w:space="0" w:color="auto"/>
+        <w:left w:val="single" w:sz="4" w:space="0" w:color="auto"/>
+        <w:bottom w:val="single" w:sz="4" w:space="0" w:color="auto"/>
+        <w:right w:val="single" w:sz="4" w:space="0" w:color="auto"/>
+        <w:insideH w:val="single" w:sz="4" w:space="0" w:color="auto"/>
+        <w:insideV w:val="single" w:sz="4" w:space="0" w:color="auto"/>
       </w:tblBorders>
     </w:tblPr>
   </w:style>
-  <w:style w:type="character" w:styleId="23">
+  <w:style w:type="character" w:styleId="Strong">
     <w:name w:val="Strong"/>
-    <w:basedOn w:val="22"/>
+    <w:basedOn w:val="DefaultParagraphFont"/>
     <w:qFormat/>
-    <w:uiPriority w:val="0"/>
     <w:rPr>
       <w:b/>
     </w:rPr>
   </w:style>
-  <w:style w:type="table" w:customStyle="1" w:styleId="24">
+  <w:style w:type="table" w:customStyle="1" w:styleId="TableNormal0">
     <w:name w:val="Table Normal_0"/>
     <w:semiHidden/>
     <w:unhideWhenUsed/>
     <w:qFormat/>
-    <w:uiPriority w:val="0"/>
     <w:tblPr>
       <w:tblCellMar>
         <w:top w:w="0" w:type="dxa"/>
@@ -12031,87 +11885,81 @@
       </w:tblCellMar>
     </w:tblPr>
   </w:style>
-  <w:style w:type="paragraph" w:customStyle="1" w:styleId="25">
+  <w:style w:type="paragraph" w:customStyle="1" w:styleId="TableText">
     <w:name w:val="Table Text"/>
-    <w:basedOn w:val="1"/>
+    <w:basedOn w:val="Normal"/>
     <w:semiHidden/>
     <w:qFormat/>
-    <w:uiPriority w:val="0"/>
     <w:rPr>
-      <w:rFonts w:ascii="宋体" w:hAnsi="宋体" w:eastAsia="宋体" w:cs="宋体"/>
+      <w:rFonts w:ascii="宋体" w:eastAsia="宋体" w:hAnsi="宋体" w:cs="宋体"/>
       <w:sz w:val="21"/>
       <w:szCs w:val="21"/>
       <w:lang w:val="en-US" w:eastAsia="en-US" w:bidi="ar-SA"/>
     </w:rPr>
   </w:style>
-  <w:style w:type="paragraph" w:customStyle="1" w:styleId="26">
+  <w:style w:type="paragraph" w:customStyle="1" w:styleId="1">
     <w:name w:val="柴_标题1"/>
-    <w:basedOn w:val="2"/>
-    <w:next w:val="27"/>
-    <w:link w:val="38"/>
+    <w:basedOn w:val="Heading1"/>
+    <w:next w:val="a"/>
+    <w:link w:val="1Char"/>
     <w:qFormat/>
-    <w:uiPriority w:val="0"/>
     <w:pPr>
       <w:spacing w:before="100" w:after="90" w:line="360" w:lineRule="auto"/>
     </w:pPr>
     <w:rPr>
-      <w:rFonts w:ascii="Arial" w:hAnsi="Arial" w:eastAsia="宋体"/>
+      <w:rFonts w:ascii="Arial" w:eastAsia="宋体" w:hAnsi="Arial"/>
       <w:sz w:val="32"/>
     </w:rPr>
   </w:style>
-  <w:style w:type="paragraph" w:customStyle="1" w:styleId="27">
+  <w:style w:type="paragraph" w:customStyle="1" w:styleId="a">
     <w:name w:val="柴_正文"/>
-    <w:basedOn w:val="12"/>
-    <w:link w:val="41"/>
+    <w:basedOn w:val="BodyText"/>
+    <w:link w:val="Char"/>
     <w:qFormat/>
-    <w:uiPriority w:val="0"/>
     <w:pPr>
       <w:spacing w:line="360" w:lineRule="auto"/>
       <w:ind w:firstLine="470" w:firstLineChars="200"/>
     </w:pPr>
     <w:rPr>
-      <w:rFonts w:ascii="Arial" w:hAnsi="Arial" w:eastAsia="宋体"/>
+      <w:rFonts w:ascii="Arial" w:eastAsia="宋体" w:hAnsi="Arial"/>
       <w:sz w:val="24"/>
       <w:lang w:eastAsia="zh-CN"/>
     </w:rPr>
   </w:style>
-  <w:style w:type="paragraph" w:customStyle="1" w:styleId="28">
+  <w:style w:type="paragraph" w:customStyle="1" w:styleId="2">
     <w:name w:val="柴_标题2"/>
-    <w:basedOn w:val="3"/>
-    <w:next w:val="27"/>
+    <w:basedOn w:val="Heading2"/>
+    <w:next w:val="a"/>
     <w:qFormat/>
-    <w:uiPriority w:val="0"/>
     <w:pPr>
       <w:spacing w:line="360" w:lineRule="auto"/>
     </w:pPr>
     <w:rPr>
-      <w:rFonts w:ascii="Arial" w:hAnsi="Arial" w:eastAsia="宋体"/>
+      <w:rFonts w:ascii="Arial" w:eastAsia="宋体" w:hAnsi="Arial"/>
       <w:sz w:val="28"/>
     </w:rPr>
   </w:style>
-  <w:style w:type="paragraph" w:customStyle="1" w:styleId="29">
+  <w:style w:type="paragraph" w:customStyle="1" w:styleId="3">
     <w:name w:val="柴_标题3"/>
-    <w:basedOn w:val="4"/>
-    <w:next w:val="27"/>
+    <w:basedOn w:val="Heading3"/>
+    <w:next w:val="a"/>
     <w:qFormat/>
-    <w:uiPriority w:val="0"/>
     <w:pPr>
       <w:spacing w:line="360" w:lineRule="auto"/>
       <w:ind w:left="0" w:firstLine="472" w:firstLineChars="200"/>
     </w:pPr>
     <w:rPr>
-      <w:rFonts w:ascii="宋体" w:hAnsi="宋体" w:eastAsia="宋体" w:cs="宋体"/>
+      <w:rFonts w:ascii="宋体" w:eastAsia="宋体" w:hAnsi="宋体" w:cs="宋体"/>
       <w:spacing w:val="-2"/>
       <w:sz w:val="24"/>
       <w:szCs w:val="24"/>
     </w:rPr>
   </w:style>
-  <w:style w:type="paragraph" w:customStyle="1" w:styleId="30">
+  <w:style w:type="paragraph" w:customStyle="1" w:styleId="a0">
     <w:name w:val="柴_目录"/>
-    <w:basedOn w:val="1"/>
-    <w:next w:val="12"/>
+    <w:basedOn w:val="Normal"/>
+    <w:next w:val="BodyText"/>
     <w:qFormat/>
-    <w:uiPriority w:val="0"/>
     <w:pPr>
       <w:tabs>
         <w:tab w:val="right" w:leader="dot" w:pos="8442"/>
@@ -12119,96 +11967,89 @@
       <w:ind w:left="0" w:leftChars="0"/>
     </w:pPr>
     <w:rPr>
-      <w:rFonts w:ascii="Arial" w:hAnsi="Arial" w:eastAsia="Microsoft JhengHei"/>
+      <w:rFonts w:ascii="Arial" w:eastAsia="Microsoft JhengHei" w:hAnsi="Arial"/>
       <w:sz w:val="24"/>
     </w:rPr>
   </w:style>
-  <w:style w:type="paragraph" w:customStyle="1" w:styleId="31">
+  <w:style w:type="paragraph" w:customStyle="1" w:styleId="a1">
     <w:name w:val="柴_公司名"/>
-    <w:basedOn w:val="19"/>
+    <w:basedOn w:val="Title"/>
     <w:qFormat/>
-    <w:uiPriority w:val="0"/>
     <w:pPr>
       <w:spacing w:after="600" w:afterLines="600"/>
     </w:pPr>
     <w:rPr>
-      <w:rFonts w:hint="eastAsia" w:ascii="宋体" w:hAnsi="宋体" w:eastAsia="宋体" w:cs="宋体"/>
+      <w:rFonts w:ascii="宋体" w:eastAsia="宋体" w:hAnsi="宋体" w:cs="宋体" w:hint="eastAsia"/>
       <w:bCs/>
       <w:spacing w:val="-6"/>
       <w:sz w:val="52"/>
       <w:szCs w:val="52"/>
     </w:rPr>
   </w:style>
-  <w:style w:type="paragraph" w:customStyle="1" w:styleId="32">
+  <w:style w:type="paragraph" w:customStyle="1" w:styleId="a2">
     <w:name w:val="柴_文档名"/>
-    <w:basedOn w:val="19"/>
+    <w:basedOn w:val="Title"/>
     <w:qFormat/>
-    <w:uiPriority w:val="0"/>
     <w:pPr>
       <w:spacing w:after="900" w:afterLines="900"/>
     </w:pPr>
     <w:rPr>
-      <w:rFonts w:ascii="黑体" w:hAnsi="黑体" w:eastAsia="黑体" w:cs="黑体"/>
+      <w:rFonts w:ascii="黑体" w:eastAsia="黑体" w:hAnsi="黑体" w:cs="黑体"/>
       <w:bCs/>
       <w:spacing w:val="-7"/>
       <w:sz w:val="52"/>
       <w:szCs w:val="52"/>
     </w:rPr>
   </w:style>
-  <w:style w:type="paragraph" w:customStyle="1" w:styleId="33">
+  <w:style w:type="paragraph" w:customStyle="1" w:styleId="WPSOffice1">
     <w:name w:val="WPSOffice手动目录 1"/>
     <w:qFormat/>
-    <w:uiPriority w:val="0"/>
     <w:pPr>
       <w:ind w:leftChars="0"/>
     </w:pPr>
     <w:rPr>
-      <w:rFonts w:ascii="Times New Roman" w:hAnsi="Times New Roman" w:eastAsia="宋体" w:cs="Times New Roman"/>
+      <w:rFonts w:ascii="Times New Roman" w:eastAsia="宋体" w:hAnsi="Times New Roman" w:cs="Times New Roman"/>
       <w:sz w:val="20"/>
       <w:szCs w:val="20"/>
     </w:rPr>
   </w:style>
-  <w:style w:type="paragraph" w:customStyle="1" w:styleId="34">
+  <w:style w:type="paragraph" w:customStyle="1" w:styleId="WPSOffice2">
     <w:name w:val="WPSOffice手动目录 2"/>
     <w:qFormat/>
-    <w:uiPriority w:val="0"/>
     <w:pPr>
       <w:ind w:leftChars="200"/>
     </w:pPr>
     <w:rPr>
-      <w:rFonts w:ascii="Times New Roman" w:hAnsi="Times New Roman" w:eastAsia="宋体" w:cs="Times New Roman"/>
+      <w:rFonts w:ascii="Times New Roman" w:eastAsia="宋体" w:hAnsi="Times New Roman" w:cs="Times New Roman"/>
       <w:sz w:val="20"/>
       <w:szCs w:val="20"/>
     </w:rPr>
   </w:style>
-  <w:style w:type="paragraph" w:customStyle="1" w:styleId="35">
+  <w:style w:type="paragraph" w:customStyle="1" w:styleId="WPSOffice3">
     <w:name w:val="WPSOffice手动目录 3"/>
     <w:qFormat/>
-    <w:uiPriority w:val="0"/>
     <w:pPr>
       <w:ind w:leftChars="400"/>
     </w:pPr>
     <w:rPr>
-      <w:rFonts w:ascii="Times New Roman" w:hAnsi="Times New Roman" w:eastAsia="宋体" w:cs="Times New Roman"/>
+      <w:rFonts w:ascii="Times New Roman" w:eastAsia="宋体" w:hAnsi="Times New Roman" w:cs="Times New Roman"/>
       <w:sz w:val="20"/>
       <w:szCs w:val="20"/>
     </w:rPr>
   </w:style>
-  <w:style w:type="paragraph" w:customStyle="1" w:styleId="36">
+  <w:style w:type="paragraph" w:customStyle="1" w:styleId="Compact">
     <w:name w:val="Compact"/>
-    <w:basedOn w:val="12"/>
+    <w:basedOn w:val="BodyText"/>
     <w:qFormat/>
-    <w:uiPriority w:val="0"/>
     <w:pPr>
       <w:spacing w:before="36" w:after="36"/>
     </w:pPr>
   </w:style>
-  <w:style w:type="table" w:customStyle="1" w:styleId="37">
+  <w:style w:type="table" w:customStyle="1" w:styleId="Table">
     <w:name w:val="Table"/>
     <w:semiHidden/>
     <w:unhideWhenUsed/>
     <w:qFormat/>
-    <w:uiPriority w:val="0"/>
     <w:tblPr>
       <w:tblCellMar>
         <w:top w:w="0" w:type="dxa"/>
@@ -12220,28 +12061,26 @@
     <w:tblStylePr w:type="firstRow">
       <w:tcPr>
         <w:tcBorders>
-          <w:bottom w:val="single" w:color="auto" w:sz="0" w:space="0"/>
+          <w:bottom w:val="single" w:sz="0" w:space="0" w:color="auto"/>
         </w:tcBorders>
         <w:vAlign w:val="bottom"/>
       </w:tcPr>
     </w:tblStylePr>
   </w:style>
-  <w:style w:type="character" w:customStyle="1" w:styleId="38">
+  <w:style w:type="character" w:customStyle="1" w:styleId="1Char">
     <w:name w:val="柴_标题1 Char"/>
-    <w:link w:val="26"/>
+    <w:link w:val="1"/>
     <w:qFormat/>
-    <w:uiPriority w:val="0"/>
     <w:rPr>
-      <w:rFonts w:ascii="Arial" w:hAnsi="Arial" w:eastAsia="宋体"/>
+      <w:rFonts w:ascii="Arial" w:eastAsia="宋体" w:hAnsi="Arial"/>
       <w:sz w:val="32"/>
     </w:rPr>
   </w:style>
-  <w:style w:type="paragraph" w:customStyle="1" w:styleId="39">
+  <w:style w:type="paragraph" w:customStyle="1" w:styleId="a3">
     <w:name w:val="柴_正文_无缩进"/>
-    <w:basedOn w:val="1"/>
-    <w:link w:val="42"/>
+    <w:basedOn w:val="Normal"/>
+    <w:link w:val="Char0"/>
     <w:qFormat/>
-    <w:uiPriority w:val="0"/>
     <w:pPr>
       <w:ind w:firstLine="0" w:firstLineChars="0"/>
     </w:pPr>
@@ -12251,40 +12090,37 @@
       <w:lang w:eastAsia="zh-CN"/>
     </w:rPr>
   </w:style>
-  <w:style w:type="paragraph" w:customStyle="1" w:styleId="40">
+  <w:style w:type="paragraph" w:customStyle="1" w:styleId="4">
     <w:name w:val="柴_标题4"/>
-    <w:basedOn w:val="5"/>
-    <w:next w:val="1"/>
+    <w:basedOn w:val="Heading4"/>
+    <w:next w:val="Normal"/>
     <w:qFormat/>
-    <w:uiPriority w:val="0"/>
     <w:pPr>
       <w:widowControl w:val="0"/>
       <w:spacing w:before="160" w:line="360" w:lineRule="auto"/>
-      <w:ind w:left="981" w:leftChars="300" w:hanging="862"/>
+      <w:ind w:left="981" w:hanging="862" w:leftChars="300"/>
     </w:pPr>
     <w:rPr>
-      <w:rFonts w:hint="eastAsia" w:ascii="Calibri" w:hAnsi="Calibri" w:eastAsia="宋体" w:cs="宋体"/>
+      <w:rFonts w:ascii="Calibri" w:eastAsia="宋体" w:hAnsi="Calibri" w:cs="宋体" w:hint="eastAsia"/>
       <w:sz w:val="24"/>
       <w:szCs w:val="24"/>
       <w:lang w:eastAsia="zh-CN" w:bidi="zh-CN"/>
     </w:rPr>
   </w:style>
-  <w:style w:type="character" w:customStyle="1" w:styleId="41">
+  <w:style w:type="character" w:customStyle="1" w:styleId="Char">
     <w:name w:val="柴_正文 Char"/>
-    <w:link w:val="27"/>
+    <w:link w:val="a"/>
     <w:qFormat/>
-    <w:uiPriority w:val="0"/>
     <w:rPr>
-      <w:rFonts w:ascii="Arial" w:hAnsi="Arial" w:eastAsia="宋体"/>
+      <w:rFonts w:ascii="Arial" w:eastAsia="宋体" w:hAnsi="Arial"/>
       <w:sz w:val="24"/>
       <w:lang w:eastAsia="zh-CN"/>
     </w:rPr>
   </w:style>
-  <w:style w:type="character" w:customStyle="1" w:styleId="42">
+  <w:style w:type="character" w:customStyle="1" w:styleId="Char0">
     <w:name w:val="柴_正文_无缩进 Char"/>
-    <w:link w:val="39"/>
+    <w:link w:val="a3"/>
     <w:qFormat/>
-    <w:uiPriority w:val="0"/>
     <w:rPr>
       <w:rFonts w:ascii="Arial" w:hAnsi="Arial"/>
       <w:sz w:val="24"/>

--- a/6-过程管理/流程制度规范类文件/060102-服务级别管理程序.docx
+++ b/6-过程管理/流程制度规范类文件/060102-服务级别管理程序.docx
@@ -1,46 +1,45 @@
 
 <file path=word/document.xml><?xml version="1.0" encoding="utf-8"?>
-<w:document xmlns:wpc="http://schemas.microsoft.com/office/word/2010/wordprocessingCanvas" xmlns:mc="http://schemas.openxmlformats.org/markup-compatibility/2006" xmlns:o="urn:schemas-microsoft-com:office:office" xmlns:r="http://schemas.openxmlformats.org/officeDocument/2006/relationships" xmlns:m="http://schemas.openxmlformats.org/officeDocument/2006/math" xmlns:v="urn:schemas-microsoft-com:vml" xmlns:wp14="http://schemas.microsoft.com/office/word/2010/wordprocessingDrawing" xmlns:wp="http://schemas.openxmlformats.org/drawingml/2006/wordprocessingDrawing" xmlns:w10="urn:schemas-microsoft-com:office:word" xmlns:w="http://schemas.openxmlformats.org/wordprocessingml/2006/main" xmlns:w14="http://schemas.microsoft.com/office/word/2010/wordml" xmlns:w15="http://schemas.microsoft.com/office/word/2012/wordml" xmlns:wne="http://schemas.microsoft.com/office/word/2006/wordml" xmlns:wpg="http://schemas.microsoft.com/office/word/2010/wordprocessingGroup" xmlns:wpi="http://schemas.microsoft.com/office/word/2010/wordprocessingInk" xmlns:wps="http://schemas.microsoft.com/office/word/2010/wordprocessingShape" mc:Ignorable="w14 w15 wp14">
-  <!-- Generated by Aspose.Words for .NET 13.3.0.1 -->
+<w:document xmlns:wpc="http://schemas.microsoft.com/office/word/2010/wordprocessingCanvas" xmlns:mc="http://schemas.openxmlformats.org/markup-compatibility/2006" xmlns:o="urn:schemas-microsoft-com:office:office" xmlns:r="http://schemas.openxmlformats.org/officeDocument/2006/relationships" xmlns:m="http://schemas.openxmlformats.org/officeDocument/2006/math" xmlns:v="urn:schemas-microsoft-com:vml" xmlns:wp14="http://schemas.microsoft.com/office/word/2010/wordprocessingDrawing" xmlns:wp="http://schemas.openxmlformats.org/drawingml/2006/wordprocessingDrawing" xmlns:w="http://schemas.openxmlformats.org/wordprocessingml/2006/main" xmlns:w14="http://schemas.microsoft.com/office/word/2010/wordml" xmlns:w10="urn:schemas-microsoft-com:office:word" xmlns:w15="http://schemas.microsoft.com/office/word/2012/wordml" xmlns:wpg="http://schemas.microsoft.com/office/word/2010/wordprocessingGroup" xmlns:wpi="http://schemas.microsoft.com/office/word/2010/wordprocessingInk" xmlns:wne="http://schemas.microsoft.com/office/word/2006/wordml" xmlns:wps="http://schemas.microsoft.com/office/word/2010/wordprocessingShape" xmlns:wpsCustomData="http://www.wps.cn/officeDocument/2013/wpsCustomData" mc:Ignorable="w14 w15 wp14">
   <w:body>
     <w:p>
       <w:pPr>
-        <w:pStyle w:val="a1"/>
-        <w:keepNext w:val="0"/>
-        <w:keepLines w:val="0"/>
-        <w:pageBreakBefore w:val="0"/>
-        <w:widowControl w:val="0"/>
-        <w:kinsoku w:val="0"/>
-        <w:wordWrap/>
-        <w:overflowPunct/>
-        <w:topLinePunct w:val="0"/>
-        <w:autoSpaceDE w:val="0"/>
-        <w:autoSpaceDN w:val="0"/>
-        <w:bidi w:val="0"/>
-        <w:adjustRightInd w:val="0"/>
-        <w:snapToGrid w:val="0"/>
-        <w:textAlignment w:val="baseline"/>
-      </w:pPr>
-      <w:bookmarkStart w:id="0" w:name="_Toc6763"/>
-    </w:p>
-    <w:p>
-      <w:pPr>
-        <w:pStyle w:val="a1"/>
-        <w:keepNext w:val="0"/>
-        <w:keepLines w:val="0"/>
-        <w:pageBreakBefore w:val="0"/>
-        <w:widowControl w:val="0"/>
-        <w:kinsoku w:val="0"/>
-        <w:wordWrap/>
-        <w:overflowPunct/>
-        <w:topLinePunct w:val="0"/>
-        <w:autoSpaceDE w:val="0"/>
-        <w:autoSpaceDN w:val="0"/>
-        <w:bidi w:val="0"/>
-        <w:adjustRightInd w:val="0"/>
-        <w:snapToGrid w:val="0"/>
-        <w:textAlignment w:val="baseline"/>
-      </w:pPr>
+        <w:pStyle w:val="31"/>
+        <w:keepNext w:val="0"/>
+        <w:keepLines w:val="0"/>
+        <w:pageBreakBefore w:val="0"/>
+        <w:widowControl w:val="0"/>
+        <w:kinsoku w:val="0"/>
+        <w:wordWrap/>
+        <w:overflowPunct/>
+        <w:topLinePunct w:val="0"/>
+        <w:autoSpaceDE w:val="0"/>
+        <w:autoSpaceDN w:val="0"/>
+        <w:bidi w:val="0"/>
+        <w:adjustRightInd w:val="0"/>
+        <w:snapToGrid w:val="0"/>
+        <w:textAlignment w:val="baseline"/>
+      </w:pPr>
+    </w:p>
+    <w:p>
+      <w:pPr>
+        <w:pStyle w:val="31"/>
+        <w:keepNext w:val="0"/>
+        <w:keepLines w:val="0"/>
+        <w:pageBreakBefore w:val="0"/>
+        <w:widowControl w:val="0"/>
+        <w:kinsoku w:val="0"/>
+        <w:wordWrap/>
+        <w:overflowPunct/>
+        <w:topLinePunct w:val="0"/>
+        <w:autoSpaceDE w:val="0"/>
+        <w:autoSpaceDN w:val="0"/>
+        <w:bidi w:val="0"/>
+        <w:adjustRightInd w:val="0"/>
+        <w:snapToGrid w:val="0"/>
+        <w:textAlignment w:val="baseline"/>
+      </w:pPr>
+      <w:bookmarkStart w:id="0" w:name="_Toc28091"/>
       <w:r>
         <w:t>服务级别管理程序</w:t>
       </w:r>
@@ -48,23 +47,23 @@
     </w:p>
     <w:p>
       <w:pPr>
-        <w:pStyle w:val="a2"/>
-        <w:keepNext w:val="0"/>
-        <w:keepLines w:val="0"/>
-        <w:pageBreakBefore w:val="0"/>
-        <w:widowControl w:val="0"/>
-        <w:kinsoku w:val="0"/>
-        <w:wordWrap/>
-        <w:overflowPunct/>
-        <w:topLinePunct w:val="0"/>
-        <w:autoSpaceDE w:val="0"/>
-        <w:autoSpaceDN w:val="0"/>
-        <w:bidi w:val="0"/>
-        <w:adjustRightInd w:val="0"/>
-        <w:snapToGrid w:val="0"/>
-        <w:textAlignment w:val="baseline"/>
-      </w:pPr>
-      <w:bookmarkStart w:id="1" w:name="_Toc22990"/>
+        <w:pStyle w:val="32"/>
+        <w:keepNext w:val="0"/>
+        <w:keepLines w:val="0"/>
+        <w:pageBreakBefore w:val="0"/>
+        <w:widowControl w:val="0"/>
+        <w:kinsoku w:val="0"/>
+        <w:wordWrap/>
+        <w:overflowPunct/>
+        <w:topLinePunct w:val="0"/>
+        <w:autoSpaceDE w:val="0"/>
+        <w:autoSpaceDN w:val="0"/>
+        <w:bidi w:val="0"/>
+        <w:adjustRightInd w:val="0"/>
+        <w:snapToGrid w:val="0"/>
+        <w:textAlignment w:val="baseline"/>
+      </w:pPr>
+      <w:bookmarkStart w:id="1" w:name="_Toc8863"/>
       <w:r>
         <w:t>中达丰集团有限公司</w:t>
       </w:r>
@@ -89,52 +88,71 @@
         <w:ind w:left="3285"/>
         <w:textAlignment w:val="baseline"/>
         <w:rPr>
-          <w:rFonts w:ascii="宋体" w:eastAsia="宋体" w:hAnsi="宋体" w:cs="宋体"/>
+          <w:rFonts w:ascii="宋体" w:hAnsi="宋体" w:eastAsia="宋体" w:cs="宋体"/>
           <w:sz w:val="36"/>
           <w:szCs w:val="36"/>
         </w:rPr>
       </w:pPr>
       <w:r>
         <w:rPr>
-          <w:rFonts w:ascii="宋体" w:eastAsia="宋体" w:hAnsi="宋体" w:cs="宋体"/>
+          <w:rFonts w:ascii="宋体" w:hAnsi="宋体" w:eastAsia="宋体" w:cs="宋体"/>
           <w:spacing w:val="-2"/>
           <w:sz w:val="36"/>
           <w:szCs w:val="36"/>
         </w:rPr>
-        <w:t>2025-01-04</w:t>
-      </w:r>
-    </w:p>
-    <w:p>
-      <w:pPr>
-        <w:keepNext w:val="0"/>
-        <w:keepLines w:val="0"/>
-        <w:pageBreakBefore w:val="0"/>
-        <w:widowControl w:val="0"/>
-        <w:kinsoku w:val="0"/>
-        <w:wordWrap/>
-        <w:overflowPunct/>
-        <w:topLinePunct w:val="0"/>
-        <w:autoSpaceDE w:val="0"/>
-        <w:autoSpaceDN w:val="0"/>
-        <w:bidi w:val="0"/>
-        <w:adjustRightInd w:val="0"/>
-        <w:snapToGrid w:val="0"/>
-        <w:textAlignment w:val="baseline"/>
+        <w:t>2025-0</w:t>
+      </w:r>
+      <w:r>
         <w:rPr>
-          <w:rFonts w:ascii="宋体" w:eastAsia="宋体" w:hAnsi="宋体" w:cs="宋体"/>
+          <w:rFonts w:hint="eastAsia" w:ascii="宋体" w:hAnsi="宋体" w:cs="宋体"/>
+          <w:spacing w:val="-2"/>
+          <w:sz w:val="36"/>
+          <w:szCs w:val="36"/>
+          <w:lang w:val="en-US" w:eastAsia="zh-CN"/>
+        </w:rPr>
+        <w:t>4</w:t>
+      </w:r>
+      <w:r>
+        <w:rPr>
+          <w:rFonts w:ascii="宋体" w:hAnsi="宋体" w:eastAsia="宋体" w:cs="宋体"/>
+          <w:spacing w:val="-2"/>
+          <w:sz w:val="36"/>
+          <w:szCs w:val="36"/>
+        </w:rPr>
+        <w:t>-04</w:t>
+      </w:r>
+    </w:p>
+    <w:p>
+      <w:pPr>
+        <w:keepNext w:val="0"/>
+        <w:keepLines w:val="0"/>
+        <w:pageBreakBefore w:val="0"/>
+        <w:widowControl w:val="0"/>
+        <w:kinsoku w:val="0"/>
+        <w:wordWrap/>
+        <w:overflowPunct/>
+        <w:topLinePunct w:val="0"/>
+        <w:autoSpaceDE w:val="0"/>
+        <w:autoSpaceDN w:val="0"/>
+        <w:bidi w:val="0"/>
+        <w:adjustRightInd w:val="0"/>
+        <w:snapToGrid w:val="0"/>
+        <w:textAlignment w:val="baseline"/>
+        <w:rPr>
+          <w:rFonts w:ascii="宋体" w:hAnsi="宋体" w:eastAsia="宋体" w:cs="宋体"/>
           <w:sz w:val="36"/>
           <w:szCs w:val="36"/>
         </w:rPr>
         <w:sectPr>
           <w:pgSz w:w="11906" w:h="16839"/>
           <w:pgMar w:top="1431" w:right="1785" w:bottom="0" w:left="1785" w:header="0" w:footer="0" w:gutter="0"/>
-          <w:cols w:num="1" w:space="720"/>
+          <w:cols w:space="720" w:num="1"/>
         </w:sectPr>
       </w:pPr>
     </w:p>
     <w:p>
       <w:pPr>
-        <w:pStyle w:val="BodyText"/>
+        <w:pStyle w:val="12"/>
         <w:keepNext w:val="0"/>
         <w:keepLines w:val="0"/>
         <w:pageBreakBefore w:val="0"/>
@@ -172,15 +190,15 @@
         <w:textAlignment w:val="baseline"/>
         <w:outlineLvl w:val="0"/>
         <w:rPr>
-          <w:rFonts w:ascii="宋体" w:eastAsia="宋体" w:hAnsi="宋体" w:cs="宋体"/>
+          <w:rFonts w:ascii="宋体" w:hAnsi="宋体" w:eastAsia="宋体" w:cs="宋体"/>
           <w:sz w:val="21"/>
           <w:szCs w:val="21"/>
         </w:rPr>
       </w:pPr>
-      <w:bookmarkStart w:id="2" w:name="_Toc9955"/>
+      <w:bookmarkStart w:id="2" w:name="_Toc8472"/>
       <w:r>
         <w:rPr>
-          <w:rFonts w:ascii="宋体" w:eastAsia="宋体" w:hAnsi="宋体" w:cs="宋体"/>
+          <w:rFonts w:ascii="宋体" w:hAnsi="宋体" w:eastAsia="宋体" w:cs="宋体"/>
           <w:spacing w:val="-2"/>
           <w:sz w:val="21"/>
           <w:szCs w:val="21"/>
@@ -210,16 +228,16 @@
     </w:p>
     <w:tbl>
       <w:tblPr>
-        <w:tblStyle w:val="TableNormal0"/>
+        <w:tblStyle w:val="24"/>
         <w:tblW w:w="9071" w:type="dxa"/>
         <w:tblInd w:w="5" w:type="dxa"/>
         <w:tblBorders>
-          <w:top w:val="single" w:sz="4" w:space="0" w:color="000000"/>
-          <w:left w:val="single" w:sz="4" w:space="0" w:color="000000"/>
-          <w:bottom w:val="single" w:sz="4" w:space="0" w:color="000000"/>
-          <w:right w:val="single" w:sz="4" w:space="0" w:color="000000"/>
-          <w:insideH w:val="single" w:sz="4" w:space="0" w:color="000000"/>
-          <w:insideV w:val="single" w:sz="4" w:space="0" w:color="000000"/>
+          <w:top w:val="single" w:color="000000" w:sz="4" w:space="0"/>
+          <w:left w:val="single" w:color="000000" w:sz="4" w:space="0"/>
+          <w:bottom w:val="single" w:color="000000" w:sz="4" w:space="0"/>
+          <w:right w:val="single" w:color="000000" w:sz="4" w:space="0"/>
+          <w:insideH w:val="single" w:color="000000" w:sz="4" w:space="0"/>
+          <w:insideV w:val="single" w:color="000000" w:sz="4" w:space="0"/>
         </w:tblBorders>
         <w:tblLayout w:type="fixed"/>
         <w:tblCellMar>
@@ -238,17 +256,14 @@
       </w:tblGrid>
       <w:tr>
         <w:tblPrEx>
-          <w:tblW w:w="9071" w:type="dxa"/>
-          <w:tblInd w:w="5" w:type="dxa"/>
           <w:tblBorders>
-            <w:top w:val="single" w:sz="4" w:space="0" w:color="000000"/>
-            <w:left w:val="single" w:sz="4" w:space="0" w:color="000000"/>
-            <w:bottom w:val="single" w:sz="4" w:space="0" w:color="000000"/>
-            <w:right w:val="single" w:sz="4" w:space="0" w:color="000000"/>
-            <w:insideH w:val="single" w:sz="4" w:space="0" w:color="000000"/>
-            <w:insideV w:val="single" w:sz="4" w:space="0" w:color="000000"/>
+            <w:top w:val="single" w:color="000000" w:sz="4" w:space="0"/>
+            <w:left w:val="single" w:color="000000" w:sz="4" w:space="0"/>
+            <w:bottom w:val="single" w:color="000000" w:sz="4" w:space="0"/>
+            <w:right w:val="single" w:color="000000" w:sz="4" w:space="0"/>
+            <w:insideH w:val="single" w:color="000000" w:sz="4" w:space="0"/>
+            <w:insideV w:val="single" w:color="000000" w:sz="4" w:space="0"/>
           </w:tblBorders>
-          <w:tblLayout w:type="fixed"/>
           <w:tblCellMar>
             <w:top w:w="0" w:type="dxa"/>
             <w:left w:w="0" w:type="dxa"/>
@@ -257,7 +272,7 @@
           </w:tblCellMar>
         </w:tblPrEx>
         <w:trPr>
-          <w:trHeight w:val="611"/>
+          <w:trHeight w:val="611" w:hRule="atLeast"/>
         </w:trPr>
         <w:tc>
           <w:tcPr>
@@ -282,14 +297,14 @@
               <w:ind w:left="225"/>
               <w:textAlignment w:val="baseline"/>
               <w:rPr>
-                <w:rFonts w:ascii="宋体" w:eastAsia="宋体" w:hAnsi="宋体" w:cs="宋体"/>
+                <w:rFonts w:ascii="宋体" w:hAnsi="宋体" w:eastAsia="宋体" w:cs="宋体"/>
                 <w:sz w:val="21"/>
                 <w:szCs w:val="21"/>
               </w:rPr>
             </w:pPr>
             <w:r>
               <w:rPr>
-                <w:rFonts w:ascii="宋体" w:eastAsia="宋体" w:hAnsi="宋体" w:cs="宋体"/>
+                <w:rFonts w:ascii="宋体" w:hAnsi="宋体" w:eastAsia="宋体" w:cs="宋体"/>
                 <w:spacing w:val="-2"/>
                 <w:sz w:val="21"/>
                 <w:szCs w:val="21"/>
@@ -322,14 +337,14 @@
               <w:ind w:left="108"/>
               <w:textAlignment w:val="baseline"/>
               <w:rPr>
-                <w:rFonts w:ascii="宋体" w:eastAsia="宋体" w:hAnsi="宋体" w:cs="宋体"/>
+                <w:rFonts w:ascii="宋体" w:hAnsi="宋体" w:eastAsia="宋体" w:cs="宋体"/>
                 <w:sz w:val="21"/>
                 <w:szCs w:val="21"/>
               </w:rPr>
             </w:pPr>
             <w:r>
               <w:rPr>
-                <w:rFonts w:ascii="宋体" w:eastAsia="宋体" w:hAnsi="宋体" w:cs="宋体"/>
+                <w:rFonts w:ascii="宋体" w:hAnsi="宋体" w:eastAsia="宋体" w:cs="宋体"/>
                 <w:spacing w:val="-1"/>
                 <w:sz w:val="21"/>
                 <w:szCs w:val="21"/>
@@ -341,9 +356,14 @@
       </w:tr>
       <w:tr>
         <w:tblPrEx>
-          <w:tblW w:w="9071" w:type="dxa"/>
-          <w:tblInd w:w="5" w:type="dxa"/>
-          <w:tblLayout w:type="fixed"/>
+          <w:tblBorders>
+            <w:top w:val="single" w:color="000000" w:sz="4" w:space="0"/>
+            <w:left w:val="single" w:color="000000" w:sz="4" w:space="0"/>
+            <w:bottom w:val="single" w:color="000000" w:sz="4" w:space="0"/>
+            <w:right w:val="single" w:color="000000" w:sz="4" w:space="0"/>
+            <w:insideH w:val="single" w:color="000000" w:sz="4" w:space="0"/>
+            <w:insideV w:val="single" w:color="000000" w:sz="4" w:space="0"/>
+          </w:tblBorders>
           <w:tblCellMar>
             <w:top w:w="0" w:type="dxa"/>
             <w:left w:w="0" w:type="dxa"/>
@@ -352,7 +372,7 @@
           </w:tblCellMar>
         </w:tblPrEx>
         <w:trPr>
-          <w:trHeight w:val="606"/>
+          <w:trHeight w:val="606" w:hRule="atLeast"/>
         </w:trPr>
         <w:tc>
           <w:tcPr>
@@ -377,14 +397,14 @@
               <w:ind w:left="435"/>
               <w:textAlignment w:val="baseline"/>
               <w:rPr>
-                <w:rFonts w:ascii="宋体" w:eastAsia="宋体" w:hAnsi="宋体" w:cs="宋体"/>
+                <w:rFonts w:ascii="宋体" w:hAnsi="宋体" w:eastAsia="宋体" w:cs="宋体"/>
                 <w:sz w:val="21"/>
                 <w:szCs w:val="21"/>
               </w:rPr>
             </w:pPr>
             <w:r>
               <w:rPr>
-                <w:rFonts w:ascii="宋体" w:eastAsia="宋体" w:hAnsi="宋体" w:cs="宋体"/>
+                <w:rFonts w:ascii="宋体" w:hAnsi="宋体" w:eastAsia="宋体" w:cs="宋体"/>
                 <w:spacing w:val="-2"/>
                 <w:sz w:val="21"/>
                 <w:szCs w:val="21"/>
@@ -417,14 +437,14 @@
               <w:ind w:left="108"/>
               <w:textAlignment w:val="baseline"/>
               <w:rPr>
-                <w:rFonts w:ascii="宋体" w:eastAsia="宋体" w:hAnsi="宋体" w:cs="宋体"/>
+                <w:rFonts w:ascii="宋体" w:hAnsi="宋体" w:eastAsia="宋体" w:cs="宋体"/>
                 <w:sz w:val="21"/>
                 <w:szCs w:val="21"/>
               </w:rPr>
             </w:pPr>
             <w:r>
               <w:rPr>
-                <w:rFonts w:ascii="宋体" w:eastAsia="宋体" w:hAnsi="宋体" w:cs="宋体"/>
+                <w:rFonts w:ascii="宋体" w:hAnsi="宋体" w:eastAsia="宋体" w:cs="宋体"/>
                 <w:spacing w:val="-1"/>
                 <w:sz w:val="21"/>
                 <w:szCs w:val="21"/>
@@ -436,9 +456,14 @@
       </w:tr>
       <w:tr>
         <w:tblPrEx>
-          <w:tblW w:w="9071" w:type="dxa"/>
-          <w:tblInd w:w="5" w:type="dxa"/>
-          <w:tblLayout w:type="fixed"/>
+          <w:tblBorders>
+            <w:top w:val="single" w:color="000000" w:sz="4" w:space="0"/>
+            <w:left w:val="single" w:color="000000" w:sz="4" w:space="0"/>
+            <w:bottom w:val="single" w:color="000000" w:sz="4" w:space="0"/>
+            <w:right w:val="single" w:color="000000" w:sz="4" w:space="0"/>
+            <w:insideH w:val="single" w:color="000000" w:sz="4" w:space="0"/>
+            <w:insideV w:val="single" w:color="000000" w:sz="4" w:space="0"/>
+          </w:tblBorders>
           <w:tblCellMar>
             <w:top w:w="0" w:type="dxa"/>
             <w:left w:w="0" w:type="dxa"/>
@@ -447,7 +472,7 @@
           </w:tblCellMar>
         </w:tblPrEx>
         <w:trPr>
-          <w:trHeight w:val="607"/>
+          <w:trHeight w:val="607" w:hRule="atLeast"/>
         </w:trPr>
         <w:tc>
           <w:tcPr>
@@ -472,14 +497,14 @@
               <w:ind w:left="435"/>
               <w:textAlignment w:val="baseline"/>
               <w:rPr>
-                <w:rFonts w:ascii="宋体" w:eastAsia="宋体" w:hAnsi="宋体" w:cs="宋体"/>
+                <w:rFonts w:ascii="宋体" w:hAnsi="宋体" w:eastAsia="宋体" w:cs="宋体"/>
                 <w:sz w:val="21"/>
                 <w:szCs w:val="21"/>
               </w:rPr>
             </w:pPr>
             <w:r>
               <w:rPr>
-                <w:rFonts w:ascii="宋体" w:eastAsia="宋体" w:hAnsi="宋体" w:cs="宋体"/>
+                <w:rFonts w:ascii="宋体" w:hAnsi="宋体" w:eastAsia="宋体" w:cs="宋体"/>
                 <w:spacing w:val="-2"/>
                 <w:sz w:val="21"/>
                 <w:szCs w:val="21"/>
@@ -511,14 +536,14 @@
               <w:ind w:left="359"/>
               <w:textAlignment w:val="baseline"/>
               <w:rPr>
-                <w:rFonts w:ascii="宋体" w:eastAsia="宋体" w:hAnsi="宋体" w:cs="宋体"/>
+                <w:rFonts w:ascii="宋体" w:hAnsi="宋体" w:eastAsia="宋体" w:cs="宋体"/>
                 <w:sz w:val="21"/>
                 <w:szCs w:val="21"/>
               </w:rPr>
             </w:pPr>
             <w:r>
               <w:rPr>
-                <w:rFonts w:ascii="宋体" w:eastAsia="宋体" w:hAnsi="宋体" w:cs="宋体"/>
+                <w:rFonts w:ascii="宋体" w:hAnsi="宋体" w:eastAsia="宋体" w:cs="宋体"/>
                 <w:spacing w:val="-2"/>
                 <w:sz w:val="21"/>
                 <w:szCs w:val="21"/>
@@ -550,14 +575,14 @@
               <w:ind w:left="735"/>
               <w:textAlignment w:val="baseline"/>
               <w:rPr>
-                <w:rFonts w:ascii="宋体" w:eastAsia="宋体" w:hAnsi="宋体" w:cs="宋体"/>
+                <w:rFonts w:ascii="宋体" w:hAnsi="宋体" w:eastAsia="宋体" w:cs="宋体"/>
                 <w:sz w:val="21"/>
                 <w:szCs w:val="21"/>
               </w:rPr>
             </w:pPr>
             <w:r>
               <w:rPr>
-                <w:rFonts w:ascii="宋体" w:eastAsia="宋体" w:hAnsi="宋体" w:cs="宋体"/>
+                <w:rFonts w:ascii="宋体" w:hAnsi="宋体" w:eastAsia="宋体" w:cs="宋体"/>
                 <w:spacing w:val="-2"/>
                 <w:sz w:val="21"/>
                 <w:szCs w:val="21"/>
@@ -589,14 +614,14 @@
               <w:ind w:left="575"/>
               <w:textAlignment w:val="baseline"/>
               <w:rPr>
-                <w:rFonts w:ascii="宋体" w:eastAsia="宋体" w:hAnsi="宋体" w:cs="宋体"/>
+                <w:rFonts w:ascii="宋体" w:hAnsi="宋体" w:eastAsia="宋体" w:cs="宋体"/>
                 <w:sz w:val="21"/>
                 <w:szCs w:val="21"/>
               </w:rPr>
             </w:pPr>
             <w:r>
               <w:rPr>
-                <w:rFonts w:ascii="宋体" w:eastAsia="宋体" w:hAnsi="宋体" w:cs="宋体"/>
+                <w:rFonts w:ascii="宋体" w:hAnsi="宋体" w:eastAsia="宋体" w:cs="宋体"/>
                 <w:spacing w:val="-3"/>
                 <w:sz w:val="21"/>
                 <w:szCs w:val="21"/>
@@ -628,14 +653,14 @@
               <w:ind w:left="782"/>
               <w:textAlignment w:val="baseline"/>
               <w:rPr>
-                <w:rFonts w:ascii="宋体" w:eastAsia="宋体" w:hAnsi="宋体" w:cs="宋体"/>
+                <w:rFonts w:ascii="宋体" w:hAnsi="宋体" w:eastAsia="宋体" w:cs="宋体"/>
                 <w:sz w:val="21"/>
                 <w:szCs w:val="21"/>
               </w:rPr>
             </w:pPr>
             <w:r>
               <w:rPr>
-                <w:rFonts w:ascii="宋体" w:eastAsia="宋体" w:hAnsi="宋体" w:cs="宋体"/>
+                <w:rFonts w:ascii="宋体" w:hAnsi="宋体" w:eastAsia="宋体" w:cs="宋体"/>
                 <w:spacing w:val="-5"/>
                 <w:sz w:val="21"/>
                 <w:szCs w:val="21"/>
@@ -647,9 +672,14 @@
       </w:tr>
       <w:tr>
         <w:tblPrEx>
-          <w:tblW w:w="9071" w:type="dxa"/>
-          <w:tblInd w:w="5" w:type="dxa"/>
-          <w:tblLayout w:type="fixed"/>
+          <w:tblBorders>
+            <w:top w:val="single" w:color="000000" w:sz="4" w:space="0"/>
+            <w:left w:val="single" w:color="000000" w:sz="4" w:space="0"/>
+            <w:bottom w:val="single" w:color="000000" w:sz="4" w:space="0"/>
+            <w:right w:val="single" w:color="000000" w:sz="4" w:space="0"/>
+            <w:insideH w:val="single" w:color="000000" w:sz="4" w:space="0"/>
+            <w:insideV w:val="single" w:color="000000" w:sz="4" w:space="0"/>
+          </w:tblBorders>
           <w:tblCellMar>
             <w:top w:w="0" w:type="dxa"/>
             <w:left w:w="0" w:type="dxa"/>
@@ -658,7 +688,7 @@
           </w:tblCellMar>
         </w:tblPrEx>
         <w:trPr>
-          <w:trHeight w:val="474"/>
+          <w:trHeight w:val="474" w:hRule="atLeast"/>
         </w:trPr>
         <w:tc>
           <w:tcPr>
@@ -683,14 +713,14 @@
               <w:ind w:left="638"/>
               <w:textAlignment w:val="baseline"/>
               <w:rPr>
-                <w:rFonts w:ascii="宋体" w:eastAsia="宋体" w:hAnsi="宋体" w:cs="宋体"/>
+                <w:rFonts w:ascii="宋体" w:hAnsi="宋体" w:eastAsia="宋体" w:cs="宋体"/>
                 <w:sz w:val="21"/>
                 <w:szCs w:val="21"/>
               </w:rPr>
             </w:pPr>
             <w:r>
               <w:rPr>
-                <w:rFonts w:ascii="宋体" w:eastAsia="宋体" w:hAnsi="宋体" w:cs="宋体"/>
+                <w:rFonts w:ascii="宋体" w:hAnsi="宋体" w:eastAsia="宋体" w:cs="宋体"/>
                 <w:spacing w:val="-1"/>
                 <w:sz w:val="21"/>
                 <w:szCs w:val="21"/>
@@ -722,19 +752,19 @@
               <w:ind w:left="361"/>
               <w:textAlignment w:val="baseline"/>
               <w:rPr>
-                <w:rFonts w:ascii="宋体" w:eastAsia="宋体" w:hAnsi="宋体" w:cs="宋体"/>
+                <w:rFonts w:ascii="宋体" w:hAnsi="宋体" w:eastAsia="宋体" w:cs="宋体"/>
                 <w:sz w:val="21"/>
                 <w:szCs w:val="21"/>
               </w:rPr>
             </w:pPr>
             <w:r>
               <w:rPr>
-                <w:rFonts w:ascii="宋体" w:eastAsia="宋体" w:hAnsi="宋体" w:cs="宋体"/>
+                <w:rFonts w:ascii="宋体" w:hAnsi="宋体" w:eastAsia="宋体" w:cs="宋体"/>
                 <w:spacing w:val="-2"/>
                 <w:sz w:val="21"/>
                 <w:szCs w:val="21"/>
               </w:rPr>
-              <w:t>2025-7-4</w:t>
+              <w:t>2025-4-4</w:t>
             </w:r>
           </w:p>
         </w:tc>
@@ -761,14 +791,14 @@
               <w:ind w:left="738"/>
               <w:textAlignment w:val="baseline"/>
               <w:rPr>
-                <w:rFonts w:ascii="宋体" w:eastAsia="宋体" w:hAnsi="宋体" w:cs="宋体"/>
+                <w:rFonts w:ascii="宋体" w:hAnsi="宋体" w:eastAsia="宋体" w:cs="宋体"/>
                 <w:sz w:val="21"/>
                 <w:szCs w:val="21"/>
               </w:rPr>
             </w:pPr>
             <w:r>
               <w:rPr>
-                <w:rFonts w:ascii="宋体" w:eastAsia="宋体" w:hAnsi="宋体" w:cs="宋体"/>
+                <w:rFonts w:ascii="宋体" w:hAnsi="宋体" w:eastAsia="宋体" w:cs="宋体"/>
                 <w:spacing w:val="-3"/>
                 <w:sz w:val="21"/>
                 <w:szCs w:val="21"/>
@@ -800,7 +830,7 @@
               <w:ind w:left="480"/>
               <w:textAlignment w:val="baseline"/>
               <w:rPr>
-                <w:rFonts w:ascii="宋体" w:eastAsia="宋体" w:hAnsi="宋体" w:cs="宋体" w:hint="eastAsia"/>
+                <w:rFonts w:hint="eastAsia" w:ascii="宋体" w:hAnsi="宋体" w:eastAsia="宋体" w:cs="宋体"/>
                 <w:sz w:val="21"/>
                 <w:szCs w:val="21"/>
                 <w:lang w:val="en-US" w:eastAsia="zh-CN"/>
@@ -808,7 +838,7 @@
             </w:pPr>
             <w:r>
               <w:rPr>
-                <w:rFonts w:ascii="宋体" w:eastAsia="宋体" w:hAnsi="宋体" w:cs="宋体" w:hint="eastAsia"/>
+                <w:rFonts w:hint="eastAsia" w:ascii="宋体" w:hAnsi="宋体" w:eastAsia="宋体" w:cs="宋体"/>
                 <w:sz w:val="21"/>
                 <w:szCs w:val="21"/>
                 <w:lang w:val="en-US" w:eastAsia="zh-CN"/>
@@ -840,14 +870,14 @@
               <w:ind w:left="672"/>
               <w:textAlignment w:val="baseline"/>
               <w:rPr>
-                <w:rFonts w:ascii="宋体" w:eastAsia="宋体" w:hAnsi="宋体" w:cs="宋体"/>
+                <w:rFonts w:ascii="宋体" w:hAnsi="宋体" w:eastAsia="宋体" w:cs="宋体"/>
                 <w:sz w:val="21"/>
                 <w:szCs w:val="21"/>
               </w:rPr>
             </w:pPr>
             <w:r>
               <w:rPr>
-                <w:rFonts w:ascii="宋体" w:eastAsia="宋体" w:hAnsi="宋体" w:cs="宋体"/>
+                <w:rFonts w:ascii="宋体" w:hAnsi="宋体" w:eastAsia="宋体" w:cs="宋体"/>
                 <w:spacing w:val="-3"/>
                 <w:sz w:val="21"/>
                 <w:szCs w:val="21"/>
@@ -859,9 +889,14 @@
       </w:tr>
       <w:tr>
         <w:tblPrEx>
-          <w:tblW w:w="9071" w:type="dxa"/>
-          <w:tblInd w:w="5" w:type="dxa"/>
-          <w:tblLayout w:type="fixed"/>
+          <w:tblBorders>
+            <w:top w:val="single" w:color="000000" w:sz="4" w:space="0"/>
+            <w:left w:val="single" w:color="000000" w:sz="4" w:space="0"/>
+            <w:bottom w:val="single" w:color="000000" w:sz="4" w:space="0"/>
+            <w:right w:val="single" w:color="000000" w:sz="4" w:space="0"/>
+            <w:insideH w:val="single" w:color="000000" w:sz="4" w:space="0"/>
+            <w:insideV w:val="single" w:color="000000" w:sz="4" w:space="0"/>
+          </w:tblBorders>
           <w:tblCellMar>
             <w:top w:w="0" w:type="dxa"/>
             <w:left w:w="0" w:type="dxa"/>
@@ -870,7 +905,7 @@
           </w:tblCellMar>
         </w:tblPrEx>
         <w:trPr>
-          <w:trHeight w:val="474"/>
+          <w:trHeight w:val="474" w:hRule="atLeast"/>
         </w:trPr>
         <w:tc>
           <w:tcPr>
@@ -878,7 +913,7 @@
           </w:tcPr>
           <w:p>
             <w:pPr>
-              <w:pStyle w:val="TableText"/>
+              <w:pStyle w:val="25"/>
               <w:keepNext w:val="0"/>
               <w:keepLines w:val="0"/>
               <w:pageBreakBefore w:val="0"/>
@@ -902,7 +937,7 @@
           </w:tcPr>
           <w:p>
             <w:pPr>
-              <w:pStyle w:val="TableText"/>
+              <w:pStyle w:val="25"/>
               <w:keepNext w:val="0"/>
               <w:keepLines w:val="0"/>
               <w:pageBreakBefore w:val="0"/>
@@ -926,7 +961,7 @@
           </w:tcPr>
           <w:p>
             <w:pPr>
-              <w:pStyle w:val="TableText"/>
+              <w:pStyle w:val="25"/>
               <w:keepNext w:val="0"/>
               <w:keepLines w:val="0"/>
               <w:pageBreakBefore w:val="0"/>
@@ -950,7 +985,7 @@
           </w:tcPr>
           <w:p>
             <w:pPr>
-              <w:pStyle w:val="TableText"/>
+              <w:pStyle w:val="25"/>
               <w:keepNext w:val="0"/>
               <w:keepLines w:val="0"/>
               <w:pageBreakBefore w:val="0"/>
@@ -974,7 +1009,7 @@
           </w:tcPr>
           <w:p>
             <w:pPr>
-              <w:pStyle w:val="TableText"/>
+              <w:pStyle w:val="25"/>
               <w:keepNext w:val="0"/>
               <w:keepLines w:val="0"/>
               <w:pageBreakBefore w:val="0"/>
@@ -995,9 +1030,14 @@
       </w:tr>
       <w:tr>
         <w:tblPrEx>
-          <w:tblW w:w="9071" w:type="dxa"/>
-          <w:tblInd w:w="5" w:type="dxa"/>
-          <w:tblLayout w:type="fixed"/>
+          <w:tblBorders>
+            <w:top w:val="single" w:color="000000" w:sz="4" w:space="0"/>
+            <w:left w:val="single" w:color="000000" w:sz="4" w:space="0"/>
+            <w:bottom w:val="single" w:color="000000" w:sz="4" w:space="0"/>
+            <w:right w:val="single" w:color="000000" w:sz="4" w:space="0"/>
+            <w:insideH w:val="single" w:color="000000" w:sz="4" w:space="0"/>
+            <w:insideV w:val="single" w:color="000000" w:sz="4" w:space="0"/>
+          </w:tblBorders>
           <w:tblCellMar>
             <w:top w:w="0" w:type="dxa"/>
             <w:left w:w="0" w:type="dxa"/>
@@ -1006,7 +1046,7 @@
           </w:tblCellMar>
         </w:tblPrEx>
         <w:trPr>
-          <w:trHeight w:val="474"/>
+          <w:trHeight w:val="474" w:hRule="atLeast"/>
         </w:trPr>
         <w:tc>
           <w:tcPr>
@@ -1014,7 +1054,7 @@
           </w:tcPr>
           <w:p>
             <w:pPr>
-              <w:pStyle w:val="TableText"/>
+              <w:pStyle w:val="25"/>
               <w:keepNext w:val="0"/>
               <w:keepLines w:val="0"/>
               <w:pageBreakBefore w:val="0"/>
@@ -1038,7 +1078,7 @@
           </w:tcPr>
           <w:p>
             <w:pPr>
-              <w:pStyle w:val="TableText"/>
+              <w:pStyle w:val="25"/>
               <w:keepNext w:val="0"/>
               <w:keepLines w:val="0"/>
               <w:pageBreakBefore w:val="0"/>
@@ -1062,7 +1102,7 @@
           </w:tcPr>
           <w:p>
             <w:pPr>
-              <w:pStyle w:val="TableText"/>
+              <w:pStyle w:val="25"/>
               <w:keepNext w:val="0"/>
               <w:keepLines w:val="0"/>
               <w:pageBreakBefore w:val="0"/>
@@ -1086,7 +1126,7 @@
           </w:tcPr>
           <w:p>
             <w:pPr>
-              <w:pStyle w:val="TableText"/>
+              <w:pStyle w:val="25"/>
               <w:keepNext w:val="0"/>
               <w:keepLines w:val="0"/>
               <w:pageBreakBefore w:val="0"/>
@@ -1110,7 +1150,7 @@
           </w:tcPr>
           <w:p>
             <w:pPr>
-              <w:pStyle w:val="TableText"/>
+              <w:pStyle w:val="25"/>
               <w:keepNext w:val="0"/>
               <w:keepLines w:val="0"/>
               <w:pageBreakBefore w:val="0"/>
@@ -1131,9 +1171,14 @@
       </w:tr>
       <w:tr>
         <w:tblPrEx>
-          <w:tblW w:w="9071" w:type="dxa"/>
-          <w:tblInd w:w="5" w:type="dxa"/>
-          <w:tblLayout w:type="fixed"/>
+          <w:tblBorders>
+            <w:top w:val="single" w:color="000000" w:sz="4" w:space="0"/>
+            <w:left w:val="single" w:color="000000" w:sz="4" w:space="0"/>
+            <w:bottom w:val="single" w:color="000000" w:sz="4" w:space="0"/>
+            <w:right w:val="single" w:color="000000" w:sz="4" w:space="0"/>
+            <w:insideH w:val="single" w:color="000000" w:sz="4" w:space="0"/>
+            <w:insideV w:val="single" w:color="000000" w:sz="4" w:space="0"/>
+          </w:tblBorders>
           <w:tblCellMar>
             <w:top w:w="0" w:type="dxa"/>
             <w:left w:w="0" w:type="dxa"/>
@@ -1142,7 +1187,7 @@
           </w:tblCellMar>
         </w:tblPrEx>
         <w:trPr>
-          <w:trHeight w:val="474"/>
+          <w:trHeight w:val="474" w:hRule="atLeast"/>
         </w:trPr>
         <w:tc>
           <w:tcPr>
@@ -1150,7 +1195,7 @@
           </w:tcPr>
           <w:p>
             <w:pPr>
-              <w:pStyle w:val="TableText"/>
+              <w:pStyle w:val="25"/>
               <w:keepNext w:val="0"/>
               <w:keepLines w:val="0"/>
               <w:pageBreakBefore w:val="0"/>
@@ -1174,7 +1219,7 @@
           </w:tcPr>
           <w:p>
             <w:pPr>
-              <w:pStyle w:val="TableText"/>
+              <w:pStyle w:val="25"/>
               <w:keepNext w:val="0"/>
               <w:keepLines w:val="0"/>
               <w:pageBreakBefore w:val="0"/>
@@ -1198,7 +1243,7 @@
           </w:tcPr>
           <w:p>
             <w:pPr>
-              <w:pStyle w:val="TableText"/>
+              <w:pStyle w:val="25"/>
               <w:keepNext w:val="0"/>
               <w:keepLines w:val="0"/>
               <w:pageBreakBefore w:val="0"/>
@@ -1222,7 +1267,7 @@
           </w:tcPr>
           <w:p>
             <w:pPr>
-              <w:pStyle w:val="TableText"/>
+              <w:pStyle w:val="25"/>
               <w:keepNext w:val="0"/>
               <w:keepLines w:val="0"/>
               <w:pageBreakBefore w:val="0"/>
@@ -1246,7 +1291,7 @@
           </w:tcPr>
           <w:p>
             <w:pPr>
-              <w:pStyle w:val="TableText"/>
+              <w:pStyle w:val="25"/>
               <w:keepNext w:val="0"/>
               <w:keepLines w:val="0"/>
               <w:pageBreakBefore w:val="0"/>
@@ -1267,9 +1312,14 @@
       </w:tr>
       <w:tr>
         <w:tblPrEx>
-          <w:tblW w:w="9071" w:type="dxa"/>
-          <w:tblInd w:w="5" w:type="dxa"/>
-          <w:tblLayout w:type="fixed"/>
+          <w:tblBorders>
+            <w:top w:val="single" w:color="000000" w:sz="4" w:space="0"/>
+            <w:left w:val="single" w:color="000000" w:sz="4" w:space="0"/>
+            <w:bottom w:val="single" w:color="000000" w:sz="4" w:space="0"/>
+            <w:right w:val="single" w:color="000000" w:sz="4" w:space="0"/>
+            <w:insideH w:val="single" w:color="000000" w:sz="4" w:space="0"/>
+            <w:insideV w:val="single" w:color="000000" w:sz="4" w:space="0"/>
+          </w:tblBorders>
           <w:tblCellMar>
             <w:top w:w="0" w:type="dxa"/>
             <w:left w:w="0" w:type="dxa"/>
@@ -1278,7 +1328,7 @@
           </w:tblCellMar>
         </w:tblPrEx>
         <w:trPr>
-          <w:trHeight w:val="589"/>
+          <w:trHeight w:val="589" w:hRule="atLeast"/>
         </w:trPr>
         <w:tc>
           <w:tcPr>
@@ -1286,7 +1336,7 @@
           </w:tcPr>
           <w:p>
             <w:pPr>
-              <w:pStyle w:val="TableText"/>
+              <w:pStyle w:val="25"/>
               <w:keepNext w:val="0"/>
               <w:keepLines w:val="0"/>
               <w:pageBreakBefore w:val="0"/>
@@ -1310,7 +1360,7 @@
           </w:tcPr>
           <w:p>
             <w:pPr>
-              <w:pStyle w:val="TableText"/>
+              <w:pStyle w:val="25"/>
               <w:keepNext w:val="0"/>
               <w:keepLines w:val="0"/>
               <w:pageBreakBefore w:val="0"/>
@@ -1334,7 +1384,7 @@
           </w:tcPr>
           <w:p>
             <w:pPr>
-              <w:pStyle w:val="TableText"/>
+              <w:pStyle w:val="25"/>
               <w:keepNext w:val="0"/>
               <w:keepLines w:val="0"/>
               <w:pageBreakBefore w:val="0"/>
@@ -1358,7 +1408,7 @@
           </w:tcPr>
           <w:p>
             <w:pPr>
-              <w:pStyle w:val="TableText"/>
+              <w:pStyle w:val="25"/>
               <w:keepNext w:val="0"/>
               <w:keepLines w:val="0"/>
               <w:pageBreakBefore w:val="0"/>
@@ -1382,7 +1432,7 @@
           </w:tcPr>
           <w:p>
             <w:pPr>
-              <w:pStyle w:val="TableText"/>
+              <w:pStyle w:val="25"/>
               <w:keepNext w:val="0"/>
               <w:keepLines w:val="0"/>
               <w:pageBreakBefore w:val="0"/>
@@ -1404,7 +1454,7 @@
     </w:tbl>
     <w:p>
       <w:pPr>
-        <w:pStyle w:val="BodyText"/>
+        <w:pStyle w:val="12"/>
         <w:keepNext w:val="0"/>
         <w:keepLines w:val="0"/>
         <w:pageBreakBefore w:val="0"/>
@@ -1440,13 +1490,13 @@
         <w:sectPr>
           <w:pgSz w:w="11906" w:h="16839"/>
           <w:pgMar w:top="1431" w:right="1236" w:bottom="0" w:left="1588" w:header="0" w:footer="0" w:gutter="0"/>
-          <w:cols w:num="1" w:space="720"/>
+          <w:cols w:space="720" w:num="1"/>
         </w:sectPr>
       </w:pPr>
     </w:p>
     <w:p>
       <w:pPr>
-        <w:pStyle w:val="BodyText"/>
+        <w:pStyle w:val="12"/>
         <w:keepNext w:val="0"/>
         <w:keepLines w:val="0"/>
         <w:pageBreakBefore w:val="0"/>
@@ -1467,7 +1517,7 @@
     <w:sdt>
       <w:sdtPr>
         <w:rPr>
-          <w:rFonts w:ascii="宋体" w:eastAsia="宋体" w:hAnsi="宋体" w:cs="Arial"/>
+          <w:rFonts w:ascii="宋体" w:hAnsi="宋体" w:eastAsia="宋体" w:cs="Arial"/>
           <w:snapToGrid w:val="0"/>
           <w:color w:val="000000"/>
           <w:kern w:val="0"/>
@@ -1483,7 +1533,7 @@
       </w:sdtPr>
       <w:sdtEndPr>
         <w:rPr>
-          <w:rFonts w:ascii="Microsoft JhengHei" w:eastAsia="Microsoft JhengHei" w:hAnsi="Microsoft JhengHei" w:cs="Microsoft JhengHei" w:hint="eastAsia"/>
+          <w:rFonts w:hint="eastAsia" w:ascii="Microsoft JhengHei" w:hAnsi="Microsoft JhengHei" w:eastAsia="Microsoft JhengHei" w:cs="Microsoft JhengHei"/>
           <w:snapToGrid w:val="0"/>
           <w:color w:val="000000"/>
           <w:kern w:val="0"/>
@@ -1509,13 +1559,13 @@
             <w:adjustRightInd w:val="0"/>
             <w:snapToGrid w:val="0"/>
             <w:spacing w:before="0" w:beforeLines="0" w:after="0" w:afterLines="0" w:line="240" w:lineRule="auto"/>
-            <w:ind w:left="0" w:right="0" w:firstLine="0" w:leftChars="0" w:rightChars="0" w:firstLineChars="0"/>
+            <w:ind w:left="0" w:leftChars="0" w:right="0" w:rightChars="0" w:firstLine="0" w:firstLineChars="0"/>
             <w:jc w:val="center"/>
             <w:textAlignment w:val="baseline"/>
           </w:pPr>
           <w:r>
             <w:rPr>
-              <w:rFonts w:ascii="宋体" w:eastAsia="宋体" w:hAnsi="宋体"/>
+              <w:rFonts w:ascii="宋体" w:hAnsi="宋体" w:eastAsia="宋体"/>
               <w:sz w:val="21"/>
             </w:rPr>
             <w:t>目录</w:t>
@@ -1523,14 +1573,16 @@
         </w:p>
         <w:p>
           <w:pPr>
-            <w:pStyle w:val="TOC1"/>
+            <w:pStyle w:val="16"/>
             <w:tabs>
               <w:tab w:val="right" w:leader="dot" w:pos="8468"/>
             </w:tabs>
           </w:pPr>
-          <w:r>
-            <w:rPr>
-              <w:rFonts w:ascii="Microsoft JhengHei" w:eastAsia="Microsoft JhengHei" w:hAnsi="Microsoft JhengHei" w:cs="Microsoft JhengHei" w:hint="eastAsia"/>
+          <w:bookmarkStart w:id="35" w:name="_GoBack"/>
+          <w:bookmarkEnd w:id="35"/>
+          <w:r>
+            <w:rPr>
+              <w:rFonts w:hint="eastAsia" w:ascii="Microsoft JhengHei" w:hAnsi="Microsoft JhengHei" w:eastAsia="Microsoft JhengHei" w:cs="Microsoft JhengHei"/>
               <w:sz w:val="24"/>
               <w:szCs w:val="24"/>
             </w:rPr>
@@ -1538,7 +1590,7 @@
           </w:r>
           <w:r>
             <w:rPr>
-              <w:rFonts w:ascii="Microsoft JhengHei" w:eastAsia="Microsoft JhengHei" w:hAnsi="Microsoft JhengHei" w:cs="Microsoft JhengHei" w:hint="eastAsia"/>
+              <w:rFonts w:hint="eastAsia" w:ascii="Microsoft JhengHei" w:hAnsi="Microsoft JhengHei" w:eastAsia="Microsoft JhengHei" w:cs="Microsoft JhengHei"/>
               <w:sz w:val="24"/>
               <w:szCs w:val="24"/>
             </w:rPr>
@@ -1546,7 +1598,7 @@
           </w:r>
           <w:r>
             <w:rPr>
-              <w:rFonts w:ascii="Microsoft JhengHei" w:eastAsia="Microsoft JhengHei" w:hAnsi="Microsoft JhengHei" w:cs="Microsoft JhengHei" w:hint="eastAsia"/>
+              <w:rFonts w:hint="eastAsia" w:ascii="Microsoft JhengHei" w:hAnsi="Microsoft JhengHei" w:eastAsia="Microsoft JhengHei" w:cs="Microsoft JhengHei"/>
               <w:sz w:val="24"/>
               <w:szCs w:val="24"/>
             </w:rPr>
@@ -1554,21 +1606,21 @@
           </w:r>
           <w:r>
             <w:rPr>
-              <w:rFonts w:ascii="Microsoft JhengHei" w:eastAsia="Microsoft JhengHei" w:hAnsi="Microsoft JhengHei" w:cs="Microsoft JhengHei" w:hint="eastAsia"/>
+              <w:rFonts w:hint="eastAsia" w:ascii="Microsoft JhengHei" w:hAnsi="Microsoft JhengHei" w:eastAsia="Microsoft JhengHei" w:cs="Microsoft JhengHei"/>
               <w:szCs w:val="24"/>
             </w:rPr>
             <w:fldChar w:fldCharType="begin"/>
           </w:r>
           <w:r>
             <w:rPr>
-              <w:rFonts w:ascii="Microsoft JhengHei" w:eastAsia="Microsoft JhengHei" w:hAnsi="Microsoft JhengHei" w:cs="Microsoft JhengHei" w:hint="eastAsia"/>
-              <w:szCs w:val="24"/>
-            </w:rPr>
-            <w:instrText xml:space="preserve"> HYPERLINK \l _Toc6763 </w:instrText>
-          </w:r>
-          <w:r>
-            <w:rPr>
-              <w:rFonts w:ascii="Microsoft JhengHei" w:eastAsia="Microsoft JhengHei" w:hAnsi="Microsoft JhengHei" w:cs="Microsoft JhengHei" w:hint="eastAsia"/>
+              <w:rFonts w:hint="eastAsia" w:ascii="Microsoft JhengHei" w:hAnsi="Microsoft JhengHei" w:eastAsia="Microsoft JhengHei" w:cs="Microsoft JhengHei"/>
+              <w:szCs w:val="24"/>
+            </w:rPr>
+            <w:instrText xml:space="preserve"> HYPERLINK \l _Toc28091 </w:instrText>
+          </w:r>
+          <w:r>
+            <w:rPr>
+              <w:rFonts w:hint="eastAsia" w:ascii="Microsoft JhengHei" w:hAnsi="Microsoft JhengHei" w:eastAsia="Microsoft JhengHei" w:cs="Microsoft JhengHei"/>
               <w:szCs w:val="24"/>
             </w:rPr>
             <w:fldChar w:fldCharType="separate"/>
@@ -1583,7 +1635,7 @@
             <w:fldChar w:fldCharType="begin"/>
           </w:r>
           <w:r>
-            <w:instrText xml:space="preserve"> PAGEREF _Toc6763 \h </w:instrText>
+            <w:instrText xml:space="preserve"> PAGEREF _Toc28091 \h </w:instrText>
           </w:r>
           <w:r>
             <w:fldChar w:fldCharType="separate"/>
@@ -1596,7 +1648,7 @@
           </w:r>
           <w:r>
             <w:rPr>
-              <w:rFonts w:ascii="Microsoft JhengHei" w:eastAsia="Microsoft JhengHei" w:hAnsi="Microsoft JhengHei" w:cs="Microsoft JhengHei" w:hint="eastAsia"/>
+              <w:rFonts w:hint="eastAsia" w:ascii="Microsoft JhengHei" w:hAnsi="Microsoft JhengHei" w:eastAsia="Microsoft JhengHei" w:cs="Microsoft JhengHei"/>
               <w:szCs w:val="24"/>
             </w:rPr>
             <w:fldChar w:fldCharType="end"/>
@@ -1604,28 +1656,28 @@
         </w:p>
         <w:p>
           <w:pPr>
-            <w:pStyle w:val="TOC1"/>
+            <w:pStyle w:val="16"/>
             <w:tabs>
               <w:tab w:val="right" w:leader="dot" w:pos="8468"/>
             </w:tabs>
           </w:pPr>
           <w:r>
             <w:rPr>
-              <w:rFonts w:ascii="Microsoft JhengHei" w:eastAsia="Microsoft JhengHei" w:hAnsi="Microsoft JhengHei" w:cs="Microsoft JhengHei" w:hint="eastAsia"/>
+              <w:rFonts w:hint="eastAsia" w:ascii="Microsoft JhengHei" w:hAnsi="Microsoft JhengHei" w:eastAsia="Microsoft JhengHei" w:cs="Microsoft JhengHei"/>
               <w:szCs w:val="24"/>
             </w:rPr>
             <w:fldChar w:fldCharType="begin"/>
           </w:r>
           <w:r>
             <w:rPr>
-              <w:rFonts w:ascii="Microsoft JhengHei" w:eastAsia="Microsoft JhengHei" w:hAnsi="Microsoft JhengHei" w:cs="Microsoft JhengHei" w:hint="eastAsia"/>
-              <w:szCs w:val="24"/>
-            </w:rPr>
-            <w:instrText xml:space="preserve"> HYPERLINK \l _Toc22990 </w:instrText>
-          </w:r>
-          <w:r>
-            <w:rPr>
-              <w:rFonts w:ascii="Microsoft JhengHei" w:eastAsia="Microsoft JhengHei" w:hAnsi="Microsoft JhengHei" w:cs="Microsoft JhengHei" w:hint="eastAsia"/>
+              <w:rFonts w:hint="eastAsia" w:ascii="Microsoft JhengHei" w:hAnsi="Microsoft JhengHei" w:eastAsia="Microsoft JhengHei" w:cs="Microsoft JhengHei"/>
+              <w:szCs w:val="24"/>
+            </w:rPr>
+            <w:instrText xml:space="preserve"> HYPERLINK \l _Toc8863 </w:instrText>
+          </w:r>
+          <w:r>
+            <w:rPr>
+              <w:rFonts w:hint="eastAsia" w:ascii="Microsoft JhengHei" w:hAnsi="Microsoft JhengHei" w:eastAsia="Microsoft JhengHei" w:cs="Microsoft JhengHei"/>
               <w:szCs w:val="24"/>
             </w:rPr>
             <w:fldChar w:fldCharType="separate"/>
@@ -1640,7 +1692,7 @@
             <w:fldChar w:fldCharType="begin"/>
           </w:r>
           <w:r>
-            <w:instrText xml:space="preserve"> PAGEREF _Toc22990 \h </w:instrText>
+            <w:instrText xml:space="preserve"> PAGEREF _Toc8863 \h </w:instrText>
           </w:r>
           <w:r>
             <w:fldChar w:fldCharType="separate"/>
@@ -1653,7 +1705,7 @@
           </w:r>
           <w:r>
             <w:rPr>
-              <w:rFonts w:ascii="Microsoft JhengHei" w:eastAsia="Microsoft JhengHei" w:hAnsi="Microsoft JhengHei" w:cs="Microsoft JhengHei" w:hint="eastAsia"/>
+              <w:rFonts w:hint="eastAsia" w:ascii="Microsoft JhengHei" w:hAnsi="Microsoft JhengHei" w:eastAsia="Microsoft JhengHei" w:cs="Microsoft JhengHei"/>
               <w:szCs w:val="24"/>
             </w:rPr>
             <w:fldChar w:fldCharType="end"/>
@@ -1661,35 +1713,35 @@
         </w:p>
         <w:p>
           <w:pPr>
-            <w:pStyle w:val="TOC1"/>
+            <w:pStyle w:val="16"/>
             <w:tabs>
               <w:tab w:val="right" w:leader="dot" w:pos="8468"/>
             </w:tabs>
           </w:pPr>
           <w:r>
             <w:rPr>
-              <w:rFonts w:ascii="Microsoft JhengHei" w:eastAsia="Microsoft JhengHei" w:hAnsi="Microsoft JhengHei" w:cs="Microsoft JhengHei" w:hint="eastAsia"/>
+              <w:rFonts w:hint="eastAsia" w:ascii="Microsoft JhengHei" w:hAnsi="Microsoft JhengHei" w:eastAsia="Microsoft JhengHei" w:cs="Microsoft JhengHei"/>
               <w:szCs w:val="24"/>
             </w:rPr>
             <w:fldChar w:fldCharType="begin"/>
           </w:r>
           <w:r>
             <w:rPr>
-              <w:rFonts w:ascii="Microsoft JhengHei" w:eastAsia="Microsoft JhengHei" w:hAnsi="Microsoft JhengHei" w:cs="Microsoft JhengHei" w:hint="eastAsia"/>
-              <w:szCs w:val="24"/>
-            </w:rPr>
-            <w:instrText xml:space="preserve"> HYPERLINK \l _Toc9955 </w:instrText>
-          </w:r>
-          <w:r>
-            <w:rPr>
-              <w:rFonts w:ascii="Microsoft JhengHei" w:eastAsia="Microsoft JhengHei" w:hAnsi="Microsoft JhengHei" w:cs="Microsoft JhengHei" w:hint="eastAsia"/>
+              <w:rFonts w:hint="eastAsia" w:ascii="Microsoft JhengHei" w:hAnsi="Microsoft JhengHei" w:eastAsia="Microsoft JhengHei" w:cs="Microsoft JhengHei"/>
+              <w:szCs w:val="24"/>
+            </w:rPr>
+            <w:instrText xml:space="preserve"> HYPERLINK \l _Toc8472 </w:instrText>
+          </w:r>
+          <w:r>
+            <w:rPr>
+              <w:rFonts w:hint="eastAsia" w:ascii="Microsoft JhengHei" w:hAnsi="Microsoft JhengHei" w:eastAsia="Microsoft JhengHei" w:cs="Microsoft JhengHei"/>
               <w:szCs w:val="24"/>
             </w:rPr>
             <w:fldChar w:fldCharType="separate"/>
           </w:r>
           <w:r>
             <w:rPr>
-              <w:rFonts w:ascii="宋体" w:eastAsia="宋体" w:hAnsi="宋体" w:cs="宋体"/>
+              <w:rFonts w:ascii="宋体" w:hAnsi="宋体" w:eastAsia="宋体" w:cs="宋体"/>
               <w:spacing w:val="-2"/>
               <w:szCs w:val="21"/>
             </w:rPr>
@@ -1702,7 +1754,7 @@
             <w:fldChar w:fldCharType="begin"/>
           </w:r>
           <w:r>
-            <w:instrText xml:space="preserve"> PAGEREF _Toc9955 \h </w:instrText>
+            <w:instrText xml:space="preserve"> PAGEREF _Toc8472 \h </w:instrText>
           </w:r>
           <w:r>
             <w:fldChar w:fldCharType="separate"/>
@@ -1715,7 +1767,7 @@
           </w:r>
           <w:r>
             <w:rPr>
-              <w:rFonts w:ascii="Microsoft JhengHei" w:eastAsia="Microsoft JhengHei" w:hAnsi="Microsoft JhengHei" w:cs="Microsoft JhengHei" w:hint="eastAsia"/>
+              <w:rFonts w:hint="eastAsia" w:ascii="Microsoft JhengHei" w:hAnsi="Microsoft JhengHei" w:eastAsia="Microsoft JhengHei" w:cs="Microsoft JhengHei"/>
               <w:szCs w:val="24"/>
             </w:rPr>
             <w:fldChar w:fldCharType="end"/>
@@ -1723,28 +1775,28 @@
         </w:p>
         <w:p>
           <w:pPr>
-            <w:pStyle w:val="TOC1"/>
+            <w:pStyle w:val="16"/>
             <w:tabs>
               <w:tab w:val="right" w:leader="dot" w:pos="8468"/>
             </w:tabs>
           </w:pPr>
           <w:r>
             <w:rPr>
-              <w:rFonts w:ascii="Microsoft JhengHei" w:eastAsia="Microsoft JhengHei" w:hAnsi="Microsoft JhengHei" w:cs="Microsoft JhengHei" w:hint="eastAsia"/>
+              <w:rFonts w:hint="eastAsia" w:ascii="Microsoft JhengHei" w:hAnsi="Microsoft JhengHei" w:eastAsia="Microsoft JhengHei" w:cs="Microsoft JhengHei"/>
               <w:szCs w:val="24"/>
             </w:rPr>
             <w:fldChar w:fldCharType="begin"/>
           </w:r>
           <w:r>
             <w:rPr>
-              <w:rFonts w:ascii="Microsoft JhengHei" w:eastAsia="Microsoft JhengHei" w:hAnsi="Microsoft JhengHei" w:cs="Microsoft JhengHei" w:hint="eastAsia"/>
-              <w:szCs w:val="24"/>
-            </w:rPr>
-            <w:instrText xml:space="preserve"> HYPERLINK \l _Toc1624 </w:instrText>
-          </w:r>
-          <w:r>
-            <w:rPr>
-              <w:rFonts w:ascii="Microsoft JhengHei" w:eastAsia="Microsoft JhengHei" w:hAnsi="Microsoft JhengHei" w:cs="Microsoft JhengHei" w:hint="eastAsia"/>
+              <w:rFonts w:hint="eastAsia" w:ascii="Microsoft JhengHei" w:hAnsi="Microsoft JhengHei" w:eastAsia="Microsoft JhengHei" w:cs="Microsoft JhengHei"/>
+              <w:szCs w:val="24"/>
+            </w:rPr>
+            <w:instrText xml:space="preserve"> HYPERLINK \l _Toc750 </w:instrText>
+          </w:r>
+          <w:r>
+            <w:rPr>
+              <w:rFonts w:hint="eastAsia" w:ascii="Microsoft JhengHei" w:hAnsi="Microsoft JhengHei" w:eastAsia="Microsoft JhengHei" w:cs="Microsoft JhengHei"/>
               <w:szCs w:val="24"/>
             </w:rPr>
             <w:fldChar w:fldCharType="separate"/>
@@ -1765,7 +1817,7 @@
             <w:fldChar w:fldCharType="begin"/>
           </w:r>
           <w:r>
-            <w:instrText xml:space="preserve"> PAGEREF _Toc1624 \h </w:instrText>
+            <w:instrText xml:space="preserve"> PAGEREF _Toc750 \h </w:instrText>
           </w:r>
           <w:r>
             <w:fldChar w:fldCharType="separate"/>
@@ -1778,7 +1830,7 @@
           </w:r>
           <w:r>
             <w:rPr>
-              <w:rFonts w:ascii="Microsoft JhengHei" w:eastAsia="Microsoft JhengHei" w:hAnsi="Microsoft JhengHei" w:cs="Microsoft JhengHei" w:hint="eastAsia"/>
+              <w:rFonts w:hint="eastAsia" w:ascii="Microsoft JhengHei" w:hAnsi="Microsoft JhengHei" w:eastAsia="Microsoft JhengHei" w:cs="Microsoft JhengHei"/>
               <w:szCs w:val="24"/>
             </w:rPr>
             <w:fldChar w:fldCharType="end"/>
@@ -1786,28 +1838,28 @@
         </w:p>
         <w:p>
           <w:pPr>
-            <w:pStyle w:val="TOC1"/>
+            <w:pStyle w:val="16"/>
             <w:tabs>
               <w:tab w:val="right" w:leader="dot" w:pos="8468"/>
             </w:tabs>
           </w:pPr>
           <w:r>
             <w:rPr>
-              <w:rFonts w:ascii="Microsoft JhengHei" w:eastAsia="Microsoft JhengHei" w:hAnsi="Microsoft JhengHei" w:cs="Microsoft JhengHei" w:hint="eastAsia"/>
+              <w:rFonts w:hint="eastAsia" w:ascii="Microsoft JhengHei" w:hAnsi="Microsoft JhengHei" w:eastAsia="Microsoft JhengHei" w:cs="Microsoft JhengHei"/>
               <w:szCs w:val="24"/>
             </w:rPr>
             <w:fldChar w:fldCharType="begin"/>
           </w:r>
           <w:r>
             <w:rPr>
-              <w:rFonts w:ascii="Microsoft JhengHei" w:eastAsia="Microsoft JhengHei" w:hAnsi="Microsoft JhengHei" w:cs="Microsoft JhengHei" w:hint="eastAsia"/>
-              <w:szCs w:val="24"/>
-            </w:rPr>
-            <w:instrText xml:space="preserve"> HYPERLINK \l _Toc6803 </w:instrText>
-          </w:r>
-          <w:r>
-            <w:rPr>
-              <w:rFonts w:ascii="Microsoft JhengHei" w:eastAsia="Microsoft JhengHei" w:hAnsi="Microsoft JhengHei" w:cs="Microsoft JhengHei" w:hint="eastAsia"/>
+              <w:rFonts w:hint="eastAsia" w:ascii="Microsoft JhengHei" w:hAnsi="Microsoft JhengHei" w:eastAsia="Microsoft JhengHei" w:cs="Microsoft JhengHei"/>
+              <w:szCs w:val="24"/>
+            </w:rPr>
+            <w:instrText xml:space="preserve"> HYPERLINK \l _Toc26524 </w:instrText>
+          </w:r>
+          <w:r>
+            <w:rPr>
+              <w:rFonts w:hint="eastAsia" w:ascii="Microsoft JhengHei" w:hAnsi="Microsoft JhengHei" w:eastAsia="Microsoft JhengHei" w:cs="Microsoft JhengHei"/>
               <w:szCs w:val="24"/>
             </w:rPr>
             <w:fldChar w:fldCharType="separate"/>
@@ -1828,7 +1880,7 @@
             <w:fldChar w:fldCharType="begin"/>
           </w:r>
           <w:r>
-            <w:instrText xml:space="preserve"> PAGEREF _Toc6803 \h </w:instrText>
+            <w:instrText xml:space="preserve"> PAGEREF _Toc26524 \h </w:instrText>
           </w:r>
           <w:r>
             <w:fldChar w:fldCharType="separate"/>
@@ -1841,7 +1893,7 @@
           </w:r>
           <w:r>
             <w:rPr>
-              <w:rFonts w:ascii="Microsoft JhengHei" w:eastAsia="Microsoft JhengHei" w:hAnsi="Microsoft JhengHei" w:cs="Microsoft JhengHei" w:hint="eastAsia"/>
+              <w:rFonts w:hint="eastAsia" w:ascii="Microsoft JhengHei" w:hAnsi="Microsoft JhengHei" w:eastAsia="Microsoft JhengHei" w:cs="Microsoft JhengHei"/>
               <w:szCs w:val="24"/>
             </w:rPr>
             <w:fldChar w:fldCharType="end"/>
@@ -1849,28 +1901,28 @@
         </w:p>
         <w:p>
           <w:pPr>
-            <w:pStyle w:val="TOC1"/>
+            <w:pStyle w:val="16"/>
             <w:tabs>
               <w:tab w:val="right" w:leader="dot" w:pos="8468"/>
             </w:tabs>
           </w:pPr>
           <w:r>
             <w:rPr>
-              <w:rFonts w:ascii="Microsoft JhengHei" w:eastAsia="Microsoft JhengHei" w:hAnsi="Microsoft JhengHei" w:cs="Microsoft JhengHei" w:hint="eastAsia"/>
+              <w:rFonts w:hint="eastAsia" w:ascii="Microsoft JhengHei" w:hAnsi="Microsoft JhengHei" w:eastAsia="Microsoft JhengHei" w:cs="Microsoft JhengHei"/>
               <w:szCs w:val="24"/>
             </w:rPr>
             <w:fldChar w:fldCharType="begin"/>
           </w:r>
           <w:r>
             <w:rPr>
-              <w:rFonts w:ascii="Microsoft JhengHei" w:eastAsia="Microsoft JhengHei" w:hAnsi="Microsoft JhengHei" w:cs="Microsoft JhengHei" w:hint="eastAsia"/>
-              <w:szCs w:val="24"/>
-            </w:rPr>
-            <w:instrText xml:space="preserve"> HYPERLINK \l _Toc29187 </w:instrText>
-          </w:r>
-          <w:r>
-            <w:rPr>
-              <w:rFonts w:ascii="Microsoft JhengHei" w:eastAsia="Microsoft JhengHei" w:hAnsi="Microsoft JhengHei" w:cs="Microsoft JhengHei" w:hint="eastAsia"/>
+              <w:rFonts w:hint="eastAsia" w:ascii="Microsoft JhengHei" w:hAnsi="Microsoft JhengHei" w:eastAsia="Microsoft JhengHei" w:cs="Microsoft JhengHei"/>
+              <w:szCs w:val="24"/>
+            </w:rPr>
+            <w:instrText xml:space="preserve"> HYPERLINK \l _Toc30000 </w:instrText>
+          </w:r>
+          <w:r>
+            <w:rPr>
+              <w:rFonts w:hint="eastAsia" w:ascii="Microsoft JhengHei" w:hAnsi="Microsoft JhengHei" w:eastAsia="Microsoft JhengHei" w:cs="Microsoft JhengHei"/>
               <w:szCs w:val="24"/>
             </w:rPr>
             <w:fldChar w:fldCharType="separate"/>
@@ -1891,7 +1943,7 @@
             <w:fldChar w:fldCharType="begin"/>
           </w:r>
           <w:r>
-            <w:instrText xml:space="preserve"> PAGEREF _Toc29187 \h </w:instrText>
+            <w:instrText xml:space="preserve"> PAGEREF _Toc30000 \h </w:instrText>
           </w:r>
           <w:r>
             <w:fldChar w:fldCharType="separate"/>
@@ -1904,7 +1956,7 @@
           </w:r>
           <w:r>
             <w:rPr>
-              <w:rFonts w:ascii="Microsoft JhengHei" w:eastAsia="Microsoft JhengHei" w:hAnsi="Microsoft JhengHei" w:cs="Microsoft JhengHei" w:hint="eastAsia"/>
+              <w:rFonts w:hint="eastAsia" w:ascii="Microsoft JhengHei" w:hAnsi="Microsoft JhengHei" w:eastAsia="Microsoft JhengHei" w:cs="Microsoft JhengHei"/>
               <w:szCs w:val="24"/>
             </w:rPr>
             <w:fldChar w:fldCharType="end"/>
@@ -1912,28 +1964,28 @@
         </w:p>
         <w:p>
           <w:pPr>
-            <w:pStyle w:val="TOC1"/>
+            <w:pStyle w:val="16"/>
             <w:tabs>
               <w:tab w:val="right" w:leader="dot" w:pos="8468"/>
             </w:tabs>
           </w:pPr>
           <w:r>
             <w:rPr>
-              <w:rFonts w:ascii="Microsoft JhengHei" w:eastAsia="Microsoft JhengHei" w:hAnsi="Microsoft JhengHei" w:cs="Microsoft JhengHei" w:hint="eastAsia"/>
+              <w:rFonts w:hint="eastAsia" w:ascii="Microsoft JhengHei" w:hAnsi="Microsoft JhengHei" w:eastAsia="Microsoft JhengHei" w:cs="Microsoft JhengHei"/>
               <w:szCs w:val="24"/>
             </w:rPr>
             <w:fldChar w:fldCharType="begin"/>
           </w:r>
           <w:r>
             <w:rPr>
-              <w:rFonts w:ascii="Microsoft JhengHei" w:eastAsia="Microsoft JhengHei" w:hAnsi="Microsoft JhengHei" w:cs="Microsoft JhengHei" w:hint="eastAsia"/>
-              <w:szCs w:val="24"/>
-            </w:rPr>
-            <w:instrText xml:space="preserve"> HYPERLINK \l _Toc27519 </w:instrText>
-          </w:r>
-          <w:r>
-            <w:rPr>
-              <w:rFonts w:ascii="Microsoft JhengHei" w:eastAsia="Microsoft JhengHei" w:hAnsi="Microsoft JhengHei" w:cs="Microsoft JhengHei" w:hint="eastAsia"/>
+              <w:rFonts w:hint="eastAsia" w:ascii="Microsoft JhengHei" w:hAnsi="Microsoft JhengHei" w:eastAsia="Microsoft JhengHei" w:cs="Microsoft JhengHei"/>
+              <w:szCs w:val="24"/>
+            </w:rPr>
+            <w:instrText xml:space="preserve"> HYPERLINK \l _Toc19210 </w:instrText>
+          </w:r>
+          <w:r>
+            <w:rPr>
+              <w:rFonts w:hint="eastAsia" w:ascii="Microsoft JhengHei" w:hAnsi="Microsoft JhengHei" w:eastAsia="Microsoft JhengHei" w:cs="Microsoft JhengHei"/>
               <w:szCs w:val="24"/>
             </w:rPr>
             <w:fldChar w:fldCharType="separate"/>
@@ -1954,7 +2006,7 @@
             <w:fldChar w:fldCharType="begin"/>
           </w:r>
           <w:r>
-            <w:instrText xml:space="preserve"> PAGEREF _Toc27519 \h </w:instrText>
+            <w:instrText xml:space="preserve"> PAGEREF _Toc19210 \h </w:instrText>
           </w:r>
           <w:r>
             <w:fldChar w:fldCharType="separate"/>
@@ -1967,7 +2019,7 @@
           </w:r>
           <w:r>
             <w:rPr>
-              <w:rFonts w:ascii="Microsoft JhengHei" w:eastAsia="Microsoft JhengHei" w:hAnsi="Microsoft JhengHei" w:cs="Microsoft JhengHei" w:hint="eastAsia"/>
+              <w:rFonts w:hint="eastAsia" w:ascii="Microsoft JhengHei" w:hAnsi="Microsoft JhengHei" w:eastAsia="Microsoft JhengHei" w:cs="Microsoft JhengHei"/>
               <w:szCs w:val="24"/>
             </w:rPr>
             <w:fldChar w:fldCharType="end"/>
@@ -1975,28 +2027,28 @@
         </w:p>
         <w:p>
           <w:pPr>
-            <w:pStyle w:val="TOC1"/>
+            <w:pStyle w:val="16"/>
             <w:tabs>
               <w:tab w:val="right" w:leader="dot" w:pos="8468"/>
             </w:tabs>
           </w:pPr>
           <w:r>
             <w:rPr>
-              <w:rFonts w:ascii="Microsoft JhengHei" w:eastAsia="Microsoft JhengHei" w:hAnsi="Microsoft JhengHei" w:cs="Microsoft JhengHei" w:hint="eastAsia"/>
+              <w:rFonts w:hint="eastAsia" w:ascii="Microsoft JhengHei" w:hAnsi="Microsoft JhengHei" w:eastAsia="Microsoft JhengHei" w:cs="Microsoft JhengHei"/>
               <w:szCs w:val="24"/>
             </w:rPr>
             <w:fldChar w:fldCharType="begin"/>
           </w:r>
           <w:r>
             <w:rPr>
-              <w:rFonts w:ascii="Microsoft JhengHei" w:eastAsia="Microsoft JhengHei" w:hAnsi="Microsoft JhengHei" w:cs="Microsoft JhengHei" w:hint="eastAsia"/>
-              <w:szCs w:val="24"/>
-            </w:rPr>
-            <w:instrText xml:space="preserve"> HYPERLINK \l _Toc2838 </w:instrText>
-          </w:r>
-          <w:r>
-            <w:rPr>
-              <w:rFonts w:ascii="Microsoft JhengHei" w:eastAsia="Microsoft JhengHei" w:hAnsi="Microsoft JhengHei" w:cs="Microsoft JhengHei" w:hint="eastAsia"/>
+              <w:rFonts w:hint="eastAsia" w:ascii="Microsoft JhengHei" w:hAnsi="Microsoft JhengHei" w:eastAsia="Microsoft JhengHei" w:cs="Microsoft JhengHei"/>
+              <w:szCs w:val="24"/>
+            </w:rPr>
+            <w:instrText xml:space="preserve"> HYPERLINK \l _Toc31080 </w:instrText>
+          </w:r>
+          <w:r>
+            <w:rPr>
+              <w:rFonts w:hint="eastAsia" w:ascii="Microsoft JhengHei" w:hAnsi="Microsoft JhengHei" w:eastAsia="Microsoft JhengHei" w:cs="Microsoft JhengHei"/>
               <w:szCs w:val="24"/>
             </w:rPr>
             <w:fldChar w:fldCharType="separate"/>
@@ -2017,7 +2069,7 @@
             <w:fldChar w:fldCharType="begin"/>
           </w:r>
           <w:r>
-            <w:instrText xml:space="preserve"> PAGEREF _Toc2838 \h </w:instrText>
+            <w:instrText xml:space="preserve"> PAGEREF _Toc31080 \h </w:instrText>
           </w:r>
           <w:r>
             <w:fldChar w:fldCharType="separate"/>
@@ -2030,7 +2082,7 @@
           </w:r>
           <w:r>
             <w:rPr>
-              <w:rFonts w:ascii="Microsoft JhengHei" w:eastAsia="Microsoft JhengHei" w:hAnsi="Microsoft JhengHei" w:cs="Microsoft JhengHei" w:hint="eastAsia"/>
+              <w:rFonts w:hint="eastAsia" w:ascii="Microsoft JhengHei" w:hAnsi="Microsoft JhengHei" w:eastAsia="Microsoft JhengHei" w:cs="Microsoft JhengHei"/>
               <w:szCs w:val="24"/>
             </w:rPr>
             <w:fldChar w:fldCharType="end"/>
@@ -2038,28 +2090,28 @@
         </w:p>
         <w:p>
           <w:pPr>
-            <w:pStyle w:val="TOC2"/>
+            <w:pStyle w:val="17"/>
             <w:tabs>
               <w:tab w:val="right" w:leader="dot" w:pos="8468"/>
             </w:tabs>
           </w:pPr>
           <w:r>
             <w:rPr>
-              <w:rFonts w:ascii="Microsoft JhengHei" w:eastAsia="Microsoft JhengHei" w:hAnsi="Microsoft JhengHei" w:cs="Microsoft JhengHei" w:hint="eastAsia"/>
+              <w:rFonts w:hint="eastAsia" w:ascii="Microsoft JhengHei" w:hAnsi="Microsoft JhengHei" w:eastAsia="Microsoft JhengHei" w:cs="Microsoft JhengHei"/>
               <w:szCs w:val="24"/>
             </w:rPr>
             <w:fldChar w:fldCharType="begin"/>
           </w:r>
           <w:r>
             <w:rPr>
-              <w:rFonts w:ascii="Microsoft JhengHei" w:eastAsia="Microsoft JhengHei" w:hAnsi="Microsoft JhengHei" w:cs="Microsoft JhengHei" w:hint="eastAsia"/>
-              <w:szCs w:val="24"/>
-            </w:rPr>
-            <w:instrText xml:space="preserve"> HYPERLINK \l _Toc9695 </w:instrText>
-          </w:r>
-          <w:r>
-            <w:rPr>
-              <w:rFonts w:ascii="Microsoft JhengHei" w:eastAsia="Microsoft JhengHei" w:hAnsi="Microsoft JhengHei" w:cs="Microsoft JhengHei" w:hint="eastAsia"/>
+              <w:rFonts w:hint="eastAsia" w:ascii="Microsoft JhengHei" w:hAnsi="Microsoft JhengHei" w:eastAsia="Microsoft JhengHei" w:cs="Microsoft JhengHei"/>
+              <w:szCs w:val="24"/>
+            </w:rPr>
+            <w:instrText xml:space="preserve"> HYPERLINK \l _Toc7039 </w:instrText>
+          </w:r>
+          <w:r>
+            <w:rPr>
+              <w:rFonts w:hint="eastAsia" w:ascii="Microsoft JhengHei" w:hAnsi="Microsoft JhengHei" w:eastAsia="Microsoft JhengHei" w:cs="Microsoft JhengHei"/>
               <w:szCs w:val="24"/>
             </w:rPr>
             <w:fldChar w:fldCharType="separate"/>
@@ -2080,7 +2132,7 @@
             <w:fldChar w:fldCharType="begin"/>
           </w:r>
           <w:r>
-            <w:instrText xml:space="preserve"> PAGEREF _Toc9695 \h </w:instrText>
+            <w:instrText xml:space="preserve"> PAGEREF _Toc7039 \h </w:instrText>
           </w:r>
           <w:r>
             <w:fldChar w:fldCharType="separate"/>
@@ -2093,7 +2145,7 @@
           </w:r>
           <w:r>
             <w:rPr>
-              <w:rFonts w:ascii="Microsoft JhengHei" w:eastAsia="Microsoft JhengHei" w:hAnsi="Microsoft JhengHei" w:cs="Microsoft JhengHei" w:hint="eastAsia"/>
+              <w:rFonts w:hint="eastAsia" w:ascii="Microsoft JhengHei" w:hAnsi="Microsoft JhengHei" w:eastAsia="Microsoft JhengHei" w:cs="Microsoft JhengHei"/>
               <w:szCs w:val="24"/>
             </w:rPr>
             <w:fldChar w:fldCharType="end"/>
@@ -2101,28 +2153,28 @@
         </w:p>
         <w:p>
           <w:pPr>
-            <w:pStyle w:val="TOC3"/>
+            <w:pStyle w:val="13"/>
             <w:tabs>
               <w:tab w:val="right" w:leader="dot" w:pos="8468"/>
             </w:tabs>
           </w:pPr>
           <w:r>
             <w:rPr>
-              <w:rFonts w:ascii="Microsoft JhengHei" w:eastAsia="Microsoft JhengHei" w:hAnsi="Microsoft JhengHei" w:cs="Microsoft JhengHei" w:hint="eastAsia"/>
+              <w:rFonts w:hint="eastAsia" w:ascii="Microsoft JhengHei" w:hAnsi="Microsoft JhengHei" w:eastAsia="Microsoft JhengHei" w:cs="Microsoft JhengHei"/>
               <w:szCs w:val="24"/>
             </w:rPr>
             <w:fldChar w:fldCharType="begin"/>
           </w:r>
           <w:r>
             <w:rPr>
-              <w:rFonts w:ascii="Microsoft JhengHei" w:eastAsia="Microsoft JhengHei" w:hAnsi="Microsoft JhengHei" w:cs="Microsoft JhengHei" w:hint="eastAsia"/>
-              <w:szCs w:val="24"/>
-            </w:rPr>
-            <w:instrText xml:space="preserve"> HYPERLINK \l _Toc20429 </w:instrText>
-          </w:r>
-          <w:r>
-            <w:rPr>
-              <w:rFonts w:ascii="Microsoft JhengHei" w:eastAsia="Microsoft JhengHei" w:hAnsi="Microsoft JhengHei" w:cs="Microsoft JhengHei" w:hint="eastAsia"/>
+              <w:rFonts w:hint="eastAsia" w:ascii="Microsoft JhengHei" w:hAnsi="Microsoft JhengHei" w:eastAsia="Microsoft JhengHei" w:cs="Microsoft JhengHei"/>
+              <w:szCs w:val="24"/>
+            </w:rPr>
+            <w:instrText xml:space="preserve"> HYPERLINK \l _Toc14039 </w:instrText>
+          </w:r>
+          <w:r>
+            <w:rPr>
+              <w:rFonts w:hint="eastAsia" w:ascii="Microsoft JhengHei" w:hAnsi="Microsoft JhengHei" w:eastAsia="Microsoft JhengHei" w:cs="Microsoft JhengHei"/>
               <w:szCs w:val="24"/>
             </w:rPr>
             <w:fldChar w:fldCharType="separate"/>
@@ -2143,7 +2195,7 @@
             <w:fldChar w:fldCharType="begin"/>
           </w:r>
           <w:r>
-            <w:instrText xml:space="preserve"> PAGEREF _Toc20429 \h </w:instrText>
+            <w:instrText xml:space="preserve"> PAGEREF _Toc14039 \h </w:instrText>
           </w:r>
           <w:r>
             <w:fldChar w:fldCharType="separate"/>
@@ -2156,7 +2208,7 @@
           </w:r>
           <w:r>
             <w:rPr>
-              <w:rFonts w:ascii="Microsoft JhengHei" w:eastAsia="Microsoft JhengHei" w:hAnsi="Microsoft JhengHei" w:cs="Microsoft JhengHei" w:hint="eastAsia"/>
+              <w:rFonts w:hint="eastAsia" w:ascii="Microsoft JhengHei" w:hAnsi="Microsoft JhengHei" w:eastAsia="Microsoft JhengHei" w:cs="Microsoft JhengHei"/>
               <w:szCs w:val="24"/>
             </w:rPr>
             <w:fldChar w:fldCharType="end"/>
@@ -2164,28 +2216,28 @@
         </w:p>
         <w:p>
           <w:pPr>
-            <w:pStyle w:val="TOC3"/>
+            <w:pStyle w:val="13"/>
             <w:tabs>
               <w:tab w:val="right" w:leader="dot" w:pos="8468"/>
             </w:tabs>
           </w:pPr>
           <w:r>
             <w:rPr>
-              <w:rFonts w:ascii="Microsoft JhengHei" w:eastAsia="Microsoft JhengHei" w:hAnsi="Microsoft JhengHei" w:cs="Microsoft JhengHei" w:hint="eastAsia"/>
+              <w:rFonts w:hint="eastAsia" w:ascii="Microsoft JhengHei" w:hAnsi="Microsoft JhengHei" w:eastAsia="Microsoft JhengHei" w:cs="Microsoft JhengHei"/>
               <w:szCs w:val="24"/>
             </w:rPr>
             <w:fldChar w:fldCharType="begin"/>
           </w:r>
           <w:r>
             <w:rPr>
-              <w:rFonts w:ascii="Microsoft JhengHei" w:eastAsia="Microsoft JhengHei" w:hAnsi="Microsoft JhengHei" w:cs="Microsoft JhengHei" w:hint="eastAsia"/>
-              <w:szCs w:val="24"/>
-            </w:rPr>
-            <w:instrText xml:space="preserve"> HYPERLINK \l _Toc28248 </w:instrText>
-          </w:r>
-          <w:r>
-            <w:rPr>
-              <w:rFonts w:ascii="Microsoft JhengHei" w:eastAsia="Microsoft JhengHei" w:hAnsi="Microsoft JhengHei" w:cs="Microsoft JhengHei" w:hint="eastAsia"/>
+              <w:rFonts w:hint="eastAsia" w:ascii="Microsoft JhengHei" w:hAnsi="Microsoft JhengHei" w:eastAsia="Microsoft JhengHei" w:cs="Microsoft JhengHei"/>
+              <w:szCs w:val="24"/>
+            </w:rPr>
+            <w:instrText xml:space="preserve"> HYPERLINK \l _Toc1126 </w:instrText>
+          </w:r>
+          <w:r>
+            <w:rPr>
+              <w:rFonts w:hint="eastAsia" w:ascii="Microsoft JhengHei" w:hAnsi="Microsoft JhengHei" w:eastAsia="Microsoft JhengHei" w:cs="Microsoft JhengHei"/>
               <w:szCs w:val="24"/>
             </w:rPr>
             <w:fldChar w:fldCharType="separate"/>
@@ -2206,7 +2258,7 @@
             <w:fldChar w:fldCharType="begin"/>
           </w:r>
           <w:r>
-            <w:instrText xml:space="preserve"> PAGEREF _Toc28248 \h </w:instrText>
+            <w:instrText xml:space="preserve"> PAGEREF _Toc1126 \h </w:instrText>
           </w:r>
           <w:r>
             <w:fldChar w:fldCharType="separate"/>
@@ -2219,7 +2271,7 @@
           </w:r>
           <w:r>
             <w:rPr>
-              <w:rFonts w:ascii="Microsoft JhengHei" w:eastAsia="Microsoft JhengHei" w:hAnsi="Microsoft JhengHei" w:cs="Microsoft JhengHei" w:hint="eastAsia"/>
+              <w:rFonts w:hint="eastAsia" w:ascii="Microsoft JhengHei" w:hAnsi="Microsoft JhengHei" w:eastAsia="Microsoft JhengHei" w:cs="Microsoft JhengHei"/>
               <w:szCs w:val="24"/>
             </w:rPr>
             <w:fldChar w:fldCharType="end"/>
@@ -2227,28 +2279,28 @@
         </w:p>
         <w:p>
           <w:pPr>
-            <w:pStyle w:val="TOC3"/>
+            <w:pStyle w:val="13"/>
             <w:tabs>
               <w:tab w:val="right" w:leader="dot" w:pos="8468"/>
             </w:tabs>
           </w:pPr>
           <w:r>
             <w:rPr>
-              <w:rFonts w:ascii="Microsoft JhengHei" w:eastAsia="Microsoft JhengHei" w:hAnsi="Microsoft JhengHei" w:cs="Microsoft JhengHei" w:hint="eastAsia"/>
+              <w:rFonts w:hint="eastAsia" w:ascii="Microsoft JhengHei" w:hAnsi="Microsoft JhengHei" w:eastAsia="Microsoft JhengHei" w:cs="Microsoft JhengHei"/>
               <w:szCs w:val="24"/>
             </w:rPr>
             <w:fldChar w:fldCharType="begin"/>
           </w:r>
           <w:r>
             <w:rPr>
-              <w:rFonts w:ascii="Microsoft JhengHei" w:eastAsia="Microsoft JhengHei" w:hAnsi="Microsoft JhengHei" w:cs="Microsoft JhengHei" w:hint="eastAsia"/>
-              <w:szCs w:val="24"/>
-            </w:rPr>
-            <w:instrText xml:space="preserve"> HYPERLINK \l _Toc23592 </w:instrText>
-          </w:r>
-          <w:r>
-            <w:rPr>
-              <w:rFonts w:ascii="Microsoft JhengHei" w:eastAsia="Microsoft JhengHei" w:hAnsi="Microsoft JhengHei" w:cs="Microsoft JhengHei" w:hint="eastAsia"/>
+              <w:rFonts w:hint="eastAsia" w:ascii="Microsoft JhengHei" w:hAnsi="Microsoft JhengHei" w:eastAsia="Microsoft JhengHei" w:cs="Microsoft JhengHei"/>
+              <w:szCs w:val="24"/>
+            </w:rPr>
+            <w:instrText xml:space="preserve"> HYPERLINK \l _Toc4009 </w:instrText>
+          </w:r>
+          <w:r>
+            <w:rPr>
+              <w:rFonts w:hint="eastAsia" w:ascii="Microsoft JhengHei" w:hAnsi="Microsoft JhengHei" w:eastAsia="Microsoft JhengHei" w:cs="Microsoft JhengHei"/>
               <w:szCs w:val="24"/>
             </w:rPr>
             <w:fldChar w:fldCharType="separate"/>
@@ -2269,7 +2321,7 @@
             <w:fldChar w:fldCharType="begin"/>
           </w:r>
           <w:r>
-            <w:instrText xml:space="preserve"> PAGEREF _Toc23592 \h </w:instrText>
+            <w:instrText xml:space="preserve"> PAGEREF _Toc4009 \h </w:instrText>
           </w:r>
           <w:r>
             <w:fldChar w:fldCharType="separate"/>
@@ -2282,7 +2334,7 @@
           </w:r>
           <w:r>
             <w:rPr>
-              <w:rFonts w:ascii="Microsoft JhengHei" w:eastAsia="Microsoft JhengHei" w:hAnsi="Microsoft JhengHei" w:cs="Microsoft JhengHei" w:hint="eastAsia"/>
+              <w:rFonts w:hint="eastAsia" w:ascii="Microsoft JhengHei" w:hAnsi="Microsoft JhengHei" w:eastAsia="Microsoft JhengHei" w:cs="Microsoft JhengHei"/>
               <w:szCs w:val="24"/>
             </w:rPr>
             <w:fldChar w:fldCharType="end"/>
@@ -2290,28 +2342,28 @@
         </w:p>
         <w:p>
           <w:pPr>
-            <w:pStyle w:val="TOC2"/>
+            <w:pStyle w:val="17"/>
             <w:tabs>
               <w:tab w:val="right" w:leader="dot" w:pos="8468"/>
             </w:tabs>
           </w:pPr>
           <w:r>
             <w:rPr>
-              <w:rFonts w:ascii="Microsoft JhengHei" w:eastAsia="Microsoft JhengHei" w:hAnsi="Microsoft JhengHei" w:cs="Microsoft JhengHei" w:hint="eastAsia"/>
+              <w:rFonts w:hint="eastAsia" w:ascii="Microsoft JhengHei" w:hAnsi="Microsoft JhengHei" w:eastAsia="Microsoft JhengHei" w:cs="Microsoft JhengHei"/>
               <w:szCs w:val="24"/>
             </w:rPr>
             <w:fldChar w:fldCharType="begin"/>
           </w:r>
           <w:r>
             <w:rPr>
-              <w:rFonts w:ascii="Microsoft JhengHei" w:eastAsia="Microsoft JhengHei" w:hAnsi="Microsoft JhengHei" w:cs="Microsoft JhengHei" w:hint="eastAsia"/>
-              <w:szCs w:val="24"/>
-            </w:rPr>
-            <w:instrText xml:space="preserve"> HYPERLINK \l _Toc6930 </w:instrText>
-          </w:r>
-          <w:r>
-            <w:rPr>
-              <w:rFonts w:ascii="Microsoft JhengHei" w:eastAsia="Microsoft JhengHei" w:hAnsi="Microsoft JhengHei" w:cs="Microsoft JhengHei" w:hint="eastAsia"/>
+              <w:rFonts w:hint="eastAsia" w:ascii="Microsoft JhengHei" w:hAnsi="Microsoft JhengHei" w:eastAsia="Microsoft JhengHei" w:cs="Microsoft JhengHei"/>
+              <w:szCs w:val="24"/>
+            </w:rPr>
+            <w:instrText xml:space="preserve"> HYPERLINK \l _Toc23036 </w:instrText>
+          </w:r>
+          <w:r>
+            <w:rPr>
+              <w:rFonts w:hint="eastAsia" w:ascii="Microsoft JhengHei" w:hAnsi="Microsoft JhengHei" w:eastAsia="Microsoft JhengHei" w:cs="Microsoft JhengHei"/>
               <w:szCs w:val="24"/>
             </w:rPr>
             <w:fldChar w:fldCharType="separate"/>
@@ -2332,7 +2384,7 @@
             <w:fldChar w:fldCharType="begin"/>
           </w:r>
           <w:r>
-            <w:instrText xml:space="preserve"> PAGEREF _Toc6930 \h </w:instrText>
+            <w:instrText xml:space="preserve"> PAGEREF _Toc23036 \h </w:instrText>
           </w:r>
           <w:r>
             <w:fldChar w:fldCharType="separate"/>
@@ -2345,7 +2397,7 @@
           </w:r>
           <w:r>
             <w:rPr>
-              <w:rFonts w:ascii="Microsoft JhengHei" w:eastAsia="Microsoft JhengHei" w:hAnsi="Microsoft JhengHei" w:cs="Microsoft JhengHei" w:hint="eastAsia"/>
+              <w:rFonts w:hint="eastAsia" w:ascii="Microsoft JhengHei" w:hAnsi="Microsoft JhengHei" w:eastAsia="Microsoft JhengHei" w:cs="Microsoft JhengHei"/>
               <w:szCs w:val="24"/>
             </w:rPr>
             <w:fldChar w:fldCharType="end"/>
@@ -2353,28 +2405,28 @@
         </w:p>
         <w:p>
           <w:pPr>
-            <w:pStyle w:val="TOC2"/>
+            <w:pStyle w:val="17"/>
             <w:tabs>
               <w:tab w:val="right" w:leader="dot" w:pos="8468"/>
             </w:tabs>
           </w:pPr>
           <w:r>
             <w:rPr>
-              <w:rFonts w:ascii="Microsoft JhengHei" w:eastAsia="Microsoft JhengHei" w:hAnsi="Microsoft JhengHei" w:cs="Microsoft JhengHei" w:hint="eastAsia"/>
+              <w:rFonts w:hint="eastAsia" w:ascii="Microsoft JhengHei" w:hAnsi="Microsoft JhengHei" w:eastAsia="Microsoft JhengHei" w:cs="Microsoft JhengHei"/>
               <w:szCs w:val="24"/>
             </w:rPr>
             <w:fldChar w:fldCharType="begin"/>
           </w:r>
           <w:r>
             <w:rPr>
-              <w:rFonts w:ascii="Microsoft JhengHei" w:eastAsia="Microsoft JhengHei" w:hAnsi="Microsoft JhengHei" w:cs="Microsoft JhengHei" w:hint="eastAsia"/>
-              <w:szCs w:val="24"/>
-            </w:rPr>
-            <w:instrText xml:space="preserve"> HYPERLINK \l _Toc22321 </w:instrText>
-          </w:r>
-          <w:r>
-            <w:rPr>
-              <w:rFonts w:ascii="Microsoft JhengHei" w:eastAsia="Microsoft JhengHei" w:hAnsi="Microsoft JhengHei" w:cs="Microsoft JhengHei" w:hint="eastAsia"/>
+              <w:rFonts w:hint="eastAsia" w:ascii="Microsoft JhengHei" w:hAnsi="Microsoft JhengHei" w:eastAsia="Microsoft JhengHei" w:cs="Microsoft JhengHei"/>
+              <w:szCs w:val="24"/>
+            </w:rPr>
+            <w:instrText xml:space="preserve"> HYPERLINK \l _Toc7901 </w:instrText>
+          </w:r>
+          <w:r>
+            <w:rPr>
+              <w:rFonts w:hint="eastAsia" w:ascii="Microsoft JhengHei" w:hAnsi="Microsoft JhengHei" w:eastAsia="Microsoft JhengHei" w:cs="Microsoft JhengHei"/>
               <w:szCs w:val="24"/>
             </w:rPr>
             <w:fldChar w:fldCharType="separate"/>
@@ -2395,7 +2447,7 @@
             <w:fldChar w:fldCharType="begin"/>
           </w:r>
           <w:r>
-            <w:instrText xml:space="preserve"> PAGEREF _Toc22321 \h </w:instrText>
+            <w:instrText xml:space="preserve"> PAGEREF _Toc7901 \h </w:instrText>
           </w:r>
           <w:r>
             <w:fldChar w:fldCharType="separate"/>
@@ -2408,7 +2460,7 @@
           </w:r>
           <w:r>
             <w:rPr>
-              <w:rFonts w:ascii="Microsoft JhengHei" w:eastAsia="Microsoft JhengHei" w:hAnsi="Microsoft JhengHei" w:cs="Microsoft JhengHei" w:hint="eastAsia"/>
+              <w:rFonts w:hint="eastAsia" w:ascii="Microsoft JhengHei" w:hAnsi="Microsoft JhengHei" w:eastAsia="Microsoft JhengHei" w:cs="Microsoft JhengHei"/>
               <w:szCs w:val="24"/>
             </w:rPr>
             <w:fldChar w:fldCharType="end"/>
@@ -2416,28 +2468,28 @@
         </w:p>
         <w:p>
           <w:pPr>
-            <w:pStyle w:val="TOC3"/>
+            <w:pStyle w:val="13"/>
             <w:tabs>
               <w:tab w:val="right" w:leader="dot" w:pos="8468"/>
             </w:tabs>
           </w:pPr>
           <w:r>
             <w:rPr>
-              <w:rFonts w:ascii="Microsoft JhengHei" w:eastAsia="Microsoft JhengHei" w:hAnsi="Microsoft JhengHei" w:cs="Microsoft JhengHei" w:hint="eastAsia"/>
+              <w:rFonts w:hint="eastAsia" w:ascii="Microsoft JhengHei" w:hAnsi="Microsoft JhengHei" w:eastAsia="Microsoft JhengHei" w:cs="Microsoft JhengHei"/>
               <w:szCs w:val="24"/>
             </w:rPr>
             <w:fldChar w:fldCharType="begin"/>
           </w:r>
           <w:r>
             <w:rPr>
-              <w:rFonts w:ascii="Microsoft JhengHei" w:eastAsia="Microsoft JhengHei" w:hAnsi="Microsoft JhengHei" w:cs="Microsoft JhengHei" w:hint="eastAsia"/>
-              <w:szCs w:val="24"/>
-            </w:rPr>
-            <w:instrText xml:space="preserve"> HYPERLINK \l _Toc17007 </w:instrText>
-          </w:r>
-          <w:r>
-            <w:rPr>
-              <w:rFonts w:ascii="Microsoft JhengHei" w:eastAsia="Microsoft JhengHei" w:hAnsi="Microsoft JhengHei" w:cs="Microsoft JhengHei" w:hint="eastAsia"/>
+              <w:rFonts w:hint="eastAsia" w:ascii="Microsoft JhengHei" w:hAnsi="Microsoft JhengHei" w:eastAsia="Microsoft JhengHei" w:cs="Microsoft JhengHei"/>
+              <w:szCs w:val="24"/>
+            </w:rPr>
+            <w:instrText xml:space="preserve"> HYPERLINK \l _Toc27675 </w:instrText>
+          </w:r>
+          <w:r>
+            <w:rPr>
+              <w:rFonts w:hint="eastAsia" w:ascii="Microsoft JhengHei" w:hAnsi="Microsoft JhengHei" w:eastAsia="Microsoft JhengHei" w:cs="Microsoft JhengHei"/>
               <w:szCs w:val="24"/>
             </w:rPr>
             <w:fldChar w:fldCharType="separate"/>
@@ -2458,7 +2510,7 @@
             <w:fldChar w:fldCharType="begin"/>
           </w:r>
           <w:r>
-            <w:instrText xml:space="preserve"> PAGEREF _Toc17007 \h </w:instrText>
+            <w:instrText xml:space="preserve"> PAGEREF _Toc27675 \h </w:instrText>
           </w:r>
           <w:r>
             <w:fldChar w:fldCharType="separate"/>
@@ -2471,7 +2523,7 @@
           </w:r>
           <w:r>
             <w:rPr>
-              <w:rFonts w:ascii="Microsoft JhengHei" w:eastAsia="Microsoft JhengHei" w:hAnsi="Microsoft JhengHei" w:cs="Microsoft JhengHei" w:hint="eastAsia"/>
+              <w:rFonts w:hint="eastAsia" w:ascii="Microsoft JhengHei" w:hAnsi="Microsoft JhengHei" w:eastAsia="Microsoft JhengHei" w:cs="Microsoft JhengHei"/>
               <w:szCs w:val="24"/>
             </w:rPr>
             <w:fldChar w:fldCharType="end"/>
@@ -2479,28 +2531,28 @@
         </w:p>
         <w:p>
           <w:pPr>
-            <w:pStyle w:val="TOC3"/>
+            <w:pStyle w:val="13"/>
             <w:tabs>
               <w:tab w:val="right" w:leader="dot" w:pos="8468"/>
             </w:tabs>
           </w:pPr>
           <w:r>
             <w:rPr>
-              <w:rFonts w:ascii="Microsoft JhengHei" w:eastAsia="Microsoft JhengHei" w:hAnsi="Microsoft JhengHei" w:cs="Microsoft JhengHei" w:hint="eastAsia"/>
+              <w:rFonts w:hint="eastAsia" w:ascii="Microsoft JhengHei" w:hAnsi="Microsoft JhengHei" w:eastAsia="Microsoft JhengHei" w:cs="Microsoft JhengHei"/>
               <w:szCs w:val="24"/>
             </w:rPr>
             <w:fldChar w:fldCharType="begin"/>
           </w:r>
           <w:r>
             <w:rPr>
-              <w:rFonts w:ascii="Microsoft JhengHei" w:eastAsia="Microsoft JhengHei" w:hAnsi="Microsoft JhengHei" w:cs="Microsoft JhengHei" w:hint="eastAsia"/>
-              <w:szCs w:val="24"/>
-            </w:rPr>
-            <w:instrText xml:space="preserve"> HYPERLINK \l _Toc17240 </w:instrText>
-          </w:r>
-          <w:r>
-            <w:rPr>
-              <w:rFonts w:ascii="Microsoft JhengHei" w:eastAsia="Microsoft JhengHei" w:hAnsi="Microsoft JhengHei" w:cs="Microsoft JhengHei" w:hint="eastAsia"/>
+              <w:rFonts w:hint="eastAsia" w:ascii="Microsoft JhengHei" w:hAnsi="Microsoft JhengHei" w:eastAsia="Microsoft JhengHei" w:cs="Microsoft JhengHei"/>
+              <w:szCs w:val="24"/>
+            </w:rPr>
+            <w:instrText xml:space="preserve"> HYPERLINK \l _Toc23156 </w:instrText>
+          </w:r>
+          <w:r>
+            <w:rPr>
+              <w:rFonts w:hint="eastAsia" w:ascii="Microsoft JhengHei" w:hAnsi="Microsoft JhengHei" w:eastAsia="Microsoft JhengHei" w:cs="Microsoft JhengHei"/>
               <w:szCs w:val="24"/>
             </w:rPr>
             <w:fldChar w:fldCharType="separate"/>
@@ -2521,7 +2573,7 @@
             <w:fldChar w:fldCharType="begin"/>
           </w:r>
           <w:r>
-            <w:instrText xml:space="preserve"> PAGEREF _Toc17240 \h </w:instrText>
+            <w:instrText xml:space="preserve"> PAGEREF _Toc23156 \h </w:instrText>
           </w:r>
           <w:r>
             <w:fldChar w:fldCharType="separate"/>
@@ -2534,7 +2586,7 @@
           </w:r>
           <w:r>
             <w:rPr>
-              <w:rFonts w:ascii="Microsoft JhengHei" w:eastAsia="Microsoft JhengHei" w:hAnsi="Microsoft JhengHei" w:cs="Microsoft JhengHei" w:hint="eastAsia"/>
+              <w:rFonts w:hint="eastAsia" w:ascii="Microsoft JhengHei" w:hAnsi="Microsoft JhengHei" w:eastAsia="Microsoft JhengHei" w:cs="Microsoft JhengHei"/>
               <w:szCs w:val="24"/>
             </w:rPr>
             <w:fldChar w:fldCharType="end"/>
@@ -2542,28 +2594,28 @@
         </w:p>
         <w:p>
           <w:pPr>
-            <w:pStyle w:val="TOC3"/>
+            <w:pStyle w:val="13"/>
             <w:tabs>
               <w:tab w:val="right" w:leader="dot" w:pos="8468"/>
             </w:tabs>
           </w:pPr>
           <w:r>
             <w:rPr>
-              <w:rFonts w:ascii="Microsoft JhengHei" w:eastAsia="Microsoft JhengHei" w:hAnsi="Microsoft JhengHei" w:cs="Microsoft JhengHei" w:hint="eastAsia"/>
+              <w:rFonts w:hint="eastAsia" w:ascii="Microsoft JhengHei" w:hAnsi="Microsoft JhengHei" w:eastAsia="Microsoft JhengHei" w:cs="Microsoft JhengHei"/>
               <w:szCs w:val="24"/>
             </w:rPr>
             <w:fldChar w:fldCharType="begin"/>
           </w:r>
           <w:r>
             <w:rPr>
-              <w:rFonts w:ascii="Microsoft JhengHei" w:eastAsia="Microsoft JhengHei" w:hAnsi="Microsoft JhengHei" w:cs="Microsoft JhengHei" w:hint="eastAsia"/>
-              <w:szCs w:val="24"/>
-            </w:rPr>
-            <w:instrText xml:space="preserve"> HYPERLINK \l _Toc21603 </w:instrText>
-          </w:r>
-          <w:r>
-            <w:rPr>
-              <w:rFonts w:ascii="Microsoft JhengHei" w:eastAsia="Microsoft JhengHei" w:hAnsi="Microsoft JhengHei" w:cs="Microsoft JhengHei" w:hint="eastAsia"/>
+              <w:rFonts w:hint="eastAsia" w:ascii="Microsoft JhengHei" w:hAnsi="Microsoft JhengHei" w:eastAsia="Microsoft JhengHei" w:cs="Microsoft JhengHei"/>
+              <w:szCs w:val="24"/>
+            </w:rPr>
+            <w:instrText xml:space="preserve"> HYPERLINK \l _Toc20508 </w:instrText>
+          </w:r>
+          <w:r>
+            <w:rPr>
+              <w:rFonts w:hint="eastAsia" w:ascii="Microsoft JhengHei" w:hAnsi="Microsoft JhengHei" w:eastAsia="Microsoft JhengHei" w:cs="Microsoft JhengHei"/>
               <w:szCs w:val="24"/>
             </w:rPr>
             <w:fldChar w:fldCharType="separate"/>
@@ -2584,7 +2636,7 @@
             <w:fldChar w:fldCharType="begin"/>
           </w:r>
           <w:r>
-            <w:instrText xml:space="preserve"> PAGEREF _Toc21603 \h </w:instrText>
+            <w:instrText xml:space="preserve"> PAGEREF _Toc20508 \h </w:instrText>
           </w:r>
           <w:r>
             <w:fldChar w:fldCharType="separate"/>
@@ -2597,7 +2649,7 @@
           </w:r>
           <w:r>
             <w:rPr>
-              <w:rFonts w:ascii="Microsoft JhengHei" w:eastAsia="Microsoft JhengHei" w:hAnsi="Microsoft JhengHei" w:cs="Microsoft JhengHei" w:hint="eastAsia"/>
+              <w:rFonts w:hint="eastAsia" w:ascii="Microsoft JhengHei" w:hAnsi="Microsoft JhengHei" w:eastAsia="Microsoft JhengHei" w:cs="Microsoft JhengHei"/>
               <w:szCs w:val="24"/>
             </w:rPr>
             <w:fldChar w:fldCharType="end"/>
@@ -2605,28 +2657,28 @@
         </w:p>
         <w:p>
           <w:pPr>
-            <w:pStyle w:val="TOC3"/>
+            <w:pStyle w:val="13"/>
             <w:tabs>
               <w:tab w:val="right" w:leader="dot" w:pos="8468"/>
             </w:tabs>
           </w:pPr>
           <w:r>
             <w:rPr>
-              <w:rFonts w:ascii="Microsoft JhengHei" w:eastAsia="Microsoft JhengHei" w:hAnsi="Microsoft JhengHei" w:cs="Microsoft JhengHei" w:hint="eastAsia"/>
+              <w:rFonts w:hint="eastAsia" w:ascii="Microsoft JhengHei" w:hAnsi="Microsoft JhengHei" w:eastAsia="Microsoft JhengHei" w:cs="Microsoft JhengHei"/>
               <w:szCs w:val="24"/>
             </w:rPr>
             <w:fldChar w:fldCharType="begin"/>
           </w:r>
           <w:r>
             <w:rPr>
-              <w:rFonts w:ascii="Microsoft JhengHei" w:eastAsia="Microsoft JhengHei" w:hAnsi="Microsoft JhengHei" w:cs="Microsoft JhengHei" w:hint="eastAsia"/>
-              <w:szCs w:val="24"/>
-            </w:rPr>
-            <w:instrText xml:space="preserve"> HYPERLINK \l _Toc4829 </w:instrText>
-          </w:r>
-          <w:r>
-            <w:rPr>
-              <w:rFonts w:ascii="Microsoft JhengHei" w:eastAsia="Microsoft JhengHei" w:hAnsi="Microsoft JhengHei" w:cs="Microsoft JhengHei" w:hint="eastAsia"/>
+              <w:rFonts w:hint="eastAsia" w:ascii="Microsoft JhengHei" w:hAnsi="Microsoft JhengHei" w:eastAsia="Microsoft JhengHei" w:cs="Microsoft JhengHei"/>
+              <w:szCs w:val="24"/>
+            </w:rPr>
+            <w:instrText xml:space="preserve"> HYPERLINK \l _Toc9274 </w:instrText>
+          </w:r>
+          <w:r>
+            <w:rPr>
+              <w:rFonts w:hint="eastAsia" w:ascii="Microsoft JhengHei" w:hAnsi="Microsoft JhengHei" w:eastAsia="Microsoft JhengHei" w:cs="Microsoft JhengHei"/>
               <w:szCs w:val="24"/>
             </w:rPr>
             <w:fldChar w:fldCharType="separate"/>
@@ -2647,7 +2699,7 @@
             <w:fldChar w:fldCharType="begin"/>
           </w:r>
           <w:r>
-            <w:instrText xml:space="preserve"> PAGEREF _Toc4829 \h </w:instrText>
+            <w:instrText xml:space="preserve"> PAGEREF _Toc9274 \h </w:instrText>
           </w:r>
           <w:r>
             <w:fldChar w:fldCharType="separate"/>
@@ -2660,7 +2712,7 @@
           </w:r>
           <w:r>
             <w:rPr>
-              <w:rFonts w:ascii="Microsoft JhengHei" w:eastAsia="Microsoft JhengHei" w:hAnsi="Microsoft JhengHei" w:cs="Microsoft JhengHei" w:hint="eastAsia"/>
+              <w:rFonts w:hint="eastAsia" w:ascii="Microsoft JhengHei" w:hAnsi="Microsoft JhengHei" w:eastAsia="Microsoft JhengHei" w:cs="Microsoft JhengHei"/>
               <w:szCs w:val="24"/>
             </w:rPr>
             <w:fldChar w:fldCharType="end"/>
@@ -2668,28 +2720,28 @@
         </w:p>
         <w:p>
           <w:pPr>
-            <w:pStyle w:val="TOC3"/>
+            <w:pStyle w:val="13"/>
             <w:tabs>
               <w:tab w:val="right" w:leader="dot" w:pos="8468"/>
             </w:tabs>
           </w:pPr>
           <w:r>
             <w:rPr>
-              <w:rFonts w:ascii="Microsoft JhengHei" w:eastAsia="Microsoft JhengHei" w:hAnsi="Microsoft JhengHei" w:cs="Microsoft JhengHei" w:hint="eastAsia"/>
+              <w:rFonts w:hint="eastAsia" w:ascii="Microsoft JhengHei" w:hAnsi="Microsoft JhengHei" w:eastAsia="Microsoft JhengHei" w:cs="Microsoft JhengHei"/>
               <w:szCs w:val="24"/>
             </w:rPr>
             <w:fldChar w:fldCharType="begin"/>
           </w:r>
           <w:r>
             <w:rPr>
-              <w:rFonts w:ascii="Microsoft JhengHei" w:eastAsia="Microsoft JhengHei" w:hAnsi="Microsoft JhengHei" w:cs="Microsoft JhengHei" w:hint="eastAsia"/>
-              <w:szCs w:val="24"/>
-            </w:rPr>
-            <w:instrText xml:space="preserve"> HYPERLINK \l _Toc15307 </w:instrText>
-          </w:r>
-          <w:r>
-            <w:rPr>
-              <w:rFonts w:ascii="Microsoft JhengHei" w:eastAsia="Microsoft JhengHei" w:hAnsi="Microsoft JhengHei" w:cs="Microsoft JhengHei" w:hint="eastAsia"/>
+              <w:rFonts w:hint="eastAsia" w:ascii="Microsoft JhengHei" w:hAnsi="Microsoft JhengHei" w:eastAsia="Microsoft JhengHei" w:cs="Microsoft JhengHei"/>
+              <w:szCs w:val="24"/>
+            </w:rPr>
+            <w:instrText xml:space="preserve"> HYPERLINK \l _Toc25363 </w:instrText>
+          </w:r>
+          <w:r>
+            <w:rPr>
+              <w:rFonts w:hint="eastAsia" w:ascii="Microsoft JhengHei" w:hAnsi="Microsoft JhengHei" w:eastAsia="Microsoft JhengHei" w:cs="Microsoft JhengHei"/>
               <w:szCs w:val="24"/>
             </w:rPr>
             <w:fldChar w:fldCharType="separate"/>
@@ -2710,7 +2762,7 @@
             <w:fldChar w:fldCharType="begin"/>
           </w:r>
           <w:r>
-            <w:instrText xml:space="preserve"> PAGEREF _Toc15307 \h </w:instrText>
+            <w:instrText xml:space="preserve"> PAGEREF _Toc25363 \h </w:instrText>
           </w:r>
           <w:r>
             <w:fldChar w:fldCharType="separate"/>
@@ -2723,7 +2775,7 @@
           </w:r>
           <w:r>
             <w:rPr>
-              <w:rFonts w:ascii="Microsoft JhengHei" w:eastAsia="Microsoft JhengHei" w:hAnsi="Microsoft JhengHei" w:cs="Microsoft JhengHei" w:hint="eastAsia"/>
+              <w:rFonts w:hint="eastAsia" w:ascii="Microsoft JhengHei" w:hAnsi="Microsoft JhengHei" w:eastAsia="Microsoft JhengHei" w:cs="Microsoft JhengHei"/>
               <w:szCs w:val="24"/>
             </w:rPr>
             <w:fldChar w:fldCharType="end"/>
@@ -2731,28 +2783,28 @@
         </w:p>
         <w:p>
           <w:pPr>
-            <w:pStyle w:val="TOC3"/>
+            <w:pStyle w:val="13"/>
             <w:tabs>
               <w:tab w:val="right" w:leader="dot" w:pos="8468"/>
             </w:tabs>
           </w:pPr>
           <w:r>
             <w:rPr>
-              <w:rFonts w:ascii="Microsoft JhengHei" w:eastAsia="Microsoft JhengHei" w:hAnsi="Microsoft JhengHei" w:cs="Microsoft JhengHei" w:hint="eastAsia"/>
+              <w:rFonts w:hint="eastAsia" w:ascii="Microsoft JhengHei" w:hAnsi="Microsoft JhengHei" w:eastAsia="Microsoft JhengHei" w:cs="Microsoft JhengHei"/>
               <w:szCs w:val="24"/>
             </w:rPr>
             <w:fldChar w:fldCharType="begin"/>
           </w:r>
           <w:r>
             <w:rPr>
-              <w:rFonts w:ascii="Microsoft JhengHei" w:eastAsia="Microsoft JhengHei" w:hAnsi="Microsoft JhengHei" w:cs="Microsoft JhengHei" w:hint="eastAsia"/>
-              <w:szCs w:val="24"/>
-            </w:rPr>
-            <w:instrText xml:space="preserve"> HYPERLINK \l _Toc10336 </w:instrText>
-          </w:r>
-          <w:r>
-            <w:rPr>
-              <w:rFonts w:ascii="Microsoft JhengHei" w:eastAsia="Microsoft JhengHei" w:hAnsi="Microsoft JhengHei" w:cs="Microsoft JhengHei" w:hint="eastAsia"/>
+              <w:rFonts w:hint="eastAsia" w:ascii="Microsoft JhengHei" w:hAnsi="Microsoft JhengHei" w:eastAsia="Microsoft JhengHei" w:cs="Microsoft JhengHei"/>
+              <w:szCs w:val="24"/>
+            </w:rPr>
+            <w:instrText xml:space="preserve"> HYPERLINK \l _Toc9627 </w:instrText>
+          </w:r>
+          <w:r>
+            <w:rPr>
+              <w:rFonts w:hint="eastAsia" w:ascii="Microsoft JhengHei" w:hAnsi="Microsoft JhengHei" w:eastAsia="Microsoft JhengHei" w:cs="Microsoft JhengHei"/>
               <w:szCs w:val="24"/>
             </w:rPr>
             <w:fldChar w:fldCharType="separate"/>
@@ -2778,7 +2830,7 @@
             <w:fldChar w:fldCharType="begin"/>
           </w:r>
           <w:r>
-            <w:instrText xml:space="preserve"> PAGEREF _Toc10336 \h </w:instrText>
+            <w:instrText xml:space="preserve"> PAGEREF _Toc9627 \h </w:instrText>
           </w:r>
           <w:r>
             <w:fldChar w:fldCharType="separate"/>
@@ -2791,7 +2843,7 @@
           </w:r>
           <w:r>
             <w:rPr>
-              <w:rFonts w:ascii="Microsoft JhengHei" w:eastAsia="Microsoft JhengHei" w:hAnsi="Microsoft JhengHei" w:cs="Microsoft JhengHei" w:hint="eastAsia"/>
+              <w:rFonts w:hint="eastAsia" w:ascii="Microsoft JhengHei" w:hAnsi="Microsoft JhengHei" w:eastAsia="Microsoft JhengHei" w:cs="Microsoft JhengHei"/>
               <w:szCs w:val="24"/>
             </w:rPr>
             <w:fldChar w:fldCharType="end"/>
@@ -2799,28 +2851,28 @@
         </w:p>
         <w:p>
           <w:pPr>
-            <w:pStyle w:val="TOC2"/>
+            <w:pStyle w:val="17"/>
             <w:tabs>
               <w:tab w:val="right" w:leader="dot" w:pos="8468"/>
             </w:tabs>
           </w:pPr>
           <w:r>
             <w:rPr>
-              <w:rFonts w:ascii="Microsoft JhengHei" w:eastAsia="Microsoft JhengHei" w:hAnsi="Microsoft JhengHei" w:cs="Microsoft JhengHei" w:hint="eastAsia"/>
+              <w:rFonts w:hint="eastAsia" w:ascii="Microsoft JhengHei" w:hAnsi="Microsoft JhengHei" w:eastAsia="Microsoft JhengHei" w:cs="Microsoft JhengHei"/>
               <w:szCs w:val="24"/>
             </w:rPr>
             <w:fldChar w:fldCharType="begin"/>
           </w:r>
           <w:r>
             <w:rPr>
-              <w:rFonts w:ascii="Microsoft JhengHei" w:eastAsia="Microsoft JhengHei" w:hAnsi="Microsoft JhengHei" w:cs="Microsoft JhengHei" w:hint="eastAsia"/>
-              <w:szCs w:val="24"/>
-            </w:rPr>
-            <w:instrText xml:space="preserve"> HYPERLINK \l _Toc12079 </w:instrText>
-          </w:r>
-          <w:r>
-            <w:rPr>
-              <w:rFonts w:ascii="Microsoft JhengHei" w:eastAsia="Microsoft JhengHei" w:hAnsi="Microsoft JhengHei" w:cs="Microsoft JhengHei" w:hint="eastAsia"/>
+              <w:rFonts w:hint="eastAsia" w:ascii="Microsoft JhengHei" w:hAnsi="Microsoft JhengHei" w:eastAsia="Microsoft JhengHei" w:cs="Microsoft JhengHei"/>
+              <w:szCs w:val="24"/>
+            </w:rPr>
+            <w:instrText xml:space="preserve"> HYPERLINK \l _Toc3770 </w:instrText>
+          </w:r>
+          <w:r>
+            <w:rPr>
+              <w:rFonts w:hint="eastAsia" w:ascii="Microsoft JhengHei" w:hAnsi="Microsoft JhengHei" w:eastAsia="Microsoft JhengHei" w:cs="Microsoft JhengHei"/>
               <w:szCs w:val="24"/>
             </w:rPr>
             <w:fldChar w:fldCharType="separate"/>
@@ -2841,7 +2893,7 @@
             <w:fldChar w:fldCharType="begin"/>
           </w:r>
           <w:r>
-            <w:instrText xml:space="preserve"> PAGEREF _Toc12079 \h </w:instrText>
+            <w:instrText xml:space="preserve"> PAGEREF _Toc3770 \h </w:instrText>
           </w:r>
           <w:r>
             <w:fldChar w:fldCharType="separate"/>
@@ -2854,7 +2906,7 @@
           </w:r>
           <w:r>
             <w:rPr>
-              <w:rFonts w:ascii="Microsoft JhengHei" w:eastAsia="Microsoft JhengHei" w:hAnsi="Microsoft JhengHei" w:cs="Microsoft JhengHei" w:hint="eastAsia"/>
+              <w:rFonts w:hint="eastAsia" w:ascii="Microsoft JhengHei" w:hAnsi="Microsoft JhengHei" w:eastAsia="Microsoft JhengHei" w:cs="Microsoft JhengHei"/>
               <w:szCs w:val="24"/>
             </w:rPr>
             <w:fldChar w:fldCharType="end"/>
@@ -2862,28 +2914,28 @@
         </w:p>
         <w:p>
           <w:pPr>
-            <w:pStyle w:val="TOC2"/>
+            <w:pStyle w:val="17"/>
             <w:tabs>
               <w:tab w:val="right" w:leader="dot" w:pos="8468"/>
             </w:tabs>
           </w:pPr>
           <w:r>
             <w:rPr>
-              <w:rFonts w:ascii="Microsoft JhengHei" w:eastAsia="Microsoft JhengHei" w:hAnsi="Microsoft JhengHei" w:cs="Microsoft JhengHei" w:hint="eastAsia"/>
+              <w:rFonts w:hint="eastAsia" w:ascii="Microsoft JhengHei" w:hAnsi="Microsoft JhengHei" w:eastAsia="Microsoft JhengHei" w:cs="Microsoft JhengHei"/>
               <w:szCs w:val="24"/>
             </w:rPr>
             <w:fldChar w:fldCharType="begin"/>
           </w:r>
           <w:r>
             <w:rPr>
-              <w:rFonts w:ascii="Microsoft JhengHei" w:eastAsia="Microsoft JhengHei" w:hAnsi="Microsoft JhengHei" w:cs="Microsoft JhengHei" w:hint="eastAsia"/>
-              <w:szCs w:val="24"/>
-            </w:rPr>
-            <w:instrText xml:space="preserve"> HYPERLINK \l _Toc27916 </w:instrText>
-          </w:r>
-          <w:r>
-            <w:rPr>
-              <w:rFonts w:ascii="Microsoft JhengHei" w:eastAsia="Microsoft JhengHei" w:hAnsi="Microsoft JhengHei" w:cs="Microsoft JhengHei" w:hint="eastAsia"/>
+              <w:rFonts w:hint="eastAsia" w:ascii="Microsoft JhengHei" w:hAnsi="Microsoft JhengHei" w:eastAsia="Microsoft JhengHei" w:cs="Microsoft JhengHei"/>
+              <w:szCs w:val="24"/>
+            </w:rPr>
+            <w:instrText xml:space="preserve"> HYPERLINK \l _Toc30566 </w:instrText>
+          </w:r>
+          <w:r>
+            <w:rPr>
+              <w:rFonts w:hint="eastAsia" w:ascii="Microsoft JhengHei" w:hAnsi="Microsoft JhengHei" w:eastAsia="Microsoft JhengHei" w:cs="Microsoft JhengHei"/>
               <w:szCs w:val="24"/>
             </w:rPr>
             <w:fldChar w:fldCharType="separate"/>
@@ -2904,7 +2956,7 @@
             <w:fldChar w:fldCharType="begin"/>
           </w:r>
           <w:r>
-            <w:instrText xml:space="preserve"> PAGEREF _Toc27916 \h </w:instrText>
+            <w:instrText xml:space="preserve"> PAGEREF _Toc30566 \h </w:instrText>
           </w:r>
           <w:r>
             <w:fldChar w:fldCharType="separate"/>
@@ -2917,7 +2969,7 @@
           </w:r>
           <w:r>
             <w:rPr>
-              <w:rFonts w:ascii="Microsoft JhengHei" w:eastAsia="Microsoft JhengHei" w:hAnsi="Microsoft JhengHei" w:cs="Microsoft JhengHei" w:hint="eastAsia"/>
+              <w:rFonts w:hint="eastAsia" w:ascii="Microsoft JhengHei" w:hAnsi="Microsoft JhengHei" w:eastAsia="Microsoft JhengHei" w:cs="Microsoft JhengHei"/>
               <w:szCs w:val="24"/>
             </w:rPr>
             <w:fldChar w:fldCharType="end"/>
@@ -2925,28 +2977,28 @@
         </w:p>
         <w:p>
           <w:pPr>
-            <w:pStyle w:val="TOC2"/>
+            <w:pStyle w:val="17"/>
             <w:tabs>
               <w:tab w:val="right" w:leader="dot" w:pos="8468"/>
             </w:tabs>
           </w:pPr>
           <w:r>
             <w:rPr>
-              <w:rFonts w:ascii="Microsoft JhengHei" w:eastAsia="Microsoft JhengHei" w:hAnsi="Microsoft JhengHei" w:cs="Microsoft JhengHei" w:hint="eastAsia"/>
+              <w:rFonts w:hint="eastAsia" w:ascii="Microsoft JhengHei" w:hAnsi="Microsoft JhengHei" w:eastAsia="Microsoft JhengHei" w:cs="Microsoft JhengHei"/>
               <w:szCs w:val="24"/>
             </w:rPr>
             <w:fldChar w:fldCharType="begin"/>
           </w:r>
           <w:r>
             <w:rPr>
-              <w:rFonts w:ascii="Microsoft JhengHei" w:eastAsia="Microsoft JhengHei" w:hAnsi="Microsoft JhengHei" w:cs="Microsoft JhengHei" w:hint="eastAsia"/>
-              <w:szCs w:val="24"/>
-            </w:rPr>
-            <w:instrText xml:space="preserve"> HYPERLINK \l _Toc21708 </w:instrText>
-          </w:r>
-          <w:r>
-            <w:rPr>
-              <w:rFonts w:ascii="Microsoft JhengHei" w:eastAsia="Microsoft JhengHei" w:hAnsi="Microsoft JhengHei" w:cs="Microsoft JhengHei" w:hint="eastAsia"/>
+              <w:rFonts w:hint="eastAsia" w:ascii="Microsoft JhengHei" w:hAnsi="Microsoft JhengHei" w:eastAsia="Microsoft JhengHei" w:cs="Microsoft JhengHei"/>
+              <w:szCs w:val="24"/>
+            </w:rPr>
+            <w:instrText xml:space="preserve"> HYPERLINK \l _Toc28344 </w:instrText>
+          </w:r>
+          <w:r>
+            <w:rPr>
+              <w:rFonts w:hint="eastAsia" w:ascii="Microsoft JhengHei" w:hAnsi="Microsoft JhengHei" w:eastAsia="Microsoft JhengHei" w:cs="Microsoft JhengHei"/>
               <w:szCs w:val="24"/>
             </w:rPr>
             <w:fldChar w:fldCharType="separate"/>
@@ -2967,7 +3019,7 @@
             <w:fldChar w:fldCharType="begin"/>
           </w:r>
           <w:r>
-            <w:instrText xml:space="preserve"> PAGEREF _Toc21708 \h </w:instrText>
+            <w:instrText xml:space="preserve"> PAGEREF _Toc28344 \h </w:instrText>
           </w:r>
           <w:r>
             <w:fldChar w:fldCharType="separate"/>
@@ -2980,7 +3032,7 @@
           </w:r>
           <w:r>
             <w:rPr>
-              <w:rFonts w:ascii="Microsoft JhengHei" w:eastAsia="Microsoft JhengHei" w:hAnsi="Microsoft JhengHei" w:cs="Microsoft JhengHei" w:hint="eastAsia"/>
+              <w:rFonts w:hint="eastAsia" w:ascii="Microsoft JhengHei" w:hAnsi="Microsoft JhengHei" w:eastAsia="Microsoft JhengHei" w:cs="Microsoft JhengHei"/>
               <w:szCs w:val="24"/>
             </w:rPr>
             <w:fldChar w:fldCharType="end"/>
@@ -2988,28 +3040,28 @@
         </w:p>
         <w:p>
           <w:pPr>
-            <w:pStyle w:val="TOC3"/>
+            <w:pStyle w:val="13"/>
             <w:tabs>
               <w:tab w:val="right" w:leader="dot" w:pos="8468"/>
             </w:tabs>
           </w:pPr>
           <w:r>
             <w:rPr>
-              <w:rFonts w:ascii="Microsoft JhengHei" w:eastAsia="Microsoft JhengHei" w:hAnsi="Microsoft JhengHei" w:cs="Microsoft JhengHei" w:hint="eastAsia"/>
+              <w:rFonts w:hint="eastAsia" w:ascii="Microsoft JhengHei" w:hAnsi="Microsoft JhengHei" w:eastAsia="Microsoft JhengHei" w:cs="Microsoft JhengHei"/>
               <w:szCs w:val="24"/>
             </w:rPr>
             <w:fldChar w:fldCharType="begin"/>
           </w:r>
           <w:r>
             <w:rPr>
-              <w:rFonts w:ascii="Microsoft JhengHei" w:eastAsia="Microsoft JhengHei" w:hAnsi="Microsoft JhengHei" w:cs="Microsoft JhengHei" w:hint="eastAsia"/>
-              <w:szCs w:val="24"/>
-            </w:rPr>
-            <w:instrText xml:space="preserve"> HYPERLINK \l _Toc12533 </w:instrText>
-          </w:r>
-          <w:r>
-            <w:rPr>
-              <w:rFonts w:ascii="Microsoft JhengHei" w:eastAsia="Microsoft JhengHei" w:hAnsi="Microsoft JhengHei" w:cs="Microsoft JhengHei" w:hint="eastAsia"/>
+              <w:rFonts w:hint="eastAsia" w:ascii="Microsoft JhengHei" w:hAnsi="Microsoft JhengHei" w:eastAsia="Microsoft JhengHei" w:cs="Microsoft JhengHei"/>
+              <w:szCs w:val="24"/>
+            </w:rPr>
+            <w:instrText xml:space="preserve"> HYPERLINK \l _Toc23664 </w:instrText>
+          </w:r>
+          <w:r>
+            <w:rPr>
+              <w:rFonts w:hint="eastAsia" w:ascii="Microsoft JhengHei" w:hAnsi="Microsoft JhengHei" w:eastAsia="Microsoft JhengHei" w:cs="Microsoft JhengHei"/>
               <w:szCs w:val="24"/>
             </w:rPr>
             <w:fldChar w:fldCharType="separate"/>
@@ -3030,7 +3082,7 @@
             <w:fldChar w:fldCharType="begin"/>
           </w:r>
           <w:r>
-            <w:instrText xml:space="preserve"> PAGEREF _Toc12533 \h </w:instrText>
+            <w:instrText xml:space="preserve"> PAGEREF _Toc23664 \h </w:instrText>
           </w:r>
           <w:r>
             <w:fldChar w:fldCharType="separate"/>
@@ -3043,7 +3095,7 @@
           </w:r>
           <w:r>
             <w:rPr>
-              <w:rFonts w:ascii="Microsoft JhengHei" w:eastAsia="Microsoft JhengHei" w:hAnsi="Microsoft JhengHei" w:cs="Microsoft JhengHei" w:hint="eastAsia"/>
+              <w:rFonts w:hint="eastAsia" w:ascii="Microsoft JhengHei" w:hAnsi="Microsoft JhengHei" w:eastAsia="Microsoft JhengHei" w:cs="Microsoft JhengHei"/>
               <w:szCs w:val="24"/>
             </w:rPr>
             <w:fldChar w:fldCharType="end"/>
@@ -3051,28 +3103,28 @@
         </w:p>
         <w:p>
           <w:pPr>
-            <w:pStyle w:val="TOC3"/>
+            <w:pStyle w:val="13"/>
             <w:tabs>
               <w:tab w:val="right" w:leader="dot" w:pos="8468"/>
             </w:tabs>
           </w:pPr>
           <w:r>
             <w:rPr>
-              <w:rFonts w:ascii="Microsoft JhengHei" w:eastAsia="Microsoft JhengHei" w:hAnsi="Microsoft JhengHei" w:cs="Microsoft JhengHei" w:hint="eastAsia"/>
+              <w:rFonts w:hint="eastAsia" w:ascii="Microsoft JhengHei" w:hAnsi="Microsoft JhengHei" w:eastAsia="Microsoft JhengHei" w:cs="Microsoft JhengHei"/>
               <w:szCs w:val="24"/>
             </w:rPr>
             <w:fldChar w:fldCharType="begin"/>
           </w:r>
           <w:r>
             <w:rPr>
-              <w:rFonts w:ascii="Microsoft JhengHei" w:eastAsia="Microsoft JhengHei" w:hAnsi="Microsoft JhengHei" w:cs="Microsoft JhengHei" w:hint="eastAsia"/>
-              <w:szCs w:val="24"/>
-            </w:rPr>
-            <w:instrText xml:space="preserve"> HYPERLINK \l _Toc15339 </w:instrText>
-          </w:r>
-          <w:r>
-            <w:rPr>
-              <w:rFonts w:ascii="Microsoft JhengHei" w:eastAsia="Microsoft JhengHei" w:hAnsi="Microsoft JhengHei" w:cs="Microsoft JhengHei" w:hint="eastAsia"/>
+              <w:rFonts w:hint="eastAsia" w:ascii="Microsoft JhengHei" w:hAnsi="Microsoft JhengHei" w:eastAsia="Microsoft JhengHei" w:cs="Microsoft JhengHei"/>
+              <w:szCs w:val="24"/>
+            </w:rPr>
+            <w:instrText xml:space="preserve"> HYPERLINK \l _Toc8495 </w:instrText>
+          </w:r>
+          <w:r>
+            <w:rPr>
+              <w:rFonts w:hint="eastAsia" w:ascii="Microsoft JhengHei" w:hAnsi="Microsoft JhengHei" w:eastAsia="Microsoft JhengHei" w:cs="Microsoft JhengHei"/>
               <w:szCs w:val="24"/>
             </w:rPr>
             <w:fldChar w:fldCharType="separate"/>
@@ -3093,7 +3145,7 @@
             <w:fldChar w:fldCharType="begin"/>
           </w:r>
           <w:r>
-            <w:instrText xml:space="preserve"> PAGEREF _Toc15339 \h </w:instrText>
+            <w:instrText xml:space="preserve"> PAGEREF _Toc8495 \h </w:instrText>
           </w:r>
           <w:r>
             <w:fldChar w:fldCharType="separate"/>
@@ -3106,7 +3158,7 @@
           </w:r>
           <w:r>
             <w:rPr>
-              <w:rFonts w:ascii="Microsoft JhengHei" w:eastAsia="Microsoft JhengHei" w:hAnsi="Microsoft JhengHei" w:cs="Microsoft JhengHei" w:hint="eastAsia"/>
+              <w:rFonts w:hint="eastAsia" w:ascii="Microsoft JhengHei" w:hAnsi="Microsoft JhengHei" w:eastAsia="Microsoft JhengHei" w:cs="Microsoft JhengHei"/>
               <w:szCs w:val="24"/>
             </w:rPr>
             <w:fldChar w:fldCharType="end"/>
@@ -3114,28 +3166,28 @@
         </w:p>
         <w:p>
           <w:pPr>
-            <w:pStyle w:val="TOC3"/>
+            <w:pStyle w:val="13"/>
             <w:tabs>
               <w:tab w:val="right" w:leader="dot" w:pos="8468"/>
             </w:tabs>
           </w:pPr>
           <w:r>
             <w:rPr>
-              <w:rFonts w:ascii="Microsoft JhengHei" w:eastAsia="Microsoft JhengHei" w:hAnsi="Microsoft JhengHei" w:cs="Microsoft JhengHei" w:hint="eastAsia"/>
+              <w:rFonts w:hint="eastAsia" w:ascii="Microsoft JhengHei" w:hAnsi="Microsoft JhengHei" w:eastAsia="Microsoft JhengHei" w:cs="Microsoft JhengHei"/>
               <w:szCs w:val="24"/>
             </w:rPr>
             <w:fldChar w:fldCharType="begin"/>
           </w:r>
           <w:r>
             <w:rPr>
-              <w:rFonts w:ascii="Microsoft JhengHei" w:eastAsia="Microsoft JhengHei" w:hAnsi="Microsoft JhengHei" w:cs="Microsoft JhengHei" w:hint="eastAsia"/>
-              <w:szCs w:val="24"/>
-            </w:rPr>
-            <w:instrText xml:space="preserve"> HYPERLINK \l _Toc28586 </w:instrText>
-          </w:r>
-          <w:r>
-            <w:rPr>
-              <w:rFonts w:ascii="Microsoft JhengHei" w:eastAsia="Microsoft JhengHei" w:hAnsi="Microsoft JhengHei" w:cs="Microsoft JhengHei" w:hint="eastAsia"/>
+              <w:rFonts w:hint="eastAsia" w:ascii="Microsoft JhengHei" w:hAnsi="Microsoft JhengHei" w:eastAsia="Microsoft JhengHei" w:cs="Microsoft JhengHei"/>
+              <w:szCs w:val="24"/>
+            </w:rPr>
+            <w:instrText xml:space="preserve"> HYPERLINK \l _Toc20077 </w:instrText>
+          </w:r>
+          <w:r>
+            <w:rPr>
+              <w:rFonts w:hint="eastAsia" w:ascii="Microsoft JhengHei" w:hAnsi="Microsoft JhengHei" w:eastAsia="Microsoft JhengHei" w:cs="Microsoft JhengHei"/>
               <w:szCs w:val="24"/>
             </w:rPr>
             <w:fldChar w:fldCharType="separate"/>
@@ -3156,7 +3208,7 @@
             <w:fldChar w:fldCharType="begin"/>
           </w:r>
           <w:r>
-            <w:instrText xml:space="preserve"> PAGEREF _Toc28586 \h </w:instrText>
+            <w:instrText xml:space="preserve"> PAGEREF _Toc20077 \h </w:instrText>
           </w:r>
           <w:r>
             <w:fldChar w:fldCharType="separate"/>
@@ -3169,7 +3221,7 @@
           </w:r>
           <w:r>
             <w:rPr>
-              <w:rFonts w:ascii="Microsoft JhengHei" w:eastAsia="Microsoft JhengHei" w:hAnsi="Microsoft JhengHei" w:cs="Microsoft JhengHei" w:hint="eastAsia"/>
+              <w:rFonts w:hint="eastAsia" w:ascii="Microsoft JhengHei" w:hAnsi="Microsoft JhengHei" w:eastAsia="Microsoft JhengHei" w:cs="Microsoft JhengHei"/>
               <w:szCs w:val="24"/>
             </w:rPr>
             <w:fldChar w:fldCharType="end"/>
@@ -3177,28 +3229,28 @@
         </w:p>
         <w:p>
           <w:pPr>
-            <w:pStyle w:val="TOC2"/>
+            <w:pStyle w:val="17"/>
             <w:tabs>
               <w:tab w:val="right" w:leader="dot" w:pos="8468"/>
             </w:tabs>
           </w:pPr>
           <w:r>
             <w:rPr>
-              <w:rFonts w:ascii="Microsoft JhengHei" w:eastAsia="Microsoft JhengHei" w:hAnsi="Microsoft JhengHei" w:cs="Microsoft JhengHei" w:hint="eastAsia"/>
+              <w:rFonts w:hint="eastAsia" w:ascii="Microsoft JhengHei" w:hAnsi="Microsoft JhengHei" w:eastAsia="Microsoft JhengHei" w:cs="Microsoft JhengHei"/>
               <w:szCs w:val="24"/>
             </w:rPr>
             <w:fldChar w:fldCharType="begin"/>
           </w:r>
           <w:r>
             <w:rPr>
-              <w:rFonts w:ascii="Microsoft JhengHei" w:eastAsia="Microsoft JhengHei" w:hAnsi="Microsoft JhengHei" w:cs="Microsoft JhengHei" w:hint="eastAsia"/>
-              <w:szCs w:val="24"/>
-            </w:rPr>
-            <w:instrText xml:space="preserve"> HYPERLINK \l _Toc32189 </w:instrText>
-          </w:r>
-          <w:r>
-            <w:rPr>
-              <w:rFonts w:ascii="Microsoft JhengHei" w:eastAsia="Microsoft JhengHei" w:hAnsi="Microsoft JhengHei" w:cs="Microsoft JhengHei" w:hint="eastAsia"/>
+              <w:rFonts w:hint="eastAsia" w:ascii="Microsoft JhengHei" w:hAnsi="Microsoft JhengHei" w:eastAsia="Microsoft JhengHei" w:cs="Microsoft JhengHei"/>
+              <w:szCs w:val="24"/>
+            </w:rPr>
+            <w:instrText xml:space="preserve"> HYPERLINK \l _Toc9399 </w:instrText>
+          </w:r>
+          <w:r>
+            <w:rPr>
+              <w:rFonts w:hint="eastAsia" w:ascii="Microsoft JhengHei" w:hAnsi="Microsoft JhengHei" w:eastAsia="Microsoft JhengHei" w:cs="Microsoft JhengHei"/>
               <w:szCs w:val="24"/>
             </w:rPr>
             <w:fldChar w:fldCharType="separate"/>
@@ -3219,7 +3271,7 @@
             <w:fldChar w:fldCharType="begin"/>
           </w:r>
           <w:r>
-            <w:instrText xml:space="preserve"> PAGEREF _Toc32189 \h </w:instrText>
+            <w:instrText xml:space="preserve"> PAGEREF _Toc9399 \h </w:instrText>
           </w:r>
           <w:r>
             <w:fldChar w:fldCharType="separate"/>
@@ -3232,7 +3284,7 @@
           </w:r>
           <w:r>
             <w:rPr>
-              <w:rFonts w:ascii="Microsoft JhengHei" w:eastAsia="Microsoft JhengHei" w:hAnsi="Microsoft JhengHei" w:cs="Microsoft JhengHei" w:hint="eastAsia"/>
+              <w:rFonts w:hint="eastAsia" w:ascii="Microsoft JhengHei" w:hAnsi="Microsoft JhengHei" w:eastAsia="Microsoft JhengHei" w:cs="Microsoft JhengHei"/>
               <w:szCs w:val="24"/>
             </w:rPr>
             <w:fldChar w:fldCharType="end"/>
@@ -3240,28 +3292,28 @@
         </w:p>
         <w:p>
           <w:pPr>
-            <w:pStyle w:val="TOC2"/>
+            <w:pStyle w:val="17"/>
             <w:tabs>
               <w:tab w:val="right" w:leader="dot" w:pos="8468"/>
             </w:tabs>
           </w:pPr>
           <w:r>
             <w:rPr>
-              <w:rFonts w:ascii="Microsoft JhengHei" w:eastAsia="Microsoft JhengHei" w:hAnsi="Microsoft JhengHei" w:cs="Microsoft JhengHei" w:hint="eastAsia"/>
+              <w:rFonts w:hint="eastAsia" w:ascii="Microsoft JhengHei" w:hAnsi="Microsoft JhengHei" w:eastAsia="Microsoft JhengHei" w:cs="Microsoft JhengHei"/>
               <w:szCs w:val="24"/>
             </w:rPr>
             <w:fldChar w:fldCharType="begin"/>
           </w:r>
           <w:r>
             <w:rPr>
-              <w:rFonts w:ascii="Microsoft JhengHei" w:eastAsia="Microsoft JhengHei" w:hAnsi="Microsoft JhengHei" w:cs="Microsoft JhengHei" w:hint="eastAsia"/>
-              <w:szCs w:val="24"/>
-            </w:rPr>
-            <w:instrText xml:space="preserve"> HYPERLINK \l _Toc8708 </w:instrText>
-          </w:r>
-          <w:r>
-            <w:rPr>
-              <w:rFonts w:ascii="Microsoft JhengHei" w:eastAsia="Microsoft JhengHei" w:hAnsi="Microsoft JhengHei" w:cs="Microsoft JhengHei" w:hint="eastAsia"/>
+              <w:rFonts w:hint="eastAsia" w:ascii="Microsoft JhengHei" w:hAnsi="Microsoft JhengHei" w:eastAsia="Microsoft JhengHei" w:cs="Microsoft JhengHei"/>
+              <w:szCs w:val="24"/>
+            </w:rPr>
+            <w:instrText xml:space="preserve"> HYPERLINK \l _Toc22141 </w:instrText>
+          </w:r>
+          <w:r>
+            <w:rPr>
+              <w:rFonts w:hint="eastAsia" w:ascii="Microsoft JhengHei" w:hAnsi="Microsoft JhengHei" w:eastAsia="Microsoft JhengHei" w:cs="Microsoft JhengHei"/>
               <w:szCs w:val="24"/>
             </w:rPr>
             <w:fldChar w:fldCharType="separate"/>
@@ -3282,7 +3334,7 @@
             <w:fldChar w:fldCharType="begin"/>
           </w:r>
           <w:r>
-            <w:instrText xml:space="preserve"> PAGEREF _Toc8708 \h </w:instrText>
+            <w:instrText xml:space="preserve"> PAGEREF _Toc22141 \h </w:instrText>
           </w:r>
           <w:r>
             <w:fldChar w:fldCharType="separate"/>
@@ -3295,7 +3347,7 @@
           </w:r>
           <w:r>
             <w:rPr>
-              <w:rFonts w:ascii="Microsoft JhengHei" w:eastAsia="Microsoft JhengHei" w:hAnsi="Microsoft JhengHei" w:cs="Microsoft JhengHei" w:hint="eastAsia"/>
+              <w:rFonts w:hint="eastAsia" w:ascii="Microsoft JhengHei" w:hAnsi="Microsoft JhengHei" w:eastAsia="Microsoft JhengHei" w:cs="Microsoft JhengHei"/>
               <w:szCs w:val="24"/>
             </w:rPr>
             <w:fldChar w:fldCharType="end"/>
@@ -3303,28 +3355,28 @@
         </w:p>
         <w:p>
           <w:pPr>
-            <w:pStyle w:val="TOC3"/>
+            <w:pStyle w:val="13"/>
             <w:tabs>
               <w:tab w:val="right" w:leader="dot" w:pos="8468"/>
             </w:tabs>
           </w:pPr>
           <w:r>
             <w:rPr>
-              <w:rFonts w:ascii="Microsoft JhengHei" w:eastAsia="Microsoft JhengHei" w:hAnsi="Microsoft JhengHei" w:cs="Microsoft JhengHei" w:hint="eastAsia"/>
+              <w:rFonts w:hint="eastAsia" w:ascii="Microsoft JhengHei" w:hAnsi="Microsoft JhengHei" w:eastAsia="Microsoft JhengHei" w:cs="Microsoft JhengHei"/>
               <w:szCs w:val="24"/>
             </w:rPr>
             <w:fldChar w:fldCharType="begin"/>
           </w:r>
           <w:r>
             <w:rPr>
-              <w:rFonts w:ascii="Microsoft JhengHei" w:eastAsia="Microsoft JhengHei" w:hAnsi="Microsoft JhengHei" w:cs="Microsoft JhengHei" w:hint="eastAsia"/>
-              <w:szCs w:val="24"/>
-            </w:rPr>
-            <w:instrText xml:space="preserve"> HYPERLINK \l _Toc10844 </w:instrText>
-          </w:r>
-          <w:r>
-            <w:rPr>
-              <w:rFonts w:ascii="Microsoft JhengHei" w:eastAsia="Microsoft JhengHei" w:hAnsi="Microsoft JhengHei" w:cs="Microsoft JhengHei" w:hint="eastAsia"/>
+              <w:rFonts w:hint="eastAsia" w:ascii="Microsoft JhengHei" w:hAnsi="Microsoft JhengHei" w:eastAsia="Microsoft JhengHei" w:cs="Microsoft JhengHei"/>
+              <w:szCs w:val="24"/>
+            </w:rPr>
+            <w:instrText xml:space="preserve"> HYPERLINK \l _Toc30510 </w:instrText>
+          </w:r>
+          <w:r>
+            <w:rPr>
+              <w:rFonts w:hint="eastAsia" w:ascii="Microsoft JhengHei" w:hAnsi="Microsoft JhengHei" w:eastAsia="Microsoft JhengHei" w:cs="Microsoft JhengHei"/>
               <w:szCs w:val="24"/>
             </w:rPr>
             <w:fldChar w:fldCharType="separate"/>
@@ -3345,7 +3397,7 @@
             <w:fldChar w:fldCharType="begin"/>
           </w:r>
           <w:r>
-            <w:instrText xml:space="preserve"> PAGEREF _Toc10844 \h </w:instrText>
+            <w:instrText xml:space="preserve"> PAGEREF _Toc30510 \h </w:instrText>
           </w:r>
           <w:r>
             <w:fldChar w:fldCharType="separate"/>
@@ -3358,7 +3410,7 @@
           </w:r>
           <w:r>
             <w:rPr>
-              <w:rFonts w:ascii="Microsoft JhengHei" w:eastAsia="Microsoft JhengHei" w:hAnsi="Microsoft JhengHei" w:cs="Microsoft JhengHei" w:hint="eastAsia"/>
+              <w:rFonts w:hint="eastAsia" w:ascii="Microsoft JhengHei" w:hAnsi="Microsoft JhengHei" w:eastAsia="Microsoft JhengHei" w:cs="Microsoft JhengHei"/>
               <w:szCs w:val="24"/>
             </w:rPr>
             <w:fldChar w:fldCharType="end"/>
@@ -3366,28 +3418,28 @@
         </w:p>
         <w:p>
           <w:pPr>
-            <w:pStyle w:val="TOC3"/>
+            <w:pStyle w:val="13"/>
             <w:tabs>
               <w:tab w:val="right" w:leader="dot" w:pos="8468"/>
             </w:tabs>
           </w:pPr>
           <w:r>
             <w:rPr>
-              <w:rFonts w:ascii="Microsoft JhengHei" w:eastAsia="Microsoft JhengHei" w:hAnsi="Microsoft JhengHei" w:cs="Microsoft JhengHei" w:hint="eastAsia"/>
+              <w:rFonts w:hint="eastAsia" w:ascii="Microsoft JhengHei" w:hAnsi="Microsoft JhengHei" w:eastAsia="Microsoft JhengHei" w:cs="Microsoft JhengHei"/>
               <w:szCs w:val="24"/>
             </w:rPr>
             <w:fldChar w:fldCharType="begin"/>
           </w:r>
           <w:r>
             <w:rPr>
-              <w:rFonts w:ascii="Microsoft JhengHei" w:eastAsia="Microsoft JhengHei" w:hAnsi="Microsoft JhengHei" w:cs="Microsoft JhengHei" w:hint="eastAsia"/>
-              <w:szCs w:val="24"/>
-            </w:rPr>
-            <w:instrText xml:space="preserve"> HYPERLINK \l _Toc20408 </w:instrText>
-          </w:r>
-          <w:r>
-            <w:rPr>
-              <w:rFonts w:ascii="Microsoft JhengHei" w:eastAsia="Microsoft JhengHei" w:hAnsi="Microsoft JhengHei" w:cs="Microsoft JhengHei" w:hint="eastAsia"/>
+              <w:rFonts w:hint="eastAsia" w:ascii="Microsoft JhengHei" w:hAnsi="Microsoft JhengHei" w:eastAsia="Microsoft JhengHei" w:cs="Microsoft JhengHei"/>
+              <w:szCs w:val="24"/>
+            </w:rPr>
+            <w:instrText xml:space="preserve"> HYPERLINK \l _Toc14146 </w:instrText>
+          </w:r>
+          <w:r>
+            <w:rPr>
+              <w:rFonts w:hint="eastAsia" w:ascii="Microsoft JhengHei" w:hAnsi="Microsoft JhengHei" w:eastAsia="Microsoft JhengHei" w:cs="Microsoft JhengHei"/>
               <w:szCs w:val="24"/>
             </w:rPr>
             <w:fldChar w:fldCharType="separate"/>
@@ -3408,7 +3460,7 @@
             <w:fldChar w:fldCharType="begin"/>
           </w:r>
           <w:r>
-            <w:instrText xml:space="preserve"> PAGEREF _Toc20408 \h </w:instrText>
+            <w:instrText xml:space="preserve"> PAGEREF _Toc14146 \h </w:instrText>
           </w:r>
           <w:r>
             <w:fldChar w:fldCharType="separate"/>
@@ -3421,7 +3473,7 @@
           </w:r>
           <w:r>
             <w:rPr>
-              <w:rFonts w:ascii="Microsoft JhengHei" w:eastAsia="Microsoft JhengHei" w:hAnsi="Microsoft JhengHei" w:cs="Microsoft JhengHei" w:hint="eastAsia"/>
+              <w:rFonts w:hint="eastAsia" w:ascii="Microsoft JhengHei" w:hAnsi="Microsoft JhengHei" w:eastAsia="Microsoft JhengHei" w:cs="Microsoft JhengHei"/>
               <w:szCs w:val="24"/>
             </w:rPr>
             <w:fldChar w:fldCharType="end"/>
@@ -3429,28 +3481,28 @@
         </w:p>
         <w:p>
           <w:pPr>
-            <w:pStyle w:val="TOC1"/>
+            <w:pStyle w:val="16"/>
             <w:tabs>
               <w:tab w:val="right" w:leader="dot" w:pos="8468"/>
             </w:tabs>
           </w:pPr>
           <w:r>
             <w:rPr>
-              <w:rFonts w:ascii="Microsoft JhengHei" w:eastAsia="Microsoft JhengHei" w:hAnsi="Microsoft JhengHei" w:cs="Microsoft JhengHei" w:hint="eastAsia"/>
+              <w:rFonts w:hint="eastAsia" w:ascii="Microsoft JhengHei" w:hAnsi="Microsoft JhengHei" w:eastAsia="Microsoft JhengHei" w:cs="Microsoft JhengHei"/>
               <w:szCs w:val="24"/>
             </w:rPr>
             <w:fldChar w:fldCharType="begin"/>
           </w:r>
           <w:r>
             <w:rPr>
-              <w:rFonts w:ascii="Microsoft JhengHei" w:eastAsia="Microsoft JhengHei" w:hAnsi="Microsoft JhengHei" w:cs="Microsoft JhengHei" w:hint="eastAsia"/>
-              <w:szCs w:val="24"/>
-            </w:rPr>
-            <w:instrText xml:space="preserve"> HYPERLINK \l _Toc2728 </w:instrText>
-          </w:r>
-          <w:r>
-            <w:rPr>
-              <w:rFonts w:ascii="Microsoft JhengHei" w:eastAsia="Microsoft JhengHei" w:hAnsi="Microsoft JhengHei" w:cs="Microsoft JhengHei" w:hint="eastAsia"/>
+              <w:rFonts w:hint="eastAsia" w:ascii="Microsoft JhengHei" w:hAnsi="Microsoft JhengHei" w:eastAsia="Microsoft JhengHei" w:cs="Microsoft JhengHei"/>
+              <w:szCs w:val="24"/>
+            </w:rPr>
+            <w:instrText xml:space="preserve"> HYPERLINK \l _Toc1027 </w:instrText>
+          </w:r>
+          <w:r>
+            <w:rPr>
+              <w:rFonts w:hint="eastAsia" w:ascii="Microsoft JhengHei" w:hAnsi="Microsoft JhengHei" w:eastAsia="Microsoft JhengHei" w:cs="Microsoft JhengHei"/>
               <w:szCs w:val="24"/>
             </w:rPr>
             <w:fldChar w:fldCharType="separate"/>
@@ -3471,7 +3523,7 @@
             <w:fldChar w:fldCharType="begin"/>
           </w:r>
           <w:r>
-            <w:instrText xml:space="preserve"> PAGEREF _Toc2728 \h </w:instrText>
+            <w:instrText xml:space="preserve"> PAGEREF _Toc1027 \h </w:instrText>
           </w:r>
           <w:r>
             <w:fldChar w:fldCharType="separate"/>
@@ -3484,7 +3536,7 @@
           </w:r>
           <w:r>
             <w:rPr>
-              <w:rFonts w:ascii="Microsoft JhengHei" w:eastAsia="Microsoft JhengHei" w:hAnsi="Microsoft JhengHei" w:cs="Microsoft JhengHei" w:hint="eastAsia"/>
+              <w:rFonts w:hint="eastAsia" w:ascii="Microsoft JhengHei" w:hAnsi="Microsoft JhengHei" w:eastAsia="Microsoft JhengHei" w:cs="Microsoft JhengHei"/>
               <w:szCs w:val="24"/>
             </w:rPr>
             <w:fldChar w:fldCharType="end"/>
@@ -3508,7 +3560,7 @@
             <w:spacing w:line="219" w:lineRule="auto"/>
             <w:textAlignment w:val="baseline"/>
             <w:rPr>
-              <w:rFonts w:ascii="Microsoft JhengHei" w:eastAsia="Microsoft JhengHei" w:hAnsi="Microsoft JhengHei" w:cs="Microsoft JhengHei" w:hint="eastAsia"/>
+              <w:rFonts w:hint="eastAsia" w:ascii="Microsoft JhengHei" w:hAnsi="Microsoft JhengHei" w:eastAsia="Microsoft JhengHei" w:cs="Microsoft JhengHei"/>
               <w:snapToGrid w:val="0"/>
               <w:color w:val="000000"/>
               <w:kern w:val="0"/>
@@ -3519,7 +3571,7 @@
           </w:pPr>
           <w:r>
             <w:rPr>
-              <w:rFonts w:ascii="Microsoft JhengHei" w:eastAsia="Microsoft JhengHei" w:hAnsi="Microsoft JhengHei" w:cs="Microsoft JhengHei" w:hint="eastAsia"/>
+              <w:rFonts w:hint="eastAsia" w:ascii="Microsoft JhengHei" w:hAnsi="Microsoft JhengHei" w:eastAsia="Microsoft JhengHei" w:cs="Microsoft JhengHei"/>
               <w:szCs w:val="24"/>
             </w:rPr>
             <w:fldChar w:fldCharType="end"/>
@@ -3550,23 +3602,23 @@
     </w:p>
     <w:p>
       <w:pPr>
-        <w:pStyle w:val="1"/>
-        <w:keepNext w:val="0"/>
-        <w:keepLines w:val="0"/>
-        <w:pageBreakBefore w:val="0"/>
-        <w:widowControl w:val="0"/>
-        <w:kinsoku w:val="0"/>
-        <w:wordWrap/>
-        <w:overflowPunct/>
-        <w:topLinePunct w:val="0"/>
-        <w:autoSpaceDE w:val="0"/>
-        <w:autoSpaceDN w:val="0"/>
-        <w:bidi w:val="0"/>
-        <w:adjustRightInd w:val="0"/>
-        <w:snapToGrid w:val="0"/>
-        <w:textAlignment w:val="baseline"/>
-      </w:pPr>
-      <w:bookmarkStart w:id="3" w:name="_Toc1624"/>
+        <w:pStyle w:val="26"/>
+        <w:keepNext w:val="0"/>
+        <w:keepLines w:val="0"/>
+        <w:pageBreakBefore w:val="0"/>
+        <w:widowControl w:val="0"/>
+        <w:kinsoku w:val="0"/>
+        <w:wordWrap/>
+        <w:overflowPunct/>
+        <w:topLinePunct w:val="0"/>
+        <w:autoSpaceDE w:val="0"/>
+        <w:autoSpaceDN w:val="0"/>
+        <w:bidi w:val="0"/>
+        <w:adjustRightInd w:val="0"/>
+        <w:snapToGrid w:val="0"/>
+        <w:textAlignment w:val="baseline"/>
+      </w:pPr>
+      <w:bookmarkStart w:id="3" w:name="_Toc750"/>
       <w:r>
         <w:t>目的</w:t>
       </w:r>
@@ -3588,18 +3640,18 @@
         <w:adjustRightInd w:val="0"/>
         <w:snapToGrid w:val="0"/>
         <w:spacing w:line="360" w:lineRule="auto"/>
-        <w:ind w:left="0" w:right="0" w:firstLine="420" w:firstLineChars="200"/>
+        <w:ind w:left="0" w:right="0" w:firstLine="480" w:firstLineChars="200"/>
         <w:jc w:val="left"/>
         <w:textAlignment w:val="baseline"/>
         <w:rPr>
-          <w:rFonts w:ascii="宋体" w:eastAsia="宋体" w:hAnsi="宋体" w:cs="宋体"/>
+          <w:rFonts w:ascii="宋体" w:hAnsi="宋体" w:eastAsia="宋体" w:cs="宋体"/>
           <w:sz w:val="24"/>
           <w:szCs w:val="24"/>
         </w:rPr>
       </w:pPr>
       <w:r>
         <w:rPr>
-          <w:rFonts w:ascii="宋体" w:eastAsia="宋体" w:hAnsi="宋体" w:cs="宋体"/>
+          <w:rFonts w:ascii="宋体" w:hAnsi="宋体" w:eastAsia="宋体" w:cs="宋体"/>
           <w:sz w:val="24"/>
           <w:szCs w:val="24"/>
         </w:rPr>
@@ -3607,7 +3659,7 @@
       </w:r>
       <w:r>
         <w:rPr>
-          <w:rFonts w:ascii="Calibri" w:eastAsia="Calibri" w:hAnsi="Calibri" w:cs="Calibri"/>
+          <w:rFonts w:ascii="Calibri" w:hAnsi="Calibri" w:eastAsia="Calibri" w:cs="Calibri"/>
           <w:sz w:val="24"/>
           <w:szCs w:val="24"/>
         </w:rPr>
@@ -3615,7 +3667,7 @@
       </w:r>
       <w:r>
         <w:rPr>
-          <w:rFonts w:ascii="宋体" w:eastAsia="宋体" w:hAnsi="宋体" w:cs="宋体"/>
+          <w:rFonts w:ascii="宋体" w:hAnsi="宋体" w:eastAsia="宋体" w:cs="宋体"/>
           <w:sz w:val="24"/>
           <w:szCs w:val="24"/>
         </w:rPr>
@@ -3623,7 +3675,7 @@
       </w:r>
       <w:r>
         <w:rPr>
-          <w:rFonts w:ascii="宋体" w:eastAsia="宋体" w:hAnsi="宋体" w:cs="宋体"/>
+          <w:rFonts w:ascii="宋体" w:hAnsi="宋体" w:eastAsia="宋体" w:cs="宋体"/>
           <w:spacing w:val="-1"/>
           <w:sz w:val="24"/>
           <w:szCs w:val="24"/>
@@ -3632,7 +3684,7 @@
       </w:r>
       <w:r>
         <w:rPr>
-          <w:rFonts w:ascii="宋体" w:eastAsia="宋体" w:hAnsi="宋体" w:cs="宋体"/>
+          <w:rFonts w:ascii="宋体" w:hAnsi="宋体" w:eastAsia="宋体" w:cs="宋体"/>
           <w:sz w:val="24"/>
           <w:szCs w:val="24"/>
         </w:rPr>
@@ -3640,7 +3692,7 @@
       </w:r>
       <w:r>
         <w:rPr>
-          <w:rFonts w:ascii="宋体" w:eastAsia="宋体" w:hAnsi="宋体" w:cs="宋体"/>
+          <w:rFonts w:ascii="宋体" w:hAnsi="宋体" w:eastAsia="宋体" w:cs="宋体"/>
           <w:spacing w:val="-1"/>
           <w:sz w:val="24"/>
           <w:szCs w:val="24"/>
@@ -3649,7 +3701,7 @@
       </w:r>
       <w:r>
         <w:rPr>
-          <w:rFonts w:ascii="宋体" w:eastAsia="宋体" w:hAnsi="宋体" w:cs="宋体"/>
+          <w:rFonts w:ascii="宋体" w:hAnsi="宋体" w:eastAsia="宋体" w:cs="宋体"/>
           <w:spacing w:val="-5"/>
           <w:sz w:val="24"/>
           <w:szCs w:val="24"/>
@@ -3659,7 +3711,7 @@
     </w:p>
     <w:p>
       <w:pPr>
-        <w:pStyle w:val="a3"/>
+        <w:pStyle w:val="39"/>
         <w:keepNext w:val="0"/>
         <w:keepLines w:val="0"/>
         <w:pageBreakBefore w:val="0"/>
@@ -3677,7 +3729,7 @@
         <w:bidi w:val="0"/>
         <w:adjustRightInd w:val="0"/>
         <w:snapToGrid w:val="0"/>
-        <w:ind w:left="425" w:hanging="425" w:leftChars="0" w:firstLineChars="0"/>
+        <w:ind w:left="425" w:leftChars="0" w:hanging="425" w:firstLineChars="0"/>
         <w:textAlignment w:val="baseline"/>
       </w:pPr>
       <w:r>
@@ -3696,7 +3748,7 @@
     </w:p>
     <w:p>
       <w:pPr>
-        <w:pStyle w:val="a3"/>
+        <w:pStyle w:val="39"/>
         <w:keepNext w:val="0"/>
         <w:keepLines w:val="0"/>
         <w:pageBreakBefore w:val="0"/>
@@ -3714,7 +3766,7 @@
         <w:bidi w:val="0"/>
         <w:adjustRightInd w:val="0"/>
         <w:snapToGrid w:val="0"/>
-        <w:ind w:left="425" w:hanging="425" w:leftChars="0" w:firstLineChars="0"/>
+        <w:ind w:left="425" w:leftChars="0" w:hanging="425" w:firstLineChars="0"/>
         <w:textAlignment w:val="baseline"/>
       </w:pPr>
       <w:r>
@@ -3723,7 +3775,7 @@
     </w:p>
     <w:p>
       <w:pPr>
-        <w:pStyle w:val="a3"/>
+        <w:pStyle w:val="39"/>
         <w:keepNext w:val="0"/>
         <w:keepLines w:val="0"/>
         <w:pageBreakBefore w:val="0"/>
@@ -3741,7 +3793,7 @@
         <w:bidi w:val="0"/>
         <w:adjustRightInd w:val="0"/>
         <w:snapToGrid w:val="0"/>
-        <w:ind w:left="425" w:hanging="425" w:leftChars="0" w:firstLineChars="0"/>
+        <w:ind w:left="425" w:leftChars="0" w:hanging="425" w:firstLineChars="0"/>
         <w:textAlignment w:val="baseline"/>
       </w:pPr>
       <w:r>
@@ -3750,7 +3802,7 @@
     </w:p>
     <w:p>
       <w:pPr>
-        <w:pStyle w:val="a3"/>
+        <w:pStyle w:val="39"/>
         <w:keepNext w:val="0"/>
         <w:keepLines w:val="0"/>
         <w:pageBreakBefore w:val="0"/>
@@ -3768,7 +3820,7 @@
         <w:bidi w:val="0"/>
         <w:adjustRightInd w:val="0"/>
         <w:snapToGrid w:val="0"/>
-        <w:ind w:left="425" w:hanging="425" w:leftChars="0" w:firstLineChars="0"/>
+        <w:ind w:left="425" w:leftChars="0" w:hanging="425" w:firstLineChars="0"/>
         <w:textAlignment w:val="baseline"/>
       </w:pPr>
       <w:r>
@@ -3777,23 +3829,23 @@
     </w:p>
     <w:p>
       <w:pPr>
-        <w:pStyle w:val="1"/>
-        <w:keepNext w:val="0"/>
-        <w:keepLines w:val="0"/>
-        <w:pageBreakBefore w:val="0"/>
-        <w:widowControl w:val="0"/>
-        <w:kinsoku w:val="0"/>
-        <w:wordWrap/>
-        <w:overflowPunct/>
-        <w:topLinePunct w:val="0"/>
-        <w:autoSpaceDE w:val="0"/>
-        <w:autoSpaceDN w:val="0"/>
-        <w:bidi w:val="0"/>
-        <w:adjustRightInd w:val="0"/>
-        <w:snapToGrid w:val="0"/>
-        <w:textAlignment w:val="baseline"/>
-      </w:pPr>
-      <w:bookmarkStart w:id="4" w:name="_Toc6803"/>
+        <w:pStyle w:val="26"/>
+        <w:keepNext w:val="0"/>
+        <w:keepLines w:val="0"/>
+        <w:pageBreakBefore w:val="0"/>
+        <w:widowControl w:val="0"/>
+        <w:kinsoku w:val="0"/>
+        <w:wordWrap/>
+        <w:overflowPunct/>
+        <w:topLinePunct w:val="0"/>
+        <w:autoSpaceDE w:val="0"/>
+        <w:autoSpaceDN w:val="0"/>
+        <w:bidi w:val="0"/>
+        <w:adjustRightInd w:val="0"/>
+        <w:snapToGrid w:val="0"/>
+        <w:textAlignment w:val="baseline"/>
+      </w:pPr>
+      <w:bookmarkStart w:id="4" w:name="_Toc26524"/>
       <w:r>
         <w:t>适用范围</w:t>
       </w:r>
@@ -3801,7 +3853,7 @@
     </w:p>
     <w:p>
       <w:pPr>
-        <w:pStyle w:val="a"/>
+        <w:pStyle w:val="27"/>
         <w:keepNext w:val="0"/>
         <w:keepLines w:val="0"/>
         <w:pageBreakBefore w:val="0"/>
@@ -3823,23 +3875,23 @@
     </w:p>
     <w:p>
       <w:pPr>
-        <w:pStyle w:val="1"/>
-        <w:keepNext w:val="0"/>
-        <w:keepLines w:val="0"/>
-        <w:pageBreakBefore w:val="0"/>
-        <w:widowControl w:val="0"/>
-        <w:kinsoku w:val="0"/>
-        <w:wordWrap/>
-        <w:overflowPunct/>
-        <w:topLinePunct w:val="0"/>
-        <w:autoSpaceDE w:val="0"/>
-        <w:autoSpaceDN w:val="0"/>
-        <w:bidi w:val="0"/>
-        <w:adjustRightInd w:val="0"/>
-        <w:snapToGrid w:val="0"/>
-        <w:textAlignment w:val="baseline"/>
-      </w:pPr>
-      <w:bookmarkStart w:id="5" w:name="_Toc29187"/>
+        <w:pStyle w:val="26"/>
+        <w:keepNext w:val="0"/>
+        <w:keepLines w:val="0"/>
+        <w:pageBreakBefore w:val="0"/>
+        <w:widowControl w:val="0"/>
+        <w:kinsoku w:val="0"/>
+        <w:wordWrap/>
+        <w:overflowPunct/>
+        <w:topLinePunct w:val="0"/>
+        <w:autoSpaceDE w:val="0"/>
+        <w:autoSpaceDN w:val="0"/>
+        <w:bidi w:val="0"/>
+        <w:adjustRightInd w:val="0"/>
+        <w:snapToGrid w:val="0"/>
+        <w:textAlignment w:val="baseline"/>
+      </w:pPr>
+      <w:bookmarkStart w:id="5" w:name="_Toc30000"/>
       <w:r>
         <w:t>术语、缩略词和定义</w:t>
       </w:r>
@@ -3866,16 +3918,16 @@
     </w:p>
     <w:tbl>
       <w:tblPr>
-        <w:tblStyle w:val="TableNormal0"/>
+        <w:tblStyle w:val="24"/>
         <w:tblW w:w="8528" w:type="dxa"/>
         <w:tblInd w:w="17" w:type="dxa"/>
         <w:tblBorders>
-          <w:top w:val="single" w:sz="6" w:space="0" w:color="000000"/>
-          <w:left w:val="single" w:sz="6" w:space="0" w:color="000000"/>
-          <w:bottom w:val="single" w:sz="6" w:space="0" w:color="000000"/>
-          <w:right w:val="single" w:sz="6" w:space="0" w:color="000000"/>
-          <w:insideH w:val="single" w:sz="6" w:space="0" w:color="000000"/>
-          <w:insideV w:val="single" w:sz="6" w:space="0" w:color="000000"/>
+          <w:top w:val="single" w:color="000000" w:sz="6" w:space="0"/>
+          <w:left w:val="single" w:color="000000" w:sz="6" w:space="0"/>
+          <w:bottom w:val="single" w:color="000000" w:sz="6" w:space="0"/>
+          <w:right w:val="single" w:color="000000" w:sz="6" w:space="0"/>
+          <w:insideH w:val="single" w:color="000000" w:sz="6" w:space="0"/>
+          <w:insideV w:val="single" w:color="000000" w:sz="6" w:space="0"/>
         </w:tblBorders>
         <w:tblLayout w:type="fixed"/>
         <w:tblCellMar>
@@ -3892,17 +3944,14 @@
       </w:tblGrid>
       <w:tr>
         <w:tblPrEx>
-          <w:tblW w:w="8528" w:type="dxa"/>
-          <w:tblInd w:w="17" w:type="dxa"/>
           <w:tblBorders>
-            <w:top w:val="single" w:sz="6" w:space="0" w:color="000000"/>
-            <w:left w:val="single" w:sz="6" w:space="0" w:color="000000"/>
-            <w:bottom w:val="single" w:sz="6" w:space="0" w:color="000000"/>
-            <w:right w:val="single" w:sz="6" w:space="0" w:color="000000"/>
-            <w:insideH w:val="single" w:sz="6" w:space="0" w:color="000000"/>
-            <w:insideV w:val="single" w:sz="6" w:space="0" w:color="000000"/>
+            <w:top w:val="single" w:color="000000" w:sz="6" w:space="0"/>
+            <w:left w:val="single" w:color="000000" w:sz="6" w:space="0"/>
+            <w:bottom w:val="single" w:color="000000" w:sz="6" w:space="0"/>
+            <w:right w:val="single" w:color="000000" w:sz="6" w:space="0"/>
+            <w:insideH w:val="single" w:color="000000" w:sz="6" w:space="0"/>
+            <w:insideV w:val="single" w:color="000000" w:sz="6" w:space="0"/>
           </w:tblBorders>
-          <w:tblLayout w:type="fixed"/>
           <w:tblCellMar>
             <w:top w:w="0" w:type="dxa"/>
             <w:left w:w="0" w:type="dxa"/>
@@ -3911,15 +3960,15 @@
           </w:tblCellMar>
         </w:tblPrEx>
         <w:trPr>
-          <w:trHeight w:val="784"/>
+          <w:trHeight w:val="784" w:hRule="atLeast"/>
         </w:trPr>
         <w:tc>
           <w:tcPr>
             <w:tcW w:w="1202" w:type="dxa"/>
             <w:tcBorders>
-              <w:top w:val="single" w:sz="12" w:space="0" w:color="000000"/>
-              <w:left w:val="single" w:sz="12" w:space="0" w:color="000000"/>
-              <w:right w:val="single" w:sz="2" w:space="0" w:color="000000"/>
+              <w:top w:val="single" w:color="000000" w:sz="12" w:space="0"/>
+              <w:left w:val="single" w:color="000000" w:sz="12" w:space="0"/>
+              <w:right w:val="single" w:color="000000" w:sz="2" w:space="0"/>
             </w:tcBorders>
             <w:shd w:val="clear" w:color="auto" w:fill="BFBFBF"/>
             <w:vAlign w:val="center"/>
@@ -3943,14 +3992,14 @@
               <w:ind w:left="327"/>
               <w:textAlignment w:val="baseline"/>
               <w:rPr>
-                <w:rFonts w:ascii="宋体" w:eastAsia="宋体" w:hAnsi="宋体" w:cs="宋体"/>
+                <w:rFonts w:ascii="宋体" w:hAnsi="宋体" w:eastAsia="宋体" w:cs="宋体"/>
                 <w:sz w:val="21"/>
                 <w:szCs w:val="21"/>
               </w:rPr>
             </w:pPr>
             <w:r>
               <w:rPr>
-                <w:rFonts w:ascii="宋体" w:eastAsia="宋体" w:hAnsi="宋体" w:cs="宋体"/>
+                <w:rFonts w:ascii="宋体" w:hAnsi="宋体" w:eastAsia="宋体" w:cs="宋体"/>
                 <w:b/>
                 <w:bCs/>
                 <w:spacing w:val="-8"/>
@@ -3961,7 +4010,7 @@
             </w:r>
             <w:r>
               <w:rPr>
-                <w:rFonts w:ascii="宋体" w:eastAsia="宋体" w:hAnsi="宋体" w:cs="宋体"/>
+                <w:rFonts w:ascii="宋体" w:hAnsi="宋体" w:eastAsia="宋体" w:cs="宋体"/>
                 <w:spacing w:val="8"/>
                 <w:sz w:val="21"/>
                 <w:szCs w:val="21"/>
@@ -3970,7 +4019,7 @@
             </w:r>
             <w:r>
               <w:rPr>
-                <w:rFonts w:ascii="宋体" w:eastAsia="宋体" w:hAnsi="宋体" w:cs="宋体"/>
+                <w:rFonts w:ascii="宋体" w:hAnsi="宋体" w:eastAsia="宋体" w:cs="宋体"/>
                 <w:b/>
                 <w:bCs/>
                 <w:spacing w:val="-8"/>
@@ -3985,9 +4034,9 @@
           <w:tcPr>
             <w:tcW w:w="897" w:type="dxa"/>
             <w:tcBorders>
-              <w:top w:val="single" w:sz="12" w:space="0" w:color="000000"/>
-              <w:left w:val="single" w:sz="2" w:space="0" w:color="000000"/>
-              <w:right w:val="single" w:sz="2" w:space="0" w:color="000000"/>
+              <w:top w:val="single" w:color="000000" w:sz="12" w:space="0"/>
+              <w:left w:val="single" w:color="000000" w:sz="2" w:space="0"/>
+              <w:right w:val="single" w:color="000000" w:sz="2" w:space="0"/>
             </w:tcBorders>
             <w:shd w:val="clear" w:color="auto" w:fill="BFBFBF"/>
             <w:vAlign w:val="center"/>
@@ -4011,14 +4060,14 @@
               <w:ind w:left="129"/>
               <w:textAlignment w:val="baseline"/>
               <w:rPr>
-                <w:rFonts w:ascii="宋体" w:eastAsia="宋体" w:hAnsi="宋体" w:cs="宋体"/>
+                <w:rFonts w:ascii="宋体" w:hAnsi="宋体" w:eastAsia="宋体" w:cs="宋体"/>
                 <w:sz w:val="21"/>
                 <w:szCs w:val="21"/>
               </w:rPr>
             </w:pPr>
             <w:r>
               <w:rPr>
-                <w:rFonts w:ascii="宋体" w:eastAsia="宋体" w:hAnsi="宋体" w:cs="宋体"/>
+                <w:rFonts w:ascii="宋体" w:hAnsi="宋体" w:eastAsia="宋体" w:cs="宋体"/>
                 <w:b/>
                 <w:bCs/>
                 <w:spacing w:val="-5"/>
@@ -4033,9 +4082,9 @@
           <w:tcPr>
             <w:tcW w:w="6429" w:type="dxa"/>
             <w:tcBorders>
-              <w:top w:val="single" w:sz="12" w:space="0" w:color="000000"/>
-              <w:left w:val="single" w:sz="2" w:space="0" w:color="000000"/>
-              <w:right w:val="single" w:sz="12" w:space="0" w:color="000000"/>
+              <w:top w:val="single" w:color="000000" w:sz="12" w:space="0"/>
+              <w:left w:val="single" w:color="000000" w:sz="2" w:space="0"/>
+              <w:right w:val="single" w:color="000000" w:sz="12" w:space="0"/>
             </w:tcBorders>
             <w:shd w:val="clear" w:color="auto" w:fill="BFBFBF"/>
             <w:vAlign w:val="center"/>
@@ -4059,14 +4108,14 @@
               <w:ind w:left="2958"/>
               <w:textAlignment w:val="baseline"/>
               <w:rPr>
-                <w:rFonts w:ascii="宋体" w:eastAsia="宋体" w:hAnsi="宋体" w:cs="宋体"/>
+                <w:rFonts w:ascii="宋体" w:hAnsi="宋体" w:eastAsia="宋体" w:cs="宋体"/>
                 <w:sz w:val="21"/>
                 <w:szCs w:val="21"/>
               </w:rPr>
             </w:pPr>
             <w:r>
               <w:rPr>
-                <w:rFonts w:ascii="宋体" w:eastAsia="宋体" w:hAnsi="宋体" w:cs="宋体"/>
+                <w:rFonts w:ascii="宋体" w:hAnsi="宋体" w:eastAsia="宋体" w:cs="宋体"/>
                 <w:b/>
                 <w:bCs/>
                 <w:spacing w:val="-9"/>
@@ -4077,7 +4126,7 @@
             </w:r>
             <w:r>
               <w:rPr>
-                <w:rFonts w:ascii="宋体" w:eastAsia="宋体" w:hAnsi="宋体" w:cs="宋体"/>
+                <w:rFonts w:ascii="宋体" w:hAnsi="宋体" w:eastAsia="宋体" w:cs="宋体"/>
                 <w:spacing w:val="10"/>
                 <w:sz w:val="21"/>
                 <w:szCs w:val="21"/>
@@ -4086,7 +4135,7 @@
             </w:r>
             <w:r>
               <w:rPr>
-                <w:rFonts w:ascii="宋体" w:eastAsia="宋体" w:hAnsi="宋体" w:cs="宋体"/>
+                <w:rFonts w:ascii="宋体" w:hAnsi="宋体" w:eastAsia="宋体" w:cs="宋体"/>
                 <w:b/>
                 <w:bCs/>
                 <w:spacing w:val="-9"/>
@@ -4100,9 +4149,14 @@
       </w:tr>
       <w:tr>
         <w:tblPrEx>
-          <w:tblW w:w="8528" w:type="dxa"/>
-          <w:tblInd w:w="17" w:type="dxa"/>
-          <w:tblLayout w:type="fixed"/>
+          <w:tblBorders>
+            <w:top w:val="single" w:color="000000" w:sz="6" w:space="0"/>
+            <w:left w:val="single" w:color="000000" w:sz="6" w:space="0"/>
+            <w:bottom w:val="single" w:color="000000" w:sz="6" w:space="0"/>
+            <w:right w:val="single" w:color="000000" w:sz="6" w:space="0"/>
+            <w:insideH w:val="single" w:color="000000" w:sz="6" w:space="0"/>
+            <w:insideV w:val="single" w:color="000000" w:sz="6" w:space="0"/>
+          </w:tblBorders>
           <w:tblCellMar>
             <w:top w:w="0" w:type="dxa"/>
             <w:left w:w="0" w:type="dxa"/>
@@ -4111,13 +4165,13 @@
           </w:tblCellMar>
         </w:tblPrEx>
         <w:trPr>
-          <w:trHeight w:val="1708"/>
+          <w:trHeight w:val="1708" w:hRule="atLeast"/>
         </w:trPr>
         <w:tc>
           <w:tcPr>
             <w:tcW w:w="1202" w:type="dxa"/>
             <w:tcBorders>
-              <w:left w:val="single" w:sz="12" w:space="0" w:color="000000"/>
+              <w:left w:val="single" w:color="000000" w:sz="12" w:space="0"/>
             </w:tcBorders>
             <w:vAlign w:val="center"/>
           </w:tcPr>
@@ -4140,14 +4194,14 @@
               <w:ind w:left="168"/>
               <w:textAlignment w:val="baseline"/>
               <w:rPr>
-                <w:rFonts w:ascii="宋体" w:eastAsia="宋体" w:hAnsi="宋体" w:cs="宋体"/>
+                <w:rFonts w:ascii="宋体" w:hAnsi="宋体" w:eastAsia="宋体" w:cs="宋体"/>
                 <w:sz w:val="21"/>
                 <w:szCs w:val="21"/>
               </w:rPr>
             </w:pPr>
             <w:r>
               <w:rPr>
-                <w:rFonts w:ascii="宋体" w:eastAsia="宋体" w:hAnsi="宋体" w:cs="宋体"/>
+                <w:rFonts w:ascii="宋体" w:hAnsi="宋体" w:eastAsia="宋体" w:cs="宋体"/>
                 <w:spacing w:val="-2"/>
                 <w:sz w:val="21"/>
                 <w:szCs w:val="21"/>
@@ -4180,14 +4234,14 @@
               <w:ind w:left="316"/>
               <w:textAlignment w:val="baseline"/>
               <w:rPr>
-                <w:rFonts w:ascii="Times New Roman" w:eastAsia="Times New Roman" w:hAnsi="Times New Roman" w:cs="Times New Roman"/>
+                <w:rFonts w:ascii="Times New Roman" w:hAnsi="Times New Roman" w:eastAsia="Times New Roman" w:cs="Times New Roman"/>
                 <w:sz w:val="21"/>
                 <w:szCs w:val="21"/>
               </w:rPr>
             </w:pPr>
             <w:r>
               <w:rPr>
-                <w:rFonts w:ascii="Times New Roman" w:eastAsia="Times New Roman" w:hAnsi="Times New Roman" w:cs="Times New Roman"/>
+                <w:rFonts w:ascii="Times New Roman" w:hAnsi="Times New Roman" w:eastAsia="Times New Roman" w:cs="Times New Roman"/>
                 <w:spacing w:val="-4"/>
                 <w:sz w:val="21"/>
                 <w:szCs w:val="21"/>
@@ -4200,13 +4254,13 @@
           <w:tcPr>
             <w:tcW w:w="6429" w:type="dxa"/>
             <w:tcBorders>
-              <w:right w:val="single" w:sz="12" w:space="0" w:color="000000"/>
+              <w:right w:val="single" w:color="000000" w:sz="12" w:space="0"/>
             </w:tcBorders>
             <w:vAlign w:val="center"/>
           </w:tcPr>
           <w:p>
             <w:pPr>
-              <w:pStyle w:val="a3"/>
+              <w:pStyle w:val="39"/>
               <w:keepNext w:val="0"/>
               <w:keepLines w:val="0"/>
               <w:pageBreakBefore w:val="0"/>
@@ -4230,9 +4284,14 @@
       </w:tr>
       <w:tr>
         <w:tblPrEx>
-          <w:tblW w:w="8528" w:type="dxa"/>
-          <w:tblInd w:w="17" w:type="dxa"/>
-          <w:tblLayout w:type="fixed"/>
+          <w:tblBorders>
+            <w:top w:val="single" w:color="000000" w:sz="6" w:space="0"/>
+            <w:left w:val="single" w:color="000000" w:sz="6" w:space="0"/>
+            <w:bottom w:val="single" w:color="000000" w:sz="6" w:space="0"/>
+            <w:right w:val="single" w:color="000000" w:sz="6" w:space="0"/>
+            <w:insideH w:val="single" w:color="000000" w:sz="6" w:space="0"/>
+            <w:insideV w:val="single" w:color="000000" w:sz="6" w:space="0"/>
+          </w:tblBorders>
           <w:tblCellMar>
             <w:top w:w="0" w:type="dxa"/>
             <w:left w:w="0" w:type="dxa"/>
@@ -4241,13 +4300,13 @@
           </w:tblCellMar>
         </w:tblPrEx>
         <w:trPr>
-          <w:trHeight w:val="784"/>
+          <w:trHeight w:val="784" w:hRule="atLeast"/>
         </w:trPr>
         <w:tc>
           <w:tcPr>
             <w:tcW w:w="1202" w:type="dxa"/>
             <w:tcBorders>
-              <w:left w:val="single" w:sz="12" w:space="0" w:color="000000"/>
+              <w:left w:val="single" w:color="000000" w:sz="12" w:space="0"/>
             </w:tcBorders>
             <w:vAlign w:val="center"/>
           </w:tcPr>
@@ -4270,14 +4329,14 @@
               <w:ind w:left="168"/>
               <w:textAlignment w:val="baseline"/>
               <w:rPr>
-                <w:rFonts w:ascii="宋体" w:eastAsia="宋体" w:hAnsi="宋体" w:cs="宋体"/>
+                <w:rFonts w:ascii="宋体" w:hAnsi="宋体" w:eastAsia="宋体" w:cs="宋体"/>
                 <w:sz w:val="21"/>
                 <w:szCs w:val="21"/>
               </w:rPr>
             </w:pPr>
             <w:r>
               <w:rPr>
-                <w:rFonts w:ascii="宋体" w:eastAsia="宋体" w:hAnsi="宋体" w:cs="宋体"/>
+                <w:rFonts w:ascii="宋体" w:hAnsi="宋体" w:eastAsia="宋体" w:cs="宋体"/>
                 <w:spacing w:val="-2"/>
                 <w:sz w:val="21"/>
                 <w:szCs w:val="21"/>
@@ -4310,14 +4369,14 @@
               <w:ind w:left="322"/>
               <w:textAlignment w:val="baseline"/>
               <w:rPr>
-                <w:rFonts w:ascii="Times New Roman" w:eastAsia="Times New Roman" w:hAnsi="Times New Roman" w:cs="Times New Roman"/>
+                <w:rFonts w:ascii="Times New Roman" w:hAnsi="Times New Roman" w:eastAsia="Times New Roman" w:cs="Times New Roman"/>
                 <w:sz w:val="21"/>
                 <w:szCs w:val="21"/>
               </w:rPr>
             </w:pPr>
             <w:r>
               <w:rPr>
-                <w:rFonts w:ascii="Times New Roman" w:eastAsia="Times New Roman" w:hAnsi="Times New Roman" w:cs="Times New Roman"/>
+                <w:rFonts w:ascii="Times New Roman" w:hAnsi="Times New Roman" w:eastAsia="Times New Roman" w:cs="Times New Roman"/>
                 <w:spacing w:val="-4"/>
                 <w:sz w:val="21"/>
                 <w:szCs w:val="21"/>
@@ -4330,13 +4389,13 @@
           <w:tcPr>
             <w:tcW w:w="6429" w:type="dxa"/>
             <w:tcBorders>
-              <w:right w:val="single" w:sz="12" w:space="0" w:color="000000"/>
+              <w:right w:val="single" w:color="000000" w:sz="12" w:space="0"/>
             </w:tcBorders>
             <w:vAlign w:val="center"/>
           </w:tcPr>
           <w:p>
             <w:pPr>
-              <w:pStyle w:val="a3"/>
+              <w:pStyle w:val="39"/>
               <w:keepNext w:val="0"/>
               <w:keepLines w:val="0"/>
               <w:pageBreakBefore w:val="0"/>
@@ -4361,23 +4420,23 @@
     </w:tbl>
     <w:p>
       <w:pPr>
-        <w:pStyle w:val="1"/>
-        <w:keepNext w:val="0"/>
-        <w:keepLines w:val="0"/>
-        <w:pageBreakBefore w:val="0"/>
-        <w:widowControl w:val="0"/>
-        <w:kinsoku w:val="0"/>
-        <w:wordWrap/>
-        <w:overflowPunct/>
-        <w:topLinePunct w:val="0"/>
-        <w:autoSpaceDE w:val="0"/>
-        <w:autoSpaceDN w:val="0"/>
-        <w:bidi w:val="0"/>
-        <w:adjustRightInd w:val="0"/>
-        <w:snapToGrid w:val="0"/>
-        <w:textAlignment w:val="baseline"/>
-      </w:pPr>
-      <w:bookmarkStart w:id="6" w:name="_Toc27519"/>
+        <w:pStyle w:val="26"/>
+        <w:keepNext w:val="0"/>
+        <w:keepLines w:val="0"/>
+        <w:pageBreakBefore w:val="0"/>
+        <w:widowControl w:val="0"/>
+        <w:kinsoku w:val="0"/>
+        <w:wordWrap/>
+        <w:overflowPunct/>
+        <w:topLinePunct w:val="0"/>
+        <w:autoSpaceDE w:val="0"/>
+        <w:autoSpaceDN w:val="0"/>
+        <w:bidi w:val="0"/>
+        <w:adjustRightInd w:val="0"/>
+        <w:snapToGrid w:val="0"/>
+        <w:textAlignment w:val="baseline"/>
+      </w:pPr>
+      <w:bookmarkStart w:id="6" w:name="_Toc19210"/>
       <w:r>
         <w:t>角色与职责</w:t>
       </w:r>
@@ -4404,16 +4463,16 @@
     </w:p>
     <w:tbl>
       <w:tblPr>
-        <w:tblStyle w:val="TableNormal0"/>
+        <w:tblStyle w:val="24"/>
         <w:tblW w:w="8471" w:type="dxa"/>
         <w:tblInd w:w="43" w:type="dxa"/>
         <w:tblBorders>
-          <w:top w:val="single" w:sz="4" w:space="0" w:color="000000"/>
-          <w:left w:val="single" w:sz="4" w:space="0" w:color="000000"/>
-          <w:bottom w:val="single" w:sz="4" w:space="0" w:color="000000"/>
-          <w:right w:val="single" w:sz="4" w:space="0" w:color="000000"/>
-          <w:insideH w:val="single" w:sz="4" w:space="0" w:color="000000"/>
-          <w:insideV w:val="single" w:sz="4" w:space="0" w:color="000000"/>
+          <w:top w:val="single" w:color="000000" w:sz="4" w:space="0"/>
+          <w:left w:val="single" w:color="000000" w:sz="4" w:space="0"/>
+          <w:bottom w:val="single" w:color="000000" w:sz="4" w:space="0"/>
+          <w:right w:val="single" w:color="000000" w:sz="4" w:space="0"/>
+          <w:insideH w:val="single" w:color="000000" w:sz="4" w:space="0"/>
+          <w:insideV w:val="single" w:color="000000" w:sz="4" w:space="0"/>
         </w:tblBorders>
         <w:tblLayout w:type="fixed"/>
         <w:tblCellMar>
@@ -4430,17 +4489,14 @@
       </w:tblGrid>
       <w:tr>
         <w:tblPrEx>
-          <w:tblW w:w="8471" w:type="dxa"/>
-          <w:tblInd w:w="43" w:type="dxa"/>
           <w:tblBorders>
-            <w:top w:val="single" w:sz="4" w:space="0" w:color="000000"/>
-            <w:left w:val="single" w:sz="4" w:space="0" w:color="000000"/>
-            <w:bottom w:val="single" w:sz="4" w:space="0" w:color="000000"/>
-            <w:right w:val="single" w:sz="4" w:space="0" w:color="000000"/>
-            <w:insideH w:val="single" w:sz="4" w:space="0" w:color="000000"/>
-            <w:insideV w:val="single" w:sz="4" w:space="0" w:color="000000"/>
+            <w:top w:val="single" w:color="000000" w:sz="4" w:space="0"/>
+            <w:left w:val="single" w:color="000000" w:sz="4" w:space="0"/>
+            <w:bottom w:val="single" w:color="000000" w:sz="4" w:space="0"/>
+            <w:right w:val="single" w:color="000000" w:sz="4" w:space="0"/>
+            <w:insideH w:val="single" w:color="000000" w:sz="4" w:space="0"/>
+            <w:insideV w:val="single" w:color="000000" w:sz="4" w:space="0"/>
           </w:tblBorders>
-          <w:tblLayout w:type="fixed"/>
           <w:tblCellMar>
             <w:top w:w="0" w:type="dxa"/>
             <w:left w:w="0" w:type="dxa"/>
@@ -4449,7 +4505,7 @@
           </w:tblCellMar>
         </w:tblPrEx>
         <w:trPr>
-          <w:trHeight w:val="781"/>
+          <w:trHeight w:val="781" w:hRule="atLeast"/>
         </w:trPr>
         <w:tc>
           <w:tcPr>
@@ -4475,14 +4531,14 @@
               <w:ind w:left="558"/>
               <w:textAlignment w:val="baseline"/>
               <w:rPr>
-                <w:rFonts w:ascii="宋体" w:eastAsia="宋体" w:hAnsi="宋体" w:cs="宋体"/>
+                <w:rFonts w:ascii="宋体" w:hAnsi="宋体" w:eastAsia="宋体" w:cs="宋体"/>
                 <w:sz w:val="21"/>
                 <w:szCs w:val="21"/>
               </w:rPr>
             </w:pPr>
             <w:r>
               <w:rPr>
-                <w:rFonts w:ascii="宋体" w:eastAsia="宋体" w:hAnsi="宋体" w:cs="宋体"/>
+                <w:rFonts w:ascii="宋体" w:hAnsi="宋体" w:eastAsia="宋体" w:cs="宋体"/>
                 <w:b/>
                 <w:bCs/>
                 <w:spacing w:val="-6"/>
@@ -4517,14 +4573,14 @@
               <w:ind w:left="2491"/>
               <w:textAlignment w:val="baseline"/>
               <w:rPr>
-                <w:rFonts w:ascii="宋体" w:eastAsia="宋体" w:hAnsi="宋体" w:cs="宋体"/>
+                <w:rFonts w:ascii="宋体" w:hAnsi="宋体" w:eastAsia="宋体" w:cs="宋体"/>
                 <w:sz w:val="21"/>
                 <w:szCs w:val="21"/>
               </w:rPr>
             </w:pPr>
             <w:r>
               <w:rPr>
-                <w:rFonts w:ascii="宋体" w:eastAsia="宋体" w:hAnsi="宋体" w:cs="宋体"/>
+                <w:rFonts w:ascii="宋体" w:hAnsi="宋体" w:eastAsia="宋体" w:cs="宋体"/>
                 <w:b/>
                 <w:bCs/>
                 <w:spacing w:val="-5"/>
@@ -4559,14 +4615,14 @@
               <w:ind w:left="474"/>
               <w:textAlignment w:val="baseline"/>
               <w:rPr>
-                <w:rFonts w:ascii="宋体" w:eastAsia="宋体" w:hAnsi="宋体" w:cs="宋体"/>
+                <w:rFonts w:ascii="宋体" w:hAnsi="宋体" w:eastAsia="宋体" w:cs="宋体"/>
                 <w:sz w:val="21"/>
                 <w:szCs w:val="21"/>
               </w:rPr>
             </w:pPr>
             <w:r>
               <w:rPr>
-                <w:rFonts w:ascii="宋体" w:eastAsia="宋体" w:hAnsi="宋体" w:cs="宋体"/>
+                <w:rFonts w:ascii="宋体" w:hAnsi="宋体" w:eastAsia="宋体" w:cs="宋体"/>
                 <w:b/>
                 <w:bCs/>
                 <w:spacing w:val="-6"/>
@@ -4580,9 +4636,14 @@
       </w:tr>
       <w:tr>
         <w:tblPrEx>
-          <w:tblW w:w="8471" w:type="dxa"/>
-          <w:tblInd w:w="43" w:type="dxa"/>
-          <w:tblLayout w:type="fixed"/>
+          <w:tblBorders>
+            <w:top w:val="single" w:color="000000" w:sz="4" w:space="0"/>
+            <w:left w:val="single" w:color="000000" w:sz="4" w:space="0"/>
+            <w:bottom w:val="single" w:color="000000" w:sz="4" w:space="0"/>
+            <w:right w:val="single" w:color="000000" w:sz="4" w:space="0"/>
+            <w:insideH w:val="single" w:color="000000" w:sz="4" w:space="0"/>
+            <w:insideV w:val="single" w:color="000000" w:sz="4" w:space="0"/>
+          </w:tblBorders>
           <w:tblCellMar>
             <w:top w:w="0" w:type="dxa"/>
             <w:left w:w="0" w:type="dxa"/>
@@ -4591,7 +4652,7 @@
           </w:tblCellMar>
         </w:tblPrEx>
         <w:trPr>
-          <w:trHeight w:val="1247"/>
+          <w:trHeight w:val="1247" w:hRule="atLeast"/>
         </w:trPr>
         <w:tc>
           <w:tcPr>
@@ -4599,26 +4660,26 @@
           </w:tcPr>
           <w:p>
             <w:pPr>
-              <w:pStyle w:val="a3"/>
-              <w:keepNext w:val="0"/>
-              <w:keepLines w:val="0"/>
-              <w:pageBreakBefore w:val="0"/>
-              <w:widowControl w:val="0"/>
-              <w:kinsoku w:val="0"/>
-              <w:wordWrap/>
-              <w:overflowPunct/>
-              <w:topLinePunct w:val="0"/>
-              <w:autoSpaceDE w:val="0"/>
-              <w:autoSpaceDN w:val="0"/>
-              <w:bidi w:val="0"/>
-              <w:adjustRightInd w:val="0"/>
-              <w:snapToGrid w:val="0"/>
-              <w:textAlignment w:val="baseline"/>
-            </w:pPr>
-          </w:p>
-          <w:p>
-            <w:pPr>
-              <w:pStyle w:val="a3"/>
+              <w:pStyle w:val="39"/>
+              <w:keepNext w:val="0"/>
+              <w:keepLines w:val="0"/>
+              <w:pageBreakBefore w:val="0"/>
+              <w:widowControl w:val="0"/>
+              <w:kinsoku w:val="0"/>
+              <w:wordWrap/>
+              <w:overflowPunct/>
+              <w:topLinePunct w:val="0"/>
+              <w:autoSpaceDE w:val="0"/>
+              <w:autoSpaceDN w:val="0"/>
+              <w:bidi w:val="0"/>
+              <w:adjustRightInd w:val="0"/>
+              <w:snapToGrid w:val="0"/>
+              <w:textAlignment w:val="baseline"/>
+            </w:pPr>
+          </w:p>
+          <w:p>
+            <w:pPr>
+              <w:pStyle w:val="39"/>
               <w:keepNext w:val="0"/>
               <w:keepLines w:val="0"/>
               <w:pageBreakBefore w:val="0"/>
@@ -4645,7 +4706,7 @@
           </w:tcPr>
           <w:p>
             <w:pPr>
-              <w:pStyle w:val="a3"/>
+              <w:pStyle w:val="39"/>
               <w:keepNext w:val="0"/>
               <w:keepLines w:val="0"/>
               <w:pageBreakBefore w:val="0"/>
@@ -4663,7 +4724,7 @@
               <w:bidi w:val="0"/>
               <w:adjustRightInd w:val="0"/>
               <w:snapToGrid w:val="0"/>
-              <w:ind w:left="425" w:hanging="425" w:leftChars="0" w:firstLineChars="0"/>
+              <w:ind w:left="425" w:leftChars="0" w:hanging="425" w:firstLineChars="0"/>
               <w:textAlignment w:val="baseline"/>
             </w:pPr>
             <w:r>
@@ -4672,7 +4733,7 @@
           </w:p>
           <w:p>
             <w:pPr>
-              <w:pStyle w:val="a3"/>
+              <w:pStyle w:val="39"/>
               <w:keepNext w:val="0"/>
               <w:keepLines w:val="0"/>
               <w:pageBreakBefore w:val="0"/>
@@ -4690,7 +4751,7 @@
               <w:bidi w:val="0"/>
               <w:adjustRightInd w:val="0"/>
               <w:snapToGrid w:val="0"/>
-              <w:ind w:left="425" w:hanging="425" w:leftChars="0" w:firstLineChars="0"/>
+              <w:ind w:left="425" w:leftChars="0" w:hanging="425" w:firstLineChars="0"/>
               <w:textAlignment w:val="baseline"/>
             </w:pPr>
             <w:r>
@@ -4704,7 +4765,7 @@
           </w:tcPr>
           <w:p>
             <w:pPr>
-              <w:pStyle w:val="a3"/>
+              <w:pStyle w:val="39"/>
               <w:keepNext w:val="0"/>
               <w:keepLines w:val="0"/>
               <w:pageBreakBefore w:val="0"/>
@@ -4752,16 +4813,16 @@
     </w:p>
     <w:tbl>
       <w:tblPr>
-        <w:tblStyle w:val="TableNormal0"/>
+        <w:tblStyle w:val="24"/>
         <w:tblW w:w="8471" w:type="dxa"/>
         <w:tblInd w:w="5" w:type="dxa"/>
         <w:tblBorders>
-          <w:top w:val="single" w:sz="4" w:space="0" w:color="000000"/>
-          <w:left w:val="single" w:sz="4" w:space="0" w:color="000000"/>
-          <w:bottom w:val="single" w:sz="4" w:space="0" w:color="000000"/>
-          <w:right w:val="single" w:sz="4" w:space="0" w:color="000000"/>
-          <w:insideH w:val="single" w:sz="4" w:space="0" w:color="000000"/>
-          <w:insideV w:val="single" w:sz="4" w:space="0" w:color="000000"/>
+          <w:top w:val="single" w:color="000000" w:sz="4" w:space="0"/>
+          <w:left w:val="single" w:color="000000" w:sz="4" w:space="0"/>
+          <w:bottom w:val="single" w:color="000000" w:sz="4" w:space="0"/>
+          <w:right w:val="single" w:color="000000" w:sz="4" w:space="0"/>
+          <w:insideH w:val="single" w:color="000000" w:sz="4" w:space="0"/>
+          <w:insideV w:val="single" w:color="000000" w:sz="4" w:space="0"/>
         </w:tblBorders>
         <w:tblLayout w:type="fixed"/>
         <w:tblCellMar>
@@ -4778,17 +4839,14 @@
       </w:tblGrid>
       <w:tr>
         <w:tblPrEx>
-          <w:tblW w:w="8471" w:type="dxa"/>
-          <w:tblInd w:w="5" w:type="dxa"/>
           <w:tblBorders>
-            <w:top w:val="single" w:sz="4" w:space="0" w:color="000000"/>
-            <w:left w:val="single" w:sz="4" w:space="0" w:color="000000"/>
-            <w:bottom w:val="single" w:sz="4" w:space="0" w:color="000000"/>
-            <w:right w:val="single" w:sz="4" w:space="0" w:color="000000"/>
-            <w:insideH w:val="single" w:sz="4" w:space="0" w:color="000000"/>
-            <w:insideV w:val="single" w:sz="4" w:space="0" w:color="000000"/>
+            <w:top w:val="single" w:color="000000" w:sz="4" w:space="0"/>
+            <w:left w:val="single" w:color="000000" w:sz="4" w:space="0"/>
+            <w:bottom w:val="single" w:color="000000" w:sz="4" w:space="0"/>
+            <w:right w:val="single" w:color="000000" w:sz="4" w:space="0"/>
+            <w:insideH w:val="single" w:color="000000" w:sz="4" w:space="0"/>
+            <w:insideV w:val="single" w:color="000000" w:sz="4" w:space="0"/>
           </w:tblBorders>
-          <w:tblLayout w:type="fixed"/>
           <w:tblCellMar>
             <w:top w:w="0" w:type="dxa"/>
             <w:left w:w="0" w:type="dxa"/>
@@ -4797,7 +4855,7 @@
           </w:tblCellMar>
         </w:tblPrEx>
         <w:trPr>
-          <w:trHeight w:val="783"/>
+          <w:trHeight w:val="783" w:hRule="atLeast"/>
         </w:trPr>
         <w:tc>
           <w:tcPr>
@@ -4823,14 +4881,14 @@
               <w:ind w:left="558"/>
               <w:textAlignment w:val="baseline"/>
               <w:rPr>
-                <w:rFonts w:ascii="宋体" w:eastAsia="宋体" w:hAnsi="宋体" w:cs="宋体"/>
+                <w:rFonts w:ascii="宋体" w:hAnsi="宋体" w:eastAsia="宋体" w:cs="宋体"/>
                 <w:sz w:val="21"/>
                 <w:szCs w:val="21"/>
               </w:rPr>
             </w:pPr>
             <w:r>
               <w:rPr>
-                <w:rFonts w:ascii="宋体" w:eastAsia="宋体" w:hAnsi="宋体" w:cs="宋体"/>
+                <w:rFonts w:ascii="宋体" w:hAnsi="宋体" w:eastAsia="宋体" w:cs="宋体"/>
                 <w:b/>
                 <w:bCs/>
                 <w:spacing w:val="-6"/>
@@ -4865,14 +4923,14 @@
               <w:ind w:left="2491"/>
               <w:textAlignment w:val="baseline"/>
               <w:rPr>
-                <w:rFonts w:ascii="宋体" w:eastAsia="宋体" w:hAnsi="宋体" w:cs="宋体"/>
+                <w:rFonts w:ascii="宋体" w:hAnsi="宋体" w:eastAsia="宋体" w:cs="宋体"/>
                 <w:sz w:val="21"/>
                 <w:szCs w:val="21"/>
               </w:rPr>
             </w:pPr>
             <w:r>
               <w:rPr>
-                <w:rFonts w:ascii="宋体" w:eastAsia="宋体" w:hAnsi="宋体" w:cs="宋体"/>
+                <w:rFonts w:ascii="宋体" w:hAnsi="宋体" w:eastAsia="宋体" w:cs="宋体"/>
                 <w:b/>
                 <w:bCs/>
                 <w:spacing w:val="-5"/>
@@ -4907,14 +4965,14 @@
               <w:ind w:left="474"/>
               <w:textAlignment w:val="baseline"/>
               <w:rPr>
-                <w:rFonts w:ascii="宋体" w:eastAsia="宋体" w:hAnsi="宋体" w:cs="宋体"/>
+                <w:rFonts w:ascii="宋体" w:hAnsi="宋体" w:eastAsia="宋体" w:cs="宋体"/>
                 <w:sz w:val="21"/>
                 <w:szCs w:val="21"/>
               </w:rPr>
             </w:pPr>
             <w:r>
               <w:rPr>
-                <w:rFonts w:ascii="宋体" w:eastAsia="宋体" w:hAnsi="宋体" w:cs="宋体"/>
+                <w:rFonts w:ascii="宋体" w:hAnsi="宋体" w:eastAsia="宋体" w:cs="宋体"/>
                 <w:b/>
                 <w:bCs/>
                 <w:spacing w:val="-6"/>
@@ -4928,9 +4986,14 @@
       </w:tr>
       <w:tr>
         <w:tblPrEx>
-          <w:tblW w:w="8471" w:type="dxa"/>
-          <w:tblInd w:w="5" w:type="dxa"/>
-          <w:tblLayout w:type="fixed"/>
+          <w:tblBorders>
+            <w:top w:val="single" w:color="000000" w:sz="4" w:space="0"/>
+            <w:left w:val="single" w:color="000000" w:sz="4" w:space="0"/>
+            <w:bottom w:val="single" w:color="000000" w:sz="4" w:space="0"/>
+            <w:right w:val="single" w:color="000000" w:sz="4" w:space="0"/>
+            <w:insideH w:val="single" w:color="000000" w:sz="4" w:space="0"/>
+            <w:insideV w:val="single" w:color="000000" w:sz="4" w:space="0"/>
+          </w:tblBorders>
           <w:tblCellMar>
             <w:top w:w="0" w:type="dxa"/>
             <w:left w:w="0" w:type="dxa"/>
@@ -4939,7 +5002,7 @@
           </w:tblCellMar>
         </w:tblPrEx>
         <w:trPr>
-          <w:trHeight w:val="933"/>
+          <w:trHeight w:val="933" w:hRule="atLeast"/>
         </w:trPr>
         <w:tc>
           <w:tcPr>
@@ -4947,7 +5010,7 @@
           </w:tcPr>
           <w:p>
             <w:pPr>
-              <w:pStyle w:val="TableText"/>
+              <w:pStyle w:val="25"/>
               <w:keepNext w:val="0"/>
               <w:keepLines w:val="0"/>
               <w:pageBreakBefore w:val="0"/>
@@ -4971,7 +5034,7 @@
           </w:tcPr>
           <w:p>
             <w:pPr>
-              <w:pStyle w:val="a3"/>
+              <w:pStyle w:val="39"/>
               <w:keepNext w:val="0"/>
               <w:keepLines w:val="0"/>
               <w:pageBreakBefore w:val="0"/>
@@ -4991,7 +5054,7 @@
               <w:snapToGrid w:val="0"/>
               <w:textAlignment w:val="baseline"/>
               <w:rPr>
-                <w:rFonts w:ascii="宋体" w:eastAsia="宋体" w:hAnsi="宋体" w:cs="宋体"/>
+                <w:rFonts w:ascii="宋体" w:hAnsi="宋体" w:eastAsia="宋体" w:cs="宋体"/>
                 <w:szCs w:val="24"/>
               </w:rPr>
             </w:pPr>
@@ -5006,7 +5069,7 @@
           </w:tcPr>
           <w:p>
             <w:pPr>
-              <w:pStyle w:val="TableText"/>
+              <w:pStyle w:val="25"/>
               <w:keepNext w:val="0"/>
               <w:keepLines w:val="0"/>
               <w:pageBreakBefore w:val="0"/>
@@ -5027,9 +5090,14 @@
       </w:tr>
       <w:tr>
         <w:tblPrEx>
-          <w:tblW w:w="8471" w:type="dxa"/>
-          <w:tblInd w:w="5" w:type="dxa"/>
-          <w:tblLayout w:type="fixed"/>
+          <w:tblBorders>
+            <w:top w:val="single" w:color="000000" w:sz="4" w:space="0"/>
+            <w:left w:val="single" w:color="000000" w:sz="4" w:space="0"/>
+            <w:bottom w:val="single" w:color="000000" w:sz="4" w:space="0"/>
+            <w:right w:val="single" w:color="000000" w:sz="4" w:space="0"/>
+            <w:insideH w:val="single" w:color="000000" w:sz="4" w:space="0"/>
+            <w:insideV w:val="single" w:color="000000" w:sz="4" w:space="0"/>
+          </w:tblBorders>
           <w:tblCellMar>
             <w:top w:w="0" w:type="dxa"/>
             <w:left w:w="0" w:type="dxa"/>
@@ -5038,7 +5106,7 @@
           </w:tblCellMar>
         </w:tblPrEx>
         <w:trPr>
-          <w:trHeight w:val="2087"/>
+          <w:trHeight w:val="2087" w:hRule="atLeast"/>
         </w:trPr>
         <w:tc>
           <w:tcPr>
@@ -5047,7 +5115,7 @@
           </w:tcPr>
           <w:p>
             <w:pPr>
-              <w:pStyle w:val="a3"/>
+              <w:pStyle w:val="39"/>
               <w:keepNext w:val="0"/>
               <w:keepLines w:val="0"/>
               <w:pageBreakBefore w:val="0"/>
@@ -5083,7 +5151,7 @@
           </w:tcPr>
           <w:p>
             <w:pPr>
-              <w:pStyle w:val="a3"/>
+              <w:pStyle w:val="39"/>
               <w:keepNext w:val="0"/>
               <w:keepLines w:val="0"/>
               <w:pageBreakBefore w:val="0"/>
@@ -5101,7 +5169,7 @@
               <w:bidi w:val="0"/>
               <w:adjustRightInd w:val="0"/>
               <w:snapToGrid w:val="0"/>
-              <w:ind w:left="425" w:hanging="425" w:leftChars="0" w:firstLineChars="0"/>
+              <w:ind w:left="425" w:leftChars="0" w:hanging="425" w:firstLineChars="0"/>
               <w:textAlignment w:val="baseline"/>
             </w:pPr>
             <w:r>
@@ -5110,7 +5178,7 @@
           </w:p>
           <w:p>
             <w:pPr>
-              <w:pStyle w:val="a3"/>
+              <w:pStyle w:val="39"/>
               <w:keepNext w:val="0"/>
               <w:keepLines w:val="0"/>
               <w:pageBreakBefore w:val="0"/>
@@ -5128,7 +5196,7 @@
               <w:bidi w:val="0"/>
               <w:adjustRightInd w:val="0"/>
               <w:snapToGrid w:val="0"/>
-              <w:ind w:left="425" w:hanging="425" w:leftChars="0" w:firstLineChars="0"/>
+              <w:ind w:left="425" w:leftChars="0" w:hanging="425" w:firstLineChars="0"/>
               <w:textAlignment w:val="baseline"/>
             </w:pPr>
             <w:r>
@@ -5137,7 +5205,7 @@
           </w:p>
           <w:p>
             <w:pPr>
-              <w:pStyle w:val="a3"/>
+              <w:pStyle w:val="39"/>
               <w:keepNext w:val="0"/>
               <w:keepLines w:val="0"/>
               <w:pageBreakBefore w:val="0"/>
@@ -5155,7 +5223,7 @@
               <w:bidi w:val="0"/>
               <w:adjustRightInd w:val="0"/>
               <w:snapToGrid w:val="0"/>
-              <w:ind w:left="425" w:hanging="425" w:leftChars="0" w:firstLineChars="0"/>
+              <w:ind w:left="425" w:leftChars="0" w:hanging="425" w:firstLineChars="0"/>
               <w:textAlignment w:val="baseline"/>
             </w:pPr>
             <w:r>
@@ -5164,7 +5232,7 @@
           </w:p>
           <w:p>
             <w:pPr>
-              <w:pStyle w:val="a3"/>
+              <w:pStyle w:val="39"/>
               <w:keepNext w:val="0"/>
               <w:keepLines w:val="0"/>
               <w:pageBreakBefore w:val="0"/>
@@ -5182,7 +5250,7 @@
               <w:bidi w:val="0"/>
               <w:adjustRightInd w:val="0"/>
               <w:snapToGrid w:val="0"/>
-              <w:ind w:left="425" w:hanging="425" w:leftChars="0" w:firstLineChars="0"/>
+              <w:ind w:left="425" w:leftChars="0" w:hanging="425" w:firstLineChars="0"/>
               <w:textAlignment w:val="baseline"/>
             </w:pPr>
             <w:r>
@@ -5197,7 +5265,7 @@
           </w:tcPr>
           <w:p>
             <w:pPr>
-              <w:pStyle w:val="a3"/>
+              <w:pStyle w:val="39"/>
               <w:keepNext w:val="0"/>
               <w:keepLines w:val="0"/>
               <w:pageBreakBefore w:val="0"/>
@@ -5230,23 +5298,23 @@
     </w:tbl>
     <w:p>
       <w:pPr>
-        <w:pStyle w:val="1"/>
-        <w:keepNext w:val="0"/>
-        <w:keepLines w:val="0"/>
-        <w:pageBreakBefore w:val="0"/>
-        <w:widowControl w:val="0"/>
-        <w:kinsoku w:val="0"/>
-        <w:wordWrap/>
-        <w:overflowPunct/>
-        <w:topLinePunct w:val="0"/>
-        <w:autoSpaceDE w:val="0"/>
-        <w:autoSpaceDN w:val="0"/>
-        <w:bidi w:val="0"/>
-        <w:adjustRightInd w:val="0"/>
-        <w:snapToGrid w:val="0"/>
-        <w:textAlignment w:val="baseline"/>
-      </w:pPr>
-      <w:bookmarkStart w:id="7" w:name="_Toc2838"/>
+        <w:pStyle w:val="26"/>
+        <w:keepNext w:val="0"/>
+        <w:keepLines w:val="0"/>
+        <w:pageBreakBefore w:val="0"/>
+        <w:widowControl w:val="0"/>
+        <w:kinsoku w:val="0"/>
+        <w:wordWrap/>
+        <w:overflowPunct/>
+        <w:topLinePunct w:val="0"/>
+        <w:autoSpaceDE w:val="0"/>
+        <w:autoSpaceDN w:val="0"/>
+        <w:bidi w:val="0"/>
+        <w:adjustRightInd w:val="0"/>
+        <w:snapToGrid w:val="0"/>
+        <w:textAlignment w:val="baseline"/>
+      </w:pPr>
+      <w:bookmarkStart w:id="7" w:name="_Toc31080"/>
       <w:r>
         <w:t>服务级别管理流程</w:t>
       </w:r>
@@ -5254,7 +5322,7 @@
     </w:p>
     <w:p>
       <w:pPr>
-        <w:pStyle w:val="2"/>
+        <w:pStyle w:val="28"/>
         <w:keepNext w:val="0"/>
         <w:keepLines w:val="0"/>
         <w:pageBreakBefore w:val="0"/>
@@ -5272,7 +5340,7 @@
       </w:pPr>
       <w:bookmarkStart w:id="8" w:name="bookmark29"/>
       <w:bookmarkEnd w:id="8"/>
-      <w:bookmarkStart w:id="9" w:name="_Toc9695"/>
+      <w:bookmarkStart w:id="9" w:name="_Toc7039"/>
       <w:r>
         <w:t>流程原则</w:t>
       </w:r>
@@ -5280,7 +5348,7 @@
     </w:p>
     <w:p>
       <w:pPr>
-        <w:pStyle w:val="3"/>
+        <w:pStyle w:val="29"/>
         <w:keepNext w:val="0"/>
         <w:keepLines w:val="0"/>
         <w:pageBreakBefore w:val="0"/>
@@ -5298,7 +5366,7 @@
       </w:pPr>
       <w:bookmarkStart w:id="10" w:name="bookmark30"/>
       <w:bookmarkEnd w:id="10"/>
-      <w:bookmarkStart w:id="11" w:name="_Toc20429"/>
+      <w:bookmarkStart w:id="11" w:name="_Toc14039"/>
       <w:r>
         <w:t>流程触发条件</w:t>
       </w:r>
@@ -5306,7 +5374,7 @@
     </w:p>
     <w:p>
       <w:pPr>
-        <w:pStyle w:val="a3"/>
+        <w:pStyle w:val="39"/>
         <w:keepNext w:val="0"/>
         <w:keepLines w:val="0"/>
         <w:pageBreakBefore w:val="0"/>
@@ -5332,7 +5400,7 @@
     </w:p>
     <w:p>
       <w:pPr>
-        <w:pStyle w:val="a3"/>
+        <w:pStyle w:val="39"/>
         <w:keepNext w:val="0"/>
         <w:keepLines w:val="0"/>
         <w:pageBreakBefore w:val="0"/>
@@ -5358,7 +5426,7 @@
     </w:p>
     <w:p>
       <w:pPr>
-        <w:pStyle w:val="a3"/>
+        <w:pStyle w:val="39"/>
         <w:keepNext w:val="0"/>
         <w:keepLines w:val="0"/>
         <w:pageBreakBefore w:val="0"/>
@@ -5384,23 +5452,23 @@
     </w:p>
     <w:p>
       <w:pPr>
-        <w:pStyle w:val="3"/>
-        <w:keepNext w:val="0"/>
-        <w:keepLines w:val="0"/>
-        <w:pageBreakBefore w:val="0"/>
-        <w:widowControl w:val="0"/>
-        <w:kinsoku w:val="0"/>
-        <w:wordWrap/>
-        <w:overflowPunct/>
-        <w:topLinePunct w:val="0"/>
-        <w:autoSpaceDE w:val="0"/>
-        <w:autoSpaceDN w:val="0"/>
-        <w:bidi w:val="0"/>
-        <w:adjustRightInd w:val="0"/>
-        <w:snapToGrid w:val="0"/>
-        <w:textAlignment w:val="baseline"/>
-      </w:pPr>
-      <w:bookmarkStart w:id="12" w:name="_Toc28248"/>
+        <w:pStyle w:val="29"/>
+        <w:keepNext w:val="0"/>
+        <w:keepLines w:val="0"/>
+        <w:pageBreakBefore w:val="0"/>
+        <w:widowControl w:val="0"/>
+        <w:kinsoku w:val="0"/>
+        <w:wordWrap/>
+        <w:overflowPunct/>
+        <w:topLinePunct w:val="0"/>
+        <w:autoSpaceDE w:val="0"/>
+        <w:autoSpaceDN w:val="0"/>
+        <w:bidi w:val="0"/>
+        <w:adjustRightInd w:val="0"/>
+        <w:snapToGrid w:val="0"/>
+        <w:textAlignment w:val="baseline"/>
+      </w:pPr>
+      <w:bookmarkStart w:id="12" w:name="_Toc1126"/>
       <w:r>
         <w:t>流程输入</w:t>
       </w:r>
@@ -5408,7 +5476,7 @@
     </w:p>
     <w:p>
       <w:pPr>
-        <w:pStyle w:val="a3"/>
+        <w:pStyle w:val="39"/>
         <w:keepNext w:val="0"/>
         <w:keepLines w:val="0"/>
         <w:pageBreakBefore w:val="0"/>
@@ -5434,7 +5502,7 @@
     </w:p>
     <w:p>
       <w:pPr>
-        <w:pStyle w:val="a3"/>
+        <w:pStyle w:val="39"/>
         <w:keepNext w:val="0"/>
         <w:keepLines w:val="0"/>
         <w:pageBreakBefore w:val="0"/>
@@ -5460,7 +5528,7 @@
     </w:p>
     <w:p>
       <w:pPr>
-        <w:pStyle w:val="a3"/>
+        <w:pStyle w:val="39"/>
         <w:keepNext w:val="0"/>
         <w:keepLines w:val="0"/>
         <w:pageBreakBefore w:val="0"/>
@@ -5486,7 +5554,7 @@
     </w:p>
     <w:p>
       <w:pPr>
-        <w:pStyle w:val="a3"/>
+        <w:pStyle w:val="39"/>
         <w:keepNext w:val="0"/>
         <w:keepLines w:val="0"/>
         <w:pageBreakBefore w:val="0"/>
@@ -5512,7 +5580,7 @@
     </w:p>
     <w:p>
       <w:pPr>
-        <w:pStyle w:val="a3"/>
+        <w:pStyle w:val="39"/>
         <w:keepNext w:val="0"/>
         <w:keepLines w:val="0"/>
         <w:pageBreakBefore w:val="0"/>
@@ -5538,23 +5606,23 @@
     </w:p>
     <w:p>
       <w:pPr>
-        <w:pStyle w:val="3"/>
-        <w:keepNext w:val="0"/>
-        <w:keepLines w:val="0"/>
-        <w:pageBreakBefore w:val="0"/>
-        <w:widowControl w:val="0"/>
-        <w:kinsoku w:val="0"/>
-        <w:wordWrap/>
-        <w:overflowPunct/>
-        <w:topLinePunct w:val="0"/>
-        <w:autoSpaceDE w:val="0"/>
-        <w:autoSpaceDN w:val="0"/>
-        <w:bidi w:val="0"/>
-        <w:adjustRightInd w:val="0"/>
-        <w:snapToGrid w:val="0"/>
-        <w:textAlignment w:val="baseline"/>
-      </w:pPr>
-      <w:bookmarkStart w:id="13" w:name="_Toc23592"/>
+        <w:pStyle w:val="29"/>
+        <w:keepNext w:val="0"/>
+        <w:keepLines w:val="0"/>
+        <w:pageBreakBefore w:val="0"/>
+        <w:widowControl w:val="0"/>
+        <w:kinsoku w:val="0"/>
+        <w:wordWrap/>
+        <w:overflowPunct/>
+        <w:topLinePunct w:val="0"/>
+        <w:autoSpaceDE w:val="0"/>
+        <w:autoSpaceDN w:val="0"/>
+        <w:bidi w:val="0"/>
+        <w:adjustRightInd w:val="0"/>
+        <w:snapToGrid w:val="0"/>
+        <w:textAlignment w:val="baseline"/>
+      </w:pPr>
+      <w:bookmarkStart w:id="13" w:name="_Toc4009"/>
       <w:r>
         <w:t>流程输出</w:t>
       </w:r>
@@ -5562,7 +5630,7 @@
     </w:p>
     <w:p>
       <w:pPr>
-        <w:pStyle w:val="a3"/>
+        <w:pStyle w:val="39"/>
         <w:keepNext w:val="0"/>
         <w:keepLines w:val="0"/>
         <w:pageBreakBefore w:val="0"/>
@@ -5588,7 +5656,7 @@
     </w:p>
     <w:p>
       <w:pPr>
-        <w:pStyle w:val="a3"/>
+        <w:pStyle w:val="39"/>
         <w:keepNext w:val="0"/>
         <w:keepLines w:val="0"/>
         <w:pageBreakBefore w:val="0"/>
@@ -5614,7 +5682,7 @@
     </w:p>
     <w:p>
       <w:pPr>
-        <w:pStyle w:val="a3"/>
+        <w:pStyle w:val="39"/>
         <w:keepNext w:val="0"/>
         <w:keepLines w:val="0"/>
         <w:pageBreakBefore w:val="0"/>
@@ -5640,7 +5708,7 @@
     </w:p>
     <w:p>
       <w:pPr>
-        <w:pStyle w:val="a3"/>
+        <w:pStyle w:val="39"/>
         <w:keepNext w:val="0"/>
         <w:keepLines w:val="0"/>
         <w:pageBreakBefore w:val="0"/>
@@ -5666,7 +5734,7 @@
     </w:p>
     <w:p>
       <w:pPr>
-        <w:pStyle w:val="a3"/>
+        <w:pStyle w:val="39"/>
         <w:keepNext w:val="0"/>
         <w:keepLines w:val="0"/>
         <w:pageBreakBefore w:val="0"/>
@@ -5692,7 +5760,7 @@
     </w:p>
     <w:p>
       <w:pPr>
-        <w:pStyle w:val="a3"/>
+        <w:pStyle w:val="39"/>
         <w:keepNext w:val="0"/>
         <w:keepLines w:val="0"/>
         <w:pageBreakBefore w:val="0"/>
@@ -5718,7 +5786,7 @@
     </w:p>
     <w:p>
       <w:pPr>
-        <w:pStyle w:val="2"/>
+        <w:pStyle w:val="28"/>
         <w:keepNext w:val="0"/>
         <w:keepLines w:val="0"/>
         <w:pageBreakBefore w:val="0"/>
@@ -5736,7 +5804,7 @@
       </w:pPr>
       <w:bookmarkStart w:id="14" w:name="bookmark1"/>
       <w:bookmarkEnd w:id="14"/>
-      <w:bookmarkStart w:id="15" w:name="_Toc6930"/>
+      <w:bookmarkStart w:id="15" w:name="_Toc23036"/>
       <w:r>
         <w:t>服务级别管理流程图</w:t>
       </w:r>
@@ -5744,16 +5812,16 @@
     </w:p>
     <w:tbl>
       <w:tblPr>
-        <w:tblStyle w:val="TableNormal0"/>
+        <w:tblStyle w:val="24"/>
         <w:tblW w:w="9164" w:type="dxa"/>
         <w:tblInd w:w="50" w:type="dxa"/>
         <w:tblBorders>
-          <w:top w:val="single" w:sz="2" w:space="0" w:color="000000"/>
-          <w:left w:val="single" w:sz="2" w:space="0" w:color="000000"/>
-          <w:bottom w:val="single" w:sz="2" w:space="0" w:color="000000"/>
-          <w:right w:val="single" w:sz="2" w:space="0" w:color="000000"/>
-          <w:insideH w:val="single" w:sz="2" w:space="0" w:color="000000"/>
-          <w:insideV w:val="single" w:sz="2" w:space="0" w:color="000000"/>
+          <w:top w:val="single" w:color="000000" w:sz="2" w:space="0"/>
+          <w:left w:val="single" w:color="000000" w:sz="2" w:space="0"/>
+          <w:bottom w:val="single" w:color="000000" w:sz="2" w:space="0"/>
+          <w:right w:val="single" w:color="000000" w:sz="2" w:space="0"/>
+          <w:insideH w:val="single" w:color="000000" w:sz="2" w:space="0"/>
+          <w:insideV w:val="single" w:color="000000" w:sz="2" w:space="0"/>
         </w:tblBorders>
         <w:tblLayout w:type="fixed"/>
         <w:tblCellMar>
@@ -5773,17 +5841,14 @@
       </w:tblGrid>
       <w:tr>
         <w:tblPrEx>
-          <w:tblW w:w="9164" w:type="dxa"/>
-          <w:tblInd w:w="50" w:type="dxa"/>
           <w:tblBorders>
-            <w:top w:val="single" w:sz="2" w:space="0" w:color="000000"/>
-            <w:left w:val="single" w:sz="2" w:space="0" w:color="000000"/>
-            <w:bottom w:val="single" w:sz="2" w:space="0" w:color="000000"/>
-            <w:right w:val="single" w:sz="2" w:space="0" w:color="000000"/>
-            <w:insideH w:val="single" w:sz="2" w:space="0" w:color="000000"/>
-            <w:insideV w:val="single" w:sz="2" w:space="0" w:color="000000"/>
+            <w:top w:val="single" w:color="000000" w:sz="2" w:space="0"/>
+            <w:left w:val="single" w:color="000000" w:sz="2" w:space="0"/>
+            <w:bottom w:val="single" w:color="000000" w:sz="2" w:space="0"/>
+            <w:right w:val="single" w:color="000000" w:sz="2" w:space="0"/>
+            <w:insideH w:val="single" w:color="000000" w:sz="2" w:space="0"/>
+            <w:insideV w:val="single" w:color="000000" w:sz="2" w:space="0"/>
           </w:tblBorders>
-          <w:tblLayout w:type="fixed"/>
           <w:tblCellMar>
             <w:top w:w="0" w:type="dxa"/>
             <w:left w:w="0" w:type="dxa"/>
@@ -5792,7 +5857,7 @@
           </w:tblCellMar>
         </w:tblPrEx>
         <w:trPr>
-          <w:trHeight w:val="478"/>
+          <w:trHeight w:val="478" w:hRule="atLeast"/>
         </w:trPr>
         <w:tc>
           <w:tcPr>
@@ -5818,14 +5883,14 @@
               <w:ind w:left="45"/>
               <w:textAlignment w:val="baseline"/>
               <w:rPr>
-                <w:rFonts w:ascii="宋体" w:eastAsia="宋体" w:hAnsi="宋体" w:cs="宋体"/>
+                <w:rFonts w:ascii="宋体" w:hAnsi="宋体" w:eastAsia="宋体" w:cs="宋体"/>
                 <w:sz w:val="30"/>
                 <w:szCs w:val="30"/>
               </w:rPr>
             </w:pPr>
             <w:r>
               <w:drawing>
-                <wp:anchor distT="0" distB="0" distL="0" distR="0" simplePos="0" relativeHeight="251658240" behindDoc="1" locked="0" layoutInCell="1" allowOverlap="1">
+                <wp:anchor distT="0" distB="0" distL="0" distR="0" simplePos="0" relativeHeight="251659264" behindDoc="1" locked="0" layoutInCell="1" allowOverlap="1">
                   <wp:simplePos x="0" y="0"/>
                   <wp:positionH relativeFrom="column">
                     <wp:posOffset>4445</wp:posOffset>
@@ -5846,7 +5911,7 @@
                           <pic:cNvPicPr/>
                         </pic:nvPicPr>
                         <pic:blipFill>
-                          <a:blip xmlns:r="http://schemas.openxmlformats.org/officeDocument/2006/relationships" r:embed="rId4"/>
+                          <a:blip r:embed="rId7"/>
                           <a:stretch>
                             <a:fillRect/>
                           </a:stretch>
@@ -5868,7 +5933,7 @@
             </w:r>
             <w:r>
               <w:rPr>
-                <w:rFonts w:ascii="宋体" w:eastAsia="宋体" w:hAnsi="宋体" w:cs="宋体"/>
+                <w:rFonts w:ascii="宋体" w:hAnsi="宋体" w:eastAsia="宋体" w:cs="宋体"/>
                 <w:b/>
                 <w:bCs/>
                 <w:spacing w:val="-24"/>
@@ -5883,9 +5948,14 @@
       </w:tr>
       <w:tr>
         <w:tblPrEx>
-          <w:tblW w:w="9164" w:type="dxa"/>
-          <w:tblInd w:w="50" w:type="dxa"/>
-          <w:tblLayout w:type="fixed"/>
+          <w:tblBorders>
+            <w:top w:val="single" w:color="000000" w:sz="2" w:space="0"/>
+            <w:left w:val="single" w:color="000000" w:sz="2" w:space="0"/>
+            <w:bottom w:val="single" w:color="000000" w:sz="2" w:space="0"/>
+            <w:right w:val="single" w:color="000000" w:sz="2" w:space="0"/>
+            <w:insideH w:val="single" w:color="000000" w:sz="2" w:space="0"/>
+            <w:insideV w:val="single" w:color="000000" w:sz="2" w:space="0"/>
+          </w:tblBorders>
           <w:tblCellMar>
             <w:top w:w="0" w:type="dxa"/>
             <w:left w:w="0" w:type="dxa"/>
@@ -5894,17 +5964,17 @@
           </w:tblCellMar>
         </w:tblPrEx>
         <w:trPr>
-          <w:trHeight w:val="586"/>
+          <w:trHeight w:val="586" w:hRule="atLeast"/>
         </w:trPr>
         <w:tc>
           <w:tcPr>
             <w:tcW w:w="416" w:type="dxa"/>
             <w:vMerge w:val="restart"/>
             <w:tcBorders>
-              <w:top w:val="single" w:sz="4" w:space="0" w:color="000000"/>
-              <w:left w:val="single" w:sz="4" w:space="0" w:color="000000"/>
+              <w:top w:val="single" w:color="000000" w:sz="4" w:space="0"/>
+              <w:left w:val="single" w:color="000000" w:sz="4" w:space="0"/>
               <w:bottom w:val="nil"/>
-              <w:right w:val="single" w:sz="4" w:space="0" w:color="000000"/>
+              <w:right w:val="single" w:color="000000" w:sz="4" w:space="0"/>
             </w:tcBorders>
             <w:textDirection w:val="btLr"/>
           </w:tcPr>
@@ -5927,14 +5997,14 @@
               <w:ind w:left="1258"/>
               <w:textAlignment w:val="baseline"/>
               <w:rPr>
-                <w:rFonts w:ascii="宋体" w:eastAsia="宋体" w:hAnsi="宋体" w:cs="宋体"/>
+                <w:rFonts w:ascii="宋体" w:hAnsi="宋体" w:eastAsia="宋体" w:cs="宋体"/>
                 <w:sz w:val="16"/>
                 <w:szCs w:val="16"/>
               </w:rPr>
             </w:pPr>
             <w:r>
               <w:rPr>
-                <w:rFonts w:ascii="宋体" w:eastAsia="宋体" w:hAnsi="宋体" w:cs="宋体"/>
+                <w:rFonts w:ascii="宋体" w:hAnsi="宋体" w:eastAsia="宋体" w:cs="宋体"/>
                 <w:spacing w:val="15"/>
                 <w:w w:val="116"/>
                 <w:sz w:val="16"/>
@@ -5948,7 +6018,7 @@
           <w:tcPr>
             <w:tcW w:w="1642" w:type="dxa"/>
             <w:tcBorders>
-              <w:left w:val="single" w:sz="4" w:space="0" w:color="000000"/>
+              <w:left w:val="single" w:color="000000" w:sz="4" w:space="0"/>
             </w:tcBorders>
           </w:tcPr>
           <w:p>
@@ -5970,14 +6040,14 @@
               <w:ind w:left="648"/>
               <w:textAlignment w:val="baseline"/>
               <w:rPr>
-                <w:rFonts w:ascii="宋体" w:eastAsia="宋体" w:hAnsi="宋体" w:cs="宋体"/>
+                <w:rFonts w:ascii="宋体" w:hAnsi="宋体" w:eastAsia="宋体" w:cs="宋体"/>
                 <w:sz w:val="20"/>
                 <w:szCs w:val="20"/>
               </w:rPr>
             </w:pPr>
             <w:r>
               <w:rPr>
-                <w:rFonts w:ascii="宋体" w:eastAsia="宋体" w:hAnsi="宋体" w:cs="宋体"/>
+                <w:rFonts w:ascii="宋体" w:hAnsi="宋体" w:eastAsia="宋体" w:cs="宋体"/>
                 <w:spacing w:val="-13"/>
                 <w:w w:val="97"/>
                 <w:sz w:val="20"/>
@@ -6011,14 +6081,14 @@
               <w:ind w:left="1179"/>
               <w:textAlignment w:val="baseline"/>
               <w:rPr>
-                <w:rFonts w:ascii="宋体" w:eastAsia="宋体" w:hAnsi="宋体" w:cs="宋体"/>
+                <w:rFonts w:ascii="宋体" w:hAnsi="宋体" w:eastAsia="宋体" w:cs="宋体"/>
                 <w:sz w:val="20"/>
                 <w:szCs w:val="20"/>
               </w:rPr>
             </w:pPr>
             <w:r>
               <w:rPr>
-                <w:rFonts w:ascii="宋体" w:hAnsi="宋体" w:cs="宋体" w:hint="eastAsia"/>
+                <w:rFonts w:hint="eastAsia" w:ascii="宋体" w:hAnsi="宋体" w:cs="宋体"/>
                 <w:spacing w:val="-26"/>
                 <w:sz w:val="20"/>
                 <w:szCs w:val="20"/>
@@ -6028,7 +6098,7 @@
             </w:r>
             <w:r>
               <w:rPr>
-                <w:rFonts w:ascii="宋体" w:eastAsia="宋体" w:hAnsi="宋体" w:cs="宋体"/>
+                <w:rFonts w:ascii="宋体" w:hAnsi="宋体" w:eastAsia="宋体" w:cs="宋体"/>
                 <w:spacing w:val="-26"/>
                 <w:sz w:val="20"/>
                 <w:szCs w:val="20"/>
@@ -6060,14 +6130,14 @@
               <w:ind w:left="630"/>
               <w:textAlignment w:val="baseline"/>
               <w:rPr>
-                <w:rFonts w:ascii="宋体" w:eastAsia="宋体" w:hAnsi="宋体" w:cs="宋体"/>
+                <w:rFonts w:ascii="宋体" w:hAnsi="宋体" w:eastAsia="宋体" w:cs="宋体"/>
                 <w:sz w:val="20"/>
                 <w:szCs w:val="20"/>
               </w:rPr>
             </w:pPr>
             <w:r>
               <w:rPr>
-                <w:rFonts w:ascii="宋体" w:eastAsia="宋体" w:hAnsi="宋体" w:cs="宋体"/>
+                <w:rFonts w:ascii="宋体" w:hAnsi="宋体" w:eastAsia="宋体" w:cs="宋体"/>
                 <w:spacing w:val="-17"/>
                 <w:w w:val="95"/>
                 <w:sz w:val="20"/>
@@ -6100,14 +6170,14 @@
               <w:ind w:left="732"/>
               <w:textAlignment w:val="baseline"/>
               <w:rPr>
-                <w:rFonts w:ascii="宋体" w:eastAsia="宋体" w:hAnsi="宋体" w:cs="宋体"/>
+                <w:rFonts w:ascii="宋体" w:hAnsi="宋体" w:eastAsia="宋体" w:cs="宋体"/>
                 <w:sz w:val="20"/>
                 <w:szCs w:val="20"/>
               </w:rPr>
             </w:pPr>
             <w:r>
               <w:rPr>
-                <w:rFonts w:ascii="宋体" w:eastAsia="宋体" w:hAnsi="宋体" w:cs="宋体"/>
+                <w:rFonts w:ascii="宋体" w:hAnsi="宋体" w:eastAsia="宋体" w:cs="宋体"/>
                 <w:spacing w:val="-19"/>
                 <w:sz w:val="20"/>
                 <w:szCs w:val="20"/>
@@ -6119,9 +6189,14 @@
       </w:tr>
       <w:tr>
         <w:tblPrEx>
-          <w:tblW w:w="9164" w:type="dxa"/>
-          <w:tblInd w:w="50" w:type="dxa"/>
-          <w:tblLayout w:type="fixed"/>
+          <w:tblBorders>
+            <w:top w:val="single" w:color="000000" w:sz="2" w:space="0"/>
+            <w:left w:val="single" w:color="000000" w:sz="2" w:space="0"/>
+            <w:bottom w:val="single" w:color="000000" w:sz="2" w:space="0"/>
+            <w:right w:val="single" w:color="000000" w:sz="2" w:space="0"/>
+            <w:insideH w:val="single" w:color="000000" w:sz="2" w:space="0"/>
+            <w:insideV w:val="single" w:color="000000" w:sz="2" w:space="0"/>
+          </w:tblBorders>
           <w:tblCellMar>
             <w:top w:w="0" w:type="dxa"/>
             <w:left w:w="0" w:type="dxa"/>
@@ -6130,23 +6205,23 @@
           </w:tblCellMar>
         </w:tblPrEx>
         <w:trPr>
-          <w:trHeight w:val="2189"/>
+          <w:trHeight w:val="2189" w:hRule="atLeast"/>
         </w:trPr>
         <w:tc>
           <w:tcPr>
             <w:tcW w:w="416" w:type="dxa"/>
-            <w:vMerge/>
+            <w:vMerge w:val="continue"/>
             <w:tcBorders>
               <w:top w:val="nil"/>
-              <w:left w:val="single" w:sz="4" w:space="0" w:color="000000"/>
+              <w:left w:val="single" w:color="000000" w:sz="4" w:space="0"/>
               <w:bottom w:val="nil"/>
-              <w:right w:val="single" w:sz="4" w:space="0" w:color="000000"/>
+              <w:right w:val="single" w:color="000000" w:sz="4" w:space="0"/>
             </w:tcBorders>
             <w:textDirection w:val="btLr"/>
           </w:tcPr>
           <w:p>
             <w:pPr>
-              <w:pStyle w:val="TableText"/>
+              <w:pStyle w:val="25"/>
               <w:keepNext w:val="0"/>
               <w:keepLines w:val="0"/>
               <w:pageBreakBefore w:val="0"/>
@@ -6169,13 +6244,13 @@
             <w:tcW w:w="1642" w:type="dxa"/>
             <w:vMerge w:val="restart"/>
             <w:tcBorders>
-              <w:left w:val="single" w:sz="4" w:space="0" w:color="000000"/>
+              <w:left w:val="single" w:color="000000" w:sz="4" w:space="0"/>
               <w:bottom w:val="nil"/>
             </w:tcBorders>
           </w:tcPr>
           <w:p>
             <w:pPr>
-              <w:pStyle w:val="TableText"/>
+              <w:pStyle w:val="25"/>
               <w:keepNext w:val="0"/>
               <w:keepLines w:val="0"/>
               <w:pageBreakBefore w:val="0"/>
@@ -6195,7 +6270,7 @@
           </w:p>
           <w:p>
             <w:pPr>
-              <w:pStyle w:val="TableText"/>
+              <w:pStyle w:val="25"/>
               <w:keepNext w:val="0"/>
               <w:keepLines w:val="0"/>
               <w:pageBreakBefore w:val="0"/>
@@ -6232,14 +6307,14 @@
               <w:ind w:left="591"/>
               <w:textAlignment w:val="baseline"/>
               <w:rPr>
-                <w:rFonts w:ascii="宋体" w:eastAsia="宋体" w:hAnsi="宋体" w:cs="宋体"/>
+                <w:rFonts w:ascii="宋体" w:hAnsi="宋体" w:eastAsia="宋体" w:cs="宋体"/>
                 <w:sz w:val="13"/>
                 <w:szCs w:val="13"/>
               </w:rPr>
             </w:pPr>
             <w:r>
               <w:rPr>
-                <w:rFonts w:ascii="宋体" w:eastAsia="宋体" w:hAnsi="宋体" w:cs="宋体"/>
+                <w:rFonts w:ascii="宋体" w:hAnsi="宋体" w:eastAsia="宋体" w:cs="宋体"/>
                 <w:spacing w:val="-13"/>
                 <w:w w:val="99"/>
                 <w:sz w:val="13"/>
@@ -6267,14 +6342,14 @@
               <w:ind w:left="590"/>
               <w:textAlignment w:val="baseline"/>
               <w:rPr>
-                <w:rFonts w:ascii="宋体" w:eastAsia="宋体" w:hAnsi="宋体" w:cs="宋体"/>
+                <w:rFonts w:ascii="宋体" w:hAnsi="宋体" w:eastAsia="宋体" w:cs="宋体"/>
                 <w:sz w:val="13"/>
                 <w:szCs w:val="13"/>
               </w:rPr>
             </w:pPr>
             <w:r>
               <w:rPr>
-                <w:rFonts w:ascii="宋体" w:eastAsia="宋体" w:hAnsi="宋体" w:cs="宋体"/>
+                <w:rFonts w:ascii="宋体" w:hAnsi="宋体" w:eastAsia="宋体" w:cs="宋体"/>
                 <w:spacing w:val="-10"/>
                 <w:w w:val="97"/>
                 <w:sz w:val="13"/>
@@ -6302,14 +6377,14 @@
               <w:ind w:left="477"/>
               <w:textAlignment w:val="baseline"/>
               <w:rPr>
-                <w:rFonts w:ascii="宋体" w:eastAsia="宋体" w:hAnsi="宋体" w:cs="宋体"/>
+                <w:rFonts w:ascii="宋体" w:hAnsi="宋体" w:eastAsia="宋体" w:cs="宋体"/>
                 <w:sz w:val="13"/>
                 <w:szCs w:val="13"/>
               </w:rPr>
             </w:pPr>
             <w:r>
               <w:rPr>
-                <w:rFonts w:ascii="宋体" w:eastAsia="宋体" w:hAnsi="宋体" w:cs="宋体"/>
+                <w:rFonts w:ascii="宋体" w:hAnsi="宋体" w:eastAsia="宋体" w:cs="宋体"/>
                 <w:spacing w:val="-11"/>
                 <w:w w:val="97"/>
                 <w:sz w:val="13"/>
@@ -6337,14 +6412,14 @@
               <w:ind w:left="589" w:right="482" w:hanging="108"/>
               <w:textAlignment w:val="baseline"/>
               <w:rPr>
-                <w:rFonts w:ascii="宋体" w:eastAsia="宋体" w:hAnsi="宋体" w:cs="宋体"/>
+                <w:rFonts w:ascii="宋体" w:hAnsi="宋体" w:eastAsia="宋体" w:cs="宋体"/>
                 <w:sz w:val="13"/>
                 <w:szCs w:val="13"/>
               </w:rPr>
             </w:pPr>
             <w:r>
               <w:rPr>
-                <w:rFonts w:ascii="宋体" w:eastAsia="宋体" w:hAnsi="宋体" w:cs="宋体"/>
+                <w:rFonts w:ascii="宋体" w:hAnsi="宋体" w:eastAsia="宋体" w:cs="宋体"/>
                 <w:spacing w:val="-11"/>
                 <w:w w:val="94"/>
                 <w:sz w:val="13"/>
@@ -6354,7 +6429,7 @@
             </w:r>
             <w:r>
               <w:rPr>
-                <w:rFonts w:ascii="宋体" w:eastAsia="宋体" w:hAnsi="宋体" w:cs="宋体"/>
+                <w:rFonts w:ascii="宋体" w:hAnsi="宋体" w:eastAsia="宋体" w:cs="宋体"/>
                 <w:spacing w:val="-10"/>
                 <w:w w:val="97"/>
                 <w:sz w:val="13"/>
@@ -6382,14 +6457,14 @@
               <w:ind w:left="421"/>
               <w:textAlignment w:val="baseline"/>
               <w:rPr>
-                <w:rFonts w:ascii="宋体" w:eastAsia="宋体" w:hAnsi="宋体" w:cs="宋体"/>
+                <w:rFonts w:ascii="宋体" w:hAnsi="宋体" w:eastAsia="宋体" w:cs="宋体"/>
                 <w:sz w:val="13"/>
                 <w:szCs w:val="13"/>
               </w:rPr>
             </w:pPr>
             <w:r>
               <w:rPr>
-                <w:rFonts w:ascii="宋体" w:eastAsia="宋体" w:hAnsi="宋体" w:cs="宋体"/>
+                <w:rFonts w:ascii="宋体" w:hAnsi="宋体" w:eastAsia="宋体" w:cs="宋体"/>
                 <w:spacing w:val="-16"/>
                 <w:sz w:val="13"/>
                 <w:szCs w:val="13"/>
@@ -6408,7 +6483,7 @@
           </w:tcPr>
           <w:p>
             <w:pPr>
-              <w:pStyle w:val="TableText"/>
+              <w:pStyle w:val="25"/>
               <w:keepNext w:val="0"/>
               <w:keepLines w:val="0"/>
               <w:pageBreakBefore w:val="0"/>
@@ -6428,7 +6503,7 @@
           </w:p>
           <w:p>
             <w:pPr>
-              <w:pStyle w:val="TableText"/>
+              <w:pStyle w:val="25"/>
               <w:keepNext w:val="0"/>
               <w:keepLines w:val="0"/>
               <w:pageBreakBefore w:val="0"/>
@@ -6465,14 +6540,14 @@
               <w:ind w:left="1887"/>
               <w:textAlignment w:val="baseline"/>
               <w:rPr>
-                <w:rFonts w:ascii="宋体" w:eastAsia="宋体" w:hAnsi="宋体" w:cs="宋体"/>
+                <w:rFonts w:ascii="宋体" w:hAnsi="宋体" w:eastAsia="宋体" w:cs="宋体"/>
                 <w:sz w:val="13"/>
                 <w:szCs w:val="13"/>
               </w:rPr>
             </w:pPr>
             <w:r>
               <w:rPr>
-                <w:rFonts w:ascii="宋体" w:eastAsia="宋体" w:hAnsi="宋体" w:cs="宋体"/>
+                <w:rFonts w:ascii="宋体" w:hAnsi="宋体" w:eastAsia="宋体" w:cs="宋体"/>
                 <w:spacing w:val="-12"/>
                 <w:w w:val="97"/>
                 <w:sz w:val="13"/>
@@ -6483,7 +6558,7 @@
           </w:p>
           <w:p>
             <w:pPr>
-              <w:pStyle w:val="TableText"/>
+              <w:pStyle w:val="25"/>
               <w:keepNext w:val="0"/>
               <w:keepLines w:val="0"/>
               <w:pageBreakBefore w:val="0"/>
@@ -6503,7 +6578,7 @@
           </w:p>
           <w:p>
             <w:pPr>
-              <w:pStyle w:val="TableText"/>
+              <w:pStyle w:val="25"/>
               <w:keepNext w:val="0"/>
               <w:keepLines w:val="0"/>
               <w:pageBreakBefore w:val="0"/>
@@ -6540,14 +6615,14 @@
               <w:ind w:left="1889"/>
               <w:textAlignment w:val="baseline"/>
               <w:rPr>
-                <w:rFonts w:ascii="宋体" w:eastAsia="宋体" w:hAnsi="宋体" w:cs="宋体"/>
+                <w:rFonts w:ascii="宋体" w:hAnsi="宋体" w:eastAsia="宋体" w:cs="宋体"/>
                 <w:sz w:val="13"/>
                 <w:szCs w:val="13"/>
               </w:rPr>
             </w:pPr>
             <w:r>
               <w:rPr>
-                <w:rFonts w:ascii="宋体" w:eastAsia="宋体" w:hAnsi="宋体" w:cs="宋体"/>
+                <w:rFonts w:ascii="宋体" w:hAnsi="宋体" w:eastAsia="宋体" w:cs="宋体"/>
                 <w:spacing w:val="-12"/>
                 <w:w w:val="97"/>
                 <w:sz w:val="13"/>
@@ -6575,14 +6650,14 @@
               <w:ind w:left="405"/>
               <w:textAlignment w:val="baseline"/>
               <w:rPr>
-                <w:rFonts w:ascii="宋体" w:eastAsia="宋体" w:hAnsi="宋体" w:cs="宋体"/>
+                <w:rFonts w:ascii="宋体" w:hAnsi="宋体" w:eastAsia="宋体" w:cs="宋体"/>
                 <w:sz w:val="13"/>
                 <w:szCs w:val="13"/>
               </w:rPr>
             </w:pPr>
             <w:r>
               <w:rPr>
-                <w:rFonts w:ascii="宋体" w:eastAsia="宋体" w:hAnsi="宋体" w:cs="宋体"/>
+                <w:rFonts w:ascii="宋体" w:hAnsi="宋体" w:eastAsia="宋体" w:cs="宋体"/>
                 <w:spacing w:val="-13"/>
                 <w:w w:val="98"/>
                 <w:sz w:val="13"/>
@@ -6610,14 +6685,14 @@
               <w:ind w:left="716"/>
               <w:textAlignment w:val="baseline"/>
               <w:rPr>
-                <w:rFonts w:ascii="宋体" w:eastAsia="宋体" w:hAnsi="宋体" w:cs="宋体"/>
+                <w:rFonts w:ascii="宋体" w:hAnsi="宋体" w:eastAsia="宋体" w:cs="宋体"/>
                 <w:sz w:val="13"/>
                 <w:szCs w:val="13"/>
               </w:rPr>
             </w:pPr>
             <w:r>
               <w:rPr>
-                <w:rFonts w:ascii="宋体" w:eastAsia="宋体" w:hAnsi="宋体" w:cs="宋体"/>
+                <w:rFonts w:ascii="宋体" w:hAnsi="宋体" w:eastAsia="宋体" w:cs="宋体"/>
                 <w:spacing w:val="-8"/>
                 <w:sz w:val="13"/>
                 <w:szCs w:val="13"/>
@@ -6636,7 +6711,7 @@
           </w:tcPr>
           <w:p>
             <w:pPr>
-              <w:pStyle w:val="TableText"/>
+              <w:pStyle w:val="25"/>
               <w:keepNext w:val="0"/>
               <w:keepLines w:val="0"/>
               <w:pageBreakBefore w:val="0"/>
@@ -6664,7 +6739,7 @@
           </w:tcPr>
           <w:p>
             <w:pPr>
-              <w:pStyle w:val="TableText"/>
+              <w:pStyle w:val="25"/>
               <w:keepNext w:val="0"/>
               <w:keepLines w:val="0"/>
               <w:pageBreakBefore w:val="0"/>
@@ -6684,7 +6759,7 @@
           </w:p>
           <w:p>
             <w:pPr>
-              <w:pStyle w:val="TableText"/>
+              <w:pStyle w:val="25"/>
               <w:keepNext w:val="0"/>
               <w:keepLines w:val="0"/>
               <w:pageBreakBefore w:val="0"/>
@@ -6721,14 +6796,14 @@
               <w:ind w:left="481"/>
               <w:textAlignment w:val="baseline"/>
               <w:rPr>
-                <w:rFonts w:ascii="宋体" w:eastAsia="宋体" w:hAnsi="宋体" w:cs="宋体"/>
+                <w:rFonts w:ascii="宋体" w:hAnsi="宋体" w:eastAsia="宋体" w:cs="宋体"/>
                 <w:sz w:val="13"/>
                 <w:szCs w:val="13"/>
               </w:rPr>
             </w:pPr>
             <w:r>
               <w:rPr>
-                <w:rFonts w:ascii="宋体" w:eastAsia="宋体" w:hAnsi="宋体" w:cs="宋体"/>
+                <w:rFonts w:ascii="宋体" w:hAnsi="宋体" w:eastAsia="宋体" w:cs="宋体"/>
                 <w:spacing w:val="-16"/>
                 <w:sz w:val="13"/>
                 <w:szCs w:val="13"/>
@@ -6738,7 +6813,7 @@
           </w:p>
           <w:p>
             <w:pPr>
-              <w:pStyle w:val="TableText"/>
+              <w:pStyle w:val="25"/>
               <w:keepNext w:val="0"/>
               <w:keepLines w:val="0"/>
               <w:pageBreakBefore w:val="0"/>
@@ -6758,7 +6833,7 @@
           </w:p>
           <w:p>
             <w:pPr>
-              <w:pStyle w:val="TableText"/>
+              <w:pStyle w:val="25"/>
               <w:keepNext w:val="0"/>
               <w:keepLines w:val="0"/>
               <w:pageBreakBefore w:val="0"/>
@@ -6795,14 +6870,14 @@
               <w:ind w:left="536"/>
               <w:textAlignment w:val="baseline"/>
               <w:rPr>
-                <w:rFonts w:ascii="宋体" w:eastAsia="宋体" w:hAnsi="宋体" w:cs="宋体"/>
+                <w:rFonts w:ascii="宋体" w:hAnsi="宋体" w:eastAsia="宋体" w:cs="宋体"/>
                 <w:sz w:val="13"/>
                 <w:szCs w:val="13"/>
               </w:rPr>
             </w:pPr>
             <w:r>
               <w:rPr>
-                <w:rFonts w:ascii="宋体" w:eastAsia="宋体" w:hAnsi="宋体" w:cs="宋体"/>
+                <w:rFonts w:ascii="宋体" w:hAnsi="宋体" w:eastAsia="宋体" w:cs="宋体"/>
                 <w:spacing w:val="-11"/>
                 <w:w w:val="97"/>
                 <w:sz w:val="13"/>
@@ -6813,7 +6888,7 @@
           </w:p>
           <w:p>
             <w:pPr>
-              <w:pStyle w:val="TableText"/>
+              <w:pStyle w:val="25"/>
               <w:keepNext w:val="0"/>
               <w:keepLines w:val="0"/>
               <w:pageBreakBefore w:val="0"/>
@@ -6847,10 +6922,10 @@
               <w:adjustRightInd w:val="0"/>
               <w:snapToGrid w:val="0"/>
               <w:spacing w:before="42" w:line="226" w:lineRule="auto"/>
-              <w:ind w:firstLine="1260" w:firstLineChars="600"/>
-              <w:textAlignment w:val="baseline"/>
-              <w:rPr>
-                <w:rFonts w:ascii="宋体" w:eastAsia="宋体" w:hAnsi="宋体" w:cs="宋体"/>
+              <w:ind w:firstLine="612" w:firstLineChars="600"/>
+              <w:textAlignment w:val="baseline"/>
+              <w:rPr>
+                <w:rFonts w:ascii="宋体" w:hAnsi="宋体" w:eastAsia="宋体" w:cs="宋体"/>
                 <w:spacing w:val="-14"/>
                 <w:sz w:val="13"/>
                 <w:szCs w:val="13"/>
@@ -6873,17 +6948,17 @@
               <w:adjustRightInd w:val="0"/>
               <w:snapToGrid w:val="0"/>
               <w:spacing w:before="42" w:line="226" w:lineRule="auto"/>
-              <w:ind w:firstLine="1260" w:firstLineChars="600"/>
-              <w:textAlignment w:val="baseline"/>
-              <w:rPr>
-                <w:rFonts w:ascii="宋体" w:eastAsia="宋体" w:hAnsi="宋体" w:cs="宋体"/>
+              <w:ind w:firstLine="612" w:firstLineChars="600"/>
+              <w:textAlignment w:val="baseline"/>
+              <w:rPr>
+                <w:rFonts w:ascii="宋体" w:hAnsi="宋体" w:eastAsia="宋体" w:cs="宋体"/>
                 <w:sz w:val="13"/>
                 <w:szCs w:val="13"/>
               </w:rPr>
             </w:pPr>
             <w:r>
               <w:rPr>
-                <w:rFonts w:ascii="宋体" w:eastAsia="宋体" w:hAnsi="宋体" w:cs="宋体"/>
+                <w:rFonts w:ascii="宋体" w:hAnsi="宋体" w:eastAsia="宋体" w:cs="宋体"/>
                 <w:spacing w:val="-14"/>
                 <w:sz w:val="13"/>
                 <w:szCs w:val="13"/>
@@ -6893,7 +6968,7 @@
           </w:p>
           <w:p>
             <w:pPr>
-              <w:pStyle w:val="TableText"/>
+              <w:pStyle w:val="25"/>
               <w:keepNext w:val="0"/>
               <w:keepLines w:val="0"/>
               <w:pageBreakBefore w:val="0"/>
@@ -6927,10 +7002,10 @@
               <w:adjustRightInd w:val="0"/>
               <w:snapToGrid w:val="0"/>
               <w:spacing w:before="42" w:line="226" w:lineRule="auto"/>
-              <w:ind w:firstLine="1260" w:firstLineChars="600"/>
-              <w:textAlignment w:val="baseline"/>
-              <w:rPr>
-                <w:rFonts w:ascii="宋体" w:eastAsia="宋体" w:hAnsi="宋体" w:cs="宋体"/>
+              <w:ind w:firstLine="612" w:firstLineChars="600"/>
+              <w:textAlignment w:val="baseline"/>
+              <w:rPr>
+                <w:rFonts w:ascii="宋体" w:hAnsi="宋体" w:eastAsia="宋体" w:cs="宋体"/>
                 <w:spacing w:val="-14"/>
                 <w:sz w:val="13"/>
                 <w:szCs w:val="13"/>
@@ -6953,17 +7028,17 @@
               <w:adjustRightInd w:val="0"/>
               <w:snapToGrid w:val="0"/>
               <w:spacing w:before="42" w:line="226" w:lineRule="auto"/>
-              <w:ind w:firstLine="1260" w:firstLineChars="600"/>
-              <w:textAlignment w:val="baseline"/>
-              <w:rPr>
-                <w:rFonts w:ascii="宋体" w:eastAsia="宋体" w:hAnsi="宋体" w:cs="宋体"/>
+              <w:ind w:firstLine="612" w:firstLineChars="600"/>
+              <w:textAlignment w:val="baseline"/>
+              <w:rPr>
+                <w:rFonts w:ascii="宋体" w:hAnsi="宋体" w:eastAsia="宋体" w:cs="宋体"/>
                 <w:sz w:val="13"/>
                 <w:szCs w:val="13"/>
               </w:rPr>
             </w:pPr>
             <w:r>
               <w:rPr>
-                <w:rFonts w:ascii="宋体" w:eastAsia="宋体" w:hAnsi="宋体" w:cs="宋体"/>
+                <w:rFonts w:ascii="宋体" w:hAnsi="宋体" w:eastAsia="宋体" w:cs="宋体"/>
                 <w:spacing w:val="-14"/>
                 <w:sz w:val="13"/>
                 <w:szCs w:val="13"/>
@@ -6975,9 +7050,14 @@
       </w:tr>
       <w:tr>
         <w:tblPrEx>
-          <w:tblW w:w="9164" w:type="dxa"/>
-          <w:tblInd w:w="50" w:type="dxa"/>
-          <w:tblLayout w:type="fixed"/>
+          <w:tblBorders>
+            <w:top w:val="single" w:color="000000" w:sz="2" w:space="0"/>
+            <w:left w:val="single" w:color="000000" w:sz="2" w:space="0"/>
+            <w:bottom w:val="single" w:color="000000" w:sz="2" w:space="0"/>
+            <w:right w:val="single" w:color="000000" w:sz="2" w:space="0"/>
+            <w:insideH w:val="single" w:color="000000" w:sz="2" w:space="0"/>
+            <w:insideV w:val="single" w:color="000000" w:sz="2" w:space="0"/>
+          </w:tblBorders>
           <w:tblCellMar>
             <w:top w:w="0" w:type="dxa"/>
             <w:left w:w="0" w:type="dxa"/>
@@ -6986,23 +7066,23 @@
           </w:tblCellMar>
         </w:tblPrEx>
         <w:trPr>
-          <w:trHeight w:val="1323"/>
+          <w:trHeight w:val="1323" w:hRule="atLeast"/>
         </w:trPr>
         <w:tc>
           <w:tcPr>
             <w:tcW w:w="416" w:type="dxa"/>
-            <w:vMerge/>
+            <w:vMerge w:val="continue"/>
             <w:tcBorders>
               <w:top w:val="nil"/>
-              <w:left w:val="single" w:sz="4" w:space="0" w:color="000000"/>
-              <w:bottom w:val="dashed" w:sz="14" w:space="0" w:color="000000"/>
-              <w:right w:val="single" w:sz="4" w:space="0" w:color="000000"/>
+              <w:left w:val="single" w:color="000000" w:sz="4" w:space="0"/>
+              <w:bottom w:val="dashed" w:color="000000" w:sz="14" w:space="0"/>
+              <w:right w:val="single" w:color="000000" w:sz="4" w:space="0"/>
             </w:tcBorders>
             <w:textDirection w:val="btLr"/>
           </w:tcPr>
           <w:p>
             <w:pPr>
-              <w:pStyle w:val="TableText"/>
+              <w:pStyle w:val="25"/>
               <w:keepNext w:val="0"/>
               <w:keepLines w:val="0"/>
               <w:pageBreakBefore w:val="0"/>
@@ -7023,16 +7103,16 @@
         <w:tc>
           <w:tcPr>
             <w:tcW w:w="1642" w:type="dxa"/>
-            <w:vMerge/>
+            <w:vMerge w:val="continue"/>
             <w:tcBorders>
               <w:top w:val="nil"/>
-              <w:left w:val="single" w:sz="4" w:space="0" w:color="000000"/>
-              <w:bottom w:val="dashed" w:sz="14" w:space="0" w:color="000000"/>
+              <w:left w:val="single" w:color="000000" w:sz="4" w:space="0"/>
+              <w:bottom w:val="dashed" w:color="000000" w:sz="14" w:space="0"/>
             </w:tcBorders>
           </w:tcPr>
           <w:p>
             <w:pPr>
-              <w:pStyle w:val="TableText"/>
+              <w:pStyle w:val="25"/>
               <w:keepNext w:val="0"/>
               <w:keepLines w:val="0"/>
               <w:pageBreakBefore w:val="0"/>
@@ -7055,13 +7135,13 @@
             <w:tcW w:w="1488" w:type="dxa"/>
             <w:tcBorders>
               <w:top w:val="nil"/>
-              <w:bottom w:val="dashed" w:sz="14" w:space="0" w:color="000000"/>
+              <w:bottom w:val="dashed" w:color="000000" w:sz="14" w:space="0"/>
               <w:right w:val="nil"/>
             </w:tcBorders>
           </w:tcPr>
           <w:p>
             <w:pPr>
-              <w:pStyle w:val="TableText"/>
+              <w:pStyle w:val="25"/>
               <w:keepNext w:val="0"/>
               <w:keepLines w:val="0"/>
               <w:pageBreakBefore w:val="0"/>
@@ -7098,14 +7178,14 @@
               <w:ind w:left="415"/>
               <w:textAlignment w:val="baseline"/>
               <w:rPr>
-                <w:rFonts w:ascii="宋体" w:eastAsia="宋体" w:hAnsi="宋体" w:cs="宋体"/>
+                <w:rFonts w:ascii="宋体" w:hAnsi="宋体" w:eastAsia="宋体" w:cs="宋体"/>
                 <w:sz w:val="13"/>
                 <w:szCs w:val="13"/>
               </w:rPr>
             </w:pPr>
             <w:r>
               <w:rPr>
-                <w:rFonts w:ascii="宋体" w:eastAsia="宋体" w:hAnsi="宋体" w:cs="宋体"/>
+                <w:rFonts w:ascii="宋体" w:hAnsi="宋体" w:eastAsia="宋体" w:cs="宋体"/>
                 <w:spacing w:val="-11"/>
                 <w:w w:val="95"/>
                 <w:sz w:val="13"/>
@@ -7121,12 +7201,12 @@
             <w:tcBorders>
               <w:top w:val="nil"/>
               <w:left w:val="nil"/>
-              <w:bottom w:val="dashed" w:sz="14" w:space="0" w:color="000000"/>
+              <w:bottom w:val="dashed" w:color="000000" w:sz="14" w:space="0"/>
             </w:tcBorders>
           </w:tcPr>
           <w:p>
             <w:pPr>
-              <w:pStyle w:val="TableText"/>
+              <w:pStyle w:val="25"/>
               <w:keepNext w:val="0"/>
               <w:keepLines w:val="0"/>
               <w:pageBreakBefore w:val="0"/>
@@ -7163,14 +7243,14 @@
               <w:ind w:left="289" w:right="347" w:firstLine="27"/>
               <w:textAlignment w:val="baseline"/>
               <w:rPr>
-                <w:rFonts w:ascii="宋体" w:eastAsia="宋体" w:hAnsi="宋体" w:cs="宋体"/>
+                <w:rFonts w:ascii="宋体" w:hAnsi="宋体" w:eastAsia="宋体" w:cs="宋体"/>
                 <w:sz w:val="13"/>
                 <w:szCs w:val="13"/>
               </w:rPr>
             </w:pPr>
             <w:r>
               <w:rPr>
-                <w:rFonts w:ascii="宋体" w:eastAsia="宋体" w:hAnsi="宋体" w:cs="宋体"/>
+                <w:rFonts w:ascii="宋体" w:hAnsi="宋体" w:eastAsia="宋体" w:cs="宋体"/>
                 <w:spacing w:val="-12"/>
                 <w:sz w:val="13"/>
                 <w:szCs w:val="13"/>
@@ -7179,7 +7259,7 @@
             </w:r>
             <w:r>
               <w:rPr>
-                <w:rFonts w:ascii="宋体" w:eastAsia="宋体" w:hAnsi="宋体" w:cs="宋体"/>
+                <w:rFonts w:ascii="宋体" w:hAnsi="宋体" w:eastAsia="宋体" w:cs="宋体"/>
                 <w:spacing w:val="-14"/>
                 <w:w w:val="97"/>
                 <w:sz w:val="13"/>
@@ -7192,15 +7272,15 @@
         <w:tc>
           <w:tcPr>
             <w:tcW w:w="2271" w:type="dxa"/>
-            <w:vMerge/>
+            <w:vMerge w:val="continue"/>
             <w:tcBorders>
               <w:top w:val="nil"/>
-              <w:bottom w:val="dashed" w:sz="14" w:space="0" w:color="000000"/>
+              <w:bottom w:val="dashed" w:color="000000" w:sz="14" w:space="0"/>
             </w:tcBorders>
           </w:tcPr>
           <w:p>
             <w:pPr>
-              <w:pStyle w:val="TableText"/>
+              <w:pStyle w:val="25"/>
               <w:keepNext w:val="0"/>
               <w:keepLines w:val="0"/>
               <w:pageBreakBefore w:val="0"/>
@@ -7221,15 +7301,15 @@
         <w:tc>
           <w:tcPr>
             <w:tcW w:w="1808" w:type="dxa"/>
-            <w:vMerge/>
+            <w:vMerge w:val="continue"/>
             <w:tcBorders>
               <w:top w:val="nil"/>
-              <w:bottom w:val="dashed" w:sz="14" w:space="0" w:color="000000"/>
+              <w:bottom w:val="dashed" w:color="000000" w:sz="14" w:space="0"/>
             </w:tcBorders>
           </w:tcPr>
           <w:p>
             <w:pPr>
-              <w:pStyle w:val="TableText"/>
+              <w:pStyle w:val="25"/>
               <w:keepNext w:val="0"/>
               <w:keepLines w:val="0"/>
               <w:pageBreakBefore w:val="0"/>
@@ -7250,9 +7330,14 @@
       </w:tr>
       <w:tr>
         <w:tblPrEx>
-          <w:tblW w:w="9164" w:type="dxa"/>
-          <w:tblInd w:w="50" w:type="dxa"/>
-          <w:tblLayout w:type="fixed"/>
+          <w:tblBorders>
+            <w:top w:val="single" w:color="000000" w:sz="2" w:space="0"/>
+            <w:left w:val="single" w:color="000000" w:sz="2" w:space="0"/>
+            <w:bottom w:val="single" w:color="000000" w:sz="2" w:space="0"/>
+            <w:right w:val="single" w:color="000000" w:sz="2" w:space="0"/>
+            <w:insideH w:val="single" w:color="000000" w:sz="2" w:space="0"/>
+            <w:insideV w:val="single" w:color="000000" w:sz="2" w:space="0"/>
+          </w:tblBorders>
           <w:tblCellMar>
             <w:top w:w="0" w:type="dxa"/>
             <w:left w:w="0" w:type="dxa"/>
@@ -7261,16 +7346,16 @@
           </w:tblCellMar>
         </w:tblPrEx>
         <w:trPr>
-          <w:trHeight w:val="1753"/>
+          <w:trHeight w:val="1753" w:hRule="atLeast"/>
         </w:trPr>
         <w:tc>
           <w:tcPr>
             <w:tcW w:w="416" w:type="dxa"/>
             <w:tcBorders>
-              <w:top w:val="dashed" w:sz="14" w:space="0" w:color="000000"/>
-              <w:left w:val="single" w:sz="4" w:space="0" w:color="000000"/>
-              <w:bottom w:val="dashed" w:sz="14" w:space="0" w:color="000000"/>
-              <w:right w:val="single" w:sz="4" w:space="0" w:color="000000"/>
+              <w:top w:val="dashed" w:color="000000" w:sz="14" w:space="0"/>
+              <w:left w:val="single" w:color="000000" w:sz="4" w:space="0"/>
+              <w:bottom w:val="dashed" w:color="000000" w:sz="14" w:space="0"/>
+              <w:right w:val="single" w:color="000000" w:sz="4" w:space="0"/>
             </w:tcBorders>
             <w:textDirection w:val="btLr"/>
           </w:tcPr>
@@ -7293,14 +7378,14 @@
               <w:ind w:left="94"/>
               <w:textAlignment w:val="baseline"/>
               <w:rPr>
-                <w:rFonts w:ascii="宋体" w:eastAsia="宋体" w:hAnsi="宋体" w:cs="宋体"/>
+                <w:rFonts w:ascii="宋体" w:hAnsi="宋体" w:eastAsia="宋体" w:cs="宋体"/>
                 <w:sz w:val="16"/>
                 <w:szCs w:val="16"/>
               </w:rPr>
             </w:pPr>
             <w:r>
               <w:rPr>
-                <w:rFonts w:ascii="宋体" w:eastAsia="宋体" w:hAnsi="宋体" w:cs="宋体"/>
+                <w:rFonts w:ascii="宋体" w:hAnsi="宋体" w:eastAsia="宋体" w:cs="宋体"/>
                 <w:spacing w:val="15"/>
                 <w:w w:val="116"/>
                 <w:sz w:val="16"/>
@@ -7314,14 +7399,14 @@
           <w:tcPr>
             <w:tcW w:w="1642" w:type="dxa"/>
             <w:tcBorders>
-              <w:top w:val="dashed" w:sz="14" w:space="0" w:color="000000"/>
-              <w:left w:val="single" w:sz="4" w:space="0" w:color="000000"/>
-              <w:bottom w:val="dashed" w:sz="14" w:space="0" w:color="000000"/>
+              <w:top w:val="dashed" w:color="000000" w:sz="14" w:space="0"/>
+              <w:left w:val="single" w:color="000000" w:sz="4" w:space="0"/>
+              <w:bottom w:val="dashed" w:color="000000" w:sz="14" w:space="0"/>
             </w:tcBorders>
           </w:tcPr>
           <w:p>
             <w:pPr>
-              <w:pStyle w:val="TableText"/>
+              <w:pStyle w:val="25"/>
               <w:keepNext w:val="0"/>
               <w:keepLines w:val="0"/>
               <w:pageBreakBefore w:val="0"/>
@@ -7344,13 +7429,13 @@
             <w:tcW w:w="3027" w:type="dxa"/>
             <w:gridSpan w:val="2"/>
             <w:tcBorders>
-              <w:top w:val="dashed" w:sz="14" w:space="0" w:color="000000"/>
-              <w:bottom w:val="dashed" w:sz="14" w:space="0" w:color="000000"/>
+              <w:top w:val="dashed" w:color="000000" w:sz="14" w:space="0"/>
+              <w:bottom w:val="dashed" w:color="000000" w:sz="14" w:space="0"/>
             </w:tcBorders>
           </w:tcPr>
           <w:p>
             <w:pPr>
-              <w:pStyle w:val="TableText"/>
+              <w:pStyle w:val="25"/>
               <w:keepNext w:val="0"/>
               <w:keepLines w:val="0"/>
               <w:pageBreakBefore w:val="0"/>
@@ -7372,13 +7457,13 @@
           <w:tcPr>
             <w:tcW w:w="2271" w:type="dxa"/>
             <w:tcBorders>
-              <w:top w:val="dashed" w:sz="14" w:space="0" w:color="000000"/>
-              <w:bottom w:val="dashed" w:sz="14" w:space="0" w:color="000000"/>
+              <w:top w:val="dashed" w:color="000000" w:sz="14" w:space="0"/>
+              <w:bottom w:val="dashed" w:color="000000" w:sz="14" w:space="0"/>
             </w:tcBorders>
           </w:tcPr>
           <w:p>
             <w:pPr>
-              <w:pStyle w:val="TableText"/>
+              <w:pStyle w:val="25"/>
               <w:keepNext w:val="0"/>
               <w:keepLines w:val="0"/>
               <w:pageBreakBefore w:val="0"/>
@@ -7398,7 +7483,7 @@
           </w:p>
           <w:p>
             <w:pPr>
-              <w:pStyle w:val="TableText"/>
+              <w:pStyle w:val="25"/>
               <w:keepNext w:val="0"/>
               <w:keepLines w:val="0"/>
               <w:pageBreakBefore w:val="0"/>
@@ -7435,14 +7520,14 @@
               <w:ind w:left="942"/>
               <w:textAlignment w:val="baseline"/>
               <w:rPr>
-                <w:rFonts w:ascii="宋体" w:eastAsia="宋体" w:hAnsi="宋体" w:cs="宋体"/>
+                <w:rFonts w:ascii="宋体" w:hAnsi="宋体" w:eastAsia="宋体" w:cs="宋体"/>
                 <w:sz w:val="13"/>
                 <w:szCs w:val="13"/>
               </w:rPr>
             </w:pPr>
             <w:r>
               <w:rPr>
-                <w:rFonts w:ascii="宋体" w:eastAsia="宋体" w:hAnsi="宋体" w:cs="宋体"/>
+                <w:rFonts w:ascii="宋体" w:hAnsi="宋体" w:eastAsia="宋体" w:cs="宋体"/>
                 <w:spacing w:val="-10"/>
                 <w:w w:val="96"/>
                 <w:sz w:val="13"/>
@@ -7456,13 +7541,13 @@
           <w:tcPr>
             <w:tcW w:w="1808" w:type="dxa"/>
             <w:tcBorders>
-              <w:top w:val="dashed" w:sz="14" w:space="0" w:color="000000"/>
-              <w:bottom w:val="dashed" w:sz="14" w:space="0" w:color="000000"/>
+              <w:top w:val="dashed" w:color="000000" w:sz="14" w:space="0"/>
+              <w:bottom w:val="dashed" w:color="000000" w:sz="14" w:space="0"/>
             </w:tcBorders>
           </w:tcPr>
           <w:p>
             <w:pPr>
-              <w:pStyle w:val="TableText"/>
+              <w:pStyle w:val="25"/>
               <w:keepNext w:val="0"/>
               <w:keepLines w:val="0"/>
               <w:pageBreakBefore w:val="0"/>
@@ -7482,7 +7567,7 @@
           </w:p>
           <w:p>
             <w:pPr>
-              <w:pStyle w:val="TableText"/>
+              <w:pStyle w:val="25"/>
               <w:keepNext w:val="0"/>
               <w:keepLines w:val="0"/>
               <w:pageBreakBefore w:val="0"/>
@@ -7519,14 +7604,14 @@
               <w:ind w:left="674"/>
               <w:textAlignment w:val="baseline"/>
               <w:rPr>
-                <w:rFonts w:ascii="宋体" w:eastAsia="宋体" w:hAnsi="宋体" w:cs="宋体"/>
+                <w:rFonts w:ascii="宋体" w:hAnsi="宋体" w:eastAsia="宋体" w:cs="宋体"/>
                 <w:sz w:val="13"/>
                 <w:szCs w:val="13"/>
               </w:rPr>
             </w:pPr>
             <w:r>
               <w:rPr>
-                <w:rFonts w:ascii="宋体" w:eastAsia="宋体" w:hAnsi="宋体" w:cs="宋体"/>
+                <w:rFonts w:ascii="宋体" w:hAnsi="宋体" w:eastAsia="宋体" w:cs="宋体"/>
                 <w:spacing w:val="-10"/>
                 <w:w w:val="97"/>
                 <w:sz w:val="13"/>
@@ -7539,9 +7624,14 @@
       </w:tr>
       <w:tr>
         <w:tblPrEx>
-          <w:tblW w:w="9164" w:type="dxa"/>
-          <w:tblInd w:w="50" w:type="dxa"/>
-          <w:tblLayout w:type="fixed"/>
+          <w:tblBorders>
+            <w:top w:val="single" w:color="000000" w:sz="2" w:space="0"/>
+            <w:left w:val="single" w:color="000000" w:sz="2" w:space="0"/>
+            <w:bottom w:val="single" w:color="000000" w:sz="2" w:space="0"/>
+            <w:right w:val="single" w:color="000000" w:sz="2" w:space="0"/>
+            <w:insideH w:val="single" w:color="000000" w:sz="2" w:space="0"/>
+            <w:insideV w:val="single" w:color="000000" w:sz="2" w:space="0"/>
+          </w:tblBorders>
           <w:tblCellMar>
             <w:top w:w="0" w:type="dxa"/>
             <w:left w:w="0" w:type="dxa"/>
@@ -7550,16 +7640,16 @@
           </w:tblCellMar>
         </w:tblPrEx>
         <w:trPr>
-          <w:trHeight w:val="1831"/>
+          <w:trHeight w:val="1831" w:hRule="atLeast"/>
         </w:trPr>
         <w:tc>
           <w:tcPr>
             <w:tcW w:w="416" w:type="dxa"/>
             <w:tcBorders>
-              <w:top w:val="dashed" w:sz="14" w:space="0" w:color="000000"/>
-              <w:left w:val="single" w:sz="4" w:space="0" w:color="000000"/>
-              <w:bottom w:val="single" w:sz="4" w:space="0" w:color="000000"/>
-              <w:right w:val="single" w:sz="4" w:space="0" w:color="000000"/>
+              <w:top w:val="dashed" w:color="000000" w:sz="14" w:space="0"/>
+              <w:left w:val="single" w:color="000000" w:sz="4" w:space="0"/>
+              <w:bottom w:val="single" w:color="000000" w:sz="4" w:space="0"/>
+              <w:right w:val="single" w:color="000000" w:sz="4" w:space="0"/>
             </w:tcBorders>
             <w:textDirection w:val="btLr"/>
           </w:tcPr>
@@ -7582,14 +7672,14 @@
               <w:ind w:left="136"/>
               <w:textAlignment w:val="baseline"/>
               <w:rPr>
-                <w:rFonts w:ascii="宋体" w:eastAsia="宋体" w:hAnsi="宋体" w:cs="宋体"/>
+                <w:rFonts w:ascii="宋体" w:hAnsi="宋体" w:eastAsia="宋体" w:cs="宋体"/>
                 <w:sz w:val="16"/>
                 <w:szCs w:val="16"/>
               </w:rPr>
             </w:pPr>
             <w:r>
               <w:rPr>
-                <w:rFonts w:ascii="宋体" w:eastAsia="宋体" w:hAnsi="宋体" w:cs="宋体"/>
+                <w:rFonts w:ascii="宋体" w:hAnsi="宋体" w:eastAsia="宋体" w:cs="宋体"/>
                 <w:spacing w:val="15"/>
                 <w:w w:val="116"/>
                 <w:sz w:val="16"/>
@@ -7603,13 +7693,13 @@
           <w:tcPr>
             <w:tcW w:w="1642" w:type="dxa"/>
             <w:tcBorders>
-              <w:top w:val="dashed" w:sz="14" w:space="0" w:color="000000"/>
-              <w:left w:val="single" w:sz="4" w:space="0" w:color="000000"/>
+              <w:top w:val="dashed" w:color="000000" w:sz="14" w:space="0"/>
+              <w:left w:val="single" w:color="000000" w:sz="4" w:space="0"/>
             </w:tcBorders>
           </w:tcPr>
           <w:p>
             <w:pPr>
-              <w:pStyle w:val="TableText"/>
+              <w:pStyle w:val="25"/>
               <w:keepNext w:val="0"/>
               <w:keepLines w:val="0"/>
               <w:pageBreakBefore w:val="0"/>
@@ -7632,12 +7722,12 @@
             <w:tcW w:w="3027" w:type="dxa"/>
             <w:gridSpan w:val="2"/>
             <w:tcBorders>
-              <w:top w:val="dashed" w:sz="14" w:space="0" w:color="000000"/>
+              <w:top w:val="dashed" w:color="000000" w:sz="14" w:space="0"/>
             </w:tcBorders>
           </w:tcPr>
           <w:p>
             <w:pPr>
-              <w:pStyle w:val="TableText"/>
+              <w:pStyle w:val="25"/>
               <w:keepNext w:val="0"/>
               <w:keepLines w:val="0"/>
               <w:pageBreakBefore w:val="0"/>
@@ -7659,12 +7749,12 @@
           <w:tcPr>
             <w:tcW w:w="2271" w:type="dxa"/>
             <w:tcBorders>
-              <w:top w:val="dashed" w:sz="14" w:space="0" w:color="000000"/>
+              <w:top w:val="dashed" w:color="000000" w:sz="14" w:space="0"/>
             </w:tcBorders>
           </w:tcPr>
           <w:p>
             <w:pPr>
-              <w:pStyle w:val="TableText"/>
+              <w:pStyle w:val="25"/>
               <w:keepNext w:val="0"/>
               <w:keepLines w:val="0"/>
               <w:pageBreakBefore w:val="0"/>
@@ -7684,7 +7774,7 @@
           </w:p>
           <w:p>
             <w:pPr>
-              <w:pStyle w:val="TableText"/>
+              <w:pStyle w:val="25"/>
               <w:keepNext w:val="0"/>
               <w:keepLines w:val="0"/>
               <w:pageBreakBefore w:val="0"/>
@@ -7704,7 +7794,7 @@
           </w:p>
           <w:p>
             <w:pPr>
-              <w:pStyle w:val="TableText"/>
+              <w:pStyle w:val="25"/>
               <w:keepNext w:val="0"/>
               <w:keepLines w:val="0"/>
               <w:pageBreakBefore w:val="0"/>
@@ -7741,14 +7831,14 @@
               <w:ind w:left="942"/>
               <w:textAlignment w:val="baseline"/>
               <w:rPr>
-                <w:rFonts w:ascii="宋体" w:eastAsia="宋体" w:hAnsi="宋体" w:cs="宋体"/>
+                <w:rFonts w:ascii="宋体" w:hAnsi="宋体" w:eastAsia="宋体" w:cs="宋体"/>
                 <w:sz w:val="13"/>
                 <w:szCs w:val="13"/>
               </w:rPr>
             </w:pPr>
             <w:r>
               <w:rPr>
-                <w:rFonts w:ascii="宋体" w:eastAsia="宋体" w:hAnsi="宋体" w:cs="宋体"/>
+                <w:rFonts w:ascii="宋体" w:hAnsi="宋体" w:eastAsia="宋体" w:cs="宋体"/>
                 <w:spacing w:val="-12"/>
                 <w:w w:val="97"/>
                 <w:sz w:val="13"/>
@@ -7762,12 +7852,12 @@
           <w:tcPr>
             <w:tcW w:w="1808" w:type="dxa"/>
             <w:tcBorders>
-              <w:top w:val="dashed" w:sz="14" w:space="0" w:color="000000"/>
+              <w:top w:val="dashed" w:color="000000" w:sz="14" w:space="0"/>
             </w:tcBorders>
           </w:tcPr>
           <w:p>
             <w:pPr>
-              <w:pStyle w:val="TableText"/>
+              <w:pStyle w:val="25"/>
               <w:keepNext w:val="0"/>
               <w:keepLines w:val="0"/>
               <w:pageBreakBefore w:val="0"/>
@@ -7787,7 +7877,7 @@
           </w:p>
           <w:p>
             <w:pPr>
-              <w:pStyle w:val="TableText"/>
+              <w:pStyle w:val="25"/>
               <w:keepNext w:val="0"/>
               <w:keepLines w:val="0"/>
               <w:pageBreakBefore w:val="0"/>
@@ -7807,7 +7897,7 @@
           </w:p>
           <w:p>
             <w:pPr>
-              <w:pStyle w:val="TableText"/>
+              <w:pStyle w:val="25"/>
               <w:keepNext w:val="0"/>
               <w:keepLines w:val="0"/>
               <w:pageBreakBefore w:val="0"/>
@@ -7844,14 +7934,14 @@
               <w:ind w:left="448"/>
               <w:textAlignment w:val="baseline"/>
               <w:rPr>
-                <w:rFonts w:ascii="宋体" w:eastAsia="宋体" w:hAnsi="宋体" w:cs="宋体"/>
+                <w:rFonts w:ascii="宋体" w:hAnsi="宋体" w:eastAsia="宋体" w:cs="宋体"/>
                 <w:sz w:val="13"/>
                 <w:szCs w:val="13"/>
               </w:rPr>
             </w:pPr>
             <w:r>
               <w:rPr>
-                <w:rFonts w:ascii="宋体" w:eastAsia="宋体" w:hAnsi="宋体" w:cs="宋体"/>
+                <w:rFonts w:ascii="宋体" w:hAnsi="宋体" w:eastAsia="宋体" w:cs="宋体"/>
                 <w:spacing w:val="-11"/>
                 <w:w w:val="96"/>
                 <w:sz w:val="13"/>
@@ -7882,14 +7972,14 @@
         <w:ind w:left="3105"/>
         <w:textAlignment w:val="baseline"/>
         <w:rPr>
-          <w:rFonts w:ascii="宋体" w:eastAsia="宋体" w:hAnsi="宋体" w:cs="宋体"/>
+          <w:rFonts w:ascii="宋体" w:hAnsi="宋体" w:eastAsia="宋体" w:cs="宋体"/>
           <w:sz w:val="18"/>
           <w:szCs w:val="18"/>
         </w:rPr>
       </w:pPr>
       <w:r>
         <w:rPr>
-          <w:rFonts w:ascii="宋体" w:eastAsia="宋体" w:hAnsi="宋体" w:cs="宋体"/>
+          <w:rFonts w:ascii="宋体" w:hAnsi="宋体" w:eastAsia="宋体" w:cs="宋体"/>
           <w:b/>
           <w:bCs/>
           <w:spacing w:val="-4"/>
@@ -7900,7 +7990,7 @@
       </w:r>
       <w:r>
         <w:rPr>
-          <w:rFonts w:ascii="宋体" w:eastAsia="宋体" w:hAnsi="宋体" w:cs="宋体"/>
+          <w:rFonts w:ascii="宋体" w:hAnsi="宋体" w:eastAsia="宋体" w:cs="宋体"/>
           <w:spacing w:val="-26"/>
           <w:sz w:val="18"/>
           <w:szCs w:val="18"/>
@@ -7909,7 +7999,7 @@
       </w:r>
       <w:r>
         <w:rPr>
-          <w:rFonts w:ascii="Calibri Light" w:eastAsia="Calibri Light" w:hAnsi="Calibri Light" w:cs="Calibri Light"/>
+          <w:rFonts w:ascii="Calibri Light" w:hAnsi="Calibri Light" w:eastAsia="Calibri Light" w:cs="Calibri Light"/>
           <w:b/>
           <w:bCs/>
           <w:spacing w:val="-4"/>
@@ -7920,7 +8010,7 @@
       </w:r>
       <w:r>
         <w:rPr>
-          <w:rFonts w:ascii="Calibri Light" w:eastAsia="Calibri Light" w:hAnsi="Calibri Light" w:cs="Calibri Light"/>
+          <w:rFonts w:ascii="Calibri Light" w:hAnsi="Calibri Light" w:eastAsia="Calibri Light" w:cs="Calibri Light"/>
           <w:spacing w:val="-4"/>
           <w:sz w:val="18"/>
           <w:szCs w:val="18"/>
@@ -7929,7 +8019,7 @@
       </w:r>
       <w:r>
         <w:rPr>
-          <w:rFonts w:ascii="宋体" w:eastAsia="宋体" w:hAnsi="宋体" w:cs="宋体"/>
+          <w:rFonts w:ascii="宋体" w:hAnsi="宋体" w:eastAsia="宋体" w:cs="宋体"/>
           <w:b/>
           <w:bCs/>
           <w:spacing w:val="-4"/>
@@ -7941,23 +8031,23 @@
     </w:p>
     <w:p>
       <w:pPr>
-        <w:pStyle w:val="2"/>
-        <w:keepNext w:val="0"/>
-        <w:keepLines w:val="0"/>
-        <w:pageBreakBefore w:val="0"/>
-        <w:widowControl w:val="0"/>
-        <w:kinsoku w:val="0"/>
-        <w:wordWrap/>
-        <w:overflowPunct/>
-        <w:topLinePunct w:val="0"/>
-        <w:autoSpaceDE w:val="0"/>
-        <w:autoSpaceDN w:val="0"/>
-        <w:bidi w:val="0"/>
-        <w:adjustRightInd w:val="0"/>
-        <w:snapToGrid w:val="0"/>
-        <w:textAlignment w:val="baseline"/>
-      </w:pPr>
-      <w:bookmarkStart w:id="16" w:name="_Toc22321"/>
+        <w:pStyle w:val="28"/>
+        <w:keepNext w:val="0"/>
+        <w:keepLines w:val="0"/>
+        <w:pageBreakBefore w:val="0"/>
+        <w:widowControl w:val="0"/>
+        <w:kinsoku w:val="0"/>
+        <w:wordWrap/>
+        <w:overflowPunct/>
+        <w:topLinePunct w:val="0"/>
+        <w:autoSpaceDE w:val="0"/>
+        <w:autoSpaceDN w:val="0"/>
+        <w:bidi w:val="0"/>
+        <w:adjustRightInd w:val="0"/>
+        <w:snapToGrid w:val="0"/>
+        <w:textAlignment w:val="baseline"/>
+      </w:pPr>
+      <w:bookmarkStart w:id="16" w:name="_Toc7901"/>
       <w:r>
         <w:t>活动说明</w:t>
       </w:r>
@@ -7965,23 +8055,23 @@
     </w:p>
     <w:p>
       <w:pPr>
-        <w:pStyle w:val="3"/>
-        <w:keepNext w:val="0"/>
-        <w:keepLines w:val="0"/>
-        <w:pageBreakBefore w:val="0"/>
-        <w:widowControl w:val="0"/>
-        <w:kinsoku w:val="0"/>
-        <w:wordWrap/>
-        <w:overflowPunct/>
-        <w:topLinePunct w:val="0"/>
-        <w:autoSpaceDE w:val="0"/>
-        <w:autoSpaceDN w:val="0"/>
-        <w:bidi w:val="0"/>
-        <w:adjustRightInd w:val="0"/>
-        <w:snapToGrid w:val="0"/>
-        <w:textAlignment w:val="baseline"/>
-      </w:pPr>
-      <w:bookmarkStart w:id="17" w:name="_Toc17007"/>
+        <w:pStyle w:val="29"/>
+        <w:keepNext w:val="0"/>
+        <w:keepLines w:val="0"/>
+        <w:pageBreakBefore w:val="0"/>
+        <w:widowControl w:val="0"/>
+        <w:kinsoku w:val="0"/>
+        <w:wordWrap/>
+        <w:overflowPunct/>
+        <w:topLinePunct w:val="0"/>
+        <w:autoSpaceDE w:val="0"/>
+        <w:autoSpaceDN w:val="0"/>
+        <w:bidi w:val="0"/>
+        <w:adjustRightInd w:val="0"/>
+        <w:snapToGrid w:val="0"/>
+        <w:textAlignment w:val="baseline"/>
+      </w:pPr>
+      <w:bookmarkStart w:id="17" w:name="_Toc27675"/>
       <w:r>
         <w:t>识别客户需求</w:t>
       </w:r>
@@ -7989,7 +8079,7 @@
     </w:p>
     <w:p>
       <w:pPr>
-        <w:pStyle w:val="a"/>
+        <w:pStyle w:val="27"/>
         <w:keepNext w:val="0"/>
         <w:keepLines w:val="0"/>
         <w:pageBreakBefore w:val="0"/>
@@ -8018,23 +8108,23 @@
     </w:p>
     <w:p>
       <w:pPr>
-        <w:pStyle w:val="3"/>
-        <w:keepNext w:val="0"/>
-        <w:keepLines w:val="0"/>
-        <w:pageBreakBefore w:val="0"/>
-        <w:widowControl w:val="0"/>
-        <w:kinsoku w:val="0"/>
-        <w:wordWrap/>
-        <w:overflowPunct/>
-        <w:topLinePunct w:val="0"/>
-        <w:autoSpaceDE w:val="0"/>
-        <w:autoSpaceDN w:val="0"/>
-        <w:bidi w:val="0"/>
-        <w:adjustRightInd w:val="0"/>
-        <w:snapToGrid w:val="0"/>
-        <w:textAlignment w:val="baseline"/>
-      </w:pPr>
-      <w:bookmarkStart w:id="18" w:name="_Toc17240"/>
+        <w:pStyle w:val="29"/>
+        <w:keepNext w:val="0"/>
+        <w:keepLines w:val="0"/>
+        <w:pageBreakBefore w:val="0"/>
+        <w:widowControl w:val="0"/>
+        <w:kinsoku w:val="0"/>
+        <w:wordWrap/>
+        <w:overflowPunct/>
+        <w:topLinePunct w:val="0"/>
+        <w:autoSpaceDE w:val="0"/>
+        <w:autoSpaceDN w:val="0"/>
+        <w:bidi w:val="0"/>
+        <w:adjustRightInd w:val="0"/>
+        <w:snapToGrid w:val="0"/>
+        <w:textAlignment w:val="baseline"/>
+      </w:pPr>
+      <w:bookmarkStart w:id="18" w:name="_Toc23156"/>
       <w:r>
         <w:t>定义服务级别</w:t>
       </w:r>
@@ -8042,7 +8132,7 @@
     </w:p>
     <w:p>
       <w:pPr>
-        <w:pStyle w:val="a"/>
+        <w:pStyle w:val="27"/>
         <w:keepNext w:val="0"/>
         <w:keepLines w:val="0"/>
         <w:pageBreakBefore w:val="0"/>
@@ -8071,7 +8161,7 @@
     </w:p>
     <w:p>
       <w:pPr>
-        <w:pStyle w:val="a3"/>
+        <w:pStyle w:val="39"/>
         <w:keepNext w:val="0"/>
         <w:keepLines w:val="0"/>
         <w:pageBreakBefore w:val="0"/>
@@ -8097,7 +8187,7 @@
     </w:p>
     <w:p>
       <w:pPr>
-        <w:pStyle w:val="a3"/>
+        <w:pStyle w:val="39"/>
         <w:keepNext w:val="0"/>
         <w:keepLines w:val="0"/>
         <w:pageBreakBefore w:val="0"/>
@@ -8123,7 +8213,7 @@
     </w:p>
     <w:p>
       <w:pPr>
-        <w:pStyle w:val="a3"/>
+        <w:pStyle w:val="39"/>
         <w:keepNext w:val="0"/>
         <w:keepLines w:val="0"/>
         <w:pageBreakBefore w:val="0"/>
@@ -8149,7 +8239,7 @@
     </w:p>
     <w:p>
       <w:pPr>
-        <w:pStyle w:val="a3"/>
+        <w:pStyle w:val="39"/>
         <w:keepNext w:val="0"/>
         <w:keepLines w:val="0"/>
         <w:pageBreakBefore w:val="0"/>
@@ -8175,7 +8265,7 @@
     </w:p>
     <w:p>
       <w:pPr>
-        <w:pStyle w:val="a3"/>
+        <w:pStyle w:val="39"/>
         <w:keepNext w:val="0"/>
         <w:keepLines w:val="0"/>
         <w:pageBreakBefore w:val="0"/>
@@ -8201,7 +8291,7 @@
     </w:p>
     <w:p>
       <w:pPr>
-        <w:pStyle w:val="a3"/>
+        <w:pStyle w:val="39"/>
         <w:keepNext w:val="0"/>
         <w:keepLines w:val="0"/>
         <w:pageBreakBefore w:val="0"/>
@@ -8227,7 +8317,7 @@
     </w:p>
     <w:p>
       <w:pPr>
-        <w:pStyle w:val="a3"/>
+        <w:pStyle w:val="39"/>
         <w:keepNext w:val="0"/>
         <w:keepLines w:val="0"/>
         <w:pageBreakBefore w:val="0"/>
@@ -8253,23 +8343,23 @@
     </w:p>
     <w:p>
       <w:pPr>
-        <w:pStyle w:val="3"/>
-        <w:keepNext w:val="0"/>
-        <w:keepLines w:val="0"/>
-        <w:pageBreakBefore w:val="0"/>
-        <w:widowControl w:val="0"/>
-        <w:kinsoku w:val="0"/>
-        <w:wordWrap/>
-        <w:overflowPunct/>
-        <w:topLinePunct w:val="0"/>
-        <w:autoSpaceDE w:val="0"/>
-        <w:autoSpaceDN w:val="0"/>
-        <w:bidi w:val="0"/>
-        <w:adjustRightInd w:val="0"/>
-        <w:snapToGrid w:val="0"/>
-        <w:textAlignment w:val="baseline"/>
-      </w:pPr>
-      <w:bookmarkStart w:id="19" w:name="_Toc21603"/>
+        <w:pStyle w:val="29"/>
+        <w:keepNext w:val="0"/>
+        <w:keepLines w:val="0"/>
+        <w:pageBreakBefore w:val="0"/>
+        <w:widowControl w:val="0"/>
+        <w:kinsoku w:val="0"/>
+        <w:wordWrap/>
+        <w:overflowPunct/>
+        <w:topLinePunct w:val="0"/>
+        <w:autoSpaceDE w:val="0"/>
+        <w:autoSpaceDN w:val="0"/>
+        <w:bidi w:val="0"/>
+        <w:adjustRightInd w:val="0"/>
+        <w:snapToGrid w:val="0"/>
+        <w:textAlignment w:val="baseline"/>
+      </w:pPr>
+      <w:bookmarkStart w:id="19" w:name="_Toc20508"/>
       <w:r>
         <w:t>SLA的签订</w:t>
       </w:r>
@@ -8277,7 +8367,7 @@
     </w:p>
     <w:p>
       <w:pPr>
-        <w:pStyle w:val="a"/>
+        <w:pStyle w:val="27"/>
         <w:keepNext w:val="0"/>
         <w:keepLines w:val="0"/>
         <w:pageBreakBefore w:val="0"/>
@@ -8306,7 +8396,7 @@
     </w:p>
     <w:p>
       <w:pPr>
-        <w:pStyle w:val="a"/>
+        <w:pStyle w:val="27"/>
         <w:keepNext w:val="0"/>
         <w:keepLines w:val="0"/>
         <w:pageBreakBefore w:val="0"/>
@@ -8328,23 +8418,23 @@
     </w:p>
     <w:p>
       <w:pPr>
-        <w:pStyle w:val="3"/>
-        <w:keepNext w:val="0"/>
-        <w:keepLines w:val="0"/>
-        <w:pageBreakBefore w:val="0"/>
-        <w:widowControl w:val="0"/>
-        <w:kinsoku w:val="0"/>
-        <w:wordWrap/>
-        <w:overflowPunct/>
-        <w:topLinePunct w:val="0"/>
-        <w:autoSpaceDE w:val="0"/>
-        <w:autoSpaceDN w:val="0"/>
-        <w:bidi w:val="0"/>
-        <w:adjustRightInd w:val="0"/>
-        <w:snapToGrid w:val="0"/>
-        <w:textAlignment w:val="baseline"/>
-      </w:pPr>
-      <w:bookmarkStart w:id="20" w:name="_Toc4829"/>
+        <w:pStyle w:val="29"/>
+        <w:keepNext w:val="0"/>
+        <w:keepLines w:val="0"/>
+        <w:pageBreakBefore w:val="0"/>
+        <w:widowControl w:val="0"/>
+        <w:kinsoku w:val="0"/>
+        <w:wordWrap/>
+        <w:overflowPunct/>
+        <w:topLinePunct w:val="0"/>
+        <w:autoSpaceDE w:val="0"/>
+        <w:autoSpaceDN w:val="0"/>
+        <w:bidi w:val="0"/>
+        <w:adjustRightInd w:val="0"/>
+        <w:snapToGrid w:val="0"/>
+        <w:textAlignment w:val="baseline"/>
+      </w:pPr>
+      <w:bookmarkStart w:id="20" w:name="_Toc9274"/>
       <w:r>
         <w:t>SLA的实施和监控</w:t>
       </w:r>
@@ -8352,7 +8442,7 @@
     </w:p>
     <w:p>
       <w:pPr>
-        <w:pStyle w:val="a"/>
+        <w:pStyle w:val="27"/>
         <w:keepNext w:val="0"/>
         <w:keepLines w:val="0"/>
         <w:pageBreakBefore w:val="0"/>
@@ -8374,23 +8464,23 @@
     </w:p>
     <w:p>
       <w:pPr>
-        <w:pStyle w:val="3"/>
-        <w:keepNext w:val="0"/>
-        <w:keepLines w:val="0"/>
-        <w:pageBreakBefore w:val="0"/>
-        <w:widowControl w:val="0"/>
-        <w:kinsoku w:val="0"/>
-        <w:wordWrap/>
-        <w:overflowPunct/>
-        <w:topLinePunct w:val="0"/>
-        <w:autoSpaceDE w:val="0"/>
-        <w:autoSpaceDN w:val="0"/>
-        <w:bidi w:val="0"/>
-        <w:adjustRightInd w:val="0"/>
-        <w:snapToGrid w:val="0"/>
-        <w:textAlignment w:val="baseline"/>
-      </w:pPr>
-      <w:bookmarkStart w:id="21" w:name="_Toc15307"/>
+        <w:pStyle w:val="29"/>
+        <w:keepNext w:val="0"/>
+        <w:keepLines w:val="0"/>
+        <w:pageBreakBefore w:val="0"/>
+        <w:widowControl w:val="0"/>
+        <w:kinsoku w:val="0"/>
+        <w:wordWrap/>
+        <w:overflowPunct/>
+        <w:topLinePunct w:val="0"/>
+        <w:autoSpaceDE w:val="0"/>
+        <w:autoSpaceDN w:val="0"/>
+        <w:bidi w:val="0"/>
+        <w:adjustRightInd w:val="0"/>
+        <w:snapToGrid w:val="0"/>
+        <w:textAlignment w:val="baseline"/>
+      </w:pPr>
+      <w:bookmarkStart w:id="21" w:name="_Toc25363"/>
       <w:r>
         <w:t>服务级别评审</w:t>
       </w:r>
@@ -8398,7 +8488,7 @@
     </w:p>
     <w:p>
       <w:pPr>
-        <w:pStyle w:val="a"/>
+        <w:pStyle w:val="27"/>
         <w:keepNext w:val="0"/>
         <w:keepLines w:val="0"/>
         <w:pageBreakBefore w:val="0"/>
@@ -8420,7 +8510,7 @@
     </w:p>
     <w:p>
       <w:pPr>
-        <w:pStyle w:val="3"/>
+        <w:pStyle w:val="29"/>
         <w:keepNext w:val="0"/>
         <w:keepLines w:val="0"/>
         <w:pageBreakBefore w:val="0"/>
@@ -8440,7 +8530,7 @@
           <w:lang w:val="en-US" w:eastAsia="zh-CN"/>
         </w:rPr>
       </w:pPr>
-      <w:bookmarkStart w:id="22" w:name="_Toc10336"/>
+      <w:bookmarkStart w:id="22" w:name="_Toc9627"/>
       <w:r>
         <w:rPr>
           <w:rFonts w:hint="eastAsia"/>
@@ -8452,7 +8542,7 @@
     </w:p>
     <w:p>
       <w:pPr>
-        <w:pStyle w:val="a"/>
+        <w:pStyle w:val="27"/>
         <w:keepNext w:val="0"/>
         <w:keepLines w:val="0"/>
         <w:pageBreakBefore w:val="0"/>
@@ -8482,7 +8572,7 @@
     </w:p>
     <w:p>
       <w:pPr>
-        <w:pStyle w:val="4"/>
+        <w:pStyle w:val="40"/>
         <w:keepNext w:val="0"/>
         <w:keepLines w:val="0"/>
         <w:pageBreakBefore w:val="0"/>
@@ -8512,7 +8602,7 @@
     </w:p>
     <w:p>
       <w:pPr>
-        <w:pStyle w:val="a"/>
+        <w:pStyle w:val="27"/>
         <w:keepNext w:val="0"/>
         <w:keepLines w:val="0"/>
         <w:pageBreakBefore w:val="0"/>
@@ -8542,7 +8632,7 @@
     </w:p>
     <w:p>
       <w:pPr>
-        <w:pStyle w:val="4"/>
+        <w:pStyle w:val="40"/>
         <w:keepNext w:val="0"/>
         <w:keepLines w:val="0"/>
         <w:pageBreakBefore w:val="0"/>
@@ -8572,7 +8662,7 @@
     </w:p>
     <w:p>
       <w:pPr>
-        <w:pStyle w:val="a"/>
+        <w:pStyle w:val="27"/>
         <w:keepNext w:val="0"/>
         <w:keepLines w:val="0"/>
         <w:pageBreakBefore w:val="0"/>
@@ -8602,7 +8692,7 @@
     </w:p>
     <w:p>
       <w:pPr>
-        <w:pStyle w:val="a"/>
+        <w:pStyle w:val="27"/>
         <w:keepNext w:val="0"/>
         <w:keepLines w:val="0"/>
         <w:pageBreakBefore w:val="0"/>
@@ -8620,7 +8710,7 @@
         <w:bidi w:val="0"/>
         <w:adjustRightInd w:val="0"/>
         <w:snapToGrid w:val="0"/>
-        <w:ind w:left="425" w:hanging="425" w:leftChars="0" w:firstLineChars="0"/>
+        <w:ind w:left="425" w:leftChars="0" w:hanging="425" w:firstLineChars="0"/>
         <w:textAlignment w:val="baseline"/>
         <w:rPr>
           <w:rFonts w:hint="default"/>
@@ -8637,7 +8727,7 @@
     </w:p>
     <w:p>
       <w:pPr>
-        <w:pStyle w:val="a"/>
+        <w:pStyle w:val="27"/>
         <w:keepNext w:val="0"/>
         <w:keepLines w:val="0"/>
         <w:pageBreakBefore w:val="0"/>
@@ -8655,7 +8745,7 @@
         <w:bidi w:val="0"/>
         <w:adjustRightInd w:val="0"/>
         <w:snapToGrid w:val="0"/>
-        <w:ind w:left="425" w:hanging="425" w:leftChars="0" w:firstLineChars="0"/>
+        <w:ind w:left="425" w:leftChars="0" w:hanging="425" w:firstLineChars="0"/>
         <w:textAlignment w:val="baseline"/>
         <w:rPr>
           <w:rFonts w:hint="default"/>
@@ -8672,7 +8762,7 @@
     </w:p>
     <w:p>
       <w:pPr>
-        <w:pStyle w:val="a"/>
+        <w:pStyle w:val="27"/>
         <w:keepNext w:val="0"/>
         <w:keepLines w:val="0"/>
         <w:pageBreakBefore w:val="0"/>
@@ -8690,7 +8780,7 @@
         <w:bidi w:val="0"/>
         <w:adjustRightInd w:val="0"/>
         <w:snapToGrid w:val="0"/>
-        <w:ind w:left="425" w:hanging="425" w:leftChars="0" w:firstLineChars="0"/>
+        <w:ind w:left="425" w:leftChars="0" w:hanging="425" w:firstLineChars="0"/>
         <w:textAlignment w:val="baseline"/>
         <w:rPr>
           <w:rFonts w:hint="default"/>
@@ -8707,7 +8797,7 @@
     </w:p>
     <w:p>
       <w:pPr>
-        <w:pStyle w:val="a"/>
+        <w:pStyle w:val="27"/>
         <w:keepNext w:val="0"/>
         <w:keepLines w:val="0"/>
         <w:pageBreakBefore w:val="0"/>
@@ -8725,7 +8815,7 @@
         <w:bidi w:val="0"/>
         <w:adjustRightInd w:val="0"/>
         <w:snapToGrid w:val="0"/>
-        <w:ind w:left="425" w:hanging="425" w:leftChars="0" w:firstLineChars="0"/>
+        <w:ind w:left="425" w:leftChars="0" w:hanging="425" w:firstLineChars="0"/>
         <w:textAlignment w:val="baseline"/>
         <w:rPr>
           <w:rFonts w:hint="default"/>
@@ -8742,7 +8832,7 @@
     </w:p>
     <w:p>
       <w:pPr>
-        <w:pStyle w:val="a"/>
+        <w:pStyle w:val="27"/>
         <w:keepNext w:val="0"/>
         <w:keepLines w:val="0"/>
         <w:pageBreakBefore w:val="0"/>
@@ -8760,7 +8850,7 @@
         <w:bidi w:val="0"/>
         <w:adjustRightInd w:val="0"/>
         <w:snapToGrid w:val="0"/>
-        <w:ind w:left="425" w:hanging="425" w:leftChars="0" w:firstLineChars="0"/>
+        <w:ind w:left="425" w:leftChars="0" w:hanging="425" w:firstLineChars="0"/>
         <w:textAlignment w:val="baseline"/>
         <w:rPr>
           <w:rFonts w:hint="default"/>
@@ -8777,7 +8867,7 @@
     </w:p>
     <w:p>
       <w:pPr>
-        <w:pStyle w:val="4"/>
+        <w:pStyle w:val="40"/>
         <w:keepNext w:val="0"/>
         <w:keepLines w:val="0"/>
         <w:pageBreakBefore w:val="0"/>
@@ -8807,7 +8897,7 @@
     </w:p>
     <w:p>
       <w:pPr>
-        <w:pStyle w:val="a"/>
+        <w:pStyle w:val="27"/>
         <w:keepNext w:val="0"/>
         <w:keepLines w:val="0"/>
         <w:pageBreakBefore w:val="0"/>
@@ -8837,7 +8927,7 @@
     </w:p>
     <w:p>
       <w:pPr>
-        <w:pStyle w:val="4"/>
+        <w:pStyle w:val="40"/>
         <w:keepNext w:val="0"/>
         <w:keepLines w:val="0"/>
         <w:pageBreakBefore w:val="0"/>
@@ -8867,7 +8957,7 @@
     </w:p>
     <w:p>
       <w:pPr>
-        <w:pStyle w:val="a"/>
+        <w:pStyle w:val="27"/>
         <w:keepNext w:val="0"/>
         <w:keepLines w:val="0"/>
         <w:pageBreakBefore w:val="0"/>
@@ -8897,7 +8987,7 @@
     </w:p>
     <w:p>
       <w:pPr>
-        <w:pStyle w:val="a"/>
+        <w:pStyle w:val="27"/>
         <w:keepNext w:val="0"/>
         <w:keepLines w:val="0"/>
         <w:pageBreakBefore w:val="0"/>
@@ -8927,7 +9017,7 @@
     </w:p>
     <w:p>
       <w:pPr>
-        <w:pStyle w:val="a"/>
+        <w:pStyle w:val="27"/>
         <w:keepNext w:val="0"/>
         <w:keepLines w:val="0"/>
         <w:pageBreakBefore w:val="0"/>
@@ -8957,23 +9047,23 @@
     </w:p>
     <w:p>
       <w:pPr>
-        <w:pStyle w:val="2"/>
-        <w:keepNext w:val="0"/>
-        <w:keepLines w:val="0"/>
-        <w:pageBreakBefore w:val="0"/>
-        <w:widowControl w:val="0"/>
-        <w:kinsoku w:val="0"/>
-        <w:wordWrap/>
-        <w:overflowPunct/>
-        <w:topLinePunct w:val="0"/>
-        <w:autoSpaceDE w:val="0"/>
-        <w:autoSpaceDN w:val="0"/>
-        <w:bidi w:val="0"/>
-        <w:adjustRightInd w:val="0"/>
-        <w:snapToGrid w:val="0"/>
-        <w:textAlignment w:val="baseline"/>
-      </w:pPr>
-      <w:bookmarkStart w:id="23" w:name="_Toc12079"/>
+        <w:pStyle w:val="28"/>
+        <w:keepNext w:val="0"/>
+        <w:keepLines w:val="0"/>
+        <w:pageBreakBefore w:val="0"/>
+        <w:widowControl w:val="0"/>
+        <w:kinsoku w:val="0"/>
+        <w:wordWrap/>
+        <w:overflowPunct/>
+        <w:topLinePunct w:val="0"/>
+        <w:autoSpaceDE w:val="0"/>
+        <w:autoSpaceDN w:val="0"/>
+        <w:bidi w:val="0"/>
+        <w:adjustRightInd w:val="0"/>
+        <w:snapToGrid w:val="0"/>
+        <w:textAlignment w:val="baseline"/>
+      </w:pPr>
+      <w:bookmarkStart w:id="23" w:name="_Toc3770"/>
       <w:r>
         <w:t>关键成功因素</w:t>
       </w:r>
@@ -8981,7 +9071,7 @@
     </w:p>
     <w:p>
       <w:pPr>
-        <w:pStyle w:val="a3"/>
+        <w:pStyle w:val="39"/>
         <w:keepNext w:val="0"/>
         <w:keepLines w:val="0"/>
         <w:pageBreakBefore w:val="0"/>
@@ -9007,7 +9097,7 @@
     </w:p>
     <w:p>
       <w:pPr>
-        <w:pStyle w:val="a"/>
+        <w:pStyle w:val="27"/>
         <w:keepNext w:val="0"/>
         <w:keepLines w:val="0"/>
         <w:pageBreakBefore w:val="0"/>
@@ -9029,7 +9119,7 @@
     </w:p>
     <w:p>
       <w:pPr>
-        <w:pStyle w:val="a3"/>
+        <w:pStyle w:val="39"/>
         <w:keepNext w:val="0"/>
         <w:keepLines w:val="0"/>
         <w:pageBreakBefore w:val="0"/>
@@ -9055,7 +9145,7 @@
     </w:p>
     <w:p>
       <w:pPr>
-        <w:pStyle w:val="a"/>
+        <w:pStyle w:val="27"/>
         <w:keepNext w:val="0"/>
         <w:keepLines w:val="0"/>
         <w:pageBreakBefore w:val="0"/>
@@ -9087,7 +9177,7 @@
     </w:p>
     <w:p>
       <w:pPr>
-        <w:pStyle w:val="a"/>
+        <w:pStyle w:val="27"/>
         <w:keepNext w:val="0"/>
         <w:keepLines w:val="0"/>
         <w:pageBreakBefore w:val="0"/>
@@ -9109,7 +9199,7 @@
     </w:p>
     <w:p>
       <w:pPr>
-        <w:pStyle w:val="a"/>
+        <w:pStyle w:val="27"/>
         <w:keepNext w:val="0"/>
         <w:keepLines w:val="0"/>
         <w:pageBreakBefore w:val="0"/>
@@ -9127,12 +9217,12 @@
         <w:bidi w:val="0"/>
         <w:adjustRightInd w:val="0"/>
         <w:snapToGrid w:val="0"/>
-        <w:ind w:left="425" w:hanging="425" w:leftChars="0" w:firstLineChars="0"/>
+        <w:ind w:left="425" w:leftChars="0" w:hanging="425" w:firstLineChars="0"/>
         <w:textAlignment w:val="baseline"/>
       </w:pPr>
       <w:r>
         <w:rPr>
-          <w:rStyle w:val="Char0"/>
+          <w:rStyle w:val="42"/>
         </w:rPr>
         <w:t>在服务级别设定的过程中，服务提供方和客户需要仔细的推敲指定合适的服</w:t>
       </w:r>
@@ -9142,7 +9232,7 @@
     </w:p>
     <w:p>
       <w:pPr>
-        <w:pStyle w:val="a3"/>
+        <w:pStyle w:val="39"/>
         <w:keepNext w:val="0"/>
         <w:keepLines w:val="0"/>
         <w:pageBreakBefore w:val="0"/>
@@ -9168,7 +9258,7 @@
     </w:p>
     <w:p>
       <w:pPr>
-        <w:pStyle w:val="a"/>
+        <w:pStyle w:val="27"/>
         <w:keepNext w:val="0"/>
         <w:keepLines w:val="0"/>
         <w:pageBreakBefore w:val="0"/>
@@ -9190,7 +9280,7 @@
     </w:p>
     <w:p>
       <w:pPr>
-        <w:pStyle w:val="a3"/>
+        <w:pStyle w:val="39"/>
         <w:keepNext w:val="0"/>
         <w:keepLines w:val="0"/>
         <w:pageBreakBefore w:val="0"/>
@@ -9216,7 +9306,7 @@
     </w:p>
     <w:p>
       <w:pPr>
-        <w:pStyle w:val="a"/>
+        <w:pStyle w:val="27"/>
         <w:keepNext w:val="0"/>
         <w:keepLines w:val="0"/>
         <w:pageBreakBefore w:val="0"/>
@@ -9238,7 +9328,7 @@
     </w:p>
     <w:p>
       <w:pPr>
-        <w:pStyle w:val="a3"/>
+        <w:pStyle w:val="39"/>
         <w:keepNext w:val="0"/>
         <w:keepLines w:val="0"/>
         <w:pageBreakBefore w:val="0"/>
@@ -9264,7 +9354,7 @@
     </w:p>
     <w:p>
       <w:pPr>
-        <w:pStyle w:val="a"/>
+        <w:pStyle w:val="27"/>
         <w:keepNext w:val="0"/>
         <w:keepLines w:val="0"/>
         <w:pageBreakBefore w:val="0"/>
@@ -9286,23 +9376,23 @@
     </w:p>
     <w:p>
       <w:pPr>
-        <w:pStyle w:val="2"/>
-        <w:keepNext w:val="0"/>
-        <w:keepLines w:val="0"/>
-        <w:pageBreakBefore w:val="0"/>
-        <w:widowControl w:val="0"/>
-        <w:kinsoku w:val="0"/>
-        <w:wordWrap/>
-        <w:overflowPunct/>
-        <w:topLinePunct w:val="0"/>
-        <w:autoSpaceDE w:val="0"/>
-        <w:autoSpaceDN w:val="0"/>
-        <w:bidi w:val="0"/>
-        <w:adjustRightInd w:val="0"/>
-        <w:snapToGrid w:val="0"/>
-        <w:textAlignment w:val="baseline"/>
-      </w:pPr>
-      <w:bookmarkStart w:id="24" w:name="_Toc27916"/>
+        <w:pStyle w:val="28"/>
+        <w:keepNext w:val="0"/>
+        <w:keepLines w:val="0"/>
+        <w:pageBreakBefore w:val="0"/>
+        <w:widowControl w:val="0"/>
+        <w:kinsoku w:val="0"/>
+        <w:wordWrap/>
+        <w:overflowPunct/>
+        <w:topLinePunct w:val="0"/>
+        <w:autoSpaceDE w:val="0"/>
+        <w:autoSpaceDN w:val="0"/>
+        <w:bidi w:val="0"/>
+        <w:adjustRightInd w:val="0"/>
+        <w:snapToGrid w:val="0"/>
+        <w:textAlignment w:val="baseline"/>
+      </w:pPr>
+      <w:bookmarkStart w:id="24" w:name="_Toc30566"/>
       <w:r>
         <w:t>可能存在的风险</w:t>
       </w:r>
@@ -9310,7 +9400,7 @@
     </w:p>
     <w:p>
       <w:pPr>
-        <w:pStyle w:val="a"/>
+        <w:pStyle w:val="27"/>
         <w:keepNext w:val="0"/>
         <w:keepLines w:val="0"/>
         <w:pageBreakBefore w:val="0"/>
@@ -9332,7 +9422,7 @@
     </w:p>
     <w:p>
       <w:pPr>
-        <w:pStyle w:val="a3"/>
+        <w:pStyle w:val="39"/>
         <w:keepNext w:val="0"/>
         <w:keepLines w:val="0"/>
         <w:pageBreakBefore w:val="0"/>
@@ -9350,7 +9440,7 @@
         <w:bidi w:val="0"/>
         <w:adjustRightInd w:val="0"/>
         <w:snapToGrid w:val="0"/>
-        <w:ind w:left="425" w:hanging="425" w:leftChars="0" w:firstLineChars="0"/>
+        <w:ind w:left="425" w:leftChars="0" w:hanging="425" w:firstLineChars="0"/>
         <w:textAlignment w:val="baseline"/>
       </w:pPr>
       <w:r>
@@ -9359,7 +9449,7 @@
     </w:p>
     <w:p>
       <w:pPr>
-        <w:pStyle w:val="a3"/>
+        <w:pStyle w:val="39"/>
         <w:keepNext w:val="0"/>
         <w:keepLines w:val="0"/>
         <w:pageBreakBefore w:val="0"/>
@@ -9377,7 +9467,7 @@
         <w:bidi w:val="0"/>
         <w:adjustRightInd w:val="0"/>
         <w:snapToGrid w:val="0"/>
-        <w:ind w:left="425" w:hanging="425" w:leftChars="0" w:firstLineChars="0"/>
+        <w:ind w:left="425" w:leftChars="0" w:hanging="425" w:firstLineChars="0"/>
         <w:textAlignment w:val="baseline"/>
       </w:pPr>
       <w:r>
@@ -9386,7 +9476,7 @@
     </w:p>
     <w:p>
       <w:pPr>
-        <w:pStyle w:val="a3"/>
+        <w:pStyle w:val="39"/>
         <w:keepNext w:val="0"/>
         <w:keepLines w:val="0"/>
         <w:pageBreakBefore w:val="0"/>
@@ -9404,7 +9494,7 @@
         <w:bidi w:val="0"/>
         <w:adjustRightInd w:val="0"/>
         <w:snapToGrid w:val="0"/>
-        <w:ind w:left="425" w:hanging="425" w:leftChars="0" w:firstLineChars="0"/>
+        <w:ind w:left="425" w:leftChars="0" w:hanging="425" w:firstLineChars="0"/>
         <w:textAlignment w:val="baseline"/>
       </w:pPr>
       <w:r>
@@ -9413,7 +9503,7 @@
     </w:p>
     <w:p>
       <w:pPr>
-        <w:pStyle w:val="a3"/>
+        <w:pStyle w:val="39"/>
         <w:keepNext w:val="0"/>
         <w:keepLines w:val="0"/>
         <w:pageBreakBefore w:val="0"/>
@@ -9431,7 +9521,7 @@
         <w:bidi w:val="0"/>
         <w:adjustRightInd w:val="0"/>
         <w:snapToGrid w:val="0"/>
-        <w:ind w:left="425" w:hanging="425" w:leftChars="0" w:firstLineChars="0"/>
+        <w:ind w:left="425" w:leftChars="0" w:hanging="425" w:firstLineChars="0"/>
         <w:textAlignment w:val="baseline"/>
       </w:pPr>
       <w:r>
@@ -9440,7 +9530,7 @@
     </w:p>
     <w:p>
       <w:pPr>
-        <w:pStyle w:val="a3"/>
+        <w:pStyle w:val="39"/>
         <w:keepNext w:val="0"/>
         <w:keepLines w:val="0"/>
         <w:pageBreakBefore w:val="0"/>
@@ -9458,7 +9548,7 @@
         <w:bidi w:val="0"/>
         <w:adjustRightInd w:val="0"/>
         <w:snapToGrid w:val="0"/>
-        <w:ind w:left="425" w:hanging="425" w:leftChars="0" w:firstLineChars="0"/>
+        <w:ind w:left="425" w:leftChars="0" w:hanging="425" w:firstLineChars="0"/>
         <w:textAlignment w:val="baseline"/>
       </w:pPr>
       <w:r>
@@ -9467,7 +9557,7 @@
     </w:p>
     <w:p>
       <w:pPr>
-        <w:pStyle w:val="a3"/>
+        <w:pStyle w:val="39"/>
         <w:keepNext w:val="0"/>
         <w:keepLines w:val="0"/>
         <w:pageBreakBefore w:val="0"/>
@@ -9485,7 +9575,7 @@
         <w:bidi w:val="0"/>
         <w:adjustRightInd w:val="0"/>
         <w:snapToGrid w:val="0"/>
-        <w:ind w:left="425" w:hanging="425" w:leftChars="0" w:firstLineChars="0"/>
+        <w:ind w:left="425" w:leftChars="0" w:hanging="425" w:firstLineChars="0"/>
         <w:textAlignment w:val="baseline"/>
       </w:pPr>
       <w:r>
@@ -9494,7 +9584,7 @@
     </w:p>
     <w:p>
       <w:pPr>
-        <w:pStyle w:val="a3"/>
+        <w:pStyle w:val="39"/>
         <w:keepNext w:val="0"/>
         <w:keepLines w:val="0"/>
         <w:pageBreakBefore w:val="0"/>
@@ -9512,7 +9602,7 @@
         <w:bidi w:val="0"/>
         <w:adjustRightInd w:val="0"/>
         <w:snapToGrid w:val="0"/>
-        <w:ind w:left="425" w:hanging="425" w:leftChars="0" w:firstLineChars="0"/>
+        <w:ind w:left="425" w:leftChars="0" w:hanging="425" w:firstLineChars="0"/>
         <w:textAlignment w:val="baseline"/>
       </w:pPr>
       <w:r>
@@ -9521,7 +9611,7 @@
     </w:p>
     <w:p>
       <w:pPr>
-        <w:pStyle w:val="a3"/>
+        <w:pStyle w:val="39"/>
         <w:keepNext w:val="0"/>
         <w:keepLines w:val="0"/>
         <w:pageBreakBefore w:val="0"/>
@@ -9539,7 +9629,7 @@
         <w:bidi w:val="0"/>
         <w:adjustRightInd w:val="0"/>
         <w:snapToGrid w:val="0"/>
-        <w:ind w:left="425" w:hanging="425" w:leftChars="0" w:firstLineChars="0"/>
+        <w:ind w:left="425" w:leftChars="0" w:hanging="425" w:firstLineChars="0"/>
         <w:textAlignment w:val="baseline"/>
       </w:pPr>
       <w:r>
@@ -9548,7 +9638,7 @@
     </w:p>
     <w:p>
       <w:pPr>
-        <w:pStyle w:val="a3"/>
+        <w:pStyle w:val="39"/>
         <w:keepNext w:val="0"/>
         <w:keepLines w:val="0"/>
         <w:pageBreakBefore w:val="0"/>
@@ -9566,7 +9656,7 @@
         <w:bidi w:val="0"/>
         <w:adjustRightInd w:val="0"/>
         <w:snapToGrid w:val="0"/>
-        <w:ind w:left="425" w:hanging="425" w:leftChars="0" w:firstLineChars="0"/>
+        <w:ind w:left="425" w:leftChars="0" w:hanging="425" w:firstLineChars="0"/>
         <w:textAlignment w:val="baseline"/>
       </w:pPr>
       <w:r>
@@ -9575,7 +9665,7 @@
     </w:p>
     <w:p>
       <w:pPr>
-        <w:pStyle w:val="a"/>
+        <w:pStyle w:val="27"/>
         <w:keepNext w:val="0"/>
         <w:keepLines w:val="0"/>
         <w:pageBreakBefore w:val="0"/>
@@ -9597,23 +9687,23 @@
     </w:p>
     <w:p>
       <w:pPr>
-        <w:pStyle w:val="2"/>
-        <w:keepNext w:val="0"/>
-        <w:keepLines w:val="0"/>
-        <w:pageBreakBefore w:val="0"/>
-        <w:widowControl w:val="0"/>
-        <w:kinsoku w:val="0"/>
-        <w:wordWrap/>
-        <w:overflowPunct/>
-        <w:topLinePunct w:val="0"/>
-        <w:autoSpaceDE w:val="0"/>
-        <w:autoSpaceDN w:val="0"/>
-        <w:bidi w:val="0"/>
-        <w:adjustRightInd w:val="0"/>
-        <w:snapToGrid w:val="0"/>
-        <w:textAlignment w:val="baseline"/>
-      </w:pPr>
-      <w:bookmarkStart w:id="25" w:name="_Toc21708"/>
+        <w:pStyle w:val="28"/>
+        <w:keepNext w:val="0"/>
+        <w:keepLines w:val="0"/>
+        <w:pageBreakBefore w:val="0"/>
+        <w:widowControl w:val="0"/>
+        <w:kinsoku w:val="0"/>
+        <w:wordWrap/>
+        <w:overflowPunct/>
+        <w:topLinePunct w:val="0"/>
+        <w:autoSpaceDE w:val="0"/>
+        <w:autoSpaceDN w:val="0"/>
+        <w:bidi w:val="0"/>
+        <w:adjustRightInd w:val="0"/>
+        <w:snapToGrid w:val="0"/>
+        <w:textAlignment w:val="baseline"/>
+      </w:pPr>
+      <w:bookmarkStart w:id="25" w:name="_Toc28344"/>
       <w:r>
         <w:t>与其他流程的关系</w:t>
       </w:r>
@@ -9621,7 +9711,7 @@
     </w:p>
     <w:p>
       <w:pPr>
-        <w:pStyle w:val="3"/>
+        <w:pStyle w:val="29"/>
         <w:keepNext w:val="0"/>
         <w:keepLines w:val="0"/>
         <w:pageBreakBefore w:val="0"/>
@@ -9639,7 +9729,7 @@
       </w:pPr>
       <w:bookmarkStart w:id="26" w:name="bookmark31"/>
       <w:bookmarkEnd w:id="26"/>
-      <w:bookmarkStart w:id="27" w:name="_Toc12533"/>
+      <w:bookmarkStart w:id="27" w:name="_Toc23664"/>
       <w:r>
         <w:t>与事件管理和问题管理</w:t>
       </w:r>
@@ -9647,7 +9737,7 @@
     </w:p>
     <w:p>
       <w:pPr>
-        <w:pStyle w:val="a3"/>
+        <w:pStyle w:val="39"/>
         <w:keepNext w:val="0"/>
         <w:keepLines w:val="0"/>
         <w:pageBreakBefore w:val="0"/>
@@ -9665,7 +9755,7 @@
         <w:bidi w:val="0"/>
         <w:adjustRightInd w:val="0"/>
         <w:snapToGrid w:val="0"/>
-        <w:ind w:left="425" w:hanging="425" w:leftChars="0" w:firstLineChars="0"/>
+        <w:ind w:left="425" w:leftChars="0" w:hanging="425" w:firstLineChars="0"/>
         <w:textAlignment w:val="baseline"/>
       </w:pPr>
       <w:r>
@@ -9674,7 +9764,7 @@
     </w:p>
     <w:p>
       <w:pPr>
-        <w:pStyle w:val="a3"/>
+        <w:pStyle w:val="39"/>
         <w:keepNext w:val="0"/>
         <w:keepLines w:val="0"/>
         <w:pageBreakBefore w:val="0"/>
@@ -9692,7 +9782,7 @@
         <w:bidi w:val="0"/>
         <w:adjustRightInd w:val="0"/>
         <w:snapToGrid w:val="0"/>
-        <w:ind w:left="425" w:hanging="425" w:leftChars="0" w:firstLineChars="0"/>
+        <w:ind w:left="425" w:leftChars="0" w:hanging="425" w:firstLineChars="0"/>
         <w:textAlignment w:val="baseline"/>
       </w:pPr>
       <w:r>
@@ -9701,7 +9791,7 @@
     </w:p>
     <w:p>
       <w:pPr>
-        <w:pStyle w:val="a3"/>
+        <w:pStyle w:val="39"/>
         <w:keepNext w:val="0"/>
         <w:keepLines w:val="0"/>
         <w:pageBreakBefore w:val="0"/>
@@ -9719,7 +9809,7 @@
         <w:bidi w:val="0"/>
         <w:adjustRightInd w:val="0"/>
         <w:snapToGrid w:val="0"/>
-        <w:ind w:left="425" w:hanging="425" w:leftChars="0" w:firstLineChars="0"/>
+        <w:ind w:left="425" w:leftChars="0" w:hanging="425" w:firstLineChars="0"/>
         <w:textAlignment w:val="baseline"/>
       </w:pPr>
       <w:r>
@@ -9728,23 +9818,23 @@
     </w:p>
     <w:p>
       <w:pPr>
-        <w:pStyle w:val="3"/>
-        <w:keepNext w:val="0"/>
-        <w:keepLines w:val="0"/>
-        <w:pageBreakBefore w:val="0"/>
-        <w:widowControl w:val="0"/>
-        <w:kinsoku w:val="0"/>
-        <w:wordWrap/>
-        <w:overflowPunct/>
-        <w:topLinePunct w:val="0"/>
-        <w:autoSpaceDE w:val="0"/>
-        <w:autoSpaceDN w:val="0"/>
-        <w:bidi w:val="0"/>
-        <w:adjustRightInd w:val="0"/>
-        <w:snapToGrid w:val="0"/>
-        <w:textAlignment w:val="baseline"/>
-      </w:pPr>
-      <w:bookmarkStart w:id="28" w:name="_Toc15339"/>
+        <w:pStyle w:val="29"/>
+        <w:keepNext w:val="0"/>
+        <w:keepLines w:val="0"/>
+        <w:pageBreakBefore w:val="0"/>
+        <w:widowControl w:val="0"/>
+        <w:kinsoku w:val="0"/>
+        <w:wordWrap/>
+        <w:overflowPunct/>
+        <w:topLinePunct w:val="0"/>
+        <w:autoSpaceDE w:val="0"/>
+        <w:autoSpaceDN w:val="0"/>
+        <w:bidi w:val="0"/>
+        <w:adjustRightInd w:val="0"/>
+        <w:snapToGrid w:val="0"/>
+        <w:textAlignment w:val="baseline"/>
+      </w:pPr>
+      <w:bookmarkStart w:id="28" w:name="_Toc8495"/>
       <w:r>
         <w:t>与变更管理和发布管理</w:t>
       </w:r>
@@ -9752,7 +9842,7 @@
     </w:p>
     <w:p>
       <w:pPr>
-        <w:pStyle w:val="a3"/>
+        <w:pStyle w:val="39"/>
         <w:keepNext w:val="0"/>
         <w:keepLines w:val="0"/>
         <w:pageBreakBefore w:val="0"/>
@@ -9770,7 +9860,7 @@
         <w:bidi w:val="0"/>
         <w:adjustRightInd w:val="0"/>
         <w:snapToGrid w:val="0"/>
-        <w:ind w:left="425" w:hanging="425" w:leftChars="0" w:firstLineChars="0"/>
+        <w:ind w:left="425" w:leftChars="0" w:hanging="425" w:firstLineChars="0"/>
         <w:textAlignment w:val="baseline"/>
       </w:pPr>
       <w:r>
@@ -9779,7 +9869,7 @@
     </w:p>
     <w:p>
       <w:pPr>
-        <w:pStyle w:val="a3"/>
+        <w:pStyle w:val="39"/>
         <w:keepNext w:val="0"/>
         <w:keepLines w:val="0"/>
         <w:pageBreakBefore w:val="0"/>
@@ -9797,7 +9887,7 @@
         <w:bidi w:val="0"/>
         <w:adjustRightInd w:val="0"/>
         <w:snapToGrid w:val="0"/>
-        <w:ind w:left="425" w:hanging="425" w:leftChars="0" w:firstLineChars="0"/>
+        <w:ind w:left="425" w:leftChars="0" w:hanging="425" w:firstLineChars="0"/>
         <w:textAlignment w:val="baseline"/>
       </w:pPr>
       <w:r>
@@ -9806,7 +9896,7 @@
     </w:p>
     <w:p>
       <w:pPr>
-        <w:pStyle w:val="a3"/>
+        <w:pStyle w:val="39"/>
         <w:keepNext w:val="0"/>
         <w:keepLines w:val="0"/>
         <w:pageBreakBefore w:val="0"/>
@@ -9824,7 +9914,7 @@
         <w:bidi w:val="0"/>
         <w:adjustRightInd w:val="0"/>
         <w:snapToGrid w:val="0"/>
-        <w:ind w:left="425" w:hanging="425" w:leftChars="0" w:firstLineChars="0"/>
+        <w:ind w:left="425" w:leftChars="0" w:hanging="425" w:firstLineChars="0"/>
         <w:textAlignment w:val="baseline"/>
       </w:pPr>
       <w:r>
@@ -9833,23 +9923,23 @@
     </w:p>
     <w:p>
       <w:pPr>
-        <w:pStyle w:val="3"/>
-        <w:keepNext w:val="0"/>
-        <w:keepLines w:val="0"/>
-        <w:pageBreakBefore w:val="0"/>
-        <w:widowControl w:val="0"/>
-        <w:kinsoku w:val="0"/>
-        <w:wordWrap/>
-        <w:overflowPunct/>
-        <w:topLinePunct w:val="0"/>
-        <w:autoSpaceDE w:val="0"/>
-        <w:autoSpaceDN w:val="0"/>
-        <w:bidi w:val="0"/>
-        <w:adjustRightInd w:val="0"/>
-        <w:snapToGrid w:val="0"/>
-        <w:textAlignment w:val="baseline"/>
-      </w:pPr>
-      <w:bookmarkStart w:id="29" w:name="_Toc28586"/>
+        <w:pStyle w:val="29"/>
+        <w:keepNext w:val="0"/>
+        <w:keepLines w:val="0"/>
+        <w:pageBreakBefore w:val="0"/>
+        <w:widowControl w:val="0"/>
+        <w:kinsoku w:val="0"/>
+        <w:wordWrap/>
+        <w:overflowPunct/>
+        <w:topLinePunct w:val="0"/>
+        <w:autoSpaceDE w:val="0"/>
+        <w:autoSpaceDN w:val="0"/>
+        <w:bidi w:val="0"/>
+        <w:adjustRightInd w:val="0"/>
+        <w:snapToGrid w:val="0"/>
+        <w:textAlignment w:val="baseline"/>
+      </w:pPr>
+      <w:bookmarkStart w:id="29" w:name="_Toc20077"/>
       <w:r>
         <w:t>与配置管理</w:t>
       </w:r>
@@ -9857,7 +9947,7 @@
     </w:p>
     <w:p>
       <w:pPr>
-        <w:pStyle w:val="a"/>
+        <w:pStyle w:val="27"/>
         <w:keepNext w:val="0"/>
         <w:keepLines w:val="0"/>
         <w:pageBreakBefore w:val="0"/>
@@ -9879,23 +9969,23 @@
     </w:p>
     <w:p>
       <w:pPr>
-        <w:pStyle w:val="2"/>
-        <w:keepNext w:val="0"/>
-        <w:keepLines w:val="0"/>
-        <w:pageBreakBefore w:val="0"/>
-        <w:widowControl w:val="0"/>
-        <w:kinsoku w:val="0"/>
-        <w:wordWrap/>
-        <w:overflowPunct/>
-        <w:topLinePunct w:val="0"/>
-        <w:autoSpaceDE w:val="0"/>
-        <w:autoSpaceDN w:val="0"/>
-        <w:bidi w:val="0"/>
-        <w:adjustRightInd w:val="0"/>
-        <w:snapToGrid w:val="0"/>
-        <w:textAlignment w:val="baseline"/>
-      </w:pPr>
-      <w:bookmarkStart w:id="30" w:name="_Toc32189"/>
+        <w:pStyle w:val="28"/>
+        <w:keepNext w:val="0"/>
+        <w:keepLines w:val="0"/>
+        <w:pageBreakBefore w:val="0"/>
+        <w:widowControl w:val="0"/>
+        <w:kinsoku w:val="0"/>
+        <w:wordWrap/>
+        <w:overflowPunct/>
+        <w:topLinePunct w:val="0"/>
+        <w:autoSpaceDE w:val="0"/>
+        <w:autoSpaceDN w:val="0"/>
+        <w:bidi w:val="0"/>
+        <w:adjustRightInd w:val="0"/>
+        <w:snapToGrid w:val="0"/>
+        <w:textAlignment w:val="baseline"/>
+      </w:pPr>
+      <w:bookmarkStart w:id="30" w:name="_Toc9399"/>
       <w:r>
         <w:t>考核指标</w:t>
       </w:r>
@@ -9903,16 +9993,16 @@
     </w:p>
     <w:tbl>
       <w:tblPr>
-        <w:tblStyle w:val="TableNormal0"/>
+        <w:tblStyle w:val="24"/>
         <w:tblW w:w="8297" w:type="dxa"/>
         <w:jc w:val="center"/>
         <w:tblBorders>
-          <w:top w:val="single" w:sz="2" w:space="0" w:color="000000"/>
-          <w:left w:val="single" w:sz="2" w:space="0" w:color="000000"/>
-          <w:bottom w:val="single" w:sz="2" w:space="0" w:color="000000"/>
-          <w:right w:val="single" w:sz="2" w:space="0" w:color="000000"/>
-          <w:insideH w:val="single" w:sz="2" w:space="0" w:color="000000"/>
-          <w:insideV w:val="single" w:sz="2" w:space="0" w:color="000000"/>
+          <w:top w:val="single" w:color="000000" w:sz="2" w:space="0"/>
+          <w:left w:val="single" w:color="000000" w:sz="2" w:space="0"/>
+          <w:bottom w:val="single" w:color="000000" w:sz="2" w:space="0"/>
+          <w:right w:val="single" w:color="000000" w:sz="2" w:space="0"/>
+          <w:insideH w:val="single" w:color="000000" w:sz="2" w:space="0"/>
+          <w:insideV w:val="single" w:color="000000" w:sz="2" w:space="0"/>
         </w:tblBorders>
         <w:tblLayout w:type="fixed"/>
         <w:tblCellMar>
@@ -9931,17 +10021,14 @@
       </w:tblGrid>
       <w:tr>
         <w:tblPrEx>
-          <w:tblW w:w="8297" w:type="dxa"/>
-          <w:jc w:val="center"/>
           <w:tblBorders>
-            <w:top w:val="single" w:sz="2" w:space="0" w:color="000000"/>
-            <w:left w:val="single" w:sz="2" w:space="0" w:color="000000"/>
-            <w:bottom w:val="single" w:sz="2" w:space="0" w:color="000000"/>
-            <w:right w:val="single" w:sz="2" w:space="0" w:color="000000"/>
-            <w:insideH w:val="single" w:sz="2" w:space="0" w:color="000000"/>
-            <w:insideV w:val="single" w:sz="2" w:space="0" w:color="000000"/>
+            <w:top w:val="single" w:color="000000" w:sz="2" w:space="0"/>
+            <w:left w:val="single" w:color="000000" w:sz="2" w:space="0"/>
+            <w:bottom w:val="single" w:color="000000" w:sz="2" w:space="0"/>
+            <w:right w:val="single" w:color="000000" w:sz="2" w:space="0"/>
+            <w:insideH w:val="single" w:color="000000" w:sz="2" w:space="0"/>
+            <w:insideV w:val="single" w:color="000000" w:sz="2" w:space="0"/>
           </w:tblBorders>
-          <w:tblLayout w:type="fixed"/>
           <w:tblCellMar>
             <w:top w:w="0" w:type="dxa"/>
             <w:left w:w="0" w:type="dxa"/>
@@ -9950,16 +10037,16 @@
           </w:tblCellMar>
         </w:tblPrEx>
         <w:trPr>
-          <w:trHeight w:val="436"/>
+          <w:trHeight w:val="436" w:hRule="atLeast"/>
           <w:jc w:val="center"/>
         </w:trPr>
         <w:tc>
           <w:tcPr>
             <w:tcW w:w="727" w:type="dxa"/>
             <w:tcBorders>
-              <w:top w:val="single" w:sz="6" w:space="0" w:color="000000"/>
-              <w:left w:val="single" w:sz="6" w:space="0" w:color="000000"/>
-              <w:bottom w:val="single" w:sz="6" w:space="0" w:color="000000"/>
+              <w:top w:val="single" w:color="000000" w:sz="6" w:space="0"/>
+              <w:left w:val="single" w:color="000000" w:sz="6" w:space="0"/>
+              <w:bottom w:val="single" w:color="000000" w:sz="6" w:space="0"/>
             </w:tcBorders>
             <w:shd w:val="clear" w:color="auto" w:fill="C0C0C0"/>
           </w:tcPr>
@@ -9979,11 +10066,11 @@
               <w:adjustRightInd w:val="0"/>
               <w:snapToGrid w:val="0"/>
               <w:spacing w:before="205" w:line="221" w:lineRule="auto"/>
-              <w:ind w:left="0" w:right="0" w:firstLine="0" w:leftChars="0" w:rightChars="0" w:firstLineChars="0"/>
+              <w:ind w:left="0" w:leftChars="0" w:right="0" w:rightChars="0" w:firstLine="0" w:firstLineChars="0"/>
               <w:jc w:val="center"/>
               <w:textAlignment w:val="baseline"/>
               <w:rPr>
-                <w:rFonts w:ascii="宋体" w:eastAsia="宋体" w:hAnsi="宋体" w:cs="宋体"/>
+                <w:rFonts w:ascii="宋体" w:hAnsi="宋体" w:eastAsia="宋体" w:cs="宋体"/>
                 <w:b/>
                 <w:bCs/>
                 <w:spacing w:val="-7"/>
@@ -9993,7 +10080,7 @@
             </w:pPr>
             <w:r>
               <w:rPr>
-                <w:rFonts w:ascii="宋体" w:eastAsia="宋体" w:hAnsi="宋体" w:cs="宋体"/>
+                <w:rFonts w:ascii="宋体" w:hAnsi="宋体" w:eastAsia="宋体" w:cs="宋体"/>
                 <w:b/>
                 <w:bCs/>
                 <w:spacing w:val="-7"/>
@@ -10008,8 +10095,8 @@
           <w:tcPr>
             <w:tcW w:w="1337" w:type="dxa"/>
             <w:tcBorders>
-              <w:top w:val="single" w:sz="6" w:space="0" w:color="000000"/>
-              <w:bottom w:val="single" w:sz="6" w:space="0" w:color="000000"/>
+              <w:top w:val="single" w:color="000000" w:sz="6" w:space="0"/>
+              <w:bottom w:val="single" w:color="000000" w:sz="6" w:space="0"/>
             </w:tcBorders>
             <w:shd w:val="clear" w:color="auto" w:fill="C0C0C0"/>
           </w:tcPr>
@@ -10029,11 +10116,11 @@
               <w:adjustRightInd w:val="0"/>
               <w:snapToGrid w:val="0"/>
               <w:spacing w:before="205" w:line="221" w:lineRule="auto"/>
-              <w:ind w:left="0" w:right="0" w:firstLine="0" w:leftChars="0" w:rightChars="0" w:firstLineChars="0"/>
+              <w:ind w:left="0" w:leftChars="0" w:right="0" w:rightChars="0" w:firstLine="0" w:firstLineChars="0"/>
               <w:jc w:val="center"/>
               <w:textAlignment w:val="baseline"/>
               <w:rPr>
-                <w:rFonts w:ascii="宋体" w:eastAsia="宋体" w:hAnsi="宋体" w:cs="宋体"/>
+                <w:rFonts w:ascii="宋体" w:hAnsi="宋体" w:eastAsia="宋体" w:cs="宋体"/>
                 <w:b/>
                 <w:bCs/>
                 <w:spacing w:val="-7"/>
@@ -10043,7 +10130,7 @@
             </w:pPr>
             <w:r>
               <w:rPr>
-                <w:rFonts w:ascii="宋体" w:eastAsia="宋体" w:hAnsi="宋体" w:cs="宋体"/>
+                <w:rFonts w:ascii="宋体" w:hAnsi="宋体" w:eastAsia="宋体" w:cs="宋体"/>
                 <w:b/>
                 <w:bCs/>
                 <w:spacing w:val="-7"/>
@@ -10058,9 +10145,9 @@
           <w:tcPr>
             <w:tcW w:w="3545" w:type="dxa"/>
             <w:tcBorders>
-              <w:top w:val="single" w:sz="6" w:space="0" w:color="000000"/>
-              <w:bottom w:val="single" w:sz="6" w:space="0" w:color="000000"/>
-              <w:right w:val="single" w:sz="6" w:space="0" w:color="000000"/>
+              <w:top w:val="single" w:color="000000" w:sz="6" w:space="0"/>
+              <w:bottom w:val="single" w:color="000000" w:sz="6" w:space="0"/>
+              <w:right w:val="single" w:color="000000" w:sz="6" w:space="0"/>
             </w:tcBorders>
             <w:shd w:val="clear" w:color="auto" w:fill="C0C0C0"/>
           </w:tcPr>
@@ -10080,11 +10167,11 @@
               <w:adjustRightInd w:val="0"/>
               <w:snapToGrid w:val="0"/>
               <w:spacing w:before="205" w:line="221" w:lineRule="auto"/>
-              <w:ind w:left="0" w:right="0" w:firstLine="0" w:leftChars="0" w:rightChars="0" w:firstLineChars="0"/>
+              <w:ind w:left="0" w:leftChars="0" w:right="0" w:rightChars="0" w:firstLine="0" w:firstLineChars="0"/>
               <w:jc w:val="center"/>
               <w:textAlignment w:val="baseline"/>
               <w:rPr>
-                <w:rFonts w:ascii="宋体" w:eastAsia="宋体" w:hAnsi="宋体" w:cs="宋体"/>
+                <w:rFonts w:ascii="宋体" w:hAnsi="宋体" w:eastAsia="宋体" w:cs="宋体"/>
                 <w:b/>
                 <w:bCs/>
                 <w:spacing w:val="-7"/>
@@ -10094,7 +10181,7 @@
             </w:pPr>
             <w:r>
               <w:rPr>
-                <w:rFonts w:ascii="宋体" w:eastAsia="宋体" w:hAnsi="宋体" w:cs="宋体"/>
+                <w:rFonts w:ascii="宋体" w:hAnsi="宋体" w:eastAsia="宋体" w:cs="宋体"/>
                 <w:b/>
                 <w:bCs/>
                 <w:spacing w:val="-7"/>
@@ -10109,9 +10196,9 @@
           <w:tcPr>
             <w:tcW w:w="1344" w:type="dxa"/>
             <w:tcBorders>
-              <w:top w:val="single" w:sz="6" w:space="0" w:color="000000"/>
-              <w:bottom w:val="single" w:sz="6" w:space="0" w:color="000000"/>
-              <w:right w:val="single" w:sz="6" w:space="0" w:color="000000"/>
+              <w:top w:val="single" w:color="000000" w:sz="6" w:space="0"/>
+              <w:bottom w:val="single" w:color="000000" w:sz="6" w:space="0"/>
+              <w:right w:val="single" w:color="000000" w:sz="6" w:space="0"/>
             </w:tcBorders>
             <w:shd w:val="clear" w:color="auto" w:fill="C0C0C0"/>
           </w:tcPr>
@@ -10131,11 +10218,11 @@
               <w:adjustRightInd w:val="0"/>
               <w:snapToGrid w:val="0"/>
               <w:spacing w:before="205" w:line="221" w:lineRule="auto"/>
-              <w:ind w:left="0" w:right="0" w:firstLine="0" w:leftChars="0" w:rightChars="0" w:firstLineChars="0"/>
+              <w:ind w:left="0" w:leftChars="0" w:right="0" w:rightChars="0" w:firstLine="0" w:firstLineChars="0"/>
               <w:jc w:val="center"/>
               <w:textAlignment w:val="baseline"/>
               <w:rPr>
-                <w:rFonts w:ascii="宋体" w:eastAsia="宋体" w:hAnsi="宋体" w:cs="宋体" w:hint="default"/>
+                <w:rFonts w:hint="default" w:ascii="宋体" w:hAnsi="宋体" w:eastAsia="宋体" w:cs="宋体"/>
                 <w:b/>
                 <w:bCs/>
                 <w:spacing w:val="-7"/>
@@ -10146,7 +10233,7 @@
             </w:pPr>
             <w:r>
               <w:rPr>
-                <w:rFonts w:ascii="宋体" w:eastAsia="宋体" w:hAnsi="宋体" w:cs="宋体" w:hint="eastAsia"/>
+                <w:rFonts w:hint="eastAsia" w:ascii="宋体" w:hAnsi="宋体" w:eastAsia="宋体" w:cs="宋体"/>
                 <w:b/>
                 <w:bCs/>
                 <w:spacing w:val="-7"/>
@@ -10162,9 +10249,9 @@
           <w:tcPr>
             <w:tcW w:w="1344" w:type="dxa"/>
             <w:tcBorders>
-              <w:top w:val="single" w:sz="6" w:space="0" w:color="000000"/>
-              <w:bottom w:val="single" w:sz="6" w:space="0" w:color="000000"/>
-              <w:right w:val="single" w:sz="6" w:space="0" w:color="000000"/>
+              <w:top w:val="single" w:color="000000" w:sz="6" w:space="0"/>
+              <w:bottom w:val="single" w:color="000000" w:sz="6" w:space="0"/>
+              <w:right w:val="single" w:color="000000" w:sz="6" w:space="0"/>
             </w:tcBorders>
             <w:shd w:val="clear" w:color="auto" w:fill="C0C0C0"/>
           </w:tcPr>
@@ -10184,11 +10271,11 @@
               <w:adjustRightInd w:val="0"/>
               <w:snapToGrid w:val="0"/>
               <w:spacing w:before="205" w:line="221" w:lineRule="auto"/>
-              <w:ind w:left="0" w:right="0" w:firstLine="0" w:leftChars="0" w:rightChars="0" w:firstLineChars="0"/>
+              <w:ind w:left="0" w:leftChars="0" w:right="0" w:rightChars="0" w:firstLine="0" w:firstLineChars="0"/>
               <w:jc w:val="center"/>
               <w:textAlignment w:val="baseline"/>
               <w:rPr>
-                <w:rFonts w:ascii="宋体" w:eastAsia="宋体" w:hAnsi="宋体" w:cs="宋体" w:hint="default"/>
+                <w:rFonts w:hint="default" w:ascii="宋体" w:hAnsi="宋体" w:eastAsia="宋体" w:cs="宋体"/>
                 <w:b/>
                 <w:bCs/>
                 <w:spacing w:val="-7"/>
@@ -10199,7 +10286,7 @@
             </w:pPr>
             <w:r>
               <w:rPr>
-                <w:rFonts w:ascii="宋体" w:hAnsi="宋体" w:cs="宋体" w:hint="eastAsia"/>
+                <w:rFonts w:hint="eastAsia" w:ascii="宋体" w:hAnsi="宋体" w:cs="宋体"/>
                 <w:b/>
                 <w:bCs/>
                 <w:spacing w:val="-7"/>
@@ -10214,9 +10301,14 @@
       </w:tr>
       <w:tr>
         <w:tblPrEx>
-          <w:tblW w:w="8297" w:type="dxa"/>
-          <w:jc w:val="center"/>
-          <w:tblLayout w:type="fixed"/>
+          <w:tblBorders>
+            <w:top w:val="single" w:color="000000" w:sz="2" w:space="0"/>
+            <w:left w:val="single" w:color="000000" w:sz="2" w:space="0"/>
+            <w:bottom w:val="single" w:color="000000" w:sz="2" w:space="0"/>
+            <w:right w:val="single" w:color="000000" w:sz="2" w:space="0"/>
+            <w:insideH w:val="single" w:color="000000" w:sz="2" w:space="0"/>
+            <w:insideV w:val="single" w:color="000000" w:sz="2" w:space="0"/>
+          </w:tblBorders>
           <w:tblCellMar>
             <w:top w:w="0" w:type="dxa"/>
             <w:left w:w="0" w:type="dxa"/>
@@ -10225,15 +10317,15 @@
           </w:tblCellMar>
         </w:tblPrEx>
         <w:trPr>
-          <w:trHeight w:val="429"/>
+          <w:trHeight w:val="429" w:hRule="atLeast"/>
           <w:jc w:val="center"/>
         </w:trPr>
         <w:tc>
           <w:tcPr>
             <w:tcW w:w="727" w:type="dxa"/>
             <w:tcBorders>
-              <w:top w:val="single" w:sz="6" w:space="0" w:color="000000"/>
-              <w:left w:val="single" w:sz="6" w:space="0" w:color="000000"/>
+              <w:top w:val="single" w:color="000000" w:sz="6" w:space="0"/>
+              <w:left w:val="single" w:color="000000" w:sz="6" w:space="0"/>
             </w:tcBorders>
             <w:vAlign w:val="center"/>
           </w:tcPr>
@@ -10253,11 +10345,11 @@
               <w:adjustRightInd w:val="0"/>
               <w:snapToGrid w:val="0"/>
               <w:spacing w:before="194" w:line="219" w:lineRule="auto"/>
-              <w:ind w:left="0" w:right="0" w:firstLine="0" w:leftChars="0" w:rightChars="0" w:firstLineChars="0"/>
+              <w:ind w:left="0" w:leftChars="0" w:right="0" w:rightChars="0" w:firstLine="0" w:firstLineChars="0"/>
               <w:jc w:val="center"/>
               <w:textAlignment w:val="baseline"/>
               <w:rPr>
-                <w:rFonts w:ascii="宋体" w:eastAsia="宋体" w:hAnsi="宋体" w:cs="宋体" w:hint="eastAsia"/>
+                <w:rFonts w:hint="eastAsia" w:ascii="宋体" w:hAnsi="宋体" w:eastAsia="宋体" w:cs="宋体"/>
                 <w:spacing w:val="-2"/>
                 <w:sz w:val="24"/>
                 <w:szCs w:val="24"/>
@@ -10266,7 +10358,7 @@
             </w:pPr>
             <w:r>
               <w:rPr>
-                <w:rFonts w:ascii="宋体" w:eastAsia="宋体" w:hAnsi="宋体" w:cs="宋体" w:hint="eastAsia"/>
+                <w:rFonts w:hint="eastAsia" w:ascii="宋体" w:hAnsi="宋体" w:eastAsia="宋体" w:cs="宋体"/>
                 <w:spacing w:val="-2"/>
                 <w:sz w:val="24"/>
                 <w:szCs w:val="24"/>
@@ -10280,7 +10372,7 @@
           <w:tcPr>
             <w:tcW w:w="1337" w:type="dxa"/>
             <w:tcBorders>
-              <w:top w:val="single" w:sz="6" w:space="0" w:color="000000"/>
+              <w:top w:val="single" w:color="000000" w:sz="6" w:space="0"/>
             </w:tcBorders>
             <w:vAlign w:val="center"/>
           </w:tcPr>
@@ -10300,11 +10392,11 @@
               <w:adjustRightInd w:val="0"/>
               <w:snapToGrid w:val="0"/>
               <w:spacing w:before="194" w:line="219" w:lineRule="auto"/>
-              <w:ind w:left="0" w:right="0" w:firstLine="0" w:leftChars="0" w:rightChars="0" w:firstLineChars="0"/>
+              <w:ind w:left="0" w:leftChars="0" w:right="0" w:rightChars="0" w:firstLine="0" w:firstLineChars="0"/>
               <w:jc w:val="center"/>
               <w:textAlignment w:val="baseline"/>
               <w:rPr>
-                <w:rFonts w:ascii="宋体" w:eastAsia="宋体" w:hAnsi="宋体" w:cs="宋体" w:hint="default"/>
+                <w:rFonts w:hint="default" w:ascii="宋体" w:hAnsi="宋体" w:eastAsia="宋体" w:cs="宋体"/>
                 <w:spacing w:val="-2"/>
                 <w:sz w:val="24"/>
                 <w:szCs w:val="24"/>
@@ -10327,14 +10419,14 @@
           <w:tcPr>
             <w:tcW w:w="3545" w:type="dxa"/>
             <w:tcBorders>
-              <w:top w:val="single" w:sz="6" w:space="0" w:color="000000"/>
-              <w:right w:val="single" w:sz="6" w:space="0" w:color="000000"/>
+              <w:top w:val="single" w:color="000000" w:sz="6" w:space="0"/>
+              <w:right w:val="single" w:color="000000" w:sz="6" w:space="0"/>
             </w:tcBorders>
             <w:vAlign w:val="center"/>
           </w:tcPr>
           <w:p>
             <w:pPr>
-              <w:pStyle w:val="TableText"/>
+              <w:pStyle w:val="25"/>
               <w:keepNext w:val="0"/>
               <w:keepLines w:val="0"/>
               <w:pageBreakBefore w:val="0"/>
@@ -10349,11 +10441,11 @@
               <w:adjustRightInd w:val="0"/>
               <w:snapToGrid w:val="0"/>
               <w:spacing w:before="59" w:line="220" w:lineRule="auto"/>
-              <w:ind w:left="0" w:right="0" w:firstLine="0" w:leftChars="0" w:rightChars="0" w:firstLineChars="0"/>
+              <w:ind w:left="0" w:leftChars="0" w:right="0" w:rightChars="0" w:firstLine="0" w:firstLineChars="0"/>
               <w:jc w:val="center"/>
               <w:textAlignment w:val="baseline"/>
               <w:rPr>
-                <w:rFonts w:ascii="宋体" w:eastAsia="宋体" w:hAnsi="宋体" w:cs="宋体" w:hint="default"/>
+                <w:rFonts w:hint="default" w:ascii="宋体" w:hAnsi="宋体" w:eastAsia="宋体" w:cs="宋体"/>
                 <w:spacing w:val="-2"/>
                 <w:sz w:val="24"/>
                 <w:szCs w:val="24"/>
@@ -10374,8 +10466,8 @@
           <w:tcPr>
             <w:tcW w:w="1344" w:type="dxa"/>
             <w:tcBorders>
-              <w:top w:val="single" w:sz="6" w:space="0" w:color="000000"/>
-              <w:right w:val="single" w:sz="6" w:space="0" w:color="000000"/>
+              <w:top w:val="single" w:color="000000" w:sz="6" w:space="0"/>
+              <w:right w:val="single" w:color="000000" w:sz="6" w:space="0"/>
             </w:tcBorders>
             <w:vAlign w:val="center"/>
           </w:tcPr>
@@ -10395,11 +10487,11 @@
               <w:adjustRightInd w:val="0"/>
               <w:snapToGrid w:val="0"/>
               <w:spacing w:before="194" w:line="219" w:lineRule="auto"/>
-              <w:ind w:left="0" w:right="0" w:firstLine="0" w:leftChars="0" w:rightChars="0" w:firstLineChars="0"/>
+              <w:ind w:left="0" w:leftChars="0" w:right="0" w:rightChars="0" w:firstLine="0" w:firstLineChars="0"/>
               <w:jc w:val="center"/>
               <w:textAlignment w:val="baseline"/>
               <w:rPr>
-                <w:rFonts w:ascii="宋体" w:eastAsia="宋体" w:hAnsi="宋体" w:cs="宋体" w:hint="eastAsia"/>
+                <w:rFonts w:hint="eastAsia" w:ascii="宋体" w:hAnsi="宋体" w:eastAsia="宋体" w:cs="宋体"/>
                 <w:spacing w:val="-2"/>
                 <w:sz w:val="24"/>
                 <w:szCs w:val="24"/>
@@ -10422,8 +10514,8 @@
           <w:tcPr>
             <w:tcW w:w="1344" w:type="dxa"/>
             <w:tcBorders>
-              <w:top w:val="single" w:sz="6" w:space="0" w:color="000000"/>
-              <w:right w:val="single" w:sz="6" w:space="0" w:color="000000"/>
+              <w:top w:val="single" w:color="000000" w:sz="6" w:space="0"/>
+              <w:right w:val="single" w:color="000000" w:sz="6" w:space="0"/>
             </w:tcBorders>
             <w:vAlign w:val="center"/>
           </w:tcPr>
@@ -10443,7 +10535,7 @@
               <w:adjustRightInd w:val="0"/>
               <w:snapToGrid w:val="0"/>
               <w:spacing w:before="194" w:line="219" w:lineRule="auto"/>
-              <w:ind w:left="0" w:right="0" w:firstLine="0" w:leftChars="0" w:rightChars="0" w:firstLineChars="0"/>
+              <w:ind w:left="0" w:leftChars="0" w:right="0" w:rightChars="0" w:firstLine="0" w:firstLineChars="0"/>
               <w:jc w:val="center"/>
               <w:textAlignment w:val="baseline"/>
               <w:rPr>
@@ -10470,23 +10562,23 @@
     </w:tbl>
     <w:p>
       <w:pPr>
-        <w:pStyle w:val="2"/>
-        <w:keepNext w:val="0"/>
-        <w:keepLines w:val="0"/>
-        <w:pageBreakBefore w:val="0"/>
-        <w:widowControl w:val="0"/>
-        <w:kinsoku w:val="0"/>
-        <w:wordWrap/>
-        <w:overflowPunct/>
-        <w:topLinePunct w:val="0"/>
-        <w:autoSpaceDE w:val="0"/>
-        <w:autoSpaceDN w:val="0"/>
-        <w:bidi w:val="0"/>
-        <w:adjustRightInd w:val="0"/>
-        <w:snapToGrid w:val="0"/>
-        <w:textAlignment w:val="baseline"/>
-      </w:pPr>
-      <w:bookmarkStart w:id="31" w:name="_Toc8708"/>
+        <w:pStyle w:val="28"/>
+        <w:keepNext w:val="0"/>
+        <w:keepLines w:val="0"/>
+        <w:pageBreakBefore w:val="0"/>
+        <w:widowControl w:val="0"/>
+        <w:kinsoku w:val="0"/>
+        <w:wordWrap/>
+        <w:overflowPunct/>
+        <w:topLinePunct w:val="0"/>
+        <w:autoSpaceDE w:val="0"/>
+        <w:autoSpaceDN w:val="0"/>
+        <w:bidi w:val="0"/>
+        <w:adjustRightInd w:val="0"/>
+        <w:snapToGrid w:val="0"/>
+        <w:textAlignment w:val="baseline"/>
+      </w:pPr>
+      <w:bookmarkStart w:id="31" w:name="_Toc22141"/>
       <w:r>
         <w:t>相关政策</w:t>
       </w:r>
@@ -10494,23 +10586,23 @@
     </w:p>
     <w:p>
       <w:pPr>
-        <w:pStyle w:val="3"/>
-        <w:keepNext w:val="0"/>
-        <w:keepLines w:val="0"/>
-        <w:pageBreakBefore w:val="0"/>
-        <w:widowControl w:val="0"/>
-        <w:kinsoku w:val="0"/>
-        <w:wordWrap/>
-        <w:overflowPunct/>
-        <w:topLinePunct w:val="0"/>
-        <w:autoSpaceDE w:val="0"/>
-        <w:autoSpaceDN w:val="0"/>
-        <w:bidi w:val="0"/>
-        <w:adjustRightInd w:val="0"/>
-        <w:snapToGrid w:val="0"/>
-        <w:textAlignment w:val="baseline"/>
-      </w:pPr>
-      <w:bookmarkStart w:id="32" w:name="_Toc10844"/>
+        <w:pStyle w:val="29"/>
+        <w:keepNext w:val="0"/>
+        <w:keepLines w:val="0"/>
+        <w:pageBreakBefore w:val="0"/>
+        <w:widowControl w:val="0"/>
+        <w:kinsoku w:val="0"/>
+        <w:wordWrap/>
+        <w:overflowPunct/>
+        <w:topLinePunct w:val="0"/>
+        <w:autoSpaceDE w:val="0"/>
+        <w:autoSpaceDN w:val="0"/>
+        <w:bidi w:val="0"/>
+        <w:adjustRightInd w:val="0"/>
+        <w:snapToGrid w:val="0"/>
+        <w:textAlignment w:val="baseline"/>
+      </w:pPr>
+      <w:bookmarkStart w:id="32" w:name="_Toc30510"/>
       <w:r>
         <w:t>常规方针</w:t>
       </w:r>
@@ -10518,7 +10610,7 @@
     </w:p>
     <w:p>
       <w:pPr>
-        <w:pStyle w:val="a3"/>
+        <w:pStyle w:val="39"/>
         <w:keepNext w:val="0"/>
         <w:keepLines w:val="0"/>
         <w:pageBreakBefore w:val="0"/>
@@ -10536,7 +10628,7 @@
         <w:bidi w:val="0"/>
         <w:adjustRightInd w:val="0"/>
         <w:snapToGrid w:val="0"/>
-        <w:ind w:left="425" w:hanging="425" w:leftChars="0" w:firstLineChars="0"/>
+        <w:ind w:left="425" w:leftChars="0" w:hanging="425" w:firstLineChars="0"/>
         <w:textAlignment w:val="baseline"/>
       </w:pPr>
       <w:r>
@@ -10545,7 +10637,7 @@
     </w:p>
     <w:p>
       <w:pPr>
-        <w:pStyle w:val="a3"/>
+        <w:pStyle w:val="39"/>
         <w:keepNext w:val="0"/>
         <w:keepLines w:val="0"/>
         <w:pageBreakBefore w:val="0"/>
@@ -10563,7 +10655,7 @@
         <w:bidi w:val="0"/>
         <w:adjustRightInd w:val="0"/>
         <w:snapToGrid w:val="0"/>
-        <w:ind w:left="425" w:hanging="425" w:leftChars="0" w:firstLineChars="0"/>
+        <w:ind w:left="425" w:leftChars="0" w:hanging="425" w:firstLineChars="0"/>
         <w:textAlignment w:val="baseline"/>
       </w:pPr>
       <w:r>
@@ -10572,7 +10664,7 @@
     </w:p>
     <w:p>
       <w:pPr>
-        <w:pStyle w:val="a3"/>
+        <w:pStyle w:val="39"/>
         <w:keepNext w:val="0"/>
         <w:keepLines w:val="0"/>
         <w:pageBreakBefore w:val="0"/>
@@ -10590,7 +10682,7 @@
         <w:bidi w:val="0"/>
         <w:adjustRightInd w:val="0"/>
         <w:snapToGrid w:val="0"/>
-        <w:ind w:left="425" w:hanging="425" w:leftChars="0" w:firstLineChars="0"/>
+        <w:ind w:left="425" w:leftChars="0" w:hanging="425" w:firstLineChars="0"/>
         <w:textAlignment w:val="baseline"/>
       </w:pPr>
       <w:r>
@@ -10599,7 +10691,7 @@
     </w:p>
     <w:p>
       <w:pPr>
-        <w:pStyle w:val="a3"/>
+        <w:pStyle w:val="39"/>
         <w:keepNext w:val="0"/>
         <w:keepLines w:val="0"/>
         <w:pageBreakBefore w:val="0"/>
@@ -10617,7 +10709,7 @@
         <w:bidi w:val="0"/>
         <w:adjustRightInd w:val="0"/>
         <w:snapToGrid w:val="0"/>
-        <w:ind w:left="425" w:hanging="425" w:leftChars="0" w:firstLineChars="0"/>
+        <w:ind w:left="425" w:leftChars="0" w:hanging="425" w:firstLineChars="0"/>
         <w:textAlignment w:val="baseline"/>
       </w:pPr>
       <w:r>
@@ -10636,23 +10728,23 @@
     </w:p>
     <w:p>
       <w:pPr>
-        <w:pStyle w:val="3"/>
-        <w:keepNext w:val="0"/>
-        <w:keepLines w:val="0"/>
-        <w:pageBreakBefore w:val="0"/>
-        <w:widowControl w:val="0"/>
-        <w:kinsoku w:val="0"/>
-        <w:wordWrap/>
-        <w:overflowPunct/>
-        <w:topLinePunct w:val="0"/>
-        <w:autoSpaceDE w:val="0"/>
-        <w:autoSpaceDN w:val="0"/>
-        <w:bidi w:val="0"/>
-        <w:adjustRightInd w:val="0"/>
-        <w:snapToGrid w:val="0"/>
-        <w:textAlignment w:val="baseline"/>
-      </w:pPr>
-      <w:bookmarkStart w:id="33" w:name="_Toc20408"/>
+        <w:pStyle w:val="29"/>
+        <w:keepNext w:val="0"/>
+        <w:keepLines w:val="0"/>
+        <w:pageBreakBefore w:val="0"/>
+        <w:widowControl w:val="0"/>
+        <w:kinsoku w:val="0"/>
+        <w:wordWrap/>
+        <w:overflowPunct/>
+        <w:topLinePunct w:val="0"/>
+        <w:autoSpaceDE w:val="0"/>
+        <w:autoSpaceDN w:val="0"/>
+        <w:bidi w:val="0"/>
+        <w:adjustRightInd w:val="0"/>
+        <w:snapToGrid w:val="0"/>
+        <w:textAlignment w:val="baseline"/>
+      </w:pPr>
+      <w:bookmarkStart w:id="33" w:name="_Toc14146"/>
       <w:r>
         <w:t>责任人方针</w:t>
       </w:r>
@@ -10660,7 +10752,7 @@
     </w:p>
     <w:p>
       <w:pPr>
-        <w:pStyle w:val="a"/>
+        <w:pStyle w:val="27"/>
         <w:keepNext w:val="0"/>
         <w:keepLines w:val="0"/>
         <w:pageBreakBefore w:val="0"/>
@@ -10692,23 +10784,23 @@
     </w:p>
     <w:p>
       <w:pPr>
-        <w:pStyle w:val="1"/>
-        <w:keepNext w:val="0"/>
-        <w:keepLines w:val="0"/>
-        <w:pageBreakBefore w:val="0"/>
-        <w:widowControl w:val="0"/>
-        <w:kinsoku w:val="0"/>
-        <w:wordWrap/>
-        <w:overflowPunct/>
-        <w:topLinePunct w:val="0"/>
-        <w:autoSpaceDE w:val="0"/>
-        <w:autoSpaceDN w:val="0"/>
-        <w:bidi w:val="0"/>
-        <w:adjustRightInd w:val="0"/>
-        <w:snapToGrid w:val="0"/>
-        <w:textAlignment w:val="baseline"/>
-      </w:pPr>
-      <w:bookmarkStart w:id="34" w:name="_Toc2728"/>
+        <w:pStyle w:val="26"/>
+        <w:keepNext w:val="0"/>
+        <w:keepLines w:val="0"/>
+        <w:pageBreakBefore w:val="0"/>
+        <w:widowControl w:val="0"/>
+        <w:kinsoku w:val="0"/>
+        <w:wordWrap/>
+        <w:overflowPunct/>
+        <w:topLinePunct w:val="0"/>
+        <w:autoSpaceDE w:val="0"/>
+        <w:autoSpaceDN w:val="0"/>
+        <w:bidi w:val="0"/>
+        <w:adjustRightInd w:val="0"/>
+        <w:snapToGrid w:val="0"/>
+        <w:textAlignment w:val="baseline"/>
+      </w:pPr>
+      <w:bookmarkStart w:id="34" w:name="_Toc1027"/>
       <w:r>
         <w:t>相关文件及模板</w:t>
       </w:r>
@@ -10733,14 +10825,14 @@
         <w:ind w:left="181"/>
         <w:textAlignment w:val="baseline"/>
         <w:rPr>
-          <w:rFonts w:ascii="宋体" w:eastAsia="宋体" w:hAnsi="宋体" w:cs="宋体"/>
+          <w:rFonts w:ascii="宋体" w:hAnsi="宋体" w:eastAsia="宋体" w:cs="宋体"/>
           <w:sz w:val="24"/>
           <w:szCs w:val="24"/>
         </w:rPr>
       </w:pPr>
       <w:r>
         <w:rPr>
-          <w:rFonts w:ascii="宋体" w:eastAsia="宋体" w:hAnsi="宋体" w:cs="宋体"/>
+          <w:rFonts w:ascii="宋体" w:hAnsi="宋体" w:eastAsia="宋体" w:cs="宋体"/>
           <w:spacing w:val="-1"/>
           <w:sz w:val="24"/>
           <w:szCs w:val="24"/>
@@ -10749,7 +10841,7 @@
       </w:r>
       <w:r>
         <w:rPr>
-          <w:rFonts w:ascii="宋体" w:eastAsia="宋体" w:hAnsi="宋体" w:cs="宋体" w:hint="eastAsia"/>
+          <w:rFonts w:hint="eastAsia" w:ascii="宋体" w:hAnsi="宋体" w:eastAsia="宋体" w:cs="宋体"/>
           <w:spacing w:val="-1"/>
           <w:sz w:val="24"/>
           <w:szCs w:val="24"/>
@@ -10758,7 +10850,7 @@
       </w:r>
       <w:r>
         <w:rPr>
-          <w:rFonts w:ascii="宋体" w:eastAsia="宋体" w:hAnsi="宋体" w:cs="宋体"/>
+          <w:rFonts w:ascii="宋体" w:hAnsi="宋体" w:eastAsia="宋体" w:cs="宋体"/>
           <w:spacing w:val="-1"/>
           <w:sz w:val="24"/>
           <w:szCs w:val="24"/>
@@ -10785,48 +10877,71 @@
         <w:ind w:left="181"/>
         <w:textAlignment w:val="baseline"/>
         <w:rPr>
-          <w:rFonts w:ascii="宋体" w:eastAsia="宋体" w:hAnsi="宋体" w:cs="宋体"/>
+          <w:rFonts w:ascii="宋体" w:hAnsi="宋体" w:eastAsia="宋体" w:cs="宋体"/>
           <w:sz w:val="24"/>
           <w:szCs w:val="24"/>
         </w:rPr>
       </w:pPr>
       <w:r>
         <w:rPr>
-          <w:rFonts w:ascii="宋体" w:eastAsia="宋体" w:hAnsi="宋体" w:cs="宋体" w:hint="eastAsia"/>
+          <w:rFonts w:hint="eastAsia" w:ascii="宋体" w:hAnsi="宋体" w:eastAsia="宋体" w:cs="宋体"/>
           <w:spacing w:val="-1"/>
           <w:sz w:val="24"/>
           <w:szCs w:val="24"/>
         </w:rPr>
         <w:t>《服务级别管理程序》</w:t>
       </w:r>
-      <w:bookmarkStart w:id="35" w:name="_GoBack"/>
-      <w:bookmarkEnd w:id="35"/>
     </w:p>
     <w:sectPr>
-      <w:footerReference w:type="default" r:id="rId5"/>
+      <w:footerReference r:id="rId5" w:type="default"/>
       <w:pgSz w:w="11906" w:h="16839"/>
       <w:pgMar w:top="1431" w:right="1653" w:bottom="1373" w:left="1785" w:header="0" w:footer="1211" w:gutter="0"/>
-      <w:cols w:num="1" w:space="720"/>
+      <w:cols w:space="720" w:num="1"/>
     </w:sectPr>
   </w:body>
 </w:document>
 </file>
 
+<file path=word/endnotes.xml><?xml version="1.0" encoding="utf-8"?>
+<w:endnotes xmlns:wpc="http://schemas.microsoft.com/office/word/2010/wordprocessingCanvas" xmlns:mc="http://schemas.openxmlformats.org/markup-compatibility/2006" xmlns:o="urn:schemas-microsoft-com:office:office" xmlns:r="http://schemas.openxmlformats.org/officeDocument/2006/relationships" xmlns:m="http://schemas.openxmlformats.org/officeDocument/2006/math" xmlns:v="urn:schemas-microsoft-com:vml" xmlns:wp14="http://schemas.microsoft.com/office/word/2010/wordprocessingDrawing" xmlns:wp="http://schemas.openxmlformats.org/drawingml/2006/wordprocessingDrawing" xmlns:w="http://schemas.openxmlformats.org/wordprocessingml/2006/main" xmlns:w14="http://schemas.microsoft.com/office/word/2010/wordml" xmlns:w15="http://schemas.microsoft.com/office/word/2012/wordml" xmlns:w10="urn:schemas-microsoft-com:office:word" xmlns:wpg="http://schemas.microsoft.com/office/word/2010/wordprocessingGroup" xmlns:wpi="http://schemas.microsoft.com/office/word/2010/wordprocessingInk" xmlns:wne="http://schemas.microsoft.com/office/word/2006/wordml" xmlns:wps="http://schemas.microsoft.com/office/word/2010/wordprocessingShape" xmlns:wpsCustomData="http://www.wps.cn/officeDocument/2013/wpsCustomData" mc:Ignorable="w14 w15 wp14">
+  <w:endnote w:type="separator" w:id="0">
+    <w:p>
+      <w:pPr>
+        <w:spacing w:line="240" w:lineRule="auto"/>
+      </w:pPr>
+      <w:r>
+        <w:separator/>
+      </w:r>
+    </w:p>
+  </w:endnote>
+  <w:endnote w:type="continuationSeparator" w:id="1">
+    <w:p>
+      <w:pPr>
+        <w:spacing w:line="240" w:lineRule="auto"/>
+      </w:pPr>
+      <w:r>
+        <w:continuationSeparator/>
+      </w:r>
+    </w:p>
+  </w:endnote>
+</w:endnotes>
+</file>
+
 <file path=word/footer1.xml><?xml version="1.0" encoding="utf-8"?>
-<w:ftr xmlns:wpc="http://schemas.microsoft.com/office/word/2010/wordprocessingCanvas" xmlns:mc="http://schemas.openxmlformats.org/markup-compatibility/2006" xmlns:o="urn:schemas-microsoft-com:office:office" xmlns:r="http://schemas.openxmlformats.org/officeDocument/2006/relationships" xmlns:m="http://schemas.openxmlformats.org/officeDocument/2006/math" xmlns:v="urn:schemas-microsoft-com:vml" xmlns:wp14="http://schemas.microsoft.com/office/word/2010/wordprocessingDrawing" xmlns:wp="http://schemas.openxmlformats.org/drawingml/2006/wordprocessingDrawing" xmlns:w10="urn:schemas-microsoft-com:office:word" xmlns:w="http://schemas.openxmlformats.org/wordprocessingml/2006/main" xmlns:w14="http://schemas.microsoft.com/office/word/2010/wordml" xmlns:w15="http://schemas.microsoft.com/office/word/2012/wordml" xmlns:wne="http://schemas.microsoft.com/office/word/2006/wordml" xmlns:wpg="http://schemas.microsoft.com/office/word/2010/wordprocessingGroup" xmlns:wpi="http://schemas.microsoft.com/office/word/2010/wordprocessingInk" xmlns:wps="http://schemas.microsoft.com/office/word/2010/wordprocessingShape" mc:Ignorable="w14 w15 wp14">
+<w:ftr xmlns:wpc="http://schemas.microsoft.com/office/word/2010/wordprocessingCanvas" xmlns:mc="http://schemas.openxmlformats.org/markup-compatibility/2006" xmlns:o="urn:schemas-microsoft-com:office:office" xmlns:r="http://schemas.openxmlformats.org/officeDocument/2006/relationships" xmlns:m="http://schemas.openxmlformats.org/officeDocument/2006/math" xmlns:v="urn:schemas-microsoft-com:vml" xmlns:wp14="http://schemas.microsoft.com/office/word/2010/wordprocessingDrawing" xmlns:wp="http://schemas.openxmlformats.org/drawingml/2006/wordprocessingDrawing" xmlns:w10="urn:schemas-microsoft-com:office:word" xmlns:w="http://schemas.openxmlformats.org/wordprocessingml/2006/main" xmlns:w14="http://schemas.microsoft.com/office/word/2010/wordml" xmlns:w15="http://schemas.microsoft.com/office/word/2012/wordml" xmlns:wpg="http://schemas.microsoft.com/office/word/2010/wordprocessingGroup" xmlns:wpi="http://schemas.microsoft.com/office/word/2010/wordprocessingInk" xmlns:wne="http://schemas.microsoft.com/office/word/2006/wordml" xmlns:wps="http://schemas.microsoft.com/office/word/2010/wordprocessingShape" xmlns:wpsCustomData="http://www.wps.cn/officeDocument/2013/wpsCustomData" mc:Ignorable="w14 w15 wp14">
   <w:p>
     <w:pPr>
       <w:spacing w:line="165" w:lineRule="auto"/>
       <w:ind w:left="4130"/>
       <w:rPr>
-        <w:rFonts w:ascii="Calibri" w:eastAsia="Calibri" w:hAnsi="Calibri" w:cs="Calibri"/>
+        <w:rFonts w:ascii="Calibri" w:hAnsi="Calibri" w:eastAsia="Calibri" w:cs="Calibri"/>
         <w:sz w:val="18"/>
         <w:szCs w:val="18"/>
       </w:rPr>
     </w:pPr>
     <w:r>
       <w:rPr>
-        <w:rFonts w:ascii="Calibri" w:eastAsia="Calibri" w:hAnsi="Calibri" w:cs="Calibri"/>
+        <w:rFonts w:ascii="Calibri" w:hAnsi="Calibri" w:eastAsia="Calibri" w:cs="Calibri"/>
         <w:sz w:val="18"/>
         <w:szCs w:val="18"/>
       </w:rPr>
@@ -10836,16 +10951,41 @@
 </w:ftr>
 </file>
 
+<file path=word/footnotes.xml><?xml version="1.0" encoding="utf-8"?>
+<w:footnotes xmlns:wpc="http://schemas.microsoft.com/office/word/2010/wordprocessingCanvas" xmlns:mc="http://schemas.openxmlformats.org/markup-compatibility/2006" xmlns:o="urn:schemas-microsoft-com:office:office" xmlns:r="http://schemas.openxmlformats.org/officeDocument/2006/relationships" xmlns:m="http://schemas.openxmlformats.org/officeDocument/2006/math" xmlns:v="urn:schemas-microsoft-com:vml" xmlns:wp14="http://schemas.microsoft.com/office/word/2010/wordprocessingDrawing" xmlns:wp="http://schemas.openxmlformats.org/drawingml/2006/wordprocessingDrawing" xmlns:w="http://schemas.openxmlformats.org/wordprocessingml/2006/main" xmlns:w14="http://schemas.microsoft.com/office/word/2010/wordml" xmlns:w15="http://schemas.microsoft.com/office/word/2012/wordml" xmlns:w10="urn:schemas-microsoft-com:office:word" xmlns:wpg="http://schemas.microsoft.com/office/word/2010/wordprocessingGroup" xmlns:wpi="http://schemas.microsoft.com/office/word/2010/wordprocessingInk" xmlns:wne="http://schemas.microsoft.com/office/word/2006/wordml" xmlns:wps="http://schemas.microsoft.com/office/word/2010/wordprocessingShape" xmlns:wpsCustomData="http://www.wps.cn/officeDocument/2013/wpsCustomData" mc:Ignorable="w14 w15 wp14">
+  <w:footnote w:type="separator" w:id="0">
+    <w:p>
+      <w:pPr>
+        <w:spacing w:line="360" w:lineRule="auto"/>
+      </w:pPr>
+      <w:r>
+        <w:separator/>
+      </w:r>
+    </w:p>
+  </w:footnote>
+  <w:footnote w:type="continuationSeparator" w:id="1">
+    <w:p>
+      <w:pPr>
+        <w:spacing w:line="360" w:lineRule="auto"/>
+      </w:pPr>
+      <w:r>
+        <w:continuationSeparator/>
+      </w:r>
+    </w:p>
+  </w:footnote>
+</w:footnotes>
+</file>
+
 <file path=word/numbering.xml><?xml version="1.0" encoding="utf-8"?>
-<w:numbering xmlns:wpc="http://schemas.microsoft.com/office/word/2010/wordprocessingCanvas" xmlns:mc="http://schemas.openxmlformats.org/markup-compatibility/2006" xmlns:o="urn:schemas-microsoft-com:office:office" xmlns:r="http://schemas.openxmlformats.org/officeDocument/2006/relationships" xmlns:m="http://schemas.openxmlformats.org/officeDocument/2006/math" xmlns:v="urn:schemas-microsoft-com:vml" xmlns:wp14="http://schemas.microsoft.com/office/word/2010/wordprocessingDrawing" xmlns:wp="http://schemas.openxmlformats.org/drawingml/2006/wordprocessingDrawing" xmlns:w10="urn:schemas-microsoft-com:office:word" xmlns:w="http://schemas.openxmlformats.org/wordprocessingml/2006/main" xmlns:w14="http://schemas.microsoft.com/office/word/2010/wordml" xmlns:w15="http://schemas.microsoft.com/office/word/2012/wordml" xmlns:wne="http://schemas.microsoft.com/office/word/2006/wordml" xmlns:wpg="http://schemas.microsoft.com/office/word/2010/wordprocessingGroup" xmlns:wpi="http://schemas.microsoft.com/office/word/2010/wordprocessingInk" xmlns:wps="http://schemas.microsoft.com/office/word/2010/wordprocessingShape" mc:Ignorable="w14 w15 wp14">
+<w:numbering xmlns:wpc="http://schemas.microsoft.com/office/word/2010/wordprocessingCanvas" xmlns:mc="http://schemas.openxmlformats.org/markup-compatibility/2006" xmlns:o="urn:schemas-microsoft-com:office:office" xmlns:r="http://schemas.openxmlformats.org/officeDocument/2006/relationships" xmlns:m="http://schemas.openxmlformats.org/officeDocument/2006/math" xmlns:v="urn:schemas-microsoft-com:vml" xmlns:wp14="http://schemas.microsoft.com/office/word/2010/wordprocessingDrawing" xmlns:wp="http://schemas.openxmlformats.org/drawingml/2006/wordprocessingDrawing" xmlns:w10="urn:schemas-microsoft-com:office:word" xmlns:w="http://schemas.openxmlformats.org/wordprocessingml/2006/main" xmlns:w14="http://schemas.microsoft.com/office/word/2010/wordml" xmlns:wpg="http://schemas.microsoft.com/office/word/2010/wordprocessingGroup" xmlns:wpi="http://schemas.microsoft.com/office/word/2010/wordprocessingInk" xmlns:wne="http://schemas.microsoft.com/office/word/2006/wordml" xmlns:wps="http://schemas.microsoft.com/office/word/2010/wordprocessingShape" xmlns:wpsCustomData="http://www.wps.cn/officeDocument/2013/wpsCustomData" mc:Ignorable="w14 wp14">
   <w:abstractNum w:abstractNumId="0">
     <w:nsid w:val="8E964DCE"/>
     <w:multiLevelType w:val="multilevel"/>
     <w:tmpl w:val="8E964DCE"/>
-    <w:lvl w:ilvl="0">
+    <w:lvl w:ilvl="0" w:tentative="0">
       <w:start w:val="1"/>
       <w:numFmt w:val="decimal"/>
-      <w:pStyle w:val="Heading1"/>
+      <w:pStyle w:val="2"/>
       <w:lvlText w:val="%1."/>
       <w:lvlJc w:val="left"/>
       <w:pPr>
@@ -10855,10 +10995,10 @@
         <w:rFonts w:hint="default"/>
       </w:rPr>
     </w:lvl>
-    <w:lvl w:ilvl="1">
+    <w:lvl w:ilvl="1" w:tentative="0">
       <w:start w:val="1"/>
       <w:numFmt w:val="decimal"/>
-      <w:pStyle w:val="Heading2"/>
+      <w:pStyle w:val="3"/>
       <w:lvlText w:val="%1.%2."/>
       <w:lvlJc w:val="left"/>
       <w:pPr>
@@ -10868,10 +11008,10 @@
         <w:rFonts w:hint="default"/>
       </w:rPr>
     </w:lvl>
-    <w:lvl w:ilvl="2">
+    <w:lvl w:ilvl="2" w:tentative="0">
       <w:start w:val="1"/>
       <w:numFmt w:val="decimal"/>
-      <w:pStyle w:val="Heading3"/>
+      <w:pStyle w:val="4"/>
       <w:lvlText w:val="%1.%2.%3."/>
       <w:lvlJc w:val="left"/>
       <w:pPr>
@@ -10881,10 +11021,10 @@
         <w:rFonts w:hint="default"/>
       </w:rPr>
     </w:lvl>
-    <w:lvl w:ilvl="3">
+    <w:lvl w:ilvl="3" w:tentative="0">
       <w:start w:val="1"/>
       <w:numFmt w:val="decimal"/>
-      <w:pStyle w:val="Heading4"/>
+      <w:pStyle w:val="5"/>
       <w:lvlText w:val="%1.%2.%3.%4."/>
       <w:lvlJc w:val="left"/>
       <w:pPr>
@@ -10894,10 +11034,10 @@
         <w:rFonts w:hint="default"/>
       </w:rPr>
     </w:lvl>
-    <w:lvl w:ilvl="4">
+    <w:lvl w:ilvl="4" w:tentative="0">
       <w:start w:val="1"/>
       <w:numFmt w:val="decimal"/>
-      <w:pStyle w:val="Heading5"/>
+      <w:pStyle w:val="6"/>
       <w:lvlText w:val="%1.%2.%3.%4.%5."/>
       <w:lvlJc w:val="left"/>
       <w:pPr>
@@ -10907,10 +11047,10 @@
         <w:rFonts w:hint="default"/>
       </w:rPr>
     </w:lvl>
-    <w:lvl w:ilvl="5">
+    <w:lvl w:ilvl="5" w:tentative="0">
       <w:start w:val="1"/>
       <w:numFmt w:val="decimal"/>
-      <w:pStyle w:val="Heading6"/>
+      <w:pStyle w:val="7"/>
       <w:lvlText w:val="%1.%2.%3.%4.%5.%6."/>
       <w:lvlJc w:val="left"/>
       <w:pPr>
@@ -10920,10 +11060,10 @@
         <w:rFonts w:hint="default"/>
       </w:rPr>
     </w:lvl>
-    <w:lvl w:ilvl="6">
+    <w:lvl w:ilvl="6" w:tentative="0">
       <w:start w:val="1"/>
       <w:numFmt w:val="decimal"/>
-      <w:pStyle w:val="Heading7"/>
+      <w:pStyle w:val="8"/>
       <w:lvlText w:val="%1.%2.%3.%4.%5.%6.%7."/>
       <w:lvlJc w:val="left"/>
       <w:pPr>
@@ -10933,10 +11073,10 @@
         <w:rFonts w:hint="default"/>
       </w:rPr>
     </w:lvl>
-    <w:lvl w:ilvl="7">
+    <w:lvl w:ilvl="7" w:tentative="0">
       <w:start w:val="1"/>
       <w:numFmt w:val="decimal"/>
-      <w:pStyle w:val="Heading8"/>
+      <w:pStyle w:val="9"/>
       <w:lvlText w:val="%1.%2.%3.%4.%5.%6.%7.%8."/>
       <w:lvlJc w:val="left"/>
       <w:pPr>
@@ -10946,10 +11086,10 @@
         <w:rFonts w:hint="default"/>
       </w:rPr>
     </w:lvl>
-    <w:lvl w:ilvl="8">
+    <w:lvl w:ilvl="8" w:tentative="0">
       <w:start w:val="1"/>
       <w:numFmt w:val="decimal"/>
-      <w:pStyle w:val="Heading9"/>
+      <w:pStyle w:val="10"/>
       <w:lvlText w:val="%1.%2.%3.%4.%5.%6.%7.%8.%9."/>
       <w:lvlJc w:val="left"/>
       <w:pPr>
@@ -10964,7 +11104,7 @@
     <w:nsid w:val="8F1FCB75"/>
     <w:multiLevelType w:val="singleLevel"/>
     <w:tmpl w:val="8F1FCB75"/>
-    <w:lvl w:ilvl="0">
+    <w:lvl w:ilvl="0" w:tentative="0">
       <w:start w:val="1"/>
       <w:numFmt w:val="decimal"/>
       <w:lvlText w:val="%1."/>
@@ -10981,7 +11121,7 @@
     <w:nsid w:val="A7365F51"/>
     <w:multiLevelType w:val="singleLevel"/>
     <w:tmpl w:val="A7365F51"/>
-    <w:lvl w:ilvl="0">
+    <w:lvl w:ilvl="0" w:tentative="0">
       <w:start w:val="1"/>
       <w:numFmt w:val="decimal"/>
       <w:lvlText w:val="%1."/>
@@ -10998,7 +11138,7 @@
     <w:nsid w:val="AD5C2DBB"/>
     <w:multiLevelType w:val="singleLevel"/>
     <w:tmpl w:val="AD5C2DBB"/>
-    <w:lvl w:ilvl="0">
+    <w:lvl w:ilvl="0" w:tentative="0">
       <w:start w:val="1"/>
       <w:numFmt w:val="decimal"/>
       <w:lvlText w:val="%1."/>
@@ -11015,7 +11155,7 @@
     <w:nsid w:val="BBA2B121"/>
     <w:multiLevelType w:val="singleLevel"/>
     <w:tmpl w:val="BBA2B121"/>
-    <w:lvl w:ilvl="0">
+    <w:lvl w:ilvl="0" w:tentative="0">
       <w:start w:val="1"/>
       <w:numFmt w:val="decimal"/>
       <w:lvlText w:val="%1."/>
@@ -11032,7 +11172,7 @@
     <w:nsid w:val="CCE8DBF5"/>
     <w:multiLevelType w:val="singleLevel"/>
     <w:tmpl w:val="CCE8DBF5"/>
-    <w:lvl w:ilvl="0">
+    <w:lvl w:ilvl="0" w:tentative="0">
       <w:start w:val="1"/>
       <w:numFmt w:val="decimal"/>
       <w:lvlText w:val="%1."/>
@@ -11049,7 +11189,7 @@
     <w:nsid w:val="DE9F8646"/>
     <w:multiLevelType w:val="singleLevel"/>
     <w:tmpl w:val="DE9F8646"/>
-    <w:lvl w:ilvl="0">
+    <w:lvl w:ilvl="0" w:tentative="0">
       <w:start w:val="1"/>
       <w:numFmt w:val="decimal"/>
       <w:lvlText w:val="%1."/>
@@ -11066,7 +11206,7 @@
     <w:nsid w:val="E08F7544"/>
     <w:multiLevelType w:val="singleLevel"/>
     <w:tmpl w:val="E08F7544"/>
-    <w:lvl w:ilvl="0">
+    <w:lvl w:ilvl="0" w:tentative="0">
       <w:start w:val="1"/>
       <w:numFmt w:val="decimal"/>
       <w:lvlText w:val="%1."/>
@@ -11083,7 +11223,7 @@
     <w:nsid w:val="F2380E6E"/>
     <w:multiLevelType w:val="singleLevel"/>
     <w:tmpl w:val="F2380E6E"/>
-    <w:lvl w:ilvl="0">
+    <w:lvl w:ilvl="0" w:tentative="0">
       <w:start w:val="1"/>
       <w:numFmt w:val="decimal"/>
       <w:lvlText w:val="%1."/>
@@ -11100,7 +11240,7 @@
     <w:nsid w:val="F9617557"/>
     <w:multiLevelType w:val="singleLevel"/>
     <w:tmpl w:val="F9617557"/>
-    <w:lvl w:ilvl="0">
+    <w:lvl w:ilvl="0" w:tentative="0">
       <w:start w:val="1"/>
       <w:numFmt w:val="decimal"/>
       <w:lvlText w:val="%1."/>
@@ -11117,7 +11257,7 @@
     <w:nsid w:val="248586F2"/>
     <w:multiLevelType w:val="singleLevel"/>
     <w:tmpl w:val="248586F2"/>
-    <w:lvl w:ilvl="0">
+    <w:lvl w:ilvl="0" w:tentative="0">
       <w:start w:val="1"/>
       <w:numFmt w:val="decimal"/>
       <w:lvlText w:val="%1."/>
@@ -11134,7 +11274,7 @@
     <w:nsid w:val="3A927302"/>
     <w:multiLevelType w:val="singleLevel"/>
     <w:tmpl w:val="3A927302"/>
-    <w:lvl w:ilvl="0">
+    <w:lvl w:ilvl="0" w:tentative="0">
       <w:start w:val="1"/>
       <w:numFmt w:val="decimal"/>
       <w:lvlText w:val="%1."/>
@@ -11151,7 +11291,7 @@
     <w:nsid w:val="5F0D4C11"/>
     <w:multiLevelType w:val="singleLevel"/>
     <w:tmpl w:val="5F0D4C11"/>
-    <w:lvl w:ilvl="0">
+    <w:lvl w:ilvl="0" w:tentative="0">
       <w:start w:val="1"/>
       <w:numFmt w:val="decimal"/>
       <w:lvlText w:val="%1."/>
@@ -11168,7 +11308,7 @@
     <w:nsid w:val="698335A7"/>
     <w:multiLevelType w:val="singleLevel"/>
     <w:tmpl w:val="698335A7"/>
-    <w:lvl w:ilvl="0">
+    <w:lvl w:ilvl="0" w:tentative="0">
       <w:start w:val="1"/>
       <w:numFmt w:val="decimal"/>
       <w:lvlText w:val="%1."/>
@@ -11227,267 +11367,269 @@
 </file>
 
 <file path=word/styles.xml><?xml version="1.0" encoding="utf-8"?>
-<w:styles xmlns:mc="http://schemas.openxmlformats.org/markup-compatibility/2006" xmlns:r="http://schemas.openxmlformats.org/officeDocument/2006/relationships" xmlns:w="http://schemas.openxmlformats.org/wordprocessingml/2006/main" xmlns:w14="http://schemas.microsoft.com/office/word/2010/wordml" xmlns:w15="http://schemas.microsoft.com/office/word/2012/wordml" mc:Ignorable="w14 w15">
+<w:styles xmlns:mc="http://schemas.openxmlformats.org/markup-compatibility/2006" xmlns:o="urn:schemas-microsoft-com:office:office" xmlns:r="http://schemas.openxmlformats.org/officeDocument/2006/relationships" xmlns:m="http://schemas.openxmlformats.org/officeDocument/2006/math" xmlns:v="urn:schemas-microsoft-com:vml" xmlns:w="http://schemas.openxmlformats.org/wordprocessingml/2006/main" xmlns:w14="http://schemas.microsoft.com/office/word/2010/wordml" xmlns:w10="urn:schemas-microsoft-com:office:word" xmlns:sl="http://schemas.openxmlformats.org/schemaLibrary/2006/main" xmlns:wpsCustomData="http://www.wps.cn/officeDocument/2013/wpsCustomData" mc:Ignorable="w14">
   <w:docDefaults>
     <w:rPrDefault>
       <w:rPr>
-        <w:rFonts w:ascii="Arial" w:eastAsia="Arial" w:hAnsi="Arial" w:cs="Arial"/>
+        <w:rFonts w:ascii="Arial" w:hAnsi="Arial" w:eastAsia="Arial" w:cs="Arial"/>
       </w:rPr>
     </w:rPrDefault>
     <w:pPrDefault/>
   </w:docDefaults>
-  <w:latentStyles w:defLockedState="0" w:defUIPriority="99" w:defSemiHidden="1" w:defUnhideWhenUsed="1" w:defQFormat="0" w:count="260">
-    <w:lsdException w:name="Normal" w:semiHidden="0" w:uiPriority="0" w:unhideWhenUsed="0" w:qFormat="1"/>
-    <w:lsdException w:name="heading 1" w:semiHidden="0" w:uiPriority="0" w:unhideWhenUsed="0" w:qFormat="1"/>
-    <w:lsdException w:name="heading 2" w:semiHidden="0" w:uiPriority="0" w:qFormat="1"/>
-    <w:lsdException w:name="heading 3" w:uiPriority="0" w:qFormat="1"/>
-    <w:lsdException w:name="heading 4" w:semiHidden="0" w:uiPriority="0" w:qFormat="1"/>
-    <w:lsdException w:name="heading 5" w:uiPriority="0" w:qFormat="1"/>
-    <w:lsdException w:name="heading 6" w:uiPriority="0" w:qFormat="1"/>
-    <w:lsdException w:name="heading 7" w:uiPriority="0" w:qFormat="1"/>
-    <w:lsdException w:name="heading 8" w:uiPriority="0" w:qFormat="1"/>
-    <w:lsdException w:name="heading 9" w:uiPriority="0" w:qFormat="1"/>
-    <w:lsdException w:name="index 1" w:semiHidden="0" w:uiPriority="0" w:unhideWhenUsed="0"/>
-    <w:lsdException w:name="index 2" w:semiHidden="0" w:uiPriority="0" w:unhideWhenUsed="0"/>
-    <w:lsdException w:name="index 3" w:semiHidden="0" w:uiPriority="0" w:unhideWhenUsed="0"/>
-    <w:lsdException w:name="index 4" w:semiHidden="0" w:uiPriority="0" w:unhideWhenUsed="0"/>
-    <w:lsdException w:name="index 5" w:semiHidden="0" w:uiPriority="0" w:unhideWhenUsed="0"/>
-    <w:lsdException w:name="index 6" w:semiHidden="0" w:uiPriority="0" w:unhideWhenUsed="0"/>
-    <w:lsdException w:name="index 7" w:semiHidden="0" w:uiPriority="0" w:unhideWhenUsed="0"/>
-    <w:lsdException w:name="index 8" w:semiHidden="0" w:uiPriority="0" w:unhideWhenUsed="0"/>
-    <w:lsdException w:name="index 9" w:semiHidden="0" w:uiPriority="0" w:unhideWhenUsed="0"/>
-    <w:lsdException w:name="toc 1" w:semiHidden="0" w:uiPriority="0" w:unhideWhenUsed="0" w:qFormat="1"/>
-    <w:lsdException w:name="toc 2" w:semiHidden="0" w:uiPriority="0" w:unhideWhenUsed="0" w:qFormat="1"/>
-    <w:lsdException w:name="toc 3" w:semiHidden="0" w:uiPriority="0" w:unhideWhenUsed="0" w:qFormat="1"/>
-    <w:lsdException w:name="toc 4" w:semiHidden="0" w:uiPriority="0" w:unhideWhenUsed="0"/>
-    <w:lsdException w:name="toc 5" w:semiHidden="0" w:uiPriority="0" w:unhideWhenUsed="0"/>
-    <w:lsdException w:name="toc 6" w:semiHidden="0" w:uiPriority="0" w:unhideWhenUsed="0"/>
-    <w:lsdException w:name="toc 7" w:semiHidden="0" w:uiPriority="0" w:unhideWhenUsed="0"/>
-    <w:lsdException w:name="toc 8" w:semiHidden="0" w:uiPriority="0" w:unhideWhenUsed="0"/>
-    <w:lsdException w:name="toc 9" w:semiHidden="0" w:uiPriority="0" w:unhideWhenUsed="0"/>
-    <w:lsdException w:name="Normal Indent" w:semiHidden="0" w:uiPriority="0" w:unhideWhenUsed="0"/>
-    <w:lsdException w:name="footnote text" w:semiHidden="0" w:uiPriority="0" w:unhideWhenUsed="0"/>
-    <w:lsdException w:name="annotation text" w:semiHidden="0" w:uiPriority="0" w:unhideWhenUsed="0" w:qFormat="1"/>
-    <w:lsdException w:name="header" w:semiHidden="0" w:uiPriority="0" w:unhideWhenUsed="0" w:qFormat="1"/>
-    <w:lsdException w:name="footer" w:semiHidden="0" w:uiPriority="0" w:unhideWhenUsed="0" w:qFormat="1"/>
-    <w:lsdException w:name="index heading" w:semiHidden="0" w:uiPriority="0" w:unhideWhenUsed="0"/>
-    <w:lsdException w:name="caption" w:uiPriority="0" w:qFormat="1"/>
-    <w:lsdException w:name="table of figures" w:semiHidden="0" w:uiPriority="0" w:unhideWhenUsed="0"/>
-    <w:lsdException w:name="envelope address" w:semiHidden="0" w:uiPriority="0" w:unhideWhenUsed="0"/>
-    <w:lsdException w:name="envelope return" w:semiHidden="0" w:uiPriority="0" w:unhideWhenUsed="0"/>
-    <w:lsdException w:name="footnote reference" w:semiHidden="0" w:uiPriority="0" w:unhideWhenUsed="0"/>
-    <w:lsdException w:name="annotation reference" w:semiHidden="0" w:uiPriority="0" w:unhideWhenUsed="0"/>
-    <w:lsdException w:name="line number" w:semiHidden="0" w:uiPriority="0" w:unhideWhenUsed="0"/>
-    <w:lsdException w:name="page number" w:semiHidden="0" w:uiPriority="0" w:unhideWhenUsed="0"/>
-    <w:lsdException w:name="endnote reference" w:semiHidden="0" w:uiPriority="0" w:unhideWhenUsed="0"/>
-    <w:lsdException w:name="endnote text" w:semiHidden="0" w:uiPriority="0" w:unhideWhenUsed="0"/>
-    <w:lsdException w:name="table of authorities" w:semiHidden="0" w:uiPriority="0" w:unhideWhenUsed="0"/>
-    <w:lsdException w:name="macro" w:semiHidden="0" w:uiPriority="0" w:unhideWhenUsed="0"/>
-    <w:lsdException w:name="toa heading" w:semiHidden="0" w:uiPriority="0" w:unhideWhenUsed="0"/>
-    <w:lsdException w:name="List" w:semiHidden="0" w:uiPriority="0" w:unhideWhenUsed="0"/>
-    <w:lsdException w:name="List Bullet" w:semiHidden="0" w:uiPriority="0" w:unhideWhenUsed="0"/>
-    <w:lsdException w:name="List Number" w:semiHidden="0" w:uiPriority="0" w:unhideWhenUsed="0"/>
-    <w:lsdException w:name="List 2" w:semiHidden="0" w:uiPriority="0" w:unhideWhenUsed="0"/>
-    <w:lsdException w:name="List 3" w:semiHidden="0" w:uiPriority="0" w:unhideWhenUsed="0"/>
-    <w:lsdException w:name="List 4" w:semiHidden="0" w:uiPriority="0" w:unhideWhenUsed="0"/>
-    <w:lsdException w:name="List 5" w:semiHidden="0" w:uiPriority="0" w:unhideWhenUsed="0"/>
-    <w:lsdException w:name="List Bullet 2" w:semiHidden="0" w:uiPriority="0" w:unhideWhenUsed="0"/>
-    <w:lsdException w:name="List Bullet 3" w:semiHidden="0" w:uiPriority="0" w:unhideWhenUsed="0"/>
-    <w:lsdException w:name="List Bullet 4" w:semiHidden="0" w:uiPriority="0" w:unhideWhenUsed="0"/>
-    <w:lsdException w:name="List Bullet 5" w:semiHidden="0" w:uiPriority="0" w:unhideWhenUsed="0"/>
-    <w:lsdException w:name="List Number 2" w:semiHidden="0" w:uiPriority="0" w:unhideWhenUsed="0"/>
-    <w:lsdException w:name="List Number 3" w:semiHidden="0" w:uiPriority="0" w:unhideWhenUsed="0"/>
-    <w:lsdException w:name="List Number 4" w:semiHidden="0" w:uiPriority="0" w:unhideWhenUsed="0"/>
-    <w:lsdException w:name="List Number 5" w:semiHidden="0" w:uiPriority="0" w:unhideWhenUsed="0"/>
-    <w:lsdException w:name="Title" w:semiHidden="0" w:uiPriority="0" w:unhideWhenUsed="0" w:qFormat="1"/>
-    <w:lsdException w:name="Closing" w:semiHidden="0" w:uiPriority="0" w:unhideWhenUsed="0"/>
-    <w:lsdException w:name="Signature" w:semiHidden="0" w:uiPriority="0" w:unhideWhenUsed="0"/>
-    <w:lsdException w:name="Default Paragraph Font" w:uiPriority="0" w:unhideWhenUsed="0" w:qFormat="1"/>
-    <w:lsdException w:name="Body Text" w:uiPriority="0" w:unhideWhenUsed="0" w:qFormat="1"/>
-    <w:lsdException w:name="Body Text Indent" w:semiHidden="0" w:uiPriority="0" w:unhideWhenUsed="0"/>
-    <w:lsdException w:name="List Continue" w:semiHidden="0" w:uiPriority="0" w:unhideWhenUsed="0"/>
-    <w:lsdException w:name="List Continue 2" w:semiHidden="0" w:uiPriority="0" w:unhideWhenUsed="0"/>
-    <w:lsdException w:name="List Continue 3" w:semiHidden="0" w:uiPriority="0" w:unhideWhenUsed="0"/>
-    <w:lsdException w:name="List Continue 4" w:semiHidden="0" w:uiPriority="0" w:unhideWhenUsed="0"/>
-    <w:lsdException w:name="List Continue 5" w:semiHidden="0" w:uiPriority="0" w:unhideWhenUsed="0"/>
-    <w:lsdException w:name="Message Header" w:semiHidden="0" w:uiPriority="0" w:unhideWhenUsed="0"/>
-    <w:lsdException w:name="Subtitle" w:semiHidden="0" w:uiPriority="0" w:unhideWhenUsed="0" w:qFormat="1"/>
-    <w:lsdException w:name="Salutation" w:semiHidden="0" w:uiPriority="0" w:unhideWhenUsed="0"/>
-    <w:lsdException w:name="Date" w:semiHidden="0" w:uiPriority="0" w:unhideWhenUsed="0"/>
-    <w:lsdException w:name="Body Text First Indent" w:semiHidden="0" w:uiPriority="0" w:unhideWhenUsed="0"/>
-    <w:lsdException w:name="Body Text First Indent 2" w:semiHidden="0" w:uiPriority="0" w:unhideWhenUsed="0"/>
-    <w:lsdException w:name="Body Text 2" w:semiHidden="0" w:uiPriority="0" w:unhideWhenUsed="0"/>
-    <w:lsdException w:name="Body Text 3" w:semiHidden="0" w:uiPriority="0" w:unhideWhenUsed="0"/>
-    <w:lsdException w:name="Body Text Indent 2" w:semiHidden="0" w:uiPriority="0" w:unhideWhenUsed="0"/>
-    <w:lsdException w:name="Body Text Indent 3" w:semiHidden="0" w:uiPriority="0" w:unhideWhenUsed="0"/>
-    <w:lsdException w:name="Block Text" w:semiHidden="0" w:uiPriority="0" w:unhideWhenUsed="0"/>
-    <w:lsdException w:name="Hyperlink" w:semiHidden="0" w:uiPriority="0" w:unhideWhenUsed="0"/>
-    <w:lsdException w:name="FollowedHyperlink" w:semiHidden="0" w:uiPriority="0" w:unhideWhenUsed="0"/>
-    <w:lsdException w:name="Strong" w:semiHidden="0" w:uiPriority="0" w:unhideWhenUsed="0" w:qFormat="1"/>
-    <w:lsdException w:name="Emphasis" w:semiHidden="0" w:uiPriority="0" w:unhideWhenUsed="0" w:qFormat="1"/>
-    <w:lsdException w:name="Document Map" w:semiHidden="0" w:uiPriority="0" w:unhideWhenUsed="0"/>
-    <w:lsdException w:name="Plain Text" w:semiHidden="0" w:uiPriority="0" w:unhideWhenUsed="0"/>
-    <w:lsdException w:name="E-mail Signature" w:semiHidden="0" w:uiPriority="0" w:unhideWhenUsed="0"/>
-    <w:lsdException w:name="Normal (Web)" w:semiHidden="0" w:uiPriority="0" w:unhideWhenUsed="0" w:qFormat="1"/>
-    <w:lsdException w:name="HTML Acronym" w:semiHidden="0" w:uiPriority="0" w:unhideWhenUsed="0"/>
-    <w:lsdException w:name="HTML Address" w:semiHidden="0" w:uiPriority="0" w:unhideWhenUsed="0"/>
-    <w:lsdException w:name="HTML Cite" w:semiHidden="0" w:uiPriority="0" w:unhideWhenUsed="0"/>
-    <w:lsdException w:name="HTML Code" w:semiHidden="0" w:uiPriority="0" w:unhideWhenUsed="0"/>
-    <w:lsdException w:name="HTML Definition" w:semiHidden="0" w:uiPriority="0" w:unhideWhenUsed="0"/>
-    <w:lsdException w:name="HTML Keyboard" w:semiHidden="0" w:uiPriority="0" w:unhideWhenUsed="0"/>
-    <w:lsdException w:name="HTML Preformatted" w:semiHidden="0" w:uiPriority="0" w:unhideWhenUsed="0"/>
-    <w:lsdException w:name="HTML Sample" w:semiHidden="0" w:uiPriority="0" w:unhideWhenUsed="0"/>
-    <w:lsdException w:name="HTML Typewriter" w:semiHidden="0" w:uiPriority="0" w:unhideWhenUsed="0"/>
-    <w:lsdException w:name="HTML Variable" w:semiHidden="0" w:uiPriority="0" w:unhideWhenUsed="0"/>
-    <w:lsdException w:name="Normal Table" w:uiPriority="0" w:unhideWhenUsed="0" w:qFormat="1"/>
-    <w:lsdException w:name="annotation subject" w:semiHidden="0" w:uiPriority="0" w:unhideWhenUsed="0"/>
-    <w:lsdException w:name="Table Simple 1" w:semiHidden="0" w:uiPriority="0" w:unhideWhenUsed="0"/>
-    <w:lsdException w:name="Table Simple 2" w:semiHidden="0" w:uiPriority="0" w:unhideWhenUsed="0"/>
-    <w:lsdException w:name="Table Simple 3" w:semiHidden="0" w:uiPriority="0" w:unhideWhenUsed="0"/>
-    <w:lsdException w:name="Table Classic 1" w:semiHidden="0" w:uiPriority="0" w:unhideWhenUsed="0"/>
-    <w:lsdException w:name="Table Classic 2" w:semiHidden="0" w:uiPriority="0" w:unhideWhenUsed="0"/>
-    <w:lsdException w:name="Table Classic 3" w:semiHidden="0" w:uiPriority="0" w:unhideWhenUsed="0"/>
-    <w:lsdException w:name="Table Classic 4" w:semiHidden="0" w:uiPriority="0" w:unhideWhenUsed="0"/>
-    <w:lsdException w:name="Table Colorful 1" w:semiHidden="0" w:uiPriority="0" w:unhideWhenUsed="0"/>
-    <w:lsdException w:name="Table Colorful 2" w:semiHidden="0" w:uiPriority="0" w:unhideWhenUsed="0"/>
-    <w:lsdException w:name="Table Colorful 3" w:semiHidden="0" w:uiPriority="0" w:unhideWhenUsed="0"/>
-    <w:lsdException w:name="Table Columns 1" w:semiHidden="0" w:uiPriority="0" w:unhideWhenUsed="0"/>
-    <w:lsdException w:name="Table Columns 2" w:semiHidden="0" w:uiPriority="0" w:unhideWhenUsed="0"/>
-    <w:lsdException w:name="Table Columns 3" w:semiHidden="0" w:uiPriority="0" w:unhideWhenUsed="0"/>
-    <w:lsdException w:name="Table Columns 4" w:semiHidden="0" w:uiPriority="0" w:unhideWhenUsed="0"/>
-    <w:lsdException w:name="Table Columns 5" w:semiHidden="0" w:uiPriority="0" w:unhideWhenUsed="0"/>
-    <w:lsdException w:name="Table Grid 1" w:semiHidden="0" w:uiPriority="0" w:unhideWhenUsed="0"/>
-    <w:lsdException w:name="Table Grid 2" w:semiHidden="0" w:uiPriority="0" w:unhideWhenUsed="0"/>
-    <w:lsdException w:name="Table Grid 3" w:semiHidden="0" w:uiPriority="0" w:unhideWhenUsed="0"/>
-    <w:lsdException w:name="Table Grid 4" w:semiHidden="0" w:uiPriority="0" w:unhideWhenUsed="0"/>
-    <w:lsdException w:name="Table Grid 5" w:semiHidden="0" w:uiPriority="0" w:unhideWhenUsed="0"/>
-    <w:lsdException w:name="Table Grid 6" w:semiHidden="0" w:uiPriority="0" w:unhideWhenUsed="0"/>
-    <w:lsdException w:name="Table Grid 7" w:semiHidden="0" w:uiPriority="0" w:unhideWhenUsed="0"/>
-    <w:lsdException w:name="Table Grid 8" w:semiHidden="0" w:uiPriority="0" w:unhideWhenUsed="0"/>
-    <w:lsdException w:name="Table List 1" w:semiHidden="0" w:uiPriority="0" w:unhideWhenUsed="0"/>
-    <w:lsdException w:name="Table List 2" w:semiHidden="0" w:uiPriority="0" w:unhideWhenUsed="0"/>
-    <w:lsdException w:name="Table List 3" w:semiHidden="0" w:uiPriority="0" w:unhideWhenUsed="0"/>
-    <w:lsdException w:name="Table List 4" w:semiHidden="0" w:uiPriority="0" w:unhideWhenUsed="0"/>
-    <w:lsdException w:name="Table List 5" w:semiHidden="0" w:uiPriority="0" w:unhideWhenUsed="0"/>
-    <w:lsdException w:name="Table List 6" w:semiHidden="0" w:uiPriority="0" w:unhideWhenUsed="0"/>
-    <w:lsdException w:name="Table List 7" w:semiHidden="0" w:uiPriority="0" w:unhideWhenUsed="0"/>
-    <w:lsdException w:name="Table List 8" w:semiHidden="0" w:uiPriority="0" w:unhideWhenUsed="0"/>
-    <w:lsdException w:name="Table 3D effects 1" w:semiHidden="0" w:uiPriority="0" w:unhideWhenUsed="0"/>
-    <w:lsdException w:name="Table 3D effects 2" w:semiHidden="0" w:uiPriority="0" w:unhideWhenUsed="0"/>
-    <w:lsdException w:name="Table 3D effects 3" w:semiHidden="0" w:uiPriority="0" w:unhideWhenUsed="0"/>
-    <w:lsdException w:name="Table Contemporary" w:semiHidden="0" w:uiPriority="0" w:unhideWhenUsed="0"/>
-    <w:lsdException w:name="Table Elegant" w:semiHidden="0" w:uiPriority="0" w:unhideWhenUsed="0"/>
-    <w:lsdException w:name="Table Professional" w:semiHidden="0" w:uiPriority="0" w:unhideWhenUsed="0"/>
-    <w:lsdException w:name="Table Subtle 1" w:semiHidden="0" w:uiPriority="0" w:unhideWhenUsed="0"/>
-    <w:lsdException w:name="Table Subtle 2" w:semiHidden="0" w:uiPriority="0" w:unhideWhenUsed="0"/>
-    <w:lsdException w:name="Table Web 1" w:semiHidden="0" w:uiPriority="0" w:unhideWhenUsed="0"/>
-    <w:lsdException w:name="Table Web 2" w:semiHidden="0" w:uiPriority="0" w:unhideWhenUsed="0"/>
-    <w:lsdException w:name="Table Web 3" w:semiHidden="0" w:uiPriority="0" w:unhideWhenUsed="0"/>
-    <w:lsdException w:name="Balloon Text" w:semiHidden="0" w:uiPriority="0" w:unhideWhenUsed="0"/>
-    <w:lsdException w:name="Table Grid" w:semiHidden="0" w:uiPriority="0" w:unhideWhenUsed="0" w:qFormat="1"/>
-    <w:lsdException w:name="Table Theme" w:semiHidden="0" w:uiPriority="0" w:unhideWhenUsed="0"/>
-    <w:lsdException w:name="Light Shading" w:semiHidden="0" w:uiPriority="60" w:unhideWhenUsed="0"/>
-    <w:lsdException w:name="Light List" w:semiHidden="0" w:uiPriority="61" w:unhideWhenUsed="0"/>
-    <w:lsdException w:name="Light Grid" w:semiHidden="0" w:uiPriority="62" w:unhideWhenUsed="0"/>
-    <w:lsdException w:name="Medium Shading 1" w:semiHidden="0" w:uiPriority="63" w:unhideWhenUsed="0"/>
-    <w:lsdException w:name="Medium Shading 2" w:semiHidden="0" w:uiPriority="64" w:unhideWhenUsed="0"/>
-    <w:lsdException w:name="Medium List 1" w:semiHidden="0" w:uiPriority="65" w:unhideWhenUsed="0"/>
-    <w:lsdException w:name="Medium List 2" w:semiHidden="0" w:uiPriority="66" w:unhideWhenUsed="0"/>
-    <w:lsdException w:name="Medium Grid 1" w:semiHidden="0" w:uiPriority="67" w:unhideWhenUsed="0"/>
-    <w:lsdException w:name="Medium Grid 2" w:semiHidden="0" w:uiPriority="68" w:unhideWhenUsed="0"/>
-    <w:lsdException w:name="Medium Grid 3" w:semiHidden="0" w:uiPriority="69" w:unhideWhenUsed="0"/>
-    <w:lsdException w:name="Dark List" w:semiHidden="0" w:uiPriority="70" w:unhideWhenUsed="0"/>
-    <w:lsdException w:name="Colorful Shading" w:semiHidden="0" w:uiPriority="71" w:unhideWhenUsed="0"/>
-    <w:lsdException w:name="Colorful List" w:semiHidden="0" w:uiPriority="72" w:unhideWhenUsed="0"/>
-    <w:lsdException w:name="Colorful Grid" w:semiHidden="0" w:uiPriority="73" w:unhideWhenUsed="0"/>
-    <w:lsdException w:name="Light Shading Accent 1" w:semiHidden="0" w:uiPriority="60" w:unhideWhenUsed="0"/>
-    <w:lsdException w:name="Light List Accent 1" w:semiHidden="0" w:uiPriority="61" w:unhideWhenUsed="0"/>
-    <w:lsdException w:name="Light Grid Accent 1" w:semiHidden="0" w:uiPriority="62" w:unhideWhenUsed="0"/>
-    <w:lsdException w:name="Medium Shading 1 Accent 1" w:semiHidden="0" w:uiPriority="63" w:unhideWhenUsed="0"/>
-    <w:lsdException w:name="Medium Shading 2 Accent 1" w:semiHidden="0" w:uiPriority="64" w:unhideWhenUsed="0"/>
-    <w:lsdException w:name="Medium List 1 Accent 1" w:semiHidden="0" w:uiPriority="65" w:unhideWhenUsed="0"/>
-    <w:lsdException w:name="Medium List 2 Accent 1" w:semiHidden="0" w:uiPriority="66" w:unhideWhenUsed="0"/>
-    <w:lsdException w:name="Medium Grid 1 Accent 1" w:semiHidden="0" w:uiPriority="67" w:unhideWhenUsed="0"/>
-    <w:lsdException w:name="Medium Grid 2 Accent 1" w:semiHidden="0" w:uiPriority="68" w:unhideWhenUsed="0"/>
-    <w:lsdException w:name="Medium Grid 3 Accent 1" w:semiHidden="0" w:uiPriority="69" w:unhideWhenUsed="0"/>
-    <w:lsdException w:name="Dark List Accent 1" w:semiHidden="0" w:uiPriority="70" w:unhideWhenUsed="0"/>
-    <w:lsdException w:name="Colorful Shading Accent 1" w:semiHidden="0" w:uiPriority="71" w:unhideWhenUsed="0"/>
-    <w:lsdException w:name="Colorful List Accent 1" w:semiHidden="0" w:uiPriority="72" w:unhideWhenUsed="0"/>
-    <w:lsdException w:name="Colorful Grid Accent 1" w:semiHidden="0" w:uiPriority="73" w:unhideWhenUsed="0"/>
-    <w:lsdException w:name="Light Shading Accent 2" w:semiHidden="0" w:uiPriority="60" w:unhideWhenUsed="0"/>
-    <w:lsdException w:name="Light List Accent 2" w:semiHidden="0" w:uiPriority="61" w:unhideWhenUsed="0"/>
-    <w:lsdException w:name="Light Grid Accent 2" w:semiHidden="0" w:uiPriority="62" w:unhideWhenUsed="0"/>
-    <w:lsdException w:name="Medium Shading 1 Accent 2" w:semiHidden="0" w:uiPriority="63" w:unhideWhenUsed="0"/>
-    <w:lsdException w:name="Medium Shading 2 Accent 2" w:semiHidden="0" w:uiPriority="64" w:unhideWhenUsed="0"/>
-    <w:lsdException w:name="Medium List 1 Accent 2" w:semiHidden="0" w:uiPriority="65" w:unhideWhenUsed="0"/>
-    <w:lsdException w:name="Medium List 2 Accent 2" w:semiHidden="0" w:uiPriority="66" w:unhideWhenUsed="0"/>
-    <w:lsdException w:name="Medium Grid 1 Accent 2" w:semiHidden="0" w:uiPriority="67" w:unhideWhenUsed="0"/>
-    <w:lsdException w:name="Medium Grid 2 Accent 2" w:semiHidden="0" w:uiPriority="68" w:unhideWhenUsed="0"/>
-    <w:lsdException w:name="Medium Grid 3 Accent 2" w:semiHidden="0" w:uiPriority="69" w:unhideWhenUsed="0"/>
-    <w:lsdException w:name="Dark List Accent 2" w:semiHidden="0" w:uiPriority="70" w:unhideWhenUsed="0"/>
-    <w:lsdException w:name="Colorful Shading Accent 2" w:semiHidden="0" w:uiPriority="71" w:unhideWhenUsed="0"/>
-    <w:lsdException w:name="Colorful List Accent 2" w:semiHidden="0" w:uiPriority="72" w:unhideWhenUsed="0"/>
-    <w:lsdException w:name="Colorful Grid Accent 2" w:semiHidden="0" w:uiPriority="73" w:unhideWhenUsed="0"/>
-    <w:lsdException w:name="Light Shading Accent 3" w:semiHidden="0" w:uiPriority="60" w:unhideWhenUsed="0"/>
-    <w:lsdException w:name="Light List Accent 3" w:semiHidden="0" w:uiPriority="61" w:unhideWhenUsed="0"/>
-    <w:lsdException w:name="Light Grid Accent 3" w:semiHidden="0" w:uiPriority="62" w:unhideWhenUsed="0"/>
-    <w:lsdException w:name="Medium Shading 1 Accent 3" w:semiHidden="0" w:uiPriority="63" w:unhideWhenUsed="0"/>
-    <w:lsdException w:name="Medium Shading 2 Accent 3" w:semiHidden="0" w:uiPriority="64" w:unhideWhenUsed="0"/>
-    <w:lsdException w:name="Medium List 1 Accent 3" w:semiHidden="0" w:uiPriority="65" w:unhideWhenUsed="0"/>
-    <w:lsdException w:name="Medium List 2 Accent 3" w:semiHidden="0" w:uiPriority="66" w:unhideWhenUsed="0"/>
-    <w:lsdException w:name="Medium Grid 1 Accent 3" w:semiHidden="0" w:uiPriority="67" w:unhideWhenUsed="0"/>
-    <w:lsdException w:name="Medium Grid 2 Accent 3" w:semiHidden="0" w:uiPriority="68" w:unhideWhenUsed="0"/>
-    <w:lsdException w:name="Medium Grid 3 Accent 3" w:semiHidden="0" w:uiPriority="69" w:unhideWhenUsed="0"/>
-    <w:lsdException w:name="Dark List Accent 3" w:semiHidden="0" w:uiPriority="70" w:unhideWhenUsed="0"/>
-    <w:lsdException w:name="Colorful Shading Accent 3" w:semiHidden="0" w:uiPriority="71" w:unhideWhenUsed="0"/>
-    <w:lsdException w:name="Colorful List Accent 3" w:semiHidden="0" w:uiPriority="72" w:unhideWhenUsed="0"/>
-    <w:lsdException w:name="Colorful Grid Accent 3" w:semiHidden="0" w:uiPriority="73" w:unhideWhenUsed="0"/>
-    <w:lsdException w:name="Light Shading Accent 4" w:semiHidden="0" w:uiPriority="60" w:unhideWhenUsed="0"/>
-    <w:lsdException w:name="Light List Accent 4" w:semiHidden="0" w:uiPriority="61" w:unhideWhenUsed="0"/>
-    <w:lsdException w:name="Light Grid Accent 4" w:semiHidden="0" w:uiPriority="62" w:unhideWhenUsed="0"/>
-    <w:lsdException w:name="Medium Shading 1 Accent 4" w:semiHidden="0" w:uiPriority="63" w:unhideWhenUsed="0"/>
-    <w:lsdException w:name="Medium Shading 2 Accent 4" w:semiHidden="0" w:uiPriority="64" w:unhideWhenUsed="0"/>
-    <w:lsdException w:name="Medium List 1 Accent 4" w:semiHidden="0" w:uiPriority="65" w:unhideWhenUsed="0"/>
-    <w:lsdException w:name="Medium List 2 Accent 4" w:semiHidden="0" w:uiPriority="66" w:unhideWhenUsed="0"/>
-    <w:lsdException w:name="Medium Grid 1 Accent 4" w:semiHidden="0" w:uiPriority="67" w:unhideWhenUsed="0"/>
-    <w:lsdException w:name="Medium Grid 2 Accent 4" w:semiHidden="0" w:uiPriority="68" w:unhideWhenUsed="0"/>
-    <w:lsdException w:name="Medium Grid 3 Accent 4" w:semiHidden="0" w:uiPriority="69" w:unhideWhenUsed="0"/>
-    <w:lsdException w:name="Dark List Accent 4" w:semiHidden="0" w:uiPriority="70" w:unhideWhenUsed="0"/>
-    <w:lsdException w:name="Colorful Shading Accent 4" w:semiHidden="0" w:uiPriority="71" w:unhideWhenUsed="0"/>
-    <w:lsdException w:name="Colorful List Accent 4" w:semiHidden="0" w:uiPriority="72" w:unhideWhenUsed="0"/>
-    <w:lsdException w:name="Colorful Grid Accent 4" w:semiHidden="0" w:uiPriority="73" w:unhideWhenUsed="0"/>
-    <w:lsdException w:name="Light Shading Accent 5" w:semiHidden="0" w:uiPriority="60" w:unhideWhenUsed="0"/>
-    <w:lsdException w:name="Light List Accent 5" w:semiHidden="0" w:uiPriority="61" w:unhideWhenUsed="0"/>
-    <w:lsdException w:name="Light Grid Accent 5" w:semiHidden="0" w:uiPriority="62" w:unhideWhenUsed="0"/>
-    <w:lsdException w:name="Medium Shading 1 Accent 5" w:semiHidden="0" w:uiPriority="63" w:unhideWhenUsed="0"/>
-    <w:lsdException w:name="Medium Shading 2 Accent 5" w:semiHidden="0" w:uiPriority="64" w:unhideWhenUsed="0"/>
-    <w:lsdException w:name="Medium List 1 Accent 5" w:semiHidden="0" w:uiPriority="65" w:unhideWhenUsed="0"/>
-    <w:lsdException w:name="Medium List 2 Accent 5" w:semiHidden="0" w:uiPriority="66" w:unhideWhenUsed="0"/>
-    <w:lsdException w:name="Medium Grid 1 Accent 5" w:semiHidden="0" w:uiPriority="67" w:unhideWhenUsed="0"/>
-    <w:lsdException w:name="Medium Grid 2 Accent 5" w:semiHidden="0" w:uiPriority="68" w:unhideWhenUsed="0"/>
-    <w:lsdException w:name="Medium Grid 3 Accent 5" w:semiHidden="0" w:uiPriority="69" w:unhideWhenUsed="0"/>
-    <w:lsdException w:name="Dark List Accent 5" w:semiHidden="0" w:uiPriority="70" w:unhideWhenUsed="0"/>
-    <w:lsdException w:name="Colorful Shading Accent 5" w:semiHidden="0" w:uiPriority="71" w:unhideWhenUsed="0"/>
-    <w:lsdException w:name="Colorful List Accent 5" w:semiHidden="0" w:uiPriority="72" w:unhideWhenUsed="0"/>
-    <w:lsdException w:name="Colorful Grid Accent 5" w:semiHidden="0" w:uiPriority="73" w:unhideWhenUsed="0"/>
-    <w:lsdException w:name="Light Shading Accent 6" w:semiHidden="0" w:uiPriority="60" w:unhideWhenUsed="0"/>
-    <w:lsdException w:name="Light List Accent 6" w:semiHidden="0" w:uiPriority="61" w:unhideWhenUsed="0"/>
-    <w:lsdException w:name="Light Grid Accent 6" w:semiHidden="0" w:uiPriority="62" w:unhideWhenUsed="0"/>
-    <w:lsdException w:name="Medium Shading 1 Accent 6" w:semiHidden="0" w:uiPriority="63" w:unhideWhenUsed="0"/>
-    <w:lsdException w:name="Medium Shading 2 Accent 6" w:semiHidden="0" w:uiPriority="64" w:unhideWhenUsed="0"/>
-    <w:lsdException w:name="Medium List 1 Accent 6" w:semiHidden="0" w:uiPriority="65" w:unhideWhenUsed="0"/>
-    <w:lsdException w:name="Medium List 2 Accent 6" w:semiHidden="0" w:uiPriority="66" w:unhideWhenUsed="0"/>
-    <w:lsdException w:name="Medium Grid 1 Accent 6" w:semiHidden="0" w:uiPriority="67" w:unhideWhenUsed="0"/>
-    <w:lsdException w:name="Medium Grid 2 Accent 6" w:semiHidden="0" w:uiPriority="68" w:unhideWhenUsed="0"/>
-    <w:lsdException w:name="Medium Grid 3 Accent 6" w:semiHidden="0" w:uiPriority="69" w:unhideWhenUsed="0"/>
-    <w:lsdException w:name="Dark List Accent 6" w:semiHidden="0" w:uiPriority="70" w:unhideWhenUsed="0"/>
-    <w:lsdException w:name="Colorful Shading Accent 6" w:semiHidden="0" w:uiPriority="71" w:unhideWhenUsed="0"/>
-    <w:lsdException w:name="Colorful List Accent 6" w:semiHidden="0" w:uiPriority="72" w:unhideWhenUsed="0"/>
-    <w:lsdException w:name="Colorful Grid Accent 6" w:semiHidden="0" w:uiPriority="73" w:unhideWhenUsed="0"/>
+  <w:latentStyles w:count="260" w:defQFormat="0" w:defUnhideWhenUsed="1" w:defSemiHidden="1" w:defUIPriority="99" w:defLockedState="0">
+    <w:lsdException w:qFormat="1" w:unhideWhenUsed="0" w:uiPriority="0" w:semiHidden="0" w:name="Normal"/>
+    <w:lsdException w:qFormat="1" w:unhideWhenUsed="0" w:uiPriority="0" w:semiHidden="0" w:name="heading 1"/>
+    <w:lsdException w:qFormat="1" w:uiPriority="0" w:semiHidden="0" w:name="heading 2"/>
+    <w:lsdException w:qFormat="1" w:uiPriority="0" w:name="heading 3"/>
+    <w:lsdException w:qFormat="1" w:uiPriority="0" w:semiHidden="0" w:name="heading 4"/>
+    <w:lsdException w:qFormat="1" w:uiPriority="0" w:name="heading 5"/>
+    <w:lsdException w:qFormat="1" w:uiPriority="0" w:name="heading 6"/>
+    <w:lsdException w:qFormat="1" w:uiPriority="0" w:name="heading 7"/>
+    <w:lsdException w:qFormat="1" w:uiPriority="0" w:name="heading 8"/>
+    <w:lsdException w:qFormat="1" w:uiPriority="0" w:name="heading 9"/>
+    <w:lsdException w:unhideWhenUsed="0" w:uiPriority="0" w:semiHidden="0" w:name="index 1"/>
+    <w:lsdException w:unhideWhenUsed="0" w:uiPriority="0" w:semiHidden="0" w:name="index 2"/>
+    <w:lsdException w:unhideWhenUsed="0" w:uiPriority="0" w:semiHidden="0" w:name="index 3"/>
+    <w:lsdException w:unhideWhenUsed="0" w:uiPriority="0" w:semiHidden="0" w:name="index 4"/>
+    <w:lsdException w:unhideWhenUsed="0" w:uiPriority="0" w:semiHidden="0" w:name="index 5"/>
+    <w:lsdException w:unhideWhenUsed="0" w:uiPriority="0" w:semiHidden="0" w:name="index 6"/>
+    <w:lsdException w:unhideWhenUsed="0" w:uiPriority="0" w:semiHidden="0" w:name="index 7"/>
+    <w:lsdException w:unhideWhenUsed="0" w:uiPriority="0" w:semiHidden="0" w:name="index 8"/>
+    <w:lsdException w:unhideWhenUsed="0" w:uiPriority="0" w:semiHidden="0" w:name="index 9"/>
+    <w:lsdException w:qFormat="1" w:unhideWhenUsed="0" w:uiPriority="0" w:semiHidden="0" w:name="toc 1"/>
+    <w:lsdException w:qFormat="1" w:unhideWhenUsed="0" w:uiPriority="0" w:semiHidden="0" w:name="toc 2"/>
+    <w:lsdException w:qFormat="1" w:unhideWhenUsed="0" w:uiPriority="0" w:semiHidden="0" w:name="toc 3"/>
+    <w:lsdException w:unhideWhenUsed="0" w:uiPriority="0" w:semiHidden="0" w:name="toc 4"/>
+    <w:lsdException w:unhideWhenUsed="0" w:uiPriority="0" w:semiHidden="0" w:name="toc 5"/>
+    <w:lsdException w:unhideWhenUsed="0" w:uiPriority="0" w:semiHidden="0" w:name="toc 6"/>
+    <w:lsdException w:unhideWhenUsed="0" w:uiPriority="0" w:semiHidden="0" w:name="toc 7"/>
+    <w:lsdException w:unhideWhenUsed="0" w:uiPriority="0" w:semiHidden="0" w:name="toc 8"/>
+    <w:lsdException w:unhideWhenUsed="0" w:uiPriority="0" w:semiHidden="0" w:name="toc 9"/>
+    <w:lsdException w:unhideWhenUsed="0" w:uiPriority="0" w:semiHidden="0" w:name="Normal Indent"/>
+    <w:lsdException w:unhideWhenUsed="0" w:uiPriority="0" w:semiHidden="0" w:name="footnote text"/>
+    <w:lsdException w:qFormat="1" w:unhideWhenUsed="0" w:uiPriority="0" w:semiHidden="0" w:name="annotation text"/>
+    <w:lsdException w:qFormat="1" w:unhideWhenUsed="0" w:uiPriority="0" w:semiHidden="0" w:name="header"/>
+    <w:lsdException w:qFormat="1" w:unhideWhenUsed="0" w:uiPriority="0" w:semiHidden="0" w:name="footer"/>
+    <w:lsdException w:unhideWhenUsed="0" w:uiPriority="0" w:semiHidden="0" w:name="index heading"/>
+    <w:lsdException w:qFormat="1" w:uiPriority="0" w:name="caption"/>
+    <w:lsdException w:unhideWhenUsed="0" w:uiPriority="0" w:semiHidden="0" w:name="table of figures"/>
+    <w:lsdException w:unhideWhenUsed="0" w:uiPriority="0" w:semiHidden="0" w:name="envelope address"/>
+    <w:lsdException w:unhideWhenUsed="0" w:uiPriority="0" w:semiHidden="0" w:name="envelope return"/>
+    <w:lsdException w:unhideWhenUsed="0" w:uiPriority="0" w:semiHidden="0" w:name="footnote reference"/>
+    <w:lsdException w:unhideWhenUsed="0" w:uiPriority="0" w:semiHidden="0" w:name="annotation reference"/>
+    <w:lsdException w:unhideWhenUsed="0" w:uiPriority="0" w:semiHidden="0" w:name="line number"/>
+    <w:lsdException w:unhideWhenUsed="0" w:uiPriority="0" w:semiHidden="0" w:name="page number"/>
+    <w:lsdException w:unhideWhenUsed="0" w:uiPriority="0" w:semiHidden="0" w:name="endnote reference"/>
+    <w:lsdException w:unhideWhenUsed="0" w:uiPriority="0" w:semiHidden="0" w:name="endnote text"/>
+    <w:lsdException w:unhideWhenUsed="0" w:uiPriority="0" w:semiHidden="0" w:name="table of authorities"/>
+    <w:lsdException w:unhideWhenUsed="0" w:uiPriority="0" w:semiHidden="0" w:name="macro"/>
+    <w:lsdException w:unhideWhenUsed="0" w:uiPriority="0" w:semiHidden="0" w:name="toa heading"/>
+    <w:lsdException w:unhideWhenUsed="0" w:uiPriority="0" w:semiHidden="0" w:name="List"/>
+    <w:lsdException w:unhideWhenUsed="0" w:uiPriority="0" w:semiHidden="0" w:name="List Bullet"/>
+    <w:lsdException w:unhideWhenUsed="0" w:uiPriority="0" w:semiHidden="0" w:name="List Number"/>
+    <w:lsdException w:unhideWhenUsed="0" w:uiPriority="0" w:semiHidden="0" w:name="List 2"/>
+    <w:lsdException w:unhideWhenUsed="0" w:uiPriority="0" w:semiHidden="0" w:name="List 3"/>
+    <w:lsdException w:unhideWhenUsed="0" w:uiPriority="0" w:semiHidden="0" w:name="List 4"/>
+    <w:lsdException w:unhideWhenUsed="0" w:uiPriority="0" w:semiHidden="0" w:name="List 5"/>
+    <w:lsdException w:unhideWhenUsed="0" w:uiPriority="0" w:semiHidden="0" w:name="List Bullet 2"/>
+    <w:lsdException w:unhideWhenUsed="0" w:uiPriority="0" w:semiHidden="0" w:name="List Bullet 3"/>
+    <w:lsdException w:unhideWhenUsed="0" w:uiPriority="0" w:semiHidden="0" w:name="List Bullet 4"/>
+    <w:lsdException w:unhideWhenUsed="0" w:uiPriority="0" w:semiHidden="0" w:name="List Bullet 5"/>
+    <w:lsdException w:unhideWhenUsed="0" w:uiPriority="0" w:semiHidden="0" w:name="List Number 2"/>
+    <w:lsdException w:unhideWhenUsed="0" w:uiPriority="0" w:semiHidden="0" w:name="List Number 3"/>
+    <w:lsdException w:unhideWhenUsed="0" w:uiPriority="0" w:semiHidden="0" w:name="List Number 4"/>
+    <w:lsdException w:unhideWhenUsed="0" w:uiPriority="0" w:semiHidden="0" w:name="List Number 5"/>
+    <w:lsdException w:qFormat="1" w:unhideWhenUsed="0" w:uiPriority="0" w:semiHidden="0" w:name="Title"/>
+    <w:lsdException w:unhideWhenUsed="0" w:uiPriority="0" w:semiHidden="0" w:name="Closing"/>
+    <w:lsdException w:unhideWhenUsed="0" w:uiPriority="0" w:semiHidden="0" w:name="Signature"/>
+    <w:lsdException w:qFormat="1" w:unhideWhenUsed="0" w:uiPriority="0" w:name="Default Paragraph Font"/>
+    <w:lsdException w:qFormat="1" w:unhideWhenUsed="0" w:uiPriority="0" w:name="Body Text"/>
+    <w:lsdException w:unhideWhenUsed="0" w:uiPriority="0" w:semiHidden="0" w:name="Body Text Indent"/>
+    <w:lsdException w:unhideWhenUsed="0" w:uiPriority="0" w:semiHidden="0" w:name="List Continue"/>
+    <w:lsdException w:unhideWhenUsed="0" w:uiPriority="0" w:semiHidden="0" w:name="List Continue 2"/>
+    <w:lsdException w:unhideWhenUsed="0" w:uiPriority="0" w:semiHidden="0" w:name="List Continue 3"/>
+    <w:lsdException w:unhideWhenUsed="0" w:uiPriority="0" w:semiHidden="0" w:name="List Continue 4"/>
+    <w:lsdException w:unhideWhenUsed="0" w:uiPriority="0" w:semiHidden="0" w:name="List Continue 5"/>
+    <w:lsdException w:unhideWhenUsed="0" w:uiPriority="0" w:semiHidden="0" w:name="Message Header"/>
+    <w:lsdException w:qFormat="1" w:unhideWhenUsed="0" w:uiPriority="0" w:semiHidden="0" w:name="Subtitle"/>
+    <w:lsdException w:unhideWhenUsed="0" w:uiPriority="0" w:semiHidden="0" w:name="Salutation"/>
+    <w:lsdException w:unhideWhenUsed="0" w:uiPriority="0" w:semiHidden="0" w:name="Date"/>
+    <w:lsdException w:unhideWhenUsed="0" w:uiPriority="0" w:semiHidden="0" w:name="Body Text First Indent"/>
+    <w:lsdException w:unhideWhenUsed="0" w:uiPriority="0" w:semiHidden="0" w:name="Body Text First Indent 2"/>
+    <w:lsdException w:uiPriority="99" w:name="Note Heading"/>
+    <w:lsdException w:unhideWhenUsed="0" w:uiPriority="0" w:semiHidden="0" w:name="Body Text 2"/>
+    <w:lsdException w:unhideWhenUsed="0" w:uiPriority="0" w:semiHidden="0" w:name="Body Text 3"/>
+    <w:lsdException w:unhideWhenUsed="0" w:uiPriority="0" w:semiHidden="0" w:name="Body Text Indent 2"/>
+    <w:lsdException w:unhideWhenUsed="0" w:uiPriority="0" w:semiHidden="0" w:name="Body Text Indent 3"/>
+    <w:lsdException w:unhideWhenUsed="0" w:uiPriority="0" w:semiHidden="0" w:name="Block Text"/>
+    <w:lsdException w:unhideWhenUsed="0" w:uiPriority="0" w:semiHidden="0" w:name="Hyperlink"/>
+    <w:lsdException w:unhideWhenUsed="0" w:uiPriority="0" w:semiHidden="0" w:name="FollowedHyperlink"/>
+    <w:lsdException w:qFormat="1" w:unhideWhenUsed="0" w:uiPriority="0" w:semiHidden="0" w:name="Strong"/>
+    <w:lsdException w:qFormat="1" w:unhideWhenUsed="0" w:uiPriority="0" w:semiHidden="0" w:name="Emphasis"/>
+    <w:lsdException w:unhideWhenUsed="0" w:uiPriority="0" w:semiHidden="0" w:name="Document Map"/>
+    <w:lsdException w:unhideWhenUsed="0" w:uiPriority="0" w:semiHidden="0" w:name="Plain Text"/>
+    <w:lsdException w:unhideWhenUsed="0" w:uiPriority="0" w:semiHidden="0" w:name="E-mail Signature"/>
+    <w:lsdException w:qFormat="1" w:unhideWhenUsed="0" w:uiPriority="0" w:semiHidden="0" w:name="Normal (Web)"/>
+    <w:lsdException w:unhideWhenUsed="0" w:uiPriority="0" w:semiHidden="0" w:name="HTML Acronym"/>
+    <w:lsdException w:unhideWhenUsed="0" w:uiPriority="0" w:semiHidden="0" w:name="HTML Address"/>
+    <w:lsdException w:unhideWhenUsed="0" w:uiPriority="0" w:semiHidden="0" w:name="HTML Cite"/>
+    <w:lsdException w:unhideWhenUsed="0" w:uiPriority="0" w:semiHidden="0" w:name="HTML Code"/>
+    <w:lsdException w:unhideWhenUsed="0" w:uiPriority="0" w:semiHidden="0" w:name="HTML Definition"/>
+    <w:lsdException w:unhideWhenUsed="0" w:uiPriority="0" w:semiHidden="0" w:name="HTML Keyboard"/>
+    <w:lsdException w:unhideWhenUsed="0" w:uiPriority="0" w:semiHidden="0" w:name="HTML Preformatted"/>
+    <w:lsdException w:unhideWhenUsed="0" w:uiPriority="0" w:semiHidden="0" w:name="HTML Sample"/>
+    <w:lsdException w:unhideWhenUsed="0" w:uiPriority="0" w:semiHidden="0" w:name="HTML Typewriter"/>
+    <w:lsdException w:unhideWhenUsed="0" w:uiPriority="0" w:semiHidden="0" w:name="HTML Variable"/>
+    <w:lsdException w:qFormat="1" w:unhideWhenUsed="0" w:uiPriority="0" w:name="Normal Table"/>
+    <w:lsdException w:unhideWhenUsed="0" w:uiPriority="0" w:semiHidden="0" w:name="annotation subject"/>
+    <w:lsdException w:unhideWhenUsed="0" w:uiPriority="0" w:semiHidden="0" w:name="Table Simple 1"/>
+    <w:lsdException w:unhideWhenUsed="0" w:uiPriority="0" w:semiHidden="0" w:name="Table Simple 2"/>
+    <w:lsdException w:unhideWhenUsed="0" w:uiPriority="0" w:semiHidden="0" w:name="Table Simple 3"/>
+    <w:lsdException w:unhideWhenUsed="0" w:uiPriority="0" w:semiHidden="0" w:name="Table Classic 1"/>
+    <w:lsdException w:unhideWhenUsed="0" w:uiPriority="0" w:semiHidden="0" w:name="Table Classic 2"/>
+    <w:lsdException w:unhideWhenUsed="0" w:uiPriority="0" w:semiHidden="0" w:name="Table Classic 3"/>
+    <w:lsdException w:unhideWhenUsed="0" w:uiPriority="0" w:semiHidden="0" w:name="Table Classic 4"/>
+    <w:lsdException w:unhideWhenUsed="0" w:uiPriority="0" w:semiHidden="0" w:name="Table Colorful 1"/>
+    <w:lsdException w:unhideWhenUsed="0" w:uiPriority="0" w:semiHidden="0" w:name="Table Colorful 2"/>
+    <w:lsdException w:unhideWhenUsed="0" w:uiPriority="0" w:semiHidden="0" w:name="Table Colorful 3"/>
+    <w:lsdException w:unhideWhenUsed="0" w:uiPriority="0" w:semiHidden="0" w:name="Table Columns 1"/>
+    <w:lsdException w:unhideWhenUsed="0" w:uiPriority="0" w:semiHidden="0" w:name="Table Columns 2"/>
+    <w:lsdException w:unhideWhenUsed="0" w:uiPriority="0" w:semiHidden="0" w:name="Table Columns 3"/>
+    <w:lsdException w:unhideWhenUsed="0" w:uiPriority="0" w:semiHidden="0" w:name="Table Columns 4"/>
+    <w:lsdException w:unhideWhenUsed="0" w:uiPriority="0" w:semiHidden="0" w:name="Table Columns 5"/>
+    <w:lsdException w:unhideWhenUsed="0" w:uiPriority="0" w:semiHidden="0" w:name="Table Grid 1"/>
+    <w:lsdException w:unhideWhenUsed="0" w:uiPriority="0" w:semiHidden="0" w:name="Table Grid 2"/>
+    <w:lsdException w:unhideWhenUsed="0" w:uiPriority="0" w:semiHidden="0" w:name="Table Grid 3"/>
+    <w:lsdException w:unhideWhenUsed="0" w:uiPriority="0" w:semiHidden="0" w:name="Table Grid 4"/>
+    <w:lsdException w:unhideWhenUsed="0" w:uiPriority="0" w:semiHidden="0" w:name="Table Grid 5"/>
+    <w:lsdException w:unhideWhenUsed="0" w:uiPriority="0" w:semiHidden="0" w:name="Table Grid 6"/>
+    <w:lsdException w:unhideWhenUsed="0" w:uiPriority="0" w:semiHidden="0" w:name="Table Grid 7"/>
+    <w:lsdException w:unhideWhenUsed="0" w:uiPriority="0" w:semiHidden="0" w:name="Table Grid 8"/>
+    <w:lsdException w:unhideWhenUsed="0" w:uiPriority="0" w:semiHidden="0" w:name="Table List 1"/>
+    <w:lsdException w:unhideWhenUsed="0" w:uiPriority="0" w:semiHidden="0" w:name="Table List 2"/>
+    <w:lsdException w:unhideWhenUsed="0" w:uiPriority="0" w:semiHidden="0" w:name="Table List 3"/>
+    <w:lsdException w:unhideWhenUsed="0" w:uiPriority="0" w:semiHidden="0" w:name="Table List 4"/>
+    <w:lsdException w:unhideWhenUsed="0" w:uiPriority="0" w:semiHidden="0" w:name="Table List 5"/>
+    <w:lsdException w:unhideWhenUsed="0" w:uiPriority="0" w:semiHidden="0" w:name="Table List 6"/>
+    <w:lsdException w:unhideWhenUsed="0" w:uiPriority="0" w:semiHidden="0" w:name="Table List 7"/>
+    <w:lsdException w:unhideWhenUsed="0" w:uiPriority="0" w:semiHidden="0" w:name="Table List 8"/>
+    <w:lsdException w:unhideWhenUsed="0" w:uiPriority="0" w:semiHidden="0" w:name="Table 3D effects 1"/>
+    <w:lsdException w:unhideWhenUsed="0" w:uiPriority="0" w:semiHidden="0" w:name="Table 3D effects 2"/>
+    <w:lsdException w:unhideWhenUsed="0" w:uiPriority="0" w:semiHidden="0" w:name="Table 3D effects 3"/>
+    <w:lsdException w:unhideWhenUsed="0" w:uiPriority="0" w:semiHidden="0" w:name="Table Contemporary"/>
+    <w:lsdException w:unhideWhenUsed="0" w:uiPriority="0" w:semiHidden="0" w:name="Table Elegant"/>
+    <w:lsdException w:unhideWhenUsed="0" w:uiPriority="0" w:semiHidden="0" w:name="Table Professional"/>
+    <w:lsdException w:unhideWhenUsed="0" w:uiPriority="0" w:semiHidden="0" w:name="Table Subtle 1"/>
+    <w:lsdException w:unhideWhenUsed="0" w:uiPriority="0" w:semiHidden="0" w:name="Table Subtle 2"/>
+    <w:lsdException w:unhideWhenUsed="0" w:uiPriority="0" w:semiHidden="0" w:name="Table Web 1"/>
+    <w:lsdException w:unhideWhenUsed="0" w:uiPriority="0" w:semiHidden="0" w:name="Table Web 2"/>
+    <w:lsdException w:unhideWhenUsed="0" w:uiPriority="0" w:semiHidden="0" w:name="Table Web 3"/>
+    <w:lsdException w:unhideWhenUsed="0" w:uiPriority="0" w:semiHidden="0" w:name="Balloon Text"/>
+    <w:lsdException w:qFormat="1" w:unhideWhenUsed="0" w:uiPriority="0" w:semiHidden="0" w:name="Table Grid"/>
+    <w:lsdException w:unhideWhenUsed="0" w:uiPriority="0" w:semiHidden="0" w:name="Table Theme"/>
+    <w:lsdException w:unhideWhenUsed="0" w:uiPriority="60" w:semiHidden="0" w:name="Light Shading"/>
+    <w:lsdException w:unhideWhenUsed="0" w:uiPriority="61" w:semiHidden="0" w:name="Light List"/>
+    <w:lsdException w:unhideWhenUsed="0" w:uiPriority="62" w:semiHidden="0" w:name="Light Grid"/>
+    <w:lsdException w:unhideWhenUsed="0" w:uiPriority="63" w:semiHidden="0" w:name="Medium Shading 1"/>
+    <w:lsdException w:unhideWhenUsed="0" w:uiPriority="64" w:semiHidden="0" w:name="Medium Shading 2"/>
+    <w:lsdException w:unhideWhenUsed="0" w:uiPriority="65" w:semiHidden="0" w:name="Medium List 1"/>
+    <w:lsdException w:unhideWhenUsed="0" w:uiPriority="66" w:semiHidden="0" w:name="Medium List 2"/>
+    <w:lsdException w:unhideWhenUsed="0" w:uiPriority="67" w:semiHidden="0" w:name="Medium Grid 1"/>
+    <w:lsdException w:unhideWhenUsed="0" w:uiPriority="68" w:semiHidden="0" w:name="Medium Grid 2"/>
+    <w:lsdException w:unhideWhenUsed="0" w:uiPriority="69" w:semiHidden="0" w:name="Medium Grid 3"/>
+    <w:lsdException w:unhideWhenUsed="0" w:uiPriority="70" w:semiHidden="0" w:name="Dark List"/>
+    <w:lsdException w:unhideWhenUsed="0" w:uiPriority="71" w:semiHidden="0" w:name="Colorful Shading"/>
+    <w:lsdException w:unhideWhenUsed="0" w:uiPriority="72" w:semiHidden="0" w:name="Colorful List"/>
+    <w:lsdException w:unhideWhenUsed="0" w:uiPriority="73" w:semiHidden="0" w:name="Colorful Grid"/>
+    <w:lsdException w:unhideWhenUsed="0" w:uiPriority="60" w:semiHidden="0" w:name="Light Shading Accent 1"/>
+    <w:lsdException w:unhideWhenUsed="0" w:uiPriority="61" w:semiHidden="0" w:name="Light List Accent 1"/>
+    <w:lsdException w:unhideWhenUsed="0" w:uiPriority="62" w:semiHidden="0" w:name="Light Grid Accent 1"/>
+    <w:lsdException w:unhideWhenUsed="0" w:uiPriority="63" w:semiHidden="0" w:name="Medium Shading 1 Accent 1"/>
+    <w:lsdException w:unhideWhenUsed="0" w:uiPriority="64" w:semiHidden="0" w:name="Medium Shading 2 Accent 1"/>
+    <w:lsdException w:unhideWhenUsed="0" w:uiPriority="65" w:semiHidden="0" w:name="Medium List 1 Accent 1"/>
+    <w:lsdException w:unhideWhenUsed="0" w:uiPriority="66" w:semiHidden="0" w:name="Medium List 2 Accent 1"/>
+    <w:lsdException w:unhideWhenUsed="0" w:uiPriority="67" w:semiHidden="0" w:name="Medium Grid 1 Accent 1"/>
+    <w:lsdException w:unhideWhenUsed="0" w:uiPriority="68" w:semiHidden="0" w:name="Medium Grid 2 Accent 1"/>
+    <w:lsdException w:unhideWhenUsed="0" w:uiPriority="69" w:semiHidden="0" w:name="Medium Grid 3 Accent 1"/>
+    <w:lsdException w:unhideWhenUsed="0" w:uiPriority="70" w:semiHidden="0" w:name="Dark List Accent 1"/>
+    <w:lsdException w:unhideWhenUsed="0" w:uiPriority="71" w:semiHidden="0" w:name="Colorful Shading Accent 1"/>
+    <w:lsdException w:unhideWhenUsed="0" w:uiPriority="72" w:semiHidden="0" w:name="Colorful List Accent 1"/>
+    <w:lsdException w:unhideWhenUsed="0" w:uiPriority="73" w:semiHidden="0" w:name="Colorful Grid Accent 1"/>
+    <w:lsdException w:unhideWhenUsed="0" w:uiPriority="60" w:semiHidden="0" w:name="Light Shading Accent 2"/>
+    <w:lsdException w:unhideWhenUsed="0" w:uiPriority="61" w:semiHidden="0" w:name="Light List Accent 2"/>
+    <w:lsdException w:unhideWhenUsed="0" w:uiPriority="62" w:semiHidden="0" w:name="Light Grid Accent 2"/>
+    <w:lsdException w:unhideWhenUsed="0" w:uiPriority="63" w:semiHidden="0" w:name="Medium Shading 1 Accent 2"/>
+    <w:lsdException w:unhideWhenUsed="0" w:uiPriority="64" w:semiHidden="0" w:name="Medium Shading 2 Accent 2"/>
+    <w:lsdException w:unhideWhenUsed="0" w:uiPriority="65" w:semiHidden="0" w:name="Medium List 1 Accent 2"/>
+    <w:lsdException w:unhideWhenUsed="0" w:uiPriority="66" w:semiHidden="0" w:name="Medium List 2 Accent 2"/>
+    <w:lsdException w:unhideWhenUsed="0" w:uiPriority="67" w:semiHidden="0" w:name="Medium Grid 1 Accent 2"/>
+    <w:lsdException w:unhideWhenUsed="0" w:uiPriority="68" w:semiHidden="0" w:name="Medium Grid 2 Accent 2"/>
+    <w:lsdException w:unhideWhenUsed="0" w:uiPriority="69" w:semiHidden="0" w:name="Medium Grid 3 Accent 2"/>
+    <w:lsdException w:unhideWhenUsed="0" w:uiPriority="70" w:semiHidden="0" w:name="Dark List Accent 2"/>
+    <w:lsdException w:unhideWhenUsed="0" w:uiPriority="71" w:semiHidden="0" w:name="Colorful Shading Accent 2"/>
+    <w:lsdException w:unhideWhenUsed="0" w:uiPriority="72" w:semiHidden="0" w:name="Colorful List Accent 2"/>
+    <w:lsdException w:unhideWhenUsed="0" w:uiPriority="73" w:semiHidden="0" w:name="Colorful Grid Accent 2"/>
+    <w:lsdException w:unhideWhenUsed="0" w:uiPriority="60" w:semiHidden="0" w:name="Light Shading Accent 3"/>
+    <w:lsdException w:unhideWhenUsed="0" w:uiPriority="61" w:semiHidden="0" w:name="Light List Accent 3"/>
+    <w:lsdException w:unhideWhenUsed="0" w:uiPriority="62" w:semiHidden="0" w:name="Light Grid Accent 3"/>
+    <w:lsdException w:unhideWhenUsed="0" w:uiPriority="63" w:semiHidden="0" w:name="Medium Shading 1 Accent 3"/>
+    <w:lsdException w:unhideWhenUsed="0" w:uiPriority="64" w:semiHidden="0" w:name="Medium Shading 2 Accent 3"/>
+    <w:lsdException w:unhideWhenUsed="0" w:uiPriority="65" w:semiHidden="0" w:name="Medium List 1 Accent 3"/>
+    <w:lsdException w:unhideWhenUsed="0" w:uiPriority="66" w:semiHidden="0" w:name="Medium List 2 Accent 3"/>
+    <w:lsdException w:unhideWhenUsed="0" w:uiPriority="67" w:semiHidden="0" w:name="Medium Grid 1 Accent 3"/>
+    <w:lsdException w:unhideWhenUsed="0" w:uiPriority="68" w:semiHidden="0" w:name="Medium Grid 2 Accent 3"/>
+    <w:lsdException w:unhideWhenUsed="0" w:uiPriority="69" w:semiHidden="0" w:name="Medium Grid 3 Accent 3"/>
+    <w:lsdException w:unhideWhenUsed="0" w:uiPriority="70" w:semiHidden="0" w:name="Dark List Accent 3"/>
+    <w:lsdException w:unhideWhenUsed="0" w:uiPriority="71" w:semiHidden="0" w:name="Colorful Shading Accent 3"/>
+    <w:lsdException w:unhideWhenUsed="0" w:uiPriority="72" w:semiHidden="0" w:name="Colorful List Accent 3"/>
+    <w:lsdException w:unhideWhenUsed="0" w:uiPriority="73" w:semiHidden="0" w:name="Colorful Grid Accent 3"/>
+    <w:lsdException w:unhideWhenUsed="0" w:uiPriority="60" w:semiHidden="0" w:name="Light Shading Accent 4"/>
+    <w:lsdException w:unhideWhenUsed="0" w:uiPriority="61" w:semiHidden="0" w:name="Light List Accent 4"/>
+    <w:lsdException w:unhideWhenUsed="0" w:uiPriority="62" w:semiHidden="0" w:name="Light Grid Accent 4"/>
+    <w:lsdException w:unhideWhenUsed="0" w:uiPriority="63" w:semiHidden="0" w:name="Medium Shading 1 Accent 4"/>
+    <w:lsdException w:unhideWhenUsed="0" w:uiPriority="64" w:semiHidden="0" w:name="Medium Shading 2 Accent 4"/>
+    <w:lsdException w:unhideWhenUsed="0" w:uiPriority="65" w:semiHidden="0" w:name="Medium List 1 Accent 4"/>
+    <w:lsdException w:unhideWhenUsed="0" w:uiPriority="66" w:semiHidden="0" w:name="Medium List 2 Accent 4"/>
+    <w:lsdException w:unhideWhenUsed="0" w:uiPriority="67" w:semiHidden="0" w:name="Medium Grid 1 Accent 4"/>
+    <w:lsdException w:unhideWhenUsed="0" w:uiPriority="68" w:semiHidden="0" w:name="Medium Grid 2 Accent 4"/>
+    <w:lsdException w:unhideWhenUsed="0" w:uiPriority="69" w:semiHidden="0" w:name="Medium Grid 3 Accent 4"/>
+    <w:lsdException w:unhideWhenUsed="0" w:uiPriority="70" w:semiHidden="0" w:name="Dark List Accent 4"/>
+    <w:lsdException w:unhideWhenUsed="0" w:uiPriority="71" w:semiHidden="0" w:name="Colorful Shading Accent 4"/>
+    <w:lsdException w:unhideWhenUsed="0" w:uiPriority="72" w:semiHidden="0" w:name="Colorful List Accent 4"/>
+    <w:lsdException w:unhideWhenUsed="0" w:uiPriority="73" w:semiHidden="0" w:name="Colorful Grid Accent 4"/>
+    <w:lsdException w:unhideWhenUsed="0" w:uiPriority="60" w:semiHidden="0" w:name="Light Shading Accent 5"/>
+    <w:lsdException w:unhideWhenUsed="0" w:uiPriority="61" w:semiHidden="0" w:name="Light List Accent 5"/>
+    <w:lsdException w:unhideWhenUsed="0" w:uiPriority="62" w:semiHidden="0" w:name="Light Grid Accent 5"/>
+    <w:lsdException w:unhideWhenUsed="0" w:uiPriority="63" w:semiHidden="0" w:name="Medium Shading 1 Accent 5"/>
+    <w:lsdException w:unhideWhenUsed="0" w:uiPriority="64" w:semiHidden="0" w:name="Medium Shading 2 Accent 5"/>
+    <w:lsdException w:unhideWhenUsed="0" w:uiPriority="65" w:semiHidden="0" w:name="Medium List 1 Accent 5"/>
+    <w:lsdException w:unhideWhenUsed="0" w:uiPriority="66" w:semiHidden="0" w:name="Medium List 2 Accent 5"/>
+    <w:lsdException w:unhideWhenUsed="0" w:uiPriority="67" w:semiHidden="0" w:name="Medium Grid 1 Accent 5"/>
+    <w:lsdException w:unhideWhenUsed="0" w:uiPriority="68" w:semiHidden="0" w:name="Medium Grid 2 Accent 5"/>
+    <w:lsdException w:unhideWhenUsed="0" w:uiPriority="69" w:semiHidden="0" w:name="Medium Grid 3 Accent 5"/>
+    <w:lsdException w:unhideWhenUsed="0" w:uiPriority="70" w:semiHidden="0" w:name="Dark List Accent 5"/>
+    <w:lsdException w:unhideWhenUsed="0" w:uiPriority="71" w:semiHidden="0" w:name="Colorful Shading Accent 5"/>
+    <w:lsdException w:unhideWhenUsed="0" w:uiPriority="72" w:semiHidden="0" w:name="Colorful List Accent 5"/>
+    <w:lsdException w:unhideWhenUsed="0" w:uiPriority="73" w:semiHidden="0" w:name="Colorful Grid Accent 5"/>
+    <w:lsdException w:unhideWhenUsed="0" w:uiPriority="60" w:semiHidden="0" w:name="Light Shading Accent 6"/>
+    <w:lsdException w:unhideWhenUsed="0" w:uiPriority="61" w:semiHidden="0" w:name="Light List Accent 6"/>
+    <w:lsdException w:unhideWhenUsed="0" w:uiPriority="62" w:semiHidden="0" w:name="Light Grid Accent 6"/>
+    <w:lsdException w:unhideWhenUsed="0" w:uiPriority="63" w:semiHidden="0" w:name="Medium Shading 1 Accent 6"/>
+    <w:lsdException w:unhideWhenUsed="0" w:uiPriority="64" w:semiHidden="0" w:name="Medium Shading 2 Accent 6"/>
+    <w:lsdException w:unhideWhenUsed="0" w:uiPriority="65" w:semiHidden="0" w:name="Medium List 1 Accent 6"/>
+    <w:lsdException w:unhideWhenUsed="0" w:uiPriority="66" w:semiHidden="0" w:name="Medium List 2 Accent 6"/>
+    <w:lsdException w:unhideWhenUsed="0" w:uiPriority="67" w:semiHidden="0" w:name="Medium Grid 1 Accent 6"/>
+    <w:lsdException w:unhideWhenUsed="0" w:uiPriority="68" w:semiHidden="0" w:name="Medium Grid 2 Accent 6"/>
+    <w:lsdException w:unhideWhenUsed="0" w:uiPriority="69" w:semiHidden="0" w:name="Medium Grid 3 Accent 6"/>
+    <w:lsdException w:unhideWhenUsed="0" w:uiPriority="70" w:semiHidden="0" w:name="Dark List Accent 6"/>
+    <w:lsdException w:unhideWhenUsed="0" w:uiPriority="71" w:semiHidden="0" w:name="Colorful Shading Accent 6"/>
+    <w:lsdException w:unhideWhenUsed="0" w:uiPriority="72" w:semiHidden="0" w:name="Colorful List Accent 6"/>
+    <w:lsdException w:unhideWhenUsed="0" w:uiPriority="73" w:semiHidden="0" w:name="Colorful Grid Accent 6"/>
   </w:latentStyles>
-  <w:style w:type="paragraph" w:default="1" w:styleId="Normal">
+  <w:style w:type="paragraph" w:default="1" w:styleId="1">
     <w:name w:val="Normal"/>
     <w:qFormat/>
+    <w:uiPriority w:val="0"/>
     <w:pPr>
       <w:kinsoku w:val="0"/>
       <w:autoSpaceDE w:val="0"/>
@@ -11499,7 +11641,7 @@
       <w:textAlignment w:val="baseline"/>
     </w:pPr>
     <w:rPr>
-      <w:rFonts w:ascii="Arial" w:eastAsia="宋体" w:hAnsi="Arial" w:cs="Arial"/>
+      <w:rFonts w:ascii="Arial" w:hAnsi="Arial" w:eastAsia="宋体" w:cs="Arial"/>
       <w:snapToGrid w:val="0"/>
       <w:color w:val="000000"/>
       <w:kern w:val="0"/>
@@ -11508,11 +11650,12 @@
       <w:lang w:val="en-US" w:eastAsia="en-US" w:bidi="ar-SA"/>
     </w:rPr>
   </w:style>
-  <w:style w:type="paragraph" w:styleId="Heading1">
+  <w:style w:type="paragraph" w:styleId="2">
     <w:name w:val="heading 1"/>
-    <w:basedOn w:val="Normal"/>
-    <w:next w:val="Normal"/>
+    <w:basedOn w:val="1"/>
+    <w:next w:val="1"/>
     <w:qFormat/>
+    <w:uiPriority w:val="0"/>
     <w:pPr>
       <w:keepNext/>
       <w:keepLines/>
@@ -11530,12 +11673,13 @@
       <w:sz w:val="44"/>
     </w:rPr>
   </w:style>
-  <w:style w:type="paragraph" w:styleId="Heading2">
+  <w:style w:type="paragraph" w:styleId="3">
     <w:name w:val="heading 2"/>
-    <w:basedOn w:val="Normal"/>
-    <w:next w:val="Normal"/>
+    <w:basedOn w:val="1"/>
+    <w:next w:val="1"/>
     <w:unhideWhenUsed/>
     <w:qFormat/>
+    <w:uiPriority w:val="0"/>
     <w:pPr>
       <w:keepNext/>
       <w:keepLines/>
@@ -11548,18 +11692,19 @@
       <w:outlineLvl w:val="1"/>
     </w:pPr>
     <w:rPr>
-      <w:rFonts w:ascii="Arial" w:eastAsia="黑体" w:hAnsi="Arial"/>
+      <w:rFonts w:ascii="Arial" w:hAnsi="Arial" w:eastAsia="黑体"/>
       <w:b/>
       <w:sz w:val="32"/>
     </w:rPr>
   </w:style>
-  <w:style w:type="paragraph" w:styleId="Heading3">
+  <w:style w:type="paragraph" w:styleId="4">
     <w:name w:val="heading 3"/>
-    <w:basedOn w:val="Normal"/>
-    <w:next w:val="Normal"/>
+    <w:basedOn w:val="1"/>
+    <w:next w:val="1"/>
     <w:semiHidden/>
     <w:unhideWhenUsed/>
     <w:qFormat/>
+    <w:uiPriority w:val="0"/>
     <w:pPr>
       <w:keepNext/>
       <w:keepLines/>
@@ -11576,12 +11721,13 @@
       <w:sz w:val="32"/>
     </w:rPr>
   </w:style>
-  <w:style w:type="paragraph" w:styleId="Heading4">
+  <w:style w:type="paragraph" w:styleId="5">
     <w:name w:val="heading 4"/>
-    <w:basedOn w:val="Normal"/>
-    <w:next w:val="Normal"/>
+    <w:basedOn w:val="1"/>
+    <w:next w:val="1"/>
     <w:unhideWhenUsed/>
     <w:qFormat/>
+    <w:uiPriority w:val="0"/>
     <w:pPr>
       <w:keepNext/>
       <w:keepLines/>
@@ -11594,18 +11740,19 @@
       <w:outlineLvl w:val="3"/>
     </w:pPr>
     <w:rPr>
-      <w:rFonts w:ascii="Arial" w:eastAsia="黑体" w:hAnsi="Arial"/>
+      <w:rFonts w:ascii="Arial" w:hAnsi="Arial" w:eastAsia="黑体"/>
       <w:b/>
       <w:sz w:val="28"/>
     </w:rPr>
   </w:style>
-  <w:style w:type="paragraph" w:styleId="Heading5">
+  <w:style w:type="paragraph" w:styleId="6">
     <w:name w:val="heading 5"/>
-    <w:basedOn w:val="Normal"/>
-    <w:next w:val="Normal"/>
+    <w:basedOn w:val="1"/>
+    <w:next w:val="1"/>
     <w:semiHidden/>
     <w:unhideWhenUsed/>
     <w:qFormat/>
+    <w:uiPriority w:val="0"/>
     <w:pPr>
       <w:keepNext/>
       <w:keepLines/>
@@ -11622,13 +11769,14 @@
       <w:sz w:val="28"/>
     </w:rPr>
   </w:style>
-  <w:style w:type="paragraph" w:styleId="Heading6">
+  <w:style w:type="paragraph" w:styleId="7">
     <w:name w:val="heading 6"/>
-    <w:basedOn w:val="Normal"/>
-    <w:next w:val="Normal"/>
+    <w:basedOn w:val="1"/>
+    <w:next w:val="1"/>
     <w:semiHidden/>
     <w:unhideWhenUsed/>
     <w:qFormat/>
+    <w:uiPriority w:val="0"/>
     <w:pPr>
       <w:keepNext/>
       <w:keepLines/>
@@ -11641,18 +11789,19 @@
       <w:outlineLvl w:val="5"/>
     </w:pPr>
     <w:rPr>
-      <w:rFonts w:ascii="Arial" w:eastAsia="黑体" w:hAnsi="Arial"/>
+      <w:rFonts w:ascii="Arial" w:hAnsi="Arial" w:eastAsia="黑体"/>
       <w:b/>
       <w:sz w:val="24"/>
     </w:rPr>
   </w:style>
-  <w:style w:type="paragraph" w:styleId="Heading7">
+  <w:style w:type="paragraph" w:styleId="8">
     <w:name w:val="heading 7"/>
-    <w:basedOn w:val="Normal"/>
-    <w:next w:val="Normal"/>
+    <w:basedOn w:val="1"/>
+    <w:next w:val="1"/>
     <w:semiHidden/>
     <w:unhideWhenUsed/>
     <w:qFormat/>
+    <w:uiPriority w:val="0"/>
     <w:pPr>
       <w:keepNext/>
       <w:keepLines/>
@@ -11669,13 +11818,14 @@
       <w:sz w:val="24"/>
     </w:rPr>
   </w:style>
-  <w:style w:type="paragraph" w:styleId="Heading8">
+  <w:style w:type="paragraph" w:styleId="9">
     <w:name w:val="heading 8"/>
-    <w:basedOn w:val="Normal"/>
-    <w:next w:val="Normal"/>
+    <w:basedOn w:val="1"/>
+    <w:next w:val="1"/>
     <w:semiHidden/>
     <w:unhideWhenUsed/>
     <w:qFormat/>
+    <w:uiPriority w:val="0"/>
     <w:pPr>
       <w:keepNext/>
       <w:keepLines/>
@@ -11688,17 +11838,18 @@
       <w:outlineLvl w:val="7"/>
     </w:pPr>
     <w:rPr>
-      <w:rFonts w:ascii="Arial" w:eastAsia="黑体" w:hAnsi="Arial"/>
+      <w:rFonts w:ascii="Arial" w:hAnsi="Arial" w:eastAsia="黑体"/>
       <w:sz w:val="24"/>
     </w:rPr>
   </w:style>
-  <w:style w:type="paragraph" w:styleId="Heading9">
+  <w:style w:type="paragraph" w:styleId="10">
     <w:name w:val="heading 9"/>
-    <w:basedOn w:val="Normal"/>
-    <w:next w:val="Normal"/>
+    <w:basedOn w:val="1"/>
+    <w:next w:val="1"/>
     <w:semiHidden/>
     <w:unhideWhenUsed/>
     <w:qFormat/>
+    <w:uiPriority w:val="0"/>
     <w:pPr>
       <w:keepNext/>
       <w:keepLines/>
@@ -11711,19 +11862,21 @@
       <w:outlineLvl w:val="8"/>
     </w:pPr>
     <w:rPr>
-      <w:rFonts w:ascii="Arial" w:eastAsia="黑体" w:hAnsi="Arial"/>
+      <w:rFonts w:ascii="Arial" w:hAnsi="Arial" w:eastAsia="黑体"/>
       <w:sz w:val="21"/>
     </w:rPr>
   </w:style>
-  <w:style w:type="character" w:default="1" w:styleId="DefaultParagraphFont">
+  <w:style w:type="character" w:default="1" w:styleId="22">
     <w:name w:val="Default Paragraph Font"/>
     <w:semiHidden/>
     <w:qFormat/>
+    <w:uiPriority w:val="0"/>
   </w:style>
-  <w:style w:type="table" w:default="1" w:styleId="TableNormal">
+  <w:style w:type="table" w:default="1" w:styleId="20">
     <w:name w:val="Normal Table"/>
     <w:semiHidden/>
     <w:qFormat/>
+    <w:uiPriority w:val="0"/>
     <w:tblPr>
       <w:tblCellMar>
         <w:top w:w="0" w:type="dxa"/>
@@ -11733,39 +11886,43 @@
       </w:tblCellMar>
     </w:tblPr>
   </w:style>
-  <w:style w:type="paragraph" w:styleId="CommentText">
+  <w:style w:type="paragraph" w:styleId="11">
     <w:name w:val="annotation text"/>
-    <w:basedOn w:val="Normal"/>
+    <w:basedOn w:val="1"/>
     <w:qFormat/>
+    <w:uiPriority w:val="0"/>
     <w:pPr>
       <w:jc w:val="left"/>
     </w:pPr>
   </w:style>
-  <w:style w:type="paragraph" w:styleId="BodyText">
+  <w:style w:type="paragraph" w:styleId="12">
     <w:name w:val="Body Text"/>
-    <w:basedOn w:val="Normal"/>
+    <w:basedOn w:val="1"/>
     <w:semiHidden/>
     <w:qFormat/>
+    <w:uiPriority w:val="0"/>
     <w:rPr>
-      <w:rFonts w:ascii="Arial" w:eastAsia="Arial" w:hAnsi="Arial" w:cs="Arial"/>
+      <w:rFonts w:ascii="Arial" w:hAnsi="Arial" w:eastAsia="Arial" w:cs="Arial"/>
       <w:sz w:val="21"/>
       <w:szCs w:val="21"/>
       <w:lang w:val="en-US" w:eastAsia="en-US" w:bidi="ar-SA"/>
     </w:rPr>
   </w:style>
-  <w:style w:type="paragraph" w:styleId="TOC3">
+  <w:style w:type="paragraph" w:styleId="13">
     <w:name w:val="toc 3"/>
-    <w:basedOn w:val="Normal"/>
-    <w:next w:val="Normal"/>
+    <w:basedOn w:val="1"/>
+    <w:next w:val="1"/>
     <w:qFormat/>
+    <w:uiPriority w:val="0"/>
     <w:pPr>
       <w:ind w:left="840" w:leftChars="400"/>
     </w:pPr>
   </w:style>
-  <w:style w:type="paragraph" w:styleId="Footer">
+  <w:style w:type="paragraph" w:styleId="14">
     <w:name w:val="footer"/>
-    <w:basedOn w:val="Normal"/>
+    <w:basedOn w:val="1"/>
     <w:qFormat/>
+    <w:uiPriority w:val="0"/>
     <w:pPr>
       <w:tabs>
         <w:tab w:val="center" w:pos="4153"/>
@@ -11778,16 +11935,17 @@
       <w:sz w:val="18"/>
     </w:rPr>
   </w:style>
-  <w:style w:type="paragraph" w:styleId="Header">
+  <w:style w:type="paragraph" w:styleId="15">
     <w:name w:val="header"/>
-    <w:basedOn w:val="Normal"/>
+    <w:basedOn w:val="1"/>
     <w:qFormat/>
+    <w:uiPriority w:val="0"/>
     <w:pPr>
       <w:pBdr>
-        <w:top w:val="nil"/>
-        <w:left w:val="nil"/>
-        <w:bottom w:val="nil"/>
-        <w:right w:val="nil"/>
+        <w:top w:val="none" w:color="auto" w:sz="0" w:space="0"/>
+        <w:left w:val="none" w:color="auto" w:sz="0" w:space="0"/>
+        <w:bottom w:val="none" w:color="auto" w:sz="0" w:space="0"/>
+        <w:right w:val="none" w:color="auto" w:sz="0" w:space="0"/>
       </w:pBdr>
       <w:tabs>
         <w:tab w:val="center" w:pos="4153"/>
@@ -11802,37 +11960,41 @@
       <w:sz w:val="18"/>
     </w:rPr>
   </w:style>
-  <w:style w:type="paragraph" w:styleId="TOC1">
+  <w:style w:type="paragraph" w:styleId="16">
     <w:name w:val="toc 1"/>
-    <w:basedOn w:val="Normal"/>
-    <w:next w:val="Normal"/>
+    <w:basedOn w:val="1"/>
+    <w:next w:val="1"/>
     <w:qFormat/>
+    <w:uiPriority w:val="0"/>
     <w:rPr>
-      <w:rFonts w:ascii="Arial" w:eastAsia="Microsoft JhengHei" w:hAnsi="Arial"/>
+      <w:rFonts w:ascii="Arial" w:hAnsi="Arial" w:eastAsia="Microsoft JhengHei"/>
       <w:sz w:val="24"/>
     </w:rPr>
   </w:style>
-  <w:style w:type="paragraph" w:styleId="TOC2">
+  <w:style w:type="paragraph" w:styleId="17">
     <w:name w:val="toc 2"/>
-    <w:basedOn w:val="Normal"/>
-    <w:next w:val="Normal"/>
+    <w:basedOn w:val="1"/>
+    <w:next w:val="1"/>
     <w:qFormat/>
+    <w:uiPriority w:val="0"/>
     <w:pPr>
       <w:ind w:left="420" w:leftChars="200"/>
     </w:pPr>
   </w:style>
-  <w:style w:type="paragraph" w:styleId="NormalWeb">
+  <w:style w:type="paragraph" w:styleId="18">
     <w:name w:val="Normal (Web)"/>
-    <w:basedOn w:val="Normal"/>
+    <w:basedOn w:val="1"/>
     <w:qFormat/>
+    <w:uiPriority w:val="0"/>
     <w:rPr>
       <w:sz w:val="24"/>
     </w:rPr>
   </w:style>
-  <w:style w:type="paragraph" w:styleId="Title">
+  <w:style w:type="paragraph" w:styleId="19">
     <w:name w:val="Title"/>
-    <w:basedOn w:val="Normal"/>
+    <w:basedOn w:val="1"/>
     <w:qFormat/>
+    <w:uiPriority w:val="0"/>
     <w:pPr>
       <w:spacing w:before="240" w:beforeLines="0" w:beforeAutospacing="0" w:after="60" w:afterLines="0" w:afterAutospacing="0"/>
       <w:jc w:val="center"/>
@@ -11844,38 +12006,41 @@
       <w:sz w:val="32"/>
     </w:rPr>
   </w:style>
-  <w:style w:type="table" w:styleId="TableGrid">
+  <w:style w:type="table" w:styleId="21">
     <w:name w:val="Table Grid"/>
-    <w:basedOn w:val="TableNormal"/>
+    <w:basedOn w:val="20"/>
     <w:qFormat/>
+    <w:uiPriority w:val="0"/>
     <w:pPr>
       <w:widowControl w:val="0"/>
       <w:jc w:val="both"/>
     </w:pPr>
     <w:tblPr>
       <w:tblBorders>
-        <w:top w:val="single" w:sz="4" w:space="0" w:color="auto"/>
-        <w:left w:val="single" w:sz="4" w:space="0" w:color="auto"/>
-        <w:bottom w:val="single" w:sz="4" w:space="0" w:color="auto"/>
-        <w:right w:val="single" w:sz="4" w:space="0" w:color="auto"/>
-        <w:insideH w:val="single" w:sz="4" w:space="0" w:color="auto"/>
-        <w:insideV w:val="single" w:sz="4" w:space="0" w:color="auto"/>
+        <w:top w:val="single" w:color="auto" w:sz="4" w:space="0"/>
+        <w:left w:val="single" w:color="auto" w:sz="4" w:space="0"/>
+        <w:bottom w:val="single" w:color="auto" w:sz="4" w:space="0"/>
+        <w:right w:val="single" w:color="auto" w:sz="4" w:space="0"/>
+        <w:insideH w:val="single" w:color="auto" w:sz="4" w:space="0"/>
+        <w:insideV w:val="single" w:color="auto" w:sz="4" w:space="0"/>
       </w:tblBorders>
     </w:tblPr>
   </w:style>
-  <w:style w:type="character" w:styleId="Strong">
+  <w:style w:type="character" w:styleId="23">
     <w:name w:val="Strong"/>
-    <w:basedOn w:val="DefaultParagraphFont"/>
+    <w:basedOn w:val="22"/>
     <w:qFormat/>
+    <w:uiPriority w:val="0"/>
     <w:rPr>
       <w:b/>
     </w:rPr>
   </w:style>
-  <w:style w:type="table" w:customStyle="1" w:styleId="TableNormal0">
+  <w:style w:type="table" w:customStyle="1" w:styleId="24">
     <w:name w:val="Table Normal_0"/>
     <w:semiHidden/>
     <w:unhideWhenUsed/>
     <w:qFormat/>
+    <w:uiPriority w:val="0"/>
     <w:tblPr>
       <w:tblCellMar>
         <w:top w:w="0" w:type="dxa"/>
@@ -11885,81 +12050,87 @@
       </w:tblCellMar>
     </w:tblPr>
   </w:style>
-  <w:style w:type="paragraph" w:customStyle="1" w:styleId="TableText">
+  <w:style w:type="paragraph" w:customStyle="1" w:styleId="25">
     <w:name w:val="Table Text"/>
-    <w:basedOn w:val="Normal"/>
+    <w:basedOn w:val="1"/>
     <w:semiHidden/>
     <w:qFormat/>
+    <w:uiPriority w:val="0"/>
     <w:rPr>
-      <w:rFonts w:ascii="宋体" w:eastAsia="宋体" w:hAnsi="宋体" w:cs="宋体"/>
+      <w:rFonts w:ascii="宋体" w:hAnsi="宋体" w:eastAsia="宋体" w:cs="宋体"/>
       <w:sz w:val="21"/>
       <w:szCs w:val="21"/>
       <w:lang w:val="en-US" w:eastAsia="en-US" w:bidi="ar-SA"/>
     </w:rPr>
   </w:style>
-  <w:style w:type="paragraph" w:customStyle="1" w:styleId="1">
+  <w:style w:type="paragraph" w:customStyle="1" w:styleId="26">
     <w:name w:val="柴_标题1"/>
-    <w:basedOn w:val="Heading1"/>
-    <w:next w:val="a"/>
-    <w:link w:val="1Char"/>
+    <w:basedOn w:val="2"/>
+    <w:next w:val="27"/>
+    <w:link w:val="38"/>
     <w:qFormat/>
+    <w:uiPriority w:val="0"/>
     <w:pPr>
       <w:spacing w:before="100" w:after="90" w:line="360" w:lineRule="auto"/>
     </w:pPr>
     <w:rPr>
-      <w:rFonts w:ascii="Arial" w:eastAsia="宋体" w:hAnsi="Arial"/>
+      <w:rFonts w:ascii="Arial" w:hAnsi="Arial" w:eastAsia="宋体"/>
       <w:sz w:val="32"/>
     </w:rPr>
   </w:style>
-  <w:style w:type="paragraph" w:customStyle="1" w:styleId="a">
+  <w:style w:type="paragraph" w:customStyle="1" w:styleId="27">
     <w:name w:val="柴_正文"/>
-    <w:basedOn w:val="BodyText"/>
-    <w:link w:val="Char"/>
+    <w:basedOn w:val="12"/>
+    <w:link w:val="41"/>
     <w:qFormat/>
+    <w:uiPriority w:val="0"/>
     <w:pPr>
       <w:spacing w:line="360" w:lineRule="auto"/>
       <w:ind w:firstLine="470" w:firstLineChars="200"/>
     </w:pPr>
     <w:rPr>
-      <w:rFonts w:ascii="Arial" w:eastAsia="宋体" w:hAnsi="Arial"/>
+      <w:rFonts w:ascii="Arial" w:hAnsi="Arial" w:eastAsia="宋体"/>
       <w:sz w:val="24"/>
       <w:lang w:eastAsia="zh-CN"/>
     </w:rPr>
   </w:style>
-  <w:style w:type="paragraph" w:customStyle="1" w:styleId="2">
+  <w:style w:type="paragraph" w:customStyle="1" w:styleId="28">
     <w:name w:val="柴_标题2"/>
-    <w:basedOn w:val="Heading2"/>
-    <w:next w:val="a"/>
+    <w:basedOn w:val="3"/>
+    <w:next w:val="27"/>
     <w:qFormat/>
+    <w:uiPriority w:val="0"/>
     <w:pPr>
       <w:spacing w:line="360" w:lineRule="auto"/>
     </w:pPr>
     <w:rPr>
-      <w:rFonts w:ascii="Arial" w:eastAsia="宋体" w:hAnsi="Arial"/>
+      <w:rFonts w:ascii="Arial" w:hAnsi="Arial" w:eastAsia="宋体"/>
       <w:sz w:val="28"/>
     </w:rPr>
   </w:style>
-  <w:style w:type="paragraph" w:customStyle="1" w:styleId="3">
+  <w:style w:type="paragraph" w:customStyle="1" w:styleId="29">
     <w:name w:val="柴_标题3"/>
-    <w:basedOn w:val="Heading3"/>
-    <w:next w:val="a"/>
+    <w:basedOn w:val="4"/>
+    <w:next w:val="27"/>
     <w:qFormat/>
+    <w:uiPriority w:val="0"/>
     <w:pPr>
       <w:spacing w:line="360" w:lineRule="auto"/>
       <w:ind w:left="0" w:firstLine="472" w:firstLineChars="200"/>
     </w:pPr>
     <w:rPr>
-      <w:rFonts w:ascii="宋体" w:eastAsia="宋体" w:hAnsi="宋体" w:cs="宋体"/>
+      <w:rFonts w:ascii="宋体" w:hAnsi="宋体" w:eastAsia="宋体" w:cs="宋体"/>
       <w:spacing w:val="-2"/>
       <w:sz w:val="24"/>
       <w:szCs w:val="24"/>
     </w:rPr>
   </w:style>
-  <w:style w:type="paragraph" w:customStyle="1" w:styleId="a0">
+  <w:style w:type="paragraph" w:customStyle="1" w:styleId="30">
     <w:name w:val="柴_目录"/>
-    <w:basedOn w:val="Normal"/>
-    <w:next w:val="BodyText"/>
+    <w:basedOn w:val="1"/>
+    <w:next w:val="12"/>
     <w:qFormat/>
+    <w:uiPriority w:val="0"/>
     <w:pPr>
       <w:tabs>
         <w:tab w:val="right" w:leader="dot" w:pos="8442"/>
@@ -11967,89 +12138,96 @@
       <w:ind w:left="0" w:leftChars="0"/>
     </w:pPr>
     <w:rPr>
-      <w:rFonts w:ascii="Arial" w:eastAsia="Microsoft JhengHei" w:hAnsi="Arial"/>
+      <w:rFonts w:ascii="Arial" w:hAnsi="Arial" w:eastAsia="Microsoft JhengHei"/>
       <w:sz w:val="24"/>
     </w:rPr>
   </w:style>
-  <w:style w:type="paragraph" w:customStyle="1" w:styleId="a1">
+  <w:style w:type="paragraph" w:customStyle="1" w:styleId="31">
     <w:name w:val="柴_公司名"/>
-    <w:basedOn w:val="Title"/>
+    <w:basedOn w:val="19"/>
     <w:qFormat/>
+    <w:uiPriority w:val="0"/>
     <w:pPr>
       <w:spacing w:after="600" w:afterLines="600"/>
     </w:pPr>
     <w:rPr>
-      <w:rFonts w:ascii="宋体" w:eastAsia="宋体" w:hAnsi="宋体" w:cs="宋体" w:hint="eastAsia"/>
+      <w:rFonts w:hint="eastAsia" w:ascii="宋体" w:hAnsi="宋体" w:eastAsia="宋体" w:cs="宋体"/>
       <w:bCs/>
       <w:spacing w:val="-6"/>
       <w:sz w:val="52"/>
       <w:szCs w:val="52"/>
     </w:rPr>
   </w:style>
-  <w:style w:type="paragraph" w:customStyle="1" w:styleId="a2">
+  <w:style w:type="paragraph" w:customStyle="1" w:styleId="32">
     <w:name w:val="柴_文档名"/>
-    <w:basedOn w:val="Title"/>
+    <w:basedOn w:val="19"/>
     <w:qFormat/>
+    <w:uiPriority w:val="0"/>
     <w:pPr>
       <w:spacing w:after="900" w:afterLines="900"/>
     </w:pPr>
     <w:rPr>
-      <w:rFonts w:ascii="黑体" w:eastAsia="黑体" w:hAnsi="黑体" w:cs="黑体"/>
+      <w:rFonts w:ascii="黑体" w:hAnsi="黑体" w:eastAsia="黑体" w:cs="黑体"/>
       <w:bCs/>
       <w:spacing w:val="-7"/>
       <w:sz w:val="52"/>
       <w:szCs w:val="52"/>
     </w:rPr>
   </w:style>
-  <w:style w:type="paragraph" w:customStyle="1" w:styleId="WPSOffice1">
+  <w:style w:type="paragraph" w:customStyle="1" w:styleId="33">
     <w:name w:val="WPSOffice手动目录 1"/>
     <w:qFormat/>
+    <w:uiPriority w:val="0"/>
     <w:pPr>
       <w:ind w:leftChars="0"/>
     </w:pPr>
     <w:rPr>
-      <w:rFonts w:ascii="Times New Roman" w:eastAsia="宋体" w:hAnsi="Times New Roman" w:cs="Times New Roman"/>
+      <w:rFonts w:ascii="Times New Roman" w:hAnsi="Times New Roman" w:eastAsia="宋体" w:cs="Times New Roman"/>
       <w:sz w:val="20"/>
       <w:szCs w:val="20"/>
     </w:rPr>
   </w:style>
-  <w:style w:type="paragraph" w:customStyle="1" w:styleId="WPSOffice2">
+  <w:style w:type="paragraph" w:customStyle="1" w:styleId="34">
     <w:name w:val="WPSOffice手动目录 2"/>
     <w:qFormat/>
+    <w:uiPriority w:val="0"/>
     <w:pPr>
       <w:ind w:leftChars="200"/>
     </w:pPr>
     <w:rPr>
-      <w:rFonts w:ascii="Times New Roman" w:eastAsia="宋体" w:hAnsi="Times New Roman" w:cs="Times New Roman"/>
+      <w:rFonts w:ascii="Times New Roman" w:hAnsi="Times New Roman" w:eastAsia="宋体" w:cs="Times New Roman"/>
       <w:sz w:val="20"/>
       <w:szCs w:val="20"/>
     </w:rPr>
   </w:style>
-  <w:style w:type="paragraph" w:customStyle="1" w:styleId="WPSOffice3">
+  <w:style w:type="paragraph" w:customStyle="1" w:styleId="35">
     <w:name w:val="WPSOffice手动目录 3"/>
     <w:qFormat/>
+    <w:uiPriority w:val="0"/>
     <w:pPr>
       <w:ind w:leftChars="400"/>
     </w:pPr>
     <w:rPr>
-      <w:rFonts w:ascii="Times New Roman" w:eastAsia="宋体" w:hAnsi="Times New Roman" w:cs="Times New Roman"/>
+      <w:rFonts w:ascii="Times New Roman" w:hAnsi="Times New Roman" w:eastAsia="宋体" w:cs="Times New Roman"/>
       <w:sz w:val="20"/>
       <w:szCs w:val="20"/>
     </w:rPr>
   </w:style>
-  <w:style w:type="paragraph" w:customStyle="1" w:styleId="Compact">
+  <w:style w:type="paragraph" w:customStyle="1" w:styleId="36">
     <w:name w:val="Compact"/>
-    <w:basedOn w:val="BodyText"/>
+    <w:basedOn w:val="12"/>
     <w:qFormat/>
+    <w:uiPriority w:val="0"/>
     <w:pPr>
       <w:spacing w:before="36" w:after="36"/>
     </w:pPr>
   </w:style>
-  <w:style w:type="table" w:customStyle="1" w:styleId="Table">
+  <w:style w:type="table" w:customStyle="1" w:styleId="37">
     <w:name w:val="Table"/>
     <w:semiHidden/>
     <w:unhideWhenUsed/>
     <w:qFormat/>
+    <w:uiPriority w:val="0"/>
     <w:tblPr>
       <w:tblCellMar>
         <w:top w:w="0" w:type="dxa"/>
@@ -12061,26 +12239,28 @@
     <w:tblStylePr w:type="firstRow">
       <w:tcPr>
         <w:tcBorders>
-          <w:bottom w:val="single" w:sz="0" w:space="0" w:color="auto"/>
+          <w:bottom w:val="single" w:color="auto" w:sz="0" w:space="0"/>
         </w:tcBorders>
         <w:vAlign w:val="bottom"/>
       </w:tcPr>
     </w:tblStylePr>
   </w:style>
-  <w:style w:type="character" w:customStyle="1" w:styleId="1Char">
+  <w:style w:type="character" w:customStyle="1" w:styleId="38">
     <w:name w:val="柴_标题1 Char"/>
-    <w:link w:val="1"/>
+    <w:link w:val="26"/>
     <w:qFormat/>
+    <w:uiPriority w:val="0"/>
     <w:rPr>
-      <w:rFonts w:ascii="Arial" w:eastAsia="宋体" w:hAnsi="Arial"/>
+      <w:rFonts w:ascii="Arial" w:hAnsi="Arial" w:eastAsia="宋体"/>
       <w:sz w:val="32"/>
     </w:rPr>
   </w:style>
-  <w:style w:type="paragraph" w:customStyle="1" w:styleId="a3">
+  <w:style w:type="paragraph" w:customStyle="1" w:styleId="39">
     <w:name w:val="柴_正文_无缩进"/>
-    <w:basedOn w:val="Normal"/>
-    <w:link w:val="Char0"/>
+    <w:basedOn w:val="1"/>
+    <w:link w:val="42"/>
     <w:qFormat/>
+    <w:uiPriority w:val="0"/>
     <w:pPr>
       <w:ind w:firstLine="0" w:firstLineChars="0"/>
     </w:pPr>
@@ -12090,37 +12270,40 @@
       <w:lang w:eastAsia="zh-CN"/>
     </w:rPr>
   </w:style>
-  <w:style w:type="paragraph" w:customStyle="1" w:styleId="4">
+  <w:style w:type="paragraph" w:customStyle="1" w:styleId="40">
     <w:name w:val="柴_标题4"/>
-    <w:basedOn w:val="Heading4"/>
-    <w:next w:val="Normal"/>
+    <w:basedOn w:val="5"/>
+    <w:next w:val="1"/>
     <w:qFormat/>
+    <w:uiPriority w:val="0"/>
     <w:pPr>
       <w:widowControl w:val="0"/>
       <w:spacing w:before="160" w:line="360" w:lineRule="auto"/>
-      <w:ind w:left="981" w:hanging="862" w:leftChars="300"/>
+      <w:ind w:left="981" w:leftChars="300" w:hanging="862"/>
     </w:pPr>
     <w:rPr>
-      <w:rFonts w:ascii="Calibri" w:eastAsia="宋体" w:hAnsi="Calibri" w:cs="宋体" w:hint="eastAsia"/>
+      <w:rFonts w:hint="eastAsia" w:ascii="Calibri" w:hAnsi="Calibri" w:eastAsia="宋体" w:cs="宋体"/>
       <w:sz w:val="24"/>
       <w:szCs w:val="24"/>
       <w:lang w:eastAsia="zh-CN" w:bidi="zh-CN"/>
     </w:rPr>
   </w:style>
-  <w:style w:type="character" w:customStyle="1" w:styleId="Char">
+  <w:style w:type="character" w:customStyle="1" w:styleId="41">
     <w:name w:val="柴_正文 Char"/>
-    <w:link w:val="a"/>
+    <w:link w:val="27"/>
     <w:qFormat/>
+    <w:uiPriority w:val="0"/>
     <w:rPr>
-      <w:rFonts w:ascii="Arial" w:eastAsia="宋体" w:hAnsi="Arial"/>
+      <w:rFonts w:ascii="Arial" w:hAnsi="Arial" w:eastAsia="宋体"/>
       <w:sz w:val="24"/>
       <w:lang w:eastAsia="zh-CN"/>
     </w:rPr>
   </w:style>
-  <w:style w:type="character" w:customStyle="1" w:styleId="Char0">
+  <w:style w:type="character" w:customStyle="1" w:styleId="42">
     <w:name w:val="柴_正文_无缩进 Char"/>
-    <w:link w:val="a3"/>
+    <w:link w:val="39"/>
     <w:qFormat/>
+    <w:uiPriority w:val="0"/>
     <w:rPr>
       <w:rFonts w:ascii="Arial" w:hAnsi="Arial"/>
       <w:sz w:val="24"/>

--- a/6-过程管理/流程制度规范类文件/060102-服务级别管理程序.docx
+++ b/6-过程管理/流程制度规范类文件/060102-服务级别管理程序.docx
@@ -39,7 +39,7 @@
         <w:snapToGrid w:val="0"/>
         <w:textAlignment w:val="baseline"/>
       </w:pPr>
-      <w:bookmarkStart w:id="0" w:name="_Toc28091"/>
+      <w:bookmarkStart w:id="0" w:name="_Toc4213"/>
       <w:r>
         <w:t>服务级别管理程序</w:t>
       </w:r>
@@ -63,7 +63,7 @@
         <w:snapToGrid w:val="0"/>
         <w:textAlignment w:val="baseline"/>
       </w:pPr>
-      <w:bookmarkStart w:id="1" w:name="_Toc8863"/>
+      <w:bookmarkStart w:id="1" w:name="_Toc31990"/>
       <w:r>
         <w:t>中达丰集团有限公司</w:t>
       </w:r>
@@ -195,7 +195,7 @@
           <w:szCs w:val="21"/>
         </w:rPr>
       </w:pPr>
-      <w:bookmarkStart w:id="2" w:name="_Toc8472"/>
+      <w:bookmarkStart w:id="2" w:name="_Toc5784"/>
       <w:r>
         <w:rPr>
           <w:rFonts w:ascii="宋体" w:hAnsi="宋体" w:eastAsia="宋体" w:cs="宋体"/>
@@ -1616,7 +1616,7 @@
               <w:rFonts w:hint="eastAsia" w:ascii="Microsoft JhengHei" w:hAnsi="Microsoft JhengHei" w:eastAsia="Microsoft JhengHei" w:cs="Microsoft JhengHei"/>
               <w:szCs w:val="24"/>
             </w:rPr>
-            <w:instrText xml:space="preserve"> HYPERLINK \l _Toc28091 </w:instrText>
+            <w:instrText xml:space="preserve"> HYPERLINK \l _Toc4213 </w:instrText>
           </w:r>
           <w:r>
             <w:rPr>
@@ -1635,7 +1635,7 @@
             <w:fldChar w:fldCharType="begin"/>
           </w:r>
           <w:r>
-            <w:instrText xml:space="preserve"> PAGEREF _Toc28091 \h </w:instrText>
+            <w:instrText xml:space="preserve"> PAGEREF _Toc4213 \h </w:instrText>
           </w:r>
           <w:r>
             <w:fldChar w:fldCharType="separate"/>
@@ -1673,7 +1673,7 @@
               <w:rFonts w:hint="eastAsia" w:ascii="Microsoft JhengHei" w:hAnsi="Microsoft JhengHei" w:eastAsia="Microsoft JhengHei" w:cs="Microsoft JhengHei"/>
               <w:szCs w:val="24"/>
             </w:rPr>
-            <w:instrText xml:space="preserve"> HYPERLINK \l _Toc8863 </w:instrText>
+            <w:instrText xml:space="preserve"> HYPERLINK \l _Toc31990 </w:instrText>
           </w:r>
           <w:r>
             <w:rPr>
@@ -1692,7 +1692,7 @@
             <w:fldChar w:fldCharType="begin"/>
           </w:r>
           <w:r>
-            <w:instrText xml:space="preserve"> PAGEREF _Toc8863 \h </w:instrText>
+            <w:instrText xml:space="preserve"> PAGEREF _Toc31990 \h </w:instrText>
           </w:r>
           <w:r>
             <w:fldChar w:fldCharType="separate"/>
@@ -1730,7 +1730,7 @@
               <w:rFonts w:hint="eastAsia" w:ascii="Microsoft JhengHei" w:hAnsi="Microsoft JhengHei" w:eastAsia="Microsoft JhengHei" w:cs="Microsoft JhengHei"/>
               <w:szCs w:val="24"/>
             </w:rPr>
-            <w:instrText xml:space="preserve"> HYPERLINK \l _Toc8472 </w:instrText>
+            <w:instrText xml:space="preserve"> HYPERLINK \l _Toc5784 </w:instrText>
           </w:r>
           <w:r>
             <w:rPr>
@@ -1754,7 +1754,7 @@
             <w:fldChar w:fldCharType="begin"/>
           </w:r>
           <w:r>
-            <w:instrText xml:space="preserve"> PAGEREF _Toc8472 \h </w:instrText>
+            <w:instrText xml:space="preserve"> PAGEREF _Toc5784 \h </w:instrText>
           </w:r>
           <w:r>
             <w:fldChar w:fldCharType="separate"/>
@@ -1792,7 +1792,7 @@
               <w:rFonts w:hint="eastAsia" w:ascii="Microsoft JhengHei" w:hAnsi="Microsoft JhengHei" w:eastAsia="Microsoft JhengHei" w:cs="Microsoft JhengHei"/>
               <w:szCs w:val="24"/>
             </w:rPr>
-            <w:instrText xml:space="preserve"> HYPERLINK \l _Toc750 </w:instrText>
+            <w:instrText xml:space="preserve"> HYPERLINK \l _Toc28847 </w:instrText>
           </w:r>
           <w:r>
             <w:rPr>
@@ -1817,7 +1817,7 @@
             <w:fldChar w:fldCharType="begin"/>
           </w:r>
           <w:r>
-            <w:instrText xml:space="preserve"> PAGEREF _Toc750 \h </w:instrText>
+            <w:instrText xml:space="preserve"> PAGEREF _Toc28847 \h </w:instrText>
           </w:r>
           <w:r>
             <w:fldChar w:fldCharType="separate"/>
@@ -1855,7 +1855,7 @@
               <w:rFonts w:hint="eastAsia" w:ascii="Microsoft JhengHei" w:hAnsi="Microsoft JhengHei" w:eastAsia="Microsoft JhengHei" w:cs="Microsoft JhengHei"/>
               <w:szCs w:val="24"/>
             </w:rPr>
-            <w:instrText xml:space="preserve"> HYPERLINK \l _Toc26524 </w:instrText>
+            <w:instrText xml:space="preserve"> HYPERLINK \l _Toc24611 </w:instrText>
           </w:r>
           <w:r>
             <w:rPr>
@@ -1880,7 +1880,7 @@
             <w:fldChar w:fldCharType="begin"/>
           </w:r>
           <w:r>
-            <w:instrText xml:space="preserve"> PAGEREF _Toc26524 \h </w:instrText>
+            <w:instrText xml:space="preserve"> PAGEREF _Toc24611 \h </w:instrText>
           </w:r>
           <w:r>
             <w:fldChar w:fldCharType="separate"/>
@@ -1918,7 +1918,7 @@
               <w:rFonts w:hint="eastAsia" w:ascii="Microsoft JhengHei" w:hAnsi="Microsoft JhengHei" w:eastAsia="Microsoft JhengHei" w:cs="Microsoft JhengHei"/>
               <w:szCs w:val="24"/>
             </w:rPr>
-            <w:instrText xml:space="preserve"> HYPERLINK \l _Toc30000 </w:instrText>
+            <w:instrText xml:space="preserve"> HYPERLINK \l _Toc141 </w:instrText>
           </w:r>
           <w:r>
             <w:rPr>
@@ -1943,7 +1943,7 @@
             <w:fldChar w:fldCharType="begin"/>
           </w:r>
           <w:r>
-            <w:instrText xml:space="preserve"> PAGEREF _Toc30000 \h </w:instrText>
+            <w:instrText xml:space="preserve"> PAGEREF _Toc141 \h </w:instrText>
           </w:r>
           <w:r>
             <w:fldChar w:fldCharType="separate"/>
@@ -1981,7 +1981,7 @@
               <w:rFonts w:hint="eastAsia" w:ascii="Microsoft JhengHei" w:hAnsi="Microsoft JhengHei" w:eastAsia="Microsoft JhengHei" w:cs="Microsoft JhengHei"/>
               <w:szCs w:val="24"/>
             </w:rPr>
-            <w:instrText xml:space="preserve"> HYPERLINK \l _Toc19210 </w:instrText>
+            <w:instrText xml:space="preserve"> HYPERLINK \l _Toc23346 </w:instrText>
           </w:r>
           <w:r>
             <w:rPr>
@@ -2006,7 +2006,7 @@
             <w:fldChar w:fldCharType="begin"/>
           </w:r>
           <w:r>
-            <w:instrText xml:space="preserve"> PAGEREF _Toc19210 \h </w:instrText>
+            <w:instrText xml:space="preserve"> PAGEREF _Toc23346 \h </w:instrText>
           </w:r>
           <w:r>
             <w:fldChar w:fldCharType="separate"/>
@@ -2044,7 +2044,7 @@
               <w:rFonts w:hint="eastAsia" w:ascii="Microsoft JhengHei" w:hAnsi="Microsoft JhengHei" w:eastAsia="Microsoft JhengHei" w:cs="Microsoft JhengHei"/>
               <w:szCs w:val="24"/>
             </w:rPr>
-            <w:instrText xml:space="preserve"> HYPERLINK \l _Toc31080 </w:instrText>
+            <w:instrText xml:space="preserve"> HYPERLINK \l _Toc16137 </w:instrText>
           </w:r>
           <w:r>
             <w:rPr>
@@ -2069,7 +2069,7 @@
             <w:fldChar w:fldCharType="begin"/>
           </w:r>
           <w:r>
-            <w:instrText xml:space="preserve"> PAGEREF _Toc31080 \h </w:instrText>
+            <w:instrText xml:space="preserve"> PAGEREF _Toc16137 \h </w:instrText>
           </w:r>
           <w:r>
             <w:fldChar w:fldCharType="separate"/>
@@ -2107,7 +2107,7 @@
               <w:rFonts w:hint="eastAsia" w:ascii="Microsoft JhengHei" w:hAnsi="Microsoft JhengHei" w:eastAsia="Microsoft JhengHei" w:cs="Microsoft JhengHei"/>
               <w:szCs w:val="24"/>
             </w:rPr>
-            <w:instrText xml:space="preserve"> HYPERLINK \l _Toc7039 </w:instrText>
+            <w:instrText xml:space="preserve"> HYPERLINK \l _Toc479 </w:instrText>
           </w:r>
           <w:r>
             <w:rPr>
@@ -2132,7 +2132,7 @@
             <w:fldChar w:fldCharType="begin"/>
           </w:r>
           <w:r>
-            <w:instrText xml:space="preserve"> PAGEREF _Toc7039 \h </w:instrText>
+            <w:instrText xml:space="preserve"> PAGEREF _Toc479 \h </w:instrText>
           </w:r>
           <w:r>
             <w:fldChar w:fldCharType="separate"/>
@@ -2170,7 +2170,7 @@
               <w:rFonts w:hint="eastAsia" w:ascii="Microsoft JhengHei" w:hAnsi="Microsoft JhengHei" w:eastAsia="Microsoft JhengHei" w:cs="Microsoft JhengHei"/>
               <w:szCs w:val="24"/>
             </w:rPr>
-            <w:instrText xml:space="preserve"> HYPERLINK \l _Toc14039 </w:instrText>
+            <w:instrText xml:space="preserve"> HYPERLINK \l _Toc20795 </w:instrText>
           </w:r>
           <w:r>
             <w:rPr>
@@ -2195,7 +2195,7 @@
             <w:fldChar w:fldCharType="begin"/>
           </w:r>
           <w:r>
-            <w:instrText xml:space="preserve"> PAGEREF _Toc14039 \h </w:instrText>
+            <w:instrText xml:space="preserve"> PAGEREF _Toc20795 \h </w:instrText>
           </w:r>
           <w:r>
             <w:fldChar w:fldCharType="separate"/>
@@ -2233,7 +2233,7 @@
               <w:rFonts w:hint="eastAsia" w:ascii="Microsoft JhengHei" w:hAnsi="Microsoft JhengHei" w:eastAsia="Microsoft JhengHei" w:cs="Microsoft JhengHei"/>
               <w:szCs w:val="24"/>
             </w:rPr>
-            <w:instrText xml:space="preserve"> HYPERLINK \l _Toc1126 </w:instrText>
+            <w:instrText xml:space="preserve"> HYPERLINK \l _Toc12994 </w:instrText>
           </w:r>
           <w:r>
             <w:rPr>
@@ -2258,7 +2258,7 @@
             <w:fldChar w:fldCharType="begin"/>
           </w:r>
           <w:r>
-            <w:instrText xml:space="preserve"> PAGEREF _Toc1126 \h </w:instrText>
+            <w:instrText xml:space="preserve"> PAGEREF _Toc12994 \h </w:instrText>
           </w:r>
           <w:r>
             <w:fldChar w:fldCharType="separate"/>
@@ -2296,7 +2296,7 @@
               <w:rFonts w:hint="eastAsia" w:ascii="Microsoft JhengHei" w:hAnsi="Microsoft JhengHei" w:eastAsia="Microsoft JhengHei" w:cs="Microsoft JhengHei"/>
               <w:szCs w:val="24"/>
             </w:rPr>
-            <w:instrText xml:space="preserve"> HYPERLINK \l _Toc4009 </w:instrText>
+            <w:instrText xml:space="preserve"> HYPERLINK \l _Toc6600 </w:instrText>
           </w:r>
           <w:r>
             <w:rPr>
@@ -2321,7 +2321,7 @@
             <w:fldChar w:fldCharType="begin"/>
           </w:r>
           <w:r>
-            <w:instrText xml:space="preserve"> PAGEREF _Toc4009 \h </w:instrText>
+            <w:instrText xml:space="preserve"> PAGEREF _Toc6600 \h </w:instrText>
           </w:r>
           <w:r>
             <w:fldChar w:fldCharType="separate"/>
@@ -2359,7 +2359,7 @@
               <w:rFonts w:hint="eastAsia" w:ascii="Microsoft JhengHei" w:hAnsi="Microsoft JhengHei" w:eastAsia="Microsoft JhengHei" w:cs="Microsoft JhengHei"/>
               <w:szCs w:val="24"/>
             </w:rPr>
-            <w:instrText xml:space="preserve"> HYPERLINK \l _Toc23036 </w:instrText>
+            <w:instrText xml:space="preserve"> HYPERLINK \l _Toc4753 </w:instrText>
           </w:r>
           <w:r>
             <w:rPr>
@@ -2384,7 +2384,7 @@
             <w:fldChar w:fldCharType="begin"/>
           </w:r>
           <w:r>
-            <w:instrText xml:space="preserve"> PAGEREF _Toc23036 \h </w:instrText>
+            <w:instrText xml:space="preserve"> PAGEREF _Toc4753 \h </w:instrText>
           </w:r>
           <w:r>
             <w:fldChar w:fldCharType="separate"/>
@@ -2422,7 +2422,7 @@
               <w:rFonts w:hint="eastAsia" w:ascii="Microsoft JhengHei" w:hAnsi="Microsoft JhengHei" w:eastAsia="Microsoft JhengHei" w:cs="Microsoft JhengHei"/>
               <w:szCs w:val="24"/>
             </w:rPr>
-            <w:instrText xml:space="preserve"> HYPERLINK \l _Toc7901 </w:instrText>
+            <w:instrText xml:space="preserve"> HYPERLINK \l _Toc27798 </w:instrText>
           </w:r>
           <w:r>
             <w:rPr>
@@ -2447,7 +2447,7 @@
             <w:fldChar w:fldCharType="begin"/>
           </w:r>
           <w:r>
-            <w:instrText xml:space="preserve"> PAGEREF _Toc7901 \h </w:instrText>
+            <w:instrText xml:space="preserve"> PAGEREF _Toc27798 \h </w:instrText>
           </w:r>
           <w:r>
             <w:fldChar w:fldCharType="separate"/>
@@ -2485,7 +2485,7 @@
               <w:rFonts w:hint="eastAsia" w:ascii="Microsoft JhengHei" w:hAnsi="Microsoft JhengHei" w:eastAsia="Microsoft JhengHei" w:cs="Microsoft JhengHei"/>
               <w:szCs w:val="24"/>
             </w:rPr>
-            <w:instrText xml:space="preserve"> HYPERLINK \l _Toc27675 </w:instrText>
+            <w:instrText xml:space="preserve"> HYPERLINK \l _Toc26521 </w:instrText>
           </w:r>
           <w:r>
             <w:rPr>
@@ -2510,7 +2510,7 @@
             <w:fldChar w:fldCharType="begin"/>
           </w:r>
           <w:r>
-            <w:instrText xml:space="preserve"> PAGEREF _Toc27675 \h </w:instrText>
+            <w:instrText xml:space="preserve"> PAGEREF _Toc26521 \h </w:instrText>
           </w:r>
           <w:r>
             <w:fldChar w:fldCharType="separate"/>
@@ -2548,7 +2548,7 @@
               <w:rFonts w:hint="eastAsia" w:ascii="Microsoft JhengHei" w:hAnsi="Microsoft JhengHei" w:eastAsia="Microsoft JhengHei" w:cs="Microsoft JhengHei"/>
               <w:szCs w:val="24"/>
             </w:rPr>
-            <w:instrText xml:space="preserve"> HYPERLINK \l _Toc23156 </w:instrText>
+            <w:instrText xml:space="preserve"> HYPERLINK \l _Toc6349 </w:instrText>
           </w:r>
           <w:r>
             <w:rPr>
@@ -2573,7 +2573,7 @@
             <w:fldChar w:fldCharType="begin"/>
           </w:r>
           <w:r>
-            <w:instrText xml:space="preserve"> PAGEREF _Toc23156 \h </w:instrText>
+            <w:instrText xml:space="preserve"> PAGEREF _Toc6349 \h </w:instrText>
           </w:r>
           <w:r>
             <w:fldChar w:fldCharType="separate"/>
@@ -2611,7 +2611,7 @@
               <w:rFonts w:hint="eastAsia" w:ascii="Microsoft JhengHei" w:hAnsi="Microsoft JhengHei" w:eastAsia="Microsoft JhengHei" w:cs="Microsoft JhengHei"/>
               <w:szCs w:val="24"/>
             </w:rPr>
-            <w:instrText xml:space="preserve"> HYPERLINK \l _Toc20508 </w:instrText>
+            <w:instrText xml:space="preserve"> HYPERLINK \l _Toc9766 </w:instrText>
           </w:r>
           <w:r>
             <w:rPr>
@@ -2636,7 +2636,7 @@
             <w:fldChar w:fldCharType="begin"/>
           </w:r>
           <w:r>
-            <w:instrText xml:space="preserve"> PAGEREF _Toc20508 \h </w:instrText>
+            <w:instrText xml:space="preserve"> PAGEREF _Toc9766 \h </w:instrText>
           </w:r>
           <w:r>
             <w:fldChar w:fldCharType="separate"/>
@@ -2674,7 +2674,7 @@
               <w:rFonts w:hint="eastAsia" w:ascii="Microsoft JhengHei" w:hAnsi="Microsoft JhengHei" w:eastAsia="Microsoft JhengHei" w:cs="Microsoft JhengHei"/>
               <w:szCs w:val="24"/>
             </w:rPr>
-            <w:instrText xml:space="preserve"> HYPERLINK \l _Toc9274 </w:instrText>
+            <w:instrText xml:space="preserve"> HYPERLINK \l _Toc17452 </w:instrText>
           </w:r>
           <w:r>
             <w:rPr>
@@ -2699,7 +2699,7 @@
             <w:fldChar w:fldCharType="begin"/>
           </w:r>
           <w:r>
-            <w:instrText xml:space="preserve"> PAGEREF _Toc9274 \h </w:instrText>
+            <w:instrText xml:space="preserve"> PAGEREF _Toc17452 \h </w:instrText>
           </w:r>
           <w:r>
             <w:fldChar w:fldCharType="separate"/>
@@ -2737,7 +2737,7 @@
               <w:rFonts w:hint="eastAsia" w:ascii="Microsoft JhengHei" w:hAnsi="Microsoft JhengHei" w:eastAsia="Microsoft JhengHei" w:cs="Microsoft JhengHei"/>
               <w:szCs w:val="24"/>
             </w:rPr>
-            <w:instrText xml:space="preserve"> HYPERLINK \l _Toc25363 </w:instrText>
+            <w:instrText xml:space="preserve"> HYPERLINK \l _Toc23834 </w:instrText>
           </w:r>
           <w:r>
             <w:rPr>
@@ -2762,7 +2762,7 @@
             <w:fldChar w:fldCharType="begin"/>
           </w:r>
           <w:r>
-            <w:instrText xml:space="preserve"> PAGEREF _Toc25363 \h </w:instrText>
+            <w:instrText xml:space="preserve"> PAGEREF _Toc23834 \h </w:instrText>
           </w:r>
           <w:r>
             <w:fldChar w:fldCharType="separate"/>
@@ -2800,7 +2800,7 @@
               <w:rFonts w:hint="eastAsia" w:ascii="Microsoft JhengHei" w:hAnsi="Microsoft JhengHei" w:eastAsia="Microsoft JhengHei" w:cs="Microsoft JhengHei"/>
               <w:szCs w:val="24"/>
             </w:rPr>
-            <w:instrText xml:space="preserve"> HYPERLINK \l _Toc9627 </w:instrText>
+            <w:instrText xml:space="preserve"> HYPERLINK \l _Toc10686 </w:instrText>
           </w:r>
           <w:r>
             <w:rPr>
@@ -2830,7 +2830,7 @@
             <w:fldChar w:fldCharType="begin"/>
           </w:r>
           <w:r>
-            <w:instrText xml:space="preserve"> PAGEREF _Toc9627 \h </w:instrText>
+            <w:instrText xml:space="preserve"> PAGEREF _Toc10686 \h </w:instrText>
           </w:r>
           <w:r>
             <w:fldChar w:fldCharType="separate"/>
@@ -2868,7 +2868,7 @@
               <w:rFonts w:hint="eastAsia" w:ascii="Microsoft JhengHei" w:hAnsi="Microsoft JhengHei" w:eastAsia="Microsoft JhengHei" w:cs="Microsoft JhengHei"/>
               <w:szCs w:val="24"/>
             </w:rPr>
-            <w:instrText xml:space="preserve"> HYPERLINK \l _Toc3770 </w:instrText>
+            <w:instrText xml:space="preserve"> HYPERLINK \l _Toc27709 </w:instrText>
           </w:r>
           <w:r>
             <w:rPr>
@@ -2893,7 +2893,7 @@
             <w:fldChar w:fldCharType="begin"/>
           </w:r>
           <w:r>
-            <w:instrText xml:space="preserve"> PAGEREF _Toc3770 \h </w:instrText>
+            <w:instrText xml:space="preserve"> PAGEREF _Toc27709 \h </w:instrText>
           </w:r>
           <w:r>
             <w:fldChar w:fldCharType="separate"/>
@@ -2931,7 +2931,7 @@
               <w:rFonts w:hint="eastAsia" w:ascii="Microsoft JhengHei" w:hAnsi="Microsoft JhengHei" w:eastAsia="Microsoft JhengHei" w:cs="Microsoft JhengHei"/>
               <w:szCs w:val="24"/>
             </w:rPr>
-            <w:instrText xml:space="preserve"> HYPERLINK \l _Toc30566 </w:instrText>
+            <w:instrText xml:space="preserve"> HYPERLINK \l _Toc8043 </w:instrText>
           </w:r>
           <w:r>
             <w:rPr>
@@ -2956,7 +2956,7 @@
             <w:fldChar w:fldCharType="begin"/>
           </w:r>
           <w:r>
-            <w:instrText xml:space="preserve"> PAGEREF _Toc30566 \h </w:instrText>
+            <w:instrText xml:space="preserve"> PAGEREF _Toc8043 \h </w:instrText>
           </w:r>
           <w:r>
             <w:fldChar w:fldCharType="separate"/>
@@ -2994,7 +2994,7 @@
               <w:rFonts w:hint="eastAsia" w:ascii="Microsoft JhengHei" w:hAnsi="Microsoft JhengHei" w:eastAsia="Microsoft JhengHei" w:cs="Microsoft JhengHei"/>
               <w:szCs w:val="24"/>
             </w:rPr>
-            <w:instrText xml:space="preserve"> HYPERLINK \l _Toc28344 </w:instrText>
+            <w:instrText xml:space="preserve"> HYPERLINK \l _Toc31248 </w:instrText>
           </w:r>
           <w:r>
             <w:rPr>
@@ -3019,7 +3019,7 @@
             <w:fldChar w:fldCharType="begin"/>
           </w:r>
           <w:r>
-            <w:instrText xml:space="preserve"> PAGEREF _Toc28344 \h </w:instrText>
+            <w:instrText xml:space="preserve"> PAGEREF _Toc31248 \h </w:instrText>
           </w:r>
           <w:r>
             <w:fldChar w:fldCharType="separate"/>
@@ -3057,7 +3057,7 @@
               <w:rFonts w:hint="eastAsia" w:ascii="Microsoft JhengHei" w:hAnsi="Microsoft JhengHei" w:eastAsia="Microsoft JhengHei" w:cs="Microsoft JhengHei"/>
               <w:szCs w:val="24"/>
             </w:rPr>
-            <w:instrText xml:space="preserve"> HYPERLINK \l _Toc23664 </w:instrText>
+            <w:instrText xml:space="preserve"> HYPERLINK \l _Toc8454 </w:instrText>
           </w:r>
           <w:r>
             <w:rPr>
@@ -3082,7 +3082,7 @@
             <w:fldChar w:fldCharType="begin"/>
           </w:r>
           <w:r>
-            <w:instrText xml:space="preserve"> PAGEREF _Toc23664 \h </w:instrText>
+            <w:instrText xml:space="preserve"> PAGEREF _Toc8454 \h </w:instrText>
           </w:r>
           <w:r>
             <w:fldChar w:fldCharType="separate"/>
@@ -3120,7 +3120,7 @@
               <w:rFonts w:hint="eastAsia" w:ascii="Microsoft JhengHei" w:hAnsi="Microsoft JhengHei" w:eastAsia="Microsoft JhengHei" w:cs="Microsoft JhengHei"/>
               <w:szCs w:val="24"/>
             </w:rPr>
-            <w:instrText xml:space="preserve"> HYPERLINK \l _Toc8495 </w:instrText>
+            <w:instrText xml:space="preserve"> HYPERLINK \l _Toc3363 </w:instrText>
           </w:r>
           <w:r>
             <w:rPr>
@@ -3145,7 +3145,7 @@
             <w:fldChar w:fldCharType="begin"/>
           </w:r>
           <w:r>
-            <w:instrText xml:space="preserve"> PAGEREF _Toc8495 \h </w:instrText>
+            <w:instrText xml:space="preserve"> PAGEREF _Toc3363 \h </w:instrText>
           </w:r>
           <w:r>
             <w:fldChar w:fldCharType="separate"/>
@@ -3183,7 +3183,7 @@
               <w:rFonts w:hint="eastAsia" w:ascii="Microsoft JhengHei" w:hAnsi="Microsoft JhengHei" w:eastAsia="Microsoft JhengHei" w:cs="Microsoft JhengHei"/>
               <w:szCs w:val="24"/>
             </w:rPr>
-            <w:instrText xml:space="preserve"> HYPERLINK \l _Toc20077 </w:instrText>
+            <w:instrText xml:space="preserve"> HYPERLINK \l _Toc21694 </w:instrText>
           </w:r>
           <w:r>
             <w:rPr>
@@ -3208,7 +3208,7 @@
             <w:fldChar w:fldCharType="begin"/>
           </w:r>
           <w:r>
-            <w:instrText xml:space="preserve"> PAGEREF _Toc20077 \h </w:instrText>
+            <w:instrText xml:space="preserve"> PAGEREF _Toc21694 \h </w:instrText>
           </w:r>
           <w:r>
             <w:fldChar w:fldCharType="separate"/>
@@ -3246,7 +3246,7 @@
               <w:rFonts w:hint="eastAsia" w:ascii="Microsoft JhengHei" w:hAnsi="Microsoft JhengHei" w:eastAsia="Microsoft JhengHei" w:cs="Microsoft JhengHei"/>
               <w:szCs w:val="24"/>
             </w:rPr>
-            <w:instrText xml:space="preserve"> HYPERLINK \l _Toc9399 </w:instrText>
+            <w:instrText xml:space="preserve"> HYPERLINK \l _Toc3397 </w:instrText>
           </w:r>
           <w:r>
             <w:rPr>
@@ -3271,7 +3271,7 @@
             <w:fldChar w:fldCharType="begin"/>
           </w:r>
           <w:r>
-            <w:instrText xml:space="preserve"> PAGEREF _Toc9399 \h </w:instrText>
+            <w:instrText xml:space="preserve"> PAGEREF _Toc3397 \h </w:instrText>
           </w:r>
           <w:r>
             <w:fldChar w:fldCharType="separate"/>
@@ -3309,7 +3309,7 @@
               <w:rFonts w:hint="eastAsia" w:ascii="Microsoft JhengHei" w:hAnsi="Microsoft JhengHei" w:eastAsia="Microsoft JhengHei" w:cs="Microsoft JhengHei"/>
               <w:szCs w:val="24"/>
             </w:rPr>
-            <w:instrText xml:space="preserve"> HYPERLINK \l _Toc22141 </w:instrText>
+            <w:instrText xml:space="preserve"> HYPERLINK \l _Toc23581 </w:instrText>
           </w:r>
           <w:r>
             <w:rPr>
@@ -3334,7 +3334,7 @@
             <w:fldChar w:fldCharType="begin"/>
           </w:r>
           <w:r>
-            <w:instrText xml:space="preserve"> PAGEREF _Toc22141 \h </w:instrText>
+            <w:instrText xml:space="preserve"> PAGEREF _Toc23581 \h </w:instrText>
           </w:r>
           <w:r>
             <w:fldChar w:fldCharType="separate"/>
@@ -3372,7 +3372,7 @@
               <w:rFonts w:hint="eastAsia" w:ascii="Microsoft JhengHei" w:hAnsi="Microsoft JhengHei" w:eastAsia="Microsoft JhengHei" w:cs="Microsoft JhengHei"/>
               <w:szCs w:val="24"/>
             </w:rPr>
-            <w:instrText xml:space="preserve"> HYPERLINK \l _Toc30510 </w:instrText>
+            <w:instrText xml:space="preserve"> HYPERLINK \l _Toc21250 </w:instrText>
           </w:r>
           <w:r>
             <w:rPr>
@@ -3397,7 +3397,7 @@
             <w:fldChar w:fldCharType="begin"/>
           </w:r>
           <w:r>
-            <w:instrText xml:space="preserve"> PAGEREF _Toc30510 \h </w:instrText>
+            <w:instrText xml:space="preserve"> PAGEREF _Toc21250 \h </w:instrText>
           </w:r>
           <w:r>
             <w:fldChar w:fldCharType="separate"/>
@@ -3435,7 +3435,7 @@
               <w:rFonts w:hint="eastAsia" w:ascii="Microsoft JhengHei" w:hAnsi="Microsoft JhengHei" w:eastAsia="Microsoft JhengHei" w:cs="Microsoft JhengHei"/>
               <w:szCs w:val="24"/>
             </w:rPr>
-            <w:instrText xml:space="preserve"> HYPERLINK \l _Toc14146 </w:instrText>
+            <w:instrText xml:space="preserve"> HYPERLINK \l _Toc7673 </w:instrText>
           </w:r>
           <w:r>
             <w:rPr>
@@ -3460,7 +3460,7 @@
             <w:fldChar w:fldCharType="begin"/>
           </w:r>
           <w:r>
-            <w:instrText xml:space="preserve"> PAGEREF _Toc14146 \h </w:instrText>
+            <w:instrText xml:space="preserve"> PAGEREF _Toc7673 \h </w:instrText>
           </w:r>
           <w:r>
             <w:fldChar w:fldCharType="separate"/>
@@ -3498,7 +3498,7 @@
               <w:rFonts w:hint="eastAsia" w:ascii="Microsoft JhengHei" w:hAnsi="Microsoft JhengHei" w:eastAsia="Microsoft JhengHei" w:cs="Microsoft JhengHei"/>
               <w:szCs w:val="24"/>
             </w:rPr>
-            <w:instrText xml:space="preserve"> HYPERLINK \l _Toc1027 </w:instrText>
+            <w:instrText xml:space="preserve"> HYPERLINK \l _Toc24656 </w:instrText>
           </w:r>
           <w:r>
             <w:rPr>
@@ -3523,7 +3523,7 @@
             <w:fldChar w:fldCharType="begin"/>
           </w:r>
           <w:r>
-            <w:instrText xml:space="preserve"> PAGEREF _Toc1027 \h </w:instrText>
+            <w:instrText xml:space="preserve"> PAGEREF _Toc24656 \h </w:instrText>
           </w:r>
           <w:r>
             <w:fldChar w:fldCharType="separate"/>
@@ -3618,7 +3618,7 @@
         <w:snapToGrid w:val="0"/>
         <w:textAlignment w:val="baseline"/>
       </w:pPr>
-      <w:bookmarkStart w:id="3" w:name="_Toc750"/>
+      <w:bookmarkStart w:id="3" w:name="_Toc28847"/>
       <w:r>
         <w:t>目的</w:t>
       </w:r>
@@ -3845,7 +3845,7 @@
         <w:snapToGrid w:val="0"/>
         <w:textAlignment w:val="baseline"/>
       </w:pPr>
-      <w:bookmarkStart w:id="4" w:name="_Toc26524"/>
+      <w:bookmarkStart w:id="4" w:name="_Toc24611"/>
       <w:r>
         <w:t>适用范围</w:t>
       </w:r>
@@ -3891,7 +3891,7 @@
         <w:snapToGrid w:val="0"/>
         <w:textAlignment w:val="baseline"/>
       </w:pPr>
-      <w:bookmarkStart w:id="5" w:name="_Toc30000"/>
+      <w:bookmarkStart w:id="5" w:name="_Toc141"/>
       <w:r>
         <w:t>术语、缩略词和定义</w:t>
       </w:r>
@@ -4436,7 +4436,7 @@
         <w:snapToGrid w:val="0"/>
         <w:textAlignment w:val="baseline"/>
       </w:pPr>
-      <w:bookmarkStart w:id="6" w:name="_Toc19210"/>
+      <w:bookmarkStart w:id="6" w:name="_Toc23346"/>
       <w:r>
         <w:t>角色与职责</w:t>
       </w:r>
@@ -5314,7 +5314,7 @@
         <w:snapToGrid w:val="0"/>
         <w:textAlignment w:val="baseline"/>
       </w:pPr>
-      <w:bookmarkStart w:id="7" w:name="_Toc31080"/>
+      <w:bookmarkStart w:id="7" w:name="_Toc16137"/>
       <w:r>
         <w:t>服务级别管理流程</w:t>
       </w:r>
@@ -5340,7 +5340,7 @@
       </w:pPr>
       <w:bookmarkStart w:id="8" w:name="bookmark29"/>
       <w:bookmarkEnd w:id="8"/>
-      <w:bookmarkStart w:id="9" w:name="_Toc7039"/>
+      <w:bookmarkStart w:id="9" w:name="_Toc479"/>
       <w:r>
         <w:t>流程原则</w:t>
       </w:r>
@@ -5366,7 +5366,7 @@
       </w:pPr>
       <w:bookmarkStart w:id="10" w:name="bookmark30"/>
       <w:bookmarkEnd w:id="10"/>
-      <w:bookmarkStart w:id="11" w:name="_Toc14039"/>
+      <w:bookmarkStart w:id="11" w:name="_Toc20795"/>
       <w:r>
         <w:t>流程触发条件</w:t>
       </w:r>
@@ -5468,7 +5468,7 @@
         <w:snapToGrid w:val="0"/>
         <w:textAlignment w:val="baseline"/>
       </w:pPr>
-      <w:bookmarkStart w:id="12" w:name="_Toc1126"/>
+      <w:bookmarkStart w:id="12" w:name="_Toc12994"/>
       <w:r>
         <w:t>流程输入</w:t>
       </w:r>
@@ -5622,7 +5622,7 @@
         <w:snapToGrid w:val="0"/>
         <w:textAlignment w:val="baseline"/>
       </w:pPr>
-      <w:bookmarkStart w:id="13" w:name="_Toc4009"/>
+      <w:bookmarkStart w:id="13" w:name="_Toc6600"/>
       <w:r>
         <w:t>流程输出</w:t>
       </w:r>
@@ -5804,7 +5804,7 @@
       </w:pPr>
       <w:bookmarkStart w:id="14" w:name="bookmark1"/>
       <w:bookmarkEnd w:id="14"/>
-      <w:bookmarkStart w:id="15" w:name="_Toc23036"/>
+      <w:bookmarkStart w:id="15" w:name="_Toc4753"/>
       <w:r>
         <w:t>服务级别管理流程图</w:t>
       </w:r>
@@ -5956,12 +5956,6 @@
             <w:insideH w:val="single" w:color="000000" w:sz="2" w:space="0"/>
             <w:insideV w:val="single" w:color="000000" w:sz="2" w:space="0"/>
           </w:tblBorders>
-          <w:tblCellMar>
-            <w:top w:w="0" w:type="dxa"/>
-            <w:left w:w="0" w:type="dxa"/>
-            <w:bottom w:w="0" w:type="dxa"/>
-            <w:right w:w="0" w:type="dxa"/>
-          </w:tblCellMar>
         </w:tblPrEx>
         <w:trPr>
           <w:trHeight w:val="586" w:hRule="atLeast"/>
@@ -8047,7 +8041,7 @@
         <w:snapToGrid w:val="0"/>
         <w:textAlignment w:val="baseline"/>
       </w:pPr>
-      <w:bookmarkStart w:id="16" w:name="_Toc7901"/>
+      <w:bookmarkStart w:id="16" w:name="_Toc27798"/>
       <w:r>
         <w:t>活动说明</w:t>
       </w:r>
@@ -8071,7 +8065,7 @@
         <w:snapToGrid w:val="0"/>
         <w:textAlignment w:val="baseline"/>
       </w:pPr>
-      <w:bookmarkStart w:id="17" w:name="_Toc27675"/>
+      <w:bookmarkStart w:id="17" w:name="_Toc26521"/>
       <w:r>
         <w:t>识别客户需求</w:t>
       </w:r>
@@ -8124,7 +8118,7 @@
         <w:snapToGrid w:val="0"/>
         <w:textAlignment w:val="baseline"/>
       </w:pPr>
-      <w:bookmarkStart w:id="18" w:name="_Toc23156"/>
+      <w:bookmarkStart w:id="18" w:name="_Toc6349"/>
       <w:r>
         <w:t>定义服务级别</w:t>
       </w:r>
@@ -8359,7 +8353,7 @@
         <w:snapToGrid w:val="0"/>
         <w:textAlignment w:val="baseline"/>
       </w:pPr>
-      <w:bookmarkStart w:id="19" w:name="_Toc20508"/>
+      <w:bookmarkStart w:id="19" w:name="_Toc9766"/>
       <w:r>
         <w:t>SLA的签订</w:t>
       </w:r>
@@ -8434,7 +8428,7 @@
         <w:snapToGrid w:val="0"/>
         <w:textAlignment w:val="baseline"/>
       </w:pPr>
-      <w:bookmarkStart w:id="20" w:name="_Toc9274"/>
+      <w:bookmarkStart w:id="20" w:name="_Toc17452"/>
       <w:r>
         <w:t>SLA的实施和监控</w:t>
       </w:r>
@@ -8480,7 +8474,7 @@
         <w:snapToGrid w:val="0"/>
         <w:textAlignment w:val="baseline"/>
       </w:pPr>
-      <w:bookmarkStart w:id="21" w:name="_Toc25363"/>
+      <w:bookmarkStart w:id="21" w:name="_Toc23834"/>
       <w:r>
         <w:t>服务级别评审</w:t>
       </w:r>
@@ -8530,7 +8524,7 @@
           <w:lang w:val="en-US" w:eastAsia="zh-CN"/>
         </w:rPr>
       </w:pPr>
-      <w:bookmarkStart w:id="22" w:name="_Toc9627"/>
+      <w:bookmarkStart w:id="22" w:name="_Toc10686"/>
       <w:r>
         <w:rPr>
           <w:rFonts w:hint="eastAsia"/>
@@ -9063,7 +9057,7 @@
         <w:snapToGrid w:val="0"/>
         <w:textAlignment w:val="baseline"/>
       </w:pPr>
-      <w:bookmarkStart w:id="23" w:name="_Toc3770"/>
+      <w:bookmarkStart w:id="23" w:name="_Toc27709"/>
       <w:r>
         <w:t>关键成功因素</w:t>
       </w:r>
@@ -9392,7 +9386,7 @@
         <w:snapToGrid w:val="0"/>
         <w:textAlignment w:val="baseline"/>
       </w:pPr>
-      <w:bookmarkStart w:id="24" w:name="_Toc30566"/>
+      <w:bookmarkStart w:id="24" w:name="_Toc8043"/>
       <w:r>
         <w:t>可能存在的风险</w:t>
       </w:r>
@@ -9703,7 +9697,7 @@
         <w:snapToGrid w:val="0"/>
         <w:textAlignment w:val="baseline"/>
       </w:pPr>
-      <w:bookmarkStart w:id="25" w:name="_Toc28344"/>
+      <w:bookmarkStart w:id="25" w:name="_Toc31248"/>
       <w:r>
         <w:t>与其他流程的关系</w:t>
       </w:r>
@@ -9729,7 +9723,7 @@
       </w:pPr>
       <w:bookmarkStart w:id="26" w:name="bookmark31"/>
       <w:bookmarkEnd w:id="26"/>
-      <w:bookmarkStart w:id="27" w:name="_Toc23664"/>
+      <w:bookmarkStart w:id="27" w:name="_Toc8454"/>
       <w:r>
         <w:t>与事件管理和问题管理</w:t>
       </w:r>
@@ -9834,7 +9828,7 @@
         <w:snapToGrid w:val="0"/>
         <w:textAlignment w:val="baseline"/>
       </w:pPr>
-      <w:bookmarkStart w:id="28" w:name="_Toc8495"/>
+      <w:bookmarkStart w:id="28" w:name="_Toc3363"/>
       <w:r>
         <w:t>与变更管理和发布管理</w:t>
       </w:r>
@@ -9939,7 +9933,7 @@
         <w:snapToGrid w:val="0"/>
         <w:textAlignment w:val="baseline"/>
       </w:pPr>
-      <w:bookmarkStart w:id="29" w:name="_Toc20077"/>
+      <w:bookmarkStart w:id="29" w:name="_Toc21694"/>
       <w:r>
         <w:t>与配置管理</w:t>
       </w:r>
@@ -9985,7 +9979,7 @@
         <w:snapToGrid w:val="0"/>
         <w:textAlignment w:val="baseline"/>
       </w:pPr>
-      <w:bookmarkStart w:id="30" w:name="_Toc9399"/>
+      <w:bookmarkStart w:id="30" w:name="_Toc3397"/>
       <w:r>
         <w:t>考核指标</w:t>
       </w:r>
@@ -10578,7 +10572,7 @@
         <w:snapToGrid w:val="0"/>
         <w:textAlignment w:val="baseline"/>
       </w:pPr>
-      <w:bookmarkStart w:id="31" w:name="_Toc22141"/>
+      <w:bookmarkStart w:id="31" w:name="_Toc23581"/>
       <w:r>
         <w:t>相关政策</w:t>
       </w:r>
@@ -10602,7 +10596,7 @@
         <w:snapToGrid w:val="0"/>
         <w:textAlignment w:val="baseline"/>
       </w:pPr>
-      <w:bookmarkStart w:id="32" w:name="_Toc30510"/>
+      <w:bookmarkStart w:id="32" w:name="_Toc21250"/>
       <w:r>
         <w:t>常规方针</w:t>
       </w:r>
@@ -10744,7 +10738,7 @@
         <w:snapToGrid w:val="0"/>
         <w:textAlignment w:val="baseline"/>
       </w:pPr>
-      <w:bookmarkStart w:id="33" w:name="_Toc14146"/>
+      <w:bookmarkStart w:id="33" w:name="_Toc7673"/>
       <w:r>
         <w:t>责任人方针</w:t>
       </w:r>
@@ -10800,7 +10794,7 @@
         <w:snapToGrid w:val="0"/>
         <w:textAlignment w:val="baseline"/>
       </w:pPr>
-      <w:bookmarkStart w:id="34" w:name="_Toc1027"/>
+      <w:bookmarkStart w:id="34" w:name="_Toc24656"/>
       <w:r>
         <w:t>相关文件及模板</w:t>
       </w:r>

--- a/6-过程管理/流程制度规范类文件/060102-服务级别管理程序.docx
+++ b/6-过程管理/流程制度规范类文件/060102-服务级别管理程序.docx
@@ -39,7 +39,7 @@
         <w:snapToGrid w:val="0"/>
         <w:textAlignment w:val="baseline"/>
       </w:pPr>
-      <w:bookmarkStart w:id="0" w:name="_Toc4213"/>
+      <w:bookmarkStart w:id="0" w:name="_Toc13335"/>
       <w:r>
         <w:t>服务级别管理程序</w:t>
       </w:r>
@@ -63,7 +63,7 @@
         <w:snapToGrid w:val="0"/>
         <w:textAlignment w:val="baseline"/>
       </w:pPr>
-      <w:bookmarkStart w:id="1" w:name="_Toc31990"/>
+      <w:bookmarkStart w:id="1" w:name="_Toc13361"/>
       <w:r>
         <w:t>中达丰集团有限公司</w:t>
       </w:r>
@@ -195,7 +195,7 @@
           <w:szCs w:val="21"/>
         </w:rPr>
       </w:pPr>
-      <w:bookmarkStart w:id="2" w:name="_Toc5784"/>
+      <w:bookmarkStart w:id="2" w:name="_Toc25445"/>
       <w:r>
         <w:rPr>
           <w:rFonts w:ascii="宋体" w:hAnsi="宋体" w:eastAsia="宋体" w:cs="宋体"/>
@@ -1578,8 +1578,6 @@
               <w:tab w:val="right" w:leader="dot" w:pos="8468"/>
             </w:tabs>
           </w:pPr>
-          <w:bookmarkStart w:id="35" w:name="_GoBack"/>
-          <w:bookmarkEnd w:id="35"/>
           <w:r>
             <w:rPr>
               <w:rFonts w:hint="eastAsia" w:ascii="Microsoft JhengHei" w:hAnsi="Microsoft JhengHei" w:eastAsia="Microsoft JhengHei" w:cs="Microsoft JhengHei"/>
@@ -1616,7 +1614,7 @@
               <w:rFonts w:hint="eastAsia" w:ascii="Microsoft JhengHei" w:hAnsi="Microsoft JhengHei" w:eastAsia="Microsoft JhengHei" w:cs="Microsoft JhengHei"/>
               <w:szCs w:val="24"/>
             </w:rPr>
-            <w:instrText xml:space="preserve"> HYPERLINK \l _Toc4213 </w:instrText>
+            <w:instrText xml:space="preserve"> HYPERLINK \l _Toc13335 </w:instrText>
           </w:r>
           <w:r>
             <w:rPr>
@@ -1635,7 +1633,7 @@
             <w:fldChar w:fldCharType="begin"/>
           </w:r>
           <w:r>
-            <w:instrText xml:space="preserve"> PAGEREF _Toc4213 \h </w:instrText>
+            <w:instrText xml:space="preserve"> PAGEREF _Toc13335 \h </w:instrText>
           </w:r>
           <w:r>
             <w:fldChar w:fldCharType="separate"/>
@@ -1673,7 +1671,7 @@
               <w:rFonts w:hint="eastAsia" w:ascii="Microsoft JhengHei" w:hAnsi="Microsoft JhengHei" w:eastAsia="Microsoft JhengHei" w:cs="Microsoft JhengHei"/>
               <w:szCs w:val="24"/>
             </w:rPr>
-            <w:instrText xml:space="preserve"> HYPERLINK \l _Toc31990 </w:instrText>
+            <w:instrText xml:space="preserve"> HYPERLINK \l _Toc13361 </w:instrText>
           </w:r>
           <w:r>
             <w:rPr>
@@ -1692,7 +1690,7 @@
             <w:fldChar w:fldCharType="begin"/>
           </w:r>
           <w:r>
-            <w:instrText xml:space="preserve"> PAGEREF _Toc31990 \h </w:instrText>
+            <w:instrText xml:space="preserve"> PAGEREF _Toc13361 \h </w:instrText>
           </w:r>
           <w:r>
             <w:fldChar w:fldCharType="separate"/>
@@ -1730,7 +1728,7 @@
               <w:rFonts w:hint="eastAsia" w:ascii="Microsoft JhengHei" w:hAnsi="Microsoft JhengHei" w:eastAsia="Microsoft JhengHei" w:cs="Microsoft JhengHei"/>
               <w:szCs w:val="24"/>
             </w:rPr>
-            <w:instrText xml:space="preserve"> HYPERLINK \l _Toc5784 </w:instrText>
+            <w:instrText xml:space="preserve"> HYPERLINK \l _Toc25445 </w:instrText>
           </w:r>
           <w:r>
             <w:rPr>
@@ -1754,7 +1752,7 @@
             <w:fldChar w:fldCharType="begin"/>
           </w:r>
           <w:r>
-            <w:instrText xml:space="preserve"> PAGEREF _Toc5784 \h </w:instrText>
+            <w:instrText xml:space="preserve"> PAGEREF _Toc25445 \h </w:instrText>
           </w:r>
           <w:r>
             <w:fldChar w:fldCharType="separate"/>
@@ -1792,7 +1790,7 @@
               <w:rFonts w:hint="eastAsia" w:ascii="Microsoft JhengHei" w:hAnsi="Microsoft JhengHei" w:eastAsia="Microsoft JhengHei" w:cs="Microsoft JhengHei"/>
               <w:szCs w:val="24"/>
             </w:rPr>
-            <w:instrText xml:space="preserve"> HYPERLINK \l _Toc28847 </w:instrText>
+            <w:instrText xml:space="preserve"> HYPERLINK \l _Toc10288 </w:instrText>
           </w:r>
           <w:r>
             <w:rPr>
@@ -1817,7 +1815,7 @@
             <w:fldChar w:fldCharType="begin"/>
           </w:r>
           <w:r>
-            <w:instrText xml:space="preserve"> PAGEREF _Toc28847 \h </w:instrText>
+            <w:instrText xml:space="preserve"> PAGEREF _Toc10288 \h </w:instrText>
           </w:r>
           <w:r>
             <w:fldChar w:fldCharType="separate"/>
@@ -1855,7 +1853,7 @@
               <w:rFonts w:hint="eastAsia" w:ascii="Microsoft JhengHei" w:hAnsi="Microsoft JhengHei" w:eastAsia="Microsoft JhengHei" w:cs="Microsoft JhengHei"/>
               <w:szCs w:val="24"/>
             </w:rPr>
-            <w:instrText xml:space="preserve"> HYPERLINK \l _Toc24611 </w:instrText>
+            <w:instrText xml:space="preserve"> HYPERLINK \l _Toc32717 </w:instrText>
           </w:r>
           <w:r>
             <w:rPr>
@@ -1880,7 +1878,7 @@
             <w:fldChar w:fldCharType="begin"/>
           </w:r>
           <w:r>
-            <w:instrText xml:space="preserve"> PAGEREF _Toc24611 \h </w:instrText>
+            <w:instrText xml:space="preserve"> PAGEREF _Toc32717 \h </w:instrText>
           </w:r>
           <w:r>
             <w:fldChar w:fldCharType="separate"/>
@@ -1918,7 +1916,7 @@
               <w:rFonts w:hint="eastAsia" w:ascii="Microsoft JhengHei" w:hAnsi="Microsoft JhengHei" w:eastAsia="Microsoft JhengHei" w:cs="Microsoft JhengHei"/>
               <w:szCs w:val="24"/>
             </w:rPr>
-            <w:instrText xml:space="preserve"> HYPERLINK \l _Toc141 </w:instrText>
+            <w:instrText xml:space="preserve"> HYPERLINK \l _Toc28519 </w:instrText>
           </w:r>
           <w:r>
             <w:rPr>
@@ -1943,7 +1941,7 @@
             <w:fldChar w:fldCharType="begin"/>
           </w:r>
           <w:r>
-            <w:instrText xml:space="preserve"> PAGEREF _Toc141 \h </w:instrText>
+            <w:instrText xml:space="preserve"> PAGEREF _Toc28519 \h </w:instrText>
           </w:r>
           <w:r>
             <w:fldChar w:fldCharType="separate"/>
@@ -1981,7 +1979,7 @@
               <w:rFonts w:hint="eastAsia" w:ascii="Microsoft JhengHei" w:hAnsi="Microsoft JhengHei" w:eastAsia="Microsoft JhengHei" w:cs="Microsoft JhengHei"/>
               <w:szCs w:val="24"/>
             </w:rPr>
-            <w:instrText xml:space="preserve"> HYPERLINK \l _Toc23346 </w:instrText>
+            <w:instrText xml:space="preserve"> HYPERLINK \l _Toc17395 </w:instrText>
           </w:r>
           <w:r>
             <w:rPr>
@@ -2006,7 +2004,7 @@
             <w:fldChar w:fldCharType="begin"/>
           </w:r>
           <w:r>
-            <w:instrText xml:space="preserve"> PAGEREF _Toc23346 \h </w:instrText>
+            <w:instrText xml:space="preserve"> PAGEREF _Toc17395 \h </w:instrText>
           </w:r>
           <w:r>
             <w:fldChar w:fldCharType="separate"/>
@@ -2044,7 +2042,7 @@
               <w:rFonts w:hint="eastAsia" w:ascii="Microsoft JhengHei" w:hAnsi="Microsoft JhengHei" w:eastAsia="Microsoft JhengHei" w:cs="Microsoft JhengHei"/>
               <w:szCs w:val="24"/>
             </w:rPr>
-            <w:instrText xml:space="preserve"> HYPERLINK \l _Toc16137 </w:instrText>
+            <w:instrText xml:space="preserve"> HYPERLINK \l _Toc2098 </w:instrText>
           </w:r>
           <w:r>
             <w:rPr>
@@ -2069,7 +2067,7 @@
             <w:fldChar w:fldCharType="begin"/>
           </w:r>
           <w:r>
-            <w:instrText xml:space="preserve"> PAGEREF _Toc16137 \h </w:instrText>
+            <w:instrText xml:space="preserve"> PAGEREF _Toc2098 \h </w:instrText>
           </w:r>
           <w:r>
             <w:fldChar w:fldCharType="separate"/>
@@ -2107,7 +2105,7 @@
               <w:rFonts w:hint="eastAsia" w:ascii="Microsoft JhengHei" w:hAnsi="Microsoft JhengHei" w:eastAsia="Microsoft JhengHei" w:cs="Microsoft JhengHei"/>
               <w:szCs w:val="24"/>
             </w:rPr>
-            <w:instrText xml:space="preserve"> HYPERLINK \l _Toc479 </w:instrText>
+            <w:instrText xml:space="preserve"> HYPERLINK \l _Toc12802 </w:instrText>
           </w:r>
           <w:r>
             <w:rPr>
@@ -2132,7 +2130,7 @@
             <w:fldChar w:fldCharType="begin"/>
           </w:r>
           <w:r>
-            <w:instrText xml:space="preserve"> PAGEREF _Toc479 \h </w:instrText>
+            <w:instrText xml:space="preserve"> PAGEREF _Toc12802 \h </w:instrText>
           </w:r>
           <w:r>
             <w:fldChar w:fldCharType="separate"/>
@@ -2170,7 +2168,7 @@
               <w:rFonts w:hint="eastAsia" w:ascii="Microsoft JhengHei" w:hAnsi="Microsoft JhengHei" w:eastAsia="Microsoft JhengHei" w:cs="Microsoft JhengHei"/>
               <w:szCs w:val="24"/>
             </w:rPr>
-            <w:instrText xml:space="preserve"> HYPERLINK \l _Toc20795 </w:instrText>
+            <w:instrText xml:space="preserve"> HYPERLINK \l _Toc23645 </w:instrText>
           </w:r>
           <w:r>
             <w:rPr>
@@ -2195,7 +2193,7 @@
             <w:fldChar w:fldCharType="begin"/>
           </w:r>
           <w:r>
-            <w:instrText xml:space="preserve"> PAGEREF _Toc20795 \h </w:instrText>
+            <w:instrText xml:space="preserve"> PAGEREF _Toc23645 \h </w:instrText>
           </w:r>
           <w:r>
             <w:fldChar w:fldCharType="separate"/>
@@ -2233,7 +2231,7 @@
               <w:rFonts w:hint="eastAsia" w:ascii="Microsoft JhengHei" w:hAnsi="Microsoft JhengHei" w:eastAsia="Microsoft JhengHei" w:cs="Microsoft JhengHei"/>
               <w:szCs w:val="24"/>
             </w:rPr>
-            <w:instrText xml:space="preserve"> HYPERLINK \l _Toc12994 </w:instrText>
+            <w:instrText xml:space="preserve"> HYPERLINK \l _Toc921 </w:instrText>
           </w:r>
           <w:r>
             <w:rPr>
@@ -2258,7 +2256,7 @@
             <w:fldChar w:fldCharType="begin"/>
           </w:r>
           <w:r>
-            <w:instrText xml:space="preserve"> PAGEREF _Toc12994 \h </w:instrText>
+            <w:instrText xml:space="preserve"> PAGEREF _Toc921 \h </w:instrText>
           </w:r>
           <w:r>
             <w:fldChar w:fldCharType="separate"/>
@@ -2296,7 +2294,7 @@
               <w:rFonts w:hint="eastAsia" w:ascii="Microsoft JhengHei" w:hAnsi="Microsoft JhengHei" w:eastAsia="Microsoft JhengHei" w:cs="Microsoft JhengHei"/>
               <w:szCs w:val="24"/>
             </w:rPr>
-            <w:instrText xml:space="preserve"> HYPERLINK \l _Toc6600 </w:instrText>
+            <w:instrText xml:space="preserve"> HYPERLINK \l _Toc493 </w:instrText>
           </w:r>
           <w:r>
             <w:rPr>
@@ -2321,7 +2319,7 @@
             <w:fldChar w:fldCharType="begin"/>
           </w:r>
           <w:r>
-            <w:instrText xml:space="preserve"> PAGEREF _Toc6600 \h </w:instrText>
+            <w:instrText xml:space="preserve"> PAGEREF _Toc493 \h </w:instrText>
           </w:r>
           <w:r>
             <w:fldChar w:fldCharType="separate"/>
@@ -2359,7 +2357,7 @@
               <w:rFonts w:hint="eastAsia" w:ascii="Microsoft JhengHei" w:hAnsi="Microsoft JhengHei" w:eastAsia="Microsoft JhengHei" w:cs="Microsoft JhengHei"/>
               <w:szCs w:val="24"/>
             </w:rPr>
-            <w:instrText xml:space="preserve"> HYPERLINK \l _Toc4753 </w:instrText>
+            <w:instrText xml:space="preserve"> HYPERLINK \l _Toc13831 </w:instrText>
           </w:r>
           <w:r>
             <w:rPr>
@@ -2384,7 +2382,7 @@
             <w:fldChar w:fldCharType="begin"/>
           </w:r>
           <w:r>
-            <w:instrText xml:space="preserve"> PAGEREF _Toc4753 \h </w:instrText>
+            <w:instrText xml:space="preserve"> PAGEREF _Toc13831 \h </w:instrText>
           </w:r>
           <w:r>
             <w:fldChar w:fldCharType="separate"/>
@@ -2422,7 +2420,7 @@
               <w:rFonts w:hint="eastAsia" w:ascii="Microsoft JhengHei" w:hAnsi="Microsoft JhengHei" w:eastAsia="Microsoft JhengHei" w:cs="Microsoft JhengHei"/>
               <w:szCs w:val="24"/>
             </w:rPr>
-            <w:instrText xml:space="preserve"> HYPERLINK \l _Toc27798 </w:instrText>
+            <w:instrText xml:space="preserve"> HYPERLINK \l _Toc10987 </w:instrText>
           </w:r>
           <w:r>
             <w:rPr>
@@ -2447,7 +2445,7 @@
             <w:fldChar w:fldCharType="begin"/>
           </w:r>
           <w:r>
-            <w:instrText xml:space="preserve"> PAGEREF _Toc27798 \h </w:instrText>
+            <w:instrText xml:space="preserve"> PAGEREF _Toc10987 \h </w:instrText>
           </w:r>
           <w:r>
             <w:fldChar w:fldCharType="separate"/>
@@ -2485,7 +2483,7 @@
               <w:rFonts w:hint="eastAsia" w:ascii="Microsoft JhengHei" w:hAnsi="Microsoft JhengHei" w:eastAsia="Microsoft JhengHei" w:cs="Microsoft JhengHei"/>
               <w:szCs w:val="24"/>
             </w:rPr>
-            <w:instrText xml:space="preserve"> HYPERLINK \l _Toc26521 </w:instrText>
+            <w:instrText xml:space="preserve"> HYPERLINK \l _Toc32091 </w:instrText>
           </w:r>
           <w:r>
             <w:rPr>
@@ -2510,7 +2508,7 @@
             <w:fldChar w:fldCharType="begin"/>
           </w:r>
           <w:r>
-            <w:instrText xml:space="preserve"> PAGEREF _Toc26521 \h </w:instrText>
+            <w:instrText xml:space="preserve"> PAGEREF _Toc32091 \h </w:instrText>
           </w:r>
           <w:r>
             <w:fldChar w:fldCharType="separate"/>
@@ -2548,7 +2546,7 @@
               <w:rFonts w:hint="eastAsia" w:ascii="Microsoft JhengHei" w:hAnsi="Microsoft JhengHei" w:eastAsia="Microsoft JhengHei" w:cs="Microsoft JhengHei"/>
               <w:szCs w:val="24"/>
             </w:rPr>
-            <w:instrText xml:space="preserve"> HYPERLINK \l _Toc6349 </w:instrText>
+            <w:instrText xml:space="preserve"> HYPERLINK \l _Toc1190 </w:instrText>
           </w:r>
           <w:r>
             <w:rPr>
@@ -2573,7 +2571,7 @@
             <w:fldChar w:fldCharType="begin"/>
           </w:r>
           <w:r>
-            <w:instrText xml:space="preserve"> PAGEREF _Toc6349 \h </w:instrText>
+            <w:instrText xml:space="preserve"> PAGEREF _Toc1190 \h </w:instrText>
           </w:r>
           <w:r>
             <w:fldChar w:fldCharType="separate"/>
@@ -2611,7 +2609,7 @@
               <w:rFonts w:hint="eastAsia" w:ascii="Microsoft JhengHei" w:hAnsi="Microsoft JhengHei" w:eastAsia="Microsoft JhengHei" w:cs="Microsoft JhengHei"/>
               <w:szCs w:val="24"/>
             </w:rPr>
-            <w:instrText xml:space="preserve"> HYPERLINK \l _Toc9766 </w:instrText>
+            <w:instrText xml:space="preserve"> HYPERLINK \l _Toc32030 </w:instrText>
           </w:r>
           <w:r>
             <w:rPr>
@@ -2636,7 +2634,7 @@
             <w:fldChar w:fldCharType="begin"/>
           </w:r>
           <w:r>
-            <w:instrText xml:space="preserve"> PAGEREF _Toc9766 \h </w:instrText>
+            <w:instrText xml:space="preserve"> PAGEREF _Toc32030 \h </w:instrText>
           </w:r>
           <w:r>
             <w:fldChar w:fldCharType="separate"/>
@@ -2674,7 +2672,7 @@
               <w:rFonts w:hint="eastAsia" w:ascii="Microsoft JhengHei" w:hAnsi="Microsoft JhengHei" w:eastAsia="Microsoft JhengHei" w:cs="Microsoft JhengHei"/>
               <w:szCs w:val="24"/>
             </w:rPr>
-            <w:instrText xml:space="preserve"> HYPERLINK \l _Toc17452 </w:instrText>
+            <w:instrText xml:space="preserve"> HYPERLINK \l _Toc2585 </w:instrText>
           </w:r>
           <w:r>
             <w:rPr>
@@ -2699,7 +2697,7 @@
             <w:fldChar w:fldCharType="begin"/>
           </w:r>
           <w:r>
-            <w:instrText xml:space="preserve"> PAGEREF _Toc17452 \h </w:instrText>
+            <w:instrText xml:space="preserve"> PAGEREF _Toc2585 \h </w:instrText>
           </w:r>
           <w:r>
             <w:fldChar w:fldCharType="separate"/>
@@ -2737,7 +2735,7 @@
               <w:rFonts w:hint="eastAsia" w:ascii="Microsoft JhengHei" w:hAnsi="Microsoft JhengHei" w:eastAsia="Microsoft JhengHei" w:cs="Microsoft JhengHei"/>
               <w:szCs w:val="24"/>
             </w:rPr>
-            <w:instrText xml:space="preserve"> HYPERLINK \l _Toc23834 </w:instrText>
+            <w:instrText xml:space="preserve"> HYPERLINK \l _Toc23471 </w:instrText>
           </w:r>
           <w:r>
             <w:rPr>
@@ -2762,7 +2760,7 @@
             <w:fldChar w:fldCharType="begin"/>
           </w:r>
           <w:r>
-            <w:instrText xml:space="preserve"> PAGEREF _Toc23834 \h </w:instrText>
+            <w:instrText xml:space="preserve"> PAGEREF _Toc23471 \h </w:instrText>
           </w:r>
           <w:r>
             <w:fldChar w:fldCharType="separate"/>
@@ -2800,7 +2798,7 @@
               <w:rFonts w:hint="eastAsia" w:ascii="Microsoft JhengHei" w:hAnsi="Microsoft JhengHei" w:eastAsia="Microsoft JhengHei" w:cs="Microsoft JhengHei"/>
               <w:szCs w:val="24"/>
             </w:rPr>
-            <w:instrText xml:space="preserve"> HYPERLINK \l _Toc10686 </w:instrText>
+            <w:instrText xml:space="preserve"> HYPERLINK \l _Toc10827 </w:instrText>
           </w:r>
           <w:r>
             <w:rPr>
@@ -2830,7 +2828,7 @@
             <w:fldChar w:fldCharType="begin"/>
           </w:r>
           <w:r>
-            <w:instrText xml:space="preserve"> PAGEREF _Toc10686 \h </w:instrText>
+            <w:instrText xml:space="preserve"> PAGEREF _Toc10827 \h </w:instrText>
           </w:r>
           <w:r>
             <w:fldChar w:fldCharType="separate"/>
@@ -2868,7 +2866,7 @@
               <w:rFonts w:hint="eastAsia" w:ascii="Microsoft JhengHei" w:hAnsi="Microsoft JhengHei" w:eastAsia="Microsoft JhengHei" w:cs="Microsoft JhengHei"/>
               <w:szCs w:val="24"/>
             </w:rPr>
-            <w:instrText xml:space="preserve"> HYPERLINK \l _Toc27709 </w:instrText>
+            <w:instrText xml:space="preserve"> HYPERLINK \l _Toc11663 </w:instrText>
           </w:r>
           <w:r>
             <w:rPr>
@@ -2893,7 +2891,7 @@
             <w:fldChar w:fldCharType="begin"/>
           </w:r>
           <w:r>
-            <w:instrText xml:space="preserve"> PAGEREF _Toc27709 \h </w:instrText>
+            <w:instrText xml:space="preserve"> PAGEREF _Toc11663 \h </w:instrText>
           </w:r>
           <w:r>
             <w:fldChar w:fldCharType="separate"/>
@@ -2931,7 +2929,7 @@
               <w:rFonts w:hint="eastAsia" w:ascii="Microsoft JhengHei" w:hAnsi="Microsoft JhengHei" w:eastAsia="Microsoft JhengHei" w:cs="Microsoft JhengHei"/>
               <w:szCs w:val="24"/>
             </w:rPr>
-            <w:instrText xml:space="preserve"> HYPERLINK \l _Toc8043 </w:instrText>
+            <w:instrText xml:space="preserve"> HYPERLINK \l _Toc27365 </w:instrText>
           </w:r>
           <w:r>
             <w:rPr>
@@ -2956,7 +2954,7 @@
             <w:fldChar w:fldCharType="begin"/>
           </w:r>
           <w:r>
-            <w:instrText xml:space="preserve"> PAGEREF _Toc8043 \h </w:instrText>
+            <w:instrText xml:space="preserve"> PAGEREF _Toc27365 \h </w:instrText>
           </w:r>
           <w:r>
             <w:fldChar w:fldCharType="separate"/>
@@ -2994,7 +2992,7 @@
               <w:rFonts w:hint="eastAsia" w:ascii="Microsoft JhengHei" w:hAnsi="Microsoft JhengHei" w:eastAsia="Microsoft JhengHei" w:cs="Microsoft JhengHei"/>
               <w:szCs w:val="24"/>
             </w:rPr>
-            <w:instrText xml:space="preserve"> HYPERLINK \l _Toc31248 </w:instrText>
+            <w:instrText xml:space="preserve"> HYPERLINK \l _Toc24624 </w:instrText>
           </w:r>
           <w:r>
             <w:rPr>
@@ -3019,7 +3017,7 @@
             <w:fldChar w:fldCharType="begin"/>
           </w:r>
           <w:r>
-            <w:instrText xml:space="preserve"> PAGEREF _Toc31248 \h </w:instrText>
+            <w:instrText xml:space="preserve"> PAGEREF _Toc24624 \h </w:instrText>
           </w:r>
           <w:r>
             <w:fldChar w:fldCharType="separate"/>
@@ -3057,7 +3055,7 @@
               <w:rFonts w:hint="eastAsia" w:ascii="Microsoft JhengHei" w:hAnsi="Microsoft JhengHei" w:eastAsia="Microsoft JhengHei" w:cs="Microsoft JhengHei"/>
               <w:szCs w:val="24"/>
             </w:rPr>
-            <w:instrText xml:space="preserve"> HYPERLINK \l _Toc8454 </w:instrText>
+            <w:instrText xml:space="preserve"> HYPERLINK \l _Toc12376 </w:instrText>
           </w:r>
           <w:r>
             <w:rPr>
@@ -3082,7 +3080,7 @@
             <w:fldChar w:fldCharType="begin"/>
           </w:r>
           <w:r>
-            <w:instrText xml:space="preserve"> PAGEREF _Toc8454 \h </w:instrText>
+            <w:instrText xml:space="preserve"> PAGEREF _Toc12376 \h </w:instrText>
           </w:r>
           <w:r>
             <w:fldChar w:fldCharType="separate"/>
@@ -3120,7 +3118,7 @@
               <w:rFonts w:hint="eastAsia" w:ascii="Microsoft JhengHei" w:hAnsi="Microsoft JhengHei" w:eastAsia="Microsoft JhengHei" w:cs="Microsoft JhengHei"/>
               <w:szCs w:val="24"/>
             </w:rPr>
-            <w:instrText xml:space="preserve"> HYPERLINK \l _Toc3363 </w:instrText>
+            <w:instrText xml:space="preserve"> HYPERLINK \l _Toc18424 </w:instrText>
           </w:r>
           <w:r>
             <w:rPr>
@@ -3145,7 +3143,7 @@
             <w:fldChar w:fldCharType="begin"/>
           </w:r>
           <w:r>
-            <w:instrText xml:space="preserve"> PAGEREF _Toc3363 \h </w:instrText>
+            <w:instrText xml:space="preserve"> PAGEREF _Toc18424 \h </w:instrText>
           </w:r>
           <w:r>
             <w:fldChar w:fldCharType="separate"/>
@@ -3183,7 +3181,7 @@
               <w:rFonts w:hint="eastAsia" w:ascii="Microsoft JhengHei" w:hAnsi="Microsoft JhengHei" w:eastAsia="Microsoft JhengHei" w:cs="Microsoft JhengHei"/>
               <w:szCs w:val="24"/>
             </w:rPr>
-            <w:instrText xml:space="preserve"> HYPERLINK \l _Toc21694 </w:instrText>
+            <w:instrText xml:space="preserve"> HYPERLINK \l _Toc24641 </w:instrText>
           </w:r>
           <w:r>
             <w:rPr>
@@ -3208,7 +3206,7 @@
             <w:fldChar w:fldCharType="begin"/>
           </w:r>
           <w:r>
-            <w:instrText xml:space="preserve"> PAGEREF _Toc21694 \h </w:instrText>
+            <w:instrText xml:space="preserve"> PAGEREF _Toc24641 \h </w:instrText>
           </w:r>
           <w:r>
             <w:fldChar w:fldCharType="separate"/>
@@ -3246,7 +3244,7 @@
               <w:rFonts w:hint="eastAsia" w:ascii="Microsoft JhengHei" w:hAnsi="Microsoft JhengHei" w:eastAsia="Microsoft JhengHei" w:cs="Microsoft JhengHei"/>
               <w:szCs w:val="24"/>
             </w:rPr>
-            <w:instrText xml:space="preserve"> HYPERLINK \l _Toc3397 </w:instrText>
+            <w:instrText xml:space="preserve"> HYPERLINK \l _Toc21398 </w:instrText>
           </w:r>
           <w:r>
             <w:rPr>
@@ -3271,7 +3269,7 @@
             <w:fldChar w:fldCharType="begin"/>
           </w:r>
           <w:r>
-            <w:instrText xml:space="preserve"> PAGEREF _Toc3397 \h </w:instrText>
+            <w:instrText xml:space="preserve"> PAGEREF _Toc21398 \h </w:instrText>
           </w:r>
           <w:r>
             <w:fldChar w:fldCharType="separate"/>
@@ -3309,7 +3307,7 @@
               <w:rFonts w:hint="eastAsia" w:ascii="Microsoft JhengHei" w:hAnsi="Microsoft JhengHei" w:eastAsia="Microsoft JhengHei" w:cs="Microsoft JhengHei"/>
               <w:szCs w:val="24"/>
             </w:rPr>
-            <w:instrText xml:space="preserve"> HYPERLINK \l _Toc23581 </w:instrText>
+            <w:instrText xml:space="preserve"> HYPERLINK \l _Toc30711 </w:instrText>
           </w:r>
           <w:r>
             <w:rPr>
@@ -3334,7 +3332,7 @@
             <w:fldChar w:fldCharType="begin"/>
           </w:r>
           <w:r>
-            <w:instrText xml:space="preserve"> PAGEREF _Toc23581 \h </w:instrText>
+            <w:instrText xml:space="preserve"> PAGEREF _Toc30711 \h </w:instrText>
           </w:r>
           <w:r>
             <w:fldChar w:fldCharType="separate"/>
@@ -3372,7 +3370,7 @@
               <w:rFonts w:hint="eastAsia" w:ascii="Microsoft JhengHei" w:hAnsi="Microsoft JhengHei" w:eastAsia="Microsoft JhengHei" w:cs="Microsoft JhengHei"/>
               <w:szCs w:val="24"/>
             </w:rPr>
-            <w:instrText xml:space="preserve"> HYPERLINK \l _Toc21250 </w:instrText>
+            <w:instrText xml:space="preserve"> HYPERLINK \l _Toc14053 </w:instrText>
           </w:r>
           <w:r>
             <w:rPr>
@@ -3397,7 +3395,7 @@
             <w:fldChar w:fldCharType="begin"/>
           </w:r>
           <w:r>
-            <w:instrText xml:space="preserve"> PAGEREF _Toc21250 \h </w:instrText>
+            <w:instrText xml:space="preserve"> PAGEREF _Toc14053 \h </w:instrText>
           </w:r>
           <w:r>
             <w:fldChar w:fldCharType="separate"/>
@@ -3435,7 +3433,7 @@
               <w:rFonts w:hint="eastAsia" w:ascii="Microsoft JhengHei" w:hAnsi="Microsoft JhengHei" w:eastAsia="Microsoft JhengHei" w:cs="Microsoft JhengHei"/>
               <w:szCs w:val="24"/>
             </w:rPr>
-            <w:instrText xml:space="preserve"> HYPERLINK \l _Toc7673 </w:instrText>
+            <w:instrText xml:space="preserve"> HYPERLINK \l _Toc16476 </w:instrText>
           </w:r>
           <w:r>
             <w:rPr>
@@ -3460,7 +3458,7 @@
             <w:fldChar w:fldCharType="begin"/>
           </w:r>
           <w:r>
-            <w:instrText xml:space="preserve"> PAGEREF _Toc7673 \h </w:instrText>
+            <w:instrText xml:space="preserve"> PAGEREF _Toc16476 \h </w:instrText>
           </w:r>
           <w:r>
             <w:fldChar w:fldCharType="separate"/>
@@ -3498,7 +3496,7 @@
               <w:rFonts w:hint="eastAsia" w:ascii="Microsoft JhengHei" w:hAnsi="Microsoft JhengHei" w:eastAsia="Microsoft JhengHei" w:cs="Microsoft JhengHei"/>
               <w:szCs w:val="24"/>
             </w:rPr>
-            <w:instrText xml:space="preserve"> HYPERLINK \l _Toc24656 </w:instrText>
+            <w:instrText xml:space="preserve"> HYPERLINK \l _Toc12774 </w:instrText>
           </w:r>
           <w:r>
             <w:rPr>
@@ -3523,7 +3521,7 @@
             <w:fldChar w:fldCharType="begin"/>
           </w:r>
           <w:r>
-            <w:instrText xml:space="preserve"> PAGEREF _Toc24656 \h </w:instrText>
+            <w:instrText xml:space="preserve"> PAGEREF _Toc12774 \h </w:instrText>
           </w:r>
           <w:r>
             <w:fldChar w:fldCharType="separate"/>
@@ -3618,7 +3616,7 @@
         <w:snapToGrid w:val="0"/>
         <w:textAlignment w:val="baseline"/>
       </w:pPr>
-      <w:bookmarkStart w:id="3" w:name="_Toc28847"/>
+      <w:bookmarkStart w:id="3" w:name="_Toc10288"/>
       <w:r>
         <w:t>目的</w:t>
       </w:r>
@@ -3845,7 +3843,7 @@
         <w:snapToGrid w:val="0"/>
         <w:textAlignment w:val="baseline"/>
       </w:pPr>
-      <w:bookmarkStart w:id="4" w:name="_Toc24611"/>
+      <w:bookmarkStart w:id="4" w:name="_Toc32717"/>
       <w:r>
         <w:t>适用范围</w:t>
       </w:r>
@@ -3891,7 +3889,7 @@
         <w:snapToGrid w:val="0"/>
         <w:textAlignment w:val="baseline"/>
       </w:pPr>
-      <w:bookmarkStart w:id="5" w:name="_Toc141"/>
+      <w:bookmarkStart w:id="5" w:name="_Toc28519"/>
       <w:r>
         <w:t>术语、缩略词和定义</w:t>
       </w:r>
@@ -3952,12 +3950,6 @@
             <w:insideH w:val="single" w:color="000000" w:sz="6" w:space="0"/>
             <w:insideV w:val="single" w:color="000000" w:sz="6" w:space="0"/>
           </w:tblBorders>
-          <w:tblCellMar>
-            <w:top w:w="0" w:type="dxa"/>
-            <w:left w:w="0" w:type="dxa"/>
-            <w:bottom w:w="0" w:type="dxa"/>
-            <w:right w:w="0" w:type="dxa"/>
-          </w:tblCellMar>
         </w:tblPrEx>
         <w:trPr>
           <w:trHeight w:val="784" w:hRule="atLeast"/>
@@ -4436,7 +4428,7 @@
         <w:snapToGrid w:val="0"/>
         <w:textAlignment w:val="baseline"/>
       </w:pPr>
-      <w:bookmarkStart w:id="6" w:name="_Toc23346"/>
+      <w:bookmarkStart w:id="6" w:name="_Toc17395"/>
       <w:r>
         <w:t>角色与职责</w:t>
       </w:r>
@@ -4928,6 +4920,8 @@
                 <w:szCs w:val="21"/>
               </w:rPr>
             </w:pPr>
+            <w:bookmarkStart w:id="35" w:name="_GoBack"/>
+            <w:bookmarkEnd w:id="35"/>
             <w:r>
               <w:rPr>
                 <w:rFonts w:ascii="宋体" w:hAnsi="宋体" w:eastAsia="宋体" w:cs="宋体"/>
@@ -5314,7 +5308,7 @@
         <w:snapToGrid w:val="0"/>
         <w:textAlignment w:val="baseline"/>
       </w:pPr>
-      <w:bookmarkStart w:id="7" w:name="_Toc16137"/>
+      <w:bookmarkStart w:id="7" w:name="_Toc2098"/>
       <w:r>
         <w:t>服务级别管理流程</w:t>
       </w:r>
@@ -5340,7 +5334,7 @@
       </w:pPr>
       <w:bookmarkStart w:id="8" w:name="bookmark29"/>
       <w:bookmarkEnd w:id="8"/>
-      <w:bookmarkStart w:id="9" w:name="_Toc479"/>
+      <w:bookmarkStart w:id="9" w:name="_Toc12802"/>
       <w:r>
         <w:t>流程原则</w:t>
       </w:r>
@@ -5366,7 +5360,7 @@
       </w:pPr>
       <w:bookmarkStart w:id="10" w:name="bookmark30"/>
       <w:bookmarkEnd w:id="10"/>
-      <w:bookmarkStart w:id="11" w:name="_Toc20795"/>
+      <w:bookmarkStart w:id="11" w:name="_Toc23645"/>
       <w:r>
         <w:t>流程触发条件</w:t>
       </w:r>
@@ -5468,7 +5462,7 @@
         <w:snapToGrid w:val="0"/>
         <w:textAlignment w:val="baseline"/>
       </w:pPr>
-      <w:bookmarkStart w:id="12" w:name="_Toc12994"/>
+      <w:bookmarkStart w:id="12" w:name="_Toc921"/>
       <w:r>
         <w:t>流程输入</w:t>
       </w:r>
@@ -5622,7 +5616,7 @@
         <w:snapToGrid w:val="0"/>
         <w:textAlignment w:val="baseline"/>
       </w:pPr>
-      <w:bookmarkStart w:id="13" w:name="_Toc6600"/>
+      <w:bookmarkStart w:id="13" w:name="_Toc493"/>
       <w:r>
         <w:t>流程输出</w:t>
       </w:r>
@@ -5804,7 +5798,7 @@
       </w:pPr>
       <w:bookmarkStart w:id="14" w:name="bookmark1"/>
       <w:bookmarkEnd w:id="14"/>
-      <w:bookmarkStart w:id="15" w:name="_Toc4753"/>
+      <w:bookmarkStart w:id="15" w:name="_Toc13831"/>
       <w:r>
         <w:t>服务级别管理流程图</w:t>
       </w:r>
@@ -5956,6 +5950,12 @@
             <w:insideH w:val="single" w:color="000000" w:sz="2" w:space="0"/>
             <w:insideV w:val="single" w:color="000000" w:sz="2" w:space="0"/>
           </w:tblBorders>
+          <w:tblCellMar>
+            <w:top w:w="0" w:type="dxa"/>
+            <w:left w:w="0" w:type="dxa"/>
+            <w:bottom w:w="0" w:type="dxa"/>
+            <w:right w:w="0" w:type="dxa"/>
+          </w:tblCellMar>
         </w:tblPrEx>
         <w:trPr>
           <w:trHeight w:val="586" w:hRule="atLeast"/>
@@ -8041,7 +8041,7 @@
         <w:snapToGrid w:val="0"/>
         <w:textAlignment w:val="baseline"/>
       </w:pPr>
-      <w:bookmarkStart w:id="16" w:name="_Toc27798"/>
+      <w:bookmarkStart w:id="16" w:name="_Toc10987"/>
       <w:r>
         <w:t>活动说明</w:t>
       </w:r>
@@ -8065,7 +8065,7 @@
         <w:snapToGrid w:val="0"/>
         <w:textAlignment w:val="baseline"/>
       </w:pPr>
-      <w:bookmarkStart w:id="17" w:name="_Toc26521"/>
+      <w:bookmarkStart w:id="17" w:name="_Toc32091"/>
       <w:r>
         <w:t>识别客户需求</w:t>
       </w:r>
@@ -8118,7 +8118,7 @@
         <w:snapToGrid w:val="0"/>
         <w:textAlignment w:val="baseline"/>
       </w:pPr>
-      <w:bookmarkStart w:id="18" w:name="_Toc6349"/>
+      <w:bookmarkStart w:id="18" w:name="_Toc1190"/>
       <w:r>
         <w:t>定义服务级别</w:t>
       </w:r>
@@ -8353,7 +8353,7 @@
         <w:snapToGrid w:val="0"/>
         <w:textAlignment w:val="baseline"/>
       </w:pPr>
-      <w:bookmarkStart w:id="19" w:name="_Toc9766"/>
+      <w:bookmarkStart w:id="19" w:name="_Toc32030"/>
       <w:r>
         <w:t>SLA的签订</w:t>
       </w:r>
@@ -8428,7 +8428,7 @@
         <w:snapToGrid w:val="0"/>
         <w:textAlignment w:val="baseline"/>
       </w:pPr>
-      <w:bookmarkStart w:id="20" w:name="_Toc17452"/>
+      <w:bookmarkStart w:id="20" w:name="_Toc2585"/>
       <w:r>
         <w:t>SLA的实施和监控</w:t>
       </w:r>
@@ -8474,7 +8474,7 @@
         <w:snapToGrid w:val="0"/>
         <w:textAlignment w:val="baseline"/>
       </w:pPr>
-      <w:bookmarkStart w:id="21" w:name="_Toc23834"/>
+      <w:bookmarkStart w:id="21" w:name="_Toc23471"/>
       <w:r>
         <w:t>服务级别评审</w:t>
       </w:r>
@@ -8524,7 +8524,7 @@
           <w:lang w:val="en-US" w:eastAsia="zh-CN"/>
         </w:rPr>
       </w:pPr>
-      <w:bookmarkStart w:id="22" w:name="_Toc10686"/>
+      <w:bookmarkStart w:id="22" w:name="_Toc10827"/>
       <w:r>
         <w:rPr>
           <w:rFonts w:hint="eastAsia"/>
@@ -9057,7 +9057,7 @@
         <w:snapToGrid w:val="0"/>
         <w:textAlignment w:val="baseline"/>
       </w:pPr>
-      <w:bookmarkStart w:id="23" w:name="_Toc27709"/>
+      <w:bookmarkStart w:id="23" w:name="_Toc11663"/>
       <w:r>
         <w:t>关键成功因素</w:t>
       </w:r>
@@ -9386,7 +9386,7 @@
         <w:snapToGrid w:val="0"/>
         <w:textAlignment w:val="baseline"/>
       </w:pPr>
-      <w:bookmarkStart w:id="24" w:name="_Toc8043"/>
+      <w:bookmarkStart w:id="24" w:name="_Toc27365"/>
       <w:r>
         <w:t>可能存在的风险</w:t>
       </w:r>
@@ -9697,7 +9697,7 @@
         <w:snapToGrid w:val="0"/>
         <w:textAlignment w:val="baseline"/>
       </w:pPr>
-      <w:bookmarkStart w:id="25" w:name="_Toc31248"/>
+      <w:bookmarkStart w:id="25" w:name="_Toc24624"/>
       <w:r>
         <w:t>与其他流程的关系</w:t>
       </w:r>
@@ -9723,7 +9723,7 @@
       </w:pPr>
       <w:bookmarkStart w:id="26" w:name="bookmark31"/>
       <w:bookmarkEnd w:id="26"/>
-      <w:bookmarkStart w:id="27" w:name="_Toc8454"/>
+      <w:bookmarkStart w:id="27" w:name="_Toc12376"/>
       <w:r>
         <w:t>与事件管理和问题管理</w:t>
       </w:r>
@@ -9828,7 +9828,7 @@
         <w:snapToGrid w:val="0"/>
         <w:textAlignment w:val="baseline"/>
       </w:pPr>
-      <w:bookmarkStart w:id="28" w:name="_Toc3363"/>
+      <w:bookmarkStart w:id="28" w:name="_Toc18424"/>
       <w:r>
         <w:t>与变更管理和发布管理</w:t>
       </w:r>
@@ -9933,7 +9933,7 @@
         <w:snapToGrid w:val="0"/>
         <w:textAlignment w:val="baseline"/>
       </w:pPr>
-      <w:bookmarkStart w:id="29" w:name="_Toc21694"/>
+      <w:bookmarkStart w:id="29" w:name="_Toc24641"/>
       <w:r>
         <w:t>与配置管理</w:t>
       </w:r>
@@ -9979,7 +9979,7 @@
         <w:snapToGrid w:val="0"/>
         <w:textAlignment w:val="baseline"/>
       </w:pPr>
-      <w:bookmarkStart w:id="30" w:name="_Toc3397"/>
+      <w:bookmarkStart w:id="30" w:name="_Toc21398"/>
       <w:r>
         <w:t>考核指标</w:t>
       </w:r>
@@ -10572,7 +10572,7 @@
         <w:snapToGrid w:val="0"/>
         <w:textAlignment w:val="baseline"/>
       </w:pPr>
-      <w:bookmarkStart w:id="31" w:name="_Toc23581"/>
+      <w:bookmarkStart w:id="31" w:name="_Toc30711"/>
       <w:r>
         <w:t>相关政策</w:t>
       </w:r>
@@ -10596,7 +10596,7 @@
         <w:snapToGrid w:val="0"/>
         <w:textAlignment w:val="baseline"/>
       </w:pPr>
-      <w:bookmarkStart w:id="32" w:name="_Toc21250"/>
+      <w:bookmarkStart w:id="32" w:name="_Toc14053"/>
       <w:r>
         <w:t>常规方针</w:t>
       </w:r>
@@ -10738,7 +10738,7 @@
         <w:snapToGrid w:val="0"/>
         <w:textAlignment w:val="baseline"/>
       </w:pPr>
-      <w:bookmarkStart w:id="33" w:name="_Toc7673"/>
+      <w:bookmarkStart w:id="33" w:name="_Toc16476"/>
       <w:r>
         <w:t>责任人方针</w:t>
       </w:r>
@@ -10794,7 +10794,7 @@
         <w:snapToGrid w:val="0"/>
         <w:textAlignment w:val="baseline"/>
       </w:pPr>
-      <w:bookmarkStart w:id="34" w:name="_Toc24656"/>
+      <w:bookmarkStart w:id="34" w:name="_Toc12774"/>
       <w:r>
         <w:t>相关文件及模板</w:t>
       </w:r>
